--- a/z6-pwiisi-5-1.docx
+++ b/z6-pwiisi-5-1.docx
@@ -161,7 +161,107 @@
           <w:sz w:val="32"/>
           <w:szCs w:val="32"/>
         </w:rPr>
-        <w:t>Interior decoration system using virtual reality technology (VR)</w:t>
+        <w:t xml:space="preserve">Interior </w:t>
+      </w:r>
+      <w:proofErr w:type="spellStart"/>
+      <w:r>
+        <w:rPr>
+          <w:rFonts w:ascii="Arial" w:hAnsi="Arial" w:cs="Arial"/>
+          <w:i/>
+          <w:sz w:val="32"/>
+          <w:szCs w:val="32"/>
+        </w:rPr>
+        <w:t>decoration</w:t>
+      </w:r>
+      <w:proofErr w:type="spellEnd"/>
+      <w:r>
+        <w:rPr>
+          <w:rFonts w:ascii="Arial" w:hAnsi="Arial" w:cs="Arial"/>
+          <w:i/>
+          <w:sz w:val="32"/>
+          <w:szCs w:val="32"/>
+        </w:rPr>
+        <w:t xml:space="preserve"> system </w:t>
+      </w:r>
+      <w:proofErr w:type="spellStart"/>
+      <w:r>
+        <w:rPr>
+          <w:rFonts w:ascii="Arial" w:hAnsi="Arial" w:cs="Arial"/>
+          <w:i/>
+          <w:sz w:val="32"/>
+          <w:szCs w:val="32"/>
+        </w:rPr>
+        <w:t>using</w:t>
+      </w:r>
+      <w:proofErr w:type="spellEnd"/>
+      <w:r>
+        <w:rPr>
+          <w:rFonts w:ascii="Arial" w:hAnsi="Arial" w:cs="Arial"/>
+          <w:i/>
+          <w:sz w:val="32"/>
+          <w:szCs w:val="32"/>
+        </w:rPr>
+        <w:t xml:space="preserve"> </w:t>
+      </w:r>
+      <w:proofErr w:type="spellStart"/>
+      <w:r>
+        <w:rPr>
+          <w:rFonts w:ascii="Arial" w:hAnsi="Arial" w:cs="Arial"/>
+          <w:i/>
+          <w:sz w:val="32"/>
+          <w:szCs w:val="32"/>
+        </w:rPr>
+        <w:t>virtual</w:t>
+      </w:r>
+      <w:proofErr w:type="spellEnd"/>
+      <w:r>
+        <w:rPr>
+          <w:rFonts w:ascii="Arial" w:hAnsi="Arial" w:cs="Arial"/>
+          <w:i/>
+          <w:sz w:val="32"/>
+          <w:szCs w:val="32"/>
+        </w:rPr>
+        <w:t xml:space="preserve"> </w:t>
+      </w:r>
+      <w:proofErr w:type="spellStart"/>
+      <w:r>
+        <w:rPr>
+          <w:rFonts w:ascii="Arial" w:hAnsi="Arial" w:cs="Arial"/>
+          <w:i/>
+          <w:sz w:val="32"/>
+          <w:szCs w:val="32"/>
+        </w:rPr>
+        <w:t>reality</w:t>
+      </w:r>
+      <w:proofErr w:type="spellEnd"/>
+      <w:r>
+        <w:rPr>
+          <w:rFonts w:ascii="Arial" w:hAnsi="Arial" w:cs="Arial"/>
+          <w:i/>
+          <w:sz w:val="32"/>
+          <w:szCs w:val="32"/>
+        </w:rPr>
+        <w:t xml:space="preserve"> </w:t>
+      </w:r>
+      <w:proofErr w:type="spellStart"/>
+      <w:r>
+        <w:rPr>
+          <w:rFonts w:ascii="Arial" w:hAnsi="Arial" w:cs="Arial"/>
+          <w:i/>
+          <w:sz w:val="32"/>
+          <w:szCs w:val="32"/>
+        </w:rPr>
+        <w:t>technology</w:t>
+      </w:r>
+      <w:proofErr w:type="spellEnd"/>
+      <w:r>
+        <w:rPr>
+          <w:rFonts w:ascii="Arial" w:hAnsi="Arial" w:cs="Arial"/>
+          <w:i/>
+          <w:sz w:val="32"/>
+          <w:szCs w:val="32"/>
+        </w:rPr>
+        <w:t xml:space="preserve"> (VR)</w:t>
       </w:r>
     </w:p>
     <w:p>
@@ -190,8 +290,18 @@
           <w:sz w:val="28"/>
           <w:szCs w:val="28"/>
         </w:rPr>
-        <w:t>Andrzej Paruch</w:t>
-      </w:r>
+        <w:t xml:space="preserve">Andrzej </w:t>
+      </w:r>
+      <w:proofErr w:type="spellStart"/>
+      <w:r>
+        <w:rPr>
+          <w:rFonts w:ascii="Arial" w:hAnsi="Arial" w:cs="Arial"/>
+          <w:sz w:val="28"/>
+          <w:szCs w:val="28"/>
+        </w:rPr>
+        <w:t>Paruch</w:t>
+      </w:r>
+      <w:proofErr w:type="spellEnd"/>
     </w:p>
     <w:p>
       <w:pPr>
@@ -344,25 +454,104 @@
         <w:jc w:val="center"/>
         <w:rPr>
           <w:rFonts w:ascii="Arial" w:hAnsi="Arial" w:cs="Arial"/>
-        </w:rPr>
-      </w:pPr>
-      <w:r>
-        <w:rPr>
-          <w:rFonts w:ascii="Arial" w:hAnsi="Arial" w:cs="Arial"/>
           <w:i/>
         </w:rPr>
-        <w:t>Częstochowa, …….</w:t>
-      </w:r>
+        <w:sectPr>
+          <w:footerReference w:type="even" r:id="rId7"/>
+          <w:footerReference w:type="default" r:id="rId8"/>
+          <w:pgSz w:w="11906" w:h="16838"/>
+          <w:pgMar w:top="1418" w:right="1418" w:bottom="1418" w:left="1418" w:header="709" w:footer="709" w:gutter="0"/>
+          <w:pgNumType w:start="1"/>
+          <w:cols w:space="708"/>
+          <w:docGrid w:linePitch="360"/>
+        </w:sectPr>
+      </w:pPr>
+      <w:r>
+        <w:rPr>
+          <w:rFonts w:ascii="Arial" w:hAnsi="Arial" w:cs="Arial"/>
+          <w:i/>
+        </w:rPr>
+        <w:t xml:space="preserve">Częstochowa, </w:t>
+      </w:r>
+      <w:proofErr w:type="gramStart"/>
+      <w:r>
+        <w:rPr>
+          <w:rFonts w:ascii="Arial" w:hAnsi="Arial" w:cs="Arial"/>
+          <w:i/>
+        </w:rPr>
+        <w:t>…….</w:t>
+      </w:r>
+      <w:proofErr w:type="gramEnd"/>
+    </w:p>
+    <w:p>
+      <w:pPr>
+        <w:pStyle w:val="Praca"/>
+      </w:pPr>
+    </w:p>
+    <w:p>
+      <w:pPr>
+        <w:pStyle w:val="Praca"/>
+      </w:pPr>
+    </w:p>
+    <w:p>
+      <w:pPr>
+        <w:suppressAutoHyphens w:val="0"/>
+        <w:autoSpaceDN/>
+        <w:spacing w:after="0" w:line="240" w:lineRule="auto"/>
+        <w:textAlignment w:val="auto"/>
+        <w:rPr>
+          <w:rFonts w:ascii="Arial" w:hAnsi="Arial" w:cs="Arial"/>
+          <w:sz w:val="24"/>
+          <w:szCs w:val="24"/>
+        </w:rPr>
+      </w:pPr>
+      <w:r>
+        <w:br w:type="page"/>
+      </w:r>
+    </w:p>
+    <w:p>
+      <w:pPr>
+        <w:pStyle w:val="Praca"/>
+        <w:sectPr>
+          <w:pgSz w:w="11906" w:h="16838"/>
+          <w:pgMar w:top="1134" w:right="1134" w:bottom="1134" w:left="1985" w:header="709" w:footer="709" w:gutter="0"/>
+          <w:pgNumType w:start="3"/>
+          <w:cols w:space="708"/>
+          <w:docGrid w:linePitch="360"/>
+        </w:sectPr>
+      </w:pPr>
+    </w:p>
+    <w:p>
+      <w:pPr>
+        <w:pStyle w:val="Praca"/>
+      </w:pPr>
+    </w:p>
+    <w:p>
+      <w:pPr>
+        <w:suppressAutoHyphens w:val="0"/>
+        <w:autoSpaceDN/>
+        <w:spacing w:after="0" w:line="240" w:lineRule="auto"/>
+        <w:textAlignment w:val="auto"/>
+        <w:rPr>
+          <w:rFonts w:ascii="Arial" w:hAnsi="Arial" w:cs="Arial"/>
+          <w:sz w:val="24"/>
+          <w:szCs w:val="24"/>
+        </w:rPr>
+      </w:pPr>
+      <w:r>
+        <w:br w:type="page"/>
+      </w:r>
+    </w:p>
+    <w:p>
+      <w:pPr>
+        <w:pStyle w:val="Praca"/>
+      </w:pPr>
     </w:p>
     <w:sectPr>
-      <w:headerReference w:type="even" r:id="rId7"/>
-      <w:headerReference w:type="default" r:id="rId8"/>
-      <w:footerReference w:type="even" r:id="rId9"/>
-      <w:footerReference w:type="default" r:id="rId10"/>
-      <w:headerReference w:type="first" r:id="rId11"/>
-      <w:footerReference w:type="first" r:id="rId12"/>
+      <w:footerReference w:type="default" r:id="rId9"/>
       <w:pgSz w:w="11906" w:h="16838"/>
-      <w:pgMar w:top="1417" w:right="1417" w:bottom="1417" w:left="1417" w:header="708" w:footer="708" w:gutter="0"/>
+      <w:pgMar w:top="1134" w:right="1134" w:bottom="1134" w:left="1985" w:header="709" w:footer="709" w:gutter="0"/>
+      <w:pgNumType w:start="3"/>
       <w:cols w:space="708"/>
       <w:docGrid w:linePitch="360"/>
     </w:sectPr>
@@ -397,6 +586,37 @@
 
 <file path=word/footer1.xml><?xml version="1.0" encoding="utf-8"?>
 <w:ftr xmlns:wpc="http://schemas.microsoft.com/office/word/2010/wordprocessingCanvas" xmlns:cx="http://schemas.microsoft.com/office/drawing/2014/chartex" xmlns:cx1="http://schemas.microsoft.com/office/drawing/2015/9/8/chartex" xmlns:cx2="http://schemas.microsoft.com/office/drawing/2015/10/21/chartex" xmlns:cx3="http://schemas.microsoft.com/office/drawing/2016/5/9/chartex" xmlns:cx4="http://schemas.microsoft.com/office/drawing/2016/5/10/chartex" xmlns:cx5="http://schemas.microsoft.com/office/drawing/2016/5/11/chartex" xmlns:cx6="http://schemas.microsoft.com/office/drawing/2016/5/12/chartex" xmlns:cx7="http://schemas.microsoft.com/office/drawing/2016/5/13/chartex" xmlns:cx8="http://schemas.microsoft.com/office/drawing/2016/5/14/chartex" xmlns:mc="http://schemas.openxmlformats.org/markup-compatibility/2006" xmlns:aink="http://schemas.microsoft.com/office/drawing/2016/ink" xmlns:am3d="http://schemas.microsoft.com/office/drawing/2017/model3d" xmlns:o="urn:schemas-microsoft-com:office:office" xmlns:oel="http://schemas.microsoft.com/office/2019/extlst" xmlns:r="http://schemas.openxmlformats.org/officeDocument/2006/relationships" xmlns:m="http://schemas.openxmlformats.org/officeDocument/2006/math" xmlns:v="urn:schemas-microsoft-com:vml" xmlns:wp14="http://schemas.microsoft.com/office/word/2010/wordprocessingDrawing" xmlns:wp="http://schemas.openxmlformats.org/drawingml/2006/wordprocessingDrawing" xmlns:w10="urn:schemas-microsoft-com:office:word" xmlns:w="http://schemas.openxmlformats.org/wordprocessingml/2006/main" xmlns:w14="http://schemas.microsoft.com/office/word/2010/wordml" xmlns:w15="http://schemas.microsoft.com/office/word/2012/wordml" xmlns:w16cex="http://schemas.microsoft.com/office/word/2018/wordml/cex" xmlns:w16cid="http://schemas.microsoft.com/office/word/2016/wordml/cid" xmlns:w16="http://schemas.microsoft.com/office/word/2018/wordml" xmlns:w16du="http://schemas.microsoft.com/office/word/2023/wordml/word16du" xmlns:w16sdtdh="http://schemas.microsoft.com/office/word/2020/wordml/sdtdatahash" xmlns:w16sdtfl="http://schemas.microsoft.com/office/word/2024/wordml/sdtformatlock" xmlns:w16se="http://schemas.microsoft.com/office/word/2015/wordml/symex" xmlns:wpg="http://schemas.microsoft.com/office/word/2010/wordprocessingGroup" xmlns:wpi="http://schemas.microsoft.com/office/word/2010/wordprocessingInk" xmlns:wne="http://schemas.microsoft.com/office/word/2006/wordml" xmlns:wps="http://schemas.microsoft.com/office/word/2010/wordprocessingShape" mc:Ignorable="w14 w15 w16se w16cid w16 w16cex w16sdtdh w16sdtfl w16du wp14">
+  <w:sdt>
+    <w:sdtPr>
+      <w:id w:val="-1201866857"/>
+      <w:docPartObj>
+        <w:docPartGallery w:val="Page Numbers (Bottom of Page)"/>
+        <w:docPartUnique/>
+      </w:docPartObj>
+    </w:sdtPr>
+    <w:sdtContent>
+      <w:p>
+        <w:pPr>
+          <w:pStyle w:val="Stopka"/>
+        </w:pPr>
+        <w:r>
+          <w:fldChar w:fldCharType="begin"/>
+        </w:r>
+        <w:r>
+          <w:instrText>PAGE   \* MERGEFORMAT</w:instrText>
+        </w:r>
+        <w:r>
+          <w:fldChar w:fldCharType="separate"/>
+        </w:r>
+        <w:r>
+          <w:t>2</w:t>
+        </w:r>
+        <w:r>
+          <w:fldChar w:fldCharType="end"/>
+        </w:r>
+      </w:p>
+    </w:sdtContent>
+  </w:sdt>
   <w:p>
     <w:pPr>
       <w:pStyle w:val="Stopka"/>
@@ -418,9 +638,42 @@
 
 <file path=word/footer3.xml><?xml version="1.0" encoding="utf-8"?>
 <w:ftr xmlns:wpc="http://schemas.microsoft.com/office/word/2010/wordprocessingCanvas" xmlns:cx="http://schemas.microsoft.com/office/drawing/2014/chartex" xmlns:cx1="http://schemas.microsoft.com/office/drawing/2015/9/8/chartex" xmlns:cx2="http://schemas.microsoft.com/office/drawing/2015/10/21/chartex" xmlns:cx3="http://schemas.microsoft.com/office/drawing/2016/5/9/chartex" xmlns:cx4="http://schemas.microsoft.com/office/drawing/2016/5/10/chartex" xmlns:cx5="http://schemas.microsoft.com/office/drawing/2016/5/11/chartex" xmlns:cx6="http://schemas.microsoft.com/office/drawing/2016/5/12/chartex" xmlns:cx7="http://schemas.microsoft.com/office/drawing/2016/5/13/chartex" xmlns:cx8="http://schemas.microsoft.com/office/drawing/2016/5/14/chartex" xmlns:mc="http://schemas.openxmlformats.org/markup-compatibility/2006" xmlns:aink="http://schemas.microsoft.com/office/drawing/2016/ink" xmlns:am3d="http://schemas.microsoft.com/office/drawing/2017/model3d" xmlns:o="urn:schemas-microsoft-com:office:office" xmlns:oel="http://schemas.microsoft.com/office/2019/extlst" xmlns:r="http://schemas.openxmlformats.org/officeDocument/2006/relationships" xmlns:m="http://schemas.openxmlformats.org/officeDocument/2006/math" xmlns:v="urn:schemas-microsoft-com:vml" xmlns:wp14="http://schemas.microsoft.com/office/word/2010/wordprocessingDrawing" xmlns:wp="http://schemas.openxmlformats.org/drawingml/2006/wordprocessingDrawing" xmlns:w10="urn:schemas-microsoft-com:office:word" xmlns:w="http://schemas.openxmlformats.org/wordprocessingml/2006/main" xmlns:w14="http://schemas.microsoft.com/office/word/2010/wordml" xmlns:w15="http://schemas.microsoft.com/office/word/2012/wordml" xmlns:w16cex="http://schemas.microsoft.com/office/word/2018/wordml/cex" xmlns:w16cid="http://schemas.microsoft.com/office/word/2016/wordml/cid" xmlns:w16="http://schemas.microsoft.com/office/word/2018/wordml" xmlns:w16du="http://schemas.microsoft.com/office/word/2023/wordml/word16du" xmlns:w16sdtdh="http://schemas.microsoft.com/office/word/2020/wordml/sdtdatahash" xmlns:w16sdtfl="http://schemas.microsoft.com/office/word/2024/wordml/sdtformatlock" xmlns:w16se="http://schemas.microsoft.com/office/word/2015/wordml/symex" xmlns:wpg="http://schemas.microsoft.com/office/word/2010/wordprocessingGroup" xmlns:wpi="http://schemas.microsoft.com/office/word/2010/wordprocessingInk" xmlns:wne="http://schemas.microsoft.com/office/word/2006/wordml" xmlns:wps="http://schemas.microsoft.com/office/word/2010/wordprocessingShape" mc:Ignorable="w14 w15 w16se w16cid w16 w16cex w16sdtdh w16sdtfl w16du wp14">
+  <w:sdt>
+    <w:sdtPr>
+      <w:id w:val="-739792456"/>
+      <w:docPartObj>
+        <w:docPartGallery w:val="Page Numbers (Bottom of Page)"/>
+        <w:docPartUnique/>
+      </w:docPartObj>
+    </w:sdtPr>
+    <w:sdtContent>
+      <w:p>
+        <w:pPr>
+          <w:pStyle w:val="Stopka"/>
+          <w:jc w:val="right"/>
+        </w:pPr>
+        <w:r>
+          <w:fldChar w:fldCharType="begin"/>
+        </w:r>
+        <w:r>
+          <w:instrText>PAGE   \* MERGEFORMAT</w:instrText>
+        </w:r>
+        <w:r>
+          <w:fldChar w:fldCharType="separate"/>
+        </w:r>
+        <w:r>
+          <w:t>2</w:t>
+        </w:r>
+        <w:r>
+          <w:fldChar w:fldCharType="end"/>
+        </w:r>
+      </w:p>
+    </w:sdtContent>
+  </w:sdt>
   <w:p>
     <w:pPr>
       <w:pStyle w:val="Stopka"/>
+      <w:ind w:right="360"/>
     </w:pPr>
   </w:p>
 </w:ftr>
@@ -449,36 +702,6 @@
     </w:p>
   </w:footnote>
 </w:footnotes>
-</file>
-
-<file path=word/header1.xml><?xml version="1.0" encoding="utf-8"?>
-<w:hdr xmlns:wpc="http://schemas.microsoft.com/office/word/2010/wordprocessingCanvas" xmlns:cx="http://schemas.microsoft.com/office/drawing/2014/chartex" xmlns:cx1="http://schemas.microsoft.com/office/drawing/2015/9/8/chartex" xmlns:cx2="http://schemas.microsoft.com/office/drawing/2015/10/21/chartex" xmlns:cx3="http://schemas.microsoft.com/office/drawing/2016/5/9/chartex" xmlns:cx4="http://schemas.microsoft.com/office/drawing/2016/5/10/chartex" xmlns:cx5="http://schemas.microsoft.com/office/drawing/2016/5/11/chartex" xmlns:cx6="http://schemas.microsoft.com/office/drawing/2016/5/12/chartex" xmlns:cx7="http://schemas.microsoft.com/office/drawing/2016/5/13/chartex" xmlns:cx8="http://schemas.microsoft.com/office/drawing/2016/5/14/chartex" xmlns:mc="http://schemas.openxmlformats.org/markup-compatibility/2006" xmlns:aink="http://schemas.microsoft.com/office/drawing/2016/ink" xmlns:am3d="http://schemas.microsoft.com/office/drawing/2017/model3d" xmlns:o="urn:schemas-microsoft-com:office:office" xmlns:oel="http://schemas.microsoft.com/office/2019/extlst" xmlns:r="http://schemas.openxmlformats.org/officeDocument/2006/relationships" xmlns:m="http://schemas.openxmlformats.org/officeDocument/2006/math" xmlns:v="urn:schemas-microsoft-com:vml" xmlns:wp14="http://schemas.microsoft.com/office/word/2010/wordprocessingDrawing" xmlns:wp="http://schemas.openxmlformats.org/drawingml/2006/wordprocessingDrawing" xmlns:w10="urn:schemas-microsoft-com:office:word" xmlns:w="http://schemas.openxmlformats.org/wordprocessingml/2006/main" xmlns:w14="http://schemas.microsoft.com/office/word/2010/wordml" xmlns:w15="http://schemas.microsoft.com/office/word/2012/wordml" xmlns:w16cex="http://schemas.microsoft.com/office/word/2018/wordml/cex" xmlns:w16cid="http://schemas.microsoft.com/office/word/2016/wordml/cid" xmlns:w16="http://schemas.microsoft.com/office/word/2018/wordml" xmlns:w16du="http://schemas.microsoft.com/office/word/2023/wordml/word16du" xmlns:w16sdtdh="http://schemas.microsoft.com/office/word/2020/wordml/sdtdatahash" xmlns:w16sdtfl="http://schemas.microsoft.com/office/word/2024/wordml/sdtformatlock" xmlns:w16se="http://schemas.microsoft.com/office/word/2015/wordml/symex" xmlns:wpg="http://schemas.microsoft.com/office/word/2010/wordprocessingGroup" xmlns:wpi="http://schemas.microsoft.com/office/word/2010/wordprocessingInk" xmlns:wne="http://schemas.microsoft.com/office/word/2006/wordml" xmlns:wps="http://schemas.microsoft.com/office/word/2010/wordprocessingShape" mc:Ignorable="w14 w15 w16se w16cid w16 w16cex w16sdtdh w16sdtfl w16du wp14">
-  <w:p>
-    <w:pPr>
-      <w:pStyle w:val="Nagwek"/>
-    </w:pPr>
-  </w:p>
-</w:hdr>
-</file>
-
-<file path=word/header2.xml><?xml version="1.0" encoding="utf-8"?>
-<w:hdr xmlns:wpc="http://schemas.microsoft.com/office/word/2010/wordprocessingCanvas" xmlns:cx="http://schemas.microsoft.com/office/drawing/2014/chartex" xmlns:cx1="http://schemas.microsoft.com/office/drawing/2015/9/8/chartex" xmlns:cx2="http://schemas.microsoft.com/office/drawing/2015/10/21/chartex" xmlns:cx3="http://schemas.microsoft.com/office/drawing/2016/5/9/chartex" xmlns:cx4="http://schemas.microsoft.com/office/drawing/2016/5/10/chartex" xmlns:cx5="http://schemas.microsoft.com/office/drawing/2016/5/11/chartex" xmlns:cx6="http://schemas.microsoft.com/office/drawing/2016/5/12/chartex" xmlns:cx7="http://schemas.microsoft.com/office/drawing/2016/5/13/chartex" xmlns:cx8="http://schemas.microsoft.com/office/drawing/2016/5/14/chartex" xmlns:mc="http://schemas.openxmlformats.org/markup-compatibility/2006" xmlns:aink="http://schemas.microsoft.com/office/drawing/2016/ink" xmlns:am3d="http://schemas.microsoft.com/office/drawing/2017/model3d" xmlns:o="urn:schemas-microsoft-com:office:office" xmlns:oel="http://schemas.microsoft.com/office/2019/extlst" xmlns:r="http://schemas.openxmlformats.org/officeDocument/2006/relationships" xmlns:m="http://schemas.openxmlformats.org/officeDocument/2006/math" xmlns:v="urn:schemas-microsoft-com:vml" xmlns:wp14="http://schemas.microsoft.com/office/word/2010/wordprocessingDrawing" xmlns:wp="http://schemas.openxmlformats.org/drawingml/2006/wordprocessingDrawing" xmlns:w10="urn:schemas-microsoft-com:office:word" xmlns:w="http://schemas.openxmlformats.org/wordprocessingml/2006/main" xmlns:w14="http://schemas.microsoft.com/office/word/2010/wordml" xmlns:w15="http://schemas.microsoft.com/office/word/2012/wordml" xmlns:w16cex="http://schemas.microsoft.com/office/word/2018/wordml/cex" xmlns:w16cid="http://schemas.microsoft.com/office/word/2016/wordml/cid" xmlns:w16="http://schemas.microsoft.com/office/word/2018/wordml" xmlns:w16du="http://schemas.microsoft.com/office/word/2023/wordml/word16du" xmlns:w16sdtdh="http://schemas.microsoft.com/office/word/2020/wordml/sdtdatahash" xmlns:w16sdtfl="http://schemas.microsoft.com/office/word/2024/wordml/sdtformatlock" xmlns:w16se="http://schemas.microsoft.com/office/word/2015/wordml/symex" xmlns:wpg="http://schemas.microsoft.com/office/word/2010/wordprocessingGroup" xmlns:wpi="http://schemas.microsoft.com/office/word/2010/wordprocessingInk" xmlns:wne="http://schemas.microsoft.com/office/word/2006/wordml" xmlns:wps="http://schemas.microsoft.com/office/word/2010/wordprocessingShape" mc:Ignorable="w14 w15 w16se w16cid w16 w16cex w16sdtdh w16sdtfl w16du wp14">
-  <w:p>
-    <w:pPr>
-      <w:pStyle w:val="Nagwek"/>
-    </w:pPr>
-  </w:p>
-</w:hdr>
-</file>
-
-<file path=word/header3.xml><?xml version="1.0" encoding="utf-8"?>
-<w:hdr xmlns:wpc="http://schemas.microsoft.com/office/word/2010/wordprocessingCanvas" xmlns:cx="http://schemas.microsoft.com/office/drawing/2014/chartex" xmlns:cx1="http://schemas.microsoft.com/office/drawing/2015/9/8/chartex" xmlns:cx2="http://schemas.microsoft.com/office/drawing/2015/10/21/chartex" xmlns:cx3="http://schemas.microsoft.com/office/drawing/2016/5/9/chartex" xmlns:cx4="http://schemas.microsoft.com/office/drawing/2016/5/10/chartex" xmlns:cx5="http://schemas.microsoft.com/office/drawing/2016/5/11/chartex" xmlns:cx6="http://schemas.microsoft.com/office/drawing/2016/5/12/chartex" xmlns:cx7="http://schemas.microsoft.com/office/drawing/2016/5/13/chartex" xmlns:cx8="http://schemas.microsoft.com/office/drawing/2016/5/14/chartex" xmlns:mc="http://schemas.openxmlformats.org/markup-compatibility/2006" xmlns:aink="http://schemas.microsoft.com/office/drawing/2016/ink" xmlns:am3d="http://schemas.microsoft.com/office/drawing/2017/model3d" xmlns:o="urn:schemas-microsoft-com:office:office" xmlns:oel="http://schemas.microsoft.com/office/2019/extlst" xmlns:r="http://schemas.openxmlformats.org/officeDocument/2006/relationships" xmlns:m="http://schemas.openxmlformats.org/officeDocument/2006/math" xmlns:v="urn:schemas-microsoft-com:vml" xmlns:wp14="http://schemas.microsoft.com/office/word/2010/wordprocessingDrawing" xmlns:wp="http://schemas.openxmlformats.org/drawingml/2006/wordprocessingDrawing" xmlns:w10="urn:schemas-microsoft-com:office:word" xmlns:w="http://schemas.openxmlformats.org/wordprocessingml/2006/main" xmlns:w14="http://schemas.microsoft.com/office/word/2010/wordml" xmlns:w15="http://schemas.microsoft.com/office/word/2012/wordml" xmlns:w16cex="http://schemas.microsoft.com/office/word/2018/wordml/cex" xmlns:w16cid="http://schemas.microsoft.com/office/word/2016/wordml/cid" xmlns:w16="http://schemas.microsoft.com/office/word/2018/wordml" xmlns:w16du="http://schemas.microsoft.com/office/word/2023/wordml/word16du" xmlns:w16sdtdh="http://schemas.microsoft.com/office/word/2020/wordml/sdtdatahash" xmlns:w16sdtfl="http://schemas.microsoft.com/office/word/2024/wordml/sdtformatlock" xmlns:w16se="http://schemas.microsoft.com/office/word/2015/wordml/symex" xmlns:wpg="http://schemas.microsoft.com/office/word/2010/wordprocessingGroup" xmlns:wpi="http://schemas.microsoft.com/office/word/2010/wordprocessingInk" xmlns:wne="http://schemas.microsoft.com/office/word/2006/wordml" xmlns:wps="http://schemas.microsoft.com/office/word/2010/wordprocessingShape" mc:Ignorable="w14 w15 w16se w16cid w16 w16cex w16sdtdh w16sdtfl w16du wp14">
-  <w:p>
-    <w:pPr>
-      <w:pStyle w:val="Nagwek"/>
-    </w:pPr>
-  </w:p>
-</w:hdr>
 </file>
 
 <file path=word/styles.xml><?xml version="1.0" encoding="utf-8"?>
@@ -525,7 +748,6 @@
     <w:lsdException w:name="footnote text" w:semiHidden="1" w:unhideWhenUsed="1"/>
     <w:lsdException w:name="annotation text" w:semiHidden="1" w:unhideWhenUsed="1"/>
     <w:lsdException w:name="header" w:uiPriority="0"/>
-    <w:lsdException w:name="footer" w:uiPriority="0"/>
     <w:lsdException w:name="index heading" w:semiHidden="1" w:unhideWhenUsed="1"/>
     <w:lsdException w:name="caption" w:semiHidden="1" w:uiPriority="35" w:unhideWhenUsed="1" w:qFormat="1"/>
     <w:lsdException w:name="table of figures" w:semiHidden="1" w:unhideWhenUsed="1"/>
@@ -967,6 +1189,7 @@
     <w:name w:val="footer"/>
     <w:basedOn w:val="Normalny"/>
     <w:link w:val="StopkaZnak"/>
+    <w:uiPriority w:val="99"/>
     <w:pPr>
       <w:tabs>
         <w:tab w:val="center" w:pos="4536"/>
@@ -997,6 +1220,7 @@
     <w:name w:val="Stopka Znak"/>
     <w:basedOn w:val="Domylnaczcionkaakapitu"/>
     <w:link w:val="Stopka"/>
+    <w:uiPriority w:val="99"/>
     <w:rPr>
       <w:rFonts w:ascii="Calibri" w:eastAsia="Calibri" w:hAnsi="Calibri" w:cs="Times New Roman"/>
     </w:rPr>
@@ -1037,6 +1261,34 @@
       <w:rFonts w:ascii="Tahoma" w:eastAsia="Calibri" w:hAnsi="Tahoma" w:cs="Tahoma"/>
       <w:sz w:val="16"/>
       <w:szCs w:val="16"/>
+    </w:rPr>
+  </w:style>
+  <w:style w:type="paragraph" w:customStyle="1" w:styleId="Praca">
+    <w:name w:val="Praca"/>
+    <w:basedOn w:val="Normalny"/>
+    <w:link w:val="PracaZnak"/>
+    <w:qFormat/>
+    <w:rsid w:val="00433251"/>
+    <w:pPr>
+      <w:spacing w:after="0" w:line="360" w:lineRule="auto"/>
+      <w:jc w:val="both"/>
+    </w:pPr>
+    <w:rPr>
+      <w:rFonts w:ascii="Arial" w:hAnsi="Arial" w:cs="Arial"/>
+      <w:sz w:val="24"/>
+      <w:szCs w:val="24"/>
+    </w:rPr>
+  </w:style>
+  <w:style w:type="character" w:customStyle="1" w:styleId="PracaZnak">
+    <w:name w:val="Praca Znak"/>
+    <w:basedOn w:val="Domylnaczcionkaakapitu"/>
+    <w:link w:val="Praca"/>
+    <w:rsid w:val="00433251"/>
+    <w:rPr>
+      <w:rFonts w:ascii="Arial" w:eastAsia="Calibri" w:hAnsi="Arial" w:cs="Arial"/>
+      <w:sz w:val="24"/>
+      <w:szCs w:val="24"/>
+      <w:lang w:eastAsia="en-US"/>
     </w:rPr>
   </w:style>
 </w:styles>

--- a/z6-pwiisi-5-1.docx
+++ b/z6-pwiisi-5-1.docx
@@ -51,7 +51,7 @@
                     </pic:cNvPicPr>
                   </pic:nvPicPr>
                   <pic:blipFill>
-                    <a:blip r:embed="rId6">
+                    <a:blip r:embed="rId8">
                       <a:extLst>
                         <a:ext uri="{28A0092B-C50C-407E-A947-70E740481C1C}">
                           <a14:useLocalDpi xmlns:a14="http://schemas.microsoft.com/office/drawing/2010/main" val="0"/>
@@ -161,107 +161,7 @@
           <w:sz w:val="32"/>
           <w:szCs w:val="32"/>
         </w:rPr>
-        <w:t xml:space="preserve">Interior </w:t>
-      </w:r>
-      <w:proofErr w:type="spellStart"/>
-      <w:r>
-        <w:rPr>
-          <w:rFonts w:ascii="Arial" w:hAnsi="Arial" w:cs="Arial"/>
-          <w:i/>
-          <w:sz w:val="32"/>
-          <w:szCs w:val="32"/>
-        </w:rPr>
-        <w:t>decoration</w:t>
-      </w:r>
-      <w:proofErr w:type="spellEnd"/>
-      <w:r>
-        <w:rPr>
-          <w:rFonts w:ascii="Arial" w:hAnsi="Arial" w:cs="Arial"/>
-          <w:i/>
-          <w:sz w:val="32"/>
-          <w:szCs w:val="32"/>
-        </w:rPr>
-        <w:t xml:space="preserve"> system </w:t>
-      </w:r>
-      <w:proofErr w:type="spellStart"/>
-      <w:r>
-        <w:rPr>
-          <w:rFonts w:ascii="Arial" w:hAnsi="Arial" w:cs="Arial"/>
-          <w:i/>
-          <w:sz w:val="32"/>
-          <w:szCs w:val="32"/>
-        </w:rPr>
-        <w:t>using</w:t>
-      </w:r>
-      <w:proofErr w:type="spellEnd"/>
-      <w:r>
-        <w:rPr>
-          <w:rFonts w:ascii="Arial" w:hAnsi="Arial" w:cs="Arial"/>
-          <w:i/>
-          <w:sz w:val="32"/>
-          <w:szCs w:val="32"/>
-        </w:rPr>
-        <w:t xml:space="preserve"> </w:t>
-      </w:r>
-      <w:proofErr w:type="spellStart"/>
-      <w:r>
-        <w:rPr>
-          <w:rFonts w:ascii="Arial" w:hAnsi="Arial" w:cs="Arial"/>
-          <w:i/>
-          <w:sz w:val="32"/>
-          <w:szCs w:val="32"/>
-        </w:rPr>
-        <w:t>virtual</w:t>
-      </w:r>
-      <w:proofErr w:type="spellEnd"/>
-      <w:r>
-        <w:rPr>
-          <w:rFonts w:ascii="Arial" w:hAnsi="Arial" w:cs="Arial"/>
-          <w:i/>
-          <w:sz w:val="32"/>
-          <w:szCs w:val="32"/>
-        </w:rPr>
-        <w:t xml:space="preserve"> </w:t>
-      </w:r>
-      <w:proofErr w:type="spellStart"/>
-      <w:r>
-        <w:rPr>
-          <w:rFonts w:ascii="Arial" w:hAnsi="Arial" w:cs="Arial"/>
-          <w:i/>
-          <w:sz w:val="32"/>
-          <w:szCs w:val="32"/>
-        </w:rPr>
-        <w:t>reality</w:t>
-      </w:r>
-      <w:proofErr w:type="spellEnd"/>
-      <w:r>
-        <w:rPr>
-          <w:rFonts w:ascii="Arial" w:hAnsi="Arial" w:cs="Arial"/>
-          <w:i/>
-          <w:sz w:val="32"/>
-          <w:szCs w:val="32"/>
-        </w:rPr>
-        <w:t xml:space="preserve"> </w:t>
-      </w:r>
-      <w:proofErr w:type="spellStart"/>
-      <w:r>
-        <w:rPr>
-          <w:rFonts w:ascii="Arial" w:hAnsi="Arial" w:cs="Arial"/>
-          <w:i/>
-          <w:sz w:val="32"/>
-          <w:szCs w:val="32"/>
-        </w:rPr>
-        <w:t>technology</w:t>
-      </w:r>
-      <w:proofErr w:type="spellEnd"/>
-      <w:r>
-        <w:rPr>
-          <w:rFonts w:ascii="Arial" w:hAnsi="Arial" w:cs="Arial"/>
-          <w:i/>
-          <w:sz w:val="32"/>
-          <w:szCs w:val="32"/>
-        </w:rPr>
-        <w:t xml:space="preserve"> (VR)</w:t>
+        <w:t>Interior decoration system using virtual reality technology (VR)</w:t>
       </w:r>
     </w:p>
     <w:p>
@@ -290,115 +190,105 @@
           <w:sz w:val="28"/>
           <w:szCs w:val="28"/>
         </w:rPr>
-        <w:t xml:space="preserve">Andrzej </w:t>
-      </w:r>
-      <w:proofErr w:type="spellStart"/>
-      <w:r>
+        <w:t>Andrzej Paruch</w:t>
+      </w:r>
+    </w:p>
+    <w:p>
+      <w:pPr>
+        <w:spacing w:after="0" w:line="360" w:lineRule="auto"/>
+        <w:ind w:left="4139"/>
+        <w:rPr>
+          <w:rFonts w:ascii="Arial" w:hAnsi="Arial" w:cs="Arial"/>
+        </w:rPr>
+      </w:pPr>
+      <w:r>
+        <w:rPr>
+          <w:rFonts w:ascii="Arial" w:hAnsi="Arial" w:cs="Arial"/>
+        </w:rPr>
+        <w:t>Nr albumu:</w:t>
+      </w:r>
+      <w:r>
+        <w:rPr>
+          <w:rFonts w:ascii="Arial" w:hAnsi="Arial" w:cs="Arial"/>
+        </w:rPr>
+        <w:t xml:space="preserve"> 136606</w:t>
+      </w:r>
+    </w:p>
+    <w:p>
+      <w:pPr>
+        <w:spacing w:after="0" w:line="360" w:lineRule="auto"/>
+        <w:ind w:left="4139"/>
+        <w:rPr>
+          <w:rFonts w:ascii="Arial" w:hAnsi="Arial" w:cs="Arial"/>
+        </w:rPr>
+      </w:pPr>
+      <w:r>
+        <w:rPr>
+          <w:rFonts w:ascii="Arial" w:hAnsi="Arial" w:cs="Arial"/>
+        </w:rPr>
+        <w:t>Kierunek:</w:t>
+      </w:r>
+      <w:r>
+        <w:rPr>
+          <w:rFonts w:ascii="Arial" w:hAnsi="Arial" w:cs="Arial"/>
+        </w:rPr>
+        <w:t xml:space="preserve"> Informatyka</w:t>
+      </w:r>
+    </w:p>
+    <w:p>
+      <w:pPr>
+        <w:spacing w:after="0" w:line="360" w:lineRule="auto"/>
+        <w:ind w:left="4139"/>
+        <w:rPr>
+          <w:rFonts w:ascii="Arial" w:hAnsi="Arial" w:cs="Arial"/>
+        </w:rPr>
+      </w:pPr>
+      <w:r>
+        <w:rPr>
+          <w:rFonts w:ascii="Arial" w:hAnsi="Arial" w:cs="Arial"/>
+        </w:rPr>
+        <w:t>Forma studiów: stacjonarne</w:t>
+      </w:r>
+    </w:p>
+    <w:p>
+      <w:pPr>
+        <w:spacing w:after="0" w:line="360" w:lineRule="auto"/>
+        <w:ind w:left="4139"/>
+        <w:rPr>
+          <w:rFonts w:ascii="Arial" w:hAnsi="Arial" w:cs="Arial"/>
+        </w:rPr>
+      </w:pPr>
+      <w:r>
+        <w:rPr>
+          <w:rFonts w:ascii="Arial" w:hAnsi="Arial" w:cs="Arial"/>
+        </w:rPr>
+        <w:t>Poziom studiów: I</w:t>
+      </w:r>
+    </w:p>
+    <w:p>
+      <w:pPr>
+        <w:spacing w:after="120" w:line="360" w:lineRule="auto"/>
+        <w:ind w:left="4139"/>
         <w:rPr>
           <w:rFonts w:ascii="Arial" w:hAnsi="Arial" w:cs="Arial"/>
           <w:sz w:val="28"/>
           <w:szCs w:val="28"/>
         </w:rPr>
-        <w:t>Paruch</w:t>
-      </w:r>
-      <w:proofErr w:type="spellEnd"/>
-    </w:p>
-    <w:p>
-      <w:pPr>
-        <w:spacing w:after="0" w:line="360" w:lineRule="auto"/>
-        <w:ind w:left="4139"/>
-        <w:rPr>
-          <w:rFonts w:ascii="Arial" w:hAnsi="Arial" w:cs="Arial"/>
-        </w:rPr>
-      </w:pPr>
-      <w:r>
-        <w:rPr>
-          <w:rFonts w:ascii="Arial" w:hAnsi="Arial" w:cs="Arial"/>
-        </w:rPr>
-        <w:t>Nr albumu:</w:t>
-      </w:r>
-      <w:r>
-        <w:rPr>
-          <w:rFonts w:ascii="Arial" w:hAnsi="Arial" w:cs="Arial"/>
-        </w:rPr>
-        <w:t xml:space="preserve"> 136606</w:t>
-      </w:r>
-    </w:p>
-    <w:p>
-      <w:pPr>
-        <w:spacing w:after="0" w:line="360" w:lineRule="auto"/>
-        <w:ind w:left="4139"/>
-        <w:rPr>
-          <w:rFonts w:ascii="Arial" w:hAnsi="Arial" w:cs="Arial"/>
-        </w:rPr>
-      </w:pPr>
-      <w:r>
-        <w:rPr>
-          <w:rFonts w:ascii="Arial" w:hAnsi="Arial" w:cs="Arial"/>
-        </w:rPr>
-        <w:t>Kierunek:</w:t>
-      </w:r>
-      <w:r>
-        <w:rPr>
-          <w:rFonts w:ascii="Arial" w:hAnsi="Arial" w:cs="Arial"/>
-        </w:rPr>
-        <w:t xml:space="preserve"> Informatyka</w:t>
-      </w:r>
-    </w:p>
-    <w:p>
-      <w:pPr>
-        <w:spacing w:after="0" w:line="360" w:lineRule="auto"/>
-        <w:ind w:left="4139"/>
-        <w:rPr>
-          <w:rFonts w:ascii="Arial" w:hAnsi="Arial" w:cs="Arial"/>
-        </w:rPr>
-      </w:pPr>
-      <w:r>
-        <w:rPr>
-          <w:rFonts w:ascii="Arial" w:hAnsi="Arial" w:cs="Arial"/>
-        </w:rPr>
-        <w:t>Forma studiów: stacjonarne</w:t>
-      </w:r>
-    </w:p>
-    <w:p>
-      <w:pPr>
-        <w:spacing w:after="0" w:line="360" w:lineRule="auto"/>
-        <w:ind w:left="4139"/>
-        <w:rPr>
-          <w:rFonts w:ascii="Arial" w:hAnsi="Arial" w:cs="Arial"/>
-        </w:rPr>
-      </w:pPr>
-      <w:r>
-        <w:rPr>
-          <w:rFonts w:ascii="Arial" w:hAnsi="Arial" w:cs="Arial"/>
-        </w:rPr>
-        <w:t>Poziom studiów: I</w:t>
-      </w:r>
-    </w:p>
-    <w:p>
-      <w:pPr>
-        <w:spacing w:after="120" w:line="360" w:lineRule="auto"/>
-        <w:ind w:left="4139"/>
+      </w:pPr>
+      <w:r>
         <w:rPr>
           <w:rFonts w:ascii="Arial" w:hAnsi="Arial" w:cs="Arial"/>
           <w:sz w:val="28"/>
           <w:szCs w:val="28"/>
         </w:rPr>
-      </w:pPr>
+        <w:t>Promotor pracy:</w:t>
+      </w:r>
       <w:r>
         <w:rPr>
           <w:rFonts w:ascii="Arial" w:hAnsi="Arial" w:cs="Arial"/>
           <w:sz w:val="28"/>
           <w:szCs w:val="28"/>
         </w:rPr>
-        <w:t>Promotor pracy:</w:t>
-      </w:r>
-      <w:r>
-        <w:rPr>
-          <w:rFonts w:ascii="Arial" w:hAnsi="Arial" w:cs="Arial"/>
-          <w:sz w:val="28"/>
-          <w:szCs w:val="28"/>
-        </w:rPr>
         <w:t xml:space="preserve"> dr hab. Inż. Krystian Łapa</w:t>
       </w:r>
     </w:p>
@@ -456,42 +346,14 @@
           <w:rFonts w:ascii="Arial" w:hAnsi="Arial" w:cs="Arial"/>
           <w:i/>
         </w:rPr>
-        <w:sectPr>
-          <w:footerReference w:type="even" r:id="rId7"/>
-          <w:footerReference w:type="default" r:id="rId8"/>
-          <w:pgSz w:w="11906" w:h="16838"/>
-          <w:pgMar w:top="1418" w:right="1418" w:bottom="1418" w:left="1418" w:header="709" w:footer="709" w:gutter="0"/>
-          <w:pgNumType w:start="1"/>
-          <w:cols w:space="708"/>
-          <w:docGrid w:linePitch="360"/>
-        </w:sectPr>
       </w:pPr>
       <w:r>
         <w:rPr>
           <w:rFonts w:ascii="Arial" w:hAnsi="Arial" w:cs="Arial"/>
           <w:i/>
         </w:rPr>
-        <w:t xml:space="preserve">Częstochowa, </w:t>
-      </w:r>
-      <w:proofErr w:type="gramStart"/>
-      <w:r>
-        <w:rPr>
-          <w:rFonts w:ascii="Arial" w:hAnsi="Arial" w:cs="Arial"/>
-          <w:i/>
-        </w:rPr>
-        <w:t>…….</w:t>
-      </w:r>
-      <w:proofErr w:type="gramEnd"/>
-    </w:p>
-    <w:p>
-      <w:pPr>
-        <w:pStyle w:val="Praca"/>
-      </w:pPr>
-    </w:p>
-    <w:p>
-      <w:pPr>
-        <w:pStyle w:val="Praca"/>
-      </w:pPr>
+        <w:t>Częstochowa, ……</w:t>
+      </w:r>
     </w:p>
     <w:p>
       <w:pPr>
@@ -501,29 +363,25 @@
         <w:textAlignment w:val="auto"/>
         <w:rPr>
           <w:rFonts w:ascii="Arial" w:hAnsi="Arial" w:cs="Arial"/>
-          <w:sz w:val="24"/>
-          <w:szCs w:val="24"/>
-        </w:rPr>
-      </w:pPr>
-      <w:r>
+          <w:i/>
+        </w:rPr>
+      </w:pPr>
+      <w:r>
+        <w:rPr>
+          <w:rFonts w:ascii="Arial" w:hAnsi="Arial" w:cs="Arial"/>
+          <w:i/>
+        </w:rPr>
         <w:br w:type="page"/>
       </w:r>
     </w:p>
     <w:p>
       <w:pPr>
-        <w:pStyle w:val="Praca"/>
-        <w:sectPr>
-          <w:pgSz w:w="11906" w:h="16838"/>
-          <w:pgMar w:top="1134" w:right="1134" w:bottom="1134" w:left="1985" w:header="709" w:footer="709" w:gutter="0"/>
-          <w:pgNumType w:start="3"/>
-          <w:cols w:space="708"/>
-          <w:docGrid w:linePitch="360"/>
-        </w:sectPr>
-      </w:pPr>
-    </w:p>
-    <w:p>
-      <w:pPr>
-        <w:pStyle w:val="Praca"/>
+        <w:spacing w:after="0" w:line="240" w:lineRule="auto"/>
+        <w:jc w:val="center"/>
+        <w:rPr>
+          <w:rFonts w:ascii="Arial" w:hAnsi="Arial" w:cs="Arial"/>
+          <w:i/>
+        </w:rPr>
       </w:pPr>
     </w:p>
     <w:p>
@@ -534,6 +392,688 @@
         <w:textAlignment w:val="auto"/>
         <w:rPr>
           <w:rFonts w:ascii="Arial" w:hAnsi="Arial" w:cs="Arial"/>
+          <w:i/>
+        </w:rPr>
+        <w:sectPr>
+          <w:footerReference w:type="even" r:id="rId9"/>
+          <w:footerReference w:type="default" r:id="rId10"/>
+          <w:pgSz w:w="11906" w:h="16838"/>
+          <w:pgMar w:top="1418" w:right="1418" w:bottom="1418" w:left="1418" w:header="709" w:footer="709" w:gutter="0"/>
+          <w:cols w:space="708"/>
+          <w:titlePg/>
+          <w:docGrid w:linePitch="360"/>
+        </w:sectPr>
+      </w:pPr>
+    </w:p>
+    <w:sdt>
+      <w:sdtPr>
+        <w:rPr>
+          <w:rFonts w:ascii="Calibri" w:eastAsia="Calibri" w:hAnsi="Calibri" w:cs="Times New Roman"/>
+          <w:color w:val="auto"/>
+          <w:sz w:val="22"/>
+          <w:szCs w:val="22"/>
+          <w:lang w:eastAsia="en-US"/>
+        </w:rPr>
+        <w:id w:val="132299839"/>
+        <w:docPartObj>
+          <w:docPartGallery w:val="Table of Contents"/>
+          <w:docPartUnique/>
+        </w:docPartObj>
+      </w:sdtPr>
+      <w:sdtEndPr>
+        <w:rPr>
+          <w:b/>
+          <w:bCs/>
+        </w:rPr>
+      </w:sdtEndPr>
+      <w:sdtContent>
+        <w:p>
+          <w:pPr>
+            <w:pStyle w:val="Nagwekspisutreci"/>
+          </w:pPr>
+          <w:r>
+            <w:t>Spis treści</w:t>
+          </w:r>
+        </w:p>
+        <w:p>
+          <w:pPr>
+            <w:pStyle w:val="Spistreci2"/>
+            <w:tabs>
+              <w:tab w:val="right" w:leader="dot" w:pos="8777"/>
+            </w:tabs>
+            <w:rPr>
+              <w:rFonts w:asciiTheme="minorHAnsi" w:eastAsiaTheme="minorEastAsia" w:hAnsiTheme="minorHAnsi" w:cstheme="minorBidi"/>
+              <w:noProof/>
+              <w:kern w:val="2"/>
+              <w:sz w:val="24"/>
+              <w:szCs w:val="24"/>
+              <w:lang w:eastAsia="pl-PL"/>
+              <w14:ligatures w14:val="standardContextual"/>
+            </w:rPr>
+          </w:pPr>
+          <w:r>
+            <w:fldChar w:fldCharType="begin"/>
+          </w:r>
+          <w:r>
+            <w:instrText xml:space="preserve"> TOC \o "1-3" \h \z \u </w:instrText>
+          </w:r>
+          <w:r>
+            <w:fldChar w:fldCharType="separate"/>
+          </w:r>
+          <w:hyperlink w:anchor="_Toc213483042" w:history="1">
+            <w:r>
+              <w:rPr>
+                <w:rStyle w:val="Hipercze"/>
+                <w:noProof/>
+              </w:rPr>
+              <w:t>1. Wstęp</w:t>
+            </w:r>
+            <w:r>
+              <w:rPr>
+                <w:noProof/>
+                <w:webHidden/>
+              </w:rPr>
+              <w:tab/>
+            </w:r>
+            <w:r>
+              <w:rPr>
+                <w:noProof/>
+                <w:webHidden/>
+              </w:rPr>
+              <w:fldChar w:fldCharType="begin"/>
+            </w:r>
+            <w:r>
+              <w:rPr>
+                <w:noProof/>
+                <w:webHidden/>
+              </w:rPr>
+              <w:instrText xml:space="preserve"> PAGEREF _Toc213483042 \h </w:instrText>
+            </w:r>
+            <w:r>
+              <w:rPr>
+                <w:noProof/>
+                <w:webHidden/>
+              </w:rPr>
+            </w:r>
+            <w:r>
+              <w:rPr>
+                <w:noProof/>
+                <w:webHidden/>
+              </w:rPr>
+              <w:fldChar w:fldCharType="separate"/>
+            </w:r>
+            <w:r>
+              <w:rPr>
+                <w:noProof/>
+                <w:webHidden/>
+              </w:rPr>
+              <w:t>5</w:t>
+            </w:r>
+            <w:r>
+              <w:rPr>
+                <w:noProof/>
+                <w:webHidden/>
+              </w:rPr>
+              <w:fldChar w:fldCharType="end"/>
+            </w:r>
+          </w:hyperlink>
+        </w:p>
+        <w:p>
+          <w:pPr>
+            <w:pStyle w:val="Spistreci2"/>
+            <w:tabs>
+              <w:tab w:val="right" w:leader="dot" w:pos="8777"/>
+            </w:tabs>
+            <w:rPr>
+              <w:rFonts w:asciiTheme="minorHAnsi" w:eastAsiaTheme="minorEastAsia" w:hAnsiTheme="minorHAnsi" w:cstheme="minorBidi"/>
+              <w:noProof/>
+              <w:kern w:val="2"/>
+              <w:sz w:val="24"/>
+              <w:szCs w:val="24"/>
+              <w:lang w:eastAsia="pl-PL"/>
+              <w14:ligatures w14:val="standardContextual"/>
+            </w:rPr>
+          </w:pPr>
+          <w:hyperlink w:anchor="_Toc213483043" w:history="1">
+            <w:r>
+              <w:rPr>
+                <w:rStyle w:val="Hipercze"/>
+                <w:noProof/>
+              </w:rPr>
+              <w:t>1.1 Proj</w:t>
+            </w:r>
+            <w:r>
+              <w:rPr>
+                <w:rStyle w:val="Hipercze"/>
+                <w:noProof/>
+              </w:rPr>
+              <w:t>e</w:t>
+            </w:r>
+            <w:r>
+              <w:rPr>
+                <w:rStyle w:val="Hipercze"/>
+                <w:noProof/>
+              </w:rPr>
+              <w:t>ktowanie Wnętrz</w:t>
+            </w:r>
+            <w:r>
+              <w:rPr>
+                <w:noProof/>
+                <w:webHidden/>
+              </w:rPr>
+              <w:tab/>
+            </w:r>
+            <w:r>
+              <w:rPr>
+                <w:noProof/>
+                <w:webHidden/>
+              </w:rPr>
+              <w:fldChar w:fldCharType="begin"/>
+            </w:r>
+            <w:r>
+              <w:rPr>
+                <w:noProof/>
+                <w:webHidden/>
+              </w:rPr>
+              <w:instrText xml:space="preserve"> PAGEREF _Toc213483043 \h </w:instrText>
+            </w:r>
+            <w:r>
+              <w:rPr>
+                <w:noProof/>
+                <w:webHidden/>
+              </w:rPr>
+            </w:r>
+            <w:r>
+              <w:rPr>
+                <w:noProof/>
+                <w:webHidden/>
+              </w:rPr>
+              <w:fldChar w:fldCharType="separate"/>
+            </w:r>
+            <w:r>
+              <w:rPr>
+                <w:noProof/>
+                <w:webHidden/>
+              </w:rPr>
+              <w:t>5</w:t>
+            </w:r>
+            <w:r>
+              <w:rPr>
+                <w:noProof/>
+                <w:webHidden/>
+              </w:rPr>
+              <w:fldChar w:fldCharType="end"/>
+            </w:r>
+          </w:hyperlink>
+        </w:p>
+        <w:p>
+          <w:pPr>
+            <w:pStyle w:val="Spistreci2"/>
+            <w:tabs>
+              <w:tab w:val="right" w:leader="dot" w:pos="8777"/>
+            </w:tabs>
+            <w:rPr>
+              <w:rFonts w:asciiTheme="minorHAnsi" w:eastAsiaTheme="minorEastAsia" w:hAnsiTheme="minorHAnsi" w:cstheme="minorBidi"/>
+              <w:noProof/>
+              <w:kern w:val="2"/>
+              <w:sz w:val="24"/>
+              <w:szCs w:val="24"/>
+              <w:lang w:eastAsia="pl-PL"/>
+              <w14:ligatures w14:val="standardContextual"/>
+            </w:rPr>
+          </w:pPr>
+          <w:hyperlink w:anchor="_Toc213483044" w:history="1">
+            <w:r>
+              <w:rPr>
+                <w:rStyle w:val="Hipercze"/>
+                <w:noProof/>
+              </w:rPr>
+              <w:t>1.2 Wirtualna Rzeczywistość</w:t>
+            </w:r>
+            <w:r>
+              <w:rPr>
+                <w:noProof/>
+                <w:webHidden/>
+              </w:rPr>
+              <w:tab/>
+            </w:r>
+            <w:r>
+              <w:rPr>
+                <w:noProof/>
+                <w:webHidden/>
+              </w:rPr>
+              <w:fldChar w:fldCharType="begin"/>
+            </w:r>
+            <w:r>
+              <w:rPr>
+                <w:noProof/>
+                <w:webHidden/>
+              </w:rPr>
+              <w:instrText xml:space="preserve"> PAGEREF _Toc213483044 \h </w:instrText>
+            </w:r>
+            <w:r>
+              <w:rPr>
+                <w:noProof/>
+                <w:webHidden/>
+              </w:rPr>
+            </w:r>
+            <w:r>
+              <w:rPr>
+                <w:noProof/>
+                <w:webHidden/>
+              </w:rPr>
+              <w:fldChar w:fldCharType="separate"/>
+            </w:r>
+            <w:r>
+              <w:rPr>
+                <w:noProof/>
+                <w:webHidden/>
+              </w:rPr>
+              <w:t>7</w:t>
+            </w:r>
+            <w:r>
+              <w:rPr>
+                <w:noProof/>
+                <w:webHidden/>
+              </w:rPr>
+              <w:fldChar w:fldCharType="end"/>
+            </w:r>
+          </w:hyperlink>
+        </w:p>
+        <w:p>
+          <w:pPr>
+            <w:pStyle w:val="Spistreci2"/>
+            <w:tabs>
+              <w:tab w:val="right" w:leader="dot" w:pos="8777"/>
+            </w:tabs>
+            <w:rPr>
+              <w:rFonts w:asciiTheme="minorHAnsi" w:eastAsiaTheme="minorEastAsia" w:hAnsiTheme="minorHAnsi" w:cstheme="minorBidi"/>
+              <w:noProof/>
+              <w:kern w:val="2"/>
+              <w:sz w:val="24"/>
+              <w:szCs w:val="24"/>
+              <w:lang w:eastAsia="pl-PL"/>
+              <w14:ligatures w14:val="standardContextual"/>
+            </w:rPr>
+          </w:pPr>
+          <w:hyperlink w:anchor="_Toc213483045" w:history="1">
+            <w:r>
+              <w:rPr>
+                <w:rStyle w:val="Hipercze"/>
+                <w:noProof/>
+              </w:rPr>
+              <w:t>1.3 Zastosowanie</w:t>
+            </w:r>
+            <w:r>
+              <w:rPr>
+                <w:noProof/>
+                <w:webHidden/>
+              </w:rPr>
+              <w:tab/>
+            </w:r>
+            <w:r>
+              <w:rPr>
+                <w:noProof/>
+                <w:webHidden/>
+              </w:rPr>
+              <w:fldChar w:fldCharType="begin"/>
+            </w:r>
+            <w:r>
+              <w:rPr>
+                <w:noProof/>
+                <w:webHidden/>
+              </w:rPr>
+              <w:instrText xml:space="preserve"> PAGEREF _Toc213483045 \h </w:instrText>
+            </w:r>
+            <w:r>
+              <w:rPr>
+                <w:noProof/>
+                <w:webHidden/>
+              </w:rPr>
+            </w:r>
+            <w:r>
+              <w:rPr>
+                <w:noProof/>
+                <w:webHidden/>
+              </w:rPr>
+              <w:fldChar w:fldCharType="separate"/>
+            </w:r>
+            <w:r>
+              <w:rPr>
+                <w:noProof/>
+                <w:webHidden/>
+              </w:rPr>
+              <w:t>9</w:t>
+            </w:r>
+            <w:r>
+              <w:rPr>
+                <w:noProof/>
+                <w:webHidden/>
+              </w:rPr>
+              <w:fldChar w:fldCharType="end"/>
+            </w:r>
+          </w:hyperlink>
+        </w:p>
+        <w:p>
+          <w:pPr>
+            <w:pStyle w:val="Spistreci2"/>
+            <w:tabs>
+              <w:tab w:val="right" w:leader="dot" w:pos="8777"/>
+            </w:tabs>
+            <w:rPr>
+              <w:rFonts w:asciiTheme="minorHAnsi" w:eastAsiaTheme="minorEastAsia" w:hAnsiTheme="minorHAnsi" w:cstheme="minorBidi"/>
+              <w:noProof/>
+              <w:kern w:val="2"/>
+              <w:sz w:val="24"/>
+              <w:szCs w:val="24"/>
+              <w:lang w:eastAsia="pl-PL"/>
+              <w14:ligatures w14:val="standardContextual"/>
+            </w:rPr>
+          </w:pPr>
+          <w:hyperlink w:anchor="_Toc213483046" w:history="1">
+            <w:r>
+              <w:rPr>
+                <w:rStyle w:val="Hipercze"/>
+                <w:noProof/>
+              </w:rPr>
+              <w:t>2. Cel Pracy</w:t>
+            </w:r>
+            <w:r>
+              <w:rPr>
+                <w:noProof/>
+                <w:webHidden/>
+              </w:rPr>
+              <w:tab/>
+            </w:r>
+            <w:r>
+              <w:rPr>
+                <w:noProof/>
+                <w:webHidden/>
+              </w:rPr>
+              <w:fldChar w:fldCharType="begin"/>
+            </w:r>
+            <w:r>
+              <w:rPr>
+                <w:noProof/>
+                <w:webHidden/>
+              </w:rPr>
+              <w:instrText xml:space="preserve"> PAGEREF _Toc213483046 \h </w:instrText>
+            </w:r>
+            <w:r>
+              <w:rPr>
+                <w:noProof/>
+                <w:webHidden/>
+              </w:rPr>
+            </w:r>
+            <w:r>
+              <w:rPr>
+                <w:noProof/>
+                <w:webHidden/>
+              </w:rPr>
+              <w:fldChar w:fldCharType="separate"/>
+            </w:r>
+            <w:r>
+              <w:rPr>
+                <w:noProof/>
+                <w:webHidden/>
+              </w:rPr>
+              <w:t>14</w:t>
+            </w:r>
+            <w:r>
+              <w:rPr>
+                <w:noProof/>
+                <w:webHidden/>
+              </w:rPr>
+              <w:fldChar w:fldCharType="end"/>
+            </w:r>
+          </w:hyperlink>
+        </w:p>
+        <w:p>
+          <w:pPr>
+            <w:pStyle w:val="Spistreci2"/>
+            <w:tabs>
+              <w:tab w:val="right" w:leader="dot" w:pos="8777"/>
+            </w:tabs>
+            <w:rPr>
+              <w:rFonts w:asciiTheme="minorHAnsi" w:eastAsiaTheme="minorEastAsia" w:hAnsiTheme="minorHAnsi" w:cstheme="minorBidi"/>
+              <w:noProof/>
+              <w:kern w:val="2"/>
+              <w:sz w:val="24"/>
+              <w:szCs w:val="24"/>
+              <w:lang w:eastAsia="pl-PL"/>
+              <w14:ligatures w14:val="standardContextual"/>
+            </w:rPr>
+          </w:pPr>
+          <w:hyperlink w:anchor="_Toc213483047" w:history="1">
+            <w:r>
+              <w:rPr>
+                <w:rStyle w:val="Hipercze"/>
+                <w:noProof/>
+              </w:rPr>
+              <w:t>2.1 Dziedzina Pracy</w:t>
+            </w:r>
+            <w:r>
+              <w:rPr>
+                <w:noProof/>
+                <w:webHidden/>
+              </w:rPr>
+              <w:tab/>
+            </w:r>
+            <w:r>
+              <w:rPr>
+                <w:noProof/>
+                <w:webHidden/>
+              </w:rPr>
+              <w:fldChar w:fldCharType="begin"/>
+            </w:r>
+            <w:r>
+              <w:rPr>
+                <w:noProof/>
+                <w:webHidden/>
+              </w:rPr>
+              <w:instrText xml:space="preserve"> PAGEREF _Toc213483047 \h </w:instrText>
+            </w:r>
+            <w:r>
+              <w:rPr>
+                <w:noProof/>
+                <w:webHidden/>
+              </w:rPr>
+            </w:r>
+            <w:r>
+              <w:rPr>
+                <w:noProof/>
+                <w:webHidden/>
+              </w:rPr>
+              <w:fldChar w:fldCharType="separate"/>
+            </w:r>
+            <w:r>
+              <w:rPr>
+                <w:noProof/>
+                <w:webHidden/>
+              </w:rPr>
+              <w:t>14</w:t>
+            </w:r>
+            <w:r>
+              <w:rPr>
+                <w:noProof/>
+                <w:webHidden/>
+              </w:rPr>
+              <w:fldChar w:fldCharType="end"/>
+            </w:r>
+          </w:hyperlink>
+        </w:p>
+        <w:p>
+          <w:pPr>
+            <w:pStyle w:val="Spistreci2"/>
+            <w:tabs>
+              <w:tab w:val="right" w:leader="dot" w:pos="8777"/>
+            </w:tabs>
+            <w:rPr>
+              <w:rFonts w:asciiTheme="minorHAnsi" w:eastAsiaTheme="minorEastAsia" w:hAnsiTheme="minorHAnsi" w:cstheme="minorBidi"/>
+              <w:noProof/>
+              <w:kern w:val="2"/>
+              <w:sz w:val="24"/>
+              <w:szCs w:val="24"/>
+              <w:lang w:eastAsia="pl-PL"/>
+              <w14:ligatures w14:val="standardContextual"/>
+            </w:rPr>
+          </w:pPr>
+          <w:hyperlink w:anchor="_Toc213483048" w:history="1">
+            <w:r>
+              <w:rPr>
+                <w:rStyle w:val="Hipercze"/>
+                <w:noProof/>
+              </w:rPr>
+              <w:t>2.2 Część Teoretyczna</w:t>
+            </w:r>
+            <w:r>
+              <w:rPr>
+                <w:noProof/>
+                <w:webHidden/>
+              </w:rPr>
+              <w:tab/>
+            </w:r>
+            <w:r>
+              <w:rPr>
+                <w:noProof/>
+                <w:webHidden/>
+              </w:rPr>
+              <w:fldChar w:fldCharType="begin"/>
+            </w:r>
+            <w:r>
+              <w:rPr>
+                <w:noProof/>
+                <w:webHidden/>
+              </w:rPr>
+              <w:instrText xml:space="preserve"> PAGEREF _Toc213483048 \h </w:instrText>
+            </w:r>
+            <w:r>
+              <w:rPr>
+                <w:noProof/>
+                <w:webHidden/>
+              </w:rPr>
+            </w:r>
+            <w:r>
+              <w:rPr>
+                <w:noProof/>
+                <w:webHidden/>
+              </w:rPr>
+              <w:fldChar w:fldCharType="separate"/>
+            </w:r>
+            <w:r>
+              <w:rPr>
+                <w:noProof/>
+                <w:webHidden/>
+              </w:rPr>
+              <w:t>14</w:t>
+            </w:r>
+            <w:r>
+              <w:rPr>
+                <w:noProof/>
+                <w:webHidden/>
+              </w:rPr>
+              <w:fldChar w:fldCharType="end"/>
+            </w:r>
+          </w:hyperlink>
+        </w:p>
+        <w:p>
+          <w:pPr>
+            <w:pStyle w:val="Spistreci2"/>
+            <w:tabs>
+              <w:tab w:val="right" w:leader="dot" w:pos="8777"/>
+            </w:tabs>
+            <w:rPr>
+              <w:rFonts w:asciiTheme="minorHAnsi" w:eastAsiaTheme="minorEastAsia" w:hAnsiTheme="minorHAnsi" w:cstheme="minorBidi"/>
+              <w:noProof/>
+              <w:kern w:val="2"/>
+              <w:sz w:val="24"/>
+              <w:szCs w:val="24"/>
+              <w:lang w:eastAsia="pl-PL"/>
+              <w14:ligatures w14:val="standardContextual"/>
+            </w:rPr>
+          </w:pPr>
+          <w:hyperlink w:anchor="_Toc213483049" w:history="1">
+            <w:r>
+              <w:rPr>
+                <w:rStyle w:val="Hipercze"/>
+                <w:noProof/>
+              </w:rPr>
+              <w:t>2.3  Część Praktyczna</w:t>
+            </w:r>
+            <w:r>
+              <w:rPr>
+                <w:noProof/>
+                <w:webHidden/>
+              </w:rPr>
+              <w:tab/>
+            </w:r>
+            <w:r>
+              <w:rPr>
+                <w:noProof/>
+                <w:webHidden/>
+              </w:rPr>
+              <w:fldChar w:fldCharType="begin"/>
+            </w:r>
+            <w:r>
+              <w:rPr>
+                <w:noProof/>
+                <w:webHidden/>
+              </w:rPr>
+              <w:instrText xml:space="preserve"> PAGEREF _Toc213483049 \h </w:instrText>
+            </w:r>
+            <w:r>
+              <w:rPr>
+                <w:noProof/>
+                <w:webHidden/>
+              </w:rPr>
+            </w:r>
+            <w:r>
+              <w:rPr>
+                <w:noProof/>
+                <w:webHidden/>
+              </w:rPr>
+              <w:fldChar w:fldCharType="separate"/>
+            </w:r>
+            <w:r>
+              <w:rPr>
+                <w:noProof/>
+                <w:webHidden/>
+              </w:rPr>
+              <w:t>15</w:t>
+            </w:r>
+            <w:r>
+              <w:rPr>
+                <w:noProof/>
+                <w:webHidden/>
+              </w:rPr>
+              <w:fldChar w:fldCharType="end"/>
+            </w:r>
+          </w:hyperlink>
+        </w:p>
+        <w:p>
+          <w:r>
+            <w:rPr>
+              <w:b/>
+              <w:bCs/>
+            </w:rPr>
+            <w:fldChar w:fldCharType="end"/>
+          </w:r>
+        </w:p>
+      </w:sdtContent>
+    </w:sdt>
+    <w:p>
+      <w:pPr>
+        <w:pStyle w:val="Praca"/>
+      </w:pPr>
+    </w:p>
+    <w:p>
+      <w:pPr>
+        <w:suppressAutoHyphens w:val="0"/>
+        <w:autoSpaceDN/>
+        <w:spacing w:after="0" w:line="240" w:lineRule="auto"/>
+        <w:textAlignment w:val="auto"/>
+        <w:rPr>
+          <w:rFonts w:ascii="Arial" w:hAnsi="Arial" w:cs="Arial"/>
           <w:sz w:val="24"/>
           <w:szCs w:val="24"/>
         </w:rPr>
@@ -544,11 +1084,2326 @@
     </w:p>
     <w:p>
       <w:pPr>
+        <w:pStyle w:val="Nagwek2"/>
+      </w:pPr>
+      <w:bookmarkStart w:id="0" w:name="_Toc213483042"/>
+    </w:p>
+    <w:p>
+      <w:pPr>
+        <w:suppressAutoHyphens w:val="0"/>
+        <w:autoSpaceDN/>
+        <w:spacing w:after="0" w:line="240" w:lineRule="auto"/>
+        <w:textAlignment w:val="auto"/>
+        <w:rPr>
+          <w:rFonts w:asciiTheme="majorHAnsi" w:eastAsiaTheme="majorEastAsia" w:hAnsiTheme="majorHAnsi" w:cstheme="majorBidi"/>
+          <w:color w:val="2E74B5" w:themeColor="accent1" w:themeShade="BF"/>
+          <w:sz w:val="26"/>
+          <w:szCs w:val="26"/>
+        </w:rPr>
+      </w:pPr>
+      <w:r>
+        <w:br w:type="page"/>
+      </w:r>
+    </w:p>
+    <w:p>
+      <w:pPr>
+        <w:pStyle w:val="Nagwek2"/>
+      </w:pPr>
+      <w:r>
+        <w:lastRenderedPageBreak/>
+        <w:t>1.</w:t>
+      </w:r>
+      <w:r>
+        <w:t xml:space="preserve"> </w:t>
+      </w:r>
+      <w:r>
+        <w:t>Wstęp</w:t>
+      </w:r>
+      <w:bookmarkEnd w:id="0"/>
+    </w:p>
+    <w:p>
+      <w:pPr>
+        <w:pStyle w:val="Praca"/>
+      </w:pPr>
+      <w:r>
+        <w:tab/>
+        <w:t>Jedną z podstawowych rzeczy jaką trzeba wykonać podczas planowania dekoracji wnętrza jest jej wizualizacja. Stworzenie wirtualnego środowiska, gdzie można zobaczyć jak będzie wyglądać przeszły dom lub pokój. W dobie internetu oraz komputerów człowiek ma dostęp do różnego rodzaju oprogramowania, które ma mu służyć jako pomoc w projektowaniu wnętrz. Jednak zawsze ta wizualizacja jest mało przejrzysta, bo to co widzimy to obrazek na ekranie komputera. Wygodniej by było wejść do tego wirtualnego świata i na własne oczy zobaczyć jak zaprojektowane pomieszczenie wygląda. Tu z pomocą przychodzi technologia wirtualnej rzeczywistości umożliwiająca wstąpić w cyfrowy świat.</w:t>
+      </w:r>
+    </w:p>
+    <w:p>
+      <w:pPr>
+        <w:pStyle w:val="Nagwek2"/>
+      </w:pPr>
+      <w:bookmarkStart w:id="1" w:name="_Toc213483043"/>
+      <w:r>
+        <w:t xml:space="preserve">1.1 </w:t>
+      </w:r>
+      <w:r>
+        <w:t xml:space="preserve">Wirtualne </w:t>
+      </w:r>
+      <w:r>
+        <w:t>Projektowanie Wnętrz</w:t>
+      </w:r>
+      <w:bookmarkEnd w:id="1"/>
+    </w:p>
+    <w:p>
+      <w:pPr>
+        <w:pStyle w:val="Praca"/>
+        <w:ind w:firstLine="708"/>
+      </w:pPr>
+      <w:r>
+        <w:t xml:space="preserve">Ważnym punktem podczas remontu, czy </w:t>
+      </w:r>
+      <w:r>
+        <w:t>planowaniu nowego domu jest zwizualizowanie jak to wszystko będzie wyglądać. Pomaga to w zaplanowaniu zakupów potrzebnych rzeczy, ale i również w pokazaniu jak całość się będzie prezentować. Wygodnym sposobem na zaprojektowanie wnętrza jest użycie specjalistycznych programów, które są wstanie pokazać użytkownikowi jak jego pokój będzie się prezentować. Ważnymi elementami takich programów są oddanie skali pomieszczenia oraz łatwe i intuicyjne posługiwanie się nimi. Na rynku jest multum systemów służących do tego zadania.</w:t>
+      </w:r>
+    </w:p>
+    <w:p>
+      <w:pPr>
+        <w:pStyle w:val="Praca"/>
+        <w:ind w:firstLine="708"/>
+      </w:pPr>
+    </w:p>
+    <w:p>
+      <w:pPr>
+        <w:pStyle w:val="Praca"/>
+        <w:ind w:firstLine="708"/>
+      </w:pPr>
+    </w:p>
+    <w:p>
+      <w:pPr>
+        <w:pStyle w:val="Praca"/>
+        <w:ind w:firstLine="708"/>
+      </w:pPr>
+    </w:p>
+    <w:p>
+      <w:pPr>
+        <w:pStyle w:val="Praca"/>
+        <w:ind w:firstLine="708"/>
+      </w:pPr>
+    </w:p>
+    <w:p>
+      <w:pPr>
+        <w:pStyle w:val="Praca"/>
+        <w:ind w:firstLine="708"/>
+      </w:pPr>
+    </w:p>
+    <w:p>
+      <w:pPr>
+        <w:pStyle w:val="Praca"/>
+        <w:ind w:firstLine="708"/>
+      </w:pPr>
+    </w:p>
+    <w:p>
+      <w:pPr>
+        <w:pStyle w:val="Praca"/>
+        <w:ind w:firstLine="708"/>
+      </w:pPr>
+    </w:p>
+    <w:p>
+      <w:pPr>
+        <w:pStyle w:val="Praca"/>
+        <w:ind w:firstLine="708"/>
+      </w:pPr>
+    </w:p>
+    <w:p>
+      <w:pPr>
+        <w:pStyle w:val="Praca"/>
+        <w:ind w:firstLine="708"/>
+      </w:pPr>
+    </w:p>
+    <w:p>
+      <w:pPr>
+        <w:pStyle w:val="Praca"/>
+        <w:ind w:firstLine="708"/>
+      </w:pPr>
+    </w:p>
+    <w:p>
+      <w:pPr>
+        <w:pStyle w:val="Praca"/>
+        <w:ind w:firstLine="708"/>
+      </w:pPr>
+    </w:p>
+    <w:p>
+      <w:pPr>
+        <w:pStyle w:val="Praca"/>
+        <w:ind w:firstLine="708"/>
+      </w:pPr>
+    </w:p>
+    <w:p>
+      <w:pPr>
+        <w:pStyle w:val="Praca"/>
+        <w:ind w:firstLine="708"/>
+      </w:pPr>
+    </w:p>
+    <w:p>
+      <w:pPr>
+        <w:pStyle w:val="Praca"/>
+        <w:ind w:firstLine="708"/>
+      </w:pPr>
+    </w:p>
+    <w:p>
+      <w:pPr>
+        <w:pStyle w:val="Praca"/>
+        <w:ind w:firstLine="708"/>
+      </w:pPr>
+    </w:p>
+    <w:p>
+      <w:pPr>
+        <w:pStyle w:val="Praca"/>
+      </w:pPr>
+      <w:r>
+        <w:lastRenderedPageBreak/>
+        <w:t>Tabela 1.1 Spis przykładowych programów do projektowania wnętrz</w:t>
+      </w:r>
+    </w:p>
+    <w:tbl>
+      <w:tblPr>
+        <w:tblStyle w:val="Tabela-Siatka"/>
+        <w:tblW w:w="0" w:type="auto"/>
+        <w:tblInd w:w="38" w:type="dxa"/>
+        <w:tblLook w:val="04A0" w:firstRow="1" w:lastRow="0" w:firstColumn="1" w:lastColumn="0" w:noHBand="0" w:noVBand="1"/>
+      </w:tblPr>
+      <w:tblGrid>
+        <w:gridCol w:w="1761"/>
+        <w:gridCol w:w="1774"/>
+        <w:gridCol w:w="1879"/>
+        <w:gridCol w:w="1765"/>
+        <w:gridCol w:w="1786"/>
+      </w:tblGrid>
+      <w:tr>
+        <w:trPr>
+          <w:trHeight w:val="914"/>
+        </w:trPr>
+        <w:tc>
+          <w:tcPr>
+            <w:tcW w:w="1789" w:type="dxa"/>
+          </w:tcPr>
+          <w:p>
+            <w:pPr>
+              <w:pStyle w:val="Praca"/>
+              <w:jc w:val="left"/>
+              <w:rPr>
+                <w:sz w:val="22"/>
+                <w:szCs w:val="22"/>
+              </w:rPr>
+            </w:pPr>
+            <w:r>
+              <w:rPr>
+                <w:sz w:val="22"/>
+                <w:szCs w:val="22"/>
+              </w:rPr>
+              <w:t>Nazwa</w:t>
+            </w:r>
+          </w:p>
+        </w:tc>
+        <w:tc>
+          <w:tcPr>
+            <w:tcW w:w="1790" w:type="dxa"/>
+          </w:tcPr>
+          <w:p>
+            <w:pPr>
+              <w:pStyle w:val="Praca"/>
+              <w:jc w:val="left"/>
+              <w:rPr>
+                <w:sz w:val="22"/>
+                <w:szCs w:val="22"/>
+              </w:rPr>
+            </w:pPr>
+            <w:r>
+              <w:rPr>
+                <w:sz w:val="22"/>
+                <w:szCs w:val="22"/>
+              </w:rPr>
+              <w:t>Forma płatności</w:t>
+            </w:r>
+          </w:p>
+        </w:tc>
+        <w:tc>
+          <w:tcPr>
+            <w:tcW w:w="1790" w:type="dxa"/>
+          </w:tcPr>
+          <w:p>
+            <w:pPr>
+              <w:pStyle w:val="Praca"/>
+              <w:jc w:val="left"/>
+              <w:rPr>
+                <w:sz w:val="22"/>
+                <w:szCs w:val="22"/>
+              </w:rPr>
+            </w:pPr>
+            <w:r>
+              <w:rPr>
+                <w:sz w:val="22"/>
+                <w:szCs w:val="22"/>
+              </w:rPr>
+              <w:t>Cena</w:t>
+            </w:r>
+          </w:p>
+        </w:tc>
+        <w:tc>
+          <w:tcPr>
+            <w:tcW w:w="1790" w:type="dxa"/>
+          </w:tcPr>
+          <w:p>
+            <w:pPr>
+              <w:pStyle w:val="Praca"/>
+              <w:jc w:val="left"/>
+              <w:rPr>
+                <w:sz w:val="22"/>
+                <w:szCs w:val="22"/>
+              </w:rPr>
+            </w:pPr>
+            <w:r>
+              <w:rPr>
+                <w:sz w:val="22"/>
+                <w:szCs w:val="22"/>
+              </w:rPr>
+              <w:t>Forma Wizualizacji</w:t>
+            </w:r>
+          </w:p>
+        </w:tc>
+        <w:tc>
+          <w:tcPr>
+            <w:tcW w:w="1790" w:type="dxa"/>
+          </w:tcPr>
+          <w:p>
+            <w:pPr>
+              <w:pStyle w:val="Praca"/>
+              <w:jc w:val="left"/>
+              <w:rPr>
+                <w:sz w:val="22"/>
+                <w:szCs w:val="22"/>
+              </w:rPr>
+            </w:pPr>
+            <w:r>
+              <w:rPr>
+                <w:sz w:val="22"/>
+                <w:szCs w:val="22"/>
+              </w:rPr>
+              <w:t>Oferowane Usługi</w:t>
+            </w:r>
+          </w:p>
+        </w:tc>
+      </w:tr>
+      <w:tr>
+        <w:trPr>
+          <w:trHeight w:val="450"/>
+        </w:trPr>
+        <w:tc>
+          <w:tcPr>
+            <w:tcW w:w="1789" w:type="dxa"/>
+          </w:tcPr>
+          <w:p>
+            <w:pPr>
+              <w:pStyle w:val="Praca"/>
+              <w:jc w:val="left"/>
+              <w:rPr>
+                <w:sz w:val="22"/>
+                <w:szCs w:val="22"/>
+              </w:rPr>
+            </w:pPr>
+            <w:r>
+              <w:rPr>
+                <w:sz w:val="22"/>
+                <w:szCs w:val="22"/>
+              </w:rPr>
+              <w:t>Homestyler</w:t>
+            </w:r>
+          </w:p>
+        </w:tc>
+        <w:tc>
+          <w:tcPr>
+            <w:tcW w:w="1790" w:type="dxa"/>
+          </w:tcPr>
+          <w:p>
+            <w:pPr>
+              <w:pStyle w:val="Praca"/>
+              <w:jc w:val="left"/>
+              <w:rPr>
+                <w:sz w:val="22"/>
+                <w:szCs w:val="22"/>
+              </w:rPr>
+            </w:pPr>
+            <w:r>
+              <w:rPr>
+                <w:sz w:val="22"/>
+                <w:szCs w:val="22"/>
+              </w:rPr>
+              <w:t>Abonament</w:t>
+            </w:r>
+          </w:p>
+        </w:tc>
+        <w:tc>
+          <w:tcPr>
+            <w:tcW w:w="1790" w:type="dxa"/>
+          </w:tcPr>
+          <w:p>
+            <w:pPr>
+              <w:pStyle w:val="Praca"/>
+              <w:jc w:val="left"/>
+              <w:rPr>
+                <w:sz w:val="22"/>
+                <w:szCs w:val="22"/>
+              </w:rPr>
+            </w:pPr>
+            <w:r>
+              <w:rPr>
+                <w:sz w:val="22"/>
+                <w:szCs w:val="22"/>
+              </w:rPr>
+              <w:t>Darmowy/$19.6</w:t>
+            </w:r>
+          </w:p>
+        </w:tc>
+        <w:tc>
+          <w:tcPr>
+            <w:tcW w:w="1790" w:type="dxa"/>
+          </w:tcPr>
+          <w:p>
+            <w:pPr>
+              <w:pStyle w:val="Praca"/>
+              <w:jc w:val="left"/>
+              <w:rPr>
+                <w:sz w:val="22"/>
+                <w:szCs w:val="22"/>
+              </w:rPr>
+            </w:pPr>
+            <w:r>
+              <w:rPr>
+                <w:sz w:val="22"/>
+                <w:szCs w:val="22"/>
+              </w:rPr>
+              <w:t>Flat/VR</w:t>
+            </w:r>
+          </w:p>
+        </w:tc>
+        <w:tc>
+          <w:tcPr>
+            <w:tcW w:w="1790" w:type="dxa"/>
+          </w:tcPr>
+          <w:p>
+            <w:pPr>
+              <w:pStyle w:val="Praca"/>
+              <w:jc w:val="left"/>
+              <w:rPr>
+                <w:sz w:val="22"/>
+                <w:szCs w:val="22"/>
+              </w:rPr>
+            </w:pPr>
+            <w:r>
+              <w:rPr>
+                <w:sz w:val="22"/>
+                <w:szCs w:val="22"/>
+              </w:rPr>
+              <w:t>Duża baza mebli, Konwertowanie planow 2D na 3D, Prezentacja VR, Moduł AI</w:t>
+            </w:r>
+          </w:p>
+        </w:tc>
+      </w:tr>
+      <w:tr>
+        <w:trPr>
+          <w:trHeight w:val="914"/>
+        </w:trPr>
+        <w:tc>
+          <w:tcPr>
+            <w:tcW w:w="1789" w:type="dxa"/>
+          </w:tcPr>
+          <w:p>
+            <w:pPr>
+              <w:pStyle w:val="Praca"/>
+              <w:jc w:val="left"/>
+              <w:rPr>
+                <w:sz w:val="22"/>
+                <w:szCs w:val="22"/>
+              </w:rPr>
+            </w:pPr>
+            <w:r>
+              <w:rPr>
+                <w:sz w:val="22"/>
+                <w:szCs w:val="22"/>
+              </w:rPr>
+              <w:t>Sweet Home 3D</w:t>
+            </w:r>
+          </w:p>
+        </w:tc>
+        <w:tc>
+          <w:tcPr>
+            <w:tcW w:w="1790" w:type="dxa"/>
+          </w:tcPr>
+          <w:p>
+            <w:pPr>
+              <w:pStyle w:val="Praca"/>
+              <w:jc w:val="left"/>
+              <w:rPr>
+                <w:sz w:val="22"/>
+                <w:szCs w:val="22"/>
+              </w:rPr>
+            </w:pPr>
+            <w:r>
+              <w:rPr>
+                <w:sz w:val="22"/>
+                <w:szCs w:val="22"/>
+              </w:rPr>
+              <w:t>-</w:t>
+            </w:r>
+          </w:p>
+        </w:tc>
+        <w:tc>
+          <w:tcPr>
+            <w:tcW w:w="1790" w:type="dxa"/>
+          </w:tcPr>
+          <w:p>
+            <w:pPr>
+              <w:pStyle w:val="Praca"/>
+              <w:jc w:val="left"/>
+              <w:rPr>
+                <w:sz w:val="22"/>
+                <w:szCs w:val="22"/>
+              </w:rPr>
+            </w:pPr>
+            <w:r>
+              <w:rPr>
+                <w:sz w:val="22"/>
+                <w:szCs w:val="22"/>
+              </w:rPr>
+              <w:t>Darmowy</w:t>
+            </w:r>
+          </w:p>
+        </w:tc>
+        <w:tc>
+          <w:tcPr>
+            <w:tcW w:w="1790" w:type="dxa"/>
+          </w:tcPr>
+          <w:p>
+            <w:pPr>
+              <w:pStyle w:val="Praca"/>
+              <w:jc w:val="left"/>
+              <w:rPr>
+                <w:sz w:val="22"/>
+                <w:szCs w:val="22"/>
+              </w:rPr>
+            </w:pPr>
+            <w:r>
+              <w:rPr>
+                <w:sz w:val="22"/>
+                <w:szCs w:val="22"/>
+              </w:rPr>
+              <w:t>Flat</w:t>
+            </w:r>
+          </w:p>
+        </w:tc>
+        <w:tc>
+          <w:tcPr>
+            <w:tcW w:w="1790" w:type="dxa"/>
+          </w:tcPr>
+          <w:p>
+            <w:pPr>
+              <w:pStyle w:val="Praca"/>
+              <w:jc w:val="left"/>
+              <w:rPr>
+                <w:sz w:val="22"/>
+                <w:szCs w:val="22"/>
+              </w:rPr>
+            </w:pPr>
+            <w:r>
+              <w:rPr>
+                <w:sz w:val="22"/>
+                <w:szCs w:val="22"/>
+              </w:rPr>
+              <w:t>Spora biblioteka mebli, możliwość tworzenia własnych wtyczek</w:t>
+            </w:r>
+          </w:p>
+        </w:tc>
+      </w:tr>
+      <w:tr>
+        <w:trPr>
+          <w:trHeight w:val="914"/>
+        </w:trPr>
+        <w:tc>
+          <w:tcPr>
+            <w:tcW w:w="1789" w:type="dxa"/>
+          </w:tcPr>
+          <w:p>
+            <w:pPr>
+              <w:pStyle w:val="Praca"/>
+              <w:jc w:val="left"/>
+              <w:rPr>
+                <w:sz w:val="22"/>
+                <w:szCs w:val="22"/>
+              </w:rPr>
+            </w:pPr>
+            <w:r>
+              <w:rPr>
+                <w:sz w:val="22"/>
+                <w:szCs w:val="22"/>
+              </w:rPr>
+              <w:t>Sketch Up</w:t>
+            </w:r>
+          </w:p>
+        </w:tc>
+        <w:tc>
+          <w:tcPr>
+            <w:tcW w:w="1790" w:type="dxa"/>
+          </w:tcPr>
+          <w:p>
+            <w:pPr>
+              <w:pStyle w:val="Praca"/>
+              <w:jc w:val="left"/>
+              <w:rPr>
+                <w:sz w:val="22"/>
+                <w:szCs w:val="22"/>
+              </w:rPr>
+            </w:pPr>
+            <w:r>
+              <w:rPr>
+                <w:sz w:val="22"/>
+                <w:szCs w:val="22"/>
+              </w:rPr>
+              <w:t>Zakup licencji</w:t>
+            </w:r>
+            <w:r>
+              <w:rPr>
+                <w:sz w:val="22"/>
+                <w:szCs w:val="22"/>
+              </w:rPr>
+              <w:t xml:space="preserve"> na rok</w:t>
+            </w:r>
+          </w:p>
+        </w:tc>
+        <w:tc>
+          <w:tcPr>
+            <w:tcW w:w="1790" w:type="dxa"/>
+          </w:tcPr>
+          <w:p>
+            <w:pPr>
+              <w:pStyle w:val="Praca"/>
+              <w:jc w:val="left"/>
+              <w:rPr>
+                <w:sz w:val="22"/>
+                <w:szCs w:val="22"/>
+              </w:rPr>
+            </w:pPr>
+            <w:r>
+              <w:rPr>
+                <w:sz w:val="22"/>
+                <w:szCs w:val="22"/>
+              </w:rPr>
+              <w:t>1 786,73 zł-5 136 zł</w:t>
+            </w:r>
+          </w:p>
+        </w:tc>
+        <w:tc>
+          <w:tcPr>
+            <w:tcW w:w="1790" w:type="dxa"/>
+          </w:tcPr>
+          <w:p>
+            <w:pPr>
+              <w:pStyle w:val="Praca"/>
+              <w:jc w:val="left"/>
+              <w:rPr>
+                <w:sz w:val="22"/>
+                <w:szCs w:val="22"/>
+              </w:rPr>
+            </w:pPr>
+            <w:r>
+              <w:rPr>
+                <w:sz w:val="22"/>
+                <w:szCs w:val="22"/>
+              </w:rPr>
+              <w:t>Flat</w:t>
+            </w:r>
+          </w:p>
+        </w:tc>
+        <w:tc>
+          <w:tcPr>
+            <w:tcW w:w="1790" w:type="dxa"/>
+          </w:tcPr>
+          <w:p>
+            <w:pPr>
+              <w:pStyle w:val="Praca"/>
+              <w:jc w:val="left"/>
+              <w:rPr>
+                <w:sz w:val="22"/>
+                <w:szCs w:val="22"/>
+              </w:rPr>
+            </w:pPr>
+            <w:r>
+              <w:rPr>
+                <w:sz w:val="22"/>
+                <w:szCs w:val="22"/>
+              </w:rPr>
+              <w:t>Baza gotowych modeli, Tworzenie modeli w oparciu o zdjęcia, Baza wtyczek do programu</w:t>
+            </w:r>
+          </w:p>
+        </w:tc>
+      </w:tr>
+      <w:tr>
+        <w:trPr>
+          <w:trHeight w:val="914"/>
+        </w:trPr>
+        <w:tc>
+          <w:tcPr>
+            <w:tcW w:w="1789" w:type="dxa"/>
+          </w:tcPr>
+          <w:p>
+            <w:pPr>
+              <w:pStyle w:val="Praca"/>
+              <w:jc w:val="left"/>
+              <w:rPr>
+                <w:sz w:val="22"/>
+                <w:szCs w:val="22"/>
+              </w:rPr>
+            </w:pPr>
+            <w:r>
+              <w:rPr>
+                <w:sz w:val="22"/>
+                <w:szCs w:val="22"/>
+              </w:rPr>
+              <w:t>Live Home 3D</w:t>
+            </w:r>
+          </w:p>
+        </w:tc>
+        <w:tc>
+          <w:tcPr>
+            <w:tcW w:w="1790" w:type="dxa"/>
+          </w:tcPr>
+          <w:p>
+            <w:pPr>
+              <w:pStyle w:val="Praca"/>
+              <w:jc w:val="left"/>
+              <w:rPr>
+                <w:sz w:val="22"/>
+                <w:szCs w:val="22"/>
+              </w:rPr>
+            </w:pPr>
+            <w:r>
+              <w:rPr>
+                <w:sz w:val="22"/>
+                <w:szCs w:val="22"/>
+              </w:rPr>
+              <w:t>Zakup Jednorazowy</w:t>
+            </w:r>
+          </w:p>
+        </w:tc>
+        <w:tc>
+          <w:tcPr>
+            <w:tcW w:w="1790" w:type="dxa"/>
+          </w:tcPr>
+          <w:p>
+            <w:pPr>
+              <w:pStyle w:val="Praca"/>
+              <w:jc w:val="left"/>
+              <w:rPr>
+                <w:sz w:val="22"/>
+                <w:szCs w:val="22"/>
+              </w:rPr>
+            </w:pPr>
+            <w:r>
+              <w:rPr>
+                <w:sz w:val="22"/>
+                <w:szCs w:val="22"/>
+              </w:rPr>
+              <w:t>Darmowy/$99.99</w:t>
+            </w:r>
+          </w:p>
+        </w:tc>
+        <w:tc>
+          <w:tcPr>
+            <w:tcW w:w="1790" w:type="dxa"/>
+          </w:tcPr>
+          <w:p>
+            <w:pPr>
+              <w:pStyle w:val="Praca"/>
+              <w:jc w:val="left"/>
+              <w:rPr>
+                <w:sz w:val="22"/>
+                <w:szCs w:val="22"/>
+              </w:rPr>
+            </w:pPr>
+            <w:r>
+              <w:rPr>
+                <w:sz w:val="22"/>
+                <w:szCs w:val="22"/>
+              </w:rPr>
+              <w:t>Flat</w:t>
+            </w:r>
+          </w:p>
+        </w:tc>
+        <w:tc>
+          <w:tcPr>
+            <w:tcW w:w="1790" w:type="dxa"/>
+          </w:tcPr>
+          <w:p>
+            <w:pPr>
+              <w:pStyle w:val="Praca"/>
+              <w:jc w:val="left"/>
+              <w:rPr>
+                <w:sz w:val="22"/>
+                <w:szCs w:val="22"/>
+              </w:rPr>
+            </w:pPr>
+            <w:r>
+              <w:rPr>
+                <w:sz w:val="22"/>
+                <w:szCs w:val="22"/>
+              </w:rPr>
+              <w:t>Baza gotowych modeli, importowanie własnych modeli, Dostępne na urządzenia mobilne</w:t>
+            </w:r>
+          </w:p>
+        </w:tc>
+      </w:tr>
+      <w:tr>
+        <w:trPr>
+          <w:trHeight w:val="900"/>
+        </w:trPr>
+        <w:tc>
+          <w:tcPr>
+            <w:tcW w:w="1789" w:type="dxa"/>
+          </w:tcPr>
+          <w:p>
+            <w:pPr>
+              <w:pStyle w:val="Praca"/>
+              <w:jc w:val="left"/>
+              <w:rPr>
+                <w:sz w:val="22"/>
+                <w:szCs w:val="22"/>
+              </w:rPr>
+            </w:pPr>
+            <w:r>
+              <w:rPr>
+                <w:sz w:val="22"/>
+                <w:szCs w:val="22"/>
+              </w:rPr>
+              <w:t>p.Con planner</w:t>
+            </w:r>
+          </w:p>
+        </w:tc>
+        <w:tc>
+          <w:tcPr>
+            <w:tcW w:w="1790" w:type="dxa"/>
+          </w:tcPr>
+          <w:p>
+            <w:pPr>
+              <w:pStyle w:val="Praca"/>
+              <w:jc w:val="left"/>
+              <w:rPr>
+                <w:sz w:val="22"/>
+                <w:szCs w:val="22"/>
+              </w:rPr>
+            </w:pPr>
+            <w:r>
+              <w:rPr>
+                <w:sz w:val="22"/>
+                <w:szCs w:val="22"/>
+              </w:rPr>
+              <w:t>Zakup Jednorazowy</w:t>
+            </w:r>
+          </w:p>
+        </w:tc>
+        <w:tc>
+          <w:tcPr>
+            <w:tcW w:w="1790" w:type="dxa"/>
+          </w:tcPr>
+          <w:p>
+            <w:pPr>
+              <w:pStyle w:val="Praca"/>
+              <w:jc w:val="left"/>
+              <w:rPr>
+                <w:sz w:val="22"/>
+                <w:szCs w:val="22"/>
+              </w:rPr>
+            </w:pPr>
+            <w:r>
+              <w:rPr>
+                <w:sz w:val="22"/>
+                <w:szCs w:val="22"/>
+              </w:rPr>
+              <w:t>Darmowy/19 999 zl</w:t>
+            </w:r>
+          </w:p>
+        </w:tc>
+        <w:tc>
+          <w:tcPr>
+            <w:tcW w:w="1790" w:type="dxa"/>
+          </w:tcPr>
+          <w:p>
+            <w:pPr>
+              <w:pStyle w:val="Praca"/>
+              <w:jc w:val="left"/>
+              <w:rPr>
+                <w:sz w:val="22"/>
+                <w:szCs w:val="22"/>
+              </w:rPr>
+            </w:pPr>
+            <w:r>
+              <w:rPr>
+                <w:sz w:val="22"/>
+                <w:szCs w:val="22"/>
+              </w:rPr>
+              <w:t>Flat/VR</w:t>
+            </w:r>
+          </w:p>
+        </w:tc>
+        <w:tc>
+          <w:tcPr>
+            <w:tcW w:w="1790" w:type="dxa"/>
+          </w:tcPr>
+          <w:p>
+            <w:pPr>
+              <w:pStyle w:val="Praca"/>
+              <w:jc w:val="left"/>
+              <w:rPr>
+                <w:sz w:val="22"/>
+                <w:szCs w:val="22"/>
+              </w:rPr>
+            </w:pPr>
+            <w:r>
+              <w:rPr>
+                <w:sz w:val="22"/>
+                <w:szCs w:val="22"/>
+              </w:rPr>
+              <w:t>Baza gotowych modeli, Wtyczka VR</w:t>
+            </w:r>
+          </w:p>
+        </w:tc>
+      </w:tr>
+    </w:tbl>
+    <w:p>
+      <w:pPr>
+        <w:pStyle w:val="Praca"/>
+      </w:pPr>
+    </w:p>
+    <w:p>
+      <w:pPr>
+        <w:pStyle w:val="Praca"/>
+      </w:pPr>
+      <w:bookmarkStart w:id="2" w:name="_Toc213483044"/>
+      <w:r>
+        <w:lastRenderedPageBreak/>
+        <w:t>Rozwiązania proponowane przez inne firmy często opierają się na opracowaniu planów 2D i późniejszym rozstawieniu mebli w przestrzeni trójwymiarowej. Oferują tworzenie renderów w wysokiej rozdzielczości, ale i również spacery po zaprojektowanych wnętrzach. Niektóre systemu nawet mają wtyczki pozwalające na zobaczenie pomieszczeń w wirtualnej rzeczywistości. Jednak sposób faktycznego projektowania jest praktycznie identyczny dla każdego z tych programów. To co je wyróżnia to oferowane usługi oraz przejrzystość interfejsu użytkownika. Jednakże nawet najprostsze oprogramowanie wymaga wstępnego zapoznania się ze środowiskiem. Nie jest to coś, co zachęca użytkowników, którzy chcą jednorazowo zaplanować swoje mieszkanie. Takie programy są dla ludzi, którzy zajmują się tą tematyką zawodowo lub hobbystycznie.</w:t>
+      </w:r>
+      <w:r>
+        <w:t xml:space="preserve"> </w:t>
+      </w:r>
+      <w:r>
+        <w:t xml:space="preserve">Dla użytkownika, który nie jest zaznajomiony z tą tematyką i chcę tylko zaprojektować swój pokój, zwizualizować swój pomysł to jest bardzo nie przystępne. Choć te programy oferują bogatą funkcjonalność to brakuje im intuicyjności i przystępności. Użytkownik powinien szybko i intuicyjnie móc zaprojektować wnętrze bez wczytywania się w długie strony dokumentacji. Jednakże brak przystępności wynika głównie z specyfiki urządzeń na jakie są produkowane te systemy. Komputery osobiste pozwalają na obsługiwanie dość skomplikowanych programów, co jest ich sporą zaletą, ale dla nowego użytkownika jest to przytłaczające. </w:t>
+      </w:r>
+      <w:r>
+        <w:t>Trzeba nauczyć się posługiwać</w:t>
+      </w:r>
+      <w:r>
+        <w:t xml:space="preserve"> </w:t>
+      </w:r>
+      <w:r>
+        <w:t xml:space="preserve">interfejsem co potrafi być żmudnym zajęciem. To jest cena dużej funkcjonalności, która dla osoby zajmującej się tą tematyką jest warta zapłacenia. Problem ma użytkownik, który albo zaczyna swoją przygodę z projektowaniem wnętrz lub potrzebuje szybko zwizualizować pomysł i nie ma czasu na naukę całego programu. Brakuje systemu, który dzięki swojej prostocie oraz intuicyjności jest w stanie oferować szybką wizualizację projektu oraz pomóc w zaprojektowaniu wnętrza. Taki program powinien być użyteczny dla zwykłego użytkownika, który nie ma doświadczenia z dekorowaniem wnętrz, a chcę zaprojektować swoje mieszkanie. By było to możliwe to sam proces projektowania musi być naturalny dla użytkownika i responsywny. Użytkownik musi w czasie rzeczywistym widzieć swoje działania. </w:t>
+      </w:r>
+      <w:r>
+        <w:t xml:space="preserve">Niestety taki system musiałby zrezygnować z dużej precyzji oraz specyficznej funkcjonalności, kosztem wygody dla użytkownika. Wirtualne projektowanie wnętrz jest rzeczą bardzo potrzebną, ale aktualne rozwiązania wymagają dużej ilości czasu, by móc z nich korzystać w poprawny sposób. </w:t>
+      </w:r>
+      <w:r>
+        <w:t xml:space="preserve">  </w:t>
+      </w:r>
+    </w:p>
+    <w:p>
+      <w:pPr>
+        <w:pStyle w:val="Nagwek2"/>
+      </w:pPr>
+      <w:r>
+        <w:lastRenderedPageBreak/>
+        <w:t>1.2 Wirtualna Rzeczywistość</w:t>
+      </w:r>
+      <w:bookmarkEnd w:id="2"/>
+    </w:p>
+    <w:p>
+      <w:pPr>
+        <w:pStyle w:val="Praca"/>
+        <w:ind w:firstLine="708"/>
+      </w:pPr>
+      <w:r>
+        <w:t xml:space="preserve">Wirtualna rzeczywistość, w skrócie VR, symulacja doświadczenia prawdziwego świata przy pomocy technologii komputerowej. Ma ona symulować trójwymiarowy świat poprzez umieszczenie użytkownika wewnątrz niego. Jest to wykonywane poprzez odpowiednie gogle zakładane na głowę oraz różnego rodzaju kontrolery, które mają przechwytywać ruch użytkownika i przenosić do wirtualnego świata. Zamiast być obserwatorem tego co się dzieje na ekranie, użytkownik jest w pełni czynnym uczestnikiem tego. Wirtualna rzeczywistość ma za zadanie dać użytkownikowi najbardziej naturalne i intuicyjną interakcje z nim. </w:t>
+      </w:r>
+      <w:r>
+        <w:t>VR można łątwo pomylić z AR, MR, czy XR. AR to rozszerzona rzeczywistość, gdzie na realny świat są nakładane cyfrowe obiekty. W przeciwieństwie do VR to rozszerzona rzeczywistość całą swoją magię opiera na wzbogaceniu realnego świata, gdzie w przypadku wirtualnej rzeczywistości jest tworzony zupełnie osobny świat. Połączeniem tych dwóch technologii jest MR, czyli rzeczywistość mieszana. Tak jak w AR na realny świat są nakładane cyfrowe obiekty, ale można z nimi wejść w interakcje na poziomie VR. Można to określić jako bardziej interaktywny AR. XR jest terminem, który określa całe spektrum tych technologii. To co jest wspólnym czynnikiem XR jest danie użytkownikowi nowych doświadczeń rzeczywistości. Może się wydawać, że całe pojęcie XR jest dość nowe. Jednak pierwsze wzmianki o tym sięgają XIX wieku.</w:t>
+      </w:r>
+      <w:r>
+        <w:t xml:space="preserve"> Choć nie można było mówić o VR samym w sobie, to koncept oszukania mózgu, że to co widzi jest </w:t>
+      </w:r>
+      <w:r>
+        <w:t xml:space="preserve">trójwymiarowe było z ludźmi od bardzo dawna. Jednym z pierwszych urządzeń, które miały imitować trójwymiar był stereoskop Wheatstone’a wynaleziony w 1838 roku. </w:t>
+      </w:r>
+    </w:p>
+    <w:p>
+      <w:pPr>
+        <w:pStyle w:val="Praca"/>
+      </w:pPr>
+    </w:p>
+    <w:p>
+      <w:pPr>
+        <w:pStyle w:val="Praca"/>
+        <w:jc w:val="center"/>
+      </w:pPr>
+      <w:r>
+        <w:rPr>
+          <w:noProof/>
+        </w:rPr>
+        <w:drawing>
+          <wp:inline distT="0" distB="0" distL="0" distR="0" wp14:anchorId="2FF5E695" wp14:editId="4A7E3812">
+            <wp:extent cx="3619500" cy="1994494"/>
+            <wp:effectExtent l="0" t="0" r="0" b="6350"/>
+            <wp:docPr id="157571356" name="Obraz 1" descr="Stereoskop lustrzany Sir Charlesa Wheatstona"/>
+            <wp:cNvGraphicFramePr>
+              <a:graphicFrameLocks xmlns:a="http://schemas.openxmlformats.org/drawingml/2006/main" noChangeAspect="1"/>
+            </wp:cNvGraphicFramePr>
+            <a:graphic xmlns:a="http://schemas.openxmlformats.org/drawingml/2006/main">
+              <a:graphicData uri="http://schemas.openxmlformats.org/drawingml/2006/picture">
+                <pic:pic xmlns:pic="http://schemas.openxmlformats.org/drawingml/2006/picture">
+                  <pic:nvPicPr>
+                    <pic:cNvPr id="0" name="Picture 1" descr="Stereoskop lustrzany Sir Charlesa Wheatstona"/>
+                    <pic:cNvPicPr>
+                      <a:picLocks noChangeAspect="1" noChangeArrowheads="1"/>
+                    </pic:cNvPicPr>
+                  </pic:nvPicPr>
+                  <pic:blipFill>
+                    <a:blip r:embed="rId11">
+                      <a:extLst>
+                        <a:ext uri="{28A0092B-C50C-407E-A947-70E740481C1C}">
+                          <a14:useLocalDpi xmlns:a14="http://schemas.microsoft.com/office/drawing/2010/main" val="0"/>
+                        </a:ext>
+                      </a:extLst>
+                    </a:blip>
+                    <a:srcRect/>
+                    <a:stretch>
+                      <a:fillRect/>
+                    </a:stretch>
+                  </pic:blipFill>
+                  <pic:spPr bwMode="auto">
+                    <a:xfrm>
+                      <a:off x="0" y="0"/>
+                      <a:ext cx="3660496" cy="2017085"/>
+                    </a:xfrm>
+                    <a:prstGeom prst="rect">
+                      <a:avLst/>
+                    </a:prstGeom>
+                    <a:noFill/>
+                    <a:ln>
+                      <a:noFill/>
+                    </a:ln>
+                  </pic:spPr>
+                </pic:pic>
+              </a:graphicData>
+            </a:graphic>
+          </wp:inline>
+        </w:drawing>
+      </w:r>
+    </w:p>
+    <w:p>
+      <w:pPr>
+        <w:pStyle w:val="Praca"/>
+        <w:jc w:val="center"/>
+      </w:pPr>
+      <w:r>
+        <w:t>Rys. 1.1 Stereoskop Wheatstone’a</w:t>
+      </w:r>
+    </w:p>
+    <w:p>
+      <w:pPr>
+        <w:pStyle w:val="Praca"/>
+        <w:jc w:val="center"/>
+      </w:pPr>
+    </w:p>
+    <w:p>
+      <w:pPr>
+        <w:pStyle w:val="Praca"/>
+      </w:pPr>
+      <w:r>
+        <w:lastRenderedPageBreak/>
+        <w:t>Urządzenie działało w prosty sposób. Naprzeciw sobie były ustawione dwa takie same obrazy. Pomiędzy nimi były lustra ustawione pod kątek 45 stopni względem obrazów. Obserwator mając założone szkła okularowe mógł obserwować trójwymiarowy obraz. To wszystko było iluzją polegająca na pokazaniu tego samego obrazu, ale pod innym kątem. Jedno oko widziało przedmiot inaczej niż drugie. Mózg to rejestrował i był oszukiwany, że widzi trójwymiarowy obiekt. Na tej zasadzie wszystkie urządzenia VR są oparte. Na iluzji obrazu 3D, poprzez wyświetlanie obrazu inaczej dla każdego oka. To jest tylko jeden zmysł, a co z pozostałymi? Technologia VR przecież polega na oszukiwaniu całego ciała, że znajduje się w wirtualnej przestrzeni. Na przestrzeni lat powstawało kilka urządzeń, które miały oszukiwać te zmysły. Przykładem są symulatory lotów w lat 30. ubiegłego wieku.</w:t>
+      </w:r>
+      <w:r>
+        <w:t xml:space="preserve"> Link trainer miał za zadanie symulować lot samolotem. W tym celu z dużą dokładnością odwzorowywał wskazania instrumentów lotniczych. W czasie II wojny światowej te oto symulatory wytrenowały ponad 500 000 pilotów.</w:t>
+      </w:r>
+    </w:p>
+    <w:p>
+      <w:pPr>
+        <w:pStyle w:val="Praca"/>
+      </w:pPr>
+    </w:p>
+    <w:p>
+      <w:pPr>
+        <w:pStyle w:val="Praca"/>
+        <w:jc w:val="center"/>
+      </w:pPr>
+      <w:r>
+        <w:rPr>
+          <w:noProof/>
+        </w:rPr>
+        <w:drawing>
+          <wp:inline distT="0" distB="0" distL="0" distR="0" wp14:anchorId="4D7D6138" wp14:editId="21F9FDEE">
+            <wp:extent cx="4680585" cy="3616307"/>
+            <wp:effectExtent l="0" t="0" r="5715" b="3810"/>
+            <wp:docPr id="1020685913" name="Obraz 2" descr="undefined"/>
+            <wp:cNvGraphicFramePr>
+              <a:graphicFrameLocks xmlns:a="http://schemas.openxmlformats.org/drawingml/2006/main" noChangeAspect="1"/>
+            </wp:cNvGraphicFramePr>
+            <a:graphic xmlns:a="http://schemas.openxmlformats.org/drawingml/2006/main">
+              <a:graphicData uri="http://schemas.openxmlformats.org/drawingml/2006/picture">
+                <pic:pic xmlns:pic="http://schemas.openxmlformats.org/drawingml/2006/picture">
+                  <pic:nvPicPr>
+                    <pic:cNvPr id="0" name="Picture 3" descr="undefined"/>
+                    <pic:cNvPicPr>
+                      <a:picLocks noChangeAspect="1" noChangeArrowheads="1"/>
+                    </pic:cNvPicPr>
+                  </pic:nvPicPr>
+                  <pic:blipFill>
+                    <a:blip r:embed="rId12">
+                      <a:extLst>
+                        <a:ext uri="{28A0092B-C50C-407E-A947-70E740481C1C}">
+                          <a14:useLocalDpi xmlns:a14="http://schemas.microsoft.com/office/drawing/2010/main" val="0"/>
+                        </a:ext>
+                      </a:extLst>
+                    </a:blip>
+                    <a:srcRect/>
+                    <a:stretch>
+                      <a:fillRect/>
+                    </a:stretch>
+                  </pic:blipFill>
+                  <pic:spPr bwMode="auto">
+                    <a:xfrm>
+                      <a:off x="0" y="0"/>
+                      <a:ext cx="4695432" cy="3627778"/>
+                    </a:xfrm>
+                    <a:prstGeom prst="rect">
+                      <a:avLst/>
+                    </a:prstGeom>
+                    <a:noFill/>
+                    <a:ln>
+                      <a:noFill/>
+                    </a:ln>
+                  </pic:spPr>
+                </pic:pic>
+              </a:graphicData>
+            </a:graphic>
+          </wp:inline>
+        </w:drawing>
+      </w:r>
+    </w:p>
+    <w:p>
+      <w:pPr>
+        <w:pStyle w:val="Praca"/>
+        <w:jc w:val="center"/>
+      </w:pPr>
+      <w:bookmarkStart w:id="3" w:name="_Toc213483045"/>
+      <w:r>
+        <w:t>Rys. 1.2 Link Trainer w użyciu</w:t>
+      </w:r>
+    </w:p>
+    <w:p>
+      <w:pPr>
+        <w:pStyle w:val="Praca"/>
+        <w:jc w:val="center"/>
+      </w:pPr>
+    </w:p>
+    <w:p>
+      <w:pPr>
+        <w:pStyle w:val="Praca"/>
+        <w:jc w:val="center"/>
+      </w:pPr>
+    </w:p>
+    <w:p>
+      <w:pPr>
+        <w:pStyle w:val="Praca"/>
+      </w:pPr>
+      <w:r>
+        <w:lastRenderedPageBreak/>
+        <w:t>Sama ta technologia tylko ilustruje to jak ludzie na wiele sposobów próbowali oszukiwać ludzi, by mieli wrażenie, że są w innym miejscu niż faktycznie są. Leży to u podstaw konceptu wirtualnej rzeczywistości. W takim razie co było pierwszym urządzeniem, które w pełni realizowało założenia wirtualnej rzeczywistości? W 1962 roku Morton Heiling zaprezentował światu Sensoramę.</w:t>
+      </w:r>
+      <w:r>
+        <w:t xml:space="preserve"> Można ją porównać do wyświetlania filmów w 4D. Urządzenie miało stymulować każdy zmysł człowieka. Widz mógł poczuć się jak uczestnik filmu. Przykładał on głowię do urządzenia i oglądał specjalnie nakręcone filmy. W tym czasie mógł słyszeć dźwięk w stereo, co było coś nowe w tamtych czasach. Dodatkowo mógł poczuć róźnego rodzaju zapach oraz sam fotel miał się przechylać i wibrować, by symulować zdarzenia dziejące się na filmie. Sensorama przenosiła widza w zupełnie inny świat oszukując każdy jego zmysł. Choć nadal brakowało tutaj interaktywności to ten wynalazek można określić jako pierwsze urządzenie VR.</w:t>
+      </w:r>
+    </w:p>
+    <w:p>
+      <w:pPr>
+        <w:pStyle w:val="Praca"/>
+        <w:jc w:val="center"/>
+      </w:pPr>
+      <w:r>
+        <w:rPr>
+          <w:noProof/>
+        </w:rPr>
+        <w:drawing>
+          <wp:inline distT="0" distB="0" distL="0" distR="0" wp14:anchorId="2B916D6D" wp14:editId="72E5F4F4">
+            <wp:extent cx="3375660" cy="4322244"/>
+            <wp:effectExtent l="0" t="0" r="0" b="2540"/>
+            <wp:docPr id="681116807" name="Obraz 3" descr="The Sensorama: One of the First Functioning Efforts in ..."/>
+            <wp:cNvGraphicFramePr>
+              <a:graphicFrameLocks xmlns:a="http://schemas.openxmlformats.org/drawingml/2006/main" noChangeAspect="1"/>
+            </wp:cNvGraphicFramePr>
+            <a:graphic xmlns:a="http://schemas.openxmlformats.org/drawingml/2006/main">
+              <a:graphicData uri="http://schemas.openxmlformats.org/drawingml/2006/picture">
+                <pic:pic xmlns:pic="http://schemas.openxmlformats.org/drawingml/2006/picture">
+                  <pic:nvPicPr>
+                    <pic:cNvPr id="0" name="Picture 5" descr="The Sensorama: One of the First Functioning Efforts in ..."/>
+                    <pic:cNvPicPr>
+                      <a:picLocks noChangeAspect="1" noChangeArrowheads="1"/>
+                    </pic:cNvPicPr>
+                  </pic:nvPicPr>
+                  <pic:blipFill>
+                    <a:blip r:embed="rId13">
+                      <a:extLst>
+                        <a:ext uri="{28A0092B-C50C-407E-A947-70E740481C1C}">
+                          <a14:useLocalDpi xmlns:a14="http://schemas.microsoft.com/office/drawing/2010/main" val="0"/>
+                        </a:ext>
+                      </a:extLst>
+                    </a:blip>
+                    <a:srcRect/>
+                    <a:stretch>
+                      <a:fillRect/>
+                    </a:stretch>
+                  </pic:blipFill>
+                  <pic:spPr bwMode="auto">
+                    <a:xfrm>
+                      <a:off x="0" y="0"/>
+                      <a:ext cx="3383653" cy="4332478"/>
+                    </a:xfrm>
+                    <a:prstGeom prst="rect">
+                      <a:avLst/>
+                    </a:prstGeom>
+                    <a:noFill/>
+                    <a:ln>
+                      <a:noFill/>
+                    </a:ln>
+                  </pic:spPr>
+                </pic:pic>
+              </a:graphicData>
+            </a:graphic>
+          </wp:inline>
+        </w:drawing>
+      </w:r>
+    </w:p>
+    <w:p>
+      <w:pPr>
+        <w:pStyle w:val="Praca"/>
+        <w:jc w:val="center"/>
+      </w:pPr>
+      <w:r>
+        <w:t>Rys 1.3 Sensorama</w:t>
+      </w:r>
+    </w:p>
+    <w:p>
+      <w:pPr>
+        <w:pStyle w:val="Praca"/>
+        <w:jc w:val="center"/>
+      </w:pPr>
+    </w:p>
+    <w:p>
+      <w:pPr>
+        <w:pStyle w:val="Praca"/>
+        <w:jc w:val="center"/>
+      </w:pPr>
+    </w:p>
+    <w:p>
+      <w:pPr>
+        <w:pStyle w:val="Praca"/>
+        <w:jc w:val="center"/>
+      </w:pPr>
+    </w:p>
+    <w:p>
+      <w:pPr>
+        <w:pStyle w:val="Praca"/>
+      </w:pPr>
+      <w:r>
+        <w:lastRenderedPageBreak/>
+        <w:t xml:space="preserve">Używając Sensoramy widz był nieruchomy, co jest bardzo dalekie od tego jak dziś wygląda VR. Kojarzymy często tę technologię z goglami zakładanymi na głowę. W 1961 roku firma Philco stworzyła hełm, który nie dość, że wyświetlał obraz ale jeszcze był zdolny do śledzenia ruchów użytkownika. Te informacje były przekazywane zdalnie do oddalonej kamery, której obraz był wyświetlany na hełmie. Urządzenie było stworzone, by umożliwić zdalną obserwacje niebezpiecznych miejsc. Ostatecznie hełmy były używane przez wojsko w celach treningowych. Choć nie wyświetlały one wirtualnego świata to jednak ich działanie było sporym krokiem dla VR jakie dzisiaj znamy. </w:t>
+      </w:r>
+    </w:p>
+    <w:p>
+      <w:pPr>
+        <w:pStyle w:val="Praca"/>
+        <w:jc w:val="center"/>
+      </w:pPr>
+      <w:r>
+        <w:rPr>
+          <w:noProof/>
+        </w:rPr>
+        <w:drawing>
+          <wp:inline distT="0" distB="0" distL="0" distR="0" wp14:anchorId="5B505538" wp14:editId="675059FD">
+            <wp:extent cx="3589020" cy="5024710"/>
+            <wp:effectExtent l="0" t="0" r="0" b="5080"/>
+            <wp:docPr id="1001033854" name="Obraz 4" descr="Philco Headsight (1961)"/>
+            <wp:cNvGraphicFramePr>
+              <a:graphicFrameLocks xmlns:a="http://schemas.openxmlformats.org/drawingml/2006/main" noChangeAspect="1"/>
+            </wp:cNvGraphicFramePr>
+            <a:graphic xmlns:a="http://schemas.openxmlformats.org/drawingml/2006/main">
+              <a:graphicData uri="http://schemas.openxmlformats.org/drawingml/2006/picture">
+                <pic:pic xmlns:pic="http://schemas.openxmlformats.org/drawingml/2006/picture">
+                  <pic:nvPicPr>
+                    <pic:cNvPr id="0" name="Picture 7" descr="Philco Headsight (1961)"/>
+                    <pic:cNvPicPr>
+                      <a:picLocks noChangeAspect="1" noChangeArrowheads="1"/>
+                    </pic:cNvPicPr>
+                  </pic:nvPicPr>
+                  <pic:blipFill>
+                    <a:blip r:embed="rId14">
+                      <a:extLst>
+                        <a:ext uri="{28A0092B-C50C-407E-A947-70E740481C1C}">
+                          <a14:useLocalDpi xmlns:a14="http://schemas.microsoft.com/office/drawing/2010/main" val="0"/>
+                        </a:ext>
+                      </a:extLst>
+                    </a:blip>
+                    <a:srcRect/>
+                    <a:stretch>
+                      <a:fillRect/>
+                    </a:stretch>
+                  </pic:blipFill>
+                  <pic:spPr bwMode="auto">
+                    <a:xfrm>
+                      <a:off x="0" y="0"/>
+                      <a:ext cx="3595094" cy="5033214"/>
+                    </a:xfrm>
+                    <a:prstGeom prst="rect">
+                      <a:avLst/>
+                    </a:prstGeom>
+                    <a:noFill/>
+                    <a:ln>
+                      <a:noFill/>
+                    </a:ln>
+                  </pic:spPr>
+                </pic:pic>
+              </a:graphicData>
+            </a:graphic>
+          </wp:inline>
+        </w:drawing>
+      </w:r>
+    </w:p>
+    <w:p>
+      <w:pPr>
+        <w:pStyle w:val="Praca"/>
+        <w:jc w:val="center"/>
+      </w:pPr>
+      <w:r>
+        <w:t>Rys. 1.4 Philco Headsight</w:t>
+      </w:r>
+    </w:p>
+    <w:p>
+      <w:pPr>
+        <w:pStyle w:val="Praca"/>
+        <w:jc w:val="center"/>
+      </w:pPr>
+    </w:p>
+    <w:p>
+      <w:pPr>
+        <w:pStyle w:val="Praca"/>
+        <w:jc w:val="center"/>
+      </w:pPr>
+    </w:p>
+    <w:p>
+      <w:pPr>
+        <w:pStyle w:val="Praca"/>
+        <w:jc w:val="center"/>
+      </w:pPr>
+    </w:p>
+    <w:p>
+      <w:pPr>
+        <w:pStyle w:val="Praca"/>
+        <w:jc w:val="center"/>
+      </w:pPr>
+    </w:p>
+    <w:p>
+      <w:pPr>
+        <w:pStyle w:val="Praca"/>
+      </w:pPr>
+      <w:r>
+        <w:lastRenderedPageBreak/>
+        <w:t xml:space="preserve">Innym pionierem w tej dziedzinie był miecz damoklesa. W latach 60 Ivan Sutherland stworzył gogle, które nie dość że śledziły ruch głowy, ale i również wyświetlały grafikę komputerową. Gogle były przymocowane do dużego </w:t>
+      </w:r>
+      <w:r>
+        <w:t>ramienia, dlatego to urządzenie żartobliwie zostało przez twórce nazwane mieczem Damoklesa, choć lepszym określeniem był Head-mounted Display, co można przetłumaczyć na ekran zamocowany na głowie. I to urządzenie można faktycznie nazwać pierwszym zestawem do VR, ponieważ użytkownik mógł wejść do wirtualnego świata i jednocześnie rozglądać się po nim. Oczywiście była to bardzo uproszczona wersja wirtualnej rzeczywistości, gdzie użytkownik nie miał większego wpływu na świat wyświetlany przed jego oczami.</w:t>
+      </w:r>
+    </w:p>
+    <w:p>
+      <w:pPr>
+        <w:pStyle w:val="Praca"/>
+        <w:jc w:val="center"/>
+      </w:pPr>
+      <w:r>
+        <w:rPr>
+          <w:noProof/>
+        </w:rPr>
+        <w:drawing>
+          <wp:inline distT="0" distB="0" distL="0" distR="0" wp14:anchorId="14083CA4" wp14:editId="07F0A513">
+            <wp:extent cx="5567490" cy="4038600"/>
+            <wp:effectExtent l="0" t="0" r="0" b="0"/>
+            <wp:docPr id="1674272965" name="Obraz 5" descr="The Sword of Damocles (1968)"/>
+            <wp:cNvGraphicFramePr>
+              <a:graphicFrameLocks xmlns:a="http://schemas.openxmlformats.org/drawingml/2006/main" noChangeAspect="1"/>
+            </wp:cNvGraphicFramePr>
+            <a:graphic xmlns:a="http://schemas.openxmlformats.org/drawingml/2006/main">
+              <a:graphicData uri="http://schemas.openxmlformats.org/drawingml/2006/picture">
+                <pic:pic xmlns:pic="http://schemas.openxmlformats.org/drawingml/2006/picture">
+                  <pic:nvPicPr>
+                    <pic:cNvPr id="0" name="Picture 9" descr="The Sword of Damocles (1968)"/>
+                    <pic:cNvPicPr>
+                      <a:picLocks noChangeAspect="1" noChangeArrowheads="1"/>
+                    </pic:cNvPicPr>
+                  </pic:nvPicPr>
+                  <pic:blipFill>
+                    <a:blip r:embed="rId15">
+                      <a:extLst>
+                        <a:ext uri="{28A0092B-C50C-407E-A947-70E740481C1C}">
+                          <a14:useLocalDpi xmlns:a14="http://schemas.microsoft.com/office/drawing/2010/main" val="0"/>
+                        </a:ext>
+                      </a:extLst>
+                    </a:blip>
+                    <a:srcRect/>
+                    <a:stretch>
+                      <a:fillRect/>
+                    </a:stretch>
+                  </pic:blipFill>
+                  <pic:spPr bwMode="auto">
+                    <a:xfrm>
+                      <a:off x="0" y="0"/>
+                      <a:ext cx="5582733" cy="4049657"/>
+                    </a:xfrm>
+                    <a:prstGeom prst="rect">
+                      <a:avLst/>
+                    </a:prstGeom>
+                    <a:noFill/>
+                    <a:ln>
+                      <a:noFill/>
+                    </a:ln>
+                  </pic:spPr>
+                </pic:pic>
+              </a:graphicData>
+            </a:graphic>
+          </wp:inline>
+        </w:drawing>
+      </w:r>
+    </w:p>
+    <w:p>
+      <w:pPr>
+        <w:pStyle w:val="Praca"/>
+        <w:jc w:val="center"/>
+      </w:pPr>
+      <w:r>
+        <w:t>Rys. 1.5 Miecz Damoklesa</w:t>
+      </w:r>
+    </w:p>
+    <w:p>
+      <w:pPr>
+        <w:pStyle w:val="Praca"/>
+        <w:jc w:val="center"/>
+      </w:pPr>
+    </w:p>
+    <w:p>
+      <w:pPr>
+        <w:pStyle w:val="Praca"/>
+        <w:jc w:val="center"/>
+      </w:pPr>
+    </w:p>
+    <w:p>
+      <w:pPr>
+        <w:pStyle w:val="Praca"/>
+        <w:jc w:val="center"/>
+      </w:pPr>
+    </w:p>
+    <w:p>
+      <w:pPr>
+        <w:pStyle w:val="Praca"/>
+        <w:jc w:val="center"/>
+      </w:pPr>
+    </w:p>
+    <w:p>
+      <w:pPr>
+        <w:pStyle w:val="Praca"/>
+        <w:jc w:val="center"/>
+      </w:pPr>
+    </w:p>
+    <w:p>
+      <w:pPr>
+        <w:pStyle w:val="Praca"/>
+        <w:jc w:val="center"/>
+      </w:pPr>
+    </w:p>
+    <w:p>
+      <w:pPr>
+        <w:pStyle w:val="Praca"/>
+        <w:jc w:val="center"/>
+      </w:pPr>
+    </w:p>
+    <w:p>
+      <w:pPr>
+        <w:pStyle w:val="Praca"/>
+      </w:pPr>
+      <w:r>
+        <w:lastRenderedPageBreak/>
+        <w:t xml:space="preserve">Lekkim przełomem w historii wirtualnej rzeczywistości były technologie opracowane w latach 80 zeszłego wieku przez firmę VPL. Nie dość, że opracowali kolejne gogle do wyświetlania grafiki komputerowej to dodatkowo zajmowali się aspektem interaktywnym wirtualnej rzeczywistości. Opracowali oni DataGlove, czyli rękawice, które śledziły ruch rąk i przesyłały te dane do komputera. W wyniku czego można było zaobserwować interakcje między człowiekiem, a obiektem na ekranie. Nawet dziś zakres działana rękawic są imponujące, bo nie dość, że wykrywały obrót we wszystkich osiach to jeszcze miała możliwość wykrycia </w:t>
+      </w:r>
+      <w:r>
+        <w:t xml:space="preserve">wygięcia palców. </w:t>
+      </w:r>
+      <w:r>
+        <w:t>Ta konkretna technologia została później wykorzystana do stworzenia Power Glove przez firmę Mattel.</w:t>
+      </w:r>
+    </w:p>
+    <w:p>
+      <w:pPr>
+        <w:pStyle w:val="Praca"/>
+        <w:jc w:val="center"/>
+      </w:pPr>
+      <w:r>
+        <w:rPr>
+          <w:noProof/>
+        </w:rPr>
+        <w:drawing>
+          <wp:inline distT="0" distB="0" distL="0" distR="0" wp14:anchorId="29551183" wp14:editId="63D566A2">
+            <wp:extent cx="5579745" cy="2606040"/>
+            <wp:effectExtent l="0" t="0" r="1905" b="3810"/>
+            <wp:docPr id="450891158" name="Obraz 6" descr="undefined"/>
+            <wp:cNvGraphicFramePr>
+              <a:graphicFrameLocks xmlns:a="http://schemas.openxmlformats.org/drawingml/2006/main" noChangeAspect="1"/>
+            </wp:cNvGraphicFramePr>
+            <a:graphic xmlns:a="http://schemas.openxmlformats.org/drawingml/2006/main">
+              <a:graphicData uri="http://schemas.openxmlformats.org/drawingml/2006/picture">
+                <pic:pic xmlns:pic="http://schemas.openxmlformats.org/drawingml/2006/picture">
+                  <pic:nvPicPr>
+                    <pic:cNvPr id="0" name="Picture 11" descr="undefined"/>
+                    <pic:cNvPicPr>
+                      <a:picLocks noChangeAspect="1" noChangeArrowheads="1"/>
+                    </pic:cNvPicPr>
+                  </pic:nvPicPr>
+                  <pic:blipFill>
+                    <a:blip r:embed="rId16" cstate="print">
+                      <a:extLst>
+                        <a:ext uri="{28A0092B-C50C-407E-A947-70E740481C1C}">
+                          <a14:useLocalDpi xmlns:a14="http://schemas.microsoft.com/office/drawing/2010/main" val="0"/>
+                        </a:ext>
+                      </a:extLst>
+                    </a:blip>
+                    <a:srcRect/>
+                    <a:stretch>
+                      <a:fillRect/>
+                    </a:stretch>
+                  </pic:blipFill>
+                  <pic:spPr bwMode="auto">
+                    <a:xfrm>
+                      <a:off x="0" y="0"/>
+                      <a:ext cx="5579745" cy="2606040"/>
+                    </a:xfrm>
+                    <a:prstGeom prst="rect">
+                      <a:avLst/>
+                    </a:prstGeom>
+                    <a:noFill/>
+                    <a:ln>
+                      <a:noFill/>
+                    </a:ln>
+                  </pic:spPr>
+                </pic:pic>
+              </a:graphicData>
+            </a:graphic>
+          </wp:inline>
+        </w:drawing>
+      </w:r>
+    </w:p>
+    <w:p>
+      <w:pPr>
+        <w:pStyle w:val="Praca"/>
+        <w:jc w:val="center"/>
+      </w:pPr>
+      <w:r>
+        <w:t>Rys. 1.6 Power Glove</w:t>
+      </w:r>
+    </w:p>
+    <w:p>
+      <w:pPr>
+        <w:pStyle w:val="Praca"/>
+      </w:pPr>
+      <w:r>
+        <w:t xml:space="preserve">Rękawice były bardzo uproszczoną wersją DataGlove, bo nie wykrywał obrotu we wszystkich osiach, ale </w:t>
+      </w:r>
+      <w:r>
+        <w:t>nie przeszkodziło to w byciu komercjalnym sukcesem. Niestety dobra sprzedaż nie była wyznacznikiem jakości, ponieważ osoby używające sprzętu skarżyły się na toporność w obsłudze gier, a sama ilość produkcji stworzonych na potrzeby tej rękawicy nie była spora.</w:t>
+      </w:r>
+      <w:r>
+        <w:t xml:space="preserve"> </w:t>
+      </w:r>
+      <w:r>
+        <w:t xml:space="preserve">Power Glove pomimo fatalnej jakości stała się po części ikoną wyobrażeń o futurystycznej przyszłości. </w:t>
+      </w:r>
+      <w:r>
+        <w:t>Firma VPL również opracowała</w:t>
+      </w:r>
+      <w:r>
+        <w:t xml:space="preserve"> strój na całe ciało, które było w stanie rejestrować ruch całego ciała. Można to porównać do strojów używanych do motion capture.</w:t>
+      </w:r>
+    </w:p>
+    <w:p>
+      <w:pPr>
+        <w:pStyle w:val="Praca"/>
+        <w:jc w:val="center"/>
+      </w:pPr>
+      <w:r>
+        <w:rPr>
+          <w:noProof/>
+        </w:rPr>
+        <w:lastRenderedPageBreak/>
+        <w:drawing>
+          <wp:inline distT="0" distB="0" distL="0" distR="0" wp14:anchorId="697FF2CB" wp14:editId="39C56785">
+            <wp:extent cx="2232660" cy="4632562"/>
+            <wp:effectExtent l="0" t="0" r="0" b="0"/>
+            <wp:docPr id="91802097" name="Obraz 7" descr="undefined"/>
+            <wp:cNvGraphicFramePr>
+              <a:graphicFrameLocks xmlns:a="http://schemas.openxmlformats.org/drawingml/2006/main" noChangeAspect="1"/>
+            </wp:cNvGraphicFramePr>
+            <a:graphic xmlns:a="http://schemas.openxmlformats.org/drawingml/2006/main">
+              <a:graphicData uri="http://schemas.openxmlformats.org/drawingml/2006/picture">
+                <pic:pic xmlns:pic="http://schemas.openxmlformats.org/drawingml/2006/picture">
+                  <pic:nvPicPr>
+                    <pic:cNvPr id="0" name="Picture 13" descr="undefined"/>
+                    <pic:cNvPicPr>
+                      <a:picLocks noChangeAspect="1" noChangeArrowheads="1"/>
+                    </pic:cNvPicPr>
+                  </pic:nvPicPr>
+                  <pic:blipFill>
+                    <a:blip r:embed="rId17" cstate="print">
+                      <a:extLst>
+                        <a:ext uri="{28A0092B-C50C-407E-A947-70E740481C1C}">
+                          <a14:useLocalDpi xmlns:a14="http://schemas.microsoft.com/office/drawing/2010/main" val="0"/>
+                        </a:ext>
+                      </a:extLst>
+                    </a:blip>
+                    <a:srcRect/>
+                    <a:stretch>
+                      <a:fillRect/>
+                    </a:stretch>
+                  </pic:blipFill>
+                  <pic:spPr bwMode="auto">
+                    <a:xfrm>
+                      <a:off x="0" y="0"/>
+                      <a:ext cx="2238120" cy="4643891"/>
+                    </a:xfrm>
+                    <a:prstGeom prst="rect">
+                      <a:avLst/>
+                    </a:prstGeom>
+                    <a:noFill/>
+                    <a:ln>
+                      <a:noFill/>
+                    </a:ln>
+                  </pic:spPr>
+                </pic:pic>
+              </a:graphicData>
+            </a:graphic>
+          </wp:inline>
+        </w:drawing>
+      </w:r>
+    </w:p>
+    <w:p>
+      <w:pPr>
+        <w:pStyle w:val="Praca"/>
+        <w:jc w:val="center"/>
+      </w:pPr>
+      <w:r>
+        <w:t>Rys. 1.7 Strój na całe ciało opracowane przez VPL</w:t>
+      </w:r>
+    </w:p>
+    <w:p>
+      <w:pPr>
+        <w:pStyle w:val="Praca"/>
+      </w:pPr>
+      <w:r>
+        <w:t xml:space="preserve">Niestety VPL zbankrutowało pod koniec lat 80. zeszłego wieku. Powodów można się doszukiwać wszędzie, ale głównym problemem okazała się sama technologia. Była ona zbyt droga, a jednocześnie zbyt prymitywna. Ich gogle </w:t>
+      </w:r>
+      <w:r>
+        <w:t>choć imponowały pomysłem to były zbyt mało wydajne. Obraz mógł wyświetlać tylko 6 klatek na sekundę, gdzie już telewizory z tamtego okresy bez problemu wyświetlały 30 klatek.</w:t>
+      </w:r>
+      <w:r>
+        <w:t xml:space="preserve"> To jednak nie zatrzymało postępu i w 1991 do salonów gier zawitały maszyny Virtuality. To były dość spore maszyny, które pozwalały wejść w świat wirtualnej rzeczywistości. Pierwsza wersja określona jako 1000</w:t>
+      </w:r>
+      <w:r>
+        <w:t>CS</w:t>
+      </w:r>
+      <w:r>
+        <w:t xml:space="preserve"> oferowała gogle oraz kontrolery ruchowe. Zagrać można było w mały katalog gier przeznaczonych na wirtualną rzeczywistość. To co było wyjątkowo to możliwość grania z innymi osobami. Automaty oferowały wspólnie granie w wybranych grach. Grafika była prosta, ale można już mówić o faktycznym VR. Późniejsze wersje automatu(1000SD, 2000, 3000) oferowały lepsze podzespoły oraz lepszą rozdzielczość ekranów. Dla porównania wersja 1000</w:t>
+      </w:r>
+      <w:r>
+        <w:t>CS</w:t>
+      </w:r>
+      <w:r>
+        <w:t xml:space="preserve"> miała w goglach dwa ekrany LCD o rozdzielczości 372x250, gdzie wersja 2000 już miała 800x600. </w:t>
+      </w:r>
+      <w:r>
+        <w:lastRenderedPageBreak/>
+        <w:t>Widać, było że ta technologia ma duże zastosowanie w rozrywce i do takich zastosowań późniejsze wersje tej technologii będą tworzone.</w:t>
+      </w:r>
+    </w:p>
+    <w:p>
+      <w:pPr>
+        <w:pStyle w:val="Praca"/>
+        <w:jc w:val="center"/>
+      </w:pPr>
+      <w:r>
+        <w:rPr>
+          <w:noProof/>
+        </w:rPr>
+        <w:drawing>
+          <wp:inline distT="0" distB="0" distL="0" distR="0" wp14:anchorId="02036334" wp14:editId="4528299E">
+            <wp:extent cx="4046220" cy="5563955"/>
+            <wp:effectExtent l="0" t="0" r="0" b="0"/>
+            <wp:docPr id="2028102586" name="Obraz 8" descr="undefined"/>
+            <wp:cNvGraphicFramePr>
+              <a:graphicFrameLocks xmlns:a="http://schemas.openxmlformats.org/drawingml/2006/main" noChangeAspect="1"/>
+            </wp:cNvGraphicFramePr>
+            <a:graphic xmlns:a="http://schemas.openxmlformats.org/drawingml/2006/main">
+              <a:graphicData uri="http://schemas.openxmlformats.org/drawingml/2006/picture">
+                <pic:pic xmlns:pic="http://schemas.openxmlformats.org/drawingml/2006/picture">
+                  <pic:nvPicPr>
+                    <pic:cNvPr id="0" name="Picture 15" descr="undefined"/>
+                    <pic:cNvPicPr>
+                      <a:picLocks noChangeAspect="1" noChangeArrowheads="1"/>
+                    </pic:cNvPicPr>
+                  </pic:nvPicPr>
+                  <pic:blipFill>
+                    <a:blip r:embed="rId18">
+                      <a:extLst>
+                        <a:ext uri="{28A0092B-C50C-407E-A947-70E740481C1C}">
+                          <a14:useLocalDpi xmlns:a14="http://schemas.microsoft.com/office/drawing/2010/main" val="0"/>
+                        </a:ext>
+                      </a:extLst>
+                    </a:blip>
+                    <a:srcRect/>
+                    <a:stretch>
+                      <a:fillRect/>
+                    </a:stretch>
+                  </pic:blipFill>
+                  <pic:spPr bwMode="auto">
+                    <a:xfrm>
+                      <a:off x="0" y="0"/>
+                      <a:ext cx="4053962" cy="5574601"/>
+                    </a:xfrm>
+                    <a:prstGeom prst="rect">
+                      <a:avLst/>
+                    </a:prstGeom>
+                    <a:noFill/>
+                    <a:ln>
+                      <a:noFill/>
+                    </a:ln>
+                  </pic:spPr>
+                </pic:pic>
+              </a:graphicData>
+            </a:graphic>
+          </wp:inline>
+        </w:drawing>
+      </w:r>
+    </w:p>
+    <w:p>
+      <w:pPr>
+        <w:pStyle w:val="Praca"/>
+        <w:jc w:val="center"/>
+      </w:pPr>
+      <w:r>
+        <w:t>Rys. 1.8 Virtuality 1000CS</w:t>
+      </w:r>
+    </w:p>
+    <w:p>
+      <w:pPr>
+        <w:pStyle w:val="Praca"/>
+        <w:jc w:val="center"/>
+      </w:pPr>
+      <w:r>
+        <w:rPr>
+          <w:noProof/>
+        </w:rPr>
+        <w:lastRenderedPageBreak/>
+        <w:drawing>
+          <wp:inline distT="0" distB="0" distL="0" distR="0" wp14:anchorId="26663A02" wp14:editId="3E5C1FC6">
+            <wp:extent cx="5036820" cy="5135880"/>
+            <wp:effectExtent l="0" t="0" r="0" b="7620"/>
+            <wp:docPr id="928328142" name="Obraz 9" descr="undefined"/>
+            <wp:cNvGraphicFramePr>
+              <a:graphicFrameLocks xmlns:a="http://schemas.openxmlformats.org/drawingml/2006/main" noChangeAspect="1"/>
+            </wp:cNvGraphicFramePr>
+            <a:graphic xmlns:a="http://schemas.openxmlformats.org/drawingml/2006/main">
+              <a:graphicData uri="http://schemas.openxmlformats.org/drawingml/2006/picture">
+                <pic:pic xmlns:pic="http://schemas.openxmlformats.org/drawingml/2006/picture">
+                  <pic:nvPicPr>
+                    <pic:cNvPr id="0" name="Picture 17" descr="undefined"/>
+                    <pic:cNvPicPr>
+                      <a:picLocks noChangeAspect="1" noChangeArrowheads="1"/>
+                    </pic:cNvPicPr>
+                  </pic:nvPicPr>
+                  <pic:blipFill>
+                    <a:blip r:embed="rId19">
+                      <a:extLst>
+                        <a:ext uri="{28A0092B-C50C-407E-A947-70E740481C1C}">
+                          <a14:useLocalDpi xmlns:a14="http://schemas.microsoft.com/office/drawing/2010/main" val="0"/>
+                        </a:ext>
+                      </a:extLst>
+                    </a:blip>
+                    <a:srcRect/>
+                    <a:stretch>
+                      <a:fillRect/>
+                    </a:stretch>
+                  </pic:blipFill>
+                  <pic:spPr bwMode="auto">
+                    <a:xfrm>
+                      <a:off x="0" y="0"/>
+                      <a:ext cx="5036820" cy="5135880"/>
+                    </a:xfrm>
+                    <a:prstGeom prst="rect">
+                      <a:avLst/>
+                    </a:prstGeom>
+                    <a:noFill/>
+                    <a:ln>
+                      <a:noFill/>
+                    </a:ln>
+                  </pic:spPr>
+                </pic:pic>
+              </a:graphicData>
+            </a:graphic>
+          </wp:inline>
+        </w:drawing>
+      </w:r>
+    </w:p>
+    <w:p>
+      <w:pPr>
+        <w:pStyle w:val="Praca"/>
+        <w:jc w:val="center"/>
+      </w:pPr>
+      <w:r>
+        <w:t>Rys. 1.9 Virtuality 2000SU</w:t>
+      </w:r>
+    </w:p>
+    <w:p>
+      <w:pPr>
+        <w:pStyle w:val="Praca"/>
+      </w:pPr>
+      <w:r>
+        <w:t>Automaty Virtuality były bardziej nastawione na salony gier niż na zwykłego konsumenta to by wypełnić tą niszę dwie firmy postanowiły stworzyć własne gogle do wirtualnej rzeczywistości. Tymi firmami była Sega oraz Nintendo. Pierwsza firma chciała stworzyć dodatek do swojej konsoli: Sega Genesis. Miały to być gogle pozwalające zanurzyć się w cyfrowym świecie. Koszt tych gogli miał wynosić aż 200 dolarów co po uwzględnieniu inflacji wynosi aż 446 dolarów. Prototypy tych gogli były pokazywana na różnych wydarzeniach, ale ostatecznie projekt został skasowany. Powodem były problemy z chorobą lokomocyjną.</w:t>
+      </w:r>
+      <w:r>
+        <w:t xml:space="preserve"> I niestety ten problem dotyczy również dzisiejszych sprzętów, ale udało się zrozumieć przyczyny występowania tej choroby oraz wymyślono sposoby, by ją złagodzić. Choroba symulatorowa, bo tak jest dziś określana, występuje gdy oczy widzą ruch, a reszta ciała tego nie rejestruje. Przykładowo w grze gracz porusza się z dużą prędkością, ale on sam w rzeczywistym świecie stoi w bez ruchu. Gracz </w:t>
+      </w:r>
+      <w:r>
+        <w:t xml:space="preserve"> </w:t>
+      </w:r>
+      <w:r>
+        <w:lastRenderedPageBreak/>
+        <w:t>może wtedy poczuć się jak podczas choroby lokomocyjnej. Może zacząć mu się robić słabo lub w ekstremalnych przypadkach wymiotować. Dzisiaj twórcy oprogramowania tworzą specjalne ustawienia, które mają za zadanie zm</w:t>
+      </w:r>
+      <w:r>
+        <w:t>n</w:t>
+      </w:r>
+      <w:r>
+        <w:t>iejszyć wpł</w:t>
+      </w:r>
+      <w:r>
+        <w:t>yw tej choroby. Częstym środkiem zaradczym jest winieta ustawiona na ekran oraz możliwość poruszania się przy pomocy teleportacji. Jednakże największym czynnikiem, który wpływa na występowanie tej choroby to ilość klatek na sekundę. Za mała liczba zwiększa szanse na pojawienie się objawów choroby symulacyjnej. I ten powód mógł być główną przyczyną dlaczego gogle Segi zostały skasowane. Moc obliczeniowa konsoli nie mogła dać wystarczającej ilości klatek na sekundę w grach. Nintendo z drugiej strony podeszło do tematu wirtualnej rzeczywistości bardziej zachowawczo oferując bardzo prymitywną grafikę oraz bardzo ograniczoną interakcję. Zamiast gogli użytkownik dostawał stacjonarny ekran do którego trzeba było przy</w:t>
+      </w:r>
+      <w:r>
+        <w:t>łożyć głowę. Grafika prezentowana przez to urządzenie była bardzo uproszczona, składająca się z czerwonych diod ekrany pokazywały grafikę 3D. Lecz tylko w kolorze czerwonym. Produkt został wydany w 1995 i okazał się finansową klapą. Ludzie skarżyli się na bóle głowy, a dość niewygodny stelaż powodował, że granie w gry na tej platformie było uciążliwe.</w:t>
+      </w:r>
+    </w:p>
+    <w:p>
+      <w:pPr>
+        <w:pStyle w:val="Praca"/>
+        <w:jc w:val="center"/>
+      </w:pPr>
+      <w:r>
+        <w:rPr>
+          <w:noProof/>
+        </w:rPr>
+        <w:drawing>
+          <wp:inline distT="0" distB="0" distL="0" distR="0" wp14:anchorId="3C9FDC3C" wp14:editId="6AE71538">
+            <wp:extent cx="4102520" cy="3276600"/>
+            <wp:effectExtent l="0" t="0" r="0" b="0"/>
+            <wp:docPr id="1937715201" name="Obraz 10" descr="Sega VR - Sega Retro"/>
+            <wp:cNvGraphicFramePr>
+              <a:graphicFrameLocks xmlns:a="http://schemas.openxmlformats.org/drawingml/2006/main" noChangeAspect="1"/>
+            </wp:cNvGraphicFramePr>
+            <a:graphic xmlns:a="http://schemas.openxmlformats.org/drawingml/2006/main">
+              <a:graphicData uri="http://schemas.openxmlformats.org/drawingml/2006/picture">
+                <pic:pic xmlns:pic="http://schemas.openxmlformats.org/drawingml/2006/picture">
+                  <pic:nvPicPr>
+                    <pic:cNvPr id="0" name="Picture 19" descr="Sega VR - Sega Retro"/>
+                    <pic:cNvPicPr>
+                      <a:picLocks noChangeAspect="1" noChangeArrowheads="1"/>
+                    </pic:cNvPicPr>
+                  </pic:nvPicPr>
+                  <pic:blipFill>
+                    <a:blip r:embed="rId20">
+                      <a:extLst>
+                        <a:ext uri="{28A0092B-C50C-407E-A947-70E740481C1C}">
+                          <a14:useLocalDpi xmlns:a14="http://schemas.microsoft.com/office/drawing/2010/main" val="0"/>
+                        </a:ext>
+                      </a:extLst>
+                    </a:blip>
+                    <a:srcRect/>
+                    <a:stretch>
+                      <a:fillRect/>
+                    </a:stretch>
+                  </pic:blipFill>
+                  <pic:spPr bwMode="auto">
+                    <a:xfrm>
+                      <a:off x="0" y="0"/>
+                      <a:ext cx="4130918" cy="3299281"/>
+                    </a:xfrm>
+                    <a:prstGeom prst="rect">
+                      <a:avLst/>
+                    </a:prstGeom>
+                    <a:noFill/>
+                    <a:ln>
+                      <a:noFill/>
+                    </a:ln>
+                  </pic:spPr>
+                </pic:pic>
+              </a:graphicData>
+            </a:graphic>
+          </wp:inline>
+        </w:drawing>
+      </w:r>
+    </w:p>
+    <w:p>
+      <w:pPr>
+        <w:pStyle w:val="Praca"/>
+        <w:jc w:val="center"/>
+      </w:pPr>
+      <w:r>
+        <w:t>Rys. 1.10 Gogle firmy Sega</w:t>
+      </w:r>
+    </w:p>
+    <w:p>
+      <w:pPr>
+        <w:pStyle w:val="Praca"/>
+        <w:jc w:val="center"/>
+      </w:pPr>
+    </w:p>
+    <w:p>
+      <w:pPr>
+        <w:pStyle w:val="Praca"/>
+        <w:jc w:val="center"/>
+      </w:pPr>
+    </w:p>
+    <w:p>
+      <w:pPr>
+        <w:pStyle w:val="Praca"/>
+        <w:jc w:val="center"/>
+      </w:pPr>
+    </w:p>
+    <w:p>
+      <w:pPr>
+        <w:pStyle w:val="Praca"/>
+        <w:jc w:val="center"/>
+      </w:pPr>
+      <w:r>
+        <w:rPr>
+          <w:noProof/>
+        </w:rPr>
+        <w:lastRenderedPageBreak/>
+        <w:drawing>
+          <wp:inline distT="0" distB="0" distL="0" distR="0" wp14:anchorId="31F9CF9C" wp14:editId="3C8E714E">
+            <wp:extent cx="2377440" cy="3025140"/>
+            <wp:effectExtent l="0" t="0" r="3810" b="3810"/>
+            <wp:docPr id="2023964556" name="Obraz 12" descr="Virtual Boy – Wikipedia, wolna encyklopedia"/>
+            <wp:cNvGraphicFramePr>
+              <a:graphicFrameLocks xmlns:a="http://schemas.openxmlformats.org/drawingml/2006/main" noChangeAspect="1"/>
+            </wp:cNvGraphicFramePr>
+            <a:graphic xmlns:a="http://schemas.openxmlformats.org/drawingml/2006/main">
+              <a:graphicData uri="http://schemas.openxmlformats.org/drawingml/2006/picture">
+                <pic:pic xmlns:pic="http://schemas.openxmlformats.org/drawingml/2006/picture">
+                  <pic:nvPicPr>
+                    <pic:cNvPr id="0" name="Picture 26" descr="Virtual Boy – Wikipedia, wolna encyklopedia"/>
+                    <pic:cNvPicPr>
+                      <a:picLocks noChangeAspect="1" noChangeArrowheads="1"/>
+                    </pic:cNvPicPr>
+                  </pic:nvPicPr>
+                  <pic:blipFill>
+                    <a:blip r:embed="rId21">
+                      <a:extLst>
+                        <a:ext uri="{28A0092B-C50C-407E-A947-70E740481C1C}">
+                          <a14:useLocalDpi xmlns:a14="http://schemas.microsoft.com/office/drawing/2010/main" val="0"/>
+                        </a:ext>
+                      </a:extLst>
+                    </a:blip>
+                    <a:srcRect/>
+                    <a:stretch>
+                      <a:fillRect/>
+                    </a:stretch>
+                  </pic:blipFill>
+                  <pic:spPr bwMode="auto">
+                    <a:xfrm>
+                      <a:off x="0" y="0"/>
+                      <a:ext cx="2377440" cy="3025140"/>
+                    </a:xfrm>
+                    <a:prstGeom prst="rect">
+                      <a:avLst/>
+                    </a:prstGeom>
+                    <a:noFill/>
+                    <a:ln>
+                      <a:noFill/>
+                    </a:ln>
+                  </pic:spPr>
+                </pic:pic>
+              </a:graphicData>
+            </a:graphic>
+          </wp:inline>
+        </w:drawing>
+      </w:r>
+    </w:p>
+    <w:p>
+      <w:pPr>
+        <w:pStyle w:val="Praca"/>
+        <w:jc w:val="center"/>
+      </w:pPr>
+      <w:r>
+        <w:t>Rys. 1.11 Nintendo Virtual Boy</w:t>
+      </w:r>
+    </w:p>
+    <w:p>
+      <w:pPr>
+        <w:pStyle w:val="Praca"/>
+      </w:pPr>
+      <w:r>
+        <w:t>W podobnym okresie na komputery osobiste wyszły gogle VFX1, które oferowały doświadczenie zbliżone do tego co dziś się oczekuje od takich urządzeń. Miały one bardzo wysoką cenę oraz bardzo duże wymagania jak na tamte czasy, ale oferowały faktyczną interakcję użytkownika z grami. Mały kontroler, który potrafił rejestrować obrót na dwóch osiach oraz gogle, które choć miały niską rozdzielczość ekranu to można było na nich zagrać w popularne w tamtym okresie produkcje.</w:t>
+      </w:r>
+    </w:p>
+    <w:p>
+      <w:pPr>
+        <w:pStyle w:val="Praca"/>
+        <w:jc w:val="center"/>
+      </w:pPr>
+      <w:r>
+        <w:rPr>
+          <w:noProof/>
+        </w:rPr>
+        <w:drawing>
+          <wp:inline distT="0" distB="0" distL="0" distR="0" wp14:anchorId="28DF9DB2" wp14:editId="0000CD02">
+            <wp:extent cx="4808763" cy="2705100"/>
+            <wp:effectExtent l="0" t="0" r="0" b="0"/>
+            <wp:docPr id="1325132476" name="Obraz 13"/>
+            <wp:cNvGraphicFramePr>
+              <a:graphicFrameLocks xmlns:a="http://schemas.openxmlformats.org/drawingml/2006/main" noChangeAspect="1"/>
+            </wp:cNvGraphicFramePr>
+            <a:graphic xmlns:a="http://schemas.openxmlformats.org/drawingml/2006/main">
+              <a:graphicData uri="http://schemas.openxmlformats.org/drawingml/2006/picture">
+                <pic:pic xmlns:pic="http://schemas.openxmlformats.org/drawingml/2006/picture">
+                  <pic:nvPicPr>
+                    <pic:cNvPr id="0" name="Picture 28"/>
+                    <pic:cNvPicPr>
+                      <a:picLocks noChangeAspect="1" noChangeArrowheads="1"/>
+                    </pic:cNvPicPr>
+                  </pic:nvPicPr>
+                  <pic:blipFill>
+                    <a:blip r:embed="rId22" cstate="print">
+                      <a:extLst>
+                        <a:ext uri="{28A0092B-C50C-407E-A947-70E740481C1C}">
+                          <a14:useLocalDpi xmlns:a14="http://schemas.microsoft.com/office/drawing/2010/main" val="0"/>
+                        </a:ext>
+                      </a:extLst>
+                    </a:blip>
+                    <a:srcRect/>
+                    <a:stretch>
+                      <a:fillRect/>
+                    </a:stretch>
+                  </pic:blipFill>
+                  <pic:spPr bwMode="auto">
+                    <a:xfrm>
+                      <a:off x="0" y="0"/>
+                      <a:ext cx="4816233" cy="2709302"/>
+                    </a:xfrm>
+                    <a:prstGeom prst="rect">
+                      <a:avLst/>
+                    </a:prstGeom>
+                    <a:noFill/>
+                    <a:ln>
+                      <a:noFill/>
+                    </a:ln>
+                  </pic:spPr>
+                </pic:pic>
+              </a:graphicData>
+            </a:graphic>
+          </wp:inline>
+        </w:drawing>
+      </w:r>
+    </w:p>
+    <w:p>
+      <w:pPr>
+        <w:pStyle w:val="Praca"/>
+        <w:jc w:val="center"/>
+      </w:pPr>
+      <w:r>
+        <w:t>Rys. 1.12 Gogle VFX1</w:t>
+      </w:r>
+    </w:p>
+    <w:p>
+      <w:pPr>
+        <w:pStyle w:val="Praca"/>
+        <w:jc w:val="center"/>
+      </w:pPr>
+    </w:p>
+    <w:p>
+      <w:pPr>
+        <w:pStyle w:val="Praca"/>
+        <w:jc w:val="center"/>
+      </w:pPr>
+    </w:p>
+    <w:p>
+      <w:pPr>
+        <w:pStyle w:val="Praca"/>
+      </w:pPr>
+      <w:r>
+        <w:lastRenderedPageBreak/>
+        <w:t>Po tym wszystkim na kilka lat zapanowała cisza, którą przerwała prezentacja gogli oculus rift w 2012 roku. Od tego momentu zaczęła się współczesna era VR. Temat wirtualnej rzeczywistości zaczął się coraz częściej pojawiać na ustach ludzi. Firma oculus wciągu kilku lat wypuściło dwa zestawy developerskie dla twórców oraz pasjonatów. Na tym etapie gogle vr służyły głównie do oglądanie specjalnie przygotowanych animacji, czy filmów, gdyż nie było możliwości jeszcze nie interakcje ze środowiskiem.</w:t>
+      </w:r>
+    </w:p>
+    <w:p>
+      <w:pPr>
+        <w:pStyle w:val="Praca"/>
+        <w:jc w:val="center"/>
+      </w:pPr>
+      <w:r>
+        <w:rPr>
+          <w:noProof/>
+        </w:rPr>
+        <w:drawing>
+          <wp:inline distT="0" distB="0" distL="0" distR="0" wp14:anchorId="4D7633AA" wp14:editId="779896AF">
+            <wp:extent cx="5579745" cy="3728085"/>
+            <wp:effectExtent l="0" t="0" r="1905" b="5715"/>
+            <wp:docPr id="1899233444" name="Obraz 14" descr="undefined"/>
+            <wp:cNvGraphicFramePr>
+              <a:graphicFrameLocks xmlns:a="http://schemas.openxmlformats.org/drawingml/2006/main" noChangeAspect="1"/>
+            </wp:cNvGraphicFramePr>
+            <a:graphic xmlns:a="http://schemas.openxmlformats.org/drawingml/2006/main">
+              <a:graphicData uri="http://schemas.openxmlformats.org/drawingml/2006/picture">
+                <pic:pic xmlns:pic="http://schemas.openxmlformats.org/drawingml/2006/picture">
+                  <pic:nvPicPr>
+                    <pic:cNvPr id="0" name="Picture 30" descr="undefined"/>
+                    <pic:cNvPicPr>
+                      <a:picLocks noChangeAspect="1" noChangeArrowheads="1"/>
+                    </pic:cNvPicPr>
+                  </pic:nvPicPr>
+                  <pic:blipFill>
+                    <a:blip r:embed="rId23">
+                      <a:extLst>
+                        <a:ext uri="{28A0092B-C50C-407E-A947-70E740481C1C}">
+                          <a14:useLocalDpi xmlns:a14="http://schemas.microsoft.com/office/drawing/2010/main" val="0"/>
+                        </a:ext>
+                      </a:extLst>
+                    </a:blip>
+                    <a:srcRect/>
+                    <a:stretch>
+                      <a:fillRect/>
+                    </a:stretch>
+                  </pic:blipFill>
+                  <pic:spPr bwMode="auto">
+                    <a:xfrm>
+                      <a:off x="0" y="0"/>
+                      <a:ext cx="5579745" cy="3728085"/>
+                    </a:xfrm>
+                    <a:prstGeom prst="rect">
+                      <a:avLst/>
+                    </a:prstGeom>
+                    <a:noFill/>
+                    <a:ln>
+                      <a:noFill/>
+                    </a:ln>
+                  </pic:spPr>
+                </pic:pic>
+              </a:graphicData>
+            </a:graphic>
+          </wp:inline>
+        </w:drawing>
+      </w:r>
+    </w:p>
+    <w:p>
+      <w:pPr>
+        <w:pStyle w:val="Praca"/>
+        <w:jc w:val="center"/>
+      </w:pPr>
+      <w:r>
+        <w:t>Rys. 1.13 Oculus RIft Developer Kit 1</w:t>
+      </w:r>
+    </w:p>
+    <w:p>
+      <w:pPr>
+        <w:pStyle w:val="Praca"/>
+      </w:pPr>
+      <w:r>
+        <w:t>Wciąż największym problemem była dostępność, ale w 2014 roku Google postanowiło to zmienić. Firma uruchomiła Google Cardboard, które w założeniu pozwala każdemu posiadaczowi telefonu z androidem stworzyć własne gogle VR. Wystarczył karton, magnes, soczewki oraz telefon. Można było też kupić specjalną nakładkę na telefon, którą się zakłada na głowę i doświadcza wirtualnej rzeczywistości. Bardzo małym kosztem można było zobaczyć na czym ta wirtualna rzeczywistość polega.</w:t>
+      </w:r>
+    </w:p>
+    <w:p>
+      <w:pPr>
+        <w:pStyle w:val="Praca"/>
+      </w:pPr>
+    </w:p>
+    <w:p>
+      <w:pPr>
+        <w:pStyle w:val="Praca"/>
+      </w:pPr>
+    </w:p>
+    <w:p>
+      <w:pPr>
+        <w:pStyle w:val="Praca"/>
+      </w:pPr>
+    </w:p>
+    <w:p>
+      <w:pPr>
+        <w:pStyle w:val="Praca"/>
+      </w:pPr>
+    </w:p>
+    <w:p>
+      <w:pPr>
+        <w:pStyle w:val="Praca"/>
+        <w:jc w:val="center"/>
+      </w:pPr>
+      <w:r>
+        <w:rPr>
+          <w:noProof/>
+        </w:rPr>
+        <w:lastRenderedPageBreak/>
+        <w:drawing>
+          <wp:inline distT="0" distB="0" distL="0" distR="0" wp14:anchorId="6BDEB580" wp14:editId="12CAD459">
+            <wp:extent cx="4333222" cy="3810000"/>
+            <wp:effectExtent l="0" t="0" r="0" b="0"/>
+            <wp:docPr id="1359429772" name="Obraz 15" descr="Google Cardboard - Wikipedia"/>
+            <wp:cNvGraphicFramePr>
+              <a:graphicFrameLocks xmlns:a="http://schemas.openxmlformats.org/drawingml/2006/main" noChangeAspect="1"/>
+            </wp:cNvGraphicFramePr>
+            <a:graphic xmlns:a="http://schemas.openxmlformats.org/drawingml/2006/main">
+              <a:graphicData uri="http://schemas.openxmlformats.org/drawingml/2006/picture">
+                <pic:pic xmlns:pic="http://schemas.openxmlformats.org/drawingml/2006/picture">
+                  <pic:nvPicPr>
+                    <pic:cNvPr id="0" name="Picture 32" descr="Google Cardboard - Wikipedia"/>
+                    <pic:cNvPicPr>
+                      <a:picLocks noChangeAspect="1" noChangeArrowheads="1"/>
+                    </pic:cNvPicPr>
+                  </pic:nvPicPr>
+                  <pic:blipFill>
+                    <a:blip r:embed="rId24" cstate="print">
+                      <a:extLst>
+                        <a:ext uri="{28A0092B-C50C-407E-A947-70E740481C1C}">
+                          <a14:useLocalDpi xmlns:a14="http://schemas.microsoft.com/office/drawing/2010/main" val="0"/>
+                        </a:ext>
+                      </a:extLst>
+                    </a:blip>
+                    <a:srcRect/>
+                    <a:stretch>
+                      <a:fillRect/>
+                    </a:stretch>
+                  </pic:blipFill>
+                  <pic:spPr bwMode="auto">
+                    <a:xfrm>
+                      <a:off x="0" y="0"/>
+                      <a:ext cx="4339800" cy="3815784"/>
+                    </a:xfrm>
+                    <a:prstGeom prst="rect">
+                      <a:avLst/>
+                    </a:prstGeom>
+                    <a:noFill/>
+                    <a:ln>
+                      <a:noFill/>
+                    </a:ln>
+                  </pic:spPr>
+                </pic:pic>
+              </a:graphicData>
+            </a:graphic>
+          </wp:inline>
+        </w:drawing>
+      </w:r>
+    </w:p>
+    <w:p>
+      <w:pPr>
+        <w:pStyle w:val="Praca"/>
+        <w:jc w:val="center"/>
+      </w:pPr>
+      <w:r>
+        <w:t>Rys. 1.14 Google Cardboard</w:t>
+      </w:r>
+    </w:p>
+    <w:p>
+      <w:pPr>
+        <w:pStyle w:val="Nagwek2"/>
+      </w:pPr>
+      <w:r>
+        <w:t>1.3 Zastosowanie</w:t>
+      </w:r>
+      <w:bookmarkEnd w:id="3"/>
+    </w:p>
+    <w:p>
+      <w:pPr>
+        <w:pStyle w:val="Praca"/>
+        <w:ind w:firstLine="708"/>
+      </w:pPr>
+      <w:r>
+        <w:t>Jak może wyglądać zastosowanie o wizualizacji projektów</w:t>
+      </w:r>
+    </w:p>
+    <w:p>
+      <w:pPr>
+        <w:pStyle w:val="Nagwek2"/>
+      </w:pPr>
+      <w:bookmarkStart w:id="4" w:name="_Toc213483046"/>
+      <w:r>
+        <w:t>2. Cel Pracy</w:t>
+      </w:r>
+      <w:bookmarkEnd w:id="4"/>
+    </w:p>
+    <w:p>
+      <w:pPr>
+        <w:pStyle w:val="Nagwek2"/>
+      </w:pPr>
+      <w:bookmarkStart w:id="5" w:name="_Toc213483047"/>
+      <w:r>
+        <w:t>2.1 Dziedzina Pracy</w:t>
+      </w:r>
+      <w:bookmarkEnd w:id="5"/>
+    </w:p>
+    <w:p>
+      <w:pPr>
+        <w:pStyle w:val="Nagwek2"/>
+      </w:pPr>
+      <w:bookmarkStart w:id="6" w:name="_Toc213483048"/>
+      <w:r>
+        <w:t>2.2 Część Teoretyczna</w:t>
+      </w:r>
+      <w:bookmarkEnd w:id="6"/>
+    </w:p>
+    <w:p>
+      <w:pPr>
+        <w:pStyle w:val="Praca"/>
+        <w:ind w:firstLine="708"/>
+      </w:pPr>
+      <w:r>
+        <w:t>Omówić UE5 oraz no code</w:t>
+      </w:r>
+    </w:p>
+    <w:p>
+      <w:pPr>
+        <w:pStyle w:val="Praca"/>
+        <w:ind w:firstLine="708"/>
+      </w:pPr>
+      <w:r>
+        <w:t>Założenia i funkcjonalność aplikacji</w:t>
+      </w:r>
+    </w:p>
+    <w:p>
+      <w:pPr>
+        <w:pStyle w:val="Nagwek2"/>
+      </w:pPr>
+      <w:bookmarkStart w:id="7" w:name="_Toc213483049"/>
+      <w:r>
+        <w:t>2.3  Część Praktyczna</w:t>
+      </w:r>
+      <w:bookmarkEnd w:id="7"/>
+    </w:p>
+    <w:p>
+      <w:pPr>
         <w:pStyle w:val="Praca"/>
       </w:pPr>
     </w:p>
     <w:sectPr>
-      <w:footerReference w:type="default" r:id="rId9"/>
+      <w:footerReference w:type="even" r:id="rId25"/>
+      <w:footerReference w:type="default" r:id="rId26"/>
       <w:pgSz w:w="11906" w:h="16838"/>
       <w:pgMar w:top="1134" w:right="1134" w:bottom="1134" w:left="1985" w:header="709" w:footer="709" w:gutter="0"/>
       <w:pgNumType w:start="3"/>
@@ -586,9 +3441,35 @@
 
 <file path=word/footer1.xml><?xml version="1.0" encoding="utf-8"?>
 <w:ftr xmlns:wpc="http://schemas.microsoft.com/office/word/2010/wordprocessingCanvas" xmlns:cx="http://schemas.microsoft.com/office/drawing/2014/chartex" xmlns:cx1="http://schemas.microsoft.com/office/drawing/2015/9/8/chartex" xmlns:cx2="http://schemas.microsoft.com/office/drawing/2015/10/21/chartex" xmlns:cx3="http://schemas.microsoft.com/office/drawing/2016/5/9/chartex" xmlns:cx4="http://schemas.microsoft.com/office/drawing/2016/5/10/chartex" xmlns:cx5="http://schemas.microsoft.com/office/drawing/2016/5/11/chartex" xmlns:cx6="http://schemas.microsoft.com/office/drawing/2016/5/12/chartex" xmlns:cx7="http://schemas.microsoft.com/office/drawing/2016/5/13/chartex" xmlns:cx8="http://schemas.microsoft.com/office/drawing/2016/5/14/chartex" xmlns:mc="http://schemas.openxmlformats.org/markup-compatibility/2006" xmlns:aink="http://schemas.microsoft.com/office/drawing/2016/ink" xmlns:am3d="http://schemas.microsoft.com/office/drawing/2017/model3d" xmlns:o="urn:schemas-microsoft-com:office:office" xmlns:oel="http://schemas.microsoft.com/office/2019/extlst" xmlns:r="http://schemas.openxmlformats.org/officeDocument/2006/relationships" xmlns:m="http://schemas.openxmlformats.org/officeDocument/2006/math" xmlns:v="urn:schemas-microsoft-com:vml" xmlns:wp14="http://schemas.microsoft.com/office/word/2010/wordprocessingDrawing" xmlns:wp="http://schemas.openxmlformats.org/drawingml/2006/wordprocessingDrawing" xmlns:w10="urn:schemas-microsoft-com:office:word" xmlns:w="http://schemas.openxmlformats.org/wordprocessingml/2006/main" xmlns:w14="http://schemas.microsoft.com/office/word/2010/wordml" xmlns:w15="http://schemas.microsoft.com/office/word/2012/wordml" xmlns:w16cex="http://schemas.microsoft.com/office/word/2018/wordml/cex" xmlns:w16cid="http://schemas.microsoft.com/office/word/2016/wordml/cid" xmlns:w16="http://schemas.microsoft.com/office/word/2018/wordml" xmlns:w16du="http://schemas.microsoft.com/office/word/2023/wordml/word16du" xmlns:w16sdtdh="http://schemas.microsoft.com/office/word/2020/wordml/sdtdatahash" xmlns:w16sdtfl="http://schemas.microsoft.com/office/word/2024/wordml/sdtformatlock" xmlns:w16se="http://schemas.microsoft.com/office/word/2015/wordml/symex" xmlns:wpg="http://schemas.microsoft.com/office/word/2010/wordprocessingGroup" xmlns:wpi="http://schemas.microsoft.com/office/word/2010/wordprocessingInk" xmlns:wne="http://schemas.microsoft.com/office/word/2006/wordml" xmlns:wps="http://schemas.microsoft.com/office/word/2010/wordprocessingShape" mc:Ignorable="w14 w15 w16se w16cid w16 w16cex w16sdtdh w16sdtfl w16du wp14">
+  <w:p>
+    <w:pPr>
+      <w:pStyle w:val="Stopka"/>
+    </w:pPr>
+  </w:p>
+  <w:p>
+    <w:pPr>
+      <w:pStyle w:val="Stopka"/>
+    </w:pPr>
+  </w:p>
+</w:ftr>
+</file>
+
+<file path=word/footer2.xml><?xml version="1.0" encoding="utf-8"?>
+<w:ftr xmlns:wpc="http://schemas.microsoft.com/office/word/2010/wordprocessingCanvas" xmlns:cx="http://schemas.microsoft.com/office/drawing/2014/chartex" xmlns:cx1="http://schemas.microsoft.com/office/drawing/2015/9/8/chartex" xmlns:cx2="http://schemas.microsoft.com/office/drawing/2015/10/21/chartex" xmlns:cx3="http://schemas.microsoft.com/office/drawing/2016/5/9/chartex" xmlns:cx4="http://schemas.microsoft.com/office/drawing/2016/5/10/chartex" xmlns:cx5="http://schemas.microsoft.com/office/drawing/2016/5/11/chartex" xmlns:cx6="http://schemas.microsoft.com/office/drawing/2016/5/12/chartex" xmlns:cx7="http://schemas.microsoft.com/office/drawing/2016/5/13/chartex" xmlns:cx8="http://schemas.microsoft.com/office/drawing/2016/5/14/chartex" xmlns:mc="http://schemas.openxmlformats.org/markup-compatibility/2006" xmlns:aink="http://schemas.microsoft.com/office/drawing/2016/ink" xmlns:am3d="http://schemas.microsoft.com/office/drawing/2017/model3d" xmlns:o="urn:schemas-microsoft-com:office:office" xmlns:oel="http://schemas.microsoft.com/office/2019/extlst" xmlns:r="http://schemas.openxmlformats.org/officeDocument/2006/relationships" xmlns:m="http://schemas.openxmlformats.org/officeDocument/2006/math" xmlns:v="urn:schemas-microsoft-com:vml" xmlns:wp14="http://schemas.microsoft.com/office/word/2010/wordprocessingDrawing" xmlns:wp="http://schemas.openxmlformats.org/drawingml/2006/wordprocessingDrawing" xmlns:w10="urn:schemas-microsoft-com:office:word" xmlns:w="http://schemas.openxmlformats.org/wordprocessingml/2006/main" xmlns:w14="http://schemas.microsoft.com/office/word/2010/wordml" xmlns:w15="http://schemas.microsoft.com/office/word/2012/wordml" xmlns:w16cex="http://schemas.microsoft.com/office/word/2018/wordml/cex" xmlns:w16cid="http://schemas.microsoft.com/office/word/2016/wordml/cid" xmlns:w16="http://schemas.microsoft.com/office/word/2018/wordml" xmlns:w16du="http://schemas.microsoft.com/office/word/2023/wordml/word16du" xmlns:w16sdtdh="http://schemas.microsoft.com/office/word/2020/wordml/sdtdatahash" xmlns:w16sdtfl="http://schemas.microsoft.com/office/word/2024/wordml/sdtformatlock" xmlns:w16se="http://schemas.microsoft.com/office/word/2015/wordml/symex" xmlns:wpg="http://schemas.microsoft.com/office/word/2010/wordprocessingGroup" xmlns:wpi="http://schemas.microsoft.com/office/word/2010/wordprocessingInk" xmlns:wne="http://schemas.microsoft.com/office/word/2006/wordml" xmlns:wps="http://schemas.microsoft.com/office/word/2010/wordprocessingShape" mc:Ignorable="w14 w15 w16se w16cid w16 w16cex w16sdtdh w16sdtfl w16du wp14">
+  <w:p>
+    <w:pPr>
+      <w:pStyle w:val="Stopka"/>
+      <w:ind w:right="360"/>
+    </w:pPr>
+  </w:p>
+</w:ftr>
+</file>
+
+<file path=word/footer3.xml><?xml version="1.0" encoding="utf-8"?>
+<w:ftr xmlns:wpc="http://schemas.microsoft.com/office/word/2010/wordprocessingCanvas" xmlns:cx="http://schemas.microsoft.com/office/drawing/2014/chartex" xmlns:cx1="http://schemas.microsoft.com/office/drawing/2015/9/8/chartex" xmlns:cx2="http://schemas.microsoft.com/office/drawing/2015/10/21/chartex" xmlns:cx3="http://schemas.microsoft.com/office/drawing/2016/5/9/chartex" xmlns:cx4="http://schemas.microsoft.com/office/drawing/2016/5/10/chartex" xmlns:cx5="http://schemas.microsoft.com/office/drawing/2016/5/11/chartex" xmlns:cx6="http://schemas.microsoft.com/office/drawing/2016/5/12/chartex" xmlns:cx7="http://schemas.microsoft.com/office/drawing/2016/5/13/chartex" xmlns:cx8="http://schemas.microsoft.com/office/drawing/2016/5/14/chartex" xmlns:mc="http://schemas.openxmlformats.org/markup-compatibility/2006" xmlns:aink="http://schemas.microsoft.com/office/drawing/2016/ink" xmlns:am3d="http://schemas.microsoft.com/office/drawing/2017/model3d" xmlns:o="urn:schemas-microsoft-com:office:office" xmlns:oel="http://schemas.microsoft.com/office/2019/extlst" xmlns:r="http://schemas.openxmlformats.org/officeDocument/2006/relationships" xmlns:m="http://schemas.openxmlformats.org/officeDocument/2006/math" xmlns:v="urn:schemas-microsoft-com:vml" xmlns:wp14="http://schemas.microsoft.com/office/word/2010/wordprocessingDrawing" xmlns:wp="http://schemas.openxmlformats.org/drawingml/2006/wordprocessingDrawing" xmlns:w10="urn:schemas-microsoft-com:office:word" xmlns:w="http://schemas.openxmlformats.org/wordprocessingml/2006/main" xmlns:w14="http://schemas.microsoft.com/office/word/2010/wordml" xmlns:w15="http://schemas.microsoft.com/office/word/2012/wordml" xmlns:w16cex="http://schemas.microsoft.com/office/word/2018/wordml/cex" xmlns:w16cid="http://schemas.microsoft.com/office/word/2016/wordml/cid" xmlns:w16="http://schemas.microsoft.com/office/word/2018/wordml" xmlns:w16du="http://schemas.microsoft.com/office/word/2023/wordml/word16du" xmlns:w16sdtdh="http://schemas.microsoft.com/office/word/2020/wordml/sdtdatahash" xmlns:w16sdtfl="http://schemas.microsoft.com/office/word/2024/wordml/sdtformatlock" xmlns:w16se="http://schemas.microsoft.com/office/word/2015/wordml/symex" xmlns:wpg="http://schemas.microsoft.com/office/word/2010/wordprocessingGroup" xmlns:wpi="http://schemas.microsoft.com/office/word/2010/wordprocessingInk" xmlns:wne="http://schemas.microsoft.com/office/word/2006/wordml" xmlns:wps="http://schemas.microsoft.com/office/word/2010/wordprocessingShape" mc:Ignorable="w14 w15 w16se w16cid w16 w16cex w16sdtdh w16sdtfl w16du wp14">
   <w:sdt>
     <w:sdtPr>
-      <w:id w:val="-1201866857"/>
+      <w:id w:val="1190252334"/>
       <w:docPartObj>
         <w:docPartGallery w:val="Page Numbers (Bottom of Page)"/>
         <w:docPartUnique/>
@@ -625,18 +3506,7 @@
 </w:ftr>
 </file>
 
-<file path=word/footer2.xml><?xml version="1.0" encoding="utf-8"?>
-<w:ftr xmlns:wpc="http://schemas.microsoft.com/office/word/2010/wordprocessingCanvas" xmlns:cx="http://schemas.microsoft.com/office/drawing/2014/chartex" xmlns:cx1="http://schemas.microsoft.com/office/drawing/2015/9/8/chartex" xmlns:cx2="http://schemas.microsoft.com/office/drawing/2015/10/21/chartex" xmlns:cx3="http://schemas.microsoft.com/office/drawing/2016/5/9/chartex" xmlns:cx4="http://schemas.microsoft.com/office/drawing/2016/5/10/chartex" xmlns:cx5="http://schemas.microsoft.com/office/drawing/2016/5/11/chartex" xmlns:cx6="http://schemas.microsoft.com/office/drawing/2016/5/12/chartex" xmlns:cx7="http://schemas.microsoft.com/office/drawing/2016/5/13/chartex" xmlns:cx8="http://schemas.microsoft.com/office/drawing/2016/5/14/chartex" xmlns:mc="http://schemas.openxmlformats.org/markup-compatibility/2006" xmlns:aink="http://schemas.microsoft.com/office/drawing/2016/ink" xmlns:am3d="http://schemas.microsoft.com/office/drawing/2017/model3d" xmlns:o="urn:schemas-microsoft-com:office:office" xmlns:oel="http://schemas.microsoft.com/office/2019/extlst" xmlns:r="http://schemas.openxmlformats.org/officeDocument/2006/relationships" xmlns:m="http://schemas.openxmlformats.org/officeDocument/2006/math" xmlns:v="urn:schemas-microsoft-com:vml" xmlns:wp14="http://schemas.microsoft.com/office/word/2010/wordprocessingDrawing" xmlns:wp="http://schemas.openxmlformats.org/drawingml/2006/wordprocessingDrawing" xmlns:w10="urn:schemas-microsoft-com:office:word" xmlns:w="http://schemas.openxmlformats.org/wordprocessingml/2006/main" xmlns:w14="http://schemas.microsoft.com/office/word/2010/wordml" xmlns:w15="http://schemas.microsoft.com/office/word/2012/wordml" xmlns:w16cex="http://schemas.microsoft.com/office/word/2018/wordml/cex" xmlns:w16cid="http://schemas.microsoft.com/office/word/2016/wordml/cid" xmlns:w16="http://schemas.microsoft.com/office/word/2018/wordml" xmlns:w16du="http://schemas.microsoft.com/office/word/2023/wordml/word16du" xmlns:w16sdtdh="http://schemas.microsoft.com/office/word/2020/wordml/sdtdatahash" xmlns:w16sdtfl="http://schemas.microsoft.com/office/word/2024/wordml/sdtformatlock" xmlns:w16se="http://schemas.microsoft.com/office/word/2015/wordml/symex" xmlns:wpg="http://schemas.microsoft.com/office/word/2010/wordprocessingGroup" xmlns:wpi="http://schemas.microsoft.com/office/word/2010/wordprocessingInk" xmlns:wne="http://schemas.microsoft.com/office/word/2006/wordml" xmlns:wps="http://schemas.microsoft.com/office/word/2010/wordprocessingShape" mc:Ignorable="w14 w15 w16se w16cid w16 w16cex w16sdtdh w16sdtfl w16du wp14">
-  <w:p>
-    <w:pPr>
-      <w:pStyle w:val="Stopka"/>
-      <w:ind w:right="360"/>
-    </w:pPr>
-  </w:p>
-</w:ftr>
-</file>
-
-<file path=word/footer3.xml><?xml version="1.0" encoding="utf-8"?>
+<file path=word/footer4.xml><?xml version="1.0" encoding="utf-8"?>
 <w:ftr xmlns:wpc="http://schemas.microsoft.com/office/word/2010/wordprocessingCanvas" xmlns:cx="http://schemas.microsoft.com/office/drawing/2014/chartex" xmlns:cx1="http://schemas.microsoft.com/office/drawing/2015/9/8/chartex" xmlns:cx2="http://schemas.microsoft.com/office/drawing/2015/10/21/chartex" xmlns:cx3="http://schemas.microsoft.com/office/drawing/2016/5/9/chartex" xmlns:cx4="http://schemas.microsoft.com/office/drawing/2016/5/10/chartex" xmlns:cx5="http://schemas.microsoft.com/office/drawing/2016/5/11/chartex" xmlns:cx6="http://schemas.microsoft.com/office/drawing/2016/5/12/chartex" xmlns:cx7="http://schemas.microsoft.com/office/drawing/2016/5/13/chartex" xmlns:cx8="http://schemas.microsoft.com/office/drawing/2016/5/14/chartex" xmlns:mc="http://schemas.openxmlformats.org/markup-compatibility/2006" xmlns:aink="http://schemas.microsoft.com/office/drawing/2016/ink" xmlns:am3d="http://schemas.microsoft.com/office/drawing/2017/model3d" xmlns:o="urn:schemas-microsoft-com:office:office" xmlns:oel="http://schemas.microsoft.com/office/2019/extlst" xmlns:r="http://schemas.openxmlformats.org/officeDocument/2006/relationships" xmlns:m="http://schemas.openxmlformats.org/officeDocument/2006/math" xmlns:v="urn:schemas-microsoft-com:vml" xmlns:wp14="http://schemas.microsoft.com/office/word/2010/wordprocessingDrawing" xmlns:wp="http://schemas.openxmlformats.org/drawingml/2006/wordprocessingDrawing" xmlns:w10="urn:schemas-microsoft-com:office:word" xmlns:w="http://schemas.openxmlformats.org/wordprocessingml/2006/main" xmlns:w14="http://schemas.microsoft.com/office/word/2010/wordml" xmlns:w15="http://schemas.microsoft.com/office/word/2012/wordml" xmlns:w16cex="http://schemas.microsoft.com/office/word/2018/wordml/cex" xmlns:w16cid="http://schemas.microsoft.com/office/word/2016/wordml/cid" xmlns:w16="http://schemas.microsoft.com/office/word/2018/wordml" xmlns:w16du="http://schemas.microsoft.com/office/word/2023/wordml/word16du" xmlns:w16sdtdh="http://schemas.microsoft.com/office/word/2020/wordml/sdtdatahash" xmlns:w16sdtfl="http://schemas.microsoft.com/office/word/2024/wordml/sdtformatlock" xmlns:w16se="http://schemas.microsoft.com/office/word/2015/wordml/symex" xmlns:wpg="http://schemas.microsoft.com/office/word/2010/wordprocessingGroup" xmlns:wpi="http://schemas.microsoft.com/office/word/2010/wordprocessingInk" xmlns:wne="http://schemas.microsoft.com/office/word/2006/wordml" xmlns:wps="http://schemas.microsoft.com/office/word/2010/wordprocessingShape" mc:Ignorable="w14 w15 w16se w16cid w16 w16cex w16sdtdh w16sdtfl w16du wp14">
   <w:sdt>
     <w:sdtPr>
@@ -702,6 +3572,287 @@
     </w:p>
   </w:footnote>
 </w:footnotes>
+</file>
+
+<file path=word/numbering.xml><?xml version="1.0" encoding="utf-8"?>
+<w:numbering xmlns:wpc="http://schemas.microsoft.com/office/word/2010/wordprocessingCanvas" xmlns:cx="http://schemas.microsoft.com/office/drawing/2014/chartex" xmlns:cx1="http://schemas.microsoft.com/office/drawing/2015/9/8/chartex" xmlns:cx2="http://schemas.microsoft.com/office/drawing/2015/10/21/chartex" xmlns:cx3="http://schemas.microsoft.com/office/drawing/2016/5/9/chartex" xmlns:cx4="http://schemas.microsoft.com/office/drawing/2016/5/10/chartex" xmlns:cx5="http://schemas.microsoft.com/office/drawing/2016/5/11/chartex" xmlns:cx6="http://schemas.microsoft.com/office/drawing/2016/5/12/chartex" xmlns:cx7="http://schemas.microsoft.com/office/drawing/2016/5/13/chartex" xmlns:cx8="http://schemas.microsoft.com/office/drawing/2016/5/14/chartex" xmlns:mc="http://schemas.openxmlformats.org/markup-compatibility/2006" xmlns:aink="http://schemas.microsoft.com/office/drawing/2016/ink" xmlns:am3d="http://schemas.microsoft.com/office/drawing/2017/model3d" xmlns:o="urn:schemas-microsoft-com:office:office" xmlns:oel="http://schemas.microsoft.com/office/2019/extlst" xmlns:r="http://schemas.openxmlformats.org/officeDocument/2006/relationships" xmlns:m="http://schemas.openxmlformats.org/officeDocument/2006/math" xmlns:v="urn:schemas-microsoft-com:vml" xmlns:wp14="http://schemas.microsoft.com/office/word/2010/wordprocessingDrawing" xmlns:wp="http://schemas.openxmlformats.org/drawingml/2006/wordprocessingDrawing" xmlns:w10="urn:schemas-microsoft-com:office:word" xmlns:w="http://schemas.openxmlformats.org/wordprocessingml/2006/main" xmlns:w14="http://schemas.microsoft.com/office/word/2010/wordml" xmlns:w15="http://schemas.microsoft.com/office/word/2012/wordml" xmlns:w16cex="http://schemas.microsoft.com/office/word/2018/wordml/cex" xmlns:w16cid="http://schemas.microsoft.com/office/word/2016/wordml/cid" xmlns:w16="http://schemas.microsoft.com/office/word/2018/wordml" xmlns:w16du="http://schemas.microsoft.com/office/word/2023/wordml/word16du" xmlns:w16sdtdh="http://schemas.microsoft.com/office/word/2020/wordml/sdtdatahash" xmlns:w16sdtfl="http://schemas.microsoft.com/office/word/2024/wordml/sdtformatlock" xmlns:w16se="http://schemas.microsoft.com/office/word/2015/wordml/symex" xmlns:wpg="http://schemas.microsoft.com/office/word/2010/wordprocessingGroup" xmlns:wpi="http://schemas.microsoft.com/office/word/2010/wordprocessingInk" xmlns:wne="http://schemas.microsoft.com/office/word/2006/wordml" xmlns:wps="http://schemas.microsoft.com/office/word/2010/wordprocessingShape" mc:Ignorable="w14 w15 w16se w16cid w16 w16cex w16sdtdh w16sdtfl w16du wp14">
+  <w:abstractNum w:abstractNumId="0" w15:restartNumberingAfterBreak="0">
+    <w:nsid w:val="37475984"/>
+    <w:multiLevelType w:val="hybridMultilevel"/>
+    <w:tmpl w:val="63400CA8"/>
+    <w:lvl w:ilvl="0" w:tplc="0415000F">
+      <w:start w:val="1"/>
+      <w:numFmt w:val="decimal"/>
+      <w:lvlText w:val="%1."/>
+      <w:lvlJc w:val="left"/>
+      <w:pPr>
+        <w:ind w:left="720" w:hanging="360"/>
+      </w:pPr>
+      <w:rPr>
+        <w:rFonts w:hint="default"/>
+      </w:rPr>
+    </w:lvl>
+    <w:lvl w:ilvl="1" w:tplc="04150019" w:tentative="1">
+      <w:start w:val="1"/>
+      <w:numFmt w:val="lowerLetter"/>
+      <w:lvlText w:val="%2."/>
+      <w:lvlJc w:val="left"/>
+      <w:pPr>
+        <w:ind w:left="1440" w:hanging="360"/>
+      </w:pPr>
+    </w:lvl>
+    <w:lvl w:ilvl="2" w:tplc="0415001B" w:tentative="1">
+      <w:start w:val="1"/>
+      <w:numFmt w:val="lowerRoman"/>
+      <w:lvlText w:val="%3."/>
+      <w:lvlJc w:val="right"/>
+      <w:pPr>
+        <w:ind w:left="2160" w:hanging="180"/>
+      </w:pPr>
+    </w:lvl>
+    <w:lvl w:ilvl="3" w:tplc="0415000F" w:tentative="1">
+      <w:start w:val="1"/>
+      <w:numFmt w:val="decimal"/>
+      <w:lvlText w:val="%4."/>
+      <w:lvlJc w:val="left"/>
+      <w:pPr>
+        <w:ind w:left="2880" w:hanging="360"/>
+      </w:pPr>
+    </w:lvl>
+    <w:lvl w:ilvl="4" w:tplc="04150019" w:tentative="1">
+      <w:start w:val="1"/>
+      <w:numFmt w:val="lowerLetter"/>
+      <w:lvlText w:val="%5."/>
+      <w:lvlJc w:val="left"/>
+      <w:pPr>
+        <w:ind w:left="3600" w:hanging="360"/>
+      </w:pPr>
+    </w:lvl>
+    <w:lvl w:ilvl="5" w:tplc="0415001B" w:tentative="1">
+      <w:start w:val="1"/>
+      <w:numFmt w:val="lowerRoman"/>
+      <w:lvlText w:val="%6."/>
+      <w:lvlJc w:val="right"/>
+      <w:pPr>
+        <w:ind w:left="4320" w:hanging="180"/>
+      </w:pPr>
+    </w:lvl>
+    <w:lvl w:ilvl="6" w:tplc="0415000F" w:tentative="1">
+      <w:start w:val="1"/>
+      <w:numFmt w:val="decimal"/>
+      <w:lvlText w:val="%7."/>
+      <w:lvlJc w:val="left"/>
+      <w:pPr>
+        <w:ind w:left="5040" w:hanging="360"/>
+      </w:pPr>
+    </w:lvl>
+    <w:lvl w:ilvl="7" w:tplc="04150019" w:tentative="1">
+      <w:start w:val="1"/>
+      <w:numFmt w:val="lowerLetter"/>
+      <w:lvlText w:val="%8."/>
+      <w:lvlJc w:val="left"/>
+      <w:pPr>
+        <w:ind w:left="5760" w:hanging="360"/>
+      </w:pPr>
+    </w:lvl>
+    <w:lvl w:ilvl="8" w:tplc="0415001B" w:tentative="1">
+      <w:start w:val="1"/>
+      <w:numFmt w:val="lowerRoman"/>
+      <w:lvlText w:val="%9."/>
+      <w:lvlJc w:val="right"/>
+      <w:pPr>
+        <w:ind w:left="6480" w:hanging="180"/>
+      </w:pPr>
+    </w:lvl>
+  </w:abstractNum>
+  <w:abstractNum w:abstractNumId="1" w15:restartNumberingAfterBreak="0">
+    <w:nsid w:val="3E76685E"/>
+    <w:multiLevelType w:val="hybridMultilevel"/>
+    <w:tmpl w:val="AE30EDE2"/>
+    <w:lvl w:ilvl="0" w:tplc="0415000F">
+      <w:start w:val="1"/>
+      <w:numFmt w:val="decimal"/>
+      <w:lvlText w:val="%1."/>
+      <w:lvlJc w:val="left"/>
+      <w:pPr>
+        <w:ind w:left="720" w:hanging="360"/>
+      </w:pPr>
+      <w:rPr>
+        <w:rFonts w:hint="default"/>
+      </w:rPr>
+    </w:lvl>
+    <w:lvl w:ilvl="1" w:tplc="04150019" w:tentative="1">
+      <w:start w:val="1"/>
+      <w:numFmt w:val="lowerLetter"/>
+      <w:lvlText w:val="%2."/>
+      <w:lvlJc w:val="left"/>
+      <w:pPr>
+        <w:ind w:left="1440" w:hanging="360"/>
+      </w:pPr>
+    </w:lvl>
+    <w:lvl w:ilvl="2" w:tplc="0415001B" w:tentative="1">
+      <w:start w:val="1"/>
+      <w:numFmt w:val="lowerRoman"/>
+      <w:lvlText w:val="%3."/>
+      <w:lvlJc w:val="right"/>
+      <w:pPr>
+        <w:ind w:left="2160" w:hanging="180"/>
+      </w:pPr>
+    </w:lvl>
+    <w:lvl w:ilvl="3" w:tplc="0415000F" w:tentative="1">
+      <w:start w:val="1"/>
+      <w:numFmt w:val="decimal"/>
+      <w:lvlText w:val="%4."/>
+      <w:lvlJc w:val="left"/>
+      <w:pPr>
+        <w:ind w:left="2880" w:hanging="360"/>
+      </w:pPr>
+    </w:lvl>
+    <w:lvl w:ilvl="4" w:tplc="04150019" w:tentative="1">
+      <w:start w:val="1"/>
+      <w:numFmt w:val="lowerLetter"/>
+      <w:lvlText w:val="%5."/>
+      <w:lvlJc w:val="left"/>
+      <w:pPr>
+        <w:ind w:left="3600" w:hanging="360"/>
+      </w:pPr>
+    </w:lvl>
+    <w:lvl w:ilvl="5" w:tplc="0415001B" w:tentative="1">
+      <w:start w:val="1"/>
+      <w:numFmt w:val="lowerRoman"/>
+      <w:lvlText w:val="%6."/>
+      <w:lvlJc w:val="right"/>
+      <w:pPr>
+        <w:ind w:left="4320" w:hanging="180"/>
+      </w:pPr>
+    </w:lvl>
+    <w:lvl w:ilvl="6" w:tplc="0415000F" w:tentative="1">
+      <w:start w:val="1"/>
+      <w:numFmt w:val="decimal"/>
+      <w:lvlText w:val="%7."/>
+      <w:lvlJc w:val="left"/>
+      <w:pPr>
+        <w:ind w:left="5040" w:hanging="360"/>
+      </w:pPr>
+    </w:lvl>
+    <w:lvl w:ilvl="7" w:tplc="04150019" w:tentative="1">
+      <w:start w:val="1"/>
+      <w:numFmt w:val="lowerLetter"/>
+      <w:lvlText w:val="%8."/>
+      <w:lvlJc w:val="left"/>
+      <w:pPr>
+        <w:ind w:left="5760" w:hanging="360"/>
+      </w:pPr>
+    </w:lvl>
+    <w:lvl w:ilvl="8" w:tplc="0415001B" w:tentative="1">
+      <w:start w:val="1"/>
+      <w:numFmt w:val="lowerRoman"/>
+      <w:lvlText w:val="%9."/>
+      <w:lvlJc w:val="right"/>
+      <w:pPr>
+        <w:ind w:left="6480" w:hanging="180"/>
+      </w:pPr>
+    </w:lvl>
+  </w:abstractNum>
+  <w:abstractNum w:abstractNumId="2" w15:restartNumberingAfterBreak="0">
+    <w:nsid w:val="5D530D8D"/>
+    <w:multiLevelType w:val="multilevel"/>
+    <w:tmpl w:val="0415001F"/>
+    <w:lvl w:ilvl="0">
+      <w:start w:val="1"/>
+      <w:numFmt w:val="decimal"/>
+      <w:lvlText w:val="%1."/>
+      <w:lvlJc w:val="left"/>
+      <w:pPr>
+        <w:ind w:left="360" w:hanging="360"/>
+      </w:pPr>
+      <w:rPr>
+        <w:rFonts w:hint="default"/>
+      </w:rPr>
+    </w:lvl>
+    <w:lvl w:ilvl="1">
+      <w:start w:val="1"/>
+      <w:numFmt w:val="decimal"/>
+      <w:lvlText w:val="%1.%2."/>
+      <w:lvlJc w:val="left"/>
+      <w:pPr>
+        <w:ind w:left="792" w:hanging="432"/>
+      </w:pPr>
+    </w:lvl>
+    <w:lvl w:ilvl="2">
+      <w:start w:val="1"/>
+      <w:numFmt w:val="decimal"/>
+      <w:lvlText w:val="%1.%2.%3."/>
+      <w:lvlJc w:val="left"/>
+      <w:pPr>
+        <w:ind w:left="1224" w:hanging="504"/>
+      </w:pPr>
+    </w:lvl>
+    <w:lvl w:ilvl="3">
+      <w:start w:val="1"/>
+      <w:numFmt w:val="decimal"/>
+      <w:lvlText w:val="%1.%2.%3.%4."/>
+      <w:lvlJc w:val="left"/>
+      <w:pPr>
+        <w:ind w:left="1728" w:hanging="648"/>
+      </w:pPr>
+    </w:lvl>
+    <w:lvl w:ilvl="4">
+      <w:start w:val="1"/>
+      <w:numFmt w:val="decimal"/>
+      <w:lvlText w:val="%1.%2.%3.%4.%5."/>
+      <w:lvlJc w:val="left"/>
+      <w:pPr>
+        <w:ind w:left="2232" w:hanging="792"/>
+      </w:pPr>
+    </w:lvl>
+    <w:lvl w:ilvl="5">
+      <w:start w:val="1"/>
+      <w:numFmt w:val="decimal"/>
+      <w:lvlText w:val="%1.%2.%3.%4.%5.%6."/>
+      <w:lvlJc w:val="left"/>
+      <w:pPr>
+        <w:ind w:left="2736" w:hanging="936"/>
+      </w:pPr>
+    </w:lvl>
+    <w:lvl w:ilvl="6">
+      <w:start w:val="1"/>
+      <w:numFmt w:val="decimal"/>
+      <w:lvlText w:val="%1.%2.%3.%4.%5.%6.%7."/>
+      <w:lvlJc w:val="left"/>
+      <w:pPr>
+        <w:ind w:left="3240" w:hanging="1080"/>
+      </w:pPr>
+    </w:lvl>
+    <w:lvl w:ilvl="7">
+      <w:start w:val="1"/>
+      <w:numFmt w:val="decimal"/>
+      <w:lvlText w:val="%1.%2.%3.%4.%5.%6.%7.%8."/>
+      <w:lvlJc w:val="left"/>
+      <w:pPr>
+        <w:ind w:left="3744" w:hanging="1224"/>
+      </w:pPr>
+    </w:lvl>
+    <w:lvl w:ilvl="8">
+      <w:start w:val="1"/>
+      <w:numFmt w:val="decimal"/>
+      <w:lvlText w:val="%1.%2.%3.%4.%5.%6.%7.%8.%9."/>
+      <w:lvlJc w:val="left"/>
+      <w:pPr>
+        <w:ind w:left="4320" w:hanging="1440"/>
+      </w:pPr>
+    </w:lvl>
+  </w:abstractNum>
+  <w:num w:numId="1" w16cid:durableId="140121814">
+    <w:abstractNumId w:val="2"/>
+  </w:num>
+  <w:num w:numId="2" w16cid:durableId="1234849669">
+    <w:abstractNumId w:val="1"/>
+  </w:num>
+  <w:num w:numId="3" w16cid:durableId="2074346983">
+    <w:abstractNumId w:val="0"/>
+  </w:num>
+</w:numbering>
 </file>
 
 <file path=word/styles.xml><?xml version="1.0" encoding="utf-8"?>
@@ -1103,6 +4254,49 @@
       <w:lang w:eastAsia="en-US"/>
     </w:rPr>
   </w:style>
+  <w:style w:type="paragraph" w:styleId="Nagwek1">
+    <w:name w:val="heading 1"/>
+    <w:basedOn w:val="Normalny"/>
+    <w:next w:val="Normalny"/>
+    <w:link w:val="Nagwek1Znak"/>
+    <w:uiPriority w:val="9"/>
+    <w:qFormat/>
+    <w:rsid w:val="00AD479A"/>
+    <w:pPr>
+      <w:keepNext/>
+      <w:keepLines/>
+      <w:spacing w:before="240" w:after="0"/>
+      <w:outlineLvl w:val="0"/>
+    </w:pPr>
+    <w:rPr>
+      <w:rFonts w:asciiTheme="majorHAnsi" w:eastAsiaTheme="majorEastAsia" w:hAnsiTheme="majorHAnsi" w:cstheme="majorBidi"/>
+      <w:color w:val="2E74B5" w:themeColor="accent1" w:themeShade="BF"/>
+      <w:sz w:val="32"/>
+      <w:szCs w:val="32"/>
+    </w:rPr>
+  </w:style>
+  <w:style w:type="paragraph" w:styleId="Nagwek2">
+    <w:name w:val="heading 2"/>
+    <w:basedOn w:val="Normalny"/>
+    <w:next w:val="Normalny"/>
+    <w:link w:val="Nagwek2Znak"/>
+    <w:uiPriority w:val="9"/>
+    <w:unhideWhenUsed/>
+    <w:qFormat/>
+    <w:rsid w:val="00C40AF6"/>
+    <w:pPr>
+      <w:keepNext/>
+      <w:keepLines/>
+      <w:spacing w:before="40" w:after="0"/>
+      <w:outlineLvl w:val="1"/>
+    </w:pPr>
+    <w:rPr>
+      <w:rFonts w:asciiTheme="majorHAnsi" w:eastAsiaTheme="majorEastAsia" w:hAnsiTheme="majorHAnsi" w:cstheme="majorBidi"/>
+      <w:color w:val="2E74B5" w:themeColor="accent1" w:themeShade="BF"/>
+      <w:sz w:val="26"/>
+      <w:szCs w:val="26"/>
+    </w:rPr>
+  </w:style>
   <w:style w:type="character" w:default="1" w:styleId="Domylnaczcionkaakapitu">
     <w:name w:val="Default Paragraph Font"/>
     <w:uiPriority w:val="1"/>
@@ -1290,6 +4484,171 @@
       <w:szCs w:val="24"/>
       <w:lang w:eastAsia="en-US"/>
     </w:rPr>
+  </w:style>
+  <w:style w:type="paragraph" w:styleId="Tekstprzypisukocowego">
+    <w:name w:val="endnote text"/>
+    <w:basedOn w:val="Normalny"/>
+    <w:link w:val="TekstprzypisukocowegoZnak"/>
+    <w:uiPriority w:val="99"/>
+    <w:semiHidden/>
+    <w:unhideWhenUsed/>
+    <w:rsid w:val="004D532A"/>
+    <w:pPr>
+      <w:spacing w:after="0" w:line="240" w:lineRule="auto"/>
+    </w:pPr>
+    <w:rPr>
+      <w:sz w:val="20"/>
+      <w:szCs w:val="20"/>
+    </w:rPr>
+  </w:style>
+  <w:style w:type="character" w:customStyle="1" w:styleId="TekstprzypisukocowegoZnak">
+    <w:name w:val="Tekst przypisu końcowego Znak"/>
+    <w:basedOn w:val="Domylnaczcionkaakapitu"/>
+    <w:link w:val="Tekstprzypisukocowego"/>
+    <w:uiPriority w:val="99"/>
+    <w:semiHidden/>
+    <w:rsid w:val="004D532A"/>
+    <w:rPr>
+      <w:rFonts w:ascii="Calibri" w:eastAsia="Calibri" w:hAnsi="Calibri" w:cs="Times New Roman"/>
+      <w:lang w:eastAsia="en-US"/>
+    </w:rPr>
+  </w:style>
+  <w:style w:type="character" w:styleId="Odwoanieprzypisukocowego">
+    <w:name w:val="endnote reference"/>
+    <w:basedOn w:val="Domylnaczcionkaakapitu"/>
+    <w:uiPriority w:val="99"/>
+    <w:semiHidden/>
+    <w:unhideWhenUsed/>
+    <w:rsid w:val="004D532A"/>
+    <w:rPr>
+      <w:vertAlign w:val="superscript"/>
+    </w:rPr>
+  </w:style>
+  <w:style w:type="character" w:customStyle="1" w:styleId="Nagwek2Znak">
+    <w:name w:val="Nagłówek 2 Znak"/>
+    <w:basedOn w:val="Domylnaczcionkaakapitu"/>
+    <w:link w:val="Nagwek2"/>
+    <w:uiPriority w:val="9"/>
+    <w:rsid w:val="00C40AF6"/>
+    <w:rPr>
+      <w:rFonts w:asciiTheme="majorHAnsi" w:eastAsiaTheme="majorEastAsia" w:hAnsiTheme="majorHAnsi" w:cstheme="majorBidi"/>
+      <w:color w:val="2E74B5" w:themeColor="accent1" w:themeShade="BF"/>
+      <w:sz w:val="26"/>
+      <w:szCs w:val="26"/>
+      <w:lang w:eastAsia="en-US"/>
+    </w:rPr>
+  </w:style>
+  <w:style w:type="character" w:customStyle="1" w:styleId="Nagwek1Znak">
+    <w:name w:val="Nagłówek 1 Znak"/>
+    <w:basedOn w:val="Domylnaczcionkaakapitu"/>
+    <w:link w:val="Nagwek1"/>
+    <w:uiPriority w:val="9"/>
+    <w:rsid w:val="00AD479A"/>
+    <w:rPr>
+      <w:rFonts w:asciiTheme="majorHAnsi" w:eastAsiaTheme="majorEastAsia" w:hAnsiTheme="majorHAnsi" w:cstheme="majorBidi"/>
+      <w:color w:val="2E74B5" w:themeColor="accent1" w:themeShade="BF"/>
+      <w:sz w:val="32"/>
+      <w:szCs w:val="32"/>
+      <w:lang w:eastAsia="en-US"/>
+    </w:rPr>
+  </w:style>
+  <w:style w:type="paragraph" w:styleId="Nagwekspisutreci">
+    <w:name w:val="TOC Heading"/>
+    <w:basedOn w:val="Nagwek1"/>
+    <w:next w:val="Normalny"/>
+    <w:uiPriority w:val="39"/>
+    <w:unhideWhenUsed/>
+    <w:qFormat/>
+    <w:rsid w:val="00AD479A"/>
+    <w:pPr>
+      <w:suppressAutoHyphens w:val="0"/>
+      <w:autoSpaceDN/>
+      <w:spacing w:line="259" w:lineRule="auto"/>
+      <w:textAlignment w:val="auto"/>
+      <w:outlineLvl w:val="9"/>
+    </w:pPr>
+    <w:rPr>
+      <w:lang w:eastAsia="pl-PL"/>
+    </w:rPr>
+  </w:style>
+  <w:style w:type="paragraph" w:styleId="Spistreci2">
+    <w:name w:val="toc 2"/>
+    <w:basedOn w:val="Normalny"/>
+    <w:next w:val="Normalny"/>
+    <w:autoRedefine/>
+    <w:uiPriority w:val="39"/>
+    <w:unhideWhenUsed/>
+    <w:rsid w:val="00AD479A"/>
+    <w:pPr>
+      <w:spacing w:after="100"/>
+      <w:ind w:left="220"/>
+    </w:pPr>
+  </w:style>
+  <w:style w:type="character" w:styleId="Hipercze">
+    <w:name w:val="Hyperlink"/>
+    <w:basedOn w:val="Domylnaczcionkaakapitu"/>
+    <w:uiPriority w:val="99"/>
+    <w:unhideWhenUsed/>
+    <w:rsid w:val="00AD479A"/>
+    <w:rPr>
+      <w:color w:val="0563C1" w:themeColor="hyperlink"/>
+      <w:u w:val="single"/>
+    </w:rPr>
+  </w:style>
+  <w:style w:type="paragraph" w:styleId="Spistreci1">
+    <w:name w:val="toc 1"/>
+    <w:basedOn w:val="Normalny"/>
+    <w:next w:val="Normalny"/>
+    <w:autoRedefine/>
+    <w:uiPriority w:val="39"/>
+    <w:unhideWhenUsed/>
+    <w:rsid w:val="00AD479A"/>
+    <w:pPr>
+      <w:suppressAutoHyphens w:val="0"/>
+      <w:autoSpaceDN/>
+      <w:spacing w:after="100" w:line="259" w:lineRule="auto"/>
+      <w:textAlignment w:val="auto"/>
+    </w:pPr>
+    <w:rPr>
+      <w:rFonts w:asciiTheme="minorHAnsi" w:eastAsiaTheme="minorEastAsia" w:hAnsiTheme="minorHAnsi"/>
+      <w:lang w:eastAsia="pl-PL"/>
+    </w:rPr>
+  </w:style>
+  <w:style w:type="paragraph" w:styleId="Spistreci3">
+    <w:name w:val="toc 3"/>
+    <w:basedOn w:val="Normalny"/>
+    <w:next w:val="Normalny"/>
+    <w:autoRedefine/>
+    <w:uiPriority w:val="39"/>
+    <w:unhideWhenUsed/>
+    <w:rsid w:val="00AD479A"/>
+    <w:pPr>
+      <w:suppressAutoHyphens w:val="0"/>
+      <w:autoSpaceDN/>
+      <w:spacing w:after="100" w:line="259" w:lineRule="auto"/>
+      <w:ind w:left="440"/>
+      <w:textAlignment w:val="auto"/>
+    </w:pPr>
+    <w:rPr>
+      <w:rFonts w:asciiTheme="minorHAnsi" w:eastAsiaTheme="minorEastAsia" w:hAnsiTheme="minorHAnsi"/>
+      <w:lang w:eastAsia="pl-PL"/>
+    </w:rPr>
+  </w:style>
+  <w:style w:type="table" w:styleId="Tabela-Siatka">
+    <w:name w:val="Table Grid"/>
+    <w:basedOn w:val="Standardowy"/>
+    <w:uiPriority w:val="39"/>
+    <w:rsid w:val="001D3DF9"/>
+    <w:tblPr>
+      <w:tblBorders>
+        <w:top w:val="single" w:sz="4" w:space="0" w:color="auto"/>
+        <w:left w:val="single" w:sz="4" w:space="0" w:color="auto"/>
+        <w:bottom w:val="single" w:sz="4" w:space="0" w:color="auto"/>
+        <w:right w:val="single" w:sz="4" w:space="0" w:color="auto"/>
+        <w:insideH w:val="single" w:sz="4" w:space="0" w:color="auto"/>
+        <w:insideV w:val="single" w:sz="4" w:space="0" w:color="auto"/>
+      </w:tblBorders>
+    </w:tblPr>
   </w:style>
 </w:styles>
 </file>
@@ -1548,4 +4907,16 @@
   <a:objectDefaults/>
   <a:extraClrSchemeLst/>
 </a:theme>
+</file>
+
+<file path=customXml/item1.xml><?xml version="1.0" encoding="utf-8"?>
+<b:Sources xmlns:b="http://schemas.openxmlformats.org/officeDocument/2006/bibliography" xmlns="http://schemas.openxmlformats.org/officeDocument/2006/bibliography" SelectedStyle="\APASixthEditionOfficeOnline.xsl" StyleName="APA" Version="6"/>
+</file>
+
+<file path=customXml/itemProps1.xml><?xml version="1.0" encoding="utf-8"?>
+<ds:datastoreItem xmlns:ds="http://schemas.openxmlformats.org/officeDocument/2006/customXml" ds:itemID="{605B9859-CA31-4F6D-BD40-BEB41CE2EB3F}">
+  <ds:schemaRefs>
+    <ds:schemaRef ds:uri="http://schemas.openxmlformats.org/officeDocument/2006/bibliography"/>
+  </ds:schemaRefs>
+</ds:datastoreItem>
 </file>
--- a/z6-pwiisi-5-1.docx
+++ b/z6-pwiisi-5-1.docx
@@ -540,21 +540,7 @@
                 <w:rStyle w:val="Hipercze"/>
                 <w:noProof/>
               </w:rPr>
-              <w:t>1.1 Proj</w:t>
-            </w:r>
-            <w:r>
-              <w:rPr>
-                <w:rStyle w:val="Hipercze"/>
-                <w:noProof/>
-              </w:rPr>
-              <w:t>e</w:t>
-            </w:r>
-            <w:r>
-              <w:rPr>
-                <w:rStyle w:val="Hipercze"/>
-                <w:noProof/>
-              </w:rPr>
-              <w:t>ktowanie Wnętrz</w:t>
+              <w:t>1.1 Projektowanie Wnętrz</w:t>
             </w:r>
             <w:r>
               <w:rPr>
@@ -2556,7 +2542,7 @@
           <w:noProof/>
         </w:rPr>
         <w:drawing>
-          <wp:inline distT="0" distB="0" distL="0" distR="0" wp14:anchorId="29551183" wp14:editId="63D566A2">
+          <wp:inline distT="0" distB="0" distL="0" distR="0" wp14:anchorId="29551183" wp14:editId="5A54129D">
             <wp:extent cx="5579745" cy="2606040"/>
             <wp:effectExtent l="0" t="0" r="1905" b="3810"/>
             <wp:docPr id="450891158" name="Obraz 6" descr="undefined"/>
@@ -3322,9 +3308,324 @@
     </w:p>
     <w:p>
       <w:pPr>
+        <w:pStyle w:val="Praca"/>
+      </w:pPr>
+      <w:r>
+        <w:t>Ten rok również stał się początkiem popularności VR. Oculus przedstawił swój developer kit 2, Samsung ogłosił Samsung Gear VR, a Sony zaczęło pracę nad własnym zestawem VR. Jednakże rokiem, który można nazwać wybuchem popularności tej technologii jest 2016.</w:t>
+      </w:r>
+    </w:p>
+    <w:p>
+      <w:pPr>
+        <w:pStyle w:val="Praca"/>
+        <w:jc w:val="center"/>
+      </w:pPr>
+      <w:r>
+        <w:rPr>
+          <w:noProof/>
+        </w:rPr>
+        <w:drawing>
+          <wp:inline distT="0" distB="0" distL="0" distR="0" wp14:anchorId="6D913D8A" wp14:editId="1B640E71">
+            <wp:extent cx="5579745" cy="1182370"/>
+            <wp:effectExtent l="0" t="0" r="1905" b="0"/>
+            <wp:docPr id="1562407659" name="Obraz 1"/>
+            <wp:cNvGraphicFramePr>
+              <a:graphicFrameLocks xmlns:a="http://schemas.openxmlformats.org/drawingml/2006/main" noChangeAspect="1"/>
+            </wp:cNvGraphicFramePr>
+            <a:graphic xmlns:a="http://schemas.openxmlformats.org/drawingml/2006/main">
+              <a:graphicData uri="http://schemas.openxmlformats.org/drawingml/2006/picture">
+                <pic:pic xmlns:pic="http://schemas.openxmlformats.org/drawingml/2006/picture">
+                  <pic:nvPicPr>
+                    <pic:cNvPr id="1562407659" name=""/>
+                    <pic:cNvPicPr/>
+                  </pic:nvPicPr>
+                  <pic:blipFill>
+                    <a:blip r:embed="rId25"/>
+                    <a:stretch>
+                      <a:fillRect/>
+                    </a:stretch>
+                  </pic:blipFill>
+                  <pic:spPr>
+                    <a:xfrm>
+                      <a:off x="0" y="0"/>
+                      <a:ext cx="5579745" cy="1182370"/>
+                    </a:xfrm>
+                    <a:prstGeom prst="rect">
+                      <a:avLst/>
+                    </a:prstGeom>
+                  </pic:spPr>
+                </pic:pic>
+              </a:graphicData>
+            </a:graphic>
+          </wp:inline>
+        </w:drawing>
+      </w:r>
+    </w:p>
+    <w:p>
+      <w:pPr>
+        <w:pStyle w:val="Praca"/>
+        <w:jc w:val="center"/>
+      </w:pPr>
+      <w:r>
+        <w:t>Rys. 1.15 Google Trends dotyczące hasła VR</w:t>
+      </w:r>
+    </w:p>
+    <w:p>
+      <w:pPr>
+        <w:pStyle w:val="Praca"/>
+      </w:pPr>
+      <w:r>
+        <w:t>Nie bez powodu ludzie zaczęli się interesować tą technologią właśnie w tym roku. Wtedy premierę miał zestaw VR HTC Vive stworzony we współpracy z firmą Valve.</w:t>
+      </w:r>
+      <w:r>
+        <w:t xml:space="preserve"> Oferowały one pełne doświadczenie z wirtualną rzeczywistością. Użytkownik mógł nie tylko oglądać to co się dzieje w przestrzeni 3D, ale również wchodzić w interakcje z przedmiotami za pomocą kontrolerów ruchowych. To był pierwszy takie zestaw pozwalający poruszać się w przestrzeni 3D. Wszystko było oparte o lampy na podczerwień. Trzeba było rozstawić w pomieszczeniu kilka specjalnych stacji, które strzelały promieniami na podczerwień. Za pomocą </w:t>
+      </w:r>
+      <w:r>
+        <w:lastRenderedPageBreak/>
+        <w:t>sensorów umieszczonych na samych goglach i kontrolerach komputer mógł bardzo precyzyjnie określić pozycję gracza w przestrzeni. To była rewolucja na rynku wirtualnej rzeczywistości. Dodatkowo w tym samym okresie powstała duża baza gier wykorzystujących tą technologię, więc każdy użytkownik sprzętu mógł sprawdzić jego możliwości. Problemem okazała się cena produktu oraz wysokie wymagania sprzętowe. Jednak to nie przeszkodziło w rosnącej popularności tej technologii. Z roku na rok powstawało coraz więcej filmów, gier wykorzystujących VR.</w:t>
+      </w:r>
+    </w:p>
+    <w:p>
+      <w:pPr>
+        <w:pStyle w:val="Praca"/>
+        <w:jc w:val="center"/>
+      </w:pPr>
+      <w:r>
+        <w:rPr>
+          <w:noProof/>
+        </w:rPr>
+        <w:drawing>
+          <wp:inline distT="0" distB="0" distL="0" distR="0" wp14:anchorId="4EEB0024" wp14:editId="340490B3">
+            <wp:extent cx="5579745" cy="2955290"/>
+            <wp:effectExtent l="0" t="0" r="1905" b="0"/>
+            <wp:docPr id="2124940467" name="Obraz 1" descr="HTC Vive released in 2016"/>
+            <wp:cNvGraphicFramePr>
+              <a:graphicFrameLocks xmlns:a="http://schemas.openxmlformats.org/drawingml/2006/main" noChangeAspect="1"/>
+            </wp:cNvGraphicFramePr>
+            <a:graphic xmlns:a="http://schemas.openxmlformats.org/drawingml/2006/main">
+              <a:graphicData uri="http://schemas.openxmlformats.org/drawingml/2006/picture">
+                <pic:pic xmlns:pic="http://schemas.openxmlformats.org/drawingml/2006/picture">
+                  <pic:nvPicPr>
+                    <pic:cNvPr id="0" name="Picture 1" descr="HTC Vive released in 2016"/>
+                    <pic:cNvPicPr>
+                      <a:picLocks noChangeAspect="1" noChangeArrowheads="1"/>
+                    </pic:cNvPicPr>
+                  </pic:nvPicPr>
+                  <pic:blipFill>
+                    <a:blip r:embed="rId26">
+                      <a:extLst>
+                        <a:ext uri="{28A0092B-C50C-407E-A947-70E740481C1C}">
+                          <a14:useLocalDpi xmlns:a14="http://schemas.microsoft.com/office/drawing/2010/main" val="0"/>
+                        </a:ext>
+                      </a:extLst>
+                    </a:blip>
+                    <a:srcRect/>
+                    <a:stretch>
+                      <a:fillRect/>
+                    </a:stretch>
+                  </pic:blipFill>
+                  <pic:spPr bwMode="auto">
+                    <a:xfrm>
+                      <a:off x="0" y="0"/>
+                      <a:ext cx="5579745" cy="2955290"/>
+                    </a:xfrm>
+                    <a:prstGeom prst="rect">
+                      <a:avLst/>
+                    </a:prstGeom>
+                    <a:noFill/>
+                    <a:ln>
+                      <a:noFill/>
+                    </a:ln>
+                  </pic:spPr>
+                </pic:pic>
+              </a:graphicData>
+            </a:graphic>
+          </wp:inline>
+        </w:drawing>
+      </w:r>
+    </w:p>
+    <w:p>
+      <w:pPr>
+        <w:pStyle w:val="Praca"/>
+        <w:jc w:val="center"/>
+      </w:pPr>
+      <w:r>
+        <w:t>Rys. 1.15 HTC vive</w:t>
+      </w:r>
+    </w:p>
+    <w:p>
+      <w:pPr>
+        <w:pStyle w:val="Praca"/>
+      </w:pPr>
+      <w:r>
+        <w:t>Na kolejny kamień milowy w rozwoju nie trzeba było długo czekać, bo w 2019 roku firma Oculus wypuściła na rynek Oculus Quest</w:t>
+      </w:r>
+      <w:r>
+        <w:t xml:space="preserve"> oraz Oculus Rift S. Oba te zestawy do VR oferowały coś czego inne zestawy nie mogły sobie pozwolić. Wygodę użytkowania. Oculus Rift S oraz Oculus Quest nie posiadały lamp na podczerwień, by śledzić pozycje gogli, czy kontrolerów. Do tego służyły wbudowane kamery, które śledziły pozycję kontrolerów gracza. Przez co konfiguracja sprzętu była minimalna, bo nie trzeba było mocować specjalnych lamp do ścian. Jednakże oba sprzęty różniły się jedną bardzo podstawową funkcjonalnością. Oculus Quest w przeciwieństwie do RIft S nie wymagał komputera do poprawnego działania. To były pierwsze autonomiczne gogle VR. Miały własny system operacyjny oraz można było uruchamiać gry i programy bezpośrednio na goglach. </w:t>
+      </w:r>
+      <w:r>
+        <w:t xml:space="preserve">Tak naprawdę do zabawy wystarczył sam zestaw. Można było zabrać gogle wszędzie i nie była ogranicza przez inne sprzęty. Dodatkowo miały opcje podłączenia ich do </w:t>
+      </w:r>
+      <w:r>
+        <w:lastRenderedPageBreak/>
+        <w:t>komputera, by korzystać z biblioteki gier na komputerach osobistych. Quest szybko wyparł Rift S swoją funkcjonalnością. Druga wersja Questa została jedną z najpopularniejszych zestawów do VR, oferując pełnie doświadczenia przy stosunkowo niskiej cenie.</w:t>
+      </w:r>
+    </w:p>
+    <w:p>
+      <w:pPr>
+        <w:pStyle w:val="Praca"/>
+        <w:jc w:val="center"/>
+      </w:pPr>
+      <w:r>
+        <w:rPr>
+          <w:noProof/>
+        </w:rPr>
+        <w:drawing>
+          <wp:inline distT="0" distB="0" distL="0" distR="0" wp14:anchorId="0A2BE713" wp14:editId="51F5E7EA">
+            <wp:extent cx="4198620" cy="2361873"/>
+            <wp:effectExtent l="0" t="0" r="0" b="635"/>
+            <wp:docPr id="1478829610" name="Obraz 2" descr="Introducing Oculus Quest 2, the Next Generation of All-in-One VR"/>
+            <wp:cNvGraphicFramePr>
+              <a:graphicFrameLocks xmlns:a="http://schemas.openxmlformats.org/drawingml/2006/main" noChangeAspect="1"/>
+            </wp:cNvGraphicFramePr>
+            <a:graphic xmlns:a="http://schemas.openxmlformats.org/drawingml/2006/main">
+              <a:graphicData uri="http://schemas.openxmlformats.org/drawingml/2006/picture">
+                <pic:pic xmlns:pic="http://schemas.openxmlformats.org/drawingml/2006/picture">
+                  <pic:nvPicPr>
+                    <pic:cNvPr id="0" name="Picture 3" descr="Introducing Oculus Quest 2, the Next Generation of All-in-One VR"/>
+                    <pic:cNvPicPr>
+                      <a:picLocks noChangeAspect="1" noChangeArrowheads="1"/>
+                    </pic:cNvPicPr>
+                  </pic:nvPicPr>
+                  <pic:blipFill>
+                    <a:blip r:embed="rId27" cstate="print">
+                      <a:extLst>
+                        <a:ext uri="{28A0092B-C50C-407E-A947-70E740481C1C}">
+                          <a14:useLocalDpi xmlns:a14="http://schemas.microsoft.com/office/drawing/2010/main" val="0"/>
+                        </a:ext>
+                      </a:extLst>
+                    </a:blip>
+                    <a:srcRect/>
+                    <a:stretch>
+                      <a:fillRect/>
+                    </a:stretch>
+                  </pic:blipFill>
+                  <pic:spPr bwMode="auto">
+                    <a:xfrm>
+                      <a:off x="0" y="0"/>
+                      <a:ext cx="4211028" cy="2368853"/>
+                    </a:xfrm>
+                    <a:prstGeom prst="rect">
+                      <a:avLst/>
+                    </a:prstGeom>
+                    <a:noFill/>
+                    <a:ln>
+                      <a:noFill/>
+                    </a:ln>
+                  </pic:spPr>
+                </pic:pic>
+              </a:graphicData>
+            </a:graphic>
+          </wp:inline>
+        </w:drawing>
+      </w:r>
+    </w:p>
+    <w:p>
+      <w:pPr>
+        <w:pStyle w:val="Praca"/>
+        <w:jc w:val="center"/>
+      </w:pPr>
+      <w:r>
+        <w:t>Rys. 1.16 Oculus Quest 2</w:t>
+      </w:r>
+    </w:p>
+    <w:p>
+      <w:pPr>
+        <w:pStyle w:val="Praca"/>
+      </w:pPr>
+      <w:r>
+        <w:t>Na dzień dzisiejszy tak się prezentuje historia wirtualnej rzeczywistości. Z każdym kolejnym rokiem technologia się rozwija i kolejne firmy tworzą własne urządzenia XR. Apple wyprodukowało Apple Vision Pro, Valve stworzyło Valve Index, a meta, dawiej oculus, dalej tworzy nowe generacje gogli vr w przystępnej cenie. Sam rynek pozostaje niszą, ale coraz więcej ludzi jest w stanie sobie pozwolić na doświadczenie wirtualnej rzeczywistości, czy nawet rozszerzonej, gdyż każde kolejne generacje gogli oferują AR oraz MR. Ta konkretna technologia przeszła sporo zmian i dziś jesteśmy w momencie, gdzie taki wynalazek nie jest tylko czymś z książek science fiction, a faktycznie realnym urządzeniem.</w:t>
+      </w:r>
+    </w:p>
+    <w:p>
+      <w:pPr>
+        <w:pStyle w:val="Praca"/>
+        <w:jc w:val="center"/>
+      </w:pPr>
+      <w:r>
+        <w:rPr>
+          <w:noProof/>
+        </w:rPr>
+        <w:drawing>
+          <wp:inline distT="0" distB="0" distL="0" distR="0" wp14:anchorId="19F4799F" wp14:editId="57E0464D">
+            <wp:extent cx="1950720" cy="1950720"/>
+            <wp:effectExtent l="0" t="0" r="0" b="0"/>
+            <wp:docPr id="1561808167" name="Obraz 3" descr="Apple Vision Pro - Apple"/>
+            <wp:cNvGraphicFramePr>
+              <a:graphicFrameLocks xmlns:a="http://schemas.openxmlformats.org/drawingml/2006/main" noChangeAspect="1"/>
+            </wp:cNvGraphicFramePr>
+            <a:graphic xmlns:a="http://schemas.openxmlformats.org/drawingml/2006/main">
+              <a:graphicData uri="http://schemas.openxmlformats.org/drawingml/2006/picture">
+                <pic:pic xmlns:pic="http://schemas.openxmlformats.org/drawingml/2006/picture">
+                  <pic:nvPicPr>
+                    <pic:cNvPr id="0" name="Picture 5" descr="Apple Vision Pro - Apple"/>
+                    <pic:cNvPicPr>
+                      <a:picLocks noChangeAspect="1" noChangeArrowheads="1"/>
+                    </pic:cNvPicPr>
+                  </pic:nvPicPr>
+                  <pic:blipFill>
+                    <a:blip r:embed="rId28" cstate="print">
+                      <a:extLst>
+                        <a:ext uri="{28A0092B-C50C-407E-A947-70E740481C1C}">
+                          <a14:useLocalDpi xmlns:a14="http://schemas.microsoft.com/office/drawing/2010/main" val="0"/>
+                        </a:ext>
+                      </a:extLst>
+                    </a:blip>
+                    <a:srcRect/>
+                    <a:stretch>
+                      <a:fillRect/>
+                    </a:stretch>
+                  </pic:blipFill>
+                  <pic:spPr bwMode="auto">
+                    <a:xfrm>
+                      <a:off x="0" y="0"/>
+                      <a:ext cx="1950720" cy="1950720"/>
+                    </a:xfrm>
+                    <a:prstGeom prst="rect">
+                      <a:avLst/>
+                    </a:prstGeom>
+                    <a:noFill/>
+                    <a:ln>
+                      <a:noFill/>
+                    </a:ln>
+                  </pic:spPr>
+                </pic:pic>
+              </a:graphicData>
+            </a:graphic>
+          </wp:inline>
+        </w:drawing>
+      </w:r>
+    </w:p>
+    <w:p>
+      <w:pPr>
+        <w:pStyle w:val="Praca"/>
+        <w:jc w:val="center"/>
+      </w:pPr>
+      <w:r>
+        <w:t>Rys. 1.17 Apple Vision Pro</w:t>
+      </w:r>
+    </w:p>
+    <w:p>
+      <w:pPr>
+        <w:pStyle w:val="Praca"/>
+        <w:jc w:val="center"/>
+      </w:pPr>
+    </w:p>
+    <w:p>
+      <w:pPr>
         <w:pStyle w:val="Nagwek2"/>
       </w:pPr>
       <w:r>
+        <w:lastRenderedPageBreak/>
         <w:t>1.3 Zastosowanie</w:t>
       </w:r>
       <w:bookmarkEnd w:id="3"/>
@@ -3332,64 +3633,1852 @@
     <w:p>
       <w:pPr>
         <w:pStyle w:val="Praca"/>
+      </w:pPr>
+      <w:r>
+        <w:tab/>
+        <w:t xml:space="preserve">Wirtualna rzeczywistość oferuje coś czego inne media nie mogą zaoferować. Wejście w świat cyfrowy. Nie ma tu pośredników, czy rozpraszaczy. Użytkownik jest w tym świecie i może swobodnie się po nim poruszać. Doświadczenie jest bardziej naturalne, gdyż zamiast klikać na klawiaturze, czy kontrolerze by otrzymać akcje to użytkownik fizycznie to robi. Może podnieść przedmiot schylając się lub zobaczyć coś po prostu kierując swoją głowę odpowiednią stronę. Przy projektowaniu wnętrz zastosowanie wirtualnej rzeczywistości jest pomysłem dość oczywistym. Za pomocą VR użytkownik może w pełni zobaczyć skalę i poczuć się jak w gotowym pomieszczeniu. Coś co z lotu ptaka wygląda dobrze, może nie wyglądać z pierwszej osoby. Tu VR pomaga w zobaczeniu jak w rzeczywistości zaprojektowane wnętrze może wyglądać. Wcześniej zaprezentowane programy w niektórych przypadkach pozwalały zobaczyć gotowe pomieszczenie przy użyciu zestawu VR. Niestety takie rozwiązania są tylko w celach obserwacyjnych, a możliwa interaktywność jest ignorowana. </w:t>
+      </w:r>
+      <w:r>
+        <w:t xml:space="preserve">Wirtualna rzeczywistość jest świetna w wizualizowaniu projektów, ale też może być użyteczna w jej projektowaniu, oferując bardziej naturalny i intuicyjny sposób tworzenia. Technologia VR jest dziś na takim poziomie, że projektowanie wnętrz powinno być przystępniejsze dzięki niej. Takie rozwiązanie mogłoby mieć zastosowanie dla firm meblarskich, gdzie kupujący mogą sami zaprojektować pokój bez większego nakładu pracy. Biorąc pod uwagę jak VR jest naturalny w swojej obsłudze każdy mógłby szybko stworzyć wymarzony pokój. Wirtualna rzeczywistość nie jest ograniczona tym, gdzie jest, więc nie ma problemu w stworzeniu pomieszczenia, który by przypominał rzeczywisty odpowiednik. Pozwala to na używanie takiego rozwiązania wszędzie. Szczególnie, że dzisiejsza technologia VR nie wymaga dodatkowego komputera do uruchamiania programów. </w:t>
+      </w:r>
+      <w:r>
+        <w:t>Tworząc samo rozwiązanie jeszcze bardziej przystępniejszym. Ta technologia jeszcze bardziej pozwoli na stworzenie dokładnych wizualizacji bez godzin nauki programów, ponieważ wszystkie akcje będą wykonywane naturalnie i intuicyjnie. Taki system dekoracji wnętrz byłby idealnym oprogramowaniem dla dużych firm meblarskich lub nawet dla osoby prywatnej. Łatwiej jest coś zrobić fizycznie niż przeklikując sporą ilość zakładek, by umieścić jedną rzecz w projektcie.</w:t>
+      </w:r>
+    </w:p>
+    <w:p>
+      <w:pPr>
+        <w:pStyle w:val="Nagwek2"/>
+      </w:pPr>
+      <w:bookmarkStart w:id="4" w:name="_Toc213483046"/>
+      <w:r>
+        <w:lastRenderedPageBreak/>
+        <w:t>2. Cel Pracy</w:t>
+      </w:r>
+      <w:bookmarkEnd w:id="4"/>
+    </w:p>
+    <w:p>
+      <w:pPr>
+        <w:pStyle w:val="Praca"/>
         <w:ind w:firstLine="708"/>
       </w:pPr>
       <w:r>
-        <w:t>Jak może wyglądać zastosowanie o wizualizacji projektów</w:t>
+        <w:t xml:space="preserve">Celem pracy jest stworzenie systemu do projektowania wnętrz wykorzystując do tego wirtualną rzeczywistość. Cały system ma zostać stworzony w oparciu o Unreal Engine 5 z wykorzystaniem podejścia no code. </w:t>
       </w:r>
     </w:p>
     <w:p>
       <w:pPr>
         <w:pStyle w:val="Nagwek2"/>
       </w:pPr>
-      <w:bookmarkStart w:id="4" w:name="_Toc213483046"/>
-      <w:r>
-        <w:t>2. Cel Pracy</w:t>
-      </w:r>
-      <w:bookmarkEnd w:id="4"/>
+      <w:bookmarkStart w:id="5" w:name="_Toc213483047"/>
+      <w:r>
+        <w:t>2.1 Dziedzina Pracy</w:t>
+      </w:r>
+      <w:bookmarkEnd w:id="5"/>
+    </w:p>
+    <w:p>
+      <w:pPr>
+        <w:pStyle w:val="Praca"/>
+      </w:pPr>
+      <w:r>
+        <w:t>(W sumie nie wiem co tu napisać)</w:t>
+      </w:r>
     </w:p>
     <w:p>
       <w:pPr>
         <w:pStyle w:val="Nagwek2"/>
       </w:pPr>
-      <w:bookmarkStart w:id="5" w:name="_Toc213483047"/>
-      <w:r>
-        <w:t>2.1 Dziedzina Pracy</w:t>
-      </w:r>
-      <w:bookmarkEnd w:id="5"/>
+      <w:bookmarkStart w:id="6" w:name="_Toc213483048"/>
+      <w:r>
+        <w:t>2.2 Część Teoretyczna</w:t>
+      </w:r>
+      <w:bookmarkEnd w:id="6"/>
+    </w:p>
+    <w:p>
+      <w:pPr>
+        <w:pStyle w:val="Praca"/>
+      </w:pPr>
+      <w:r>
+        <w:tab/>
+        <w:t xml:space="preserve">Głównym założeniem projektu jest opracowanie systemu, dzięki któremu użytkownik będzie wstanie zaprojektować i zwizualizować pomieszczenie wykorzystując do tego zalety wirtualnej rzeczywistości. Aktualnie na rynku nie ma podobnego systemu, który by wykorzystywał VR do procesu projektowania. Jedynie są one w stanie </w:t>
+      </w:r>
+      <w:r>
+        <w:t>zrobić wirtualny pokaz gotowego pomieszczenia. Ten projekt pozwoli na samodzielne stworzenie i udekorowanie pokoju w wirtualnej przestrzeni.</w:t>
+      </w:r>
+    </w:p>
+    <w:p>
+      <w:pPr>
+        <w:pStyle w:val="Praca"/>
+      </w:pPr>
+      <w:r>
+        <w:tab/>
+        <w:t xml:space="preserve">Pierwszym problemem jest wartość wirtualnej rzeczywistości i dlaczego to ona powinna być podstawą systemu. Aktualnie można wyróżnić trzy technologię, które oferują różny sposób doświadczania treści. Flat, AR i VR. Pojęcie Flat odnosi się do ekranów monitora. Wszystkie informacje są przekazywane przez ekran monitora i użytkownik kontroluje je za pomocą myszki i klawiatury. To jest standardowe rozwiązanie, pozwalające na stworzenie bardzo rozbudowanych programów kosztem ich obsługi i czytelności. Większość programów do projektowania wnętrz opiera się o płaski ekran monitora. Takich rozwiązań jest za dużo i tworzenie kolejnego </w:t>
+      </w:r>
+      <w:r>
+        <w:t xml:space="preserve">nie miałoby sensu. Z drugiej strony jest technologia rozszerzonej rzeczywistości, polegająca na nakładaniu na rzeczywisty obraz cyfrowych obiektów. Na pierwszy rzut oka wydaję się to idealne na taki projekt. Jednakże to rozwiązanie ma jeden zasadniczy problem. Wymagany jest rzeczywisty obraz. AR sprawdziłoby się idealnie na puste pomieszczenie, ale rzadko takie warunki mogą się zdarzyć. Przykładowo podczas planowania remontu, stare umeblowanie nadal istnieje, co przeszkadzałoby w dokładnym zaprojektowaniu nowego pomieszczenia. Innym problemem jest wymóg bycia w danym pokoju. Trzeba zaprojektować dane pomieszczenie tu i teraz, nie można tego robić z innego miejsca, bo wymagany jest rzeczywisty obraz pokoju. Co może być zaletą jeśli warunki są idealne w przeciwnym wypadku AR, nie spełnia wymagań do stworzenia tego projektu. Aktualna technologia również nie kładzie </w:t>
+      </w:r>
+      <w:r>
+        <w:lastRenderedPageBreak/>
+        <w:t>dobrego światła na AR. Choć dziś jest sporo urządzeń pozwalających na wykorzystanie rozszerzonej rzeczywistości to nadal sama technologia potrzebuje dopracowania. Telefony są za bardzo ograniczające ze względu na swój rozmiar, a nawet gogle Meta Quest 3, które oferują technologię AR to jest ona tam bardzo niedopracowana. Jedynie Apple Vision Pro miałoby zastosowanie, ale cena</w:t>
+      </w:r>
+      <w:r>
+        <w:t>,</w:t>
+      </w:r>
+      <w:r>
+        <w:t xml:space="preserve"> ograniczona interaktywność i hermetyczność systemu</w:t>
+      </w:r>
+      <w:r>
+        <w:t xml:space="preserve"> nie pozwalałaby na stworzenie funkcjonalnego systemu.</w:t>
+      </w:r>
+      <w:r>
+        <w:t xml:space="preserve"> Trzecią opcją jest technologia VR. Dzisiejsza technologia pozwala na wygodne i bezproblemowe korzystanie z wirtualnej rzeczywistości. Umożliwia tworzenie wirtualnego świata niezależnie od aktualnego położenia użytkownika. Dodatkowo uwzględnienie kontrolerów ruchowych pozwala na naturalny poziom interakcji z otoczeniem. Można powiedzieć, że łączy ona zalety Flat i AR. Jest kompromisem wobec tych dwóch rozwiązań. Nie można zbudować bardzo skomplikowanego systemu na poziomie tych tworzonych na Flat kosztem intuicyjności, ponieważ cały sens VR polega na naturalności interakcji i obserwacji. Natomiast można stworzyć system przystępny dla nowego użytkownika, który bez znajomości skomplikowanego interfejsu będzie wstanie zaprojektować wnętrze według swoich upodobań oferując nadal swobodę w tworzeniu </w:t>
+      </w:r>
+      <w:r>
+        <w:t>i sporą funkcjonalność.</w:t>
+      </w:r>
+    </w:p>
+    <w:p>
+      <w:pPr>
+        <w:pStyle w:val="Praca"/>
+      </w:pPr>
+      <w:r>
+        <w:tab/>
+        <w:t>Wybranie samej technologii to jedna rzecz, ale wybranie sprzętu, który uruchomi projekt to inna sprawa. Aktualnie na rynku jest spora liczba urządzeń VR i wybranie jednego konkretnego jest wyzwaniem, w szczególności, że potrafią znacząco różnić się od siebie. Warto spojrzeć na ich możliwości oraz co będzie ważnym atutem dla projektu.</w:t>
+      </w:r>
+    </w:p>
+    <w:p>
+      <w:pPr>
+        <w:pStyle w:val="Praca"/>
+      </w:pPr>
+    </w:p>
+    <w:p>
+      <w:pPr>
+        <w:pStyle w:val="Praca"/>
+      </w:pPr>
+    </w:p>
+    <w:p>
+      <w:pPr>
+        <w:pStyle w:val="Praca"/>
+      </w:pPr>
+    </w:p>
+    <w:p>
+      <w:pPr>
+        <w:pStyle w:val="Praca"/>
+      </w:pPr>
+    </w:p>
+    <w:p>
+      <w:pPr>
+        <w:pStyle w:val="Praca"/>
+      </w:pPr>
+    </w:p>
+    <w:p>
+      <w:pPr>
+        <w:pStyle w:val="Praca"/>
+      </w:pPr>
+    </w:p>
+    <w:p>
+      <w:pPr>
+        <w:pStyle w:val="Praca"/>
+      </w:pPr>
+    </w:p>
+    <w:p>
+      <w:pPr>
+        <w:pStyle w:val="Praca"/>
+      </w:pPr>
+    </w:p>
+    <w:p>
+      <w:pPr>
+        <w:pStyle w:val="Praca"/>
+      </w:pPr>
+    </w:p>
+    <w:p>
+      <w:pPr>
+        <w:pStyle w:val="Praca"/>
+      </w:pPr>
+    </w:p>
+    <w:p>
+      <w:pPr>
+        <w:pStyle w:val="Praca"/>
+      </w:pPr>
+    </w:p>
+    <w:p>
+      <w:pPr>
+        <w:pStyle w:val="Praca"/>
+      </w:pPr>
+      <w:r>
+        <w:lastRenderedPageBreak/>
+        <w:t xml:space="preserve">Tabela </w:t>
+      </w:r>
+      <w:r>
+        <w:t>2</w:t>
+      </w:r>
+      <w:r>
+        <w:t xml:space="preserve">.1 </w:t>
+      </w:r>
+      <w:r>
+        <w:t>Porównanie popularnych zestawów XR</w:t>
+      </w:r>
+    </w:p>
+    <w:tbl>
+      <w:tblPr>
+        <w:tblStyle w:val="Tabela-Siatka"/>
+        <w:tblW w:w="0" w:type="auto"/>
+        <w:tblInd w:w="38" w:type="dxa"/>
+        <w:tblLayout w:type="fixed"/>
+        <w:tblLook w:val="04A0" w:firstRow="1" w:lastRow="0" w:firstColumn="1" w:lastColumn="0" w:noHBand="0" w:noVBand="1"/>
+      </w:tblPr>
+      <w:tblGrid>
+        <w:gridCol w:w="977"/>
+        <w:gridCol w:w="1359"/>
+        <w:gridCol w:w="718"/>
+        <w:gridCol w:w="1367"/>
+        <w:gridCol w:w="1307"/>
+        <w:gridCol w:w="1003"/>
+        <w:gridCol w:w="1561"/>
+        <w:gridCol w:w="673"/>
+      </w:tblGrid>
+      <w:tr>
+        <w:tc>
+          <w:tcPr>
+            <w:tcW w:w="977" w:type="dxa"/>
+          </w:tcPr>
+          <w:p>
+            <w:pPr>
+              <w:pStyle w:val="Praca"/>
+              <w:rPr>
+                <w:sz w:val="18"/>
+                <w:szCs w:val="18"/>
+              </w:rPr>
+            </w:pPr>
+            <w:r>
+              <w:rPr>
+                <w:sz w:val="18"/>
+                <w:szCs w:val="18"/>
+              </w:rPr>
+              <w:t>Nazwa</w:t>
+            </w:r>
+          </w:p>
+        </w:tc>
+        <w:tc>
+          <w:tcPr>
+            <w:tcW w:w="1359" w:type="dxa"/>
+          </w:tcPr>
+          <w:p>
+            <w:pPr>
+              <w:pStyle w:val="Praca"/>
+              <w:rPr>
+                <w:sz w:val="18"/>
+                <w:szCs w:val="18"/>
+              </w:rPr>
+            </w:pPr>
+            <w:r>
+              <w:rPr>
+                <w:sz w:val="18"/>
+                <w:szCs w:val="18"/>
+              </w:rPr>
+              <w:t>Typ</w:t>
+            </w:r>
+          </w:p>
+        </w:tc>
+        <w:tc>
+          <w:tcPr>
+            <w:tcW w:w="718" w:type="dxa"/>
+          </w:tcPr>
+          <w:p>
+            <w:pPr>
+              <w:pStyle w:val="Praca"/>
+              <w:rPr>
+                <w:sz w:val="18"/>
+                <w:szCs w:val="18"/>
+              </w:rPr>
+            </w:pPr>
+            <w:r>
+              <w:rPr>
+                <w:sz w:val="18"/>
+                <w:szCs w:val="18"/>
+              </w:rPr>
+              <w:t>Cena</w:t>
+            </w:r>
+          </w:p>
+        </w:tc>
+        <w:tc>
+          <w:tcPr>
+            <w:tcW w:w="1367" w:type="dxa"/>
+          </w:tcPr>
+          <w:p>
+            <w:pPr>
+              <w:pStyle w:val="Praca"/>
+              <w:rPr>
+                <w:sz w:val="18"/>
+                <w:szCs w:val="18"/>
+              </w:rPr>
+            </w:pPr>
+            <w:r>
+              <w:rPr>
+                <w:sz w:val="18"/>
+                <w:szCs w:val="18"/>
+              </w:rPr>
+              <w:t>Rozdzielczość na oko</w:t>
+            </w:r>
+          </w:p>
+        </w:tc>
+        <w:tc>
+          <w:tcPr>
+            <w:tcW w:w="1307" w:type="dxa"/>
+          </w:tcPr>
+          <w:p>
+            <w:pPr>
+              <w:pStyle w:val="Praca"/>
+              <w:rPr>
+                <w:sz w:val="18"/>
+                <w:szCs w:val="18"/>
+              </w:rPr>
+            </w:pPr>
+            <w:r>
+              <w:rPr>
+                <w:sz w:val="18"/>
+                <w:szCs w:val="18"/>
+              </w:rPr>
+              <w:t>Odświerzanie</w:t>
+            </w:r>
+          </w:p>
+        </w:tc>
+        <w:tc>
+          <w:tcPr>
+            <w:tcW w:w="1003" w:type="dxa"/>
+          </w:tcPr>
+          <w:p>
+            <w:pPr>
+              <w:pStyle w:val="Praca"/>
+              <w:rPr>
+                <w:sz w:val="18"/>
+                <w:szCs w:val="18"/>
+              </w:rPr>
+            </w:pPr>
+            <w:r>
+              <w:rPr>
+                <w:sz w:val="18"/>
+                <w:szCs w:val="18"/>
+              </w:rPr>
+              <w:t>CPU</w:t>
+            </w:r>
+          </w:p>
+        </w:tc>
+        <w:tc>
+          <w:tcPr>
+            <w:tcW w:w="1561" w:type="dxa"/>
+          </w:tcPr>
+          <w:p>
+            <w:pPr>
+              <w:pStyle w:val="Praca"/>
+              <w:rPr>
+                <w:sz w:val="18"/>
+                <w:szCs w:val="18"/>
+              </w:rPr>
+            </w:pPr>
+            <w:r>
+              <w:rPr>
+                <w:sz w:val="18"/>
+                <w:szCs w:val="18"/>
+              </w:rPr>
+              <w:t>Kontrolery</w:t>
+            </w:r>
+          </w:p>
+        </w:tc>
+        <w:tc>
+          <w:tcPr>
+            <w:tcW w:w="673" w:type="dxa"/>
+          </w:tcPr>
+          <w:p>
+            <w:pPr>
+              <w:pStyle w:val="Praca"/>
+              <w:rPr>
+                <w:sz w:val="18"/>
+                <w:szCs w:val="18"/>
+              </w:rPr>
+            </w:pPr>
+            <w:r>
+              <w:rPr>
+                <w:sz w:val="18"/>
+                <w:szCs w:val="18"/>
+              </w:rPr>
+              <w:t>B</w:t>
+            </w:r>
+            <w:r>
+              <w:rPr>
+                <w:sz w:val="18"/>
+                <w:szCs w:val="18"/>
+              </w:rPr>
+              <w:t>ateria</w:t>
+            </w:r>
+          </w:p>
+        </w:tc>
+      </w:tr>
+      <w:tr>
+        <w:tc>
+          <w:tcPr>
+            <w:tcW w:w="977" w:type="dxa"/>
+          </w:tcPr>
+          <w:p>
+            <w:pPr>
+              <w:pStyle w:val="Praca"/>
+              <w:rPr>
+                <w:sz w:val="18"/>
+                <w:szCs w:val="18"/>
+              </w:rPr>
+            </w:pPr>
+            <w:r>
+              <w:rPr>
+                <w:sz w:val="18"/>
+                <w:szCs w:val="18"/>
+              </w:rPr>
+              <w:t>Meta Quest 3</w:t>
+            </w:r>
+          </w:p>
+        </w:tc>
+        <w:tc>
+          <w:tcPr>
+            <w:tcW w:w="1359" w:type="dxa"/>
+          </w:tcPr>
+          <w:p>
+            <w:pPr>
+              <w:pStyle w:val="Praca"/>
+              <w:rPr>
+                <w:sz w:val="18"/>
+                <w:szCs w:val="18"/>
+              </w:rPr>
+            </w:pPr>
+            <w:r>
+              <w:rPr>
+                <w:sz w:val="18"/>
+                <w:szCs w:val="18"/>
+              </w:rPr>
+              <w:t>Autonomiczne</w:t>
+            </w:r>
+          </w:p>
+        </w:tc>
+        <w:tc>
+          <w:tcPr>
+            <w:tcW w:w="718" w:type="dxa"/>
+          </w:tcPr>
+          <w:p>
+            <w:pPr>
+              <w:pStyle w:val="Praca"/>
+              <w:rPr>
+                <w:sz w:val="18"/>
+                <w:szCs w:val="18"/>
+              </w:rPr>
+            </w:pPr>
+            <w:r>
+              <w:rPr>
+                <w:sz w:val="18"/>
+                <w:szCs w:val="18"/>
+              </w:rPr>
+              <w:t>$499</w:t>
+            </w:r>
+          </w:p>
+        </w:tc>
+        <w:tc>
+          <w:tcPr>
+            <w:tcW w:w="1367" w:type="dxa"/>
+          </w:tcPr>
+          <w:p>
+            <w:pPr>
+              <w:pStyle w:val="Praca"/>
+              <w:rPr>
+                <w:sz w:val="18"/>
+                <w:szCs w:val="18"/>
+              </w:rPr>
+            </w:pPr>
+            <w:r>
+              <w:rPr>
+                <w:sz w:val="18"/>
+                <w:szCs w:val="18"/>
+              </w:rPr>
+              <w:t>2064x2208</w:t>
+            </w:r>
+          </w:p>
+        </w:tc>
+        <w:tc>
+          <w:tcPr>
+            <w:tcW w:w="1307" w:type="dxa"/>
+          </w:tcPr>
+          <w:p>
+            <w:pPr>
+              <w:pStyle w:val="Praca"/>
+              <w:rPr>
+                <w:sz w:val="18"/>
+                <w:szCs w:val="18"/>
+              </w:rPr>
+            </w:pPr>
+            <w:r>
+              <w:rPr>
+                <w:sz w:val="18"/>
+                <w:szCs w:val="18"/>
+              </w:rPr>
+              <w:t>120 Hz</w:t>
+            </w:r>
+          </w:p>
+        </w:tc>
+        <w:tc>
+          <w:tcPr>
+            <w:tcW w:w="1003" w:type="dxa"/>
+          </w:tcPr>
+          <w:p>
+            <w:pPr>
+              <w:pStyle w:val="Praca"/>
+              <w:rPr>
+                <w:sz w:val="18"/>
+                <w:szCs w:val="18"/>
+              </w:rPr>
+            </w:pPr>
+            <w:r>
+              <w:rPr>
+                <w:sz w:val="18"/>
+                <w:szCs w:val="18"/>
+              </w:rPr>
+              <w:t>O</w:t>
+            </w:r>
+            <w:r>
+              <w:rPr>
+                <w:sz w:val="18"/>
+                <w:szCs w:val="18"/>
+              </w:rPr>
+              <w:t>cta-core Kryo (1 x 3.19 GHz, 4 x 2.8 GHz, 3 x 2.0 GHz)</w:t>
+            </w:r>
+          </w:p>
+        </w:tc>
+        <w:tc>
+          <w:tcPr>
+            <w:tcW w:w="1561" w:type="dxa"/>
+          </w:tcPr>
+          <w:p>
+            <w:pPr>
+              <w:pStyle w:val="Praca"/>
+              <w:rPr>
+                <w:sz w:val="18"/>
+                <w:szCs w:val="18"/>
+              </w:rPr>
+            </w:pPr>
+            <w:r>
+              <w:rPr>
+                <w:sz w:val="18"/>
+                <w:szCs w:val="18"/>
+              </w:rPr>
+              <w:t>2 x Meta Quest Touch Plus Controllers</w:t>
+            </w:r>
+          </w:p>
+        </w:tc>
+        <w:tc>
+          <w:tcPr>
+            <w:tcW w:w="673" w:type="dxa"/>
+          </w:tcPr>
+          <w:p>
+            <w:pPr>
+              <w:pStyle w:val="Praca"/>
+              <w:rPr>
+                <w:sz w:val="18"/>
+                <w:szCs w:val="18"/>
+              </w:rPr>
+            </w:pPr>
+            <w:r>
+              <w:rPr>
+                <w:sz w:val="18"/>
+                <w:szCs w:val="18"/>
+              </w:rPr>
+              <w:t>2.2 h</w:t>
+            </w:r>
+          </w:p>
+        </w:tc>
+      </w:tr>
+      <w:tr>
+        <w:tc>
+          <w:tcPr>
+            <w:tcW w:w="977" w:type="dxa"/>
+          </w:tcPr>
+          <w:p>
+            <w:pPr>
+              <w:pStyle w:val="Praca"/>
+              <w:rPr>
+                <w:sz w:val="18"/>
+                <w:szCs w:val="18"/>
+              </w:rPr>
+            </w:pPr>
+            <w:r>
+              <w:rPr>
+                <w:sz w:val="18"/>
+                <w:szCs w:val="18"/>
+              </w:rPr>
+              <w:t>Meta Quest 3S</w:t>
+            </w:r>
+          </w:p>
+        </w:tc>
+        <w:tc>
+          <w:tcPr>
+            <w:tcW w:w="1359" w:type="dxa"/>
+          </w:tcPr>
+          <w:p>
+            <w:pPr>
+              <w:pStyle w:val="Praca"/>
+              <w:rPr>
+                <w:sz w:val="18"/>
+                <w:szCs w:val="18"/>
+              </w:rPr>
+            </w:pPr>
+            <w:r>
+              <w:rPr>
+                <w:sz w:val="18"/>
+                <w:szCs w:val="18"/>
+              </w:rPr>
+              <w:t>Autonomiczne</w:t>
+            </w:r>
+          </w:p>
+        </w:tc>
+        <w:tc>
+          <w:tcPr>
+            <w:tcW w:w="718" w:type="dxa"/>
+          </w:tcPr>
+          <w:p>
+            <w:pPr>
+              <w:pStyle w:val="Praca"/>
+              <w:rPr>
+                <w:sz w:val="18"/>
+                <w:szCs w:val="18"/>
+              </w:rPr>
+            </w:pPr>
+            <w:r>
+              <w:rPr>
+                <w:sz w:val="18"/>
+                <w:szCs w:val="18"/>
+              </w:rPr>
+              <w:t>$299</w:t>
+            </w:r>
+          </w:p>
+        </w:tc>
+        <w:tc>
+          <w:tcPr>
+            <w:tcW w:w="1367" w:type="dxa"/>
+          </w:tcPr>
+          <w:p>
+            <w:pPr>
+              <w:pStyle w:val="Praca"/>
+              <w:rPr>
+                <w:sz w:val="18"/>
+                <w:szCs w:val="18"/>
+              </w:rPr>
+            </w:pPr>
+            <w:r>
+              <w:rPr>
+                <w:sz w:val="18"/>
+                <w:szCs w:val="18"/>
+              </w:rPr>
+              <w:t>1832x1920</w:t>
+            </w:r>
+          </w:p>
+        </w:tc>
+        <w:tc>
+          <w:tcPr>
+            <w:tcW w:w="1307" w:type="dxa"/>
+          </w:tcPr>
+          <w:p>
+            <w:pPr>
+              <w:pStyle w:val="Praca"/>
+              <w:rPr>
+                <w:sz w:val="18"/>
+                <w:szCs w:val="18"/>
+              </w:rPr>
+            </w:pPr>
+            <w:r>
+              <w:rPr>
+                <w:sz w:val="18"/>
+                <w:szCs w:val="18"/>
+              </w:rPr>
+              <w:t>120 Hz</w:t>
+            </w:r>
+          </w:p>
+        </w:tc>
+        <w:tc>
+          <w:tcPr>
+            <w:tcW w:w="1003" w:type="dxa"/>
+          </w:tcPr>
+          <w:p>
+            <w:pPr>
+              <w:pStyle w:val="Praca"/>
+              <w:rPr>
+                <w:sz w:val="18"/>
+                <w:szCs w:val="18"/>
+              </w:rPr>
+            </w:pPr>
+            <w:r>
+              <w:rPr>
+                <w:sz w:val="18"/>
+                <w:szCs w:val="18"/>
+              </w:rPr>
+              <w:t>Octa-core Kryo (1 x 3.19 GHz, 4 x 2.8 GHz, 3 x 2.0 GHz)</w:t>
+            </w:r>
+          </w:p>
+        </w:tc>
+        <w:tc>
+          <w:tcPr>
+            <w:tcW w:w="1561" w:type="dxa"/>
+          </w:tcPr>
+          <w:p>
+            <w:pPr>
+              <w:pStyle w:val="Praca"/>
+              <w:rPr>
+                <w:sz w:val="18"/>
+                <w:szCs w:val="18"/>
+              </w:rPr>
+            </w:pPr>
+            <w:r>
+              <w:rPr>
+                <w:sz w:val="18"/>
+                <w:szCs w:val="18"/>
+              </w:rPr>
+              <w:t>2 x Meta Quest Touch Plus Controllers</w:t>
+            </w:r>
+          </w:p>
+        </w:tc>
+        <w:tc>
+          <w:tcPr>
+            <w:tcW w:w="673" w:type="dxa"/>
+          </w:tcPr>
+          <w:p>
+            <w:pPr>
+              <w:pStyle w:val="Praca"/>
+              <w:rPr>
+                <w:sz w:val="18"/>
+                <w:szCs w:val="18"/>
+              </w:rPr>
+            </w:pPr>
+            <w:r>
+              <w:rPr>
+                <w:sz w:val="18"/>
+                <w:szCs w:val="18"/>
+              </w:rPr>
+              <w:t>2.5 h</w:t>
+            </w:r>
+          </w:p>
+        </w:tc>
+      </w:tr>
+      <w:tr>
+        <w:tc>
+          <w:tcPr>
+            <w:tcW w:w="977" w:type="dxa"/>
+          </w:tcPr>
+          <w:p>
+            <w:pPr>
+              <w:pStyle w:val="Praca"/>
+              <w:rPr>
+                <w:sz w:val="18"/>
+                <w:szCs w:val="18"/>
+              </w:rPr>
+            </w:pPr>
+            <w:r>
+              <w:rPr>
+                <w:sz w:val="18"/>
+                <w:szCs w:val="18"/>
+              </w:rPr>
+              <w:t>Samsung Galaxy XR</w:t>
+            </w:r>
+          </w:p>
+        </w:tc>
+        <w:tc>
+          <w:tcPr>
+            <w:tcW w:w="1359" w:type="dxa"/>
+          </w:tcPr>
+          <w:p>
+            <w:pPr>
+              <w:pStyle w:val="Praca"/>
+              <w:rPr>
+                <w:sz w:val="18"/>
+                <w:szCs w:val="18"/>
+              </w:rPr>
+            </w:pPr>
+            <w:r>
+              <w:rPr>
+                <w:sz w:val="18"/>
+                <w:szCs w:val="18"/>
+              </w:rPr>
+              <w:t>Autonomiczne</w:t>
+            </w:r>
+          </w:p>
+        </w:tc>
+        <w:tc>
+          <w:tcPr>
+            <w:tcW w:w="718" w:type="dxa"/>
+          </w:tcPr>
+          <w:p>
+            <w:pPr>
+              <w:pStyle w:val="Praca"/>
+              <w:rPr>
+                <w:sz w:val="18"/>
+                <w:szCs w:val="18"/>
+              </w:rPr>
+            </w:pPr>
+            <w:r>
+              <w:rPr>
+                <w:sz w:val="18"/>
+                <w:szCs w:val="18"/>
+              </w:rPr>
+              <w:t>$2048</w:t>
+            </w:r>
+          </w:p>
+        </w:tc>
+        <w:tc>
+          <w:tcPr>
+            <w:tcW w:w="1367" w:type="dxa"/>
+          </w:tcPr>
+          <w:p>
+            <w:pPr>
+              <w:pStyle w:val="Praca"/>
+              <w:rPr>
+                <w:sz w:val="18"/>
+                <w:szCs w:val="18"/>
+              </w:rPr>
+            </w:pPr>
+            <w:r>
+              <w:rPr>
+                <w:sz w:val="18"/>
+                <w:szCs w:val="18"/>
+              </w:rPr>
+              <w:t>3552x3840</w:t>
+            </w:r>
+          </w:p>
+        </w:tc>
+        <w:tc>
+          <w:tcPr>
+            <w:tcW w:w="1307" w:type="dxa"/>
+          </w:tcPr>
+          <w:p>
+            <w:pPr>
+              <w:pStyle w:val="Praca"/>
+              <w:rPr>
+                <w:sz w:val="18"/>
+                <w:szCs w:val="18"/>
+              </w:rPr>
+            </w:pPr>
+            <w:r>
+              <w:rPr>
+                <w:sz w:val="18"/>
+                <w:szCs w:val="18"/>
+              </w:rPr>
+              <w:t>90 Hz</w:t>
+            </w:r>
+          </w:p>
+        </w:tc>
+        <w:tc>
+          <w:tcPr>
+            <w:tcW w:w="1003" w:type="dxa"/>
+          </w:tcPr>
+          <w:p>
+            <w:pPr>
+              <w:pStyle w:val="Praca"/>
+              <w:rPr>
+                <w:sz w:val="18"/>
+                <w:szCs w:val="18"/>
+              </w:rPr>
+            </w:pPr>
+            <w:r>
+              <w:rPr>
+                <w:sz w:val="18"/>
+                <w:szCs w:val="18"/>
+              </w:rPr>
+              <w:t>Snapdragon XR2+ Gen 2</w:t>
+            </w:r>
+          </w:p>
+        </w:tc>
+        <w:tc>
+          <w:tcPr>
+            <w:tcW w:w="1561" w:type="dxa"/>
+          </w:tcPr>
+          <w:p>
+            <w:pPr>
+              <w:pStyle w:val="Praca"/>
+              <w:rPr>
+                <w:sz w:val="18"/>
+                <w:szCs w:val="18"/>
+              </w:rPr>
+            </w:pPr>
+            <w:r>
+              <w:rPr>
+                <w:sz w:val="18"/>
+                <w:szCs w:val="18"/>
+              </w:rPr>
+              <w:t>2 x Samsung Galaxy XR Controller</w:t>
+            </w:r>
+          </w:p>
+        </w:tc>
+        <w:tc>
+          <w:tcPr>
+            <w:tcW w:w="673" w:type="dxa"/>
+          </w:tcPr>
+          <w:p>
+            <w:pPr>
+              <w:pStyle w:val="Praca"/>
+              <w:rPr>
+                <w:sz w:val="18"/>
+                <w:szCs w:val="18"/>
+              </w:rPr>
+            </w:pPr>
+            <w:r>
+              <w:rPr>
+                <w:sz w:val="18"/>
+                <w:szCs w:val="18"/>
+              </w:rPr>
+              <w:t>2 h</w:t>
+            </w:r>
+          </w:p>
+        </w:tc>
+      </w:tr>
+      <w:tr>
+        <w:tc>
+          <w:tcPr>
+            <w:tcW w:w="977" w:type="dxa"/>
+          </w:tcPr>
+          <w:p>
+            <w:pPr>
+              <w:pStyle w:val="Praca"/>
+              <w:rPr>
+                <w:sz w:val="18"/>
+                <w:szCs w:val="18"/>
+              </w:rPr>
+            </w:pPr>
+            <w:r>
+              <w:rPr>
+                <w:sz w:val="18"/>
+                <w:szCs w:val="18"/>
+              </w:rPr>
+              <w:t>Valve Index</w:t>
+            </w:r>
+          </w:p>
+        </w:tc>
+        <w:tc>
+          <w:tcPr>
+            <w:tcW w:w="1359" w:type="dxa"/>
+          </w:tcPr>
+          <w:p>
+            <w:pPr>
+              <w:pStyle w:val="Praca"/>
+              <w:rPr>
+                <w:sz w:val="18"/>
+                <w:szCs w:val="18"/>
+              </w:rPr>
+            </w:pPr>
+            <w:r>
+              <w:rPr>
+                <w:sz w:val="18"/>
+                <w:szCs w:val="18"/>
+              </w:rPr>
+              <w:t>Wymagają PC</w:t>
+            </w:r>
+          </w:p>
+        </w:tc>
+        <w:tc>
+          <w:tcPr>
+            <w:tcW w:w="718" w:type="dxa"/>
+          </w:tcPr>
+          <w:p>
+            <w:pPr>
+              <w:pStyle w:val="Praca"/>
+              <w:rPr>
+                <w:sz w:val="18"/>
+                <w:szCs w:val="18"/>
+              </w:rPr>
+            </w:pPr>
+            <w:r>
+              <w:rPr>
+                <w:sz w:val="18"/>
+                <w:szCs w:val="18"/>
+              </w:rPr>
+              <w:t>$999</w:t>
+            </w:r>
+          </w:p>
+        </w:tc>
+        <w:tc>
+          <w:tcPr>
+            <w:tcW w:w="1367" w:type="dxa"/>
+          </w:tcPr>
+          <w:p>
+            <w:pPr>
+              <w:pStyle w:val="Praca"/>
+              <w:rPr>
+                <w:sz w:val="18"/>
+                <w:szCs w:val="18"/>
+              </w:rPr>
+            </w:pPr>
+            <w:r>
+              <w:rPr>
+                <w:sz w:val="18"/>
+                <w:szCs w:val="18"/>
+              </w:rPr>
+              <w:t>1440x1600</w:t>
+            </w:r>
+          </w:p>
+        </w:tc>
+        <w:tc>
+          <w:tcPr>
+            <w:tcW w:w="1307" w:type="dxa"/>
+          </w:tcPr>
+          <w:p>
+            <w:pPr>
+              <w:pStyle w:val="Praca"/>
+              <w:rPr>
+                <w:sz w:val="18"/>
+                <w:szCs w:val="18"/>
+              </w:rPr>
+            </w:pPr>
+            <w:r>
+              <w:rPr>
+                <w:sz w:val="18"/>
+                <w:szCs w:val="18"/>
+              </w:rPr>
+              <w:t>144 Hz</w:t>
+            </w:r>
+          </w:p>
+        </w:tc>
+        <w:tc>
+          <w:tcPr>
+            <w:tcW w:w="1003" w:type="dxa"/>
+          </w:tcPr>
+          <w:p>
+            <w:pPr>
+              <w:pStyle w:val="Praca"/>
+              <w:rPr>
+                <w:sz w:val="18"/>
+                <w:szCs w:val="18"/>
+              </w:rPr>
+            </w:pPr>
+          </w:p>
+        </w:tc>
+        <w:tc>
+          <w:tcPr>
+            <w:tcW w:w="1561" w:type="dxa"/>
+          </w:tcPr>
+          <w:p>
+            <w:pPr>
+              <w:pStyle w:val="Praca"/>
+              <w:rPr>
+                <w:sz w:val="18"/>
+                <w:szCs w:val="18"/>
+              </w:rPr>
+            </w:pPr>
+            <w:r>
+              <w:rPr>
+                <w:sz w:val="18"/>
+                <w:szCs w:val="18"/>
+              </w:rPr>
+              <w:t>2 x Index Controller</w:t>
+            </w:r>
+          </w:p>
+        </w:tc>
+        <w:tc>
+          <w:tcPr>
+            <w:tcW w:w="673" w:type="dxa"/>
+          </w:tcPr>
+          <w:p>
+            <w:pPr>
+              <w:pStyle w:val="Praca"/>
+              <w:rPr>
+                <w:sz w:val="18"/>
+                <w:szCs w:val="18"/>
+              </w:rPr>
+            </w:pPr>
+          </w:p>
+        </w:tc>
+      </w:tr>
+      <w:tr>
+        <w:tc>
+          <w:tcPr>
+            <w:tcW w:w="977" w:type="dxa"/>
+          </w:tcPr>
+          <w:p>
+            <w:pPr>
+              <w:pStyle w:val="Praca"/>
+              <w:rPr>
+                <w:sz w:val="18"/>
+                <w:szCs w:val="18"/>
+              </w:rPr>
+            </w:pPr>
+            <w:r>
+              <w:rPr>
+                <w:sz w:val="18"/>
+                <w:szCs w:val="18"/>
+              </w:rPr>
+              <w:t>Apple Vision Pro M5</w:t>
+            </w:r>
+          </w:p>
+        </w:tc>
+        <w:tc>
+          <w:tcPr>
+            <w:tcW w:w="1359" w:type="dxa"/>
+          </w:tcPr>
+          <w:p>
+            <w:pPr>
+              <w:pStyle w:val="Praca"/>
+              <w:rPr>
+                <w:sz w:val="18"/>
+                <w:szCs w:val="18"/>
+              </w:rPr>
+            </w:pPr>
+            <w:r>
+              <w:rPr>
+                <w:sz w:val="18"/>
+                <w:szCs w:val="18"/>
+              </w:rPr>
+              <w:t>Autonomiczne</w:t>
+            </w:r>
+          </w:p>
+        </w:tc>
+        <w:tc>
+          <w:tcPr>
+            <w:tcW w:w="718" w:type="dxa"/>
+          </w:tcPr>
+          <w:p>
+            <w:pPr>
+              <w:pStyle w:val="Praca"/>
+              <w:rPr>
+                <w:sz w:val="18"/>
+                <w:szCs w:val="18"/>
+              </w:rPr>
+            </w:pPr>
+            <w:r>
+              <w:rPr>
+                <w:sz w:val="18"/>
+                <w:szCs w:val="18"/>
+              </w:rPr>
+              <w:t>$3499</w:t>
+            </w:r>
+          </w:p>
+        </w:tc>
+        <w:tc>
+          <w:tcPr>
+            <w:tcW w:w="1367" w:type="dxa"/>
+          </w:tcPr>
+          <w:p>
+            <w:pPr>
+              <w:pStyle w:val="Praca"/>
+              <w:rPr>
+                <w:sz w:val="18"/>
+                <w:szCs w:val="18"/>
+              </w:rPr>
+            </w:pPr>
+            <w:r>
+              <w:rPr>
+                <w:sz w:val="18"/>
+                <w:szCs w:val="18"/>
+              </w:rPr>
+              <w:t>3660x3200</w:t>
+            </w:r>
+          </w:p>
+        </w:tc>
+        <w:tc>
+          <w:tcPr>
+            <w:tcW w:w="1307" w:type="dxa"/>
+          </w:tcPr>
+          <w:p>
+            <w:pPr>
+              <w:pStyle w:val="Praca"/>
+              <w:rPr>
+                <w:sz w:val="18"/>
+                <w:szCs w:val="18"/>
+              </w:rPr>
+            </w:pPr>
+            <w:r>
+              <w:rPr>
+                <w:sz w:val="18"/>
+                <w:szCs w:val="18"/>
+              </w:rPr>
+              <w:t>120 Hz</w:t>
+            </w:r>
+          </w:p>
+        </w:tc>
+        <w:tc>
+          <w:tcPr>
+            <w:tcW w:w="1003" w:type="dxa"/>
+          </w:tcPr>
+          <w:p>
+            <w:pPr>
+              <w:pStyle w:val="Praca"/>
+              <w:rPr>
+                <w:sz w:val="18"/>
+                <w:szCs w:val="18"/>
+              </w:rPr>
+            </w:pPr>
+            <w:r>
+              <w:rPr>
+                <w:sz w:val="18"/>
+                <w:szCs w:val="18"/>
+              </w:rPr>
+              <w:t>10-core (4 x 4.6 GHz, 6 x 3.0 GHz)</w:t>
+            </w:r>
+          </w:p>
+        </w:tc>
+        <w:tc>
+          <w:tcPr>
+            <w:tcW w:w="1561" w:type="dxa"/>
+          </w:tcPr>
+          <w:p>
+            <w:pPr>
+              <w:pStyle w:val="Praca"/>
+              <w:rPr>
+                <w:sz w:val="18"/>
+                <w:szCs w:val="18"/>
+              </w:rPr>
+            </w:pPr>
+          </w:p>
+        </w:tc>
+        <w:tc>
+          <w:tcPr>
+            <w:tcW w:w="673" w:type="dxa"/>
+          </w:tcPr>
+          <w:p>
+            <w:pPr>
+              <w:pStyle w:val="Praca"/>
+              <w:rPr>
+                <w:sz w:val="18"/>
+                <w:szCs w:val="18"/>
+              </w:rPr>
+            </w:pPr>
+            <w:r>
+              <w:rPr>
+                <w:sz w:val="18"/>
+                <w:szCs w:val="18"/>
+              </w:rPr>
+              <w:t>2.5 h</w:t>
+            </w:r>
+          </w:p>
+        </w:tc>
+      </w:tr>
+      <w:tr>
+        <w:tc>
+          <w:tcPr>
+            <w:tcW w:w="977" w:type="dxa"/>
+          </w:tcPr>
+          <w:p>
+            <w:pPr>
+              <w:pStyle w:val="Praca"/>
+              <w:rPr>
+                <w:sz w:val="18"/>
+                <w:szCs w:val="18"/>
+              </w:rPr>
+            </w:pPr>
+            <w:r>
+              <w:rPr>
+                <w:sz w:val="18"/>
+                <w:szCs w:val="18"/>
+              </w:rPr>
+              <w:t>HTC Vive Pro 2</w:t>
+            </w:r>
+          </w:p>
+        </w:tc>
+        <w:tc>
+          <w:tcPr>
+            <w:tcW w:w="1359" w:type="dxa"/>
+          </w:tcPr>
+          <w:p>
+            <w:pPr>
+              <w:pStyle w:val="Praca"/>
+              <w:rPr>
+                <w:sz w:val="18"/>
+                <w:szCs w:val="18"/>
+              </w:rPr>
+            </w:pPr>
+            <w:r>
+              <w:rPr>
+                <w:sz w:val="18"/>
+                <w:szCs w:val="18"/>
+              </w:rPr>
+              <w:t>Wymagają PC</w:t>
+            </w:r>
+          </w:p>
+        </w:tc>
+        <w:tc>
+          <w:tcPr>
+            <w:tcW w:w="718" w:type="dxa"/>
+          </w:tcPr>
+          <w:p>
+            <w:pPr>
+              <w:pStyle w:val="Praca"/>
+              <w:rPr>
+                <w:sz w:val="18"/>
+                <w:szCs w:val="18"/>
+              </w:rPr>
+            </w:pPr>
+            <w:r>
+              <w:rPr>
+                <w:sz w:val="18"/>
+                <w:szCs w:val="18"/>
+              </w:rPr>
+              <w:t>$1399</w:t>
+            </w:r>
+          </w:p>
+        </w:tc>
+        <w:tc>
+          <w:tcPr>
+            <w:tcW w:w="1367" w:type="dxa"/>
+          </w:tcPr>
+          <w:p>
+            <w:pPr>
+              <w:pStyle w:val="Praca"/>
+              <w:rPr>
+                <w:sz w:val="18"/>
+                <w:szCs w:val="18"/>
+              </w:rPr>
+            </w:pPr>
+            <w:r>
+              <w:rPr>
+                <w:sz w:val="18"/>
+                <w:szCs w:val="18"/>
+              </w:rPr>
+              <w:t>2448x2448</w:t>
+            </w:r>
+          </w:p>
+        </w:tc>
+        <w:tc>
+          <w:tcPr>
+            <w:tcW w:w="1307" w:type="dxa"/>
+          </w:tcPr>
+          <w:p>
+            <w:pPr>
+              <w:pStyle w:val="Praca"/>
+              <w:rPr>
+                <w:sz w:val="18"/>
+                <w:szCs w:val="18"/>
+              </w:rPr>
+            </w:pPr>
+            <w:r>
+              <w:rPr>
+                <w:sz w:val="18"/>
+                <w:szCs w:val="18"/>
+              </w:rPr>
+              <w:t>120 Hz</w:t>
+            </w:r>
+          </w:p>
+        </w:tc>
+        <w:tc>
+          <w:tcPr>
+            <w:tcW w:w="1003" w:type="dxa"/>
+          </w:tcPr>
+          <w:p>
+            <w:pPr>
+              <w:pStyle w:val="Praca"/>
+              <w:rPr>
+                <w:sz w:val="18"/>
+                <w:szCs w:val="18"/>
+              </w:rPr>
+            </w:pPr>
+          </w:p>
+        </w:tc>
+        <w:tc>
+          <w:tcPr>
+            <w:tcW w:w="1561" w:type="dxa"/>
+          </w:tcPr>
+          <w:p>
+            <w:pPr>
+              <w:pStyle w:val="Praca"/>
+              <w:rPr>
+                <w:sz w:val="18"/>
+                <w:szCs w:val="18"/>
+              </w:rPr>
+            </w:pPr>
+            <w:r>
+              <w:rPr>
+                <w:sz w:val="18"/>
+                <w:szCs w:val="18"/>
+              </w:rPr>
+              <w:t>2 x Vive Pro Controller </w:t>
+            </w:r>
+          </w:p>
+          <w:p>
+            <w:pPr>
+              <w:jc w:val="center"/>
+              <w:rPr>
+                <w:sz w:val="18"/>
+                <w:szCs w:val="18"/>
+              </w:rPr>
+            </w:pPr>
+          </w:p>
+        </w:tc>
+        <w:tc>
+          <w:tcPr>
+            <w:tcW w:w="673" w:type="dxa"/>
+          </w:tcPr>
+          <w:p>
+            <w:pPr>
+              <w:pStyle w:val="Praca"/>
+              <w:rPr>
+                <w:sz w:val="18"/>
+                <w:szCs w:val="18"/>
+              </w:rPr>
+            </w:pPr>
+          </w:p>
+        </w:tc>
+      </w:tr>
+      <w:tr>
+        <w:tc>
+          <w:tcPr>
+            <w:tcW w:w="977" w:type="dxa"/>
+          </w:tcPr>
+          <w:p>
+            <w:pPr>
+              <w:pStyle w:val="Praca"/>
+              <w:rPr>
+                <w:sz w:val="18"/>
+                <w:szCs w:val="18"/>
+              </w:rPr>
+            </w:pPr>
+            <w:r>
+              <w:rPr>
+                <w:sz w:val="18"/>
+                <w:szCs w:val="18"/>
+              </w:rPr>
+              <w:t>Pico G3</w:t>
+            </w:r>
+          </w:p>
+        </w:tc>
+        <w:tc>
+          <w:tcPr>
+            <w:tcW w:w="1359" w:type="dxa"/>
+          </w:tcPr>
+          <w:p>
+            <w:pPr>
+              <w:pStyle w:val="Praca"/>
+              <w:rPr>
+                <w:sz w:val="18"/>
+                <w:szCs w:val="18"/>
+              </w:rPr>
+            </w:pPr>
+            <w:r>
+              <w:rPr>
+                <w:sz w:val="18"/>
+                <w:szCs w:val="18"/>
+              </w:rPr>
+              <w:t>Autonomiczne</w:t>
+            </w:r>
+          </w:p>
+        </w:tc>
+        <w:tc>
+          <w:tcPr>
+            <w:tcW w:w="718" w:type="dxa"/>
+          </w:tcPr>
+          <w:p>
+            <w:pPr>
+              <w:pStyle w:val="Praca"/>
+              <w:rPr>
+                <w:sz w:val="18"/>
+                <w:szCs w:val="18"/>
+              </w:rPr>
+            </w:pPr>
+            <w:r>
+              <w:rPr>
+                <w:sz w:val="18"/>
+                <w:szCs w:val="18"/>
+              </w:rPr>
+              <w:t>$399</w:t>
+            </w:r>
+          </w:p>
+        </w:tc>
+        <w:tc>
+          <w:tcPr>
+            <w:tcW w:w="1367" w:type="dxa"/>
+          </w:tcPr>
+          <w:p>
+            <w:pPr>
+              <w:pStyle w:val="Praca"/>
+              <w:rPr>
+                <w:sz w:val="18"/>
+                <w:szCs w:val="18"/>
+              </w:rPr>
+            </w:pPr>
+            <w:r>
+              <w:rPr>
+                <w:sz w:val="18"/>
+                <w:szCs w:val="18"/>
+              </w:rPr>
+              <w:t>2832x1920</w:t>
+            </w:r>
+          </w:p>
+        </w:tc>
+        <w:tc>
+          <w:tcPr>
+            <w:tcW w:w="1307" w:type="dxa"/>
+          </w:tcPr>
+          <w:p>
+            <w:pPr>
+              <w:pStyle w:val="Praca"/>
+              <w:rPr>
+                <w:sz w:val="18"/>
+                <w:szCs w:val="18"/>
+              </w:rPr>
+            </w:pPr>
+            <w:r>
+              <w:rPr>
+                <w:sz w:val="18"/>
+                <w:szCs w:val="18"/>
+              </w:rPr>
+              <w:t>90 Hz</w:t>
+            </w:r>
+          </w:p>
+        </w:tc>
+        <w:tc>
+          <w:tcPr>
+            <w:tcW w:w="1003" w:type="dxa"/>
+          </w:tcPr>
+          <w:p>
+            <w:pPr>
+              <w:pStyle w:val="Praca"/>
+              <w:rPr>
+                <w:sz w:val="18"/>
+                <w:szCs w:val="18"/>
+              </w:rPr>
+            </w:pPr>
+            <w:r>
+              <w:rPr>
+                <w:sz w:val="18"/>
+                <w:szCs w:val="18"/>
+              </w:rPr>
+              <w:t>Octa-core Kryo 585 (1 x 2.84 GHz, 3 x 2.42 GHz, 4 x 1.8 GHz)</w:t>
+            </w:r>
+          </w:p>
+        </w:tc>
+        <w:tc>
+          <w:tcPr>
+            <w:tcW w:w="1561" w:type="dxa"/>
+          </w:tcPr>
+          <w:p>
+            <w:pPr>
+              <w:pStyle w:val="Praca"/>
+              <w:rPr>
+                <w:sz w:val="18"/>
+                <w:szCs w:val="18"/>
+              </w:rPr>
+            </w:pPr>
+            <w:r>
+              <w:rPr>
+                <w:sz w:val="18"/>
+                <w:szCs w:val="18"/>
+              </w:rPr>
+              <w:t>1 x Pico G3 Controller</w:t>
+            </w:r>
+          </w:p>
+        </w:tc>
+        <w:tc>
+          <w:tcPr>
+            <w:tcW w:w="673" w:type="dxa"/>
+          </w:tcPr>
+          <w:p>
+            <w:pPr>
+              <w:pStyle w:val="Praca"/>
+              <w:rPr>
+                <w:sz w:val="18"/>
+                <w:szCs w:val="18"/>
+              </w:rPr>
+            </w:pPr>
+            <w:r>
+              <w:rPr>
+                <w:sz w:val="18"/>
+                <w:szCs w:val="18"/>
+              </w:rPr>
+              <w:t>2.5 h</w:t>
+            </w:r>
+          </w:p>
+        </w:tc>
+      </w:tr>
+      <w:tr>
+        <w:tc>
+          <w:tcPr>
+            <w:tcW w:w="977" w:type="dxa"/>
+          </w:tcPr>
+          <w:p>
+            <w:pPr>
+              <w:pStyle w:val="Praca"/>
+              <w:rPr>
+                <w:sz w:val="18"/>
+                <w:szCs w:val="18"/>
+              </w:rPr>
+            </w:pPr>
+            <w:r>
+              <w:rPr>
+                <w:sz w:val="18"/>
+                <w:szCs w:val="18"/>
+              </w:rPr>
+              <w:t>Playstation VR 2</w:t>
+            </w:r>
+          </w:p>
+        </w:tc>
+        <w:tc>
+          <w:tcPr>
+            <w:tcW w:w="1359" w:type="dxa"/>
+          </w:tcPr>
+          <w:p>
+            <w:pPr>
+              <w:pStyle w:val="Praca"/>
+              <w:rPr>
+                <w:sz w:val="18"/>
+                <w:szCs w:val="18"/>
+              </w:rPr>
+            </w:pPr>
+            <w:r>
+              <w:rPr>
+                <w:sz w:val="18"/>
+                <w:szCs w:val="18"/>
+              </w:rPr>
+              <w:t>Wymagany PC</w:t>
+            </w:r>
+          </w:p>
+        </w:tc>
+        <w:tc>
+          <w:tcPr>
+            <w:tcW w:w="718" w:type="dxa"/>
+          </w:tcPr>
+          <w:p>
+            <w:pPr>
+              <w:pStyle w:val="Praca"/>
+              <w:rPr>
+                <w:sz w:val="18"/>
+                <w:szCs w:val="18"/>
+              </w:rPr>
+            </w:pPr>
+            <w:r>
+              <w:rPr>
+                <w:sz w:val="18"/>
+                <w:szCs w:val="18"/>
+              </w:rPr>
+              <w:t>$399</w:t>
+            </w:r>
+          </w:p>
+        </w:tc>
+        <w:tc>
+          <w:tcPr>
+            <w:tcW w:w="1367" w:type="dxa"/>
+          </w:tcPr>
+          <w:p>
+            <w:pPr>
+              <w:pStyle w:val="Praca"/>
+              <w:rPr>
+                <w:sz w:val="18"/>
+                <w:szCs w:val="18"/>
+              </w:rPr>
+            </w:pPr>
+            <w:r>
+              <w:rPr>
+                <w:sz w:val="18"/>
+                <w:szCs w:val="18"/>
+              </w:rPr>
+              <w:t>2000X2040</w:t>
+            </w:r>
+          </w:p>
+        </w:tc>
+        <w:tc>
+          <w:tcPr>
+            <w:tcW w:w="1307" w:type="dxa"/>
+          </w:tcPr>
+          <w:p>
+            <w:pPr>
+              <w:pStyle w:val="Praca"/>
+              <w:rPr>
+                <w:sz w:val="18"/>
+                <w:szCs w:val="18"/>
+              </w:rPr>
+            </w:pPr>
+            <w:r>
+              <w:rPr>
+                <w:sz w:val="18"/>
+                <w:szCs w:val="18"/>
+              </w:rPr>
+              <w:t>120 Hz</w:t>
+            </w:r>
+          </w:p>
+        </w:tc>
+        <w:tc>
+          <w:tcPr>
+            <w:tcW w:w="1003" w:type="dxa"/>
+          </w:tcPr>
+          <w:p>
+            <w:pPr>
+              <w:pStyle w:val="Praca"/>
+              <w:rPr>
+                <w:sz w:val="18"/>
+                <w:szCs w:val="18"/>
+              </w:rPr>
+            </w:pPr>
+          </w:p>
+        </w:tc>
+        <w:tc>
+          <w:tcPr>
+            <w:tcW w:w="1561" w:type="dxa"/>
+          </w:tcPr>
+          <w:p>
+            <w:pPr>
+              <w:pStyle w:val="Praca"/>
+              <w:jc w:val="center"/>
+              <w:rPr>
+                <w:sz w:val="18"/>
+                <w:szCs w:val="18"/>
+              </w:rPr>
+            </w:pPr>
+            <w:r>
+              <w:rPr>
+                <w:sz w:val="18"/>
+                <w:szCs w:val="18"/>
+              </w:rPr>
+              <w:t>2 x Playstation VR2 Sense Controlle</w:t>
+            </w:r>
+          </w:p>
+        </w:tc>
+        <w:tc>
+          <w:tcPr>
+            <w:tcW w:w="673" w:type="dxa"/>
+          </w:tcPr>
+          <w:p>
+            <w:pPr>
+              <w:pStyle w:val="Praca"/>
+              <w:rPr>
+                <w:sz w:val="18"/>
+                <w:szCs w:val="18"/>
+              </w:rPr>
+            </w:pPr>
+          </w:p>
+        </w:tc>
+      </w:tr>
+    </w:tbl>
+    <w:p>
+      <w:pPr>
+        <w:pStyle w:val="Praca"/>
+      </w:pPr>
+    </w:p>
+    <w:p>
+      <w:pPr>
+        <w:pStyle w:val="Praca"/>
+      </w:pPr>
+    </w:p>
+    <w:p>
+      <w:pPr>
+        <w:pStyle w:val="Praca"/>
+      </w:pPr>
+    </w:p>
+    <w:p>
+      <w:pPr>
+        <w:pStyle w:val="Praca"/>
+      </w:pPr>
+    </w:p>
+    <w:p>
+      <w:pPr>
+        <w:pStyle w:val="Praca"/>
+      </w:pPr>
+    </w:p>
+    <w:p>
+      <w:pPr>
+        <w:pStyle w:val="Praca"/>
+        <w:ind w:firstLine="708"/>
+      </w:pPr>
+      <w:r>
+        <w:t xml:space="preserve">Pierwszą rzeczą jaką należy porównać to typ urządzenia. Autonomiczne mają tą zaletę, że nie trzeba dodatkowego komputera do obsługi programów. Można uruchamiać projekty bezpośrednio na goglach. Jest to wygodniejsze rozwiązanie, bo nie trzeba się martwić okablowaniem oraz jest tańsze, bo wystarczy zakup jednego sprzętu, a cena komputera nie jest liczona w cenę całej konfiguracji. Nie zapominając, że większość gogli autonomicznych oferuje połączenie z komputerem za pomocą kabla lub po wifi. Jednakże gogle wymagające komputera oferują w zamian większą funkcjonalność. Dobrze będzie się najpierw nim przyjrzeć. Valve Index są wypełnione mniejszą i większą funkcjonalnością. </w:t>
+      </w:r>
+      <w:r>
+        <w:t xml:space="preserve">Tu na pierwszy plan wysuwają się kontrolery, które zamiast być pilotami, bardziej służą jako nakładka na dłonie. Mają dużą liczbę sensorów, które wykrywają położenie palców oraz nacisk na kontroler. Dając użytkownikowi jeszcze większą interaktywność w świecie. W dodatku pozycja gogli jak i kontrolerów jest śledzona bardzo precyzyjnie przy użyciu specjalnych lamp na podczerwień, więc nie można mówić o gubieniu przez zestaw pozycji kontrolerów. Duża częstotliwość odświeżania ekranów dodatkowo wpływa na komfort użytkownika niwelując chorobę symulatorową. </w:t>
+      </w:r>
+      <w:r>
+        <w:t>Wadą będzie cena i dostępność. Koszt prawie tysiąca dolarów na sprzęt, który jeszcze wymaga komputera do obsługi jest absurdalnie duży. Ten zestaw VR wyszedł w 2019 roku i dostępność poszczególnych akcesorii jest utrudniony. Można używać zamienników i firma valve nawet to zaleca, ale kupno całego zestawu na oficjalnej stronie nie jest już możliwe. Te gogle są biorą udział w tym porównaniu głównie ze względu na ich funkcjonalność. Nawet dziś są jedynymi w swoim rodzaju. Podobnie można opisać HTC Vive Pro 2, tylko że pod wieloma względami są gorsze od sprzętu Valve. Nie poprawia sytuacji cena, która jest jeszcze większa. Ekrany w goglach mają większą rozdzielczość, ale mają mniejsze odświeżanie. 120 Hz to nie jest zły wynik i jest standardem wśród budgetowych gogli, ale to jest sprzęt za 1399 dolarów. Kontrolery również się nie wyróżniają na tle konkurencji</w:t>
+      </w:r>
+      <w:r>
+        <w:t xml:space="preserve">. Są one wielkie i nie poręczne. Ten zestaw jest za drogi i nie oferuje lepszej wydajności. Ostatni z tej kategorii jest playstation VR 2. Choć mylnie można założyć, że do obsługi jest potrzebna konsola playstation 5 to firma Sony udostępniła przejściówki pozwalające na podłączenie ich sprzętu do komputera. W przeciwieństwie do </w:t>
+      </w:r>
+      <w:r>
+        <w:lastRenderedPageBreak/>
+        <w:t>rozwiązań konkurencji te gogle nie wymagają specjalnych lamp na podczerwień.</w:t>
+      </w:r>
+      <w:r>
+        <w:t xml:space="preserve"> Playstation VR 2 śledzi pozycje kontrolerów przy pomocy wbudowanych kamer. Jest to o wiele wygodniejszy sposób, ponieważ podłączenie i ustawienie całej konfiguracji zajmuje mniej czasu. Problem pojawia się przy precyzji śledzenia. Nie jest ona tak dokładna jak przy użyciu lamp, a kamery mają trudność ze śledzeniem kontrolerów, gdy te są poza ich polem widzenia. W takich sytuacjach można powiedzieć, że gogle zgubiły kontrolery. Jedyne informacje jaką są interpretowane to przez żyroskop kontrolera. Nie jest to duży problem, gdy system jest zaprojektowany, żeby większość uwagi użytkownika była przed nim w polu widzenia kamer. Sprzęt Sony również ma funkcję śledzenia oczy, czy kontrolery posiadają adaptywne spusty. Ta pierwsza funkcja jest na tyle kluczowa, bo pomaga przy optymalizacji programów, gdzie tylko ta przestrzeń na którą użytkownik patrzy będzie renderowana w wysokiej rozdzielczości. Niestety tak funkcjonalność nie jest wspierana na komputerach, jak i również inne bardziej zaawansowane funkcje. Czyni to ten zestaw bardzo biednym, bo choć ma dużo funkcji to nie można ich użyć. Przynajmniej cena jest o wiele niższa niż u konkurencji, czyniąc je najbardziej opłacalnymi. Zaletą jaką te trzy zestawy mają to brak baterii. Gogle działają tak długa jak działa komputer. Nie trzeba ich dodatkowo ładować. Z tych trzech zestawów wybrałbym do projektu playstation VR 2 głównie przez swoją cenę, ale </w:t>
+      </w:r>
+      <w:r>
+        <w:t xml:space="preserve">większość </w:t>
+      </w:r>
+      <w:r>
+        <w:t>autonomiczn</w:t>
+      </w:r>
+      <w:r>
+        <w:t>ych</w:t>
+      </w:r>
+      <w:r>
+        <w:t xml:space="preserve"> gogl</w:t>
+      </w:r>
+      <w:r>
+        <w:t>i</w:t>
+      </w:r>
+      <w:r>
+        <w:t xml:space="preserve"> oferuj</w:t>
+      </w:r>
+      <w:r>
+        <w:t>e</w:t>
+      </w:r>
+      <w:r>
+        <w:t xml:space="preserve"> większą elastyczność, funkcjonalność przy </w:t>
+      </w:r>
+      <w:r>
+        <w:t xml:space="preserve">często </w:t>
+      </w:r>
+      <w:r>
+        <w:t>niższej cenie.</w:t>
+      </w:r>
+    </w:p>
+    <w:p>
+      <w:pPr>
+        <w:pStyle w:val="Praca"/>
+      </w:pPr>
+      <w:r>
+        <w:tab/>
+        <w:t>Najbardziej popularnymi goglami autonomicznymi są flagowe zestawy Meta Quest. Do porównań użyje tych najbardziej aktualnych, czyli 3 i 3S. Oparte o procesor Octa-core Kryo potrafią uruchamiać sporą gamę programów wykorzystujących grafikę 3D. W większości nie jest to bardzo szczegółowa grafika, ale jest na tyle zaawansowana, że może stać obok komputerów, czy konsol. Mocą i możliwością można porównać do konsoli Playstation 3, czy Xbox 360. Odświeżanie i rozdzielczość ekranów jest naprawdę duża. 120 Hz przy rozdzielczości 2</w:t>
+      </w:r>
+      <w:r>
+        <w:t>064x2208</w:t>
+      </w:r>
+      <w:r>
+        <w:t xml:space="preserve"> jest imponujące. To oczywiście jest statystyka dla podstawowej wersji Meta Quest 3. 3S ma niższą rozdzielczość, ale reszta parametrów jest taka sama. Kontrolery, choć nie mają sporej funkcjonalności to oferują tą najbardziej podstawową i wymaganą. To co jest ważnym czynnikiem to cena.</w:t>
+      </w:r>
+      <w:r>
+        <w:t xml:space="preserve"> 499 dolarów za podstawową wersje i 299 dolarów za 3S jest rozsądne przy tym jak mocne są gogle oraz ile oferują możliwości. System jest oparty o </w:t>
+      </w:r>
+      <w:r>
+        <w:lastRenderedPageBreak/>
+        <w:t>Androida, więc budowanie aplikacji nie jest bardzo skomplikowane, dzięki sporej ilości dokumentacji.</w:t>
+      </w:r>
+      <w:r>
+        <w:t xml:space="preserve"> Tańszą alternatywą dla Meta Quest są Pico G3. Jego parametry są niższe. Rozdzielczość jest minimalnie mniejsza, a odświeżanie wynosi tylko 90 Hz. Mniejszą częstotliwość ma też procesor, choć tej samej marki to jego parametry są również minimalnie mniejsze. Główną wadą jest tylko jeden kontroler. Jest to poważny problem, gdyż przy tworzeniu aplikacji VR to zakłada się, że użytkownik będzie posiadał dwa kontrolery. Jeden na lewą rękę, drugi na prawą. W tym zestawie gogli tego nie ma, ale jest kluczowe przy projektowaniu systemu. Nie pomaga fakt cena, bo ten zestaw kosztuje 399 dolarów, a za mniejszą cenę można kupić gogle Meta Quest 3S, które posiadają oba kontrolery. Pico G3 wydaję się produktem bardziej przeznaczonym do biznesu oraz obsługi AR, gdzie jeden kontroler w zupełności wystarcza. Innym bardziej biznesowym rozwiązaniem są gogle Apple Vision Pro. Jest to produkt premium, który już ze swoją ceną przegrywa z resztą urządzeń. </w:t>
+      </w:r>
+      <w:r>
+        <w:t xml:space="preserve">Oferuję sporą moc obliczeniową oraz wysoką rozdzielczość ekranów, ale Apple nie oferują kontrolerów. Zamiast tego jest śledzony ruch rąk. Taką funkcjonalność mają również gogle Meta Quest, ale produkt Apple ma to śledzenie bardziej dopracowane. Cała interakcja opiera się na gestykulacji użytkownika. Zbudowanie systemu opartego o gesty użytkownika jest możliwe, ale wymaga zbyt dużej pracy jak na jedną osobę. Ten produkt jest bardziej przeznaczony do rozwiązań AR, gdzie prosta gestykulacja ma większe zastosowanie. W VR taki sposób sterowanie nie miały dużego zastosowanie przez brak precyzji. To samo można powiedzieć o tańszej alternatywie dla sprzętu Apple’a, czyli Samsung Gear XR. W przeciwieństwie do swojego konkurenta Samsung do swojego zestawu załącza kontrolery. Niestety cena nadal jest wielokrotnie większa od sprzętu Meta. Duża rozdzielczość, czy moc obliczeniowa nie usprawiedliwia tak dużej ceny. Ostatnim parametrem, który ma duży wpływ jest bateria. Każde z gogli autonomicznych trzeba ładować. I dla każdego wcześniej wymienionych czas działania na baterii średnio oscyluje wokół dwóch godzin. Jest to </w:t>
+      </w:r>
+      <w:r>
+        <w:t xml:space="preserve">mocno niedokładne, bo to ile gogle zużyje baterii ściśle jest związane z zużyciem mocy operacyjnej. Bardziej wymagające aplikacje zwiększą zużycie baterii. I to jest największy problem zestawów autonomicznych. Po sesji użytkowania trzeba ładować gogle, co nie jest zbyt optymalnym rozwiązaniem. Nawet podłączenie do komputera, czy ładowarki nie powoduje, że gogle będą działać dłużej. Na potrzeby tego projektu po analizie zalet i wad różnej gamy </w:t>
+      </w:r>
+      <w:r>
+        <w:lastRenderedPageBreak/>
+        <w:t xml:space="preserve">sprzętów zdecydowałem, że zestaw VR Meta Quest 3 będzie najbardziej odpowiednim wyborem. Są one dobrym kompromisem między wydajnością, funkcjonalnością, a ceną. Pomaga w tym również fakt istnienia gotowych rozwiązań dla tej platformy. Dlatego cały system będzie domyślnie działać na Meta Quest 3. </w:t>
+      </w:r>
+    </w:p>
+    <w:p>
+      <w:pPr>
+        <w:pStyle w:val="Praca"/>
+        <w:ind w:firstLine="708"/>
+      </w:pPr>
+      <w:r>
+        <w:t>Omówić UE5 oraz no code</w:t>
+      </w:r>
+    </w:p>
+    <w:p>
+      <w:pPr>
+        <w:pStyle w:val="Praca"/>
+        <w:ind w:firstLine="708"/>
+      </w:pPr>
+      <w:r>
+        <w:t>Założenia i funkcjonalność aplikacji</w:t>
+      </w:r>
     </w:p>
     <w:p>
       <w:pPr>
         <w:pStyle w:val="Nagwek2"/>
       </w:pPr>
-      <w:bookmarkStart w:id="6" w:name="_Toc213483048"/>
-      <w:r>
-        <w:t>2.2 Część Teoretyczna</w:t>
-      </w:r>
-      <w:bookmarkEnd w:id="6"/>
-    </w:p>
-    <w:p>
-      <w:pPr>
-        <w:pStyle w:val="Praca"/>
-        <w:ind w:firstLine="708"/>
-      </w:pPr>
-      <w:r>
-        <w:t>Omówić UE5 oraz no code</w:t>
-      </w:r>
-    </w:p>
-    <w:p>
-      <w:pPr>
-        <w:pStyle w:val="Praca"/>
-        <w:ind w:firstLine="708"/>
-      </w:pPr>
-      <w:r>
-        <w:t>Założenia i funkcjonalność aplikacji</w:t>
-      </w:r>
-    </w:p>
-    <w:p>
-      <w:pPr>
-        <w:pStyle w:val="Nagwek2"/>
-      </w:pPr>
       <w:bookmarkStart w:id="7" w:name="_Toc213483049"/>
       <w:r>
         <w:t>2.3  Część Praktyczna</w:t>
@@ -3402,8 +5491,8 @@
       </w:pPr>
     </w:p>
     <w:sectPr>
-      <w:footerReference w:type="even" r:id="rId25"/>
-      <w:footerReference w:type="default" r:id="rId26"/>
+      <w:footerReference w:type="even" r:id="rId29"/>
+      <w:footerReference w:type="default" r:id="rId30"/>
       <w:pgSz w:w="11906" w:h="16838"/>
       <w:pgMar w:top="1134" w:right="1134" w:bottom="1134" w:left="1985" w:header="709" w:footer="709" w:gutter="0"/>
       <w:pgNumType w:start="3"/>
@@ -4300,7 +6389,6 @@
   <w:style w:type="character" w:default="1" w:styleId="Domylnaczcionkaakapitu">
     <w:name w:val="Default Paragraph Font"/>
     <w:uiPriority w:val="1"/>
-    <w:semiHidden/>
     <w:unhideWhenUsed/>
   </w:style>
   <w:style w:type="table" w:default="1" w:styleId="Standardowy">

--- a/z6-pwiisi-5-1.docx
+++ b/z6-pwiisi-5-1.docx
@@ -161,7 +161,107 @@
           <w:sz w:val="32"/>
           <w:szCs w:val="32"/>
         </w:rPr>
-        <w:t>Interior decoration system using virtual reality technology (VR)</w:t>
+        <w:t xml:space="preserve">Interior </w:t>
+      </w:r>
+      <w:proofErr w:type="spellStart"/>
+      <w:r>
+        <w:rPr>
+          <w:rFonts w:ascii="Arial" w:hAnsi="Arial" w:cs="Arial"/>
+          <w:i/>
+          <w:sz w:val="32"/>
+          <w:szCs w:val="32"/>
+        </w:rPr>
+        <w:t>decoration</w:t>
+      </w:r>
+      <w:proofErr w:type="spellEnd"/>
+      <w:r>
+        <w:rPr>
+          <w:rFonts w:ascii="Arial" w:hAnsi="Arial" w:cs="Arial"/>
+          <w:i/>
+          <w:sz w:val="32"/>
+          <w:szCs w:val="32"/>
+        </w:rPr>
+        <w:t xml:space="preserve"> system </w:t>
+      </w:r>
+      <w:proofErr w:type="spellStart"/>
+      <w:r>
+        <w:rPr>
+          <w:rFonts w:ascii="Arial" w:hAnsi="Arial" w:cs="Arial"/>
+          <w:i/>
+          <w:sz w:val="32"/>
+          <w:szCs w:val="32"/>
+        </w:rPr>
+        <w:t>using</w:t>
+      </w:r>
+      <w:proofErr w:type="spellEnd"/>
+      <w:r>
+        <w:rPr>
+          <w:rFonts w:ascii="Arial" w:hAnsi="Arial" w:cs="Arial"/>
+          <w:i/>
+          <w:sz w:val="32"/>
+          <w:szCs w:val="32"/>
+        </w:rPr>
+        <w:t xml:space="preserve"> </w:t>
+      </w:r>
+      <w:proofErr w:type="spellStart"/>
+      <w:r>
+        <w:rPr>
+          <w:rFonts w:ascii="Arial" w:hAnsi="Arial" w:cs="Arial"/>
+          <w:i/>
+          <w:sz w:val="32"/>
+          <w:szCs w:val="32"/>
+        </w:rPr>
+        <w:t>virtual</w:t>
+      </w:r>
+      <w:proofErr w:type="spellEnd"/>
+      <w:r>
+        <w:rPr>
+          <w:rFonts w:ascii="Arial" w:hAnsi="Arial" w:cs="Arial"/>
+          <w:i/>
+          <w:sz w:val="32"/>
+          <w:szCs w:val="32"/>
+        </w:rPr>
+        <w:t xml:space="preserve"> </w:t>
+      </w:r>
+      <w:proofErr w:type="spellStart"/>
+      <w:r>
+        <w:rPr>
+          <w:rFonts w:ascii="Arial" w:hAnsi="Arial" w:cs="Arial"/>
+          <w:i/>
+          <w:sz w:val="32"/>
+          <w:szCs w:val="32"/>
+        </w:rPr>
+        <w:t>reality</w:t>
+      </w:r>
+      <w:proofErr w:type="spellEnd"/>
+      <w:r>
+        <w:rPr>
+          <w:rFonts w:ascii="Arial" w:hAnsi="Arial" w:cs="Arial"/>
+          <w:i/>
+          <w:sz w:val="32"/>
+          <w:szCs w:val="32"/>
+        </w:rPr>
+        <w:t xml:space="preserve"> </w:t>
+      </w:r>
+      <w:proofErr w:type="spellStart"/>
+      <w:r>
+        <w:rPr>
+          <w:rFonts w:ascii="Arial" w:hAnsi="Arial" w:cs="Arial"/>
+          <w:i/>
+          <w:sz w:val="32"/>
+          <w:szCs w:val="32"/>
+        </w:rPr>
+        <w:t>technology</w:t>
+      </w:r>
+      <w:proofErr w:type="spellEnd"/>
+      <w:r>
+        <w:rPr>
+          <w:rFonts w:ascii="Arial" w:hAnsi="Arial" w:cs="Arial"/>
+          <w:i/>
+          <w:sz w:val="32"/>
+          <w:szCs w:val="32"/>
+        </w:rPr>
+        <w:t xml:space="preserve"> (VR)</w:t>
       </w:r>
     </w:p>
     <w:p>
@@ -190,8 +290,18 @@
           <w:sz w:val="28"/>
           <w:szCs w:val="28"/>
         </w:rPr>
-        <w:t>Andrzej Paruch</w:t>
-      </w:r>
+        <w:t xml:space="preserve">Andrzej </w:t>
+      </w:r>
+      <w:proofErr w:type="spellStart"/>
+      <w:r>
+        <w:rPr>
+          <w:rFonts w:ascii="Arial" w:hAnsi="Arial" w:cs="Arial"/>
+          <w:sz w:val="28"/>
+          <w:szCs w:val="28"/>
+        </w:rPr>
+        <w:t>Paruch</w:t>
+      </w:r>
+      <w:proofErr w:type="spellEnd"/>
     </w:p>
     <w:p>
       <w:pPr>
@@ -1113,7 +1223,15 @@
       </w:pPr>
       <w:r>
         <w:tab/>
-        <w:t>Jedną z podstawowych rzeczy jaką trzeba wykonać podczas planowania dekoracji wnętrza jest jej wizualizacja. Stworzenie wirtualnego środowiska, gdzie można zobaczyć jak będzie wyglądać przeszły dom lub pokój. W dobie internetu oraz komputerów człowiek ma dostęp do różnego rodzaju oprogramowania, które ma mu służyć jako pomoc w projektowaniu wnętrz. Jednak zawsze ta wizualizacja jest mało przejrzysta, bo to co widzimy to obrazek na ekranie komputera. Wygodniej by było wejść do tego wirtualnego świata i na własne oczy zobaczyć jak zaprojektowane pomieszczenie wygląda. Tu z pomocą przychodzi technologia wirtualnej rzeczywistości umożliwiająca wstąpić w cyfrowy świat.</w:t>
+        <w:t xml:space="preserve">Jedną z podstawowych rzeczy jaką trzeba wykonać podczas planowania dekoracji wnętrza jest jej wizualizacja. Stworzenie wirtualnego środowiska, gdzie można zobaczyć jak będzie wyglądać przeszły dom lub pokój. W dobie </w:t>
+      </w:r>
+      <w:proofErr w:type="spellStart"/>
+      <w:r>
+        <w:t>internetu</w:t>
+      </w:r>
+      <w:proofErr w:type="spellEnd"/>
+      <w:r>
+        <w:t xml:space="preserve"> oraz komputerów człowiek ma dostęp do różnego rodzaju oprogramowania, które ma mu służyć jako pomoc w projektowaniu wnętrz. Jednak zawsze ta wizualizacja jest mało przejrzysta, bo to co widzimy to obrazek na ekranie komputera. Wygodniej by było wejść do tego wirtualnego świata i na własne oczy zobaczyć jak zaprojektowane pomieszczenie wygląda. Tu z pomocą przychodzi technologia wirtualnej rzeczywistości umożliwiająca wstąpić w cyfrowy świat.</w:t>
       </w:r>
     </w:p>
     <w:p>
@@ -1389,6 +1507,7 @@
                 <w:szCs w:val="22"/>
               </w:rPr>
             </w:pPr>
+            <w:proofErr w:type="spellStart"/>
             <w:r>
               <w:rPr>
                 <w:sz w:val="22"/>
@@ -1396,6 +1515,7 @@
               </w:rPr>
               <w:t>Homestyler</w:t>
             </w:r>
+            <w:proofErr w:type="spellEnd"/>
           </w:p>
         </w:tc>
         <w:tc>
@@ -1482,7 +1602,23 @@
                 <w:sz w:val="22"/>
                 <w:szCs w:val="22"/>
               </w:rPr>
-              <w:t>Duża baza mebli, Konwertowanie planow 2D na 3D, Prezentacja VR, Moduł AI</w:t>
+              <w:t xml:space="preserve">Duża baza mebli, Konwertowanie </w:t>
+            </w:r>
+            <w:proofErr w:type="spellStart"/>
+            <w:r>
+              <w:rPr>
+                <w:sz w:val="22"/>
+                <w:szCs w:val="22"/>
+              </w:rPr>
+              <w:t>planow</w:t>
+            </w:r>
+            <w:proofErr w:type="spellEnd"/>
+            <w:r>
+              <w:rPr>
+                <w:sz w:val="22"/>
+                <w:szCs w:val="22"/>
+              </w:rPr>
+              <w:t xml:space="preserve"> 2D na 3D, Prezentacja VR, Moduł AI</w:t>
             </w:r>
           </w:p>
         </w:tc>
@@ -1504,12 +1640,21 @@
                 <w:szCs w:val="22"/>
               </w:rPr>
             </w:pPr>
+            <w:proofErr w:type="spellStart"/>
             <w:r>
               <w:rPr>
                 <w:sz w:val="22"/>
                 <w:szCs w:val="22"/>
               </w:rPr>
-              <w:t>Sweet Home 3D</w:t>
+              <w:t>Sweet</w:t>
+            </w:r>
+            <w:proofErr w:type="spellEnd"/>
+            <w:r>
+              <w:rPr>
+                <w:sz w:val="22"/>
+                <w:szCs w:val="22"/>
+              </w:rPr>
+              <w:t xml:space="preserve"> Home 3D</w:t>
             </w:r>
           </w:p>
         </w:tc>
@@ -1619,13 +1764,31 @@
                 <w:szCs w:val="22"/>
               </w:rPr>
             </w:pPr>
+            <w:proofErr w:type="spellStart"/>
             <w:r>
               <w:rPr>
                 <w:sz w:val="22"/>
                 <w:szCs w:val="22"/>
               </w:rPr>
-              <w:t>Sketch Up</w:t>
-            </w:r>
+              <w:t>Sketch</w:t>
+            </w:r>
+            <w:proofErr w:type="spellEnd"/>
+            <w:r>
+              <w:rPr>
+                <w:sz w:val="22"/>
+                <w:szCs w:val="22"/>
+              </w:rPr>
+              <w:t xml:space="preserve"> </w:t>
+            </w:r>
+            <w:proofErr w:type="spellStart"/>
+            <w:r>
+              <w:rPr>
+                <w:sz w:val="22"/>
+                <w:szCs w:val="22"/>
+              </w:rPr>
+              <w:t>Up</w:t>
+            </w:r>
+            <w:proofErr w:type="spellEnd"/>
           </w:p>
         </w:tc>
         <w:tc>
@@ -1856,35 +2019,33 @@
                 <w:szCs w:val="22"/>
               </w:rPr>
             </w:pPr>
+            <w:proofErr w:type="spellStart"/>
+            <w:proofErr w:type="gramStart"/>
             <w:r>
               <w:rPr>
                 <w:sz w:val="22"/>
                 <w:szCs w:val="22"/>
               </w:rPr>
-              <w:t>p.Con planner</w:t>
-            </w:r>
-          </w:p>
-        </w:tc>
-        <w:tc>
-          <w:tcPr>
-            <w:tcW w:w="1790" w:type="dxa"/>
-          </w:tcPr>
-          <w:p>
-            <w:pPr>
-              <w:pStyle w:val="Praca"/>
-              <w:jc w:val="left"/>
+              <w:t>p.Con</w:t>
+            </w:r>
+            <w:proofErr w:type="spellEnd"/>
+            <w:proofErr w:type="gramEnd"/>
+            <w:r>
               <w:rPr>
                 <w:sz w:val="22"/>
                 <w:szCs w:val="22"/>
               </w:rPr>
-            </w:pPr>
+              <w:t xml:space="preserve"> </w:t>
+            </w:r>
+            <w:proofErr w:type="spellStart"/>
             <w:r>
               <w:rPr>
                 <w:sz w:val="22"/>
                 <w:szCs w:val="22"/>
               </w:rPr>
-              <w:t>Zakup Jednorazowy</w:t>
-            </w:r>
+              <w:t>planner</w:t>
+            </w:r>
+            <w:proofErr w:type="spellEnd"/>
           </w:p>
         </w:tc>
         <w:tc>
@@ -1905,7 +2066,7 @@
                 <w:sz w:val="22"/>
                 <w:szCs w:val="22"/>
               </w:rPr>
-              <w:t>Darmowy/19 999 zl</w:t>
+              <w:t>Zakup Jednorazowy</w:t>
             </w:r>
           </w:p>
         </w:tc>
@@ -1927,28 +2088,59 @@
                 <w:sz w:val="22"/>
                 <w:szCs w:val="22"/>
               </w:rPr>
-              <w:t>Flat/VR</w:t>
-            </w:r>
-          </w:p>
-        </w:tc>
-        <w:tc>
-          <w:tcPr>
-            <w:tcW w:w="1790" w:type="dxa"/>
-          </w:tcPr>
-          <w:p>
-            <w:pPr>
-              <w:pStyle w:val="Praca"/>
-              <w:jc w:val="left"/>
+              <w:t xml:space="preserve">Darmowy/19 999 </w:t>
+            </w:r>
+            <w:proofErr w:type="spellStart"/>
+            <w:r>
               <w:rPr>
                 <w:sz w:val="22"/>
                 <w:szCs w:val="22"/>
               </w:rPr>
-            </w:pPr>
-            <w:r>
+              <w:t>zl</w:t>
+            </w:r>
+            <w:proofErr w:type="spellEnd"/>
+          </w:p>
+        </w:tc>
+        <w:tc>
+          <w:tcPr>
+            <w:tcW w:w="1790" w:type="dxa"/>
+          </w:tcPr>
+          <w:p>
+            <w:pPr>
+              <w:pStyle w:val="Praca"/>
+              <w:jc w:val="left"/>
               <w:rPr>
                 <w:sz w:val="22"/>
                 <w:szCs w:val="22"/>
               </w:rPr>
+            </w:pPr>
+            <w:r>
+              <w:rPr>
+                <w:sz w:val="22"/>
+                <w:szCs w:val="22"/>
+              </w:rPr>
+              <w:t>Flat/VR</w:t>
+            </w:r>
+          </w:p>
+        </w:tc>
+        <w:tc>
+          <w:tcPr>
+            <w:tcW w:w="1790" w:type="dxa"/>
+          </w:tcPr>
+          <w:p>
+            <w:pPr>
+              <w:pStyle w:val="Praca"/>
+              <w:jc w:val="left"/>
+              <w:rPr>
+                <w:sz w:val="22"/>
+                <w:szCs w:val="22"/>
+              </w:rPr>
+            </w:pPr>
+            <w:r>
+              <w:rPr>
+                <w:sz w:val="22"/>
+                <w:szCs w:val="22"/>
+              </w:rPr>
               <w:t>Baza gotowych modeli, Wtyczka VR</w:t>
             </w:r>
           </w:p>
@@ -1967,7 +2159,15 @@
       <w:bookmarkStart w:id="2" w:name="_Toc213483044"/>
       <w:r>
         <w:lastRenderedPageBreak/>
-        <w:t>Rozwiązania proponowane przez inne firmy często opierają się na opracowaniu planów 2D i późniejszym rozstawieniu mebli w przestrzeni trójwymiarowej. Oferują tworzenie renderów w wysokiej rozdzielczości, ale i również spacery po zaprojektowanych wnętrzach. Niektóre systemu nawet mają wtyczki pozwalające na zobaczenie pomieszczeń w wirtualnej rzeczywistości. Jednak sposób faktycznego projektowania jest praktycznie identyczny dla każdego z tych programów. To co je wyróżnia to oferowane usługi oraz przejrzystość interfejsu użytkownika. Jednakże nawet najprostsze oprogramowanie wymaga wstępnego zapoznania się ze środowiskiem. Nie jest to coś, co zachęca użytkowników, którzy chcą jednorazowo zaplanować swoje mieszkanie. Takie programy są dla ludzi, którzy zajmują się tą tematyką zawodowo lub hobbystycznie.</w:t>
+        <w:t xml:space="preserve">Rozwiązania proponowane przez inne firmy często opierają się na opracowaniu planów 2D i późniejszym rozstawieniu mebli w przestrzeni trójwymiarowej. Oferują tworzenie </w:t>
+      </w:r>
+      <w:proofErr w:type="spellStart"/>
+      <w:r>
+        <w:t>renderów</w:t>
+      </w:r>
+      <w:proofErr w:type="spellEnd"/>
+      <w:r>
+        <w:t xml:space="preserve"> w wysokiej rozdzielczości, ale i również spacery po zaprojektowanych wnętrzach. Niektóre systemu nawet mają wtyczki pozwalające na zobaczenie pomieszczeń w wirtualnej rzeczywistości. Jednak sposób faktycznego projektowania jest praktycznie identyczny dla każdego z tych programów. To co je wyróżnia to oferowane usługi oraz przejrzystość interfejsu użytkownika. Jednakże nawet najprostsze oprogramowanie wymaga wstępnego zapoznania się ze środowiskiem. Nie jest to coś, co zachęca użytkowników, którzy chcą jednorazowo zaplanować swoje mieszkanie. Takie programy są dla ludzi, którzy zajmują się tą tematyką zawodowo lub hobbystycznie.</w:t>
       </w:r>
       <w:r>
         <w:t xml:space="preserve"> </w:t>
@@ -2010,13 +2210,37 @@
         <w:t xml:space="preserve">Wirtualna rzeczywistość, w skrócie VR, symulacja doświadczenia prawdziwego świata przy pomocy technologii komputerowej. Ma ona symulować trójwymiarowy świat poprzez umieszczenie użytkownika wewnątrz niego. Jest to wykonywane poprzez odpowiednie gogle zakładane na głowę oraz różnego rodzaju kontrolery, które mają przechwytywać ruch użytkownika i przenosić do wirtualnego świata. Zamiast być obserwatorem tego co się dzieje na ekranie, użytkownik jest w pełni czynnym uczestnikiem tego. Wirtualna rzeczywistość ma za zadanie dać użytkownikowi najbardziej naturalne i intuicyjną interakcje z nim. </w:t>
       </w:r>
       <w:r>
-        <w:t>VR można łątwo pomylić z AR, MR, czy XR. AR to rozszerzona rzeczywistość, gdzie na realny świat są nakładane cyfrowe obiekty. W przeciwieństwie do VR to rozszerzona rzeczywistość całą swoją magię opiera na wzbogaceniu realnego świata, gdzie w przypadku wirtualnej rzeczywistości jest tworzony zupełnie osobny świat. Połączeniem tych dwóch technologii jest MR, czyli rzeczywistość mieszana. Tak jak w AR na realny świat są nakładane cyfrowe obiekty, ale można z nimi wejść w interakcje na poziomie VR. Można to określić jako bardziej interaktywny AR. XR jest terminem, który określa całe spektrum tych technologii. To co jest wspólnym czynnikiem XR jest danie użytkownikowi nowych doświadczeń rzeczywistości. Może się wydawać, że całe pojęcie XR jest dość nowe. Jednak pierwsze wzmianki o tym sięgają XIX wieku.</w:t>
+        <w:t xml:space="preserve">VR można </w:t>
+      </w:r>
+      <w:proofErr w:type="spellStart"/>
+      <w:r>
+        <w:t>łątwo</w:t>
+      </w:r>
+      <w:proofErr w:type="spellEnd"/>
+      <w:r>
+        <w:t xml:space="preserve"> pomylić z AR, MR, czy XR. AR to rozszerzona rzeczywistość, gdzie na realny świat są nakładane cyfrowe obiekty. W przeciwieństwie do VR to rozszerzona rzeczywistość całą swoją magię opiera na wzbogaceniu realnego świata, gdzie w przypadku wirtualnej rzeczywistości jest tworzony zupełnie osobny świat. Połączeniem tych dwóch technologii jest MR, czyli rzeczywistość mieszana. Tak jak w AR na realny świat są nakładane cyfrowe obiekty, ale można z nimi wejść w interakcje na poziomie VR. Można to określić jako bardziej interaktywny AR. XR jest terminem, który określa całe spektrum tych technologii. To co jest wspólnym czynnikiem XR jest danie użytkownikowi nowych doświadczeń rzeczywistości. Może się wydawać, że całe pojęcie XR jest dość nowe. Jednak pierwsze wzmianki o tym sięgają XIX wieku.</w:t>
       </w:r>
       <w:r>
         <w:t xml:space="preserve"> Choć nie można było mówić o VR samym w sobie, to koncept oszukania mózgu, że to co widzi jest </w:t>
       </w:r>
       <w:r>
-        <w:t xml:space="preserve">trójwymiarowe było z ludźmi od bardzo dawna. Jednym z pierwszych urządzeń, które miały imitować trójwymiar był stereoskop Wheatstone’a wynaleziony w 1838 roku. </w:t>
+        <w:t xml:space="preserve">trójwymiarowe było z ludźmi od bardzo dawna. Jednym z pierwszych urządzeń, które miały imitować </w:t>
+      </w:r>
+      <w:proofErr w:type="spellStart"/>
+      <w:r>
+        <w:t>trójwymiar</w:t>
+      </w:r>
+      <w:proofErr w:type="spellEnd"/>
+      <w:r>
+        <w:t xml:space="preserve"> był stereoskop </w:t>
+      </w:r>
+      <w:proofErr w:type="spellStart"/>
+      <w:r>
+        <w:t>Wheatstone’a</w:t>
+      </w:r>
+      <w:proofErr w:type="spellEnd"/>
+      <w:r>
+        <w:t xml:space="preserve"> wynaleziony w 1838 roku. </w:t>
       </w:r>
     </w:p>
     <w:p>
@@ -2089,8 +2313,13 @@
         <w:jc w:val="center"/>
       </w:pPr>
       <w:r>
-        <w:t>Rys. 1.1 Stereoskop Wheatstone’a</w:t>
-      </w:r>
+        <w:t xml:space="preserve">Rys. 1.1 Stereoskop </w:t>
+      </w:r>
+      <w:proofErr w:type="spellStart"/>
+      <w:r>
+        <w:t>Wheatstone’a</w:t>
+      </w:r>
+      <w:proofErr w:type="spellEnd"/>
     </w:p>
     <w:p>
       <w:pPr>
@@ -2107,7 +2336,15 @@
         <w:t>Urządzenie działało w prosty sposób. Naprzeciw sobie były ustawione dwa takie same obrazy. Pomiędzy nimi były lustra ustawione pod kątek 45 stopni względem obrazów. Obserwator mając założone szkła okularowe mógł obserwować trójwymiarowy obraz. To wszystko było iluzją polegająca na pokazaniu tego samego obrazu, ale pod innym kątem. Jedno oko widziało przedmiot inaczej niż drugie. Mózg to rejestrował i był oszukiwany, że widzi trójwymiarowy obiekt. Na tej zasadzie wszystkie urządzenia VR są oparte. Na iluzji obrazu 3D, poprzez wyświetlanie obrazu inaczej dla każdego oka. To jest tylko jeden zmysł, a co z pozostałymi? Technologia VR przecież polega na oszukiwaniu całego ciała, że znajduje się w wirtualnej przestrzeni. Na przestrzeni lat powstawało kilka urządzeń, które miały oszukiwać te zmysły. Przykładem są symulatory lotów w lat 30. ubiegłego wieku.</w:t>
       </w:r>
       <w:r>
-        <w:t xml:space="preserve"> Link trainer miał za zadanie symulować lot samolotem. W tym celu z dużą dokładnością odwzorowywał wskazania instrumentów lotniczych. W czasie II wojny światowej te oto symulatory wytrenowały ponad 500 000 pilotów.</w:t>
+        <w:t xml:space="preserve"> Link </w:t>
+      </w:r>
+      <w:proofErr w:type="spellStart"/>
+      <w:r>
+        <w:t>trainer</w:t>
+      </w:r>
+      <w:proofErr w:type="spellEnd"/>
+      <w:r>
+        <w:t xml:space="preserve"> miał za zadanie symulować lot samolotem. W tym celu z dużą dokładnością odwzorowywał wskazania instrumentów lotniczych. W czasie II wojny światowej te oto symulatory wytrenowały ponad 500 000 pilotów.</w:t>
       </w:r>
     </w:p>
     <w:p>
@@ -2181,7 +2418,15 @@
       </w:pPr>
       <w:bookmarkStart w:id="3" w:name="_Toc213483045"/>
       <w:r>
-        <w:t>Rys. 1.2 Link Trainer w użyciu</w:t>
+        <w:t xml:space="preserve">Rys. 1.2 Link </w:t>
+      </w:r>
+      <w:proofErr w:type="spellStart"/>
+      <w:r>
+        <w:t>Trainer</w:t>
+      </w:r>
+      <w:proofErr w:type="spellEnd"/>
+      <w:r>
+        <w:t xml:space="preserve"> w użyciu</w:t>
       </w:r>
     </w:p>
     <w:p>
@@ -2202,10 +2447,42 @@
       </w:pPr>
       <w:r>
         <w:lastRenderedPageBreak/>
-        <w:t>Sama ta technologia tylko ilustruje to jak ludzie na wiele sposobów próbowali oszukiwać ludzi, by mieli wrażenie, że są w innym miejscu niż faktycznie są. Leży to u podstaw konceptu wirtualnej rzeczywistości. W takim razie co było pierwszym urządzeniem, które w pełni realizowało założenia wirtualnej rzeczywistości? W 1962 roku Morton Heiling zaprezentował światu Sensoramę.</w:t>
-      </w:r>
-      <w:r>
-        <w:t xml:space="preserve"> Można ją porównać do wyświetlania filmów w 4D. Urządzenie miało stymulować każdy zmysł człowieka. Widz mógł poczuć się jak uczestnik filmu. Przykładał on głowię do urządzenia i oglądał specjalnie nakręcone filmy. W tym czasie mógł słyszeć dźwięk w stereo, co było coś nowe w tamtych czasach. Dodatkowo mógł poczuć róźnego rodzaju zapach oraz sam fotel miał się przechylać i wibrować, by symulować zdarzenia dziejące się na filmie. Sensorama przenosiła widza w zupełnie inny świat oszukując każdy jego zmysł. Choć nadal brakowało tutaj interaktywności to ten wynalazek można określić jako pierwsze urządzenie VR.</w:t>
+        <w:t xml:space="preserve">Sama ta technologia tylko ilustruje to jak ludzie na wiele sposobów próbowali oszukiwać ludzi, by mieli wrażenie, że są w innym miejscu niż faktycznie są. Leży to u podstaw konceptu wirtualnej rzeczywistości. W takim razie co było pierwszym urządzeniem, które w pełni realizowało założenia wirtualnej rzeczywistości? W 1962 roku Morton </w:t>
+      </w:r>
+      <w:proofErr w:type="spellStart"/>
+      <w:r>
+        <w:t>Heiling</w:t>
+      </w:r>
+      <w:proofErr w:type="spellEnd"/>
+      <w:r>
+        <w:t xml:space="preserve"> zaprezentował światu </w:t>
+      </w:r>
+      <w:proofErr w:type="spellStart"/>
+      <w:r>
+        <w:t>Sensoramę</w:t>
+      </w:r>
+      <w:proofErr w:type="spellEnd"/>
+      <w:r>
+        <w:t>.</w:t>
+      </w:r>
+      <w:r>
+        <w:t xml:space="preserve"> Można ją porównać do wyświetlania filmów w 4D. Urządzenie miało stymulować każdy zmysł człowieka. Widz mógł poczuć się jak uczestnik filmu. Przykładał on głowię do urządzenia i oglądał specjalnie nakręcone filmy. W tym czasie mógł słyszeć dźwięk w stereo, co było coś nowe w tamtych czasach. Dodatkowo mógł poczuć </w:t>
+      </w:r>
+      <w:proofErr w:type="spellStart"/>
+      <w:r>
+        <w:t>róźnego</w:t>
+      </w:r>
+      <w:proofErr w:type="spellEnd"/>
+      <w:r>
+        <w:t xml:space="preserve"> rodzaju zapach oraz sam fotel miał się przechylać i wibrować, by symulować zdarzenia dziejące się na filmie. </w:t>
+      </w:r>
+      <w:proofErr w:type="spellStart"/>
+      <w:r>
+        <w:t>Sensorama</w:t>
+      </w:r>
+      <w:proofErr w:type="spellEnd"/>
+      <w:r>
+        <w:t xml:space="preserve"> przenosiła widza w zupełnie inny świat oszukując każdy jego zmysł. Choć nadal brakowało tutaj interaktywności to ten wynalazek można określić jako pierwsze urządzenie VR.</w:t>
       </w:r>
     </w:p>
     <w:p>
@@ -2273,8 +2550,13 @@
         <w:jc w:val="center"/>
       </w:pPr>
       <w:r>
-        <w:t>Rys 1.3 Sensorama</w:t>
-      </w:r>
+        <w:t xml:space="preserve">Rys 1.3 </w:t>
+      </w:r>
+      <w:proofErr w:type="spellStart"/>
+      <w:r>
+        <w:t>Sensorama</w:t>
+      </w:r>
+      <w:proofErr w:type="spellEnd"/>
     </w:p>
     <w:p>
       <w:pPr>
@@ -2300,7 +2582,31 @@
       </w:pPr>
       <w:r>
         <w:lastRenderedPageBreak/>
-        <w:t xml:space="preserve">Używając Sensoramy widz był nieruchomy, co jest bardzo dalekie od tego jak dziś wygląda VR. Kojarzymy często tę technologię z goglami zakładanymi na głowę. W 1961 roku firma Philco stworzyła hełm, który nie dość, że wyświetlał obraz ale jeszcze był zdolny do śledzenia ruchów użytkownika. Te informacje były przekazywane zdalnie do oddalonej kamery, której obraz był wyświetlany na hełmie. Urządzenie było stworzone, by umożliwić zdalną obserwacje niebezpiecznych miejsc. Ostatecznie hełmy były używane przez wojsko w celach treningowych. Choć nie wyświetlały one wirtualnego świata to jednak ich działanie było sporym krokiem dla VR jakie dzisiaj znamy. </w:t>
+        <w:t xml:space="preserve">Używając </w:t>
+      </w:r>
+      <w:proofErr w:type="spellStart"/>
+      <w:r>
+        <w:t>Sensoramy</w:t>
+      </w:r>
+      <w:proofErr w:type="spellEnd"/>
+      <w:r>
+        <w:t xml:space="preserve"> widz był nieruchomy, co jest bardzo dalekie od tego jak dziś wygląda VR. Kojarzymy często tę technologię z goglami zakładanymi na głowę. W 1961 roku firma </w:t>
+      </w:r>
+      <w:proofErr w:type="spellStart"/>
+      <w:r>
+        <w:t>Philco</w:t>
+      </w:r>
+      <w:proofErr w:type="spellEnd"/>
+      <w:r>
+        <w:t xml:space="preserve"> stworzyła hełm, który nie dość, że wyświetlał </w:t>
+      </w:r>
+      <w:proofErr w:type="gramStart"/>
+      <w:r>
+        <w:t>obraz</w:t>
+      </w:r>
+      <w:proofErr w:type="gramEnd"/>
+      <w:r>
+        <w:t xml:space="preserve"> ale jeszcze był zdolny do śledzenia ruchów użytkownika. Te informacje były przekazywane zdalnie do oddalonej kamery, której obraz był wyświetlany na hełmie. Urządzenie było stworzone, by umożliwić zdalną obserwacje niebezpiecznych miejsc. Ostatecznie hełmy były używane przez wojsko w celach treningowych. Choć nie wyświetlały one wirtualnego świata to jednak ich działanie było sporym krokiem dla VR jakie dzisiaj znamy. </w:t>
       </w:r>
     </w:p>
     <w:p>
@@ -2368,8 +2674,21 @@
         <w:jc w:val="center"/>
       </w:pPr>
       <w:r>
-        <w:t>Rys. 1.4 Philco Headsight</w:t>
-      </w:r>
+        <w:t xml:space="preserve">Rys. 1.4 </w:t>
+      </w:r>
+      <w:proofErr w:type="spellStart"/>
+      <w:r>
+        <w:t>Philco</w:t>
+      </w:r>
+      <w:proofErr w:type="spellEnd"/>
+      <w:r>
+        <w:t xml:space="preserve"> </w:t>
+      </w:r>
+      <w:proofErr w:type="spellStart"/>
+      <w:r>
+        <w:t>Headsight</w:t>
+      </w:r>
+      <w:proofErr w:type="spellEnd"/>
     </w:p>
     <w:p>
       <w:pPr>
@@ -2401,10 +2720,42 @@
       </w:pPr>
       <w:r>
         <w:lastRenderedPageBreak/>
-        <w:t xml:space="preserve">Innym pionierem w tej dziedzinie był miecz damoklesa. W latach 60 Ivan Sutherland stworzył gogle, które nie dość że śledziły ruch głowy, ale i również wyświetlały grafikę komputerową. Gogle były przymocowane do dużego </w:t>
-      </w:r>
-      <w:r>
-        <w:t>ramienia, dlatego to urządzenie żartobliwie zostało przez twórce nazwane mieczem Damoklesa, choć lepszym określeniem był Head-mounted Display, co można przetłumaczyć na ekran zamocowany na głowie. I to urządzenie można faktycznie nazwać pierwszym zestawem do VR, ponieważ użytkownik mógł wejść do wirtualnego świata i jednocześnie rozglądać się po nim. Oczywiście była to bardzo uproszczona wersja wirtualnej rzeczywistości, gdzie użytkownik nie miał większego wpływu na świat wyświetlany przed jego oczami.</w:t>
+        <w:t xml:space="preserve">Innym pionierem w tej dziedzinie był miecz </w:t>
+      </w:r>
+      <w:proofErr w:type="spellStart"/>
+      <w:r>
+        <w:t>damoklesa</w:t>
+      </w:r>
+      <w:proofErr w:type="spellEnd"/>
+      <w:r>
+        <w:t xml:space="preserve">. W latach 60 Ivan Sutherland stworzył gogle, które nie </w:t>
+      </w:r>
+      <w:proofErr w:type="gramStart"/>
+      <w:r>
+        <w:t>dość</w:t>
+      </w:r>
+      <w:proofErr w:type="gramEnd"/>
+      <w:r>
+        <w:t xml:space="preserve"> że śledziły ruch głowy, ale i również wyświetlały grafikę komputerową. Gogle były przymocowane do dużego </w:t>
+      </w:r>
+      <w:r>
+        <w:t xml:space="preserve">ramienia, dlatego to urządzenie żartobliwie zostało przez </w:t>
+      </w:r>
+      <w:proofErr w:type="spellStart"/>
+      <w:r>
+        <w:t>twórce</w:t>
+      </w:r>
+      <w:proofErr w:type="spellEnd"/>
+      <w:r>
+        <w:t xml:space="preserve"> nazwane mieczem Damoklesa, choć lepszym określeniem był </w:t>
+      </w:r>
+      <w:proofErr w:type="spellStart"/>
+      <w:r>
+        <w:t>Head-mounted</w:t>
+      </w:r>
+      <w:proofErr w:type="spellEnd"/>
+      <w:r>
+        <w:t xml:space="preserve"> Display, co można przetłumaczyć na ekran zamocowany na głowie. I to urządzenie można faktycznie nazwać pierwszym zestawem do VR, ponieważ użytkownik mógł wejść do wirtualnego świata i jednocześnie rozglądać się po nim. Oczywiście była to bardzo uproszczona wersja wirtualnej rzeczywistości, gdzie użytkownik nie miał większego wpływu na świat wyświetlany przed jego oczami.</w:t>
       </w:r>
     </w:p>
     <w:p>
@@ -2523,13 +2874,37 @@
       </w:pPr>
       <w:r>
         <w:lastRenderedPageBreak/>
-        <w:t xml:space="preserve">Lekkim przełomem w historii wirtualnej rzeczywistości były technologie opracowane w latach 80 zeszłego wieku przez firmę VPL. Nie dość, że opracowali kolejne gogle do wyświetlania grafiki komputerowej to dodatkowo zajmowali się aspektem interaktywnym wirtualnej rzeczywistości. Opracowali oni DataGlove, czyli rękawice, które śledziły ruch rąk i przesyłały te dane do komputera. W wyniku czego można było zaobserwować interakcje między człowiekiem, a obiektem na ekranie. Nawet dziś zakres działana rękawic są imponujące, bo nie dość, że wykrywały obrót we wszystkich osiach to jeszcze miała możliwość wykrycia </w:t>
+        <w:t xml:space="preserve">Lekkim przełomem w historii wirtualnej rzeczywistości były technologie opracowane w latach 80 zeszłego wieku przez firmę VPL. Nie dość, że opracowali kolejne gogle do wyświetlania grafiki komputerowej to dodatkowo zajmowali się aspektem interaktywnym wirtualnej rzeczywistości. Opracowali oni </w:t>
+      </w:r>
+      <w:proofErr w:type="spellStart"/>
+      <w:r>
+        <w:t>DataGlove</w:t>
+      </w:r>
+      <w:proofErr w:type="spellEnd"/>
+      <w:r>
+        <w:t xml:space="preserve">, czyli rękawice, które śledziły ruch rąk i przesyłały te dane do komputera. W wyniku czego można było zaobserwować interakcje między człowiekiem, a obiektem na ekranie. Nawet dziś zakres </w:t>
+      </w:r>
+      <w:proofErr w:type="spellStart"/>
+      <w:r>
+        <w:t>działana</w:t>
+      </w:r>
+      <w:proofErr w:type="spellEnd"/>
+      <w:r>
+        <w:t xml:space="preserve"> rękawic są imponujące, bo nie dość, że wykrywały obrót we wszystkich osiach to jeszcze miała możliwość wykrycia </w:t>
       </w:r>
       <w:r>
         <w:t xml:space="preserve">wygięcia palców. </w:t>
       </w:r>
       <w:r>
-        <w:t>Ta konkretna technologia została później wykorzystana do stworzenia Power Glove przez firmę Mattel.</w:t>
+        <w:t xml:space="preserve">Ta konkretna technologia została później wykorzystana do stworzenia Power </w:t>
+      </w:r>
+      <w:proofErr w:type="spellStart"/>
+      <w:r>
+        <w:t>Glove</w:t>
+      </w:r>
+      <w:proofErr w:type="spellEnd"/>
+      <w:r>
+        <w:t xml:space="preserve"> przez firmę Mattel.</w:t>
       </w:r>
     </w:p>
     <w:p>
@@ -2542,7 +2917,7 @@
           <w:noProof/>
         </w:rPr>
         <w:drawing>
-          <wp:inline distT="0" distB="0" distL="0" distR="0" wp14:anchorId="29551183" wp14:editId="5A54129D">
+          <wp:inline distT="0" distB="0" distL="0" distR="0" wp14:anchorId="29551183" wp14:editId="4AA94D63">
             <wp:extent cx="5579745" cy="2606040"/>
             <wp:effectExtent l="0" t="0" r="1905" b="3810"/>
             <wp:docPr id="450891158" name="Obraz 6" descr="undefined"/>
@@ -2597,15 +2972,28 @@
         <w:jc w:val="center"/>
       </w:pPr>
       <w:r>
-        <w:t>Rys. 1.6 Power Glove</w:t>
-      </w:r>
-    </w:p>
-    <w:p>
-      <w:pPr>
-        <w:pStyle w:val="Praca"/>
-      </w:pPr>
-      <w:r>
-        <w:t xml:space="preserve">Rękawice były bardzo uproszczoną wersją DataGlove, bo nie wykrywał obrotu we wszystkich osiach, ale </w:t>
+        <w:t xml:space="preserve">Rys. 1.6 Power </w:t>
+      </w:r>
+      <w:proofErr w:type="spellStart"/>
+      <w:r>
+        <w:t>Glove</w:t>
+      </w:r>
+      <w:proofErr w:type="spellEnd"/>
+    </w:p>
+    <w:p>
+      <w:pPr>
+        <w:pStyle w:val="Praca"/>
+      </w:pPr>
+      <w:r>
+        <w:t xml:space="preserve">Rękawice były bardzo uproszczoną wersją </w:t>
+      </w:r>
+      <w:proofErr w:type="spellStart"/>
+      <w:r>
+        <w:t>DataGlove</w:t>
+      </w:r>
+      <w:proofErr w:type="spellEnd"/>
+      <w:r>
+        <w:t xml:space="preserve">, bo nie wykrywał obrotu we wszystkich osiach, ale </w:t>
       </w:r>
       <w:r>
         <w:t>nie przeszkodziło to w byciu komercjalnym sukcesem. Niestety dobra sprzedaż nie była wyznacznikiem jakości, ponieważ osoby używające sprzętu skarżyły się na toporność w obsłudze gier, a sama ilość produkcji stworzonych na potrzeby tej rękawicy nie była spora.</w:t>
@@ -2614,13 +3002,37 @@
         <w:t xml:space="preserve"> </w:t>
       </w:r>
       <w:r>
-        <w:t xml:space="preserve">Power Glove pomimo fatalnej jakości stała się po części ikoną wyobrażeń o futurystycznej przyszłości. </w:t>
+        <w:t xml:space="preserve">Power </w:t>
+      </w:r>
+      <w:proofErr w:type="spellStart"/>
+      <w:r>
+        <w:t>Glove</w:t>
+      </w:r>
+      <w:proofErr w:type="spellEnd"/>
+      <w:r>
+        <w:t xml:space="preserve"> pomimo fatalnej jakości stała się po części ikoną wyobrażeń o futurystycznej przyszłości. </w:t>
       </w:r>
       <w:r>
         <w:t>Firma VPL również opracowała</w:t>
       </w:r>
       <w:r>
-        <w:t xml:space="preserve"> strój na całe ciało, które było w stanie rejestrować ruch całego ciała. Można to porównać do strojów używanych do motion capture.</w:t>
+        <w:t xml:space="preserve"> strój na całe ciało, które było w stanie rejestrować ruch całego ciała. Można to porównać do strojów używanych do </w:t>
+      </w:r>
+      <w:proofErr w:type="spellStart"/>
+      <w:r>
+        <w:t>motion</w:t>
+      </w:r>
+      <w:proofErr w:type="spellEnd"/>
+      <w:r>
+        <w:t xml:space="preserve"> </w:t>
+      </w:r>
+      <w:proofErr w:type="spellStart"/>
+      <w:r>
+        <w:t>capture</w:t>
+      </w:r>
+      <w:proofErr w:type="spellEnd"/>
+      <w:r>
+        <w:t>.</w:t>
       </w:r>
     </w:p>
     <w:p>
@@ -2703,13 +3115,29 @@
         <w:t>choć imponowały pomysłem to były zbyt mało wydajne. Obraz mógł wyświetlać tylko 6 klatek na sekundę, gdzie już telewizory z tamtego okresy bez problemu wyświetlały 30 klatek.</w:t>
       </w:r>
       <w:r>
-        <w:t xml:space="preserve"> To jednak nie zatrzymało postępu i w 1991 do salonów gier zawitały maszyny Virtuality. To były dość spore maszyny, które pozwalały wejść w świat wirtualnej rzeczywistości. Pierwsza wersja określona jako 1000</w:t>
+        <w:t xml:space="preserve"> To jednak nie zatrzymało postępu i w 1991 do salonów gier zawitały maszyny </w:t>
+      </w:r>
+      <w:proofErr w:type="spellStart"/>
+      <w:r>
+        <w:t>Virtuality</w:t>
+      </w:r>
+      <w:proofErr w:type="spellEnd"/>
+      <w:r>
+        <w:t>. To były dość spore maszyny, które pozwalały wejść w świat wirtualnej rzeczywistości. Pierwsza wersja określona jako 1000</w:t>
       </w:r>
       <w:r>
         <w:t>CS</w:t>
       </w:r>
       <w:r>
-        <w:t xml:space="preserve"> oferowała gogle oraz kontrolery ruchowe. Zagrać można było w mały katalog gier przeznaczonych na wirtualną rzeczywistość. To co było wyjątkowo to możliwość grania z innymi osobami. Automaty oferowały wspólnie granie w wybranych grach. Grafika była prosta, ale można już mówić o faktycznym VR. Późniejsze wersje automatu(1000SD, 2000, 3000) oferowały lepsze podzespoły oraz lepszą rozdzielczość ekranów. Dla porównania wersja 1000</w:t>
+        <w:t xml:space="preserve"> oferowała gogle oraz kontrolery ruchowe. Zagrać można było w mały katalog gier przeznaczonych na wirtualną rzeczywistość. To co było wyjątkowo to możliwość grania z innymi osobami. Automaty oferowały wspólnie granie w wybranych grach. Grafika była prosta, ale można już mówić o faktycznym VR. Późniejsze wersje </w:t>
+      </w:r>
+      <w:proofErr w:type="gramStart"/>
+      <w:r>
+        <w:t>automatu(</w:t>
+      </w:r>
+      <w:proofErr w:type="gramEnd"/>
+      <w:r>
+        <w:t>1000SD, 2000, 3000) oferowały lepsze podzespoły oraz lepszą rozdzielczość ekranów. Dla porównania wersja 1000</w:t>
       </w:r>
       <w:r>
         <w:t>CS</w:t>
@@ -2719,7 +3147,15 @@
       </w:r>
       <w:r>
         <w:lastRenderedPageBreak/>
-        <w:t>Widać, było że ta technologia ma duże zastosowanie w rozrywce i do takich zastosowań późniejsze wersje tej technologii będą tworzone.</w:t>
+        <w:t xml:space="preserve">Widać, </w:t>
+      </w:r>
+      <w:proofErr w:type="gramStart"/>
+      <w:r>
+        <w:t>było</w:t>
+      </w:r>
+      <w:proofErr w:type="gramEnd"/>
+      <w:r>
+        <w:t xml:space="preserve"> że ta technologia ma duże zastosowanie w rozrywce i do takich zastosowań późniejsze wersje tej technologii będą tworzone.</w:t>
       </w:r>
     </w:p>
     <w:p>
@@ -2787,7 +3223,15 @@
         <w:jc w:val="center"/>
       </w:pPr>
       <w:r>
-        <w:t>Rys. 1.8 Virtuality 1000CS</w:t>
+        <w:t xml:space="preserve">Rys. 1.8 </w:t>
+      </w:r>
+      <w:proofErr w:type="spellStart"/>
+      <w:r>
+        <w:t>Virtuality</w:t>
+      </w:r>
+      <w:proofErr w:type="spellEnd"/>
+      <w:r>
+        <w:t xml:space="preserve"> 1000CS</w:t>
       </w:r>
     </w:p>
     <w:p>
@@ -2856,25 +3300,57 @@
         <w:jc w:val="center"/>
       </w:pPr>
       <w:r>
-        <w:t>Rys. 1.9 Virtuality 2000SU</w:t>
-      </w:r>
-    </w:p>
-    <w:p>
-      <w:pPr>
-        <w:pStyle w:val="Praca"/>
-      </w:pPr>
-      <w:r>
-        <w:t>Automaty Virtuality były bardziej nastawione na salony gier niż na zwykłego konsumenta to by wypełnić tą niszę dwie firmy postanowiły stworzyć własne gogle do wirtualnej rzeczywistości. Tymi firmami była Sega oraz Nintendo. Pierwsza firma chciała stworzyć dodatek do swojej konsoli: Sega Genesis. Miały to być gogle pozwalające zanurzyć się w cyfrowym świecie. Koszt tych gogli miał wynosić aż 200 dolarów co po uwzględnieniu inflacji wynosi aż 446 dolarów. Prototypy tych gogli były pokazywana na różnych wydarzeniach, ale ostatecznie projekt został skasowany. Powodem były problemy z chorobą lokomocyjną.</w:t>
-      </w:r>
-      <w:r>
-        <w:t xml:space="preserve"> I niestety ten problem dotyczy również dzisiejszych sprzętów, ale udało się zrozumieć przyczyny występowania tej choroby oraz wymyślono sposoby, by ją złagodzić. Choroba symulatorowa, bo tak jest dziś określana, występuje gdy oczy widzą ruch, a reszta ciała tego nie rejestruje. Przykładowo w grze gracz porusza się z dużą prędkością, ale on sam w rzeczywistym świecie stoi w bez ruchu. Gracz </w:t>
+        <w:t xml:space="preserve">Rys. 1.9 </w:t>
+      </w:r>
+      <w:proofErr w:type="spellStart"/>
+      <w:r>
+        <w:t>Virtuality</w:t>
+      </w:r>
+      <w:proofErr w:type="spellEnd"/>
+      <w:r>
+        <w:t xml:space="preserve"> 2000SU</w:t>
+      </w:r>
+    </w:p>
+    <w:p>
+      <w:pPr>
+        <w:pStyle w:val="Praca"/>
+      </w:pPr>
+      <w:r>
+        <w:t xml:space="preserve">Automaty </w:t>
+      </w:r>
+      <w:proofErr w:type="spellStart"/>
+      <w:r>
+        <w:t>Virtuality</w:t>
+      </w:r>
+      <w:proofErr w:type="spellEnd"/>
+      <w:r>
+        <w:t xml:space="preserve"> były bardziej nastawione na salony gier niż na zwykłego konsumenta to by wypełnić tą niszę dwie firmy postanowiły stworzyć własne gogle do wirtualnej rzeczywistości. Tymi firmami była Sega oraz Nintendo. Pierwsza firma chciała stworzyć dodatek do swojej konsoli: Sega Genesis. Miały to być gogle pozwalające zanurzyć się w cyfrowym świecie. Koszt tych gogli miał wynosić aż 200 dolarów co po uwzględnieniu inflacji wynosi aż 446 dolarów. Prototypy tych gogli były pokazywana na różnych wydarzeniach, ale ostatecznie projekt został skasowany. Powodem były problemy z chorobą lokomocyjną.</w:t>
+      </w:r>
+      <w:r>
+        <w:t xml:space="preserve"> I niestety ten problem dotyczy również dzisiejszych sprzętów, ale udało się zrozumieć przyczyny występowania tej choroby oraz wymyślono sposoby, by ją złagodzić. Choroba symulatorowa, bo tak jest dziś określana, </w:t>
+      </w:r>
+      <w:proofErr w:type="gramStart"/>
+      <w:r>
+        <w:t>występuje</w:t>
+      </w:r>
+      <w:proofErr w:type="gramEnd"/>
+      <w:r>
+        <w:t xml:space="preserve"> gdy oczy widzą ruch, a reszta ciała tego nie rejestruje. Przykładowo w grze gracz porusza się z dużą prędkością, ale on sam w rzeczywistym świecie stoi w bez ruchu. </w:t>
+      </w:r>
+      <w:proofErr w:type="gramStart"/>
+      <w:r>
+        <w:t xml:space="preserve">Gracz </w:t>
       </w:r>
       <w:r>
         <w:t xml:space="preserve"> </w:t>
       </w:r>
       <w:r>
         <w:lastRenderedPageBreak/>
-        <w:t>może wtedy poczuć się jak podczas choroby lokomocyjnej. Może zacząć mu się robić słabo lub w ekstremalnych przypadkach wymiotować. Dzisiaj twórcy oprogramowania tworzą specjalne ustawienia, które mają za zadanie zm</w:t>
+        <w:t>może</w:t>
+      </w:r>
+      <w:proofErr w:type="gramEnd"/>
+      <w:r>
+        <w:t xml:space="preserve"> wtedy poczuć się jak podczas choroby lokomocyjnej. Może zacząć mu się robić słabo lub w ekstremalnych przypadkach wymiotować. Dzisiaj twórcy oprogramowania tworzą specjalne ustawienia, które mają za zadanie zm</w:t>
       </w:r>
       <w:r>
         <w:t>n</w:t>
@@ -2883,7 +3359,31 @@
         <w:t>iejszyć wpł</w:t>
       </w:r>
       <w:r>
-        <w:t>yw tej choroby. Częstym środkiem zaradczym jest winieta ustawiona na ekran oraz możliwość poruszania się przy pomocy teleportacji. Jednakże największym czynnikiem, który wpływa na występowanie tej choroby to ilość klatek na sekundę. Za mała liczba zwiększa szanse na pojawienie się objawów choroby symulacyjnej. I ten powód mógł być główną przyczyną dlaczego gogle Segi zostały skasowane. Moc obliczeniowa konsoli nie mogła dać wystarczającej ilości klatek na sekundę w grach. Nintendo z drugiej strony podeszło do tematu wirtualnej rzeczywistości bardziej zachowawczo oferując bardzo prymitywną grafikę oraz bardzo ograniczoną interakcję. Zamiast gogli użytkownik dostawał stacjonarny ekran do którego trzeba było przy</w:t>
+        <w:t xml:space="preserve">yw tej choroby. Częstym środkiem zaradczym jest winieta ustawiona na ekran oraz możliwość poruszania się przy pomocy teleportacji. Jednakże największym czynnikiem, który wpływa na występowanie tej choroby to ilość klatek na sekundę. Za mała liczba zwiększa szanse na pojawienie się objawów choroby symulacyjnej. I ten powód mógł być główną </w:t>
+      </w:r>
+      <w:proofErr w:type="gramStart"/>
+      <w:r>
+        <w:t>przyczyną</w:t>
+      </w:r>
+      <w:proofErr w:type="gramEnd"/>
+      <w:r>
+        <w:t xml:space="preserve"> dlaczego gogle </w:t>
+      </w:r>
+      <w:proofErr w:type="spellStart"/>
+      <w:r>
+        <w:t>Segi</w:t>
+      </w:r>
+      <w:proofErr w:type="spellEnd"/>
+      <w:r>
+        <w:t xml:space="preserve"> zostały skasowane. Moc obliczeniowa konsoli nie mogła dać wystarczającej ilości klatek na sekundę w grach. Nintendo z drugiej strony podeszło do tematu wirtualnej rzeczywistości bardziej zachowawczo oferując bardzo prymitywną grafikę oraz bardzo ograniczoną interakcję. Zamiast gogli użytkownik dostawał stacjonarny </w:t>
+      </w:r>
+      <w:proofErr w:type="gramStart"/>
+      <w:r>
+        <w:t>ekran</w:t>
+      </w:r>
+      <w:proofErr w:type="gramEnd"/>
+      <w:r>
+        <w:t xml:space="preserve"> do którego trzeba było przy</w:t>
       </w:r>
       <w:r>
         <w:t>łożyć głowę. Grafika prezentowana przez to urządzenie była bardzo uproszczona, składająca się z czerwonych diod ekrany pokazywały grafikę 3D. Lecz tylko w kolorze czerwonym. Produkt został wydany w 1995 i okazał się finansową klapą. Ludzie skarżyli się na bóle głowy, a dość niewygodny stelaż powodował, że granie w gry na tej platformie było uciążliwe.</w:t>
@@ -3138,7 +3638,47 @@
       </w:pPr>
       <w:r>
         <w:lastRenderedPageBreak/>
-        <w:t>Po tym wszystkim na kilka lat zapanowała cisza, którą przerwała prezentacja gogli oculus rift w 2012 roku. Od tego momentu zaczęła się współczesna era VR. Temat wirtualnej rzeczywistości zaczął się coraz częściej pojawiać na ustach ludzi. Firma oculus wciągu kilku lat wypuściło dwa zestawy developerskie dla twórców oraz pasjonatów. Na tym etapie gogle vr służyły głównie do oglądanie specjalnie przygotowanych animacji, czy filmów, gdyż nie było możliwości jeszcze nie interakcje ze środowiskiem.</w:t>
+        <w:t xml:space="preserve">Po tym wszystkim na kilka lat zapanowała cisza, którą przerwała prezentacja gogli </w:t>
+      </w:r>
+      <w:proofErr w:type="spellStart"/>
+      <w:r>
+        <w:t>oculus</w:t>
+      </w:r>
+      <w:proofErr w:type="spellEnd"/>
+      <w:r>
+        <w:t xml:space="preserve"> </w:t>
+      </w:r>
+      <w:proofErr w:type="spellStart"/>
+      <w:r>
+        <w:t>rift</w:t>
+      </w:r>
+      <w:proofErr w:type="spellEnd"/>
+      <w:r>
+        <w:t xml:space="preserve"> w 2012 roku. Od tego momentu zaczęła się współczesna era VR. Temat wirtualnej rzeczywistości zaczął się coraz częściej pojawiać na ustach ludzi. Firma </w:t>
+      </w:r>
+      <w:proofErr w:type="spellStart"/>
+      <w:r>
+        <w:t>oculus</w:t>
+      </w:r>
+      <w:proofErr w:type="spellEnd"/>
+      <w:r>
+        <w:t xml:space="preserve"> wciągu kilku lat wypuściło dwa zestawy developerskie dla twórców oraz pasjonatów. Na tym etapie gogle </w:t>
+      </w:r>
+      <w:proofErr w:type="spellStart"/>
+      <w:r>
+        <w:t>vr</w:t>
+      </w:r>
+      <w:proofErr w:type="spellEnd"/>
+      <w:r>
+        <w:t xml:space="preserve"> służyły głównie do oglądanie specjalnie przygotowanych </w:t>
+      </w:r>
+      <w:proofErr w:type="gramStart"/>
+      <w:r>
+        <w:t>animacji,</w:t>
+      </w:r>
+      <w:proofErr w:type="gramEnd"/>
+      <w:r>
+        <w:t xml:space="preserve"> czy filmów, gdyż nie było możliwości jeszcze nie interakcje ze środowiskiem.</w:t>
       </w:r>
     </w:p>
     <w:p>
@@ -3206,15 +3746,39 @@
         <w:jc w:val="center"/>
       </w:pPr>
       <w:r>
-        <w:t>Rys. 1.13 Oculus RIft Developer Kit 1</w:t>
-      </w:r>
-    </w:p>
-    <w:p>
-      <w:pPr>
-        <w:pStyle w:val="Praca"/>
-      </w:pPr>
-      <w:r>
-        <w:t>Wciąż największym problemem była dostępność, ale w 2014 roku Google postanowiło to zmienić. Firma uruchomiła Google Cardboard, które w założeniu pozwala każdemu posiadaczowi telefonu z androidem stworzyć własne gogle VR. Wystarczył karton, magnes, soczewki oraz telefon. Można było też kupić specjalną nakładkę na telefon, którą się zakłada na głowę i doświadcza wirtualnej rzeczywistości. Bardzo małym kosztem można było zobaczyć na czym ta wirtualna rzeczywistość polega.</w:t>
+        <w:t xml:space="preserve">Rys. 1.13 </w:t>
+      </w:r>
+      <w:proofErr w:type="spellStart"/>
+      <w:r>
+        <w:t>Oculus</w:t>
+      </w:r>
+      <w:proofErr w:type="spellEnd"/>
+      <w:r>
+        <w:t xml:space="preserve"> </w:t>
+      </w:r>
+      <w:proofErr w:type="spellStart"/>
+      <w:r>
+        <w:t>RIft</w:t>
+      </w:r>
+      <w:proofErr w:type="spellEnd"/>
+      <w:r>
+        <w:t xml:space="preserve"> Developer Kit 1</w:t>
+      </w:r>
+    </w:p>
+    <w:p>
+      <w:pPr>
+        <w:pStyle w:val="Praca"/>
+      </w:pPr>
+      <w:r>
+        <w:t xml:space="preserve">Wciąż największym problemem była dostępność, ale w 2014 roku Google postanowiło to zmienić. Firma uruchomiła Google </w:t>
+      </w:r>
+      <w:proofErr w:type="spellStart"/>
+      <w:r>
+        <w:t>Cardboard</w:t>
+      </w:r>
+      <w:proofErr w:type="spellEnd"/>
+      <w:r>
+        <w:t>, które w założeniu pozwala każdemu posiadaczowi telefonu z androidem stworzyć własne gogle VR. Wystarczył karton, magnes, soczewki oraz telefon. Można było też kupić specjalną nakładkę na telefon, którą się zakłada na głowę i doświadcza wirtualnej rzeczywistości. Bardzo małym kosztem można było zobaczyć na czym ta wirtualna rzeczywistość polega.</w:t>
       </w:r>
     </w:p>
     <w:p>
@@ -3303,15 +3867,28 @@
         <w:jc w:val="center"/>
       </w:pPr>
       <w:r>
-        <w:t>Rys. 1.14 Google Cardboard</w:t>
-      </w:r>
-    </w:p>
-    <w:p>
-      <w:pPr>
-        <w:pStyle w:val="Praca"/>
-      </w:pPr>
-      <w:r>
-        <w:t>Ten rok również stał się początkiem popularności VR. Oculus przedstawił swój developer kit 2, Samsung ogłosił Samsung Gear VR, a Sony zaczęło pracę nad własnym zestawem VR. Jednakże rokiem, który można nazwać wybuchem popularności tej technologii jest 2016.</w:t>
+        <w:t xml:space="preserve">Rys. 1.14 Google </w:t>
+      </w:r>
+      <w:proofErr w:type="spellStart"/>
+      <w:r>
+        <w:t>Cardboard</w:t>
+      </w:r>
+      <w:proofErr w:type="spellEnd"/>
+    </w:p>
+    <w:p>
+      <w:pPr>
+        <w:pStyle w:val="Praca"/>
+      </w:pPr>
+      <w:r>
+        <w:t xml:space="preserve">Ten rok również stał się początkiem popularności VR. </w:t>
+      </w:r>
+      <w:proofErr w:type="spellStart"/>
+      <w:r>
+        <w:t>Oculus</w:t>
+      </w:r>
+      <w:proofErr w:type="spellEnd"/>
+      <w:r>
+        <w:t xml:space="preserve"> przedstawił swój developer kit 2, Samsung ogłosił Samsung Gear VR, a Sony zaczęło pracę nad własnym zestawem VR. Jednakże rokiem, który można nazwać wybuchem popularności tej technologii jest 2016.</w:t>
       </w:r>
     </w:p>
     <w:p>
@@ -3366,15 +3943,39 @@
         <w:jc w:val="center"/>
       </w:pPr>
       <w:r>
-        <w:t>Rys. 1.15 Google Trends dotyczące hasła VR</w:t>
-      </w:r>
-    </w:p>
-    <w:p>
-      <w:pPr>
-        <w:pStyle w:val="Praca"/>
-      </w:pPr>
-      <w:r>
-        <w:t>Nie bez powodu ludzie zaczęli się interesować tą technologią właśnie w tym roku. Wtedy premierę miał zestaw VR HTC Vive stworzony we współpracy z firmą Valve.</w:t>
+        <w:t xml:space="preserve">Rys. 1.15 Google </w:t>
+      </w:r>
+      <w:proofErr w:type="spellStart"/>
+      <w:r>
+        <w:t>Trends</w:t>
+      </w:r>
+      <w:proofErr w:type="spellEnd"/>
+      <w:r>
+        <w:t xml:space="preserve"> dotyczące hasła VR</w:t>
+      </w:r>
+    </w:p>
+    <w:p>
+      <w:pPr>
+        <w:pStyle w:val="Praca"/>
+      </w:pPr>
+      <w:r>
+        <w:t xml:space="preserve">Nie bez powodu ludzie zaczęli się interesować tą technologią właśnie w tym roku. Wtedy premierę miał zestaw VR HTC </w:t>
+      </w:r>
+      <w:proofErr w:type="spellStart"/>
+      <w:r>
+        <w:t>Vive</w:t>
+      </w:r>
+      <w:proofErr w:type="spellEnd"/>
+      <w:r>
+        <w:t xml:space="preserve"> stworzony we współpracy z firmą </w:t>
+      </w:r>
+      <w:proofErr w:type="spellStart"/>
+      <w:r>
+        <w:t>Valve</w:t>
+      </w:r>
+      <w:proofErr w:type="spellEnd"/>
+      <w:r>
+        <w:t>.</w:t>
       </w:r>
       <w:r>
         <w:t xml:space="preserve"> Oferowały one pełne doświadczenie z wirtualną rzeczywistością. Użytkownik mógł nie tylko oglądać to co się dzieje w przestrzeni 3D, ale również wchodzić w interakcje z przedmiotami za pomocą kontrolerów ruchowych. To był pierwszy takie zestaw pozwalający poruszać się w przestrzeni 3D. Wszystko było oparte o lampy na podczerwień. Trzeba było rozstawić w pomieszczeniu kilka specjalnych stacji, które strzelały promieniami na podczerwień. Za pomocą </w:t>
@@ -3449,25 +4050,126 @@
         <w:jc w:val="center"/>
       </w:pPr>
       <w:r>
-        <w:t>Rys. 1.15 HTC vive</w:t>
-      </w:r>
-    </w:p>
-    <w:p>
-      <w:pPr>
-        <w:pStyle w:val="Praca"/>
-      </w:pPr>
-      <w:r>
-        <w:t>Na kolejny kamień milowy w rozwoju nie trzeba było długo czekać, bo w 2019 roku firma Oculus wypuściła na rynek Oculus Quest</w:t>
-      </w:r>
-      <w:r>
-        <w:t xml:space="preserve"> oraz Oculus Rift S. Oba te zestawy do VR oferowały coś czego inne zestawy nie mogły sobie pozwolić. Wygodę użytkowania. Oculus Rift S oraz Oculus Quest nie posiadały lamp na podczerwień, by śledzić pozycje gogli, czy kontrolerów. Do tego służyły wbudowane kamery, które śledziły pozycję kontrolerów gracza. Przez co konfiguracja sprzętu była minimalna, bo nie trzeba było mocować specjalnych lamp do ścian. Jednakże oba sprzęty różniły się jedną bardzo podstawową funkcjonalnością. Oculus Quest w przeciwieństwie do RIft S nie wymagał komputera do poprawnego działania. To były pierwsze autonomiczne gogle VR. Miały własny system operacyjny oraz można było uruchamiać gry i programy bezpośrednio na goglach. </w:t>
+        <w:t xml:space="preserve">Rys. 1.15 HTC </w:t>
+      </w:r>
+      <w:proofErr w:type="spellStart"/>
+      <w:r>
+        <w:t>vive</w:t>
+      </w:r>
+      <w:proofErr w:type="spellEnd"/>
+    </w:p>
+    <w:p>
+      <w:pPr>
+        <w:pStyle w:val="Praca"/>
+      </w:pPr>
+      <w:r>
+        <w:t xml:space="preserve">Na kolejny kamień milowy w rozwoju nie trzeba było długo czekać, bo w 2019 roku firma </w:t>
+      </w:r>
+      <w:proofErr w:type="spellStart"/>
+      <w:r>
+        <w:t>Oculus</w:t>
+      </w:r>
+      <w:proofErr w:type="spellEnd"/>
+      <w:r>
+        <w:t xml:space="preserve"> wypuściła na rynek </w:t>
+      </w:r>
+      <w:proofErr w:type="spellStart"/>
+      <w:r>
+        <w:t>Oculus</w:t>
+      </w:r>
+      <w:proofErr w:type="spellEnd"/>
+      <w:r>
+        <w:t xml:space="preserve"> Quest</w:t>
+      </w:r>
+      <w:r>
+        <w:t xml:space="preserve"> oraz </w:t>
+      </w:r>
+      <w:proofErr w:type="spellStart"/>
+      <w:r>
+        <w:t>Oculus</w:t>
+      </w:r>
+      <w:proofErr w:type="spellEnd"/>
+      <w:r>
+        <w:t xml:space="preserve"> </w:t>
+      </w:r>
+      <w:proofErr w:type="spellStart"/>
+      <w:r>
+        <w:t>Rift</w:t>
+      </w:r>
+      <w:proofErr w:type="spellEnd"/>
+      <w:r>
+        <w:t xml:space="preserve"> S. Oba te zestawy do VR oferowały coś czego inne zestawy nie mogły sobie pozwolić. Wygodę użytkowania. </w:t>
+      </w:r>
+      <w:proofErr w:type="spellStart"/>
+      <w:r>
+        <w:t>Oculus</w:t>
+      </w:r>
+      <w:proofErr w:type="spellEnd"/>
+      <w:r>
+        <w:t xml:space="preserve"> </w:t>
+      </w:r>
+      <w:proofErr w:type="spellStart"/>
+      <w:r>
+        <w:t>Rift</w:t>
+      </w:r>
+      <w:proofErr w:type="spellEnd"/>
+      <w:r>
+        <w:t xml:space="preserve"> S oraz </w:t>
+      </w:r>
+      <w:proofErr w:type="spellStart"/>
+      <w:r>
+        <w:t>Oculus</w:t>
+      </w:r>
+      <w:proofErr w:type="spellEnd"/>
+      <w:r>
+        <w:t xml:space="preserve"> Quest nie posiadały lamp na podczerwień, by śledzić pozycje </w:t>
+      </w:r>
+      <w:proofErr w:type="gramStart"/>
+      <w:r>
+        <w:t>gogli,</w:t>
+      </w:r>
+      <w:proofErr w:type="gramEnd"/>
+      <w:r>
+        <w:t xml:space="preserve"> czy kontrolerów. Do tego służyły wbudowane kamery, które śledziły pozycję kontrolerów gracza. Przez co konfiguracja sprzętu była minimalna, bo nie trzeba było mocować specjalnych lamp do ścian. Jednakże oba sprzęty różniły się jedną bardzo podstawową funkcjonalnością. </w:t>
+      </w:r>
+      <w:proofErr w:type="spellStart"/>
+      <w:r>
+        <w:t>Oculus</w:t>
+      </w:r>
+      <w:proofErr w:type="spellEnd"/>
+      <w:r>
+        <w:t xml:space="preserve"> Quest w przeciwieństwie do </w:t>
+      </w:r>
+      <w:proofErr w:type="spellStart"/>
+      <w:r>
+        <w:t>RIft</w:t>
+      </w:r>
+      <w:proofErr w:type="spellEnd"/>
+      <w:r>
+        <w:t xml:space="preserve"> S nie wymagał komputera do poprawnego działania. To były pierwsze autonomiczne gogle VR. Miały własny system operacyjny oraz można było uruchamiać gry i programy bezpośrednio na goglach. </w:t>
       </w:r>
       <w:r>
         <w:t xml:space="preserve">Tak naprawdę do zabawy wystarczył sam zestaw. Można było zabrać gogle wszędzie i nie była ogranicza przez inne sprzęty. Dodatkowo miały opcje podłączenia ich do </w:t>
       </w:r>
       <w:r>
         <w:lastRenderedPageBreak/>
-        <w:t>komputera, by korzystać z biblioteki gier na komputerach osobistych. Quest szybko wyparł Rift S swoją funkcjonalnością. Druga wersja Questa została jedną z najpopularniejszych zestawów do VR, oferując pełnie doświadczenia przy stosunkowo niskiej cenie.</w:t>
+        <w:t xml:space="preserve">komputera, by korzystać z biblioteki gier na komputerach osobistych. Quest szybko wyparł </w:t>
+      </w:r>
+      <w:proofErr w:type="spellStart"/>
+      <w:r>
+        <w:t>Rift</w:t>
+      </w:r>
+      <w:proofErr w:type="spellEnd"/>
+      <w:r>
+        <w:t xml:space="preserve"> S swoją funkcjonalnością. Druga wersja </w:t>
+      </w:r>
+      <w:proofErr w:type="spellStart"/>
+      <w:r>
+        <w:t>Questa</w:t>
+      </w:r>
+      <w:proofErr w:type="spellEnd"/>
+      <w:r>
+        <w:t xml:space="preserve"> została jedną z najpopularniejszych zestawów do VR, oferując pełnie doświadczenia przy stosunkowo niskiej cenie.</w:t>
       </w:r>
     </w:p>
     <w:p>
@@ -3535,15 +4237,79 @@
         <w:jc w:val="center"/>
       </w:pPr>
       <w:r>
-        <w:t>Rys. 1.16 Oculus Quest 2</w:t>
-      </w:r>
-    </w:p>
-    <w:p>
-      <w:pPr>
-        <w:pStyle w:val="Praca"/>
-      </w:pPr>
-      <w:r>
-        <w:t>Na dzień dzisiejszy tak się prezentuje historia wirtualnej rzeczywistości. Z każdym kolejnym rokiem technologia się rozwija i kolejne firmy tworzą własne urządzenia XR. Apple wyprodukowało Apple Vision Pro, Valve stworzyło Valve Index, a meta, dawiej oculus, dalej tworzy nowe generacje gogli vr w przystępnej cenie. Sam rynek pozostaje niszą, ale coraz więcej ludzi jest w stanie sobie pozwolić na doświadczenie wirtualnej rzeczywistości, czy nawet rozszerzonej, gdyż każde kolejne generacje gogli oferują AR oraz MR. Ta konkretna technologia przeszła sporo zmian i dziś jesteśmy w momencie, gdzie taki wynalazek nie jest tylko czymś z książek science fiction, a faktycznie realnym urządzeniem.</w:t>
+        <w:t xml:space="preserve">Rys. 1.16 </w:t>
+      </w:r>
+      <w:proofErr w:type="spellStart"/>
+      <w:r>
+        <w:t>Oculus</w:t>
+      </w:r>
+      <w:proofErr w:type="spellEnd"/>
+      <w:r>
+        <w:t xml:space="preserve"> Quest 2</w:t>
+      </w:r>
+    </w:p>
+    <w:p>
+      <w:pPr>
+        <w:pStyle w:val="Praca"/>
+      </w:pPr>
+      <w:r>
+        <w:t xml:space="preserve">Na dzień dzisiejszy tak się prezentuje historia wirtualnej rzeczywistości. Z każdym kolejnym rokiem technologia się rozwija i kolejne firmy tworzą własne urządzenia XR. Apple wyprodukowało Apple </w:t>
+      </w:r>
+      <w:proofErr w:type="spellStart"/>
+      <w:r>
+        <w:t>Vision</w:t>
+      </w:r>
+      <w:proofErr w:type="spellEnd"/>
+      <w:r>
+        <w:t xml:space="preserve"> Pro, </w:t>
+      </w:r>
+      <w:proofErr w:type="spellStart"/>
+      <w:r>
+        <w:t>Valve</w:t>
+      </w:r>
+      <w:proofErr w:type="spellEnd"/>
+      <w:r>
+        <w:t xml:space="preserve"> stworzyło </w:t>
+      </w:r>
+      <w:proofErr w:type="spellStart"/>
+      <w:r>
+        <w:t>Valve</w:t>
+      </w:r>
+      <w:proofErr w:type="spellEnd"/>
+      <w:r>
+        <w:t xml:space="preserve"> Index, a meta, </w:t>
+      </w:r>
+      <w:proofErr w:type="spellStart"/>
+      <w:r>
+        <w:t>dawiej</w:t>
+      </w:r>
+      <w:proofErr w:type="spellEnd"/>
+      <w:r>
+        <w:t xml:space="preserve"> </w:t>
+      </w:r>
+      <w:proofErr w:type="spellStart"/>
+      <w:r>
+        <w:t>oculus</w:t>
+      </w:r>
+      <w:proofErr w:type="spellEnd"/>
+      <w:r>
+        <w:t xml:space="preserve">, dalej tworzy nowe generacje gogli </w:t>
+      </w:r>
+      <w:proofErr w:type="spellStart"/>
+      <w:r>
+        <w:t>vr</w:t>
+      </w:r>
+      <w:proofErr w:type="spellEnd"/>
+      <w:r>
+        <w:t xml:space="preserve"> w przystępnej cenie. Sam rynek pozostaje niszą, ale coraz więcej ludzi jest w stanie sobie pozwolić na doświadczenie wirtualnej rzeczywistości, czy nawet rozszerzonej, gdyż każde kolejne generacje gogli oferują AR oraz MR. Ta konkretna technologia przeszła sporo zmian i dziś jesteśmy w momencie, gdzie taki wynalazek nie jest tylko czymś z książek science </w:t>
+      </w:r>
+      <w:proofErr w:type="spellStart"/>
+      <w:r>
+        <w:t>fiction</w:t>
+      </w:r>
+      <w:proofErr w:type="spellEnd"/>
+      <w:r>
+        <w:t>, a faktycznie realnym urządzeniem.</w:t>
       </w:r>
     </w:p>
     <w:p>
@@ -3611,7 +4377,15 @@
         <w:jc w:val="center"/>
       </w:pPr>
       <w:r>
-        <w:t>Rys. 1.17 Apple Vision Pro</w:t>
+        <w:t xml:space="preserve">Rys. 1.17 Apple </w:t>
+      </w:r>
+      <w:proofErr w:type="spellStart"/>
+      <w:r>
+        <w:t>Vision</w:t>
+      </w:r>
+      <w:proofErr w:type="spellEnd"/>
+      <w:r>
+        <w:t xml:space="preserve"> Pro</w:t>
       </w:r>
     </w:p>
     <w:p>
@@ -3636,13 +4410,45 @@
       </w:pPr>
       <w:r>
         <w:tab/>
-        <w:t xml:space="preserve">Wirtualna rzeczywistość oferuje coś czego inne media nie mogą zaoferować. Wejście w świat cyfrowy. Nie ma tu pośredników, czy rozpraszaczy. Użytkownik jest w tym świecie i może swobodnie się po nim poruszać. Doświadczenie jest bardziej naturalne, gdyż zamiast klikać na klawiaturze, czy kontrolerze by otrzymać akcje to użytkownik fizycznie to robi. Może podnieść przedmiot schylając się lub zobaczyć coś po prostu kierując swoją głowę odpowiednią stronę. Przy projektowaniu wnętrz zastosowanie wirtualnej rzeczywistości jest pomysłem dość oczywistym. Za pomocą VR użytkownik może w pełni zobaczyć skalę i poczuć się jak w gotowym pomieszczeniu. Coś co z lotu ptaka wygląda dobrze, może nie wyglądać z pierwszej osoby. Tu VR pomaga w zobaczeniu jak w rzeczywistości zaprojektowane wnętrze może wyglądać. Wcześniej zaprezentowane programy w niektórych przypadkach pozwalały zobaczyć gotowe pomieszczenie przy użyciu zestawu VR. Niestety takie rozwiązania są tylko w celach obserwacyjnych, a możliwa interaktywność jest ignorowana. </w:t>
+        <w:t xml:space="preserve">Wirtualna rzeczywistość oferuje coś czego inne media nie mogą zaoferować. Wejście w świat cyfrowy. Nie ma tu </w:t>
+      </w:r>
+      <w:proofErr w:type="gramStart"/>
+      <w:r>
+        <w:t>pośredników,</w:t>
+      </w:r>
+      <w:proofErr w:type="gramEnd"/>
+      <w:r>
+        <w:t xml:space="preserve"> czy rozpraszaczy. Użytkownik jest w tym świecie i może swobodnie się po nim poruszać. Doświadczenie jest bardziej naturalne, gdyż zamiast klikać na </w:t>
+      </w:r>
+      <w:proofErr w:type="gramStart"/>
+      <w:r>
+        <w:t>klawiaturze,</w:t>
+      </w:r>
+      <w:proofErr w:type="gramEnd"/>
+      <w:r>
+        <w:t xml:space="preserve"> czy kontrolerze by otrzymać akcje to użytkownik fizycznie to robi. Może podnieść przedmiot schylając się lub zobaczyć coś po prostu kierując swoją głowę odpowiednią stronę. Przy projektowaniu wnętrz zastosowanie wirtualnej rzeczywistości jest pomysłem dość oczywistym. Za pomocą VR użytkownik może w pełni zobaczyć skalę i poczuć się jak w gotowym pomieszczeniu. Coś co z lotu ptaka wygląda dobrze, może nie wyglądać z pierwszej osoby. Tu VR pomaga w zobaczeniu jak w rzeczywistości zaprojektowane wnętrze może wyglądać. Wcześniej zaprezentowane programy w niektórych przypadkach pozwalały zobaczyć gotowe pomieszczenie przy użyciu zestawu VR. Niestety takie rozwiązania są tylko w celach obserwacyjnych, a możliwa interaktywność jest ignorowana. </w:t>
       </w:r>
       <w:r>
         <w:t xml:space="preserve">Wirtualna rzeczywistość jest świetna w wizualizowaniu projektów, ale też może być użyteczna w jej projektowaniu, oferując bardziej naturalny i intuicyjny sposób tworzenia. Technologia VR jest dziś na takim poziomie, że projektowanie wnętrz powinno być przystępniejsze dzięki niej. Takie rozwiązanie mogłoby mieć zastosowanie dla firm meblarskich, gdzie kupujący mogą sami zaprojektować pokój bez większego nakładu pracy. Biorąc pod uwagę jak VR jest naturalny w swojej obsłudze każdy mógłby szybko stworzyć wymarzony pokój. Wirtualna rzeczywistość nie jest ograniczona tym, gdzie jest, więc nie ma problemu w stworzeniu pomieszczenia, który by przypominał rzeczywisty odpowiednik. Pozwala to na używanie takiego rozwiązania wszędzie. Szczególnie, że dzisiejsza technologia VR nie wymaga dodatkowego komputera do uruchamiania programów. </w:t>
       </w:r>
       <w:r>
-        <w:t>Tworząc samo rozwiązanie jeszcze bardziej przystępniejszym. Ta technologia jeszcze bardziej pozwoli na stworzenie dokładnych wizualizacji bez godzin nauki programów, ponieważ wszystkie akcje będą wykonywane naturalnie i intuicyjnie. Taki system dekoracji wnętrz byłby idealnym oprogramowaniem dla dużych firm meblarskich lub nawet dla osoby prywatnej. Łatwiej jest coś zrobić fizycznie niż przeklikując sporą ilość zakładek, by umieścić jedną rzecz w projektcie.</w:t>
+        <w:t xml:space="preserve">Tworząc samo rozwiązanie jeszcze bardziej przystępniejszym. Ta technologia jeszcze bardziej pozwoli na stworzenie dokładnych wizualizacji bez godzin nauki programów, ponieważ wszystkie akcje będą wykonywane naturalnie i intuicyjnie. Taki system dekoracji wnętrz byłby idealnym oprogramowaniem dla dużych firm meblarskich lub nawet dla osoby prywatnej. Łatwiej jest coś zrobić fizycznie niż </w:t>
+      </w:r>
+      <w:proofErr w:type="spellStart"/>
+      <w:r>
+        <w:t>przeklikując</w:t>
+      </w:r>
+      <w:proofErr w:type="spellEnd"/>
+      <w:r>
+        <w:t xml:space="preserve"> sporą ilość zakładek, by umieścić jedną rzecz w </w:t>
+      </w:r>
+      <w:proofErr w:type="spellStart"/>
+      <w:r>
+        <w:t>projektcie</w:t>
+      </w:r>
+      <w:proofErr w:type="spellEnd"/>
+      <w:r>
+        <w:t>.</w:t>
       </w:r>
     </w:p>
     <w:p>
@@ -3662,7 +4468,23 @@
         <w:ind w:firstLine="708"/>
       </w:pPr>
       <w:r>
-        <w:t xml:space="preserve">Celem pracy jest stworzenie systemu do projektowania wnętrz wykorzystując do tego wirtualną rzeczywistość. Cały system ma zostać stworzony w oparciu o Unreal Engine 5 z wykorzystaniem podejścia no code. </w:t>
+        <w:t xml:space="preserve">Celem pracy jest stworzenie systemu do projektowania wnętrz wykorzystując do tego wirtualną rzeczywistość. Cały system ma zostać stworzony w oparciu o </w:t>
+      </w:r>
+      <w:proofErr w:type="spellStart"/>
+      <w:r>
+        <w:t>Unreal</w:t>
+      </w:r>
+      <w:proofErr w:type="spellEnd"/>
+      <w:r>
+        <w:t xml:space="preserve"> Engine 5 z wykorzystaniem podejścia no </w:t>
+      </w:r>
+      <w:proofErr w:type="spellStart"/>
+      <w:r>
+        <w:t>code</w:t>
+      </w:r>
+      <w:proofErr w:type="spellEnd"/>
+      <w:r>
+        <w:t xml:space="preserve">. </w:t>
       </w:r>
     </w:p>
     <w:p>
@@ -3714,11 +4536,27 @@
         <w:t xml:space="preserve">Pierwszym problemem jest wartość wirtualnej rzeczywistości i dlaczego to ona powinna być podstawą systemu. Aktualnie można wyróżnić trzy technologię, które oferują różny sposób doświadczania treści. Flat, AR i VR. Pojęcie Flat odnosi się do ekranów monitora. Wszystkie informacje są przekazywane przez ekran monitora i użytkownik kontroluje je za pomocą myszki i klawiatury. To jest standardowe rozwiązanie, pozwalające na stworzenie bardzo rozbudowanych programów kosztem ich obsługi i czytelności. Większość programów do projektowania wnętrz opiera się o płaski ekran monitora. Takich rozwiązań jest za dużo i tworzenie kolejnego </w:t>
       </w:r>
       <w:r>
-        <w:t xml:space="preserve">nie miałoby sensu. Z drugiej strony jest technologia rozszerzonej rzeczywistości, polegająca na nakładaniu na rzeczywisty obraz cyfrowych obiektów. Na pierwszy rzut oka wydaję się to idealne na taki projekt. Jednakże to rozwiązanie ma jeden zasadniczy problem. Wymagany jest rzeczywisty obraz. AR sprawdziłoby się idealnie na puste pomieszczenie, ale rzadko takie warunki mogą się zdarzyć. Przykładowo podczas planowania remontu, stare umeblowanie nadal istnieje, co przeszkadzałoby w dokładnym zaprojektowaniu nowego pomieszczenia. Innym problemem jest wymóg bycia w danym pokoju. Trzeba zaprojektować dane pomieszczenie tu i teraz, nie można tego robić z innego miejsca, bo wymagany jest rzeczywisty obraz pokoju. Co może być zaletą jeśli warunki są idealne w przeciwnym wypadku AR, nie spełnia wymagań do stworzenia tego projektu. Aktualna technologia również nie kładzie </w:t>
+        <w:t xml:space="preserve">nie miałoby sensu. Z drugiej strony jest technologia rozszerzonej rzeczywistości, polegająca na nakładaniu na rzeczywisty obraz cyfrowych obiektów. Na pierwszy rzut oka wydaję się to idealne na taki projekt. Jednakże to rozwiązanie ma jeden zasadniczy problem. Wymagany jest rzeczywisty obraz. AR sprawdziłoby się idealnie na puste pomieszczenie, ale rzadko takie warunki mogą się zdarzyć. Przykładowo podczas planowania remontu, stare umeblowanie nadal istnieje, co przeszkadzałoby w dokładnym zaprojektowaniu nowego pomieszczenia. Innym problemem jest wymóg bycia w danym pokoju. Trzeba zaprojektować dane pomieszczenie tu i teraz, nie można tego robić z innego miejsca, bo wymagany jest rzeczywisty obraz pokoju. Co może być </w:t>
+      </w:r>
+      <w:proofErr w:type="gramStart"/>
+      <w:r>
+        <w:t>zaletą</w:t>
+      </w:r>
+      <w:proofErr w:type="gramEnd"/>
+      <w:r>
+        <w:t xml:space="preserve"> jeśli warunki są idealne w przeciwnym wypadku AR, nie spełnia wymagań do stworzenia tego projektu. Aktualna technologia również nie kładzie </w:t>
       </w:r>
       <w:r>
         <w:lastRenderedPageBreak/>
-        <w:t>dobrego światła na AR. Choć dziś jest sporo urządzeń pozwalających na wykorzystanie rozszerzonej rzeczywistości to nadal sama technologia potrzebuje dopracowania. Telefony są za bardzo ograniczające ze względu na swój rozmiar, a nawet gogle Meta Quest 3, które oferują technologię AR to jest ona tam bardzo niedopracowana. Jedynie Apple Vision Pro miałoby zastosowanie, ale cena</w:t>
+        <w:t xml:space="preserve">dobrego światła na AR. Choć dziś jest sporo urządzeń pozwalających na wykorzystanie rozszerzonej rzeczywistości to nadal sama technologia potrzebuje dopracowania. Telefony są za bardzo ograniczające ze względu na swój rozmiar, a nawet gogle Meta Quest 3, które oferują technologię AR to jest ona tam bardzo niedopracowana. Jedynie Apple </w:t>
+      </w:r>
+      <w:proofErr w:type="spellStart"/>
+      <w:r>
+        <w:t>Vision</w:t>
+      </w:r>
+      <w:proofErr w:type="spellEnd"/>
+      <w:r>
+        <w:t xml:space="preserve"> Pro miałoby zastosowanie, ale cena</w:t>
       </w:r>
       <w:r>
         <w:t>,</w:t>
@@ -3806,16 +4644,7 @@
       </w:pPr>
       <w:r>
         <w:lastRenderedPageBreak/>
-        <w:t xml:space="preserve">Tabela </w:t>
-      </w:r>
-      <w:r>
-        <w:t>2</w:t>
-      </w:r>
-      <w:r>
-        <w:t xml:space="preserve">.1 </w:t>
-      </w:r>
-      <w:r>
-        <w:t>Porównanie popularnych zestawów XR</w:t>
+        <w:t>Tabela 2.1 Porównanie popularnych zestawów XR</w:t>
       </w:r>
     </w:p>
     <w:tbl>
@@ -3933,6 +4762,7 @@
                 <w:szCs w:val="18"/>
               </w:rPr>
             </w:pPr>
+            <w:proofErr w:type="spellStart"/>
             <w:r>
               <w:rPr>
                 <w:sz w:val="18"/>
@@ -3940,6 +4770,7 @@
               </w:rPr>
               <w:t>Odświerzanie</w:t>
             </w:r>
+            <w:proofErr w:type="spellEnd"/>
           </w:p>
         </w:tc>
         <w:tc>
@@ -4115,8 +4946,17 @@
                 <w:sz w:val="18"/>
                 <w:szCs w:val="18"/>
               </w:rPr>
-              <w:t>120 Hz</w:t>
-            </w:r>
+              <w:t xml:space="preserve">120 </w:t>
+            </w:r>
+            <w:proofErr w:type="spellStart"/>
+            <w:r>
+              <w:rPr>
+                <w:sz w:val="18"/>
+                <w:szCs w:val="18"/>
+              </w:rPr>
+              <w:t>Hz</w:t>
+            </w:r>
+            <w:proofErr w:type="spellEnd"/>
           </w:p>
         </w:tc>
         <w:tc>
@@ -4131,6 +4971,7 @@
                 <w:szCs w:val="18"/>
               </w:rPr>
             </w:pPr>
+            <w:proofErr w:type="spellStart"/>
             <w:r>
               <w:rPr>
                 <w:sz w:val="18"/>
@@ -4143,7 +4984,31 @@
                 <w:sz w:val="18"/>
                 <w:szCs w:val="18"/>
               </w:rPr>
-              <w:t>cta-core Kryo (1 x 3.19 GHz, 4 x 2.8 GHz, 3 x 2.0 GHz)</w:t>
+              <w:t>cta-core</w:t>
+            </w:r>
+            <w:proofErr w:type="spellEnd"/>
+            <w:r>
+              <w:rPr>
+                <w:sz w:val="18"/>
+                <w:szCs w:val="18"/>
+              </w:rPr>
+              <w:t xml:space="preserve"> </w:t>
+            </w:r>
+            <w:proofErr w:type="spellStart"/>
+            <w:r>
+              <w:rPr>
+                <w:sz w:val="18"/>
+                <w:szCs w:val="18"/>
+              </w:rPr>
+              <w:t>Kryo</w:t>
+            </w:r>
+            <w:proofErr w:type="spellEnd"/>
+            <w:r>
+              <w:rPr>
+                <w:sz w:val="18"/>
+                <w:szCs w:val="18"/>
+              </w:rPr>
+              <w:t xml:space="preserve"> (1 x 3.19 GHz, 4 x 2.8 GHz, 3 x 2.0 GHz)</w:t>
             </w:r>
           </w:p>
         </w:tc>
@@ -4164,8 +5029,33 @@
                 <w:sz w:val="18"/>
                 <w:szCs w:val="18"/>
               </w:rPr>
-              <w:t>2 x Meta Quest Touch Plus Controllers</w:t>
-            </w:r>
+              <w:t xml:space="preserve">2 x Meta Quest </w:t>
+            </w:r>
+            <w:proofErr w:type="spellStart"/>
+            <w:r>
+              <w:rPr>
+                <w:sz w:val="18"/>
+                <w:szCs w:val="18"/>
+              </w:rPr>
+              <w:t>Touch</w:t>
+            </w:r>
+            <w:proofErr w:type="spellEnd"/>
+            <w:r>
+              <w:rPr>
+                <w:sz w:val="18"/>
+                <w:szCs w:val="18"/>
+              </w:rPr>
+              <w:t xml:space="preserve"> Plus </w:t>
+            </w:r>
+            <w:proofErr w:type="spellStart"/>
+            <w:r>
+              <w:rPr>
+                <w:sz w:val="18"/>
+                <w:szCs w:val="18"/>
+              </w:rPr>
+              <w:t>Controllers</w:t>
+            </w:r>
+            <w:proofErr w:type="spellEnd"/>
           </w:p>
         </w:tc>
         <w:tc>
@@ -4292,8 +5182,17 @@
                 <w:sz w:val="18"/>
                 <w:szCs w:val="18"/>
               </w:rPr>
-              <w:t>120 Hz</w:t>
-            </w:r>
+              <w:t xml:space="preserve">120 </w:t>
+            </w:r>
+            <w:proofErr w:type="spellStart"/>
+            <w:r>
+              <w:rPr>
+                <w:sz w:val="18"/>
+                <w:szCs w:val="18"/>
+              </w:rPr>
+              <w:t>Hz</w:t>
+            </w:r>
+            <w:proofErr w:type="spellEnd"/>
           </w:p>
         </w:tc>
         <w:tc>
@@ -4308,12 +5207,37 @@
                 <w:szCs w:val="18"/>
               </w:rPr>
             </w:pPr>
-            <w:r>
-              <w:rPr>
-                <w:sz w:val="18"/>
-                <w:szCs w:val="18"/>
-              </w:rPr>
-              <w:t>Octa-core Kryo (1 x 3.19 GHz, 4 x 2.8 GHz, 3 x 2.0 GHz)</w:t>
+            <w:proofErr w:type="spellStart"/>
+            <w:r>
+              <w:rPr>
+                <w:sz w:val="18"/>
+                <w:szCs w:val="18"/>
+              </w:rPr>
+              <w:t>Octa-core</w:t>
+            </w:r>
+            <w:proofErr w:type="spellEnd"/>
+            <w:r>
+              <w:rPr>
+                <w:sz w:val="18"/>
+                <w:szCs w:val="18"/>
+              </w:rPr>
+              <w:t xml:space="preserve"> </w:t>
+            </w:r>
+            <w:proofErr w:type="spellStart"/>
+            <w:r>
+              <w:rPr>
+                <w:sz w:val="18"/>
+                <w:szCs w:val="18"/>
+              </w:rPr>
+              <w:t>Kryo</w:t>
+            </w:r>
+            <w:proofErr w:type="spellEnd"/>
+            <w:r>
+              <w:rPr>
+                <w:sz w:val="18"/>
+                <w:szCs w:val="18"/>
+              </w:rPr>
+              <w:t xml:space="preserve"> (1 x 3.19 GHz, 4 x 2.8 GHz, 3 x 2.0 GHz)</w:t>
             </w:r>
           </w:p>
         </w:tc>
@@ -4334,8 +5258,33 @@
                 <w:sz w:val="18"/>
                 <w:szCs w:val="18"/>
               </w:rPr>
-              <w:t>2 x Meta Quest Touch Plus Controllers</w:t>
-            </w:r>
+              <w:t xml:space="preserve">2 x Meta Quest </w:t>
+            </w:r>
+            <w:proofErr w:type="spellStart"/>
+            <w:r>
+              <w:rPr>
+                <w:sz w:val="18"/>
+                <w:szCs w:val="18"/>
+              </w:rPr>
+              <w:t>Touch</w:t>
+            </w:r>
+            <w:proofErr w:type="spellEnd"/>
+            <w:r>
+              <w:rPr>
+                <w:sz w:val="18"/>
+                <w:szCs w:val="18"/>
+              </w:rPr>
+              <w:t xml:space="preserve"> Plus </w:t>
+            </w:r>
+            <w:proofErr w:type="spellStart"/>
+            <w:r>
+              <w:rPr>
+                <w:sz w:val="18"/>
+                <w:szCs w:val="18"/>
+              </w:rPr>
+              <w:t>Controllers</w:t>
+            </w:r>
+            <w:proofErr w:type="spellEnd"/>
           </w:p>
         </w:tc>
         <w:tc>
@@ -4462,8 +5411,17 @@
                 <w:sz w:val="18"/>
                 <w:szCs w:val="18"/>
               </w:rPr>
-              <w:t>90 Hz</w:t>
-            </w:r>
+              <w:t xml:space="preserve">90 </w:t>
+            </w:r>
+            <w:proofErr w:type="spellStart"/>
+            <w:r>
+              <w:rPr>
+                <w:sz w:val="18"/>
+                <w:szCs w:val="18"/>
+              </w:rPr>
+              <w:t>Hz</w:t>
+            </w:r>
+            <w:proofErr w:type="spellEnd"/>
           </w:p>
         </w:tc>
         <w:tc>
@@ -4478,12 +5436,21 @@
                 <w:szCs w:val="18"/>
               </w:rPr>
             </w:pPr>
-            <w:r>
-              <w:rPr>
-                <w:sz w:val="18"/>
-                <w:szCs w:val="18"/>
-              </w:rPr>
-              <w:t>Snapdragon XR2+ Gen 2</w:t>
+            <w:proofErr w:type="spellStart"/>
+            <w:r>
+              <w:rPr>
+                <w:sz w:val="18"/>
+                <w:szCs w:val="18"/>
+              </w:rPr>
+              <w:t>Snapdragon</w:t>
+            </w:r>
+            <w:proofErr w:type="spellEnd"/>
+            <w:r>
+              <w:rPr>
+                <w:sz w:val="18"/>
+                <w:szCs w:val="18"/>
+              </w:rPr>
+              <w:t xml:space="preserve"> XR2+ Gen 2</w:t>
             </w:r>
           </w:p>
         </w:tc>
@@ -4543,12 +5510,21 @@
                 <w:szCs w:val="18"/>
               </w:rPr>
             </w:pPr>
-            <w:r>
-              <w:rPr>
-                <w:sz w:val="18"/>
-                <w:szCs w:val="18"/>
-              </w:rPr>
-              <w:t>Valve Index</w:t>
+            <w:proofErr w:type="spellStart"/>
+            <w:r>
+              <w:rPr>
+                <w:sz w:val="18"/>
+                <w:szCs w:val="18"/>
+              </w:rPr>
+              <w:t>Valve</w:t>
+            </w:r>
+            <w:proofErr w:type="spellEnd"/>
+            <w:r>
+              <w:rPr>
+                <w:sz w:val="18"/>
+                <w:szCs w:val="18"/>
+              </w:rPr>
+              <w:t xml:space="preserve"> Index</w:t>
             </w:r>
           </w:p>
         </w:tc>
@@ -4632,8 +5608,17 @@
                 <w:sz w:val="18"/>
                 <w:szCs w:val="18"/>
               </w:rPr>
-              <w:t>144 Hz</w:t>
-            </w:r>
+              <w:t xml:space="preserve">144 </w:t>
+            </w:r>
+            <w:proofErr w:type="spellStart"/>
+            <w:r>
+              <w:rPr>
+                <w:sz w:val="18"/>
+                <w:szCs w:val="18"/>
+              </w:rPr>
+              <w:t>Hz</w:t>
+            </w:r>
+            <w:proofErr w:type="spellEnd"/>
           </w:p>
         </w:tc>
         <w:tc>
@@ -4704,7 +5689,23 @@
                 <w:sz w:val="18"/>
                 <w:szCs w:val="18"/>
               </w:rPr>
-              <w:t>Apple Vision Pro M5</w:t>
+              <w:t xml:space="preserve">Apple </w:t>
+            </w:r>
+            <w:proofErr w:type="spellStart"/>
+            <w:r>
+              <w:rPr>
+                <w:sz w:val="18"/>
+                <w:szCs w:val="18"/>
+              </w:rPr>
+              <w:t>Vision</w:t>
+            </w:r>
+            <w:proofErr w:type="spellEnd"/>
+            <w:r>
+              <w:rPr>
+                <w:sz w:val="18"/>
+                <w:szCs w:val="18"/>
+              </w:rPr>
+              <w:t xml:space="preserve"> Pro M5</w:t>
             </w:r>
           </w:p>
         </w:tc>
@@ -4788,8 +5789,17 @@
                 <w:sz w:val="18"/>
                 <w:szCs w:val="18"/>
               </w:rPr>
-              <w:t>120 Hz</w:t>
-            </w:r>
+              <w:t xml:space="preserve">120 </w:t>
+            </w:r>
+            <w:proofErr w:type="spellStart"/>
+            <w:r>
+              <w:rPr>
+                <w:sz w:val="18"/>
+                <w:szCs w:val="18"/>
+              </w:rPr>
+              <w:t>Hz</w:t>
+            </w:r>
+            <w:proofErr w:type="spellEnd"/>
           </w:p>
         </w:tc>
         <w:tc>
@@ -4867,7 +5877,23 @@
                 <w:sz w:val="18"/>
                 <w:szCs w:val="18"/>
               </w:rPr>
-              <w:t>HTC Vive Pro 2</w:t>
+              <w:t xml:space="preserve">HTC </w:t>
+            </w:r>
+            <w:proofErr w:type="spellStart"/>
+            <w:r>
+              <w:rPr>
+                <w:sz w:val="18"/>
+                <w:szCs w:val="18"/>
+              </w:rPr>
+              <w:t>Vive</w:t>
+            </w:r>
+            <w:proofErr w:type="spellEnd"/>
+            <w:r>
+              <w:rPr>
+                <w:sz w:val="18"/>
+                <w:szCs w:val="18"/>
+              </w:rPr>
+              <w:t xml:space="preserve"> Pro 2</w:t>
             </w:r>
           </w:p>
         </w:tc>
@@ -4951,8 +5977,17 @@
                 <w:sz w:val="18"/>
                 <w:szCs w:val="18"/>
               </w:rPr>
-              <w:t>120 Hz</w:t>
-            </w:r>
+              <w:t xml:space="preserve">120 </w:t>
+            </w:r>
+            <w:proofErr w:type="spellStart"/>
+            <w:r>
+              <w:rPr>
+                <w:sz w:val="18"/>
+                <w:szCs w:val="18"/>
+              </w:rPr>
+              <w:t>Hz</w:t>
+            </w:r>
+            <w:proofErr w:type="spellEnd"/>
           </w:p>
         </w:tc>
         <w:tc>
@@ -4986,7 +6021,23 @@
                 <w:sz w:val="18"/>
                 <w:szCs w:val="18"/>
               </w:rPr>
-              <w:t>2 x Vive Pro Controller </w:t>
+              <w:t>2 x </w:t>
+            </w:r>
+            <w:proofErr w:type="spellStart"/>
+            <w:r>
+              <w:rPr>
+                <w:sz w:val="18"/>
+                <w:szCs w:val="18"/>
+              </w:rPr>
+              <w:t>Vive</w:t>
+            </w:r>
+            <w:proofErr w:type="spellEnd"/>
+            <w:r>
+              <w:rPr>
+                <w:sz w:val="18"/>
+                <w:szCs w:val="18"/>
+              </w:rPr>
+              <w:t xml:space="preserve"> Pro Controller </w:t>
             </w:r>
           </w:p>
           <w:p>
@@ -5116,8 +6167,17 @@
                 <w:sz w:val="18"/>
                 <w:szCs w:val="18"/>
               </w:rPr>
-              <w:t>90 Hz</w:t>
-            </w:r>
+              <w:t xml:space="preserve">90 </w:t>
+            </w:r>
+            <w:proofErr w:type="spellStart"/>
+            <w:r>
+              <w:rPr>
+                <w:sz w:val="18"/>
+                <w:szCs w:val="18"/>
+              </w:rPr>
+              <w:t>Hz</w:t>
+            </w:r>
+            <w:proofErr w:type="spellEnd"/>
           </w:p>
         </w:tc>
         <w:tc>
@@ -5132,12 +6192,37 @@
                 <w:szCs w:val="18"/>
               </w:rPr>
             </w:pPr>
-            <w:r>
-              <w:rPr>
-                <w:sz w:val="18"/>
-                <w:szCs w:val="18"/>
-              </w:rPr>
-              <w:t>Octa-core Kryo 585 (1 x 2.84 GHz, 3 x 2.42 GHz, 4 x 1.8 GHz)</w:t>
+            <w:proofErr w:type="spellStart"/>
+            <w:r>
+              <w:rPr>
+                <w:sz w:val="18"/>
+                <w:szCs w:val="18"/>
+              </w:rPr>
+              <w:t>Octa-core</w:t>
+            </w:r>
+            <w:proofErr w:type="spellEnd"/>
+            <w:r>
+              <w:rPr>
+                <w:sz w:val="18"/>
+                <w:szCs w:val="18"/>
+              </w:rPr>
+              <w:t xml:space="preserve"> </w:t>
+            </w:r>
+            <w:proofErr w:type="spellStart"/>
+            <w:r>
+              <w:rPr>
+                <w:sz w:val="18"/>
+                <w:szCs w:val="18"/>
+              </w:rPr>
+              <w:t>Kryo</w:t>
+            </w:r>
+            <w:proofErr w:type="spellEnd"/>
+            <w:r>
+              <w:rPr>
+                <w:sz w:val="18"/>
+                <w:szCs w:val="18"/>
+              </w:rPr>
+              <w:t xml:space="preserve"> 585 (1 x 2.84 GHz, 3 x 2.42 GHz, 4 x 1.8 GHz)</w:t>
             </w:r>
           </w:p>
         </w:tc>
@@ -5197,12 +6282,21 @@
                 <w:szCs w:val="18"/>
               </w:rPr>
             </w:pPr>
-            <w:r>
-              <w:rPr>
-                <w:sz w:val="18"/>
-                <w:szCs w:val="18"/>
-              </w:rPr>
-              <w:t>Playstation VR 2</w:t>
+            <w:proofErr w:type="spellStart"/>
+            <w:r>
+              <w:rPr>
+                <w:sz w:val="18"/>
+                <w:szCs w:val="18"/>
+              </w:rPr>
+              <w:t>Playstation</w:t>
+            </w:r>
+            <w:proofErr w:type="spellEnd"/>
+            <w:r>
+              <w:rPr>
+                <w:sz w:val="18"/>
+                <w:szCs w:val="18"/>
+              </w:rPr>
+              <w:t xml:space="preserve"> VR 2</w:t>
             </w:r>
           </w:p>
         </w:tc>
@@ -5286,8 +6380,17 @@
                 <w:sz w:val="18"/>
                 <w:szCs w:val="18"/>
               </w:rPr>
-              <w:t>120 Hz</w:t>
-            </w:r>
+              <w:t xml:space="preserve">120 </w:t>
+            </w:r>
+            <w:proofErr w:type="spellStart"/>
+            <w:r>
+              <w:rPr>
+                <w:sz w:val="18"/>
+                <w:szCs w:val="18"/>
+              </w:rPr>
+              <w:t>Hz</w:t>
+            </w:r>
+            <w:proofErr w:type="spellEnd"/>
           </w:p>
         </w:tc>
         <w:tc>
@@ -5322,8 +6425,49 @@
                 <w:sz w:val="18"/>
                 <w:szCs w:val="18"/>
               </w:rPr>
-              <w:t>2 x Playstation VR2 Sense Controlle</w:t>
-            </w:r>
+              <w:t>2 x </w:t>
+            </w:r>
+            <w:proofErr w:type="spellStart"/>
+            <w:r>
+              <w:rPr>
+                <w:sz w:val="18"/>
+                <w:szCs w:val="18"/>
+              </w:rPr>
+              <w:t>Playstation</w:t>
+            </w:r>
+            <w:proofErr w:type="spellEnd"/>
+            <w:r>
+              <w:rPr>
+                <w:sz w:val="18"/>
+                <w:szCs w:val="18"/>
+              </w:rPr>
+              <w:t xml:space="preserve"> VR2 </w:t>
+            </w:r>
+            <w:proofErr w:type="spellStart"/>
+            <w:r>
+              <w:rPr>
+                <w:sz w:val="18"/>
+                <w:szCs w:val="18"/>
+              </w:rPr>
+              <w:t>Sense</w:t>
+            </w:r>
+            <w:proofErr w:type="spellEnd"/>
+            <w:r>
+              <w:rPr>
+                <w:sz w:val="18"/>
+                <w:szCs w:val="18"/>
+              </w:rPr>
+              <w:t xml:space="preserve"> </w:t>
+            </w:r>
+            <w:proofErr w:type="spellStart"/>
+            <w:r>
+              <w:rPr>
+                <w:sz w:val="18"/>
+                <w:szCs w:val="18"/>
+              </w:rPr>
+              <w:t>Controlle</w:t>
+            </w:r>
+            <w:proofErr w:type="spellEnd"/>
           </w:p>
         </w:tc>
         <w:tc>
@@ -5373,23 +6517,143 @@
         <w:ind w:firstLine="708"/>
       </w:pPr>
       <w:r>
-        <w:t xml:space="preserve">Pierwszą rzeczą jaką należy porównać to typ urządzenia. Autonomiczne mają tą zaletę, że nie trzeba dodatkowego komputera do obsługi programów. Można uruchamiać projekty bezpośrednio na goglach. Jest to wygodniejsze rozwiązanie, bo nie trzeba się martwić okablowaniem oraz jest tańsze, bo wystarczy zakup jednego sprzętu, a cena komputera nie jest liczona w cenę całej konfiguracji. Nie zapominając, że większość gogli autonomicznych oferuje połączenie z komputerem za pomocą kabla lub po wifi. Jednakże gogle wymagające komputera oferują w zamian większą funkcjonalność. Dobrze będzie się najpierw nim przyjrzeć. Valve Index są wypełnione mniejszą i większą funkcjonalnością. </w:t>
+        <w:t xml:space="preserve">Pierwszą rzeczą jaką należy porównać to typ urządzenia. Autonomiczne mają tą zaletę, że nie trzeba dodatkowego komputera do obsługi programów. Można uruchamiać projekty bezpośrednio na goglach. Jest to wygodniejsze rozwiązanie, bo nie trzeba się martwić okablowaniem oraz jest tańsze, bo wystarczy zakup jednego sprzętu, a cena komputera nie jest liczona w cenę całej konfiguracji. Nie zapominając, że większość gogli autonomicznych oferuje połączenie z komputerem za pomocą kabla lub po wifi. Jednakże gogle wymagające komputera oferują w zamian większą funkcjonalność. Dobrze będzie się najpierw nim przyjrzeć. </w:t>
+      </w:r>
+      <w:proofErr w:type="spellStart"/>
+      <w:r>
+        <w:t>Valve</w:t>
+      </w:r>
+      <w:proofErr w:type="spellEnd"/>
+      <w:r>
+        <w:t xml:space="preserve"> Index są wypełnione mniejszą i większą funkcjonalnością. </w:t>
       </w:r>
       <w:r>
         <w:t xml:space="preserve">Tu na pierwszy plan wysuwają się kontrolery, które zamiast być pilotami, bardziej służą jako nakładka na dłonie. Mają dużą liczbę sensorów, które wykrywają położenie palców oraz nacisk na kontroler. Dając użytkownikowi jeszcze większą interaktywność w świecie. W dodatku pozycja gogli jak i kontrolerów jest śledzona bardzo precyzyjnie przy użyciu specjalnych lamp na podczerwień, więc nie można mówić o gubieniu przez zestaw pozycji kontrolerów. Duża częstotliwość odświeżania ekranów dodatkowo wpływa na komfort użytkownika niwelując chorobę symulatorową. </w:t>
       </w:r>
       <w:r>
-        <w:t>Wadą będzie cena i dostępność. Koszt prawie tysiąca dolarów na sprzęt, który jeszcze wymaga komputera do obsługi jest absurdalnie duży. Ten zestaw VR wyszedł w 2019 roku i dostępność poszczególnych akcesorii jest utrudniony. Można używać zamienników i firma valve nawet to zaleca, ale kupno całego zestawu na oficjalnej stronie nie jest już możliwe. Te gogle są biorą udział w tym porównaniu głównie ze względu na ich funkcjonalność. Nawet dziś są jedynymi w swoim rodzaju. Podobnie można opisać HTC Vive Pro 2, tylko że pod wieloma względami są gorsze od sprzętu Valve. Nie poprawia sytuacji cena, która jest jeszcze większa. Ekrany w goglach mają większą rozdzielczość, ale mają mniejsze odświeżanie. 120 Hz to nie jest zły wynik i jest standardem wśród budgetowych gogli, ale to jest sprzęt za 1399 dolarów. Kontrolery również się nie wyróżniają na tle konkurencji</w:t>
-      </w:r>
-      <w:r>
-        <w:t xml:space="preserve">. Są one wielkie i nie poręczne. Ten zestaw jest za drogi i nie oferuje lepszej wydajności. Ostatni z tej kategorii jest playstation VR 2. Choć mylnie można założyć, że do obsługi jest potrzebna konsola playstation 5 to firma Sony udostępniła przejściówki pozwalające na podłączenie ich sprzętu do komputera. W przeciwieństwie do </w:t>
+        <w:t xml:space="preserve">Wadą będzie cena i dostępność. Koszt prawie tysiąca dolarów na sprzęt, który jeszcze wymaga komputera do obsługi jest absurdalnie duży. Ten zestaw VR wyszedł w 2019 roku i dostępność poszczególnych </w:t>
+      </w:r>
+      <w:proofErr w:type="spellStart"/>
+      <w:r>
+        <w:t>akcesorii</w:t>
+      </w:r>
+      <w:proofErr w:type="spellEnd"/>
+      <w:r>
+        <w:t xml:space="preserve"> jest utrudniony. Można używać zamienników i firma </w:t>
+      </w:r>
+      <w:proofErr w:type="spellStart"/>
+      <w:r>
+        <w:t>valve</w:t>
+      </w:r>
+      <w:proofErr w:type="spellEnd"/>
+      <w:r>
+        <w:t xml:space="preserve"> nawet to zaleca, ale kupno całego zestawu na oficjalnej stronie nie jest już możliwe. Te gogle są biorą udział w tym porównaniu głównie ze względu na ich funkcjonalność. Nawet dziś są jedynymi w swoim rodzaju. Podobnie można opisać HTC </w:t>
+      </w:r>
+      <w:proofErr w:type="spellStart"/>
+      <w:r>
+        <w:t>Vive</w:t>
+      </w:r>
+      <w:proofErr w:type="spellEnd"/>
+      <w:r>
+        <w:t xml:space="preserve"> Pro 2, tylko że pod wieloma względami są gorsze od sprzętu </w:t>
+      </w:r>
+      <w:proofErr w:type="spellStart"/>
+      <w:r>
+        <w:t>Valve</w:t>
+      </w:r>
+      <w:proofErr w:type="spellEnd"/>
+      <w:r>
+        <w:t xml:space="preserve">. Nie poprawia sytuacji cena, która jest jeszcze większa. Ekrany w goglach mają większą rozdzielczość, ale mają mniejsze odświeżanie. 120 </w:t>
+      </w:r>
+      <w:proofErr w:type="spellStart"/>
+      <w:r>
+        <w:t>Hz</w:t>
+      </w:r>
+      <w:proofErr w:type="spellEnd"/>
+      <w:r>
+        <w:t xml:space="preserve"> to nie jest zły wynik i jest standardem wśród </w:t>
+      </w:r>
+      <w:proofErr w:type="spellStart"/>
+      <w:r>
+        <w:t>budgetowych</w:t>
+      </w:r>
+      <w:proofErr w:type="spellEnd"/>
+      <w:r>
+        <w:t xml:space="preserve"> gogli, ale to jest sprzęt za 1399 dolarów. Kontrolery również się nie wyróżniają na tle konkurencji</w:t>
+      </w:r>
+      <w:r>
+        <w:t xml:space="preserve">. Są one wielkie i nie poręczne. Ten zestaw jest za drogi i nie oferuje lepszej wydajności. Ostatni z tej kategorii jest </w:t>
+      </w:r>
+      <w:proofErr w:type="spellStart"/>
+      <w:r>
+        <w:t>playstation</w:t>
+      </w:r>
+      <w:proofErr w:type="spellEnd"/>
+      <w:r>
+        <w:t xml:space="preserve"> VR 2. Choć mylnie można założyć, że do obsługi jest potrzebna konsola </w:t>
+      </w:r>
+      <w:proofErr w:type="spellStart"/>
+      <w:r>
+        <w:t>playstation</w:t>
+      </w:r>
+      <w:proofErr w:type="spellEnd"/>
+      <w:r>
+        <w:t xml:space="preserve"> 5 to firma Sony udostępniła przejściówki pozwalające na podłączenie ich sprzętu do komputera. W przeciwieństwie do </w:t>
       </w:r>
       <w:r>
         <w:lastRenderedPageBreak/>
         <w:t>rozwiązań konkurencji te gogle nie wymagają specjalnych lamp na podczerwień.</w:t>
       </w:r>
       <w:r>
-        <w:t xml:space="preserve"> Playstation VR 2 śledzi pozycje kontrolerów przy pomocy wbudowanych kamer. Jest to o wiele wygodniejszy sposób, ponieważ podłączenie i ustawienie całej konfiguracji zajmuje mniej czasu. Problem pojawia się przy precyzji śledzenia. Nie jest ona tak dokładna jak przy użyciu lamp, a kamery mają trudność ze śledzeniem kontrolerów, gdy te są poza ich polem widzenia. W takich sytuacjach można powiedzieć, że gogle zgubiły kontrolery. Jedyne informacje jaką są interpretowane to przez żyroskop kontrolera. Nie jest to duży problem, gdy system jest zaprojektowany, żeby większość uwagi użytkownika była przed nim w polu widzenia kamer. Sprzęt Sony również ma funkcję śledzenia oczy, czy kontrolery posiadają adaptywne spusty. Ta pierwsza funkcja jest na tyle kluczowa, bo pomaga przy optymalizacji programów, gdzie tylko ta przestrzeń na którą użytkownik patrzy będzie renderowana w wysokiej rozdzielczości. Niestety tak funkcjonalność nie jest wspierana na komputerach, jak i również inne bardziej zaawansowane funkcje. Czyni to ten zestaw bardzo biednym, bo choć ma dużo funkcji to nie można ich użyć. Przynajmniej cena jest o wiele niższa niż u konkurencji, czyniąc je najbardziej opłacalnymi. Zaletą jaką te trzy zestawy mają to brak baterii. Gogle działają tak długa jak działa komputer. Nie trzeba ich dodatkowo ładować. Z tych trzech zestawów wybrałbym do projektu playstation VR 2 głównie przez swoją cenę, ale </w:t>
+        <w:t xml:space="preserve"> </w:t>
+      </w:r>
+      <w:proofErr w:type="spellStart"/>
+      <w:r>
+        <w:t>Playstation</w:t>
+      </w:r>
+      <w:proofErr w:type="spellEnd"/>
+      <w:r>
+        <w:t xml:space="preserve"> VR 2 śledzi pozycje kontrolerów przy pomocy wbudowanych kamer. Jest to o wiele wygodniejszy sposób, ponieważ podłączenie i ustawienie całej konfiguracji zajmuje mniej czasu. Problem pojawia się przy precyzji śledzenia. Nie jest ona tak dokładna jak przy użyciu lamp, a kamery mają trudność ze śledzeniem kontrolerów, gdy te są poza ich polem widzenia. W takich sytuacjach można powiedzieć, że gogle zgubiły kontrolery. Jedyne informacje jaką są interpretowane to przez żyroskop kontrolera. Nie jest to duży problem, gdy system jest zaprojektowany, żeby większość uwagi użytkownika była przed nim w polu widzenia kamer. Sprzęt Sony również ma funkcję śledzenia </w:t>
+      </w:r>
+      <w:proofErr w:type="gramStart"/>
+      <w:r>
+        <w:t>oczy,</w:t>
+      </w:r>
+      <w:proofErr w:type="gramEnd"/>
+      <w:r>
+        <w:t xml:space="preserve"> czy kontrolery posiadają </w:t>
+      </w:r>
+      <w:proofErr w:type="spellStart"/>
+      <w:r>
+        <w:t>adaptywne</w:t>
+      </w:r>
+      <w:proofErr w:type="spellEnd"/>
+      <w:r>
+        <w:t xml:space="preserve"> spusty. Ta pierwsza funkcja jest na tyle kluczowa, bo pomaga przy optymalizacji programów, gdzie tylko ta </w:t>
+      </w:r>
+      <w:proofErr w:type="gramStart"/>
+      <w:r>
+        <w:t>przestrzeń</w:t>
+      </w:r>
+      <w:proofErr w:type="gramEnd"/>
+      <w:r>
+        <w:t xml:space="preserve"> na którą użytkownik patrzy będzie </w:t>
+      </w:r>
+      <w:proofErr w:type="spellStart"/>
+      <w:r>
+        <w:t>renderowana</w:t>
+      </w:r>
+      <w:proofErr w:type="spellEnd"/>
+      <w:r>
+        <w:t xml:space="preserve"> w wysokiej rozdzielczości. Niestety tak funkcjonalność nie jest wspierana na komputerach, jak i również inne bardziej zaawansowane funkcje. Czyni to ten zestaw bardzo biednym, bo choć ma dużo funkcji to nie można ich użyć. Przynajmniej cena jest o wiele niższa niż u konkurencji, czyniąc je najbardziej opłacalnymi. Zaletą jaką te trzy zestawy mają to brak baterii. Gogle działają tak długa jak działa komputer. Nie trzeba ich dodatkowo ładować. Z tych trzech zestawów wybrałbym do projektu </w:t>
+      </w:r>
+      <w:proofErr w:type="spellStart"/>
+      <w:r>
+        <w:t>playstation</w:t>
+      </w:r>
+      <w:proofErr w:type="spellEnd"/>
+      <w:r>
+        <w:t xml:space="preserve"> VR 2 głównie przez swoją cenę, ale </w:t>
       </w:r>
       <w:r>
         <w:t xml:space="preserve">większość </w:t>
@@ -5428,7 +6692,47 @@
       </w:pPr>
       <w:r>
         <w:tab/>
-        <w:t>Najbardziej popularnymi goglami autonomicznymi są flagowe zestawy Meta Quest. Do porównań użyje tych najbardziej aktualnych, czyli 3 i 3S. Oparte o procesor Octa-core Kryo potrafią uruchamiać sporą gamę programów wykorzystujących grafikę 3D. W większości nie jest to bardzo szczegółowa grafika, ale jest na tyle zaawansowana, że może stać obok komputerów, czy konsol. Mocą i możliwością można porównać do konsoli Playstation 3, czy Xbox 360. Odświeżanie i rozdzielczość ekranów jest naprawdę duża. 120 Hz przy rozdzielczości 2</w:t>
+        <w:t xml:space="preserve">Najbardziej popularnymi goglami autonomicznymi są flagowe zestawy Meta Quest. Do porównań użyje tych najbardziej aktualnych, czyli 3 i 3S. Oparte o procesor </w:t>
+      </w:r>
+      <w:proofErr w:type="spellStart"/>
+      <w:r>
+        <w:t>Octa-core</w:t>
+      </w:r>
+      <w:proofErr w:type="spellEnd"/>
+      <w:r>
+        <w:t xml:space="preserve"> </w:t>
+      </w:r>
+      <w:proofErr w:type="spellStart"/>
+      <w:r>
+        <w:t>Kryo</w:t>
+      </w:r>
+      <w:proofErr w:type="spellEnd"/>
+      <w:r>
+        <w:t xml:space="preserve"> potrafią uruchamiać sporą gamę programów wykorzystujących grafikę 3D. W większości nie jest to bardzo szczegółowa grafika, ale jest na tyle zaawansowana, że może stać obok </w:t>
+      </w:r>
+      <w:proofErr w:type="gramStart"/>
+      <w:r>
+        <w:t>komputerów,</w:t>
+      </w:r>
+      <w:proofErr w:type="gramEnd"/>
+      <w:r>
+        <w:t xml:space="preserve"> czy konsol. Mocą i możliwością można porównać do konsoli </w:t>
+      </w:r>
+      <w:proofErr w:type="spellStart"/>
+      <w:r>
+        <w:t>Playstation</w:t>
+      </w:r>
+      <w:proofErr w:type="spellEnd"/>
+      <w:r>
+        <w:t xml:space="preserve"> 3, czy Xbox 360. Odświeżanie i rozdzielczość ekranów jest naprawdę duża. 120 </w:t>
+      </w:r>
+      <w:proofErr w:type="spellStart"/>
+      <w:r>
+        <w:t>Hz</w:t>
+      </w:r>
+      <w:proofErr w:type="spellEnd"/>
+      <w:r>
+        <w:t xml:space="preserve"> przy rozdzielczości 2</w:t>
       </w:r>
       <w:r>
         <w:t>064x2208</w:t>
@@ -5444,13 +6748,69 @@
         <w:t>Androida, więc budowanie aplikacji nie jest bardzo skomplikowane, dzięki sporej ilości dokumentacji.</w:t>
       </w:r>
       <w:r>
-        <w:t xml:space="preserve"> Tańszą alternatywą dla Meta Quest są Pico G3. Jego parametry są niższe. Rozdzielczość jest minimalnie mniejsza, a odświeżanie wynosi tylko 90 Hz. Mniejszą częstotliwość ma też procesor, choć tej samej marki to jego parametry są również minimalnie mniejsze. Główną wadą jest tylko jeden kontroler. Jest to poważny problem, gdyż przy tworzeniu aplikacji VR to zakłada się, że użytkownik będzie posiadał dwa kontrolery. Jeden na lewą rękę, drugi na prawą. W tym zestawie gogli tego nie ma, ale jest kluczowe przy projektowaniu systemu. Nie pomaga fakt cena, bo ten zestaw kosztuje 399 dolarów, a za mniejszą cenę można kupić gogle Meta Quest 3S, które posiadają oba kontrolery. Pico G3 wydaję się produktem bardziej przeznaczonym do biznesu oraz obsługi AR, gdzie jeden kontroler w zupełności wystarcza. Innym bardziej biznesowym rozwiązaniem są gogle Apple Vision Pro. Jest to produkt premium, który już ze swoją ceną przegrywa z resztą urządzeń. </w:t>
-      </w:r>
-      <w:r>
-        <w:t xml:space="preserve">Oferuję sporą moc obliczeniową oraz wysoką rozdzielczość ekranów, ale Apple nie oferują kontrolerów. Zamiast tego jest śledzony ruch rąk. Taką funkcjonalność mają również gogle Meta Quest, ale produkt Apple ma to śledzenie bardziej dopracowane. Cała interakcja opiera się na gestykulacji użytkownika. Zbudowanie systemu opartego o gesty użytkownika jest możliwe, ale wymaga zbyt dużej pracy jak na jedną osobę. Ten produkt jest bardziej przeznaczony do rozwiązań AR, gdzie prosta gestykulacja ma większe zastosowanie. W VR taki sposób sterowanie nie miały dużego zastosowanie przez brak precyzji. To samo można powiedzieć o tańszej alternatywie dla sprzętu Apple’a, czyli Samsung Gear XR. W przeciwieństwie do swojego konkurenta Samsung do swojego zestawu załącza kontrolery. Niestety cena nadal jest wielokrotnie większa od sprzętu Meta. Duża rozdzielczość, czy moc obliczeniowa nie usprawiedliwia tak dużej ceny. Ostatnim parametrem, który ma duży wpływ jest bateria. Każde z gogli autonomicznych trzeba ładować. I dla każdego wcześniej wymienionych czas działania na baterii średnio oscyluje wokół dwóch godzin. Jest to </w:t>
-      </w:r>
-      <w:r>
-        <w:t xml:space="preserve">mocno niedokładne, bo to ile gogle zużyje baterii ściśle jest związane z zużyciem mocy operacyjnej. Bardziej wymagające aplikacje zwiększą zużycie baterii. I to jest największy problem zestawów autonomicznych. Po sesji użytkowania trzeba ładować gogle, co nie jest zbyt optymalnym rozwiązaniem. Nawet podłączenie do komputera, czy ładowarki nie powoduje, że gogle będą działać dłużej. Na potrzeby tego projektu po analizie zalet i wad różnej gamy </w:t>
+        <w:t xml:space="preserve"> Tańszą alternatywą dla Meta Quest są Pico G3. Jego parametry są niższe. Rozdzielczość jest minimalnie mniejsza, a odświeżanie wynosi tylko 90 </w:t>
+      </w:r>
+      <w:proofErr w:type="spellStart"/>
+      <w:r>
+        <w:t>Hz</w:t>
+      </w:r>
+      <w:proofErr w:type="spellEnd"/>
+      <w:r>
+        <w:t xml:space="preserve">. Mniejszą częstotliwość ma też procesor, choć tej samej marki to jego parametry są również minimalnie mniejsze. Główną wadą jest tylko jeden kontroler. Jest to poważny problem, gdyż przy tworzeniu aplikacji VR to zakłada się, że użytkownik będzie posiadał dwa kontrolery. Jeden na lewą rękę, drugi na prawą. W tym zestawie gogli tego nie ma, ale jest kluczowe przy projektowaniu systemu. Nie pomaga fakt cena, bo ten zestaw kosztuje 399 dolarów, a za mniejszą cenę można kupić gogle Meta Quest 3S, które posiadają oba kontrolery. Pico G3 wydaję się produktem bardziej przeznaczonym do biznesu oraz obsługi AR, gdzie jeden kontroler w zupełności wystarcza. Innym bardziej biznesowym rozwiązaniem są gogle Apple </w:t>
+      </w:r>
+      <w:proofErr w:type="spellStart"/>
+      <w:r>
+        <w:t>Vision</w:t>
+      </w:r>
+      <w:proofErr w:type="spellEnd"/>
+      <w:r>
+        <w:t xml:space="preserve"> Pro. Jest to produkt </w:t>
+      </w:r>
+      <w:proofErr w:type="spellStart"/>
+      <w:r>
+        <w:t>premium</w:t>
+      </w:r>
+      <w:proofErr w:type="spellEnd"/>
+      <w:r>
+        <w:t xml:space="preserve">, który już ze swoją ceną przegrywa z resztą urządzeń. </w:t>
+      </w:r>
+      <w:r>
+        <w:t xml:space="preserve">Oferuję sporą moc obliczeniową oraz wysoką rozdzielczość ekranów, ale Apple nie oferują kontrolerów. Zamiast tego jest śledzony ruch rąk. Taką funkcjonalność mają również gogle Meta Quest, ale produkt Apple ma to śledzenie bardziej dopracowane. Cała interakcja opiera się na gestykulacji użytkownika. Zbudowanie systemu opartego o gesty użytkownika jest możliwe, ale wymaga zbyt dużej pracy jak na jedną osobę. Ten produkt jest bardziej przeznaczony do rozwiązań AR, gdzie prosta gestykulacja ma większe zastosowanie. W VR taki sposób sterowanie nie miały dużego zastosowanie przez brak precyzji. To samo można powiedzieć o tańszej alternatywie dla sprzętu </w:t>
+      </w:r>
+      <w:proofErr w:type="spellStart"/>
+      <w:r>
+        <w:t>Apple’a</w:t>
+      </w:r>
+      <w:proofErr w:type="spellEnd"/>
+      <w:r>
+        <w:t xml:space="preserve">, czyli Samsung Gear XR. W przeciwieństwie do swojego konkurenta Samsung do swojego zestawu załącza kontrolery. Niestety cena nadal jest wielokrotnie większa od sprzętu Meta. Duża </w:t>
+      </w:r>
+      <w:proofErr w:type="gramStart"/>
+      <w:r>
+        <w:t>rozdzielczość,</w:t>
+      </w:r>
+      <w:proofErr w:type="gramEnd"/>
+      <w:r>
+        <w:t xml:space="preserve"> czy moc obliczeniowa nie usprawiedliwia tak dużej ceny. Ostatnim parametrem, który ma duży wpływ jest bateria. Każde z gogli autonomicznych trzeba ładować. I dla każdego wcześniej wymienionych czas działania na baterii średnio oscyluje wokół dwóch godzin. Jest to </w:t>
+      </w:r>
+      <w:r>
+        <w:t xml:space="preserve">mocno niedokładne, bo </w:t>
+      </w:r>
+      <w:proofErr w:type="gramStart"/>
+      <w:r>
+        <w:t>to</w:t>
+      </w:r>
+      <w:proofErr w:type="gramEnd"/>
+      <w:r>
+        <w:t xml:space="preserve"> ile gogle zużyje baterii ściśle jest związane z zużyciem mocy operacyjnej. Bardziej wymagające aplikacje zwiększą zużycie baterii. I to jest największy problem zestawów autonomicznych. Po sesji użytkowania trzeba ładować gogle, co nie jest zbyt optymalnym rozwiązaniem. Nawet podłączenie do </w:t>
+      </w:r>
+      <w:proofErr w:type="gramStart"/>
+      <w:r>
+        <w:t>komputera,</w:t>
+      </w:r>
+      <w:proofErr w:type="gramEnd"/>
+      <w:r>
+        <w:t xml:space="preserve"> czy ładowarki nie powoduje, że gogle będą działać dłużej. Na potrzeby tego projektu po analizie zalet i wad różnej gamy </w:t>
       </w:r>
       <w:r>
         <w:lastRenderedPageBreak/>
@@ -5460,18 +6820,468 @@
     <w:p>
       <w:pPr>
         <w:pStyle w:val="Praca"/>
+      </w:pPr>
+      <w:r>
+        <w:tab/>
+        <w:t xml:space="preserve">Ważnym elementem projektu jest środowisko w jakim będzie system projektowany. Wybrałem do tego </w:t>
+      </w:r>
+      <w:proofErr w:type="spellStart"/>
+      <w:r>
+        <w:t>Unreal</w:t>
+      </w:r>
+      <w:proofErr w:type="spellEnd"/>
+      <w:r>
+        <w:t xml:space="preserve"> Engine 5, ponieważ byłem już z nim zaznajomiony oraz oferuje on spore wsparcie dla technologii wirtualnej rzeczywistości. Ten silnik graficzny oferuje darmową licencję dla osób prywatnych, których przychód brutto nie przekracza miliona dolarów, małych firm, których roczny przychód brutto nie przekracza miliona dolarów oraz dla celów naukowych. W te ostatnie kryteria ten projekt się wpasowuje. </w:t>
+      </w:r>
+      <w:proofErr w:type="spellStart"/>
+      <w:r>
+        <w:t>Unreal</w:t>
+      </w:r>
+      <w:proofErr w:type="spellEnd"/>
+      <w:r>
+        <w:t xml:space="preserve"> Engine 5 to piąta iteracja silnika graficznego </w:t>
+      </w:r>
+      <w:proofErr w:type="spellStart"/>
+      <w:r>
+        <w:t>Unreal</w:t>
+      </w:r>
+      <w:proofErr w:type="spellEnd"/>
+      <w:r>
+        <w:t xml:space="preserve"> Engine wypuszczony przez </w:t>
+      </w:r>
+      <w:proofErr w:type="spellStart"/>
+      <w:r>
+        <w:t>Epic</w:t>
+      </w:r>
+      <w:proofErr w:type="spellEnd"/>
+      <w:r>
+        <w:t xml:space="preserve"> Games Inc. Jest on jednym z najpopularniejszych środowisk do tworzenie gier wideo, ale i również tworzenia wizualizacji. Jednym z głównych cech jest możliwość tworzenia zaawansowanej grafiki, bez większej znajomości programowania. Natomiast jest możliwe projektowanie systemów z wykorzystaniem języka C++. </w:t>
+      </w:r>
+      <w:r>
+        <w:t xml:space="preserve">Jednakże w tym projekcie postanowiłem zastosować podejście no </w:t>
+      </w:r>
+      <w:proofErr w:type="spellStart"/>
+      <w:r>
+        <w:t>code</w:t>
+      </w:r>
+      <w:proofErr w:type="spellEnd"/>
+      <w:r>
+        <w:t xml:space="preserve">. To konkretne podejście umożliwia tworzenie całych aplikacji bez znajomości programowania. Wszystko polega tworzeniu logiki systemu za pomocą wcześniej przygotowanych bloków. </w:t>
+      </w:r>
+      <w:proofErr w:type="spellStart"/>
+      <w:r>
+        <w:t>Unreal</w:t>
+      </w:r>
+      <w:proofErr w:type="spellEnd"/>
+      <w:r>
+        <w:t xml:space="preserve"> Engine 5 wspiera oraz zaleca takie podejście. Cały proces tworzenia aplikacji u podstaw stoi na koncepcie </w:t>
+      </w:r>
+      <w:proofErr w:type="spellStart"/>
+      <w:r>
+        <w:t>blueprintów</w:t>
+      </w:r>
+      <w:proofErr w:type="spellEnd"/>
+      <w:r>
+        <w:t xml:space="preserve">. Można je porównać do klas w klasycznym programowaniu. </w:t>
+      </w:r>
+    </w:p>
+    <w:p>
+      <w:pPr>
+        <w:pStyle w:val="Praca"/>
+        <w:jc w:val="center"/>
+      </w:pPr>
+      <w:r>
+        <w:drawing>
+          <wp:inline distT="0" distB="0" distL="0" distR="0" wp14:anchorId="6D6B4DAA" wp14:editId="488F5417">
+            <wp:extent cx="1924319" cy="1724266"/>
+            <wp:effectExtent l="0" t="0" r="0" b="9525"/>
+            <wp:docPr id="864733439" name="Obraz 1"/>
+            <wp:cNvGraphicFramePr>
+              <a:graphicFrameLocks xmlns:a="http://schemas.openxmlformats.org/drawingml/2006/main" noChangeAspect="1"/>
+            </wp:cNvGraphicFramePr>
+            <a:graphic xmlns:a="http://schemas.openxmlformats.org/drawingml/2006/main">
+              <a:graphicData uri="http://schemas.openxmlformats.org/drawingml/2006/picture">
+                <pic:pic xmlns:pic="http://schemas.openxmlformats.org/drawingml/2006/picture">
+                  <pic:nvPicPr>
+                    <pic:cNvPr id="864733439" name=""/>
+                    <pic:cNvPicPr/>
+                  </pic:nvPicPr>
+                  <pic:blipFill>
+                    <a:blip r:embed="rId29"/>
+                    <a:stretch>
+                      <a:fillRect/>
+                    </a:stretch>
+                  </pic:blipFill>
+                  <pic:spPr>
+                    <a:xfrm>
+                      <a:off x="0" y="0"/>
+                      <a:ext cx="1924319" cy="1724266"/>
+                    </a:xfrm>
+                    <a:prstGeom prst="rect">
+                      <a:avLst/>
+                    </a:prstGeom>
+                  </pic:spPr>
+                </pic:pic>
+              </a:graphicData>
+            </a:graphic>
+          </wp:inline>
+        </w:drawing>
+      </w:r>
+    </w:p>
+    <w:p>
+      <w:pPr>
+        <w:pStyle w:val="Praca"/>
+        <w:jc w:val="center"/>
+      </w:pPr>
+      <w:r>
+        <w:t xml:space="preserve">Rys. 2.1 Przykładowe typy </w:t>
+      </w:r>
+      <w:proofErr w:type="spellStart"/>
+      <w:r>
+        <w:t>blueprint</w:t>
+      </w:r>
+      <w:proofErr w:type="spellEnd"/>
+    </w:p>
+    <w:p>
+      <w:pPr>
+        <w:pStyle w:val="Praca"/>
+      </w:pPr>
+      <w:proofErr w:type="spellStart"/>
+      <w:r>
+        <w:t>Blueprinty</w:t>
+      </w:r>
+      <w:proofErr w:type="spellEnd"/>
+      <w:r>
+        <w:t xml:space="preserve"> reprezentują pojedyncze aspekty systemu lub jeden obiekt w przestrzeni 3D. W zależności od jakiej klasy </w:t>
+      </w:r>
+      <w:proofErr w:type="spellStart"/>
+      <w:r>
+        <w:t>blueprint</w:t>
+      </w:r>
+      <w:proofErr w:type="spellEnd"/>
+      <w:r>
+        <w:t xml:space="preserve"> dziedziczy, taka będzie jego funkcjonalność.</w:t>
+      </w:r>
+    </w:p>
+    <w:p>
+      <w:pPr>
+        <w:pStyle w:val="Praca"/>
+        <w:jc w:val="center"/>
+      </w:pPr>
+      <w:r>
+        <w:lastRenderedPageBreak/>
+        <w:drawing>
+          <wp:inline distT="0" distB="0" distL="0" distR="0" wp14:anchorId="6079BC5B" wp14:editId="688057D8">
+            <wp:extent cx="3619500" cy="4077138"/>
+            <wp:effectExtent l="0" t="0" r="0" b="0"/>
+            <wp:docPr id="1465118136" name="Obraz 1"/>
+            <wp:cNvGraphicFramePr>
+              <a:graphicFrameLocks xmlns:a="http://schemas.openxmlformats.org/drawingml/2006/main" noChangeAspect="1"/>
+            </wp:cNvGraphicFramePr>
+            <a:graphic xmlns:a="http://schemas.openxmlformats.org/drawingml/2006/main">
+              <a:graphicData uri="http://schemas.openxmlformats.org/drawingml/2006/picture">
+                <pic:pic xmlns:pic="http://schemas.openxmlformats.org/drawingml/2006/picture">
+                  <pic:nvPicPr>
+                    <pic:cNvPr id="1465118136" name=""/>
+                    <pic:cNvPicPr/>
+                  </pic:nvPicPr>
+                  <pic:blipFill>
+                    <a:blip r:embed="rId30"/>
+                    <a:stretch>
+                      <a:fillRect/>
+                    </a:stretch>
+                  </pic:blipFill>
+                  <pic:spPr>
+                    <a:xfrm>
+                      <a:off x="0" y="0"/>
+                      <a:ext cx="3623945" cy="4082145"/>
+                    </a:xfrm>
+                    <a:prstGeom prst="rect">
+                      <a:avLst/>
+                    </a:prstGeom>
+                  </pic:spPr>
+                </pic:pic>
+              </a:graphicData>
+            </a:graphic>
+          </wp:inline>
+        </w:drawing>
+      </w:r>
+    </w:p>
+    <w:p>
+      <w:pPr>
+        <w:pStyle w:val="Praca"/>
+        <w:jc w:val="center"/>
+      </w:pPr>
+      <w:r>
+        <w:t xml:space="preserve">Rys. 2.2 Tworzenie </w:t>
+      </w:r>
+      <w:proofErr w:type="spellStart"/>
+      <w:r>
+        <w:t>blueprint</w:t>
+      </w:r>
+      <w:proofErr w:type="spellEnd"/>
+    </w:p>
+    <w:p>
+      <w:pPr>
+        <w:pStyle w:val="Praca"/>
+      </w:pPr>
+      <w:r>
+        <w:t xml:space="preserve">Na potrzeby tego projektu można wyróżnić trzy podstawowe klasy dziedziczne: </w:t>
+      </w:r>
+      <w:proofErr w:type="spellStart"/>
+      <w:r>
+        <w:t>Actor</w:t>
+      </w:r>
+      <w:proofErr w:type="spellEnd"/>
+      <w:r>
+        <w:t xml:space="preserve">, </w:t>
+      </w:r>
+      <w:proofErr w:type="spellStart"/>
+      <w:r>
+        <w:t>Pawn</w:t>
+      </w:r>
+      <w:proofErr w:type="spellEnd"/>
+      <w:r>
+        <w:t xml:space="preserve"> oraz </w:t>
+      </w:r>
+      <w:proofErr w:type="spellStart"/>
+      <w:r>
+        <w:t>Actor</w:t>
+      </w:r>
+      <w:proofErr w:type="spellEnd"/>
+      <w:r>
+        <w:t xml:space="preserve"> Component. </w:t>
+      </w:r>
+      <w:proofErr w:type="spellStart"/>
+      <w:r>
+        <w:t>Blueprinty</w:t>
+      </w:r>
+      <w:proofErr w:type="spellEnd"/>
+      <w:r>
+        <w:t xml:space="preserve"> typu </w:t>
+      </w:r>
+      <w:proofErr w:type="spellStart"/>
+      <w:r>
+        <w:t>actor</w:t>
+      </w:r>
+      <w:proofErr w:type="spellEnd"/>
+      <w:r>
+        <w:t xml:space="preserve"> to obiekty, które można postawić w przestrzeni 3D. Typ </w:t>
+      </w:r>
+      <w:proofErr w:type="spellStart"/>
+      <w:r>
+        <w:t>Pawn</w:t>
+      </w:r>
+      <w:proofErr w:type="spellEnd"/>
+      <w:r>
+        <w:t xml:space="preserve"> jest obiektem sterowanym przez użytkownika. Wszystkie reakcje u niego są interpretowane przez typ </w:t>
+      </w:r>
+      <w:proofErr w:type="spellStart"/>
+      <w:r>
+        <w:t>Pawn</w:t>
+      </w:r>
+      <w:proofErr w:type="spellEnd"/>
+      <w:r>
+        <w:t xml:space="preserve">, co ważne, że ty </w:t>
+      </w:r>
+      <w:proofErr w:type="spellStart"/>
+      <w:r>
+        <w:t>Pawn</w:t>
+      </w:r>
+      <w:proofErr w:type="spellEnd"/>
+      <w:r>
+        <w:t xml:space="preserve"> sam dziedziczy od typu </w:t>
+      </w:r>
+      <w:proofErr w:type="spellStart"/>
+      <w:r>
+        <w:t>actor</w:t>
+      </w:r>
+      <w:proofErr w:type="spellEnd"/>
+      <w:r>
+        <w:t xml:space="preserve">. </w:t>
+      </w:r>
+      <w:proofErr w:type="spellStart"/>
+      <w:r>
+        <w:t>Actor</w:t>
+      </w:r>
+      <w:proofErr w:type="spellEnd"/>
+      <w:r>
+        <w:t xml:space="preserve"> Component nie jest samodzielnym obiektem, a raczej można go porównać do interfejsu. Można go przyczepić do dowolnego obiektu i w ten sposób wzbogacić funkcjonalność </w:t>
+      </w:r>
+      <w:proofErr w:type="spellStart"/>
+      <w:r>
+        <w:t>blueprintu</w:t>
+      </w:r>
+      <w:proofErr w:type="spellEnd"/>
+      <w:r>
+        <w:t xml:space="preserve"> typu </w:t>
+      </w:r>
+      <w:proofErr w:type="spellStart"/>
+      <w:r>
+        <w:t>actor</w:t>
+      </w:r>
+      <w:proofErr w:type="spellEnd"/>
+      <w:r>
+        <w:t xml:space="preserve">. Wartym wspomnienia typem jest Game </w:t>
+      </w:r>
+      <w:proofErr w:type="spellStart"/>
+      <w:r>
+        <w:t>Mode</w:t>
+      </w:r>
+      <w:proofErr w:type="spellEnd"/>
+      <w:r>
+        <w:t xml:space="preserve"> Base. W teorii on powinien zawierać całą logikę projektu oraz charakteryzować sposób użytkowania. Jednakże domyślne ustawienia wystarczają na potrzeby projektu. </w:t>
+      </w:r>
+      <w:r>
+        <w:t xml:space="preserve">Tak jak było wspomniane </w:t>
+      </w:r>
+      <w:proofErr w:type="spellStart"/>
+      <w:r>
+        <w:t>blueprint</w:t>
+      </w:r>
+      <w:proofErr w:type="spellEnd"/>
+      <w:r>
+        <w:t xml:space="preserve"> można porównać do tradycyjnej klasy. Można tworzyć zmienne określonego typu: </w:t>
+      </w:r>
+      <w:proofErr w:type="spellStart"/>
+      <w:r>
+        <w:t>Int</w:t>
+      </w:r>
+      <w:proofErr w:type="spellEnd"/>
+      <w:r>
+        <w:t xml:space="preserve">, </w:t>
+      </w:r>
+      <w:proofErr w:type="spellStart"/>
+      <w:r>
+        <w:t>Float</w:t>
+      </w:r>
+      <w:proofErr w:type="spellEnd"/>
+      <w:r>
+        <w:t xml:space="preserve">, String, ale też innych </w:t>
+      </w:r>
+      <w:proofErr w:type="spellStart"/>
+      <w:r>
+        <w:t>blueprintów</w:t>
+      </w:r>
+      <w:proofErr w:type="spellEnd"/>
+      <w:r>
+        <w:t xml:space="preserve">. Każdy </w:t>
+      </w:r>
+      <w:proofErr w:type="spellStart"/>
+      <w:r>
+        <w:t>blueprint</w:t>
+      </w:r>
+      <w:proofErr w:type="spellEnd"/>
+      <w:r>
+        <w:t xml:space="preserve"> </w:t>
+      </w:r>
+      <w:proofErr w:type="spellStart"/>
+      <w:r>
+        <w:t>zawiea</w:t>
+      </w:r>
+      <w:proofErr w:type="spellEnd"/>
+      <w:r>
+        <w:t xml:space="preserve"> w sobie odpowiednik funkcji </w:t>
+      </w:r>
+      <w:proofErr w:type="spellStart"/>
+      <w:r>
+        <w:t>main</w:t>
+      </w:r>
+      <w:proofErr w:type="spellEnd"/>
+      <w:r>
+        <w:t xml:space="preserve">. W edytorze nazywa się to Event </w:t>
+      </w:r>
+      <w:proofErr w:type="spellStart"/>
+      <w:r>
+        <w:t>Graph</w:t>
+      </w:r>
+      <w:proofErr w:type="spellEnd"/>
+      <w:r>
+        <w:t>.</w:t>
+      </w:r>
+      <w:r>
+        <w:t xml:space="preserve"> </w:t>
+      </w:r>
+    </w:p>
+    <w:p>
+      <w:pPr>
+        <w:pStyle w:val="Praca"/>
+      </w:pPr>
+    </w:p>
+    <w:p>
+      <w:pPr>
+        <w:pStyle w:val="Praca"/>
+      </w:pPr>
+    </w:p>
+    <w:p>
+      <w:pPr>
+        <w:pStyle w:val="Praca"/>
+      </w:pPr>
+    </w:p>
+    <w:p>
+      <w:pPr>
+        <w:pStyle w:val="Praca"/>
+        <w:jc w:val="center"/>
+      </w:pPr>
+      <w:r>
+        <w:lastRenderedPageBreak/>
+        <w:drawing>
+          <wp:inline distT="0" distB="0" distL="0" distR="0" wp14:anchorId="5176541B" wp14:editId="49E20FA6">
+            <wp:extent cx="4838700" cy="3388246"/>
+            <wp:effectExtent l="0" t="0" r="0" b="3175"/>
+            <wp:docPr id="1091460951" name="Obraz 1"/>
+            <wp:cNvGraphicFramePr>
+              <a:graphicFrameLocks xmlns:a="http://schemas.openxmlformats.org/drawingml/2006/main" noChangeAspect="1"/>
+            </wp:cNvGraphicFramePr>
+            <a:graphic xmlns:a="http://schemas.openxmlformats.org/drawingml/2006/main">
+              <a:graphicData uri="http://schemas.openxmlformats.org/drawingml/2006/picture">
+                <pic:pic xmlns:pic="http://schemas.openxmlformats.org/drawingml/2006/picture">
+                  <pic:nvPicPr>
+                    <pic:cNvPr id="1091460951" name=""/>
+                    <pic:cNvPicPr/>
+                  </pic:nvPicPr>
+                  <pic:blipFill>
+                    <a:blip r:embed="rId31"/>
+                    <a:stretch>
+                      <a:fillRect/>
+                    </a:stretch>
+                  </pic:blipFill>
+                  <pic:spPr>
+                    <a:xfrm>
+                      <a:off x="0" y="0"/>
+                      <a:ext cx="4846681" cy="3393835"/>
+                    </a:xfrm>
+                    <a:prstGeom prst="rect">
+                      <a:avLst/>
+                    </a:prstGeom>
+                  </pic:spPr>
+                </pic:pic>
+              </a:graphicData>
+            </a:graphic>
+          </wp:inline>
+        </w:drawing>
+      </w:r>
+    </w:p>
+    <w:p>
+      <w:pPr>
+        <w:pStyle w:val="Praca"/>
+        <w:jc w:val="center"/>
+      </w:pPr>
+      <w:r>
+        <w:t xml:space="preserve">Rys. 2.3 Event </w:t>
+      </w:r>
+      <w:proofErr w:type="spellStart"/>
+      <w:r>
+        <w:t>Graph</w:t>
+      </w:r>
+      <w:proofErr w:type="spellEnd"/>
+    </w:p>
+    <w:p>
+      <w:pPr>
+        <w:pStyle w:val="Praca"/>
         <w:ind w:firstLine="708"/>
       </w:pPr>
       <w:r>
-        <w:t>Omówić UE5 oraz no code</w:t>
-      </w:r>
-    </w:p>
-    <w:p>
-      <w:pPr>
-        <w:pStyle w:val="Praca"/>
-        <w:ind w:firstLine="708"/>
-      </w:pPr>
-      <w:r>
         <w:t>Założenia i funkcjonalność aplikacji</w:t>
       </w:r>
     </w:p>
@@ -5480,8 +7290,13 @@
         <w:pStyle w:val="Nagwek2"/>
       </w:pPr>
       <w:bookmarkStart w:id="7" w:name="_Toc213483049"/>
-      <w:r>
-        <w:t>2.3  Część Praktyczna</w:t>
+      <w:proofErr w:type="gramStart"/>
+      <w:r>
+        <w:t>2.3  Część</w:t>
+      </w:r>
+      <w:proofErr w:type="gramEnd"/>
+      <w:r>
+        <w:t xml:space="preserve"> Praktyczna</w:t>
       </w:r>
       <w:bookmarkEnd w:id="7"/>
     </w:p>
@@ -5491,8 +7306,8 @@
       </w:pPr>
     </w:p>
     <w:sectPr>
-      <w:footerReference w:type="even" r:id="rId29"/>
-      <w:footerReference w:type="default" r:id="rId30"/>
+      <w:footerReference w:type="even" r:id="rId32"/>
+      <w:footerReference w:type="default" r:id="rId33"/>
       <w:pgSz w:w="11906" w:h="16838"/>
       <w:pgMar w:top="1134" w:right="1134" w:bottom="1134" w:left="1985" w:header="709" w:footer="709" w:gutter="0"/>
       <w:pgNumType w:start="3"/>
@@ -6389,6 +8204,7 @@
   <w:style w:type="character" w:default="1" w:styleId="Domylnaczcionkaakapitu">
     <w:name w:val="Default Paragraph Font"/>
     <w:uiPriority w:val="1"/>
+    <w:semiHidden/>
     <w:unhideWhenUsed/>
   </w:style>
   <w:style w:type="table" w:default="1" w:styleId="Standardowy">

--- a/z6-pwiisi-5-1.docx
+++ b/z6-pwiisi-5-1.docx
@@ -2917,7 +2917,7 @@
           <w:noProof/>
         </w:rPr>
         <w:drawing>
-          <wp:inline distT="0" distB="0" distL="0" distR="0" wp14:anchorId="29551183" wp14:editId="4AA94D63">
+          <wp:inline distT="0" distB="0" distL="0" distR="0" wp14:anchorId="29551183" wp14:editId="62D5A8AA">
             <wp:extent cx="5579745" cy="2606040"/>
             <wp:effectExtent l="0" t="0" r="1905" b="3810"/>
             <wp:docPr id="450891158" name="Obraz 6" descr="undefined"/>
@@ -6891,6 +6891,9 @@
         <w:jc w:val="center"/>
       </w:pPr>
       <w:r>
+        <w:rPr>
+          <w:noProof/>
+        </w:rPr>
         <w:drawing>
           <wp:inline distT="0" distB="0" distL="0" distR="0" wp14:anchorId="6D6B4DAA" wp14:editId="488F5417">
             <wp:extent cx="1924319" cy="1724266"/>
@@ -6969,6 +6972,9 @@
         <w:jc w:val="center"/>
       </w:pPr>
       <w:r>
+        <w:rPr>
+          <w:noProof/>
+        </w:rPr>
         <w:lastRenderedPageBreak/>
         <w:drawing>
           <wp:inline distT="0" distB="0" distL="0" distR="0" wp14:anchorId="6079BC5B" wp14:editId="688057D8">
@@ -7221,15 +7227,14 @@
     <w:p>
       <w:pPr>
         <w:pStyle w:val="Praca"/>
-        <w:jc w:val="center"/>
       </w:pPr>
       <w:r>
         <w:lastRenderedPageBreak/>
         <w:drawing>
-          <wp:inline distT="0" distB="0" distL="0" distR="0" wp14:anchorId="5176541B" wp14:editId="49E20FA6">
-            <wp:extent cx="4838700" cy="3388246"/>
-            <wp:effectExtent l="0" t="0" r="0" b="3175"/>
-            <wp:docPr id="1091460951" name="Obraz 1"/>
+          <wp:inline distT="0" distB="0" distL="0" distR="0" wp14:anchorId="26CC59D5" wp14:editId="1ED8FF9F">
+            <wp:extent cx="5579745" cy="3007360"/>
+            <wp:effectExtent l="0" t="0" r="1905" b="2540"/>
+            <wp:docPr id="1591303877" name="Obraz 1"/>
             <wp:cNvGraphicFramePr>
               <a:graphicFrameLocks xmlns:a="http://schemas.openxmlformats.org/drawingml/2006/main" noChangeAspect="1"/>
             </wp:cNvGraphicFramePr>
@@ -7237,7 +7242,7 @@
               <a:graphicData uri="http://schemas.openxmlformats.org/drawingml/2006/picture">
                 <pic:pic xmlns:pic="http://schemas.openxmlformats.org/drawingml/2006/picture">
                   <pic:nvPicPr>
-                    <pic:cNvPr id="1091460951" name=""/>
+                    <pic:cNvPr id="1591303877" name=""/>
                     <pic:cNvPicPr/>
                   </pic:nvPicPr>
                   <pic:blipFill>
@@ -7249,7 +7254,7 @@
                   <pic:spPr>
                     <a:xfrm>
                       <a:off x="0" y="0"/>
-                      <a:ext cx="4846681" cy="3393835"/>
+                      <a:ext cx="5579745" cy="3007360"/>
                     </a:xfrm>
                     <a:prstGeom prst="rect">
                       <a:avLst/>
@@ -7268,13 +7273,245 @@
         <w:jc w:val="center"/>
       </w:pPr>
       <w:r>
-        <w:t xml:space="preserve">Rys. 2.3 Event </w:t>
-      </w:r>
-      <w:proofErr w:type="spellStart"/>
-      <w:r>
-        <w:t>Graph</w:t>
-      </w:r>
-      <w:proofErr w:type="spellEnd"/>
+        <w:t xml:space="preserve">Rys. 2.3 </w:t>
+      </w:r>
+      <w:r>
+        <w:t xml:space="preserve">Edytor </w:t>
+      </w:r>
+      <w:proofErr w:type="spellStart"/>
+      <w:r>
+        <w:t>Blueprint</w:t>
+      </w:r>
+      <w:proofErr w:type="spellEnd"/>
+    </w:p>
+    <w:p>
+      <w:pPr>
+        <w:pStyle w:val="Praca"/>
+      </w:pPr>
+      <w:r>
+        <w:t xml:space="preserve">Logikę systemu tworzy się za pomocą bloków o konkretnej funkcjonalności. Bloki reprezentują klasyczną funkcjonalność tradycyjnego kodu. Na </w:t>
+      </w:r>
+      <w:proofErr w:type="spellStart"/>
+      <w:r>
+        <w:t>Main</w:t>
+      </w:r>
+      <w:proofErr w:type="spellEnd"/>
+      <w:r>
+        <w:t xml:space="preserve"> </w:t>
+      </w:r>
+      <w:proofErr w:type="spellStart"/>
+      <w:r>
+        <w:t>Graphie</w:t>
+      </w:r>
+      <w:proofErr w:type="spellEnd"/>
+      <w:r>
+        <w:t xml:space="preserve"> widać trzy bloki </w:t>
+      </w:r>
+      <w:proofErr w:type="spellStart"/>
+      <w:r>
+        <w:t>eventowe</w:t>
+      </w:r>
+      <w:proofErr w:type="spellEnd"/>
+      <w:r>
+        <w:t xml:space="preserve">. Są one odpowiedzialne za uruchamianie kodu w konkretnej sytuacji. Domyślnie są trzy. </w:t>
+      </w:r>
+      <w:proofErr w:type="spellStart"/>
+      <w:r>
+        <w:t>Konstuktor</w:t>
+      </w:r>
+      <w:proofErr w:type="spellEnd"/>
+      <w:r>
+        <w:t xml:space="preserve">, Wykrycie kolizji oraz funkcja uruchamiana co każdy </w:t>
+      </w:r>
+      <w:proofErr w:type="spellStart"/>
+      <w:r>
+        <w:t>tick</w:t>
+      </w:r>
+      <w:proofErr w:type="spellEnd"/>
+      <w:r>
+        <w:t xml:space="preserve">, czyli co określony czas. Można też tworzyć własne bloki </w:t>
+      </w:r>
+      <w:proofErr w:type="spellStart"/>
+      <w:r>
+        <w:t>eventowe</w:t>
+      </w:r>
+      <w:proofErr w:type="spellEnd"/>
+      <w:r>
+        <w:t>, które mogą służyć jako punkt końcowy dla innych aktorów. W głównej mierze jednak to są funkcje.</w:t>
+      </w:r>
+      <w:r>
+        <w:t xml:space="preserve"> Tak jak w tradycyjnej klasie można tworzyć własne zmienne o określonym typie.</w:t>
+      </w:r>
+    </w:p>
+    <w:p>
+      <w:pPr>
+        <w:pStyle w:val="Praca"/>
+        <w:jc w:val="center"/>
+      </w:pPr>
+      <w:r>
+        <w:drawing>
+          <wp:inline distT="0" distB="0" distL="0" distR="0" wp14:anchorId="6EDCBF31" wp14:editId="259FB8D5">
+            <wp:extent cx="2800741" cy="1609950"/>
+            <wp:effectExtent l="0" t="0" r="0" b="9525"/>
+            <wp:docPr id="112241231" name="Obraz 1"/>
+            <wp:cNvGraphicFramePr>
+              <a:graphicFrameLocks xmlns:a="http://schemas.openxmlformats.org/drawingml/2006/main" noChangeAspect="1"/>
+            </wp:cNvGraphicFramePr>
+            <a:graphic xmlns:a="http://schemas.openxmlformats.org/drawingml/2006/main">
+              <a:graphicData uri="http://schemas.openxmlformats.org/drawingml/2006/picture">
+                <pic:pic xmlns:pic="http://schemas.openxmlformats.org/drawingml/2006/picture">
+                  <pic:nvPicPr>
+                    <pic:cNvPr id="112241231" name=""/>
+                    <pic:cNvPicPr/>
+                  </pic:nvPicPr>
+                  <pic:blipFill>
+                    <a:blip r:embed="rId32"/>
+                    <a:stretch>
+                      <a:fillRect/>
+                    </a:stretch>
+                  </pic:blipFill>
+                  <pic:spPr>
+                    <a:xfrm>
+                      <a:off x="0" y="0"/>
+                      <a:ext cx="2800741" cy="1609950"/>
+                    </a:xfrm>
+                    <a:prstGeom prst="rect">
+                      <a:avLst/>
+                    </a:prstGeom>
+                  </pic:spPr>
+                </pic:pic>
+              </a:graphicData>
+            </a:graphic>
+          </wp:inline>
+        </w:drawing>
+      </w:r>
+    </w:p>
+    <w:p>
+      <w:pPr>
+        <w:pStyle w:val="Praca"/>
+        <w:jc w:val="center"/>
+      </w:pPr>
+      <w:r>
+        <w:t>Rys. 2.</w:t>
+      </w:r>
+      <w:r>
+        <w:t>4</w:t>
+      </w:r>
+      <w:r>
+        <w:t xml:space="preserve"> </w:t>
+      </w:r>
+      <w:r>
+        <w:t>zmienne</w:t>
+      </w:r>
+    </w:p>
+    <w:p>
+      <w:pPr>
+        <w:pStyle w:val="Praca"/>
+      </w:pPr>
+      <w:r>
+        <w:t xml:space="preserve">Zmienne mogą być jednym z prymitywnych typów lub być odwołanie do innego </w:t>
+      </w:r>
+      <w:proofErr w:type="spellStart"/>
+      <w:r>
+        <w:t>blueprinta</w:t>
+      </w:r>
+      <w:proofErr w:type="spellEnd"/>
+      <w:r>
+        <w:t xml:space="preserve">. Można do nich przypisać wartość domyślną oraz ustawić jaką formą zmiennej ma być: pojedyncza, tablica, mapa, zbiór. </w:t>
+      </w:r>
+      <w:r>
+        <w:t>Do zmiennej można przypisać wartość lub ją odczytać.</w:t>
+      </w:r>
+    </w:p>
+    <w:p>
+      <w:pPr>
+        <w:pStyle w:val="Praca"/>
+      </w:pPr>
+    </w:p>
+    <w:p>
+      <w:pPr>
+        <w:pStyle w:val="Praca"/>
+        <w:jc w:val="center"/>
+      </w:pPr>
+      <w:r>
+        <w:lastRenderedPageBreak/>
+        <w:drawing>
+          <wp:inline distT="0" distB="0" distL="0" distR="0" wp14:anchorId="6EA45392" wp14:editId="7ED7F821">
+            <wp:extent cx="4451230" cy="1815040"/>
+            <wp:effectExtent l="0" t="0" r="6985" b="0"/>
+            <wp:docPr id="2108657236" name="Obraz 1"/>
+            <wp:cNvGraphicFramePr>
+              <a:graphicFrameLocks xmlns:a="http://schemas.openxmlformats.org/drawingml/2006/main" noChangeAspect="1"/>
+            </wp:cNvGraphicFramePr>
+            <a:graphic xmlns:a="http://schemas.openxmlformats.org/drawingml/2006/main">
+              <a:graphicData uri="http://schemas.openxmlformats.org/drawingml/2006/picture">
+                <pic:pic xmlns:pic="http://schemas.openxmlformats.org/drawingml/2006/picture">
+                  <pic:nvPicPr>
+                    <pic:cNvPr id="2108657236" name=""/>
+                    <pic:cNvPicPr/>
+                  </pic:nvPicPr>
+                  <pic:blipFill>
+                    <a:blip r:embed="rId33"/>
+                    <a:stretch>
+                      <a:fillRect/>
+                    </a:stretch>
+                  </pic:blipFill>
+                  <pic:spPr>
+                    <a:xfrm>
+                      <a:off x="0" y="0"/>
+                      <a:ext cx="4458257" cy="1817905"/>
+                    </a:xfrm>
+                    <a:prstGeom prst="rect">
+                      <a:avLst/>
+                    </a:prstGeom>
+                  </pic:spPr>
+                </pic:pic>
+              </a:graphicData>
+            </a:graphic>
+          </wp:inline>
+        </w:drawing>
+      </w:r>
+    </w:p>
+    <w:p>
+      <w:pPr>
+        <w:pStyle w:val="Praca"/>
+        <w:jc w:val="center"/>
+      </w:pPr>
+      <w:r>
+        <w:t>Rys. 2.</w:t>
+      </w:r>
+      <w:r>
+        <w:t>5</w:t>
+      </w:r>
+      <w:r>
+        <w:t xml:space="preserve"> </w:t>
+      </w:r>
+      <w:r>
+        <w:t>Przypisanie i odczytanie zmiennej</w:t>
+      </w:r>
+    </w:p>
+    <w:p>
+      <w:pPr>
+        <w:pStyle w:val="Praca"/>
+      </w:pPr>
+    </w:p>
+    <w:p>
+      <w:pPr>
+        <w:pStyle w:val="Praca"/>
+        <w:jc w:val="center"/>
+      </w:pPr>
+    </w:p>
+    <w:p>
+      <w:pPr>
+        <w:pStyle w:val="Praca"/>
+        <w:jc w:val="center"/>
+      </w:pPr>
+    </w:p>
+    <w:p>
+      <w:pPr>
+        <w:pStyle w:val="Praca"/>
+        <w:jc w:val="center"/>
+      </w:pPr>
     </w:p>
     <w:p>
       <w:pPr>
@@ -7306,8 +7543,8 @@
       </w:pPr>
     </w:p>
     <w:sectPr>
-      <w:footerReference w:type="even" r:id="rId32"/>
-      <w:footerReference w:type="default" r:id="rId33"/>
+      <w:footerReference w:type="even" r:id="rId34"/>
+      <w:footerReference w:type="default" r:id="rId35"/>
       <w:pgSz w:w="11906" w:h="16838"/>
       <w:pgMar w:top="1134" w:right="1134" w:bottom="1134" w:left="1985" w:header="709" w:footer="709" w:gutter="0"/>
       <w:pgNumType w:start="3"/>

--- a/z6-pwiisi-5-1.docx
+++ b/z6-pwiisi-5-1.docx
@@ -161,107 +161,7 @@
           <w:sz w:val="32"/>
           <w:szCs w:val="32"/>
         </w:rPr>
-        <w:t xml:space="preserve">Interior </w:t>
-      </w:r>
-      <w:proofErr w:type="spellStart"/>
-      <w:r>
-        <w:rPr>
-          <w:rFonts w:ascii="Arial" w:hAnsi="Arial" w:cs="Arial"/>
-          <w:i/>
-          <w:sz w:val="32"/>
-          <w:szCs w:val="32"/>
-        </w:rPr>
-        <w:t>decoration</w:t>
-      </w:r>
-      <w:proofErr w:type="spellEnd"/>
-      <w:r>
-        <w:rPr>
-          <w:rFonts w:ascii="Arial" w:hAnsi="Arial" w:cs="Arial"/>
-          <w:i/>
-          <w:sz w:val="32"/>
-          <w:szCs w:val="32"/>
-        </w:rPr>
-        <w:t xml:space="preserve"> system </w:t>
-      </w:r>
-      <w:proofErr w:type="spellStart"/>
-      <w:r>
-        <w:rPr>
-          <w:rFonts w:ascii="Arial" w:hAnsi="Arial" w:cs="Arial"/>
-          <w:i/>
-          <w:sz w:val="32"/>
-          <w:szCs w:val="32"/>
-        </w:rPr>
-        <w:t>using</w:t>
-      </w:r>
-      <w:proofErr w:type="spellEnd"/>
-      <w:r>
-        <w:rPr>
-          <w:rFonts w:ascii="Arial" w:hAnsi="Arial" w:cs="Arial"/>
-          <w:i/>
-          <w:sz w:val="32"/>
-          <w:szCs w:val="32"/>
-        </w:rPr>
-        <w:t xml:space="preserve"> </w:t>
-      </w:r>
-      <w:proofErr w:type="spellStart"/>
-      <w:r>
-        <w:rPr>
-          <w:rFonts w:ascii="Arial" w:hAnsi="Arial" w:cs="Arial"/>
-          <w:i/>
-          <w:sz w:val="32"/>
-          <w:szCs w:val="32"/>
-        </w:rPr>
-        <w:t>virtual</w:t>
-      </w:r>
-      <w:proofErr w:type="spellEnd"/>
-      <w:r>
-        <w:rPr>
-          <w:rFonts w:ascii="Arial" w:hAnsi="Arial" w:cs="Arial"/>
-          <w:i/>
-          <w:sz w:val="32"/>
-          <w:szCs w:val="32"/>
-        </w:rPr>
-        <w:t xml:space="preserve"> </w:t>
-      </w:r>
-      <w:proofErr w:type="spellStart"/>
-      <w:r>
-        <w:rPr>
-          <w:rFonts w:ascii="Arial" w:hAnsi="Arial" w:cs="Arial"/>
-          <w:i/>
-          <w:sz w:val="32"/>
-          <w:szCs w:val="32"/>
-        </w:rPr>
-        <w:t>reality</w:t>
-      </w:r>
-      <w:proofErr w:type="spellEnd"/>
-      <w:r>
-        <w:rPr>
-          <w:rFonts w:ascii="Arial" w:hAnsi="Arial" w:cs="Arial"/>
-          <w:i/>
-          <w:sz w:val="32"/>
-          <w:szCs w:val="32"/>
-        </w:rPr>
-        <w:t xml:space="preserve"> </w:t>
-      </w:r>
-      <w:proofErr w:type="spellStart"/>
-      <w:r>
-        <w:rPr>
-          <w:rFonts w:ascii="Arial" w:hAnsi="Arial" w:cs="Arial"/>
-          <w:i/>
-          <w:sz w:val="32"/>
-          <w:szCs w:val="32"/>
-        </w:rPr>
-        <w:t>technology</w:t>
-      </w:r>
-      <w:proofErr w:type="spellEnd"/>
-      <w:r>
-        <w:rPr>
-          <w:rFonts w:ascii="Arial" w:hAnsi="Arial" w:cs="Arial"/>
-          <w:i/>
-          <w:sz w:val="32"/>
-          <w:szCs w:val="32"/>
-        </w:rPr>
-        <w:t xml:space="preserve"> (VR)</w:t>
+        <w:t>Interior decoration system using virtual reality technology (VR)</w:t>
       </w:r>
     </w:p>
     <w:p>
@@ -290,18 +190,8 @@
           <w:sz w:val="28"/>
           <w:szCs w:val="28"/>
         </w:rPr>
-        <w:t xml:space="preserve">Andrzej </w:t>
-      </w:r>
-      <w:proofErr w:type="spellStart"/>
-      <w:r>
-        <w:rPr>
-          <w:rFonts w:ascii="Arial" w:hAnsi="Arial" w:cs="Arial"/>
-          <w:sz w:val="28"/>
-          <w:szCs w:val="28"/>
-        </w:rPr>
-        <w:t>Paruch</w:t>
-      </w:r>
-      <w:proofErr w:type="spellEnd"/>
+        <w:t>Andrzej Paruch</w:t>
+      </w:r>
     </w:p>
     <w:p>
       <w:pPr>
@@ -1223,15 +1113,7 @@
       </w:pPr>
       <w:r>
         <w:tab/>
-        <w:t xml:space="preserve">Jedną z podstawowych rzeczy jaką trzeba wykonać podczas planowania dekoracji wnętrza jest jej wizualizacja. Stworzenie wirtualnego środowiska, gdzie można zobaczyć jak będzie wyglądać przeszły dom lub pokój. W dobie </w:t>
-      </w:r>
-      <w:proofErr w:type="spellStart"/>
-      <w:r>
-        <w:t>internetu</w:t>
-      </w:r>
-      <w:proofErr w:type="spellEnd"/>
-      <w:r>
-        <w:t xml:space="preserve"> oraz komputerów człowiek ma dostęp do różnego rodzaju oprogramowania, które ma mu służyć jako pomoc w projektowaniu wnętrz. Jednak zawsze ta wizualizacja jest mało przejrzysta, bo to co widzimy to obrazek na ekranie komputera. Wygodniej by było wejść do tego wirtualnego świata i na własne oczy zobaczyć jak zaprojektowane pomieszczenie wygląda. Tu z pomocą przychodzi technologia wirtualnej rzeczywistości umożliwiająca wstąpić w cyfrowy świat.</w:t>
+        <w:t>Jedną z podstawowych rzeczy jaką trzeba wykonać podczas planowania dekoracji wnętrza jest jej wizualizacja. Stworzenie wirtualnego środowiska, gdzie można zobaczyć jak będzie wyglądać przeszły dom lub pokój. W dobie internetu oraz komputerów człowiek ma dostęp do różnego rodzaju oprogramowania, które ma mu służyć jako pomoc w projektowaniu wnętrz. Jednak zawsze ta wizualizacja jest mało przejrzysta, bo to co widzimy to obrazek na ekranie komputera. Wygodniej by było wejść do tego wirtualnego świata i na własne oczy zobaczyć jak zaprojektowane pomieszczenie wygląda. Tu z pomocą przychodzi technologia wirtualnej rzeczywistości umożliwiająca wstąpić w cyfrowy świat.</w:t>
       </w:r>
     </w:p>
     <w:p>
@@ -1507,7 +1389,6 @@
                 <w:szCs w:val="22"/>
               </w:rPr>
             </w:pPr>
-            <w:proofErr w:type="spellStart"/>
             <w:r>
               <w:rPr>
                 <w:sz w:val="22"/>
@@ -1515,7 +1396,6 @@
               </w:rPr>
               <w:t>Homestyler</w:t>
             </w:r>
-            <w:proofErr w:type="spellEnd"/>
           </w:p>
         </w:tc>
         <w:tc>
@@ -1602,23 +1482,7 @@
                 <w:sz w:val="22"/>
                 <w:szCs w:val="22"/>
               </w:rPr>
-              <w:t xml:space="preserve">Duża baza mebli, Konwertowanie </w:t>
-            </w:r>
-            <w:proofErr w:type="spellStart"/>
-            <w:r>
-              <w:rPr>
-                <w:sz w:val="22"/>
-                <w:szCs w:val="22"/>
-              </w:rPr>
-              <w:t>planow</w:t>
-            </w:r>
-            <w:proofErr w:type="spellEnd"/>
-            <w:r>
-              <w:rPr>
-                <w:sz w:val="22"/>
-                <w:szCs w:val="22"/>
-              </w:rPr>
-              <w:t xml:space="preserve"> 2D na 3D, Prezentacja VR, Moduł AI</w:t>
+              <w:t>Duża baza mebli, Konwertowanie planow 2D na 3D, Prezentacja VR, Moduł AI</w:t>
             </w:r>
           </w:p>
         </w:tc>
@@ -1640,21 +1504,12 @@
                 <w:szCs w:val="22"/>
               </w:rPr>
             </w:pPr>
-            <w:proofErr w:type="spellStart"/>
             <w:r>
               <w:rPr>
                 <w:sz w:val="22"/>
                 <w:szCs w:val="22"/>
               </w:rPr>
-              <w:t>Sweet</w:t>
-            </w:r>
-            <w:proofErr w:type="spellEnd"/>
-            <w:r>
-              <w:rPr>
-                <w:sz w:val="22"/>
-                <w:szCs w:val="22"/>
-              </w:rPr>
-              <w:t xml:space="preserve"> Home 3D</w:t>
+              <w:t>Sweet Home 3D</w:t>
             </w:r>
           </w:p>
         </w:tc>
@@ -1764,31 +1619,13 @@
                 <w:szCs w:val="22"/>
               </w:rPr>
             </w:pPr>
-            <w:proofErr w:type="spellStart"/>
             <w:r>
               <w:rPr>
                 <w:sz w:val="22"/>
                 <w:szCs w:val="22"/>
               </w:rPr>
-              <w:t>Sketch</w:t>
-            </w:r>
-            <w:proofErr w:type="spellEnd"/>
-            <w:r>
-              <w:rPr>
-                <w:sz w:val="22"/>
-                <w:szCs w:val="22"/>
-              </w:rPr>
-              <w:t xml:space="preserve"> </w:t>
-            </w:r>
-            <w:proofErr w:type="spellStart"/>
-            <w:r>
-              <w:rPr>
-                <w:sz w:val="22"/>
-                <w:szCs w:val="22"/>
-              </w:rPr>
-              <w:t>Up</w:t>
-            </w:r>
-            <w:proofErr w:type="spellEnd"/>
+              <w:t>Sketch Up</w:t>
+            </w:r>
           </w:p>
         </w:tc>
         <w:tc>
@@ -2019,33 +1856,35 @@
                 <w:szCs w:val="22"/>
               </w:rPr>
             </w:pPr>
-            <w:proofErr w:type="spellStart"/>
-            <w:proofErr w:type="gramStart"/>
             <w:r>
               <w:rPr>
                 <w:sz w:val="22"/>
                 <w:szCs w:val="22"/>
               </w:rPr>
-              <w:t>p.Con</w:t>
-            </w:r>
-            <w:proofErr w:type="spellEnd"/>
-            <w:proofErr w:type="gramEnd"/>
-            <w:r>
+              <w:t>p.Con planner</w:t>
+            </w:r>
+          </w:p>
+        </w:tc>
+        <w:tc>
+          <w:tcPr>
+            <w:tcW w:w="1790" w:type="dxa"/>
+          </w:tcPr>
+          <w:p>
+            <w:pPr>
+              <w:pStyle w:val="Praca"/>
+              <w:jc w:val="left"/>
               <w:rPr>
                 <w:sz w:val="22"/>
                 <w:szCs w:val="22"/>
               </w:rPr>
-              <w:t xml:space="preserve"> </w:t>
-            </w:r>
-            <w:proofErr w:type="spellStart"/>
+            </w:pPr>
             <w:r>
               <w:rPr>
                 <w:sz w:val="22"/>
                 <w:szCs w:val="22"/>
               </w:rPr>
-              <w:t>planner</w:t>
-            </w:r>
-            <w:proofErr w:type="spellEnd"/>
+              <w:t>Zakup Jednorazowy</w:t>
+            </w:r>
           </w:p>
         </w:tc>
         <w:tc>
@@ -2066,7 +1905,7 @@
                 <w:sz w:val="22"/>
                 <w:szCs w:val="22"/>
               </w:rPr>
-              <w:t>Zakup Jednorazowy</w:t>
+              <w:t>Darmowy/19 999 zl</w:t>
             </w:r>
           </w:p>
         </w:tc>
@@ -2088,59 +1927,28 @@
                 <w:sz w:val="22"/>
                 <w:szCs w:val="22"/>
               </w:rPr>
-              <w:t xml:space="preserve">Darmowy/19 999 </w:t>
-            </w:r>
-            <w:proofErr w:type="spellStart"/>
-            <w:r>
+              <w:t>Flat/VR</w:t>
+            </w:r>
+          </w:p>
+        </w:tc>
+        <w:tc>
+          <w:tcPr>
+            <w:tcW w:w="1790" w:type="dxa"/>
+          </w:tcPr>
+          <w:p>
+            <w:pPr>
+              <w:pStyle w:val="Praca"/>
+              <w:jc w:val="left"/>
               <w:rPr>
                 <w:sz w:val="22"/>
                 <w:szCs w:val="22"/>
               </w:rPr>
-              <w:t>zl</w:t>
-            </w:r>
-            <w:proofErr w:type="spellEnd"/>
-          </w:p>
-        </w:tc>
-        <w:tc>
-          <w:tcPr>
-            <w:tcW w:w="1790" w:type="dxa"/>
-          </w:tcPr>
-          <w:p>
-            <w:pPr>
-              <w:pStyle w:val="Praca"/>
-              <w:jc w:val="left"/>
+            </w:pPr>
+            <w:r>
               <w:rPr>
                 <w:sz w:val="22"/>
                 <w:szCs w:val="22"/>
               </w:rPr>
-            </w:pPr>
-            <w:r>
-              <w:rPr>
-                <w:sz w:val="22"/>
-                <w:szCs w:val="22"/>
-              </w:rPr>
-              <w:t>Flat/VR</w:t>
-            </w:r>
-          </w:p>
-        </w:tc>
-        <w:tc>
-          <w:tcPr>
-            <w:tcW w:w="1790" w:type="dxa"/>
-          </w:tcPr>
-          <w:p>
-            <w:pPr>
-              <w:pStyle w:val="Praca"/>
-              <w:jc w:val="left"/>
-              <w:rPr>
-                <w:sz w:val="22"/>
-                <w:szCs w:val="22"/>
-              </w:rPr>
-            </w:pPr>
-            <w:r>
-              <w:rPr>
-                <w:sz w:val="22"/>
-                <w:szCs w:val="22"/>
-              </w:rPr>
               <w:t>Baza gotowych modeli, Wtyczka VR</w:t>
             </w:r>
           </w:p>
@@ -2159,15 +1967,7 @@
       <w:bookmarkStart w:id="2" w:name="_Toc213483044"/>
       <w:r>
         <w:lastRenderedPageBreak/>
-        <w:t xml:space="preserve">Rozwiązania proponowane przez inne firmy często opierają się na opracowaniu planów 2D i późniejszym rozstawieniu mebli w przestrzeni trójwymiarowej. Oferują tworzenie </w:t>
-      </w:r>
-      <w:proofErr w:type="spellStart"/>
-      <w:r>
-        <w:t>renderów</w:t>
-      </w:r>
-      <w:proofErr w:type="spellEnd"/>
-      <w:r>
-        <w:t xml:space="preserve"> w wysokiej rozdzielczości, ale i również spacery po zaprojektowanych wnętrzach. Niektóre systemu nawet mają wtyczki pozwalające na zobaczenie pomieszczeń w wirtualnej rzeczywistości. Jednak sposób faktycznego projektowania jest praktycznie identyczny dla każdego z tych programów. To co je wyróżnia to oferowane usługi oraz przejrzystość interfejsu użytkownika. Jednakże nawet najprostsze oprogramowanie wymaga wstępnego zapoznania się ze środowiskiem. Nie jest to coś, co zachęca użytkowników, którzy chcą jednorazowo zaplanować swoje mieszkanie. Takie programy są dla ludzi, którzy zajmują się tą tematyką zawodowo lub hobbystycznie.</w:t>
+        <w:t>Rozwiązania proponowane przez inne firmy często opierają się na opracowaniu planów 2D i późniejszym rozstawieniu mebli w przestrzeni trójwymiarowej. Oferują tworzenie renderów w wysokiej rozdzielczości, ale i również spacery po zaprojektowanych wnętrzach. Niektóre systemu nawet mają wtyczki pozwalające na zobaczenie pomieszczeń w wirtualnej rzeczywistości. Jednak sposób faktycznego projektowania jest praktycznie identyczny dla każdego z tych programów. To co je wyróżnia to oferowane usługi oraz przejrzystość interfejsu użytkownika. Jednakże nawet najprostsze oprogramowanie wymaga wstępnego zapoznania się ze środowiskiem. Nie jest to coś, co zachęca użytkowników, którzy chcą jednorazowo zaplanować swoje mieszkanie. Takie programy są dla ludzi, którzy zajmują się tą tematyką zawodowo lub hobbystycznie.</w:t>
       </w:r>
       <w:r>
         <w:t xml:space="preserve"> </w:t>
@@ -2210,37 +2010,13 @@
         <w:t xml:space="preserve">Wirtualna rzeczywistość, w skrócie VR, symulacja doświadczenia prawdziwego świata przy pomocy technologii komputerowej. Ma ona symulować trójwymiarowy świat poprzez umieszczenie użytkownika wewnątrz niego. Jest to wykonywane poprzez odpowiednie gogle zakładane na głowę oraz różnego rodzaju kontrolery, które mają przechwytywać ruch użytkownika i przenosić do wirtualnego świata. Zamiast być obserwatorem tego co się dzieje na ekranie, użytkownik jest w pełni czynnym uczestnikiem tego. Wirtualna rzeczywistość ma za zadanie dać użytkownikowi najbardziej naturalne i intuicyjną interakcje z nim. </w:t>
       </w:r>
       <w:r>
-        <w:t xml:space="preserve">VR można </w:t>
-      </w:r>
-      <w:proofErr w:type="spellStart"/>
-      <w:r>
-        <w:t>łątwo</w:t>
-      </w:r>
-      <w:proofErr w:type="spellEnd"/>
-      <w:r>
-        <w:t xml:space="preserve"> pomylić z AR, MR, czy XR. AR to rozszerzona rzeczywistość, gdzie na realny świat są nakładane cyfrowe obiekty. W przeciwieństwie do VR to rozszerzona rzeczywistość całą swoją magię opiera na wzbogaceniu realnego świata, gdzie w przypadku wirtualnej rzeczywistości jest tworzony zupełnie osobny świat. Połączeniem tych dwóch technologii jest MR, czyli rzeczywistość mieszana. Tak jak w AR na realny świat są nakładane cyfrowe obiekty, ale można z nimi wejść w interakcje na poziomie VR. Można to określić jako bardziej interaktywny AR. XR jest terminem, który określa całe spektrum tych technologii. To co jest wspólnym czynnikiem XR jest danie użytkownikowi nowych doświadczeń rzeczywistości. Może się wydawać, że całe pojęcie XR jest dość nowe. Jednak pierwsze wzmianki o tym sięgają XIX wieku.</w:t>
+        <w:t>VR można łątwo pomylić z AR, MR, czy XR. AR to rozszerzona rzeczywistość, gdzie na realny świat są nakładane cyfrowe obiekty. W przeciwieństwie do VR to rozszerzona rzeczywistość całą swoją magię opiera na wzbogaceniu realnego świata, gdzie w przypadku wirtualnej rzeczywistości jest tworzony zupełnie osobny świat. Połączeniem tych dwóch technologii jest MR, czyli rzeczywistość mieszana. Tak jak w AR na realny świat są nakładane cyfrowe obiekty, ale można z nimi wejść w interakcje na poziomie VR. Można to określić jako bardziej interaktywny AR. XR jest terminem, który określa całe spektrum tych technologii. To co jest wspólnym czynnikiem XR jest danie użytkownikowi nowych doświadczeń rzeczywistości. Może się wydawać, że całe pojęcie XR jest dość nowe. Jednak pierwsze wzmianki o tym sięgają XIX wieku.</w:t>
       </w:r>
       <w:r>
         <w:t xml:space="preserve"> Choć nie można było mówić o VR samym w sobie, to koncept oszukania mózgu, że to co widzi jest </w:t>
       </w:r>
       <w:r>
-        <w:t xml:space="preserve">trójwymiarowe było z ludźmi od bardzo dawna. Jednym z pierwszych urządzeń, które miały imitować </w:t>
-      </w:r>
-      <w:proofErr w:type="spellStart"/>
-      <w:r>
-        <w:t>trójwymiar</w:t>
-      </w:r>
-      <w:proofErr w:type="spellEnd"/>
-      <w:r>
-        <w:t xml:space="preserve"> był stereoskop </w:t>
-      </w:r>
-      <w:proofErr w:type="spellStart"/>
-      <w:r>
-        <w:t>Wheatstone’a</w:t>
-      </w:r>
-      <w:proofErr w:type="spellEnd"/>
-      <w:r>
-        <w:t xml:space="preserve"> wynaleziony w 1838 roku. </w:t>
+        <w:t xml:space="preserve">trójwymiarowe było z ludźmi od bardzo dawna. Jednym z pierwszych urządzeń, które miały imitować trójwymiar był stereoskop Wheatstone’a wynaleziony w 1838 roku. </w:t>
       </w:r>
     </w:p>
     <w:p>
@@ -2313,13 +2089,8 @@
         <w:jc w:val="center"/>
       </w:pPr>
       <w:r>
-        <w:t xml:space="preserve">Rys. 1.1 Stereoskop </w:t>
-      </w:r>
-      <w:proofErr w:type="spellStart"/>
-      <w:r>
-        <w:t>Wheatstone’a</w:t>
-      </w:r>
-      <w:proofErr w:type="spellEnd"/>
+        <w:t>Rys. 1.1 Stereoskop Wheatstone’a</w:t>
+      </w:r>
     </w:p>
     <w:p>
       <w:pPr>
@@ -2336,15 +2107,7 @@
         <w:t>Urządzenie działało w prosty sposób. Naprzeciw sobie były ustawione dwa takie same obrazy. Pomiędzy nimi były lustra ustawione pod kątek 45 stopni względem obrazów. Obserwator mając założone szkła okularowe mógł obserwować trójwymiarowy obraz. To wszystko było iluzją polegająca na pokazaniu tego samego obrazu, ale pod innym kątem. Jedno oko widziało przedmiot inaczej niż drugie. Mózg to rejestrował i był oszukiwany, że widzi trójwymiarowy obiekt. Na tej zasadzie wszystkie urządzenia VR są oparte. Na iluzji obrazu 3D, poprzez wyświetlanie obrazu inaczej dla każdego oka. To jest tylko jeden zmysł, a co z pozostałymi? Technologia VR przecież polega na oszukiwaniu całego ciała, że znajduje się w wirtualnej przestrzeni. Na przestrzeni lat powstawało kilka urządzeń, które miały oszukiwać te zmysły. Przykładem są symulatory lotów w lat 30. ubiegłego wieku.</w:t>
       </w:r>
       <w:r>
-        <w:t xml:space="preserve"> Link </w:t>
-      </w:r>
-      <w:proofErr w:type="spellStart"/>
-      <w:r>
-        <w:t>trainer</w:t>
-      </w:r>
-      <w:proofErr w:type="spellEnd"/>
-      <w:r>
-        <w:t xml:space="preserve"> miał za zadanie symulować lot samolotem. W tym celu z dużą dokładnością odwzorowywał wskazania instrumentów lotniczych. W czasie II wojny światowej te oto symulatory wytrenowały ponad 500 000 pilotów.</w:t>
+        <w:t xml:space="preserve"> Link trainer miał za zadanie symulować lot samolotem. W tym celu z dużą dokładnością odwzorowywał wskazania instrumentów lotniczych. W czasie II wojny światowej te oto symulatory wytrenowały ponad 500 000 pilotów.</w:t>
       </w:r>
     </w:p>
     <w:p>
@@ -2418,15 +2181,7 @@
       </w:pPr>
       <w:bookmarkStart w:id="3" w:name="_Toc213483045"/>
       <w:r>
-        <w:t xml:space="preserve">Rys. 1.2 Link </w:t>
-      </w:r>
-      <w:proofErr w:type="spellStart"/>
-      <w:r>
-        <w:t>Trainer</w:t>
-      </w:r>
-      <w:proofErr w:type="spellEnd"/>
-      <w:r>
-        <w:t xml:space="preserve"> w użyciu</w:t>
+        <w:t>Rys. 1.2 Link Trainer w użyciu</w:t>
       </w:r>
     </w:p>
     <w:p>
@@ -2447,42 +2202,10 @@
       </w:pPr>
       <w:r>
         <w:lastRenderedPageBreak/>
-        <w:t xml:space="preserve">Sama ta technologia tylko ilustruje to jak ludzie na wiele sposobów próbowali oszukiwać ludzi, by mieli wrażenie, że są w innym miejscu niż faktycznie są. Leży to u podstaw konceptu wirtualnej rzeczywistości. W takim razie co było pierwszym urządzeniem, które w pełni realizowało założenia wirtualnej rzeczywistości? W 1962 roku Morton </w:t>
-      </w:r>
-      <w:proofErr w:type="spellStart"/>
-      <w:r>
-        <w:t>Heiling</w:t>
-      </w:r>
-      <w:proofErr w:type="spellEnd"/>
-      <w:r>
-        <w:t xml:space="preserve"> zaprezentował światu </w:t>
-      </w:r>
-      <w:proofErr w:type="spellStart"/>
-      <w:r>
-        <w:t>Sensoramę</w:t>
-      </w:r>
-      <w:proofErr w:type="spellEnd"/>
-      <w:r>
-        <w:t>.</w:t>
-      </w:r>
-      <w:r>
-        <w:t xml:space="preserve"> Można ją porównać do wyświetlania filmów w 4D. Urządzenie miało stymulować każdy zmysł człowieka. Widz mógł poczuć się jak uczestnik filmu. Przykładał on głowię do urządzenia i oglądał specjalnie nakręcone filmy. W tym czasie mógł słyszeć dźwięk w stereo, co było coś nowe w tamtych czasach. Dodatkowo mógł poczuć </w:t>
-      </w:r>
-      <w:proofErr w:type="spellStart"/>
-      <w:r>
-        <w:t>róźnego</w:t>
-      </w:r>
-      <w:proofErr w:type="spellEnd"/>
-      <w:r>
-        <w:t xml:space="preserve"> rodzaju zapach oraz sam fotel miał się przechylać i wibrować, by symulować zdarzenia dziejące się na filmie. </w:t>
-      </w:r>
-      <w:proofErr w:type="spellStart"/>
-      <w:r>
-        <w:t>Sensorama</w:t>
-      </w:r>
-      <w:proofErr w:type="spellEnd"/>
-      <w:r>
-        <w:t xml:space="preserve"> przenosiła widza w zupełnie inny świat oszukując każdy jego zmysł. Choć nadal brakowało tutaj interaktywności to ten wynalazek można określić jako pierwsze urządzenie VR.</w:t>
+        <w:t>Sama ta technologia tylko ilustruje to jak ludzie na wiele sposobów próbowali oszukiwać ludzi, by mieli wrażenie, że są w innym miejscu niż faktycznie są. Leży to u podstaw konceptu wirtualnej rzeczywistości. W takim razie co było pierwszym urządzeniem, które w pełni realizowało założenia wirtualnej rzeczywistości? W 1962 roku Morton Heiling zaprezentował światu Sensoramę.</w:t>
+      </w:r>
+      <w:r>
+        <w:t xml:space="preserve"> Można ją porównać do wyświetlania filmów w 4D. Urządzenie miało stymulować każdy zmysł człowieka. Widz mógł poczuć się jak uczestnik filmu. Przykładał on głowię do urządzenia i oglądał specjalnie nakręcone filmy. W tym czasie mógł słyszeć dźwięk w stereo, co było coś nowe w tamtych czasach. Dodatkowo mógł poczuć róźnego rodzaju zapach oraz sam fotel miał się przechylać i wibrować, by symulować zdarzenia dziejące się na filmie. Sensorama przenosiła widza w zupełnie inny świat oszukując każdy jego zmysł. Choć nadal brakowało tutaj interaktywności to ten wynalazek można określić jako pierwsze urządzenie VR.</w:t>
       </w:r>
     </w:p>
     <w:p>
@@ -2550,13 +2273,8 @@
         <w:jc w:val="center"/>
       </w:pPr>
       <w:r>
-        <w:t xml:space="preserve">Rys 1.3 </w:t>
-      </w:r>
-      <w:proofErr w:type="spellStart"/>
-      <w:r>
-        <w:t>Sensorama</w:t>
-      </w:r>
-      <w:proofErr w:type="spellEnd"/>
+        <w:t>Rys 1.3 Sensorama</w:t>
+      </w:r>
     </w:p>
     <w:p>
       <w:pPr>
@@ -2582,31 +2300,7 @@
       </w:pPr>
       <w:r>
         <w:lastRenderedPageBreak/>
-        <w:t xml:space="preserve">Używając </w:t>
-      </w:r>
-      <w:proofErr w:type="spellStart"/>
-      <w:r>
-        <w:t>Sensoramy</w:t>
-      </w:r>
-      <w:proofErr w:type="spellEnd"/>
-      <w:r>
-        <w:t xml:space="preserve"> widz był nieruchomy, co jest bardzo dalekie od tego jak dziś wygląda VR. Kojarzymy często tę technologię z goglami zakładanymi na głowę. W 1961 roku firma </w:t>
-      </w:r>
-      <w:proofErr w:type="spellStart"/>
-      <w:r>
-        <w:t>Philco</w:t>
-      </w:r>
-      <w:proofErr w:type="spellEnd"/>
-      <w:r>
-        <w:t xml:space="preserve"> stworzyła hełm, który nie dość, że wyświetlał </w:t>
-      </w:r>
-      <w:proofErr w:type="gramStart"/>
-      <w:r>
-        <w:t>obraz</w:t>
-      </w:r>
-      <w:proofErr w:type="gramEnd"/>
-      <w:r>
-        <w:t xml:space="preserve"> ale jeszcze był zdolny do śledzenia ruchów użytkownika. Te informacje były przekazywane zdalnie do oddalonej kamery, której obraz był wyświetlany na hełmie. Urządzenie było stworzone, by umożliwić zdalną obserwacje niebezpiecznych miejsc. Ostatecznie hełmy były używane przez wojsko w celach treningowych. Choć nie wyświetlały one wirtualnego świata to jednak ich działanie było sporym krokiem dla VR jakie dzisiaj znamy. </w:t>
+        <w:t xml:space="preserve">Używając Sensoramy widz był nieruchomy, co jest bardzo dalekie od tego jak dziś wygląda VR. Kojarzymy często tę technologię z goglami zakładanymi na głowę. W 1961 roku firma Philco stworzyła hełm, który nie dość, że wyświetlał obraz ale jeszcze był zdolny do śledzenia ruchów użytkownika. Te informacje były przekazywane zdalnie do oddalonej kamery, której obraz był wyświetlany na hełmie. Urządzenie było stworzone, by umożliwić zdalną obserwacje niebezpiecznych miejsc. Ostatecznie hełmy były używane przez wojsko w celach treningowych. Choć nie wyświetlały one wirtualnego świata to jednak ich działanie było sporym krokiem dla VR jakie dzisiaj znamy. </w:t>
       </w:r>
     </w:p>
     <w:p>
@@ -2674,21 +2368,8 @@
         <w:jc w:val="center"/>
       </w:pPr>
       <w:r>
-        <w:t xml:space="preserve">Rys. 1.4 </w:t>
-      </w:r>
-      <w:proofErr w:type="spellStart"/>
-      <w:r>
-        <w:t>Philco</w:t>
-      </w:r>
-      <w:proofErr w:type="spellEnd"/>
-      <w:r>
-        <w:t xml:space="preserve"> </w:t>
-      </w:r>
-      <w:proofErr w:type="spellStart"/>
-      <w:r>
-        <w:t>Headsight</w:t>
-      </w:r>
-      <w:proofErr w:type="spellEnd"/>
+        <w:t>Rys. 1.4 Philco Headsight</w:t>
+      </w:r>
     </w:p>
     <w:p>
       <w:pPr>
@@ -2720,42 +2401,10 @@
       </w:pPr>
       <w:r>
         <w:lastRenderedPageBreak/>
-        <w:t xml:space="preserve">Innym pionierem w tej dziedzinie był miecz </w:t>
-      </w:r>
-      <w:proofErr w:type="spellStart"/>
-      <w:r>
-        <w:t>damoklesa</w:t>
-      </w:r>
-      <w:proofErr w:type="spellEnd"/>
-      <w:r>
-        <w:t xml:space="preserve">. W latach 60 Ivan Sutherland stworzył gogle, które nie </w:t>
-      </w:r>
-      <w:proofErr w:type="gramStart"/>
-      <w:r>
-        <w:t>dość</w:t>
-      </w:r>
-      <w:proofErr w:type="gramEnd"/>
-      <w:r>
-        <w:t xml:space="preserve"> że śledziły ruch głowy, ale i również wyświetlały grafikę komputerową. Gogle były przymocowane do dużego </w:t>
-      </w:r>
-      <w:r>
-        <w:t xml:space="preserve">ramienia, dlatego to urządzenie żartobliwie zostało przez </w:t>
-      </w:r>
-      <w:proofErr w:type="spellStart"/>
-      <w:r>
-        <w:t>twórce</w:t>
-      </w:r>
-      <w:proofErr w:type="spellEnd"/>
-      <w:r>
-        <w:t xml:space="preserve"> nazwane mieczem Damoklesa, choć lepszym określeniem był </w:t>
-      </w:r>
-      <w:proofErr w:type="spellStart"/>
-      <w:r>
-        <w:t>Head-mounted</w:t>
-      </w:r>
-      <w:proofErr w:type="spellEnd"/>
-      <w:r>
-        <w:t xml:space="preserve"> Display, co można przetłumaczyć na ekran zamocowany na głowie. I to urządzenie można faktycznie nazwać pierwszym zestawem do VR, ponieważ użytkownik mógł wejść do wirtualnego świata i jednocześnie rozglądać się po nim. Oczywiście była to bardzo uproszczona wersja wirtualnej rzeczywistości, gdzie użytkownik nie miał większego wpływu na świat wyświetlany przed jego oczami.</w:t>
+        <w:t xml:space="preserve">Innym pionierem w tej dziedzinie był miecz damoklesa. W latach 60 Ivan Sutherland stworzył gogle, które nie dość że śledziły ruch głowy, ale i również wyświetlały grafikę komputerową. Gogle były przymocowane do dużego </w:t>
+      </w:r>
+      <w:r>
+        <w:t>ramienia, dlatego to urządzenie żartobliwie zostało przez twórce nazwane mieczem Damoklesa, choć lepszym określeniem był Head-mounted Display, co można przetłumaczyć na ekran zamocowany na głowie. I to urządzenie można faktycznie nazwać pierwszym zestawem do VR, ponieważ użytkownik mógł wejść do wirtualnego świata i jednocześnie rozglądać się po nim. Oczywiście była to bardzo uproszczona wersja wirtualnej rzeczywistości, gdzie użytkownik nie miał większego wpływu na świat wyświetlany przed jego oczami.</w:t>
       </w:r>
     </w:p>
     <w:p>
@@ -2874,37 +2523,13 @@
       </w:pPr>
       <w:r>
         <w:lastRenderedPageBreak/>
-        <w:t xml:space="preserve">Lekkim przełomem w historii wirtualnej rzeczywistości były technologie opracowane w latach 80 zeszłego wieku przez firmę VPL. Nie dość, że opracowali kolejne gogle do wyświetlania grafiki komputerowej to dodatkowo zajmowali się aspektem interaktywnym wirtualnej rzeczywistości. Opracowali oni </w:t>
-      </w:r>
-      <w:proofErr w:type="spellStart"/>
-      <w:r>
-        <w:t>DataGlove</w:t>
-      </w:r>
-      <w:proofErr w:type="spellEnd"/>
-      <w:r>
-        <w:t xml:space="preserve">, czyli rękawice, które śledziły ruch rąk i przesyłały te dane do komputera. W wyniku czego można było zaobserwować interakcje między człowiekiem, a obiektem na ekranie. Nawet dziś zakres </w:t>
-      </w:r>
-      <w:proofErr w:type="spellStart"/>
-      <w:r>
-        <w:t>działana</w:t>
-      </w:r>
-      <w:proofErr w:type="spellEnd"/>
-      <w:r>
-        <w:t xml:space="preserve"> rękawic są imponujące, bo nie dość, że wykrywały obrót we wszystkich osiach to jeszcze miała możliwość wykrycia </w:t>
+        <w:t xml:space="preserve">Lekkim przełomem w historii wirtualnej rzeczywistości były technologie opracowane w latach 80 zeszłego wieku przez firmę VPL. Nie dość, że opracowali kolejne gogle do wyświetlania grafiki komputerowej to dodatkowo zajmowali się aspektem interaktywnym wirtualnej rzeczywistości. Opracowali oni DataGlove, czyli rękawice, które śledziły ruch rąk i przesyłały te dane do komputera. W wyniku czego można było zaobserwować interakcje między człowiekiem, a obiektem na ekranie. Nawet dziś zakres działana rękawic są imponujące, bo nie dość, że wykrywały obrót we wszystkich osiach to jeszcze miała możliwość wykrycia </w:t>
       </w:r>
       <w:r>
         <w:t xml:space="preserve">wygięcia palców. </w:t>
       </w:r>
       <w:r>
-        <w:t xml:space="preserve">Ta konkretna technologia została później wykorzystana do stworzenia Power </w:t>
-      </w:r>
-      <w:proofErr w:type="spellStart"/>
-      <w:r>
-        <w:t>Glove</w:t>
-      </w:r>
-      <w:proofErr w:type="spellEnd"/>
-      <w:r>
-        <w:t xml:space="preserve"> przez firmę Mattel.</w:t>
+        <w:t>Ta konkretna technologia została później wykorzystana do stworzenia Power Glove przez firmę Mattel.</w:t>
       </w:r>
     </w:p>
     <w:p>
@@ -2917,7 +2542,7 @@
           <w:noProof/>
         </w:rPr>
         <w:drawing>
-          <wp:inline distT="0" distB="0" distL="0" distR="0" wp14:anchorId="29551183" wp14:editId="62D5A8AA">
+          <wp:inline distT="0" distB="0" distL="0" distR="0" wp14:anchorId="29551183" wp14:editId="790E4D4D">
             <wp:extent cx="5579745" cy="2606040"/>
             <wp:effectExtent l="0" t="0" r="1905" b="3810"/>
             <wp:docPr id="450891158" name="Obraz 6" descr="undefined"/>
@@ -2972,28 +2597,15 @@
         <w:jc w:val="center"/>
       </w:pPr>
       <w:r>
-        <w:t xml:space="preserve">Rys. 1.6 Power </w:t>
-      </w:r>
-      <w:proofErr w:type="spellStart"/>
-      <w:r>
-        <w:t>Glove</w:t>
-      </w:r>
-      <w:proofErr w:type="spellEnd"/>
-    </w:p>
-    <w:p>
-      <w:pPr>
-        <w:pStyle w:val="Praca"/>
-      </w:pPr>
-      <w:r>
-        <w:t xml:space="preserve">Rękawice były bardzo uproszczoną wersją </w:t>
-      </w:r>
-      <w:proofErr w:type="spellStart"/>
-      <w:r>
-        <w:t>DataGlove</w:t>
-      </w:r>
-      <w:proofErr w:type="spellEnd"/>
-      <w:r>
-        <w:t xml:space="preserve">, bo nie wykrywał obrotu we wszystkich osiach, ale </w:t>
+        <w:t>Rys. 1.6 Power Glove</w:t>
+      </w:r>
+    </w:p>
+    <w:p>
+      <w:pPr>
+        <w:pStyle w:val="Praca"/>
+      </w:pPr>
+      <w:r>
+        <w:t xml:space="preserve">Rękawice były bardzo uproszczoną wersją DataGlove, bo nie wykrywał obrotu we wszystkich osiach, ale </w:t>
       </w:r>
       <w:r>
         <w:t>nie przeszkodziło to w byciu komercjalnym sukcesem. Niestety dobra sprzedaż nie była wyznacznikiem jakości, ponieważ osoby używające sprzętu skarżyły się na toporność w obsłudze gier, a sama ilość produkcji stworzonych na potrzeby tej rękawicy nie była spora.</w:t>
@@ -3002,37 +2614,13 @@
         <w:t xml:space="preserve"> </w:t>
       </w:r>
       <w:r>
-        <w:t xml:space="preserve">Power </w:t>
-      </w:r>
-      <w:proofErr w:type="spellStart"/>
-      <w:r>
-        <w:t>Glove</w:t>
-      </w:r>
-      <w:proofErr w:type="spellEnd"/>
-      <w:r>
-        <w:t xml:space="preserve"> pomimo fatalnej jakości stała się po części ikoną wyobrażeń o futurystycznej przyszłości. </w:t>
+        <w:t xml:space="preserve">Power Glove pomimo fatalnej jakości stała się po części ikoną wyobrażeń o futurystycznej przyszłości. </w:t>
       </w:r>
       <w:r>
         <w:t>Firma VPL również opracowała</w:t>
       </w:r>
       <w:r>
-        <w:t xml:space="preserve"> strój na całe ciało, które było w stanie rejestrować ruch całego ciała. Można to porównać do strojów używanych do </w:t>
-      </w:r>
-      <w:proofErr w:type="spellStart"/>
-      <w:r>
-        <w:t>motion</w:t>
-      </w:r>
-      <w:proofErr w:type="spellEnd"/>
-      <w:r>
-        <w:t xml:space="preserve"> </w:t>
-      </w:r>
-      <w:proofErr w:type="spellStart"/>
-      <w:r>
-        <w:t>capture</w:t>
-      </w:r>
-      <w:proofErr w:type="spellEnd"/>
-      <w:r>
-        <w:t>.</w:t>
+        <w:t xml:space="preserve"> strój na całe ciało, które było w stanie rejestrować ruch całego ciała. Można to porównać do strojów używanych do motion capture.</w:t>
       </w:r>
     </w:p>
     <w:p>
@@ -3115,29 +2703,13 @@
         <w:t>choć imponowały pomysłem to były zbyt mało wydajne. Obraz mógł wyświetlać tylko 6 klatek na sekundę, gdzie już telewizory z tamtego okresy bez problemu wyświetlały 30 klatek.</w:t>
       </w:r>
       <w:r>
-        <w:t xml:space="preserve"> To jednak nie zatrzymało postępu i w 1991 do salonów gier zawitały maszyny </w:t>
-      </w:r>
-      <w:proofErr w:type="spellStart"/>
-      <w:r>
-        <w:t>Virtuality</w:t>
-      </w:r>
-      <w:proofErr w:type="spellEnd"/>
-      <w:r>
-        <w:t>. To były dość spore maszyny, które pozwalały wejść w świat wirtualnej rzeczywistości. Pierwsza wersja określona jako 1000</w:t>
+        <w:t xml:space="preserve"> To jednak nie zatrzymało postępu i w 1991 do salonów gier zawitały maszyny Virtuality. To były dość spore maszyny, które pozwalały wejść w świat wirtualnej rzeczywistości. Pierwsza wersja określona jako 1000</w:t>
       </w:r>
       <w:r>
         <w:t>CS</w:t>
       </w:r>
       <w:r>
-        <w:t xml:space="preserve"> oferowała gogle oraz kontrolery ruchowe. Zagrać można było w mały katalog gier przeznaczonych na wirtualną rzeczywistość. To co było wyjątkowo to możliwość grania z innymi osobami. Automaty oferowały wspólnie granie w wybranych grach. Grafika była prosta, ale można już mówić o faktycznym VR. Późniejsze wersje </w:t>
-      </w:r>
-      <w:proofErr w:type="gramStart"/>
-      <w:r>
-        <w:t>automatu(</w:t>
-      </w:r>
-      <w:proofErr w:type="gramEnd"/>
-      <w:r>
-        <w:t>1000SD, 2000, 3000) oferowały lepsze podzespoły oraz lepszą rozdzielczość ekranów. Dla porównania wersja 1000</w:t>
+        <w:t xml:space="preserve"> oferowała gogle oraz kontrolery ruchowe. Zagrać można było w mały katalog gier przeznaczonych na wirtualną rzeczywistość. To co było wyjątkowo to możliwość grania z innymi osobami. Automaty oferowały wspólnie granie w wybranych grach. Grafika była prosta, ale można już mówić o faktycznym VR. Późniejsze wersje automatu(1000SD, 2000, 3000) oferowały lepsze podzespoły oraz lepszą rozdzielczość ekranów. Dla porównania wersja 1000</w:t>
       </w:r>
       <w:r>
         <w:t>CS</w:t>
@@ -3147,15 +2719,7 @@
       </w:r>
       <w:r>
         <w:lastRenderedPageBreak/>
-        <w:t xml:space="preserve">Widać, </w:t>
-      </w:r>
-      <w:proofErr w:type="gramStart"/>
-      <w:r>
-        <w:t>było</w:t>
-      </w:r>
-      <w:proofErr w:type="gramEnd"/>
-      <w:r>
-        <w:t xml:space="preserve"> że ta technologia ma duże zastosowanie w rozrywce i do takich zastosowań późniejsze wersje tej technologii będą tworzone.</w:t>
+        <w:t>Widać, było że ta technologia ma duże zastosowanie w rozrywce i do takich zastosowań późniejsze wersje tej technologii będą tworzone.</w:t>
       </w:r>
     </w:p>
     <w:p>
@@ -3223,15 +2787,7 @@
         <w:jc w:val="center"/>
       </w:pPr>
       <w:r>
-        <w:t xml:space="preserve">Rys. 1.8 </w:t>
-      </w:r>
-      <w:proofErr w:type="spellStart"/>
-      <w:r>
-        <w:t>Virtuality</w:t>
-      </w:r>
-      <w:proofErr w:type="spellEnd"/>
-      <w:r>
-        <w:t xml:space="preserve"> 1000CS</w:t>
+        <w:t>Rys. 1.8 Virtuality 1000CS</w:t>
       </w:r>
     </w:p>
     <w:p>
@@ -3300,57 +2856,25 @@
         <w:jc w:val="center"/>
       </w:pPr>
       <w:r>
-        <w:t xml:space="preserve">Rys. 1.9 </w:t>
-      </w:r>
-      <w:proofErr w:type="spellStart"/>
-      <w:r>
-        <w:t>Virtuality</w:t>
-      </w:r>
-      <w:proofErr w:type="spellEnd"/>
-      <w:r>
-        <w:t xml:space="preserve"> 2000SU</w:t>
-      </w:r>
-    </w:p>
-    <w:p>
-      <w:pPr>
-        <w:pStyle w:val="Praca"/>
-      </w:pPr>
-      <w:r>
-        <w:t xml:space="preserve">Automaty </w:t>
-      </w:r>
-      <w:proofErr w:type="spellStart"/>
-      <w:r>
-        <w:t>Virtuality</w:t>
-      </w:r>
-      <w:proofErr w:type="spellEnd"/>
-      <w:r>
-        <w:t xml:space="preserve"> były bardziej nastawione na salony gier niż na zwykłego konsumenta to by wypełnić tą niszę dwie firmy postanowiły stworzyć własne gogle do wirtualnej rzeczywistości. Tymi firmami była Sega oraz Nintendo. Pierwsza firma chciała stworzyć dodatek do swojej konsoli: Sega Genesis. Miały to być gogle pozwalające zanurzyć się w cyfrowym świecie. Koszt tych gogli miał wynosić aż 200 dolarów co po uwzględnieniu inflacji wynosi aż 446 dolarów. Prototypy tych gogli były pokazywana na różnych wydarzeniach, ale ostatecznie projekt został skasowany. Powodem były problemy z chorobą lokomocyjną.</w:t>
-      </w:r>
-      <w:r>
-        <w:t xml:space="preserve"> I niestety ten problem dotyczy również dzisiejszych sprzętów, ale udało się zrozumieć przyczyny występowania tej choroby oraz wymyślono sposoby, by ją złagodzić. Choroba symulatorowa, bo tak jest dziś określana, </w:t>
-      </w:r>
-      <w:proofErr w:type="gramStart"/>
-      <w:r>
-        <w:t>występuje</w:t>
-      </w:r>
-      <w:proofErr w:type="gramEnd"/>
-      <w:r>
-        <w:t xml:space="preserve"> gdy oczy widzą ruch, a reszta ciała tego nie rejestruje. Przykładowo w grze gracz porusza się z dużą prędkością, ale on sam w rzeczywistym świecie stoi w bez ruchu. </w:t>
-      </w:r>
-      <w:proofErr w:type="gramStart"/>
-      <w:r>
-        <w:t xml:space="preserve">Gracz </w:t>
+        <w:t>Rys. 1.9 Virtuality 2000SU</w:t>
+      </w:r>
+    </w:p>
+    <w:p>
+      <w:pPr>
+        <w:pStyle w:val="Praca"/>
+      </w:pPr>
+      <w:r>
+        <w:t>Automaty Virtuality były bardziej nastawione na salony gier niż na zwykłego konsumenta to by wypełnić tą niszę dwie firmy postanowiły stworzyć własne gogle do wirtualnej rzeczywistości. Tymi firmami była Sega oraz Nintendo. Pierwsza firma chciała stworzyć dodatek do swojej konsoli: Sega Genesis. Miały to być gogle pozwalające zanurzyć się w cyfrowym świecie. Koszt tych gogli miał wynosić aż 200 dolarów co po uwzględnieniu inflacji wynosi aż 446 dolarów. Prototypy tych gogli były pokazywana na różnych wydarzeniach, ale ostatecznie projekt został skasowany. Powodem były problemy z chorobą lokomocyjną.</w:t>
+      </w:r>
+      <w:r>
+        <w:t xml:space="preserve"> I niestety ten problem dotyczy również dzisiejszych sprzętów, ale udało się zrozumieć przyczyny występowania tej choroby oraz wymyślono sposoby, by ją złagodzić. Choroba symulatorowa, bo tak jest dziś określana, występuje gdy oczy widzą ruch, a reszta ciała tego nie rejestruje. Przykładowo w grze gracz porusza się z dużą prędkością, ale on sam w rzeczywistym świecie stoi w bez ruchu. Gracz </w:t>
       </w:r>
       <w:r>
         <w:t xml:space="preserve"> </w:t>
       </w:r>
       <w:r>
         <w:lastRenderedPageBreak/>
-        <w:t>może</w:t>
-      </w:r>
-      <w:proofErr w:type="gramEnd"/>
-      <w:r>
-        <w:t xml:space="preserve"> wtedy poczuć się jak podczas choroby lokomocyjnej. Może zacząć mu się robić słabo lub w ekstremalnych przypadkach wymiotować. Dzisiaj twórcy oprogramowania tworzą specjalne ustawienia, które mają za zadanie zm</w:t>
+        <w:t>może wtedy poczuć się jak podczas choroby lokomocyjnej. Może zacząć mu się robić słabo lub w ekstremalnych przypadkach wymiotować. Dzisiaj twórcy oprogramowania tworzą specjalne ustawienia, które mają za zadanie zm</w:t>
       </w:r>
       <w:r>
         <w:t>n</w:t>
@@ -3359,31 +2883,7 @@
         <w:t>iejszyć wpł</w:t>
       </w:r>
       <w:r>
-        <w:t xml:space="preserve">yw tej choroby. Częstym środkiem zaradczym jest winieta ustawiona na ekran oraz możliwość poruszania się przy pomocy teleportacji. Jednakże największym czynnikiem, który wpływa na występowanie tej choroby to ilość klatek na sekundę. Za mała liczba zwiększa szanse na pojawienie się objawów choroby symulacyjnej. I ten powód mógł być główną </w:t>
-      </w:r>
-      <w:proofErr w:type="gramStart"/>
-      <w:r>
-        <w:t>przyczyną</w:t>
-      </w:r>
-      <w:proofErr w:type="gramEnd"/>
-      <w:r>
-        <w:t xml:space="preserve"> dlaczego gogle </w:t>
-      </w:r>
-      <w:proofErr w:type="spellStart"/>
-      <w:r>
-        <w:t>Segi</w:t>
-      </w:r>
-      <w:proofErr w:type="spellEnd"/>
-      <w:r>
-        <w:t xml:space="preserve"> zostały skasowane. Moc obliczeniowa konsoli nie mogła dać wystarczającej ilości klatek na sekundę w grach. Nintendo z drugiej strony podeszło do tematu wirtualnej rzeczywistości bardziej zachowawczo oferując bardzo prymitywną grafikę oraz bardzo ograniczoną interakcję. Zamiast gogli użytkownik dostawał stacjonarny </w:t>
-      </w:r>
-      <w:proofErr w:type="gramStart"/>
-      <w:r>
-        <w:t>ekran</w:t>
-      </w:r>
-      <w:proofErr w:type="gramEnd"/>
-      <w:r>
-        <w:t xml:space="preserve"> do którego trzeba było przy</w:t>
+        <w:t>yw tej choroby. Częstym środkiem zaradczym jest winieta ustawiona na ekran oraz możliwość poruszania się przy pomocy teleportacji. Jednakże największym czynnikiem, który wpływa na występowanie tej choroby to ilość klatek na sekundę. Za mała liczba zwiększa szanse na pojawienie się objawów choroby symulacyjnej. I ten powód mógł być główną przyczyną dlaczego gogle Segi zostały skasowane. Moc obliczeniowa konsoli nie mogła dać wystarczającej ilości klatek na sekundę w grach. Nintendo z drugiej strony podeszło do tematu wirtualnej rzeczywistości bardziej zachowawczo oferując bardzo prymitywną grafikę oraz bardzo ograniczoną interakcję. Zamiast gogli użytkownik dostawał stacjonarny ekran do którego trzeba było przy</w:t>
       </w:r>
       <w:r>
         <w:t>łożyć głowę. Grafika prezentowana przez to urządzenie była bardzo uproszczona, składająca się z czerwonych diod ekrany pokazywały grafikę 3D. Lecz tylko w kolorze czerwonym. Produkt został wydany w 1995 i okazał się finansową klapą. Ludzie skarżyli się na bóle głowy, a dość niewygodny stelaż powodował, że granie w gry na tej platformie było uciążliwe.</w:t>
@@ -3638,47 +3138,7 @@
       </w:pPr>
       <w:r>
         <w:lastRenderedPageBreak/>
-        <w:t xml:space="preserve">Po tym wszystkim na kilka lat zapanowała cisza, którą przerwała prezentacja gogli </w:t>
-      </w:r>
-      <w:proofErr w:type="spellStart"/>
-      <w:r>
-        <w:t>oculus</w:t>
-      </w:r>
-      <w:proofErr w:type="spellEnd"/>
-      <w:r>
-        <w:t xml:space="preserve"> </w:t>
-      </w:r>
-      <w:proofErr w:type="spellStart"/>
-      <w:r>
-        <w:t>rift</w:t>
-      </w:r>
-      <w:proofErr w:type="spellEnd"/>
-      <w:r>
-        <w:t xml:space="preserve"> w 2012 roku. Od tego momentu zaczęła się współczesna era VR. Temat wirtualnej rzeczywistości zaczął się coraz częściej pojawiać na ustach ludzi. Firma </w:t>
-      </w:r>
-      <w:proofErr w:type="spellStart"/>
-      <w:r>
-        <w:t>oculus</w:t>
-      </w:r>
-      <w:proofErr w:type="spellEnd"/>
-      <w:r>
-        <w:t xml:space="preserve"> wciągu kilku lat wypuściło dwa zestawy developerskie dla twórców oraz pasjonatów. Na tym etapie gogle </w:t>
-      </w:r>
-      <w:proofErr w:type="spellStart"/>
-      <w:r>
-        <w:t>vr</w:t>
-      </w:r>
-      <w:proofErr w:type="spellEnd"/>
-      <w:r>
-        <w:t xml:space="preserve"> służyły głównie do oglądanie specjalnie przygotowanych </w:t>
-      </w:r>
-      <w:proofErr w:type="gramStart"/>
-      <w:r>
-        <w:t>animacji,</w:t>
-      </w:r>
-      <w:proofErr w:type="gramEnd"/>
-      <w:r>
-        <w:t xml:space="preserve"> czy filmów, gdyż nie było możliwości jeszcze nie interakcje ze środowiskiem.</w:t>
+        <w:t>Po tym wszystkim na kilka lat zapanowała cisza, którą przerwała prezentacja gogli oculus rift w 2012 roku. Od tego momentu zaczęła się współczesna era VR. Temat wirtualnej rzeczywistości zaczął się coraz częściej pojawiać na ustach ludzi. Firma oculus wciągu kilku lat wypuściło dwa zestawy developerskie dla twórców oraz pasjonatów. Na tym etapie gogle vr służyły głównie do oglądanie specjalnie przygotowanych animacji, czy filmów, gdyż nie było możliwości jeszcze nie interakcje ze środowiskiem.</w:t>
       </w:r>
     </w:p>
     <w:p>
@@ -3746,39 +3206,15 @@
         <w:jc w:val="center"/>
       </w:pPr>
       <w:r>
-        <w:t xml:space="preserve">Rys. 1.13 </w:t>
-      </w:r>
-      <w:proofErr w:type="spellStart"/>
-      <w:r>
-        <w:t>Oculus</w:t>
-      </w:r>
-      <w:proofErr w:type="spellEnd"/>
-      <w:r>
-        <w:t xml:space="preserve"> </w:t>
-      </w:r>
-      <w:proofErr w:type="spellStart"/>
-      <w:r>
-        <w:t>RIft</w:t>
-      </w:r>
-      <w:proofErr w:type="spellEnd"/>
-      <w:r>
-        <w:t xml:space="preserve"> Developer Kit 1</w:t>
-      </w:r>
-    </w:p>
-    <w:p>
-      <w:pPr>
-        <w:pStyle w:val="Praca"/>
-      </w:pPr>
-      <w:r>
-        <w:t xml:space="preserve">Wciąż największym problemem była dostępność, ale w 2014 roku Google postanowiło to zmienić. Firma uruchomiła Google </w:t>
-      </w:r>
-      <w:proofErr w:type="spellStart"/>
-      <w:r>
-        <w:t>Cardboard</w:t>
-      </w:r>
-      <w:proofErr w:type="spellEnd"/>
-      <w:r>
-        <w:t>, które w założeniu pozwala każdemu posiadaczowi telefonu z androidem stworzyć własne gogle VR. Wystarczył karton, magnes, soczewki oraz telefon. Można było też kupić specjalną nakładkę na telefon, którą się zakłada na głowę i doświadcza wirtualnej rzeczywistości. Bardzo małym kosztem można było zobaczyć na czym ta wirtualna rzeczywistość polega.</w:t>
+        <w:t>Rys. 1.13 Oculus RIft Developer Kit 1</w:t>
+      </w:r>
+    </w:p>
+    <w:p>
+      <w:pPr>
+        <w:pStyle w:val="Praca"/>
+      </w:pPr>
+      <w:r>
+        <w:t>Wciąż największym problemem była dostępność, ale w 2014 roku Google postanowiło to zmienić. Firma uruchomiła Google Cardboard, które w założeniu pozwala każdemu posiadaczowi telefonu z androidem stworzyć własne gogle VR. Wystarczył karton, magnes, soczewki oraz telefon. Można było też kupić specjalną nakładkę na telefon, którą się zakłada na głowę i doświadcza wirtualnej rzeczywistości. Bardzo małym kosztem można było zobaczyć na czym ta wirtualna rzeczywistość polega.</w:t>
       </w:r>
     </w:p>
     <w:p>
@@ -3867,28 +3303,15 @@
         <w:jc w:val="center"/>
       </w:pPr>
       <w:r>
-        <w:t xml:space="preserve">Rys. 1.14 Google </w:t>
-      </w:r>
-      <w:proofErr w:type="spellStart"/>
-      <w:r>
-        <w:t>Cardboard</w:t>
-      </w:r>
-      <w:proofErr w:type="spellEnd"/>
-    </w:p>
-    <w:p>
-      <w:pPr>
-        <w:pStyle w:val="Praca"/>
-      </w:pPr>
-      <w:r>
-        <w:t xml:space="preserve">Ten rok również stał się początkiem popularności VR. </w:t>
-      </w:r>
-      <w:proofErr w:type="spellStart"/>
-      <w:r>
-        <w:t>Oculus</w:t>
-      </w:r>
-      <w:proofErr w:type="spellEnd"/>
-      <w:r>
-        <w:t xml:space="preserve"> przedstawił swój developer kit 2, Samsung ogłosił Samsung Gear VR, a Sony zaczęło pracę nad własnym zestawem VR. Jednakże rokiem, który można nazwać wybuchem popularności tej technologii jest 2016.</w:t>
+        <w:t>Rys. 1.14 Google Cardboard</w:t>
+      </w:r>
+    </w:p>
+    <w:p>
+      <w:pPr>
+        <w:pStyle w:val="Praca"/>
+      </w:pPr>
+      <w:r>
+        <w:t>Ten rok również stał się początkiem popularności VR. Oculus przedstawił swój developer kit 2, Samsung ogłosił Samsung Gear VR, a Sony zaczęło pracę nad własnym zestawem VR. Jednakże rokiem, który można nazwać wybuchem popularności tej technologii jest 2016.</w:t>
       </w:r>
     </w:p>
     <w:p>
@@ -3943,39 +3366,15 @@
         <w:jc w:val="center"/>
       </w:pPr>
       <w:r>
-        <w:t xml:space="preserve">Rys. 1.15 Google </w:t>
-      </w:r>
-      <w:proofErr w:type="spellStart"/>
-      <w:r>
-        <w:t>Trends</w:t>
-      </w:r>
-      <w:proofErr w:type="spellEnd"/>
-      <w:r>
-        <w:t xml:space="preserve"> dotyczące hasła VR</w:t>
-      </w:r>
-    </w:p>
-    <w:p>
-      <w:pPr>
-        <w:pStyle w:val="Praca"/>
-      </w:pPr>
-      <w:r>
-        <w:t xml:space="preserve">Nie bez powodu ludzie zaczęli się interesować tą technologią właśnie w tym roku. Wtedy premierę miał zestaw VR HTC </w:t>
-      </w:r>
-      <w:proofErr w:type="spellStart"/>
-      <w:r>
-        <w:t>Vive</w:t>
-      </w:r>
-      <w:proofErr w:type="spellEnd"/>
-      <w:r>
-        <w:t xml:space="preserve"> stworzony we współpracy z firmą </w:t>
-      </w:r>
-      <w:proofErr w:type="spellStart"/>
-      <w:r>
-        <w:t>Valve</w:t>
-      </w:r>
-      <w:proofErr w:type="spellEnd"/>
-      <w:r>
-        <w:t>.</w:t>
+        <w:t>Rys. 1.15 Google Trends dotyczące hasła VR</w:t>
+      </w:r>
+    </w:p>
+    <w:p>
+      <w:pPr>
+        <w:pStyle w:val="Praca"/>
+      </w:pPr>
+      <w:r>
+        <w:t>Nie bez powodu ludzie zaczęli się interesować tą technologią właśnie w tym roku. Wtedy premierę miał zestaw VR HTC Vive stworzony we współpracy z firmą Valve.</w:t>
       </w:r>
       <w:r>
         <w:t xml:space="preserve"> Oferowały one pełne doświadczenie z wirtualną rzeczywistością. Użytkownik mógł nie tylko oglądać to co się dzieje w przestrzeni 3D, ale również wchodzić w interakcje z przedmiotami za pomocą kontrolerów ruchowych. To był pierwszy takie zestaw pozwalający poruszać się w przestrzeni 3D. Wszystko było oparte o lampy na podczerwień. Trzeba było rozstawić w pomieszczeniu kilka specjalnych stacji, które strzelały promieniami na podczerwień. Za pomocą </w:t>
@@ -4050,126 +3449,25 @@
         <w:jc w:val="center"/>
       </w:pPr>
       <w:r>
-        <w:t xml:space="preserve">Rys. 1.15 HTC </w:t>
-      </w:r>
-      <w:proofErr w:type="spellStart"/>
-      <w:r>
-        <w:t>vive</w:t>
-      </w:r>
-      <w:proofErr w:type="spellEnd"/>
-    </w:p>
-    <w:p>
-      <w:pPr>
-        <w:pStyle w:val="Praca"/>
-      </w:pPr>
-      <w:r>
-        <w:t xml:space="preserve">Na kolejny kamień milowy w rozwoju nie trzeba było długo czekać, bo w 2019 roku firma </w:t>
-      </w:r>
-      <w:proofErr w:type="spellStart"/>
-      <w:r>
-        <w:t>Oculus</w:t>
-      </w:r>
-      <w:proofErr w:type="spellEnd"/>
-      <w:r>
-        <w:t xml:space="preserve"> wypuściła na rynek </w:t>
-      </w:r>
-      <w:proofErr w:type="spellStart"/>
-      <w:r>
-        <w:t>Oculus</w:t>
-      </w:r>
-      <w:proofErr w:type="spellEnd"/>
-      <w:r>
-        <w:t xml:space="preserve"> Quest</w:t>
-      </w:r>
-      <w:r>
-        <w:t xml:space="preserve"> oraz </w:t>
-      </w:r>
-      <w:proofErr w:type="spellStart"/>
-      <w:r>
-        <w:t>Oculus</w:t>
-      </w:r>
-      <w:proofErr w:type="spellEnd"/>
-      <w:r>
-        <w:t xml:space="preserve"> </w:t>
-      </w:r>
-      <w:proofErr w:type="spellStart"/>
-      <w:r>
-        <w:t>Rift</w:t>
-      </w:r>
-      <w:proofErr w:type="spellEnd"/>
-      <w:r>
-        <w:t xml:space="preserve"> S. Oba te zestawy do VR oferowały coś czego inne zestawy nie mogły sobie pozwolić. Wygodę użytkowania. </w:t>
-      </w:r>
-      <w:proofErr w:type="spellStart"/>
-      <w:r>
-        <w:t>Oculus</w:t>
-      </w:r>
-      <w:proofErr w:type="spellEnd"/>
-      <w:r>
-        <w:t xml:space="preserve"> </w:t>
-      </w:r>
-      <w:proofErr w:type="spellStart"/>
-      <w:r>
-        <w:t>Rift</w:t>
-      </w:r>
-      <w:proofErr w:type="spellEnd"/>
-      <w:r>
-        <w:t xml:space="preserve"> S oraz </w:t>
-      </w:r>
-      <w:proofErr w:type="spellStart"/>
-      <w:r>
-        <w:t>Oculus</w:t>
-      </w:r>
-      <w:proofErr w:type="spellEnd"/>
-      <w:r>
-        <w:t xml:space="preserve"> Quest nie posiadały lamp na podczerwień, by śledzić pozycje </w:t>
-      </w:r>
-      <w:proofErr w:type="gramStart"/>
-      <w:r>
-        <w:t>gogli,</w:t>
-      </w:r>
-      <w:proofErr w:type="gramEnd"/>
-      <w:r>
-        <w:t xml:space="preserve"> czy kontrolerów. Do tego służyły wbudowane kamery, które śledziły pozycję kontrolerów gracza. Przez co konfiguracja sprzętu była minimalna, bo nie trzeba było mocować specjalnych lamp do ścian. Jednakże oba sprzęty różniły się jedną bardzo podstawową funkcjonalnością. </w:t>
-      </w:r>
-      <w:proofErr w:type="spellStart"/>
-      <w:r>
-        <w:t>Oculus</w:t>
-      </w:r>
-      <w:proofErr w:type="spellEnd"/>
-      <w:r>
-        <w:t xml:space="preserve"> Quest w przeciwieństwie do </w:t>
-      </w:r>
-      <w:proofErr w:type="spellStart"/>
-      <w:r>
-        <w:t>RIft</w:t>
-      </w:r>
-      <w:proofErr w:type="spellEnd"/>
-      <w:r>
-        <w:t xml:space="preserve"> S nie wymagał komputera do poprawnego działania. To były pierwsze autonomiczne gogle VR. Miały własny system operacyjny oraz można było uruchamiać gry i programy bezpośrednio na goglach. </w:t>
+        <w:t>Rys. 1.15 HTC vive</w:t>
+      </w:r>
+    </w:p>
+    <w:p>
+      <w:pPr>
+        <w:pStyle w:val="Praca"/>
+      </w:pPr>
+      <w:r>
+        <w:t>Na kolejny kamień milowy w rozwoju nie trzeba było długo czekać, bo w 2019 roku firma Oculus wypuściła na rynek Oculus Quest</w:t>
+      </w:r>
+      <w:r>
+        <w:t xml:space="preserve"> oraz Oculus Rift S. Oba te zestawy do VR oferowały coś czego inne zestawy nie mogły sobie pozwolić. Wygodę użytkowania. Oculus Rift S oraz Oculus Quest nie posiadały lamp na podczerwień, by śledzić pozycje gogli, czy kontrolerów. Do tego służyły wbudowane kamery, które śledziły pozycję kontrolerów gracza. Przez co konfiguracja sprzętu była minimalna, bo nie trzeba było mocować specjalnych lamp do ścian. Jednakże oba sprzęty różniły się jedną bardzo podstawową funkcjonalnością. Oculus Quest w przeciwieństwie do RIft S nie wymagał komputera do poprawnego działania. To były pierwsze autonomiczne gogle VR. Miały własny system operacyjny oraz można było uruchamiać gry i programy bezpośrednio na goglach. </w:t>
       </w:r>
       <w:r>
         <w:t xml:space="preserve">Tak naprawdę do zabawy wystarczył sam zestaw. Można było zabrać gogle wszędzie i nie była ogranicza przez inne sprzęty. Dodatkowo miały opcje podłączenia ich do </w:t>
       </w:r>
       <w:r>
         <w:lastRenderedPageBreak/>
-        <w:t xml:space="preserve">komputera, by korzystać z biblioteki gier na komputerach osobistych. Quest szybko wyparł </w:t>
-      </w:r>
-      <w:proofErr w:type="spellStart"/>
-      <w:r>
-        <w:t>Rift</w:t>
-      </w:r>
-      <w:proofErr w:type="spellEnd"/>
-      <w:r>
-        <w:t xml:space="preserve"> S swoją funkcjonalnością. Druga wersja </w:t>
-      </w:r>
-      <w:proofErr w:type="spellStart"/>
-      <w:r>
-        <w:t>Questa</w:t>
-      </w:r>
-      <w:proofErr w:type="spellEnd"/>
-      <w:r>
-        <w:t xml:space="preserve"> została jedną z najpopularniejszych zestawów do VR, oferując pełnie doświadczenia przy stosunkowo niskiej cenie.</w:t>
+        <w:t>komputera, by korzystać z biblioteki gier na komputerach osobistych. Quest szybko wyparł Rift S swoją funkcjonalnością. Druga wersja Questa została jedną z najpopularniejszych zestawów do VR, oferując pełnie doświadczenia przy stosunkowo niskiej cenie.</w:t>
       </w:r>
     </w:p>
     <w:p>
@@ -4237,79 +3535,15 @@
         <w:jc w:val="center"/>
       </w:pPr>
       <w:r>
-        <w:t xml:space="preserve">Rys. 1.16 </w:t>
-      </w:r>
-      <w:proofErr w:type="spellStart"/>
-      <w:r>
-        <w:t>Oculus</w:t>
-      </w:r>
-      <w:proofErr w:type="spellEnd"/>
-      <w:r>
-        <w:t xml:space="preserve"> Quest 2</w:t>
-      </w:r>
-    </w:p>
-    <w:p>
-      <w:pPr>
-        <w:pStyle w:val="Praca"/>
-      </w:pPr>
-      <w:r>
-        <w:t xml:space="preserve">Na dzień dzisiejszy tak się prezentuje historia wirtualnej rzeczywistości. Z każdym kolejnym rokiem technologia się rozwija i kolejne firmy tworzą własne urządzenia XR. Apple wyprodukowało Apple </w:t>
-      </w:r>
-      <w:proofErr w:type="spellStart"/>
-      <w:r>
-        <w:t>Vision</w:t>
-      </w:r>
-      <w:proofErr w:type="spellEnd"/>
-      <w:r>
-        <w:t xml:space="preserve"> Pro, </w:t>
-      </w:r>
-      <w:proofErr w:type="spellStart"/>
-      <w:r>
-        <w:t>Valve</w:t>
-      </w:r>
-      <w:proofErr w:type="spellEnd"/>
-      <w:r>
-        <w:t xml:space="preserve"> stworzyło </w:t>
-      </w:r>
-      <w:proofErr w:type="spellStart"/>
-      <w:r>
-        <w:t>Valve</w:t>
-      </w:r>
-      <w:proofErr w:type="spellEnd"/>
-      <w:r>
-        <w:t xml:space="preserve"> Index, a meta, </w:t>
-      </w:r>
-      <w:proofErr w:type="spellStart"/>
-      <w:r>
-        <w:t>dawiej</w:t>
-      </w:r>
-      <w:proofErr w:type="spellEnd"/>
-      <w:r>
-        <w:t xml:space="preserve"> </w:t>
-      </w:r>
-      <w:proofErr w:type="spellStart"/>
-      <w:r>
-        <w:t>oculus</w:t>
-      </w:r>
-      <w:proofErr w:type="spellEnd"/>
-      <w:r>
-        <w:t xml:space="preserve">, dalej tworzy nowe generacje gogli </w:t>
-      </w:r>
-      <w:proofErr w:type="spellStart"/>
-      <w:r>
-        <w:t>vr</w:t>
-      </w:r>
-      <w:proofErr w:type="spellEnd"/>
-      <w:r>
-        <w:t xml:space="preserve"> w przystępnej cenie. Sam rynek pozostaje niszą, ale coraz więcej ludzi jest w stanie sobie pozwolić na doświadczenie wirtualnej rzeczywistości, czy nawet rozszerzonej, gdyż każde kolejne generacje gogli oferują AR oraz MR. Ta konkretna technologia przeszła sporo zmian i dziś jesteśmy w momencie, gdzie taki wynalazek nie jest tylko czymś z książek science </w:t>
-      </w:r>
-      <w:proofErr w:type="spellStart"/>
-      <w:r>
-        <w:t>fiction</w:t>
-      </w:r>
-      <w:proofErr w:type="spellEnd"/>
-      <w:r>
-        <w:t>, a faktycznie realnym urządzeniem.</w:t>
+        <w:t>Rys. 1.16 Oculus Quest 2</w:t>
+      </w:r>
+    </w:p>
+    <w:p>
+      <w:pPr>
+        <w:pStyle w:val="Praca"/>
+      </w:pPr>
+      <w:r>
+        <w:t>Na dzień dzisiejszy tak się prezentuje historia wirtualnej rzeczywistości. Z każdym kolejnym rokiem technologia się rozwija i kolejne firmy tworzą własne urządzenia XR. Apple wyprodukowało Apple Vision Pro, Valve stworzyło Valve Index, a meta, dawiej oculus, dalej tworzy nowe generacje gogli vr w przystępnej cenie. Sam rynek pozostaje niszą, ale coraz więcej ludzi jest w stanie sobie pozwolić na doświadczenie wirtualnej rzeczywistości, czy nawet rozszerzonej, gdyż każde kolejne generacje gogli oferują AR oraz MR. Ta konkretna technologia przeszła sporo zmian i dziś jesteśmy w momencie, gdzie taki wynalazek nie jest tylko czymś z książek science fiction, a faktycznie realnym urządzeniem.</w:t>
       </w:r>
     </w:p>
     <w:p>
@@ -4377,15 +3611,7 @@
         <w:jc w:val="center"/>
       </w:pPr>
       <w:r>
-        <w:t xml:space="preserve">Rys. 1.17 Apple </w:t>
-      </w:r>
-      <w:proofErr w:type="spellStart"/>
-      <w:r>
-        <w:t>Vision</w:t>
-      </w:r>
-      <w:proofErr w:type="spellEnd"/>
-      <w:r>
-        <w:t xml:space="preserve"> Pro</w:t>
+        <w:t>Rys. 1.17 Apple Vision Pro</w:t>
       </w:r>
     </w:p>
     <w:p>
@@ -4410,45 +3636,13 @@
       </w:pPr>
       <w:r>
         <w:tab/>
-        <w:t xml:space="preserve">Wirtualna rzeczywistość oferuje coś czego inne media nie mogą zaoferować. Wejście w świat cyfrowy. Nie ma tu </w:t>
-      </w:r>
-      <w:proofErr w:type="gramStart"/>
-      <w:r>
-        <w:t>pośredników,</w:t>
-      </w:r>
-      <w:proofErr w:type="gramEnd"/>
-      <w:r>
-        <w:t xml:space="preserve"> czy rozpraszaczy. Użytkownik jest w tym świecie i może swobodnie się po nim poruszać. Doświadczenie jest bardziej naturalne, gdyż zamiast klikać na </w:t>
-      </w:r>
-      <w:proofErr w:type="gramStart"/>
-      <w:r>
-        <w:t>klawiaturze,</w:t>
-      </w:r>
-      <w:proofErr w:type="gramEnd"/>
-      <w:r>
-        <w:t xml:space="preserve"> czy kontrolerze by otrzymać akcje to użytkownik fizycznie to robi. Może podnieść przedmiot schylając się lub zobaczyć coś po prostu kierując swoją głowę odpowiednią stronę. Przy projektowaniu wnętrz zastosowanie wirtualnej rzeczywistości jest pomysłem dość oczywistym. Za pomocą VR użytkownik może w pełni zobaczyć skalę i poczuć się jak w gotowym pomieszczeniu. Coś co z lotu ptaka wygląda dobrze, może nie wyglądać z pierwszej osoby. Tu VR pomaga w zobaczeniu jak w rzeczywistości zaprojektowane wnętrze może wyglądać. Wcześniej zaprezentowane programy w niektórych przypadkach pozwalały zobaczyć gotowe pomieszczenie przy użyciu zestawu VR. Niestety takie rozwiązania są tylko w celach obserwacyjnych, a możliwa interaktywność jest ignorowana. </w:t>
+        <w:t xml:space="preserve">Wirtualna rzeczywistość oferuje coś czego inne media nie mogą zaoferować. Wejście w świat cyfrowy. Nie ma tu pośredników, czy rozpraszaczy. Użytkownik jest w tym świecie i może swobodnie się po nim poruszać. Doświadczenie jest bardziej naturalne, gdyż zamiast klikać na klawiaturze, czy kontrolerze by otrzymać akcje to użytkownik fizycznie to robi. Może podnieść przedmiot schylając się lub zobaczyć coś po prostu kierując swoją głowę odpowiednią stronę. Przy projektowaniu wnętrz zastosowanie wirtualnej rzeczywistości jest pomysłem dość oczywistym. Za pomocą VR użytkownik może w pełni zobaczyć skalę i poczuć się jak w gotowym pomieszczeniu. Coś co z lotu ptaka wygląda dobrze, może nie wyglądać z pierwszej osoby. Tu VR pomaga w zobaczeniu jak w rzeczywistości zaprojektowane wnętrze może wyglądać. Wcześniej zaprezentowane programy w niektórych przypadkach pozwalały zobaczyć gotowe pomieszczenie przy użyciu zestawu VR. Niestety takie rozwiązania są tylko w celach obserwacyjnych, a możliwa interaktywność jest ignorowana. </w:t>
       </w:r>
       <w:r>
         <w:t xml:space="preserve">Wirtualna rzeczywistość jest świetna w wizualizowaniu projektów, ale też może być użyteczna w jej projektowaniu, oferując bardziej naturalny i intuicyjny sposób tworzenia. Technologia VR jest dziś na takim poziomie, że projektowanie wnętrz powinno być przystępniejsze dzięki niej. Takie rozwiązanie mogłoby mieć zastosowanie dla firm meblarskich, gdzie kupujący mogą sami zaprojektować pokój bez większego nakładu pracy. Biorąc pod uwagę jak VR jest naturalny w swojej obsłudze każdy mógłby szybko stworzyć wymarzony pokój. Wirtualna rzeczywistość nie jest ograniczona tym, gdzie jest, więc nie ma problemu w stworzeniu pomieszczenia, który by przypominał rzeczywisty odpowiednik. Pozwala to na używanie takiego rozwiązania wszędzie. Szczególnie, że dzisiejsza technologia VR nie wymaga dodatkowego komputera do uruchamiania programów. </w:t>
       </w:r>
       <w:r>
-        <w:t xml:space="preserve">Tworząc samo rozwiązanie jeszcze bardziej przystępniejszym. Ta technologia jeszcze bardziej pozwoli na stworzenie dokładnych wizualizacji bez godzin nauki programów, ponieważ wszystkie akcje będą wykonywane naturalnie i intuicyjnie. Taki system dekoracji wnętrz byłby idealnym oprogramowaniem dla dużych firm meblarskich lub nawet dla osoby prywatnej. Łatwiej jest coś zrobić fizycznie niż </w:t>
-      </w:r>
-      <w:proofErr w:type="spellStart"/>
-      <w:r>
-        <w:t>przeklikując</w:t>
-      </w:r>
-      <w:proofErr w:type="spellEnd"/>
-      <w:r>
-        <w:t xml:space="preserve"> sporą ilość zakładek, by umieścić jedną rzecz w </w:t>
-      </w:r>
-      <w:proofErr w:type="spellStart"/>
-      <w:r>
-        <w:t>projektcie</w:t>
-      </w:r>
-      <w:proofErr w:type="spellEnd"/>
-      <w:r>
-        <w:t>.</w:t>
+        <w:t>Tworząc samo rozwiązanie jeszcze bardziej przystępniejszym. Ta technologia jeszcze bardziej pozwoli na stworzenie dokładnych wizualizacji bez godzin nauki programów, ponieważ wszystkie akcje będą wykonywane naturalnie i intuicyjnie. Taki system dekoracji wnętrz byłby idealnym oprogramowaniem dla dużych firm meblarskich lub nawet dla osoby prywatnej. Łatwiej jest coś zrobić fizycznie niż przeklikując sporą ilość zakładek, by umieścić jedną rzecz w projektcie.</w:t>
       </w:r>
     </w:p>
     <w:p>
@@ -4468,23 +3662,7 @@
         <w:ind w:firstLine="708"/>
       </w:pPr>
       <w:r>
-        <w:t xml:space="preserve">Celem pracy jest stworzenie systemu do projektowania wnętrz wykorzystując do tego wirtualną rzeczywistość. Cały system ma zostać stworzony w oparciu o </w:t>
-      </w:r>
-      <w:proofErr w:type="spellStart"/>
-      <w:r>
-        <w:t>Unreal</w:t>
-      </w:r>
-      <w:proofErr w:type="spellEnd"/>
-      <w:r>
-        <w:t xml:space="preserve"> Engine 5 z wykorzystaniem podejścia no </w:t>
-      </w:r>
-      <w:proofErr w:type="spellStart"/>
-      <w:r>
-        <w:t>code</w:t>
-      </w:r>
-      <w:proofErr w:type="spellEnd"/>
-      <w:r>
-        <w:t xml:space="preserve">. </w:t>
+        <w:t xml:space="preserve">Celem pracy jest stworzenie systemu do projektowania wnętrz wykorzystując do tego wirtualną rzeczywistość. Cały system ma zostać stworzony w oparciu o Unreal Engine 5 z wykorzystaniem podejścia no code. </w:t>
       </w:r>
     </w:p>
     <w:p>
@@ -4536,27 +3714,11 @@
         <w:t xml:space="preserve">Pierwszym problemem jest wartość wirtualnej rzeczywistości i dlaczego to ona powinna być podstawą systemu. Aktualnie można wyróżnić trzy technologię, które oferują różny sposób doświadczania treści. Flat, AR i VR. Pojęcie Flat odnosi się do ekranów monitora. Wszystkie informacje są przekazywane przez ekran monitora i użytkownik kontroluje je za pomocą myszki i klawiatury. To jest standardowe rozwiązanie, pozwalające na stworzenie bardzo rozbudowanych programów kosztem ich obsługi i czytelności. Większość programów do projektowania wnętrz opiera się o płaski ekran monitora. Takich rozwiązań jest za dużo i tworzenie kolejnego </w:t>
       </w:r>
       <w:r>
-        <w:t xml:space="preserve">nie miałoby sensu. Z drugiej strony jest technologia rozszerzonej rzeczywistości, polegająca na nakładaniu na rzeczywisty obraz cyfrowych obiektów. Na pierwszy rzut oka wydaję się to idealne na taki projekt. Jednakże to rozwiązanie ma jeden zasadniczy problem. Wymagany jest rzeczywisty obraz. AR sprawdziłoby się idealnie na puste pomieszczenie, ale rzadko takie warunki mogą się zdarzyć. Przykładowo podczas planowania remontu, stare umeblowanie nadal istnieje, co przeszkadzałoby w dokładnym zaprojektowaniu nowego pomieszczenia. Innym problemem jest wymóg bycia w danym pokoju. Trzeba zaprojektować dane pomieszczenie tu i teraz, nie można tego robić z innego miejsca, bo wymagany jest rzeczywisty obraz pokoju. Co może być </w:t>
-      </w:r>
-      <w:proofErr w:type="gramStart"/>
-      <w:r>
-        <w:t>zaletą</w:t>
-      </w:r>
-      <w:proofErr w:type="gramEnd"/>
-      <w:r>
-        <w:t xml:space="preserve"> jeśli warunki są idealne w przeciwnym wypadku AR, nie spełnia wymagań do stworzenia tego projektu. Aktualna technologia również nie kładzie </w:t>
+        <w:t xml:space="preserve">nie miałoby sensu. Z drugiej strony jest technologia rozszerzonej rzeczywistości, polegająca na nakładaniu na rzeczywisty obraz cyfrowych obiektów. Na pierwszy rzut oka wydaję się to idealne na taki projekt. Jednakże to rozwiązanie ma jeden zasadniczy problem. Wymagany jest rzeczywisty obraz. AR sprawdziłoby się idealnie na puste pomieszczenie, ale rzadko takie warunki mogą się zdarzyć. Przykładowo podczas planowania remontu, stare umeblowanie nadal istnieje, co przeszkadzałoby w dokładnym zaprojektowaniu nowego pomieszczenia. Innym problemem jest wymóg bycia w danym pokoju. Trzeba zaprojektować dane pomieszczenie tu i teraz, nie można tego robić z innego miejsca, bo wymagany jest rzeczywisty obraz pokoju. Co może być zaletą jeśli warunki są idealne w przeciwnym wypadku AR, nie spełnia wymagań do stworzenia tego projektu. Aktualna technologia również nie kładzie </w:t>
       </w:r>
       <w:r>
         <w:lastRenderedPageBreak/>
-        <w:t xml:space="preserve">dobrego światła na AR. Choć dziś jest sporo urządzeń pozwalających na wykorzystanie rozszerzonej rzeczywistości to nadal sama technologia potrzebuje dopracowania. Telefony są za bardzo ograniczające ze względu na swój rozmiar, a nawet gogle Meta Quest 3, które oferują technologię AR to jest ona tam bardzo niedopracowana. Jedynie Apple </w:t>
-      </w:r>
-      <w:proofErr w:type="spellStart"/>
-      <w:r>
-        <w:t>Vision</w:t>
-      </w:r>
-      <w:proofErr w:type="spellEnd"/>
-      <w:r>
-        <w:t xml:space="preserve"> Pro miałoby zastosowanie, ale cena</w:t>
+        <w:t>dobrego światła na AR. Choć dziś jest sporo urządzeń pozwalających na wykorzystanie rozszerzonej rzeczywistości to nadal sama technologia potrzebuje dopracowania. Telefony są za bardzo ograniczające ze względu na swój rozmiar, a nawet gogle Meta Quest 3, które oferują technologię AR to jest ona tam bardzo niedopracowana. Jedynie Apple Vision Pro miałoby zastosowanie, ale cena</w:t>
       </w:r>
       <w:r>
         <w:t>,</w:t>
@@ -4762,7 +3924,6 @@
                 <w:szCs w:val="18"/>
               </w:rPr>
             </w:pPr>
-            <w:proofErr w:type="spellStart"/>
             <w:r>
               <w:rPr>
                 <w:sz w:val="18"/>
@@ -4770,7 +3931,6 @@
               </w:rPr>
               <w:t>Odświerzanie</w:t>
             </w:r>
-            <w:proofErr w:type="spellEnd"/>
           </w:p>
         </w:tc>
         <w:tc>
@@ -4946,17 +4106,8 @@
                 <w:sz w:val="18"/>
                 <w:szCs w:val="18"/>
               </w:rPr>
-              <w:t xml:space="preserve">120 </w:t>
-            </w:r>
-            <w:proofErr w:type="spellStart"/>
-            <w:r>
-              <w:rPr>
-                <w:sz w:val="18"/>
-                <w:szCs w:val="18"/>
-              </w:rPr>
-              <w:t>Hz</w:t>
-            </w:r>
-            <w:proofErr w:type="spellEnd"/>
+              <w:t>120 Hz</w:t>
+            </w:r>
           </w:p>
         </w:tc>
         <w:tc>
@@ -4971,7 +4122,6 @@
                 <w:szCs w:val="18"/>
               </w:rPr>
             </w:pPr>
-            <w:proofErr w:type="spellStart"/>
             <w:r>
               <w:rPr>
                 <w:sz w:val="18"/>
@@ -4984,31 +4134,7 @@
                 <w:sz w:val="18"/>
                 <w:szCs w:val="18"/>
               </w:rPr>
-              <w:t>cta-core</w:t>
-            </w:r>
-            <w:proofErr w:type="spellEnd"/>
-            <w:r>
-              <w:rPr>
-                <w:sz w:val="18"/>
-                <w:szCs w:val="18"/>
-              </w:rPr>
-              <w:t xml:space="preserve"> </w:t>
-            </w:r>
-            <w:proofErr w:type="spellStart"/>
-            <w:r>
-              <w:rPr>
-                <w:sz w:val="18"/>
-                <w:szCs w:val="18"/>
-              </w:rPr>
-              <w:t>Kryo</w:t>
-            </w:r>
-            <w:proofErr w:type="spellEnd"/>
-            <w:r>
-              <w:rPr>
-                <w:sz w:val="18"/>
-                <w:szCs w:val="18"/>
-              </w:rPr>
-              <w:t xml:space="preserve"> (1 x 3.19 GHz, 4 x 2.8 GHz, 3 x 2.0 GHz)</w:t>
+              <w:t>cta-core Kryo (1 x 3.19 GHz, 4 x 2.8 GHz, 3 x 2.0 GHz)</w:t>
             </w:r>
           </w:p>
         </w:tc>
@@ -5029,33 +4155,8 @@
                 <w:sz w:val="18"/>
                 <w:szCs w:val="18"/>
               </w:rPr>
-              <w:t xml:space="preserve">2 x Meta Quest </w:t>
-            </w:r>
-            <w:proofErr w:type="spellStart"/>
-            <w:r>
-              <w:rPr>
-                <w:sz w:val="18"/>
-                <w:szCs w:val="18"/>
-              </w:rPr>
-              <w:t>Touch</w:t>
-            </w:r>
-            <w:proofErr w:type="spellEnd"/>
-            <w:r>
-              <w:rPr>
-                <w:sz w:val="18"/>
-                <w:szCs w:val="18"/>
-              </w:rPr>
-              <w:t xml:space="preserve"> Plus </w:t>
-            </w:r>
-            <w:proofErr w:type="spellStart"/>
-            <w:r>
-              <w:rPr>
-                <w:sz w:val="18"/>
-                <w:szCs w:val="18"/>
-              </w:rPr>
-              <w:t>Controllers</w:t>
-            </w:r>
-            <w:proofErr w:type="spellEnd"/>
+              <w:t>2 x Meta Quest Touch Plus Controllers</w:t>
+            </w:r>
           </w:p>
         </w:tc>
         <w:tc>
@@ -5182,17 +4283,8 @@
                 <w:sz w:val="18"/>
                 <w:szCs w:val="18"/>
               </w:rPr>
-              <w:t xml:space="preserve">120 </w:t>
-            </w:r>
-            <w:proofErr w:type="spellStart"/>
-            <w:r>
-              <w:rPr>
-                <w:sz w:val="18"/>
-                <w:szCs w:val="18"/>
-              </w:rPr>
-              <w:t>Hz</w:t>
-            </w:r>
-            <w:proofErr w:type="spellEnd"/>
+              <w:t>120 Hz</w:t>
+            </w:r>
           </w:p>
         </w:tc>
         <w:tc>
@@ -5207,37 +4299,12 @@
                 <w:szCs w:val="18"/>
               </w:rPr>
             </w:pPr>
-            <w:proofErr w:type="spellStart"/>
-            <w:r>
-              <w:rPr>
-                <w:sz w:val="18"/>
-                <w:szCs w:val="18"/>
-              </w:rPr>
-              <w:t>Octa-core</w:t>
-            </w:r>
-            <w:proofErr w:type="spellEnd"/>
-            <w:r>
-              <w:rPr>
-                <w:sz w:val="18"/>
-                <w:szCs w:val="18"/>
-              </w:rPr>
-              <w:t xml:space="preserve"> </w:t>
-            </w:r>
-            <w:proofErr w:type="spellStart"/>
-            <w:r>
-              <w:rPr>
-                <w:sz w:val="18"/>
-                <w:szCs w:val="18"/>
-              </w:rPr>
-              <w:t>Kryo</w:t>
-            </w:r>
-            <w:proofErr w:type="spellEnd"/>
-            <w:r>
-              <w:rPr>
-                <w:sz w:val="18"/>
-                <w:szCs w:val="18"/>
-              </w:rPr>
-              <w:t xml:space="preserve"> (1 x 3.19 GHz, 4 x 2.8 GHz, 3 x 2.0 GHz)</w:t>
+            <w:r>
+              <w:rPr>
+                <w:sz w:val="18"/>
+                <w:szCs w:val="18"/>
+              </w:rPr>
+              <w:t>Octa-core Kryo (1 x 3.19 GHz, 4 x 2.8 GHz, 3 x 2.0 GHz)</w:t>
             </w:r>
           </w:p>
         </w:tc>
@@ -5258,33 +4325,8 @@
                 <w:sz w:val="18"/>
                 <w:szCs w:val="18"/>
               </w:rPr>
-              <w:t xml:space="preserve">2 x Meta Quest </w:t>
-            </w:r>
-            <w:proofErr w:type="spellStart"/>
-            <w:r>
-              <w:rPr>
-                <w:sz w:val="18"/>
-                <w:szCs w:val="18"/>
-              </w:rPr>
-              <w:t>Touch</w:t>
-            </w:r>
-            <w:proofErr w:type="spellEnd"/>
-            <w:r>
-              <w:rPr>
-                <w:sz w:val="18"/>
-                <w:szCs w:val="18"/>
-              </w:rPr>
-              <w:t xml:space="preserve"> Plus </w:t>
-            </w:r>
-            <w:proofErr w:type="spellStart"/>
-            <w:r>
-              <w:rPr>
-                <w:sz w:val="18"/>
-                <w:szCs w:val="18"/>
-              </w:rPr>
-              <w:t>Controllers</w:t>
-            </w:r>
-            <w:proofErr w:type="spellEnd"/>
+              <w:t>2 x Meta Quest Touch Plus Controllers</w:t>
+            </w:r>
           </w:p>
         </w:tc>
         <w:tc>
@@ -5411,17 +4453,8 @@
                 <w:sz w:val="18"/>
                 <w:szCs w:val="18"/>
               </w:rPr>
-              <w:t xml:space="preserve">90 </w:t>
-            </w:r>
-            <w:proofErr w:type="spellStart"/>
-            <w:r>
-              <w:rPr>
-                <w:sz w:val="18"/>
-                <w:szCs w:val="18"/>
-              </w:rPr>
-              <w:t>Hz</w:t>
-            </w:r>
-            <w:proofErr w:type="spellEnd"/>
+              <w:t>90 Hz</w:t>
+            </w:r>
           </w:p>
         </w:tc>
         <w:tc>
@@ -5436,21 +4469,12 @@
                 <w:szCs w:val="18"/>
               </w:rPr>
             </w:pPr>
-            <w:proofErr w:type="spellStart"/>
-            <w:r>
-              <w:rPr>
-                <w:sz w:val="18"/>
-                <w:szCs w:val="18"/>
-              </w:rPr>
-              <w:t>Snapdragon</w:t>
-            </w:r>
-            <w:proofErr w:type="spellEnd"/>
-            <w:r>
-              <w:rPr>
-                <w:sz w:val="18"/>
-                <w:szCs w:val="18"/>
-              </w:rPr>
-              <w:t xml:space="preserve"> XR2+ Gen 2</w:t>
+            <w:r>
+              <w:rPr>
+                <w:sz w:val="18"/>
+                <w:szCs w:val="18"/>
+              </w:rPr>
+              <w:t>Snapdragon XR2+ Gen 2</w:t>
             </w:r>
           </w:p>
         </w:tc>
@@ -5510,21 +4534,12 @@
                 <w:szCs w:val="18"/>
               </w:rPr>
             </w:pPr>
-            <w:proofErr w:type="spellStart"/>
-            <w:r>
-              <w:rPr>
-                <w:sz w:val="18"/>
-                <w:szCs w:val="18"/>
-              </w:rPr>
-              <w:t>Valve</w:t>
-            </w:r>
-            <w:proofErr w:type="spellEnd"/>
-            <w:r>
-              <w:rPr>
-                <w:sz w:val="18"/>
-                <w:szCs w:val="18"/>
-              </w:rPr>
-              <w:t xml:space="preserve"> Index</w:t>
+            <w:r>
+              <w:rPr>
+                <w:sz w:val="18"/>
+                <w:szCs w:val="18"/>
+              </w:rPr>
+              <w:t>Valve Index</w:t>
             </w:r>
           </w:p>
         </w:tc>
@@ -5608,17 +4623,8 @@
                 <w:sz w:val="18"/>
                 <w:szCs w:val="18"/>
               </w:rPr>
-              <w:t xml:space="preserve">144 </w:t>
-            </w:r>
-            <w:proofErr w:type="spellStart"/>
-            <w:r>
-              <w:rPr>
-                <w:sz w:val="18"/>
-                <w:szCs w:val="18"/>
-              </w:rPr>
-              <w:t>Hz</w:t>
-            </w:r>
-            <w:proofErr w:type="spellEnd"/>
+              <w:t>144 Hz</w:t>
+            </w:r>
           </w:p>
         </w:tc>
         <w:tc>
@@ -5689,23 +4695,7 @@
                 <w:sz w:val="18"/>
                 <w:szCs w:val="18"/>
               </w:rPr>
-              <w:t xml:space="preserve">Apple </w:t>
-            </w:r>
-            <w:proofErr w:type="spellStart"/>
-            <w:r>
-              <w:rPr>
-                <w:sz w:val="18"/>
-                <w:szCs w:val="18"/>
-              </w:rPr>
-              <w:t>Vision</w:t>
-            </w:r>
-            <w:proofErr w:type="spellEnd"/>
-            <w:r>
-              <w:rPr>
-                <w:sz w:val="18"/>
-                <w:szCs w:val="18"/>
-              </w:rPr>
-              <w:t xml:space="preserve"> Pro M5</w:t>
+              <w:t>Apple Vision Pro M5</w:t>
             </w:r>
           </w:p>
         </w:tc>
@@ -5789,17 +4779,8 @@
                 <w:sz w:val="18"/>
                 <w:szCs w:val="18"/>
               </w:rPr>
-              <w:t xml:space="preserve">120 </w:t>
-            </w:r>
-            <w:proofErr w:type="spellStart"/>
-            <w:r>
-              <w:rPr>
-                <w:sz w:val="18"/>
-                <w:szCs w:val="18"/>
-              </w:rPr>
-              <w:t>Hz</w:t>
-            </w:r>
-            <w:proofErr w:type="spellEnd"/>
+              <w:t>120 Hz</w:t>
+            </w:r>
           </w:p>
         </w:tc>
         <w:tc>
@@ -5877,23 +4858,7 @@
                 <w:sz w:val="18"/>
                 <w:szCs w:val="18"/>
               </w:rPr>
-              <w:t xml:space="preserve">HTC </w:t>
-            </w:r>
-            <w:proofErr w:type="spellStart"/>
-            <w:r>
-              <w:rPr>
-                <w:sz w:val="18"/>
-                <w:szCs w:val="18"/>
-              </w:rPr>
-              <w:t>Vive</w:t>
-            </w:r>
-            <w:proofErr w:type="spellEnd"/>
-            <w:r>
-              <w:rPr>
-                <w:sz w:val="18"/>
-                <w:szCs w:val="18"/>
-              </w:rPr>
-              <w:t xml:space="preserve"> Pro 2</w:t>
+              <w:t>HTC Vive Pro 2</w:t>
             </w:r>
           </w:p>
         </w:tc>
@@ -5977,17 +4942,8 @@
                 <w:sz w:val="18"/>
                 <w:szCs w:val="18"/>
               </w:rPr>
-              <w:t xml:space="preserve">120 </w:t>
-            </w:r>
-            <w:proofErr w:type="spellStart"/>
-            <w:r>
-              <w:rPr>
-                <w:sz w:val="18"/>
-                <w:szCs w:val="18"/>
-              </w:rPr>
-              <w:t>Hz</w:t>
-            </w:r>
-            <w:proofErr w:type="spellEnd"/>
+              <w:t>120 Hz</w:t>
+            </w:r>
           </w:p>
         </w:tc>
         <w:tc>
@@ -6021,23 +4977,7 @@
                 <w:sz w:val="18"/>
                 <w:szCs w:val="18"/>
               </w:rPr>
-              <w:t>2 x </w:t>
-            </w:r>
-            <w:proofErr w:type="spellStart"/>
-            <w:r>
-              <w:rPr>
-                <w:sz w:val="18"/>
-                <w:szCs w:val="18"/>
-              </w:rPr>
-              <w:t>Vive</w:t>
-            </w:r>
-            <w:proofErr w:type="spellEnd"/>
-            <w:r>
-              <w:rPr>
-                <w:sz w:val="18"/>
-                <w:szCs w:val="18"/>
-              </w:rPr>
-              <w:t xml:space="preserve"> Pro Controller </w:t>
+              <w:t>2 x Vive Pro Controller </w:t>
             </w:r>
           </w:p>
           <w:p>
@@ -6167,17 +5107,8 @@
                 <w:sz w:val="18"/>
                 <w:szCs w:val="18"/>
               </w:rPr>
-              <w:t xml:space="preserve">90 </w:t>
-            </w:r>
-            <w:proofErr w:type="spellStart"/>
-            <w:r>
-              <w:rPr>
-                <w:sz w:val="18"/>
-                <w:szCs w:val="18"/>
-              </w:rPr>
-              <w:t>Hz</w:t>
-            </w:r>
-            <w:proofErr w:type="spellEnd"/>
+              <w:t>90 Hz</w:t>
+            </w:r>
           </w:p>
         </w:tc>
         <w:tc>
@@ -6192,37 +5123,12 @@
                 <w:szCs w:val="18"/>
               </w:rPr>
             </w:pPr>
-            <w:proofErr w:type="spellStart"/>
-            <w:r>
-              <w:rPr>
-                <w:sz w:val="18"/>
-                <w:szCs w:val="18"/>
-              </w:rPr>
-              <w:t>Octa-core</w:t>
-            </w:r>
-            <w:proofErr w:type="spellEnd"/>
-            <w:r>
-              <w:rPr>
-                <w:sz w:val="18"/>
-                <w:szCs w:val="18"/>
-              </w:rPr>
-              <w:t xml:space="preserve"> </w:t>
-            </w:r>
-            <w:proofErr w:type="spellStart"/>
-            <w:r>
-              <w:rPr>
-                <w:sz w:val="18"/>
-                <w:szCs w:val="18"/>
-              </w:rPr>
-              <w:t>Kryo</w:t>
-            </w:r>
-            <w:proofErr w:type="spellEnd"/>
-            <w:r>
-              <w:rPr>
-                <w:sz w:val="18"/>
-                <w:szCs w:val="18"/>
-              </w:rPr>
-              <w:t xml:space="preserve"> 585 (1 x 2.84 GHz, 3 x 2.42 GHz, 4 x 1.8 GHz)</w:t>
+            <w:r>
+              <w:rPr>
+                <w:sz w:val="18"/>
+                <w:szCs w:val="18"/>
+              </w:rPr>
+              <w:t>Octa-core Kryo 585 (1 x 2.84 GHz, 3 x 2.42 GHz, 4 x 1.8 GHz)</w:t>
             </w:r>
           </w:p>
         </w:tc>
@@ -6282,21 +5188,12 @@
                 <w:szCs w:val="18"/>
               </w:rPr>
             </w:pPr>
-            <w:proofErr w:type="spellStart"/>
-            <w:r>
-              <w:rPr>
-                <w:sz w:val="18"/>
-                <w:szCs w:val="18"/>
-              </w:rPr>
-              <w:t>Playstation</w:t>
-            </w:r>
-            <w:proofErr w:type="spellEnd"/>
-            <w:r>
-              <w:rPr>
-                <w:sz w:val="18"/>
-                <w:szCs w:val="18"/>
-              </w:rPr>
-              <w:t xml:space="preserve"> VR 2</w:t>
+            <w:r>
+              <w:rPr>
+                <w:sz w:val="18"/>
+                <w:szCs w:val="18"/>
+              </w:rPr>
+              <w:t>Playstation VR 2</w:t>
             </w:r>
           </w:p>
         </w:tc>
@@ -6380,17 +5277,8 @@
                 <w:sz w:val="18"/>
                 <w:szCs w:val="18"/>
               </w:rPr>
-              <w:t xml:space="preserve">120 </w:t>
-            </w:r>
-            <w:proofErr w:type="spellStart"/>
-            <w:r>
-              <w:rPr>
-                <w:sz w:val="18"/>
-                <w:szCs w:val="18"/>
-              </w:rPr>
-              <w:t>Hz</w:t>
-            </w:r>
-            <w:proofErr w:type="spellEnd"/>
+              <w:t>120 Hz</w:t>
+            </w:r>
           </w:p>
         </w:tc>
         <w:tc>
@@ -6425,49 +5313,8 @@
                 <w:sz w:val="18"/>
                 <w:szCs w:val="18"/>
               </w:rPr>
-              <w:t>2 x </w:t>
-            </w:r>
-            <w:proofErr w:type="spellStart"/>
-            <w:r>
-              <w:rPr>
-                <w:sz w:val="18"/>
-                <w:szCs w:val="18"/>
-              </w:rPr>
-              <w:t>Playstation</w:t>
-            </w:r>
-            <w:proofErr w:type="spellEnd"/>
-            <w:r>
-              <w:rPr>
-                <w:sz w:val="18"/>
-                <w:szCs w:val="18"/>
-              </w:rPr>
-              <w:t xml:space="preserve"> VR2 </w:t>
-            </w:r>
-            <w:proofErr w:type="spellStart"/>
-            <w:r>
-              <w:rPr>
-                <w:sz w:val="18"/>
-                <w:szCs w:val="18"/>
-              </w:rPr>
-              <w:t>Sense</w:t>
-            </w:r>
-            <w:proofErr w:type="spellEnd"/>
-            <w:r>
-              <w:rPr>
-                <w:sz w:val="18"/>
-                <w:szCs w:val="18"/>
-              </w:rPr>
-              <w:t xml:space="preserve"> </w:t>
-            </w:r>
-            <w:proofErr w:type="spellStart"/>
-            <w:r>
-              <w:rPr>
-                <w:sz w:val="18"/>
-                <w:szCs w:val="18"/>
-              </w:rPr>
-              <w:t>Controlle</w:t>
-            </w:r>
-            <w:proofErr w:type="spellEnd"/>
+              <w:t>2 x Playstation VR2 Sense Controlle</w:t>
+            </w:r>
           </w:p>
         </w:tc>
         <w:tc>
@@ -6517,143 +5364,23 @@
         <w:ind w:firstLine="708"/>
       </w:pPr>
       <w:r>
-        <w:t xml:space="preserve">Pierwszą rzeczą jaką należy porównać to typ urządzenia. Autonomiczne mają tą zaletę, że nie trzeba dodatkowego komputera do obsługi programów. Można uruchamiać projekty bezpośrednio na goglach. Jest to wygodniejsze rozwiązanie, bo nie trzeba się martwić okablowaniem oraz jest tańsze, bo wystarczy zakup jednego sprzętu, a cena komputera nie jest liczona w cenę całej konfiguracji. Nie zapominając, że większość gogli autonomicznych oferuje połączenie z komputerem za pomocą kabla lub po wifi. Jednakże gogle wymagające komputera oferują w zamian większą funkcjonalność. Dobrze będzie się najpierw nim przyjrzeć. </w:t>
-      </w:r>
-      <w:proofErr w:type="spellStart"/>
-      <w:r>
-        <w:t>Valve</w:t>
-      </w:r>
-      <w:proofErr w:type="spellEnd"/>
-      <w:r>
-        <w:t xml:space="preserve"> Index są wypełnione mniejszą i większą funkcjonalnością. </w:t>
+        <w:t xml:space="preserve">Pierwszą rzeczą jaką należy porównać to typ urządzenia. Autonomiczne mają tą zaletę, że nie trzeba dodatkowego komputera do obsługi programów. Można uruchamiać projekty bezpośrednio na goglach. Jest to wygodniejsze rozwiązanie, bo nie trzeba się martwić okablowaniem oraz jest tańsze, bo wystarczy zakup jednego sprzętu, a cena komputera nie jest liczona w cenę całej konfiguracji. Nie zapominając, że większość gogli autonomicznych oferuje połączenie z komputerem za pomocą kabla lub po wifi. Jednakże gogle wymagające komputera oferują w zamian większą funkcjonalność. Dobrze będzie się najpierw nim przyjrzeć. Valve Index są wypełnione mniejszą i większą funkcjonalnością. </w:t>
       </w:r>
       <w:r>
         <w:t xml:space="preserve">Tu na pierwszy plan wysuwają się kontrolery, które zamiast być pilotami, bardziej służą jako nakładka na dłonie. Mają dużą liczbę sensorów, które wykrywają położenie palców oraz nacisk na kontroler. Dając użytkownikowi jeszcze większą interaktywność w świecie. W dodatku pozycja gogli jak i kontrolerów jest śledzona bardzo precyzyjnie przy użyciu specjalnych lamp na podczerwień, więc nie można mówić o gubieniu przez zestaw pozycji kontrolerów. Duża częstotliwość odświeżania ekranów dodatkowo wpływa na komfort użytkownika niwelując chorobę symulatorową. </w:t>
       </w:r>
       <w:r>
-        <w:t xml:space="preserve">Wadą będzie cena i dostępność. Koszt prawie tysiąca dolarów na sprzęt, który jeszcze wymaga komputera do obsługi jest absurdalnie duży. Ten zestaw VR wyszedł w 2019 roku i dostępność poszczególnych </w:t>
-      </w:r>
-      <w:proofErr w:type="spellStart"/>
-      <w:r>
-        <w:t>akcesorii</w:t>
-      </w:r>
-      <w:proofErr w:type="spellEnd"/>
-      <w:r>
-        <w:t xml:space="preserve"> jest utrudniony. Można używać zamienników i firma </w:t>
-      </w:r>
-      <w:proofErr w:type="spellStart"/>
-      <w:r>
-        <w:t>valve</w:t>
-      </w:r>
-      <w:proofErr w:type="spellEnd"/>
-      <w:r>
-        <w:t xml:space="preserve"> nawet to zaleca, ale kupno całego zestawu na oficjalnej stronie nie jest już możliwe. Te gogle są biorą udział w tym porównaniu głównie ze względu na ich funkcjonalność. Nawet dziś są jedynymi w swoim rodzaju. Podobnie można opisać HTC </w:t>
-      </w:r>
-      <w:proofErr w:type="spellStart"/>
-      <w:r>
-        <w:t>Vive</w:t>
-      </w:r>
-      <w:proofErr w:type="spellEnd"/>
-      <w:r>
-        <w:t xml:space="preserve"> Pro 2, tylko że pod wieloma względami są gorsze od sprzętu </w:t>
-      </w:r>
-      <w:proofErr w:type="spellStart"/>
-      <w:r>
-        <w:t>Valve</w:t>
-      </w:r>
-      <w:proofErr w:type="spellEnd"/>
-      <w:r>
-        <w:t xml:space="preserve">. Nie poprawia sytuacji cena, która jest jeszcze większa. Ekrany w goglach mają większą rozdzielczość, ale mają mniejsze odświeżanie. 120 </w:t>
-      </w:r>
-      <w:proofErr w:type="spellStart"/>
-      <w:r>
-        <w:t>Hz</w:t>
-      </w:r>
-      <w:proofErr w:type="spellEnd"/>
-      <w:r>
-        <w:t xml:space="preserve"> to nie jest zły wynik i jest standardem wśród </w:t>
-      </w:r>
-      <w:proofErr w:type="spellStart"/>
-      <w:r>
-        <w:t>budgetowych</w:t>
-      </w:r>
-      <w:proofErr w:type="spellEnd"/>
-      <w:r>
-        <w:t xml:space="preserve"> gogli, ale to jest sprzęt za 1399 dolarów. Kontrolery również się nie wyróżniają na tle konkurencji</w:t>
-      </w:r>
-      <w:r>
-        <w:t xml:space="preserve">. Są one wielkie i nie poręczne. Ten zestaw jest za drogi i nie oferuje lepszej wydajności. Ostatni z tej kategorii jest </w:t>
-      </w:r>
-      <w:proofErr w:type="spellStart"/>
-      <w:r>
-        <w:t>playstation</w:t>
-      </w:r>
-      <w:proofErr w:type="spellEnd"/>
-      <w:r>
-        <w:t xml:space="preserve"> VR 2. Choć mylnie można założyć, że do obsługi jest potrzebna konsola </w:t>
-      </w:r>
-      <w:proofErr w:type="spellStart"/>
-      <w:r>
-        <w:t>playstation</w:t>
-      </w:r>
-      <w:proofErr w:type="spellEnd"/>
-      <w:r>
-        <w:t xml:space="preserve"> 5 to firma Sony udostępniła przejściówki pozwalające na podłączenie ich sprzętu do komputera. W przeciwieństwie do </w:t>
+        <w:t>Wadą będzie cena i dostępność. Koszt prawie tysiąca dolarów na sprzęt, który jeszcze wymaga komputera do obsługi jest absurdalnie duży. Ten zestaw VR wyszedł w 2019 roku i dostępność poszczególnych akcesorii jest utrudniony. Można używać zamienników i firma valve nawet to zaleca, ale kupno całego zestawu na oficjalnej stronie nie jest już możliwe. Te gogle są biorą udział w tym porównaniu głównie ze względu na ich funkcjonalność. Nawet dziś są jedynymi w swoim rodzaju. Podobnie można opisać HTC Vive Pro 2, tylko że pod wieloma względami są gorsze od sprzętu Valve. Nie poprawia sytuacji cena, która jest jeszcze większa. Ekrany w goglach mają większą rozdzielczość, ale mają mniejsze odświeżanie. 120 Hz to nie jest zły wynik i jest standardem wśród budgetowych gogli, ale to jest sprzęt za 1399 dolarów. Kontrolery również się nie wyróżniają na tle konkurencji</w:t>
+      </w:r>
+      <w:r>
+        <w:t xml:space="preserve">. Są one wielkie i nie poręczne. Ten zestaw jest za drogi i nie oferuje lepszej wydajności. Ostatni z tej kategorii jest playstation VR 2. Choć mylnie można założyć, że do obsługi jest potrzebna konsola playstation 5 to firma Sony udostępniła przejściówki pozwalające na podłączenie ich sprzętu do komputera. W przeciwieństwie do </w:t>
       </w:r>
       <w:r>
         <w:lastRenderedPageBreak/>
         <w:t>rozwiązań konkurencji te gogle nie wymagają specjalnych lamp na podczerwień.</w:t>
       </w:r>
       <w:r>
-        <w:t xml:space="preserve"> </w:t>
-      </w:r>
-      <w:proofErr w:type="spellStart"/>
-      <w:r>
-        <w:t>Playstation</w:t>
-      </w:r>
-      <w:proofErr w:type="spellEnd"/>
-      <w:r>
-        <w:t xml:space="preserve"> VR 2 śledzi pozycje kontrolerów przy pomocy wbudowanych kamer. Jest to o wiele wygodniejszy sposób, ponieważ podłączenie i ustawienie całej konfiguracji zajmuje mniej czasu. Problem pojawia się przy precyzji śledzenia. Nie jest ona tak dokładna jak przy użyciu lamp, a kamery mają trudność ze śledzeniem kontrolerów, gdy te są poza ich polem widzenia. W takich sytuacjach można powiedzieć, że gogle zgubiły kontrolery. Jedyne informacje jaką są interpretowane to przez żyroskop kontrolera. Nie jest to duży problem, gdy system jest zaprojektowany, żeby większość uwagi użytkownika była przed nim w polu widzenia kamer. Sprzęt Sony również ma funkcję śledzenia </w:t>
-      </w:r>
-      <w:proofErr w:type="gramStart"/>
-      <w:r>
-        <w:t>oczy,</w:t>
-      </w:r>
-      <w:proofErr w:type="gramEnd"/>
-      <w:r>
-        <w:t xml:space="preserve"> czy kontrolery posiadają </w:t>
-      </w:r>
-      <w:proofErr w:type="spellStart"/>
-      <w:r>
-        <w:t>adaptywne</w:t>
-      </w:r>
-      <w:proofErr w:type="spellEnd"/>
-      <w:r>
-        <w:t xml:space="preserve"> spusty. Ta pierwsza funkcja jest na tyle kluczowa, bo pomaga przy optymalizacji programów, gdzie tylko ta </w:t>
-      </w:r>
-      <w:proofErr w:type="gramStart"/>
-      <w:r>
-        <w:t>przestrzeń</w:t>
-      </w:r>
-      <w:proofErr w:type="gramEnd"/>
-      <w:r>
-        <w:t xml:space="preserve"> na którą użytkownik patrzy będzie </w:t>
-      </w:r>
-      <w:proofErr w:type="spellStart"/>
-      <w:r>
-        <w:t>renderowana</w:t>
-      </w:r>
-      <w:proofErr w:type="spellEnd"/>
-      <w:r>
-        <w:t xml:space="preserve"> w wysokiej rozdzielczości. Niestety tak funkcjonalność nie jest wspierana na komputerach, jak i również inne bardziej zaawansowane funkcje. Czyni to ten zestaw bardzo biednym, bo choć ma dużo funkcji to nie można ich użyć. Przynajmniej cena jest o wiele niższa niż u konkurencji, czyniąc je najbardziej opłacalnymi. Zaletą jaką te trzy zestawy mają to brak baterii. Gogle działają tak długa jak działa komputer. Nie trzeba ich dodatkowo ładować. Z tych trzech zestawów wybrałbym do projektu </w:t>
-      </w:r>
-      <w:proofErr w:type="spellStart"/>
-      <w:r>
-        <w:t>playstation</w:t>
-      </w:r>
-      <w:proofErr w:type="spellEnd"/>
-      <w:r>
-        <w:t xml:space="preserve"> VR 2 głównie przez swoją cenę, ale </w:t>
+        <w:t xml:space="preserve"> Playstation VR 2 śledzi pozycje kontrolerów przy pomocy wbudowanych kamer. Jest to o wiele wygodniejszy sposób, ponieważ podłączenie i ustawienie całej konfiguracji zajmuje mniej czasu. Problem pojawia się przy precyzji śledzenia. Nie jest ona tak dokładna jak przy użyciu lamp, a kamery mają trudność ze śledzeniem kontrolerów, gdy te są poza ich polem widzenia. W takich sytuacjach można powiedzieć, że gogle zgubiły kontrolery. Jedyne informacje jaką są interpretowane to przez żyroskop kontrolera. Nie jest to duży problem, gdy system jest zaprojektowany, żeby większość uwagi użytkownika była przed nim w polu widzenia kamer. Sprzęt Sony również ma funkcję śledzenia oczy, czy kontrolery posiadają adaptywne spusty. Ta pierwsza funkcja jest na tyle kluczowa, bo pomaga przy optymalizacji programów, gdzie tylko ta przestrzeń na którą użytkownik patrzy będzie renderowana w wysokiej rozdzielczości. Niestety tak funkcjonalność nie jest wspierana na komputerach, jak i również inne bardziej zaawansowane funkcje. Czyni to ten zestaw bardzo biednym, bo choć ma dużo funkcji to nie można ich użyć. Przynajmniej cena jest o wiele niższa niż u konkurencji, czyniąc je najbardziej opłacalnymi. Zaletą jaką te trzy zestawy mają to brak baterii. Gogle działają tak długa jak działa komputer. Nie trzeba ich dodatkowo ładować. Z tych trzech zestawów wybrałbym do projektu playstation VR 2 głównie przez swoją cenę, ale </w:t>
       </w:r>
       <w:r>
         <w:t xml:space="preserve">większość </w:t>
@@ -6692,47 +5419,7 @@
       </w:pPr>
       <w:r>
         <w:tab/>
-        <w:t xml:space="preserve">Najbardziej popularnymi goglami autonomicznymi są flagowe zestawy Meta Quest. Do porównań użyje tych najbardziej aktualnych, czyli 3 i 3S. Oparte o procesor </w:t>
-      </w:r>
-      <w:proofErr w:type="spellStart"/>
-      <w:r>
-        <w:t>Octa-core</w:t>
-      </w:r>
-      <w:proofErr w:type="spellEnd"/>
-      <w:r>
-        <w:t xml:space="preserve"> </w:t>
-      </w:r>
-      <w:proofErr w:type="spellStart"/>
-      <w:r>
-        <w:t>Kryo</w:t>
-      </w:r>
-      <w:proofErr w:type="spellEnd"/>
-      <w:r>
-        <w:t xml:space="preserve"> potrafią uruchamiać sporą gamę programów wykorzystujących grafikę 3D. W większości nie jest to bardzo szczegółowa grafika, ale jest na tyle zaawansowana, że może stać obok </w:t>
-      </w:r>
-      <w:proofErr w:type="gramStart"/>
-      <w:r>
-        <w:t>komputerów,</w:t>
-      </w:r>
-      <w:proofErr w:type="gramEnd"/>
-      <w:r>
-        <w:t xml:space="preserve"> czy konsol. Mocą i możliwością można porównać do konsoli </w:t>
-      </w:r>
-      <w:proofErr w:type="spellStart"/>
-      <w:r>
-        <w:t>Playstation</w:t>
-      </w:r>
-      <w:proofErr w:type="spellEnd"/>
-      <w:r>
-        <w:t xml:space="preserve"> 3, czy Xbox 360. Odświeżanie i rozdzielczość ekranów jest naprawdę duża. 120 </w:t>
-      </w:r>
-      <w:proofErr w:type="spellStart"/>
-      <w:r>
-        <w:t>Hz</w:t>
-      </w:r>
-      <w:proofErr w:type="spellEnd"/>
-      <w:r>
-        <w:t xml:space="preserve"> przy rozdzielczości 2</w:t>
+        <w:t>Najbardziej popularnymi goglami autonomicznymi są flagowe zestawy Meta Quest. Do porównań użyje tych najbardziej aktualnych, czyli 3 i 3S. Oparte o procesor Octa-core Kryo potrafią uruchamiać sporą gamę programów wykorzystujących grafikę 3D. W większości nie jest to bardzo szczegółowa grafika, ale jest na tyle zaawansowana, że może stać obok komputerów, czy konsol. Mocą i możliwością można porównać do konsoli Playstation 3, czy Xbox 360. Odświeżanie i rozdzielczość ekranów jest naprawdę duża. 120 Hz przy rozdzielczości 2</w:t>
       </w:r>
       <w:r>
         <w:t>064x2208</w:t>
@@ -6748,69 +5435,13 @@
         <w:t>Androida, więc budowanie aplikacji nie jest bardzo skomplikowane, dzięki sporej ilości dokumentacji.</w:t>
       </w:r>
       <w:r>
-        <w:t xml:space="preserve"> Tańszą alternatywą dla Meta Quest są Pico G3. Jego parametry są niższe. Rozdzielczość jest minimalnie mniejsza, a odświeżanie wynosi tylko 90 </w:t>
-      </w:r>
-      <w:proofErr w:type="spellStart"/>
-      <w:r>
-        <w:t>Hz</w:t>
-      </w:r>
-      <w:proofErr w:type="spellEnd"/>
-      <w:r>
-        <w:t xml:space="preserve">. Mniejszą częstotliwość ma też procesor, choć tej samej marki to jego parametry są również minimalnie mniejsze. Główną wadą jest tylko jeden kontroler. Jest to poważny problem, gdyż przy tworzeniu aplikacji VR to zakłada się, że użytkownik będzie posiadał dwa kontrolery. Jeden na lewą rękę, drugi na prawą. W tym zestawie gogli tego nie ma, ale jest kluczowe przy projektowaniu systemu. Nie pomaga fakt cena, bo ten zestaw kosztuje 399 dolarów, a za mniejszą cenę można kupić gogle Meta Quest 3S, które posiadają oba kontrolery. Pico G3 wydaję się produktem bardziej przeznaczonym do biznesu oraz obsługi AR, gdzie jeden kontroler w zupełności wystarcza. Innym bardziej biznesowym rozwiązaniem są gogle Apple </w:t>
-      </w:r>
-      <w:proofErr w:type="spellStart"/>
-      <w:r>
-        <w:t>Vision</w:t>
-      </w:r>
-      <w:proofErr w:type="spellEnd"/>
-      <w:r>
-        <w:t xml:space="preserve"> Pro. Jest to produkt </w:t>
-      </w:r>
-      <w:proofErr w:type="spellStart"/>
-      <w:r>
-        <w:t>premium</w:t>
-      </w:r>
-      <w:proofErr w:type="spellEnd"/>
-      <w:r>
-        <w:t xml:space="preserve">, który już ze swoją ceną przegrywa z resztą urządzeń. </w:t>
-      </w:r>
-      <w:r>
-        <w:t xml:space="preserve">Oferuję sporą moc obliczeniową oraz wysoką rozdzielczość ekranów, ale Apple nie oferują kontrolerów. Zamiast tego jest śledzony ruch rąk. Taką funkcjonalność mają również gogle Meta Quest, ale produkt Apple ma to śledzenie bardziej dopracowane. Cała interakcja opiera się na gestykulacji użytkownika. Zbudowanie systemu opartego o gesty użytkownika jest możliwe, ale wymaga zbyt dużej pracy jak na jedną osobę. Ten produkt jest bardziej przeznaczony do rozwiązań AR, gdzie prosta gestykulacja ma większe zastosowanie. W VR taki sposób sterowanie nie miały dużego zastosowanie przez brak precyzji. To samo można powiedzieć o tańszej alternatywie dla sprzętu </w:t>
-      </w:r>
-      <w:proofErr w:type="spellStart"/>
-      <w:r>
-        <w:t>Apple’a</w:t>
-      </w:r>
-      <w:proofErr w:type="spellEnd"/>
-      <w:r>
-        <w:t xml:space="preserve">, czyli Samsung Gear XR. W przeciwieństwie do swojego konkurenta Samsung do swojego zestawu załącza kontrolery. Niestety cena nadal jest wielokrotnie większa od sprzętu Meta. Duża </w:t>
-      </w:r>
-      <w:proofErr w:type="gramStart"/>
-      <w:r>
-        <w:t>rozdzielczość,</w:t>
-      </w:r>
-      <w:proofErr w:type="gramEnd"/>
-      <w:r>
-        <w:t xml:space="preserve"> czy moc obliczeniowa nie usprawiedliwia tak dużej ceny. Ostatnim parametrem, który ma duży wpływ jest bateria. Każde z gogli autonomicznych trzeba ładować. I dla każdego wcześniej wymienionych czas działania na baterii średnio oscyluje wokół dwóch godzin. Jest to </w:t>
-      </w:r>
-      <w:r>
-        <w:t xml:space="preserve">mocno niedokładne, bo </w:t>
-      </w:r>
-      <w:proofErr w:type="gramStart"/>
-      <w:r>
-        <w:t>to</w:t>
-      </w:r>
-      <w:proofErr w:type="gramEnd"/>
-      <w:r>
-        <w:t xml:space="preserve"> ile gogle zużyje baterii ściśle jest związane z zużyciem mocy operacyjnej. Bardziej wymagające aplikacje zwiększą zużycie baterii. I to jest największy problem zestawów autonomicznych. Po sesji użytkowania trzeba ładować gogle, co nie jest zbyt optymalnym rozwiązaniem. Nawet podłączenie do </w:t>
-      </w:r>
-      <w:proofErr w:type="gramStart"/>
-      <w:r>
-        <w:t>komputera,</w:t>
-      </w:r>
-      <w:proofErr w:type="gramEnd"/>
-      <w:r>
-        <w:t xml:space="preserve"> czy ładowarki nie powoduje, że gogle będą działać dłużej. Na potrzeby tego projektu po analizie zalet i wad różnej gamy </w:t>
+        <w:t xml:space="preserve"> Tańszą alternatywą dla Meta Quest są Pico G3. Jego parametry są niższe. Rozdzielczość jest minimalnie mniejsza, a odświeżanie wynosi tylko 90 Hz. Mniejszą częstotliwość ma też procesor, choć tej samej marki to jego parametry są również minimalnie mniejsze. Główną wadą jest tylko jeden kontroler. Jest to poważny problem, gdyż przy tworzeniu aplikacji VR to zakłada się, że użytkownik będzie posiadał dwa kontrolery. Jeden na lewą rękę, drugi na prawą. W tym zestawie gogli tego nie ma, ale jest kluczowe przy projektowaniu systemu. Nie pomaga fakt cena, bo ten zestaw kosztuje 399 dolarów, a za mniejszą cenę można kupić gogle Meta Quest 3S, które posiadają oba kontrolery. Pico G3 wydaję się produktem bardziej przeznaczonym do biznesu oraz obsługi AR, gdzie jeden kontroler w zupełności wystarcza. Innym bardziej biznesowym rozwiązaniem są gogle Apple Vision Pro. Jest to produkt premium, który już ze swoją ceną przegrywa z resztą urządzeń. </w:t>
+      </w:r>
+      <w:r>
+        <w:t xml:space="preserve">Oferuję sporą moc obliczeniową oraz wysoką rozdzielczość ekranów, ale Apple nie oferują kontrolerów. Zamiast tego jest śledzony ruch rąk. Taką funkcjonalność mają również gogle Meta Quest, ale produkt Apple ma to śledzenie bardziej dopracowane. Cała interakcja opiera się na gestykulacji użytkownika. Zbudowanie systemu opartego o gesty użytkownika jest możliwe, ale wymaga zbyt dużej pracy jak na jedną osobę. Ten produkt jest bardziej przeznaczony do rozwiązań AR, gdzie prosta gestykulacja ma większe zastosowanie. W VR taki sposób sterowanie nie miały dużego zastosowanie przez brak precyzji. To samo można powiedzieć o tańszej alternatywie dla sprzętu Apple’a, czyli Samsung Gear XR. W przeciwieństwie do swojego konkurenta Samsung do swojego zestawu załącza kontrolery. Niestety cena nadal jest wielokrotnie większa od sprzętu Meta. Duża rozdzielczość, czy moc obliczeniowa nie usprawiedliwia tak dużej ceny. Ostatnim parametrem, który ma duży wpływ jest bateria. Każde z gogli autonomicznych trzeba ładować. I dla każdego wcześniej wymienionych czas działania na baterii średnio oscyluje wokół dwóch godzin. Jest to </w:t>
+      </w:r>
+      <w:r>
+        <w:t xml:space="preserve">mocno niedokładne, bo to ile gogle zużyje baterii ściśle jest związane z zużyciem mocy operacyjnej. Bardziej wymagające aplikacje zwiększą zużycie baterii. I to jest największy problem zestawów autonomicznych. Po sesji użytkowania trzeba ładować gogle, co nie jest zbyt optymalnym rozwiązaniem. Nawet podłączenie do komputera, czy ładowarki nie powoduje, że gogle będą działać dłużej. Na potrzeby tego projektu po analizie zalet i wad różnej gamy </w:t>
       </w:r>
       <w:r>
         <w:lastRenderedPageBreak/>
@@ -6823,66 +5454,10 @@
       </w:pPr>
       <w:r>
         <w:tab/>
-        <w:t xml:space="preserve">Ważnym elementem projektu jest środowisko w jakim będzie system projektowany. Wybrałem do tego </w:t>
-      </w:r>
-      <w:proofErr w:type="spellStart"/>
-      <w:r>
-        <w:t>Unreal</w:t>
-      </w:r>
-      <w:proofErr w:type="spellEnd"/>
-      <w:r>
-        <w:t xml:space="preserve"> Engine 5, ponieważ byłem już z nim zaznajomiony oraz oferuje on spore wsparcie dla technologii wirtualnej rzeczywistości. Ten silnik graficzny oferuje darmową licencję dla osób prywatnych, których przychód brutto nie przekracza miliona dolarów, małych firm, których roczny przychód brutto nie przekracza miliona dolarów oraz dla celów naukowych. W te ostatnie kryteria ten projekt się wpasowuje. </w:t>
-      </w:r>
-      <w:proofErr w:type="spellStart"/>
-      <w:r>
-        <w:t>Unreal</w:t>
-      </w:r>
-      <w:proofErr w:type="spellEnd"/>
-      <w:r>
-        <w:t xml:space="preserve"> Engine 5 to piąta iteracja silnika graficznego </w:t>
-      </w:r>
-      <w:proofErr w:type="spellStart"/>
-      <w:r>
-        <w:t>Unreal</w:t>
-      </w:r>
-      <w:proofErr w:type="spellEnd"/>
-      <w:r>
-        <w:t xml:space="preserve"> Engine wypuszczony przez </w:t>
-      </w:r>
-      <w:proofErr w:type="spellStart"/>
-      <w:r>
-        <w:t>Epic</w:t>
-      </w:r>
-      <w:proofErr w:type="spellEnd"/>
-      <w:r>
-        <w:t xml:space="preserve"> Games Inc. Jest on jednym z najpopularniejszych środowisk do tworzenie gier wideo, ale i również tworzenia wizualizacji. Jednym z głównych cech jest możliwość tworzenia zaawansowanej grafiki, bez większej znajomości programowania. Natomiast jest możliwe projektowanie systemów z wykorzystaniem języka C++. </w:t>
-      </w:r>
-      <w:r>
-        <w:t xml:space="preserve">Jednakże w tym projekcie postanowiłem zastosować podejście no </w:t>
-      </w:r>
-      <w:proofErr w:type="spellStart"/>
-      <w:r>
-        <w:t>code</w:t>
-      </w:r>
-      <w:proofErr w:type="spellEnd"/>
-      <w:r>
-        <w:t xml:space="preserve">. To konkretne podejście umożliwia tworzenie całych aplikacji bez znajomości programowania. Wszystko polega tworzeniu logiki systemu za pomocą wcześniej przygotowanych bloków. </w:t>
-      </w:r>
-      <w:proofErr w:type="spellStart"/>
-      <w:r>
-        <w:t>Unreal</w:t>
-      </w:r>
-      <w:proofErr w:type="spellEnd"/>
-      <w:r>
-        <w:t xml:space="preserve"> Engine 5 wspiera oraz zaleca takie podejście. Cały proces tworzenia aplikacji u podstaw stoi na koncepcie </w:t>
-      </w:r>
-      <w:proofErr w:type="spellStart"/>
-      <w:r>
-        <w:t>blueprintów</w:t>
-      </w:r>
-      <w:proofErr w:type="spellEnd"/>
-      <w:r>
-        <w:t xml:space="preserve">. Można je porównać do klas w klasycznym programowaniu. </w:t>
+        <w:t xml:space="preserve">Ważnym elementem projektu jest środowisko w jakim będzie system projektowany. Wybrałem do tego Unreal Engine 5, ponieważ byłem już z nim zaznajomiony oraz oferuje on spore wsparcie dla technologii wirtualnej rzeczywistości. Ten silnik graficzny oferuje darmową licencję dla osób prywatnych, których przychód brutto nie przekracza miliona dolarów, małych firm, których roczny przychód brutto nie przekracza miliona dolarów oraz dla celów naukowych. W te ostatnie kryteria ten projekt się wpasowuje. Unreal Engine 5 to piąta iteracja silnika graficznego Unreal Engine wypuszczony przez Epic Games Inc. Jest on jednym z najpopularniejszych środowisk do tworzenie gier wideo, ale i również tworzenia wizualizacji. Jednym z głównych cech jest możliwość tworzenia zaawansowanej grafiki, bez większej znajomości programowania. Natomiast jest możliwe projektowanie systemów z wykorzystaniem języka C++. </w:t>
+      </w:r>
+      <w:r>
+        <w:t xml:space="preserve">Jednakże w tym projekcie postanowiłem zastosować podejście no code. To konkretne podejście umożliwia tworzenie całych aplikacji bez znajomości programowania. Wszystko polega tworzeniu logiki systemu za pomocą wcześniej przygotowanych bloków. Unreal Engine 5 wspiera oraz zaleca takie podejście. Cały proces tworzenia aplikacji u podstaw stoi na koncepcie blueprintów. Można je porównać do klas w klasycznym programowaniu. </w:t>
       </w:r>
     </w:p>
     <w:p>
@@ -6937,33 +5512,15 @@
         <w:jc w:val="center"/>
       </w:pPr>
       <w:r>
-        <w:t xml:space="preserve">Rys. 2.1 Przykładowe typy </w:t>
-      </w:r>
-      <w:proofErr w:type="spellStart"/>
-      <w:r>
-        <w:t>blueprint</w:t>
-      </w:r>
-      <w:proofErr w:type="spellEnd"/>
-    </w:p>
-    <w:p>
-      <w:pPr>
-        <w:pStyle w:val="Praca"/>
-      </w:pPr>
-      <w:proofErr w:type="spellStart"/>
-      <w:r>
-        <w:t>Blueprinty</w:t>
-      </w:r>
-      <w:proofErr w:type="spellEnd"/>
-      <w:r>
-        <w:t xml:space="preserve"> reprezentują pojedyncze aspekty systemu lub jeden obiekt w przestrzeni 3D. W zależności od jakiej klasy </w:t>
-      </w:r>
-      <w:proofErr w:type="spellStart"/>
-      <w:r>
-        <w:t>blueprint</w:t>
-      </w:r>
-      <w:proofErr w:type="spellEnd"/>
-      <w:r>
-        <w:t xml:space="preserve"> dziedziczy, taka będzie jego funkcjonalność.</w:t>
+        <w:t>Rys. 2.1 Przykładowe typy blueprint</w:t>
+      </w:r>
+    </w:p>
+    <w:p>
+      <w:pPr>
+        <w:pStyle w:val="Praca"/>
+      </w:pPr>
+      <w:r>
+        <w:t>Blueprinty reprezentują pojedyncze aspekty systemu lub jeden obiekt w przestrzeni 3D. W zależności od jakiej klasy blueprint dziedziczy, taka będzie jego funkcjonalność.</w:t>
       </w:r>
     </w:p>
     <w:p>
@@ -7019,216 +5576,46 @@
         <w:jc w:val="center"/>
       </w:pPr>
       <w:r>
-        <w:t xml:space="preserve">Rys. 2.2 Tworzenie </w:t>
-      </w:r>
-      <w:proofErr w:type="spellStart"/>
-      <w:r>
-        <w:t>blueprint</w:t>
-      </w:r>
-      <w:proofErr w:type="spellEnd"/>
-    </w:p>
-    <w:p>
-      <w:pPr>
-        <w:pStyle w:val="Praca"/>
-      </w:pPr>
-      <w:r>
-        <w:t xml:space="preserve">Na potrzeby tego projektu można wyróżnić trzy podstawowe klasy dziedziczne: </w:t>
-      </w:r>
-      <w:proofErr w:type="spellStart"/>
-      <w:r>
-        <w:t>Actor</w:t>
-      </w:r>
-      <w:proofErr w:type="spellEnd"/>
-      <w:r>
-        <w:t xml:space="preserve">, </w:t>
-      </w:r>
-      <w:proofErr w:type="spellStart"/>
-      <w:r>
-        <w:t>Pawn</w:t>
-      </w:r>
-      <w:proofErr w:type="spellEnd"/>
-      <w:r>
-        <w:t xml:space="preserve"> oraz </w:t>
-      </w:r>
-      <w:proofErr w:type="spellStart"/>
-      <w:r>
-        <w:t>Actor</w:t>
-      </w:r>
-      <w:proofErr w:type="spellEnd"/>
-      <w:r>
-        <w:t xml:space="preserve"> Component. </w:t>
-      </w:r>
-      <w:proofErr w:type="spellStart"/>
-      <w:r>
-        <w:t>Blueprinty</w:t>
-      </w:r>
-      <w:proofErr w:type="spellEnd"/>
-      <w:r>
-        <w:t xml:space="preserve"> typu </w:t>
-      </w:r>
-      <w:proofErr w:type="spellStart"/>
-      <w:r>
-        <w:t>actor</w:t>
-      </w:r>
-      <w:proofErr w:type="spellEnd"/>
-      <w:r>
-        <w:t xml:space="preserve"> to obiekty, które można postawić w przestrzeni 3D. Typ </w:t>
-      </w:r>
-      <w:proofErr w:type="spellStart"/>
-      <w:r>
-        <w:t>Pawn</w:t>
-      </w:r>
-      <w:proofErr w:type="spellEnd"/>
-      <w:r>
-        <w:t xml:space="preserve"> jest obiektem sterowanym przez użytkownika. Wszystkie reakcje u niego są interpretowane przez typ </w:t>
-      </w:r>
-      <w:proofErr w:type="spellStart"/>
-      <w:r>
-        <w:t>Pawn</w:t>
-      </w:r>
-      <w:proofErr w:type="spellEnd"/>
-      <w:r>
-        <w:t xml:space="preserve">, co ważne, że ty </w:t>
-      </w:r>
-      <w:proofErr w:type="spellStart"/>
-      <w:r>
-        <w:t>Pawn</w:t>
-      </w:r>
-      <w:proofErr w:type="spellEnd"/>
-      <w:r>
-        <w:t xml:space="preserve"> sam dziedziczy od typu </w:t>
-      </w:r>
-      <w:proofErr w:type="spellStart"/>
-      <w:r>
-        <w:t>actor</w:t>
-      </w:r>
-      <w:proofErr w:type="spellEnd"/>
-      <w:r>
-        <w:t xml:space="preserve">. </w:t>
-      </w:r>
-      <w:proofErr w:type="spellStart"/>
-      <w:r>
-        <w:t>Actor</w:t>
-      </w:r>
-      <w:proofErr w:type="spellEnd"/>
-      <w:r>
-        <w:t xml:space="preserve"> Component nie jest samodzielnym obiektem, a raczej można go porównać do interfejsu. Można go przyczepić do dowolnego obiektu i w ten sposób wzbogacić funkcjonalność </w:t>
-      </w:r>
-      <w:proofErr w:type="spellStart"/>
-      <w:r>
-        <w:t>blueprintu</w:t>
-      </w:r>
-      <w:proofErr w:type="spellEnd"/>
-      <w:r>
-        <w:t xml:space="preserve"> typu </w:t>
-      </w:r>
-      <w:proofErr w:type="spellStart"/>
-      <w:r>
-        <w:t>actor</w:t>
-      </w:r>
-      <w:proofErr w:type="spellEnd"/>
-      <w:r>
-        <w:t xml:space="preserve">. Wartym wspomnienia typem jest Game </w:t>
-      </w:r>
-      <w:proofErr w:type="spellStart"/>
-      <w:r>
-        <w:t>Mode</w:t>
-      </w:r>
-      <w:proofErr w:type="spellEnd"/>
-      <w:r>
-        <w:t xml:space="preserve"> Base. W teorii on powinien zawierać całą logikę projektu oraz charakteryzować sposób użytkowania. Jednakże domyślne ustawienia wystarczają na potrzeby projektu. </w:t>
-      </w:r>
-      <w:r>
-        <w:t xml:space="preserve">Tak jak było wspomniane </w:t>
-      </w:r>
-      <w:proofErr w:type="spellStart"/>
-      <w:r>
-        <w:t>blueprint</w:t>
-      </w:r>
-      <w:proofErr w:type="spellEnd"/>
-      <w:r>
-        <w:t xml:space="preserve"> można porównać do tradycyjnej klasy. Można tworzyć zmienne określonego typu: </w:t>
-      </w:r>
-      <w:proofErr w:type="spellStart"/>
-      <w:r>
-        <w:t>Int</w:t>
-      </w:r>
-      <w:proofErr w:type="spellEnd"/>
-      <w:r>
-        <w:t xml:space="preserve">, </w:t>
-      </w:r>
-      <w:proofErr w:type="spellStart"/>
-      <w:r>
-        <w:t>Float</w:t>
-      </w:r>
-      <w:proofErr w:type="spellEnd"/>
-      <w:r>
-        <w:t xml:space="preserve">, String, ale też innych </w:t>
-      </w:r>
-      <w:proofErr w:type="spellStart"/>
-      <w:r>
-        <w:t>blueprintów</w:t>
-      </w:r>
-      <w:proofErr w:type="spellEnd"/>
-      <w:r>
-        <w:t xml:space="preserve">. Każdy </w:t>
-      </w:r>
-      <w:proofErr w:type="spellStart"/>
-      <w:r>
-        <w:t>blueprint</w:t>
-      </w:r>
-      <w:proofErr w:type="spellEnd"/>
+        <w:t>Rys. 2.2 Tworzenie blueprint</w:t>
+      </w:r>
+    </w:p>
+    <w:p>
+      <w:pPr>
+        <w:pStyle w:val="Praca"/>
+      </w:pPr>
+      <w:r>
+        <w:t xml:space="preserve">Na potrzeby tego projektu można wyróżnić trzy podstawowe klasy dziedziczne: Actor, Pawn oraz Actor Component. Blueprinty typu actor to obiekty, które można postawić w przestrzeni 3D. Typ Pawn jest obiektem sterowanym przez użytkownika. Wszystkie reakcje u niego są interpretowane przez typ Pawn, co ważne, że ty Pawn sam dziedziczy od typu actor. Actor Component nie jest samodzielnym obiektem, a raczej można go porównać do interfejsu. Można go przyczepić do dowolnego obiektu i w ten sposób wzbogacić funkcjonalność blueprintu typu actor. Wartym wspomnienia typem jest Game Mode Base. W teorii on powinien zawierać całą logikę projektu oraz charakteryzować sposób użytkowania. Jednakże domyślne ustawienia wystarczają na potrzeby projektu. </w:t>
+      </w:r>
+      <w:r>
+        <w:t>Tak jak było wspomniane blueprint można porównać do tradycyjnej klasy. Można tworzyć zmienne określonego typu: Int, Float, String, ale też innych blueprintów. Każdy blueprint zawiea w sobie odpowiednik funkcji main. W edytorze nazywa się to Event Graph.</w:t>
+      </w:r>
       <w:r>
         <w:t xml:space="preserve"> </w:t>
       </w:r>
-      <w:proofErr w:type="spellStart"/>
-      <w:r>
-        <w:t>zawiea</w:t>
-      </w:r>
-      <w:proofErr w:type="spellEnd"/>
-      <w:r>
-        <w:t xml:space="preserve"> w sobie odpowiednik funkcji </w:t>
-      </w:r>
-      <w:proofErr w:type="spellStart"/>
-      <w:r>
-        <w:t>main</w:t>
-      </w:r>
-      <w:proofErr w:type="spellEnd"/>
-      <w:r>
-        <w:t xml:space="preserve">. W edytorze nazywa się to Event </w:t>
-      </w:r>
-      <w:proofErr w:type="spellStart"/>
-      <w:r>
-        <w:t>Graph</w:t>
-      </w:r>
-      <w:proofErr w:type="spellEnd"/>
-      <w:r>
-        <w:t>.</w:t>
-      </w:r>
-      <w:r>
-        <w:t xml:space="preserve"> </w:t>
-      </w:r>
-    </w:p>
-    <w:p>
-      <w:pPr>
-        <w:pStyle w:val="Praca"/>
-      </w:pPr>
-    </w:p>
-    <w:p>
-      <w:pPr>
-        <w:pStyle w:val="Praca"/>
-      </w:pPr>
-    </w:p>
-    <w:p>
-      <w:pPr>
-        <w:pStyle w:val="Praca"/>
-      </w:pPr>
-    </w:p>
-    <w:p>
-      <w:pPr>
-        <w:pStyle w:val="Praca"/>
-      </w:pPr>
-      <w:r>
+    </w:p>
+    <w:p>
+      <w:pPr>
+        <w:pStyle w:val="Praca"/>
+      </w:pPr>
+    </w:p>
+    <w:p>
+      <w:pPr>
+        <w:pStyle w:val="Praca"/>
+      </w:pPr>
+    </w:p>
+    <w:p>
+      <w:pPr>
+        <w:pStyle w:val="Praca"/>
+      </w:pPr>
+    </w:p>
+    <w:p>
+      <w:pPr>
+        <w:pStyle w:val="Praca"/>
+      </w:pPr>
+      <w:r>
+        <w:rPr>
+          <w:noProof/>
+        </w:rPr>
         <w:lastRenderedPageBreak/>
         <w:drawing>
           <wp:inline distT="0" distB="0" distL="0" distR="0" wp14:anchorId="26CC59D5" wp14:editId="1ED8FF9F">
@@ -7276,68 +5663,15 @@
         <w:t xml:space="preserve">Rys. 2.3 </w:t>
       </w:r>
       <w:r>
-        <w:t xml:space="preserve">Edytor </w:t>
-      </w:r>
-      <w:proofErr w:type="spellStart"/>
-      <w:r>
-        <w:t>Blueprint</w:t>
-      </w:r>
-      <w:proofErr w:type="spellEnd"/>
-    </w:p>
-    <w:p>
-      <w:pPr>
-        <w:pStyle w:val="Praca"/>
-      </w:pPr>
-      <w:r>
-        <w:t xml:space="preserve">Logikę systemu tworzy się za pomocą bloków o konkretnej funkcjonalności. Bloki reprezentują klasyczną funkcjonalność tradycyjnego kodu. Na </w:t>
-      </w:r>
-      <w:proofErr w:type="spellStart"/>
-      <w:r>
-        <w:t>Main</w:t>
-      </w:r>
-      <w:proofErr w:type="spellEnd"/>
-      <w:r>
-        <w:t xml:space="preserve"> </w:t>
-      </w:r>
-      <w:proofErr w:type="spellStart"/>
-      <w:r>
-        <w:t>Graphie</w:t>
-      </w:r>
-      <w:proofErr w:type="spellEnd"/>
-      <w:r>
-        <w:t xml:space="preserve"> widać trzy bloki </w:t>
-      </w:r>
-      <w:proofErr w:type="spellStart"/>
-      <w:r>
-        <w:t>eventowe</w:t>
-      </w:r>
-      <w:proofErr w:type="spellEnd"/>
-      <w:r>
-        <w:t xml:space="preserve">. Są one odpowiedzialne za uruchamianie kodu w konkretnej sytuacji. Domyślnie są trzy. </w:t>
-      </w:r>
-      <w:proofErr w:type="spellStart"/>
-      <w:r>
-        <w:t>Konstuktor</w:t>
-      </w:r>
-      <w:proofErr w:type="spellEnd"/>
-      <w:r>
-        <w:t xml:space="preserve">, Wykrycie kolizji oraz funkcja uruchamiana co każdy </w:t>
-      </w:r>
-      <w:proofErr w:type="spellStart"/>
-      <w:r>
-        <w:t>tick</w:t>
-      </w:r>
-      <w:proofErr w:type="spellEnd"/>
-      <w:r>
-        <w:t xml:space="preserve">, czyli co określony czas. Można też tworzyć własne bloki </w:t>
-      </w:r>
-      <w:proofErr w:type="spellStart"/>
-      <w:r>
-        <w:t>eventowe</w:t>
-      </w:r>
-      <w:proofErr w:type="spellEnd"/>
-      <w:r>
-        <w:t>, które mogą służyć jako punkt końcowy dla innych aktorów. W głównej mierze jednak to są funkcje.</w:t>
+        <w:t>Edytor Blueprint</w:t>
+      </w:r>
+    </w:p>
+    <w:p>
+      <w:pPr>
+        <w:pStyle w:val="Praca"/>
+      </w:pPr>
+      <w:r>
+        <w:t>Logikę systemu tworzy się za pomocą bloków o konkretnej funkcjonalności. Bloki reprezentują klasyczną funkcjonalność tradycyjnego kodu. Na Main Graphie widać trzy bloki eventowe. Są one odpowiedzialne za uruchamianie kodu w konkretnej sytuacji. Domyślnie są trzy. Konstuktor, Wykrycie kolizji oraz funkcja uruchamiana co każdy tick, czyli co określony czas. Można też tworzyć własne bloki eventowe, które mogą służyć jako punkt końcowy dla innych aktorów. W głównej mierze jednak to są funkcje.</w:t>
       </w:r>
       <w:r>
         <w:t xml:space="preserve"> Tak jak w tradycyjnej klasie można tworzyć własne zmienne o określonym typie.</w:t>
@@ -7349,6 +5683,9 @@
         <w:jc w:val="center"/>
       </w:pPr>
       <w:r>
+        <w:rPr>
+          <w:noProof/>
+        </w:rPr>
         <w:drawing>
           <wp:inline distT="0" distB="0" distL="0" distR="0" wp14:anchorId="6EDCBF31" wp14:editId="259FB8D5">
             <wp:extent cx="2800741" cy="1609950"/>
@@ -7392,32 +5729,15 @@
         <w:jc w:val="center"/>
       </w:pPr>
       <w:r>
-        <w:t>Rys. 2.</w:t>
-      </w:r>
-      <w:r>
-        <w:t>4</w:t>
-      </w:r>
-      <w:r>
-        <w:t xml:space="preserve"> </w:t>
-      </w:r>
-      <w:r>
-        <w:t>zmienne</w:t>
-      </w:r>
-    </w:p>
-    <w:p>
-      <w:pPr>
-        <w:pStyle w:val="Praca"/>
-      </w:pPr>
-      <w:r>
-        <w:t xml:space="preserve">Zmienne mogą być jednym z prymitywnych typów lub być odwołanie do innego </w:t>
-      </w:r>
-      <w:proofErr w:type="spellStart"/>
-      <w:r>
-        <w:t>blueprinta</w:t>
-      </w:r>
-      <w:proofErr w:type="spellEnd"/>
-      <w:r>
-        <w:t xml:space="preserve">. Można do nich przypisać wartość domyślną oraz ustawić jaką formą zmiennej ma być: pojedyncza, tablica, mapa, zbiór. </w:t>
+        <w:t>Rys. 2.4 zmienne</w:t>
+      </w:r>
+    </w:p>
+    <w:p>
+      <w:pPr>
+        <w:pStyle w:val="Praca"/>
+      </w:pPr>
+      <w:r>
+        <w:t xml:space="preserve">Zmienne mogą być jednym z prymitywnych typów lub być odwołanie do innego blueprinta. Można do nich przypisać wartość domyślną oraz ustawić jaką formą zmiennej ma być: pojedyncza, tablica, mapa, zbiór. </w:t>
       </w:r>
       <w:r>
         <w:t>Do zmiennej można przypisać wartość lub ją odczytać.</w:t>
@@ -7434,6 +5754,9 @@
         <w:jc w:val="center"/>
       </w:pPr>
       <w:r>
+        <w:rPr>
+          <w:noProof/>
+        </w:rPr>
         <w:lastRenderedPageBreak/>
         <w:drawing>
           <wp:inline distT="0" distB="0" distL="0" distR="0" wp14:anchorId="6EA45392" wp14:editId="7ED7F821">
@@ -7478,34 +5801,325 @@
         <w:jc w:val="center"/>
       </w:pPr>
       <w:r>
+        <w:t>Rys. 2.5 Przypisanie i odczytanie zmiennej</w:t>
+      </w:r>
+    </w:p>
+    <w:p>
+      <w:pPr>
+        <w:pStyle w:val="Praca"/>
+      </w:pPr>
+      <w:r>
+        <w:t xml:space="preserve">Cały proces tworzenia programu opiera się na łączeniu bloków w odpowiedniej kolejności. Do jednego bloku może prowadzić wiele ścieżek, ale z jednego bloku może prowadzić jedno wyjście. Biblioteka bloków jest ogromna i obejmuje proste operacje arytmetyczne, logiczne, czy też bardziej zaawansowane operacje. Można też tworzyć pętle, czy rozgałęzienia, które są odpowiednikiem wyrażenia if. </w:t>
+      </w:r>
+    </w:p>
+    <w:p>
+      <w:pPr>
+        <w:pStyle w:val="Praca"/>
+        <w:jc w:val="center"/>
+      </w:pPr>
+      <w:r>
+        <w:drawing>
+          <wp:inline distT="0" distB="0" distL="0" distR="0" wp14:anchorId="5232704D" wp14:editId="73C7E66A">
+            <wp:extent cx="5579745" cy="1533525"/>
+            <wp:effectExtent l="0" t="0" r="1905" b="9525"/>
+            <wp:docPr id="546024297" name="Obraz 1"/>
+            <wp:cNvGraphicFramePr>
+              <a:graphicFrameLocks xmlns:a="http://schemas.openxmlformats.org/drawingml/2006/main" noChangeAspect="1"/>
+            </wp:cNvGraphicFramePr>
+            <a:graphic xmlns:a="http://schemas.openxmlformats.org/drawingml/2006/main">
+              <a:graphicData uri="http://schemas.openxmlformats.org/drawingml/2006/picture">
+                <pic:pic xmlns:pic="http://schemas.openxmlformats.org/drawingml/2006/picture">
+                  <pic:nvPicPr>
+                    <pic:cNvPr id="546024297" name=""/>
+                    <pic:cNvPicPr/>
+                  </pic:nvPicPr>
+                  <pic:blipFill>
+                    <a:blip r:embed="rId34"/>
+                    <a:stretch>
+                      <a:fillRect/>
+                    </a:stretch>
+                  </pic:blipFill>
+                  <pic:spPr>
+                    <a:xfrm>
+                      <a:off x="0" y="0"/>
+                      <a:ext cx="5579745" cy="1533525"/>
+                    </a:xfrm>
+                    <a:prstGeom prst="rect">
+                      <a:avLst/>
+                    </a:prstGeom>
+                  </pic:spPr>
+                </pic:pic>
+              </a:graphicData>
+            </a:graphic>
+          </wp:inline>
+        </w:drawing>
+      </w:r>
+    </w:p>
+    <w:p>
+      <w:pPr>
+        <w:pStyle w:val="Praca"/>
+        <w:jc w:val="center"/>
+      </w:pPr>
+      <w:r>
         <w:t>Rys. 2.</w:t>
       </w:r>
       <w:r>
-        <w:t>5</w:t>
+        <w:t>6</w:t>
       </w:r>
       <w:r>
         <w:t xml:space="preserve"> </w:t>
       </w:r>
       <w:r>
-        <w:t>Przypisanie i odczytanie zmiennej</w:t>
-      </w:r>
-    </w:p>
-    <w:p>
-      <w:pPr>
-        <w:pStyle w:val="Praca"/>
-      </w:pPr>
-    </w:p>
-    <w:p>
-      <w:pPr>
-        <w:pStyle w:val="Praca"/>
-        <w:jc w:val="center"/>
-      </w:pPr>
-    </w:p>
-    <w:p>
-      <w:pPr>
-        <w:pStyle w:val="Praca"/>
-        <w:jc w:val="center"/>
-      </w:pPr>
+        <w:t>Stworzenie pętli oraz rozgałęzienie</w:t>
+      </w:r>
+    </w:p>
+    <w:p>
+      <w:pPr>
+        <w:pStyle w:val="Praca"/>
+      </w:pPr>
+      <w:r>
+        <w:t>Ważnym elementem tworzenia struktury kody są parametry oraz zwracane wartości. Mogą być dowolnego typu i za pomocą nich można stworzyć wielofunkcyjny kod. Parametr może przyjąć wartość wpisaną lub być wartością pobraną ze zmiennej. Wtedy trzeba stworzyć blok, który zwraca wartość zmiennej i go przyczepić do wejścia parametru. Blok może zwracać kilka wartości jednocześnie. Te wartości można wykorzystać później w programie. Poza używaniem wbudowanych bloków funkcji można też tworzyć własne.</w:t>
+      </w:r>
+    </w:p>
+    <w:p>
+      <w:pPr>
+        <w:pStyle w:val="Praca"/>
+        <w:jc w:val="center"/>
+      </w:pPr>
+    </w:p>
+    <w:p>
+      <w:pPr>
+        <w:pStyle w:val="Praca"/>
+        <w:jc w:val="center"/>
+      </w:pPr>
+      <w:r>
+        <w:lastRenderedPageBreak/>
+        <w:drawing>
+          <wp:inline distT="0" distB="0" distL="0" distR="0" wp14:anchorId="371C94E1" wp14:editId="296429F3">
+            <wp:extent cx="5579745" cy="2585720"/>
+            <wp:effectExtent l="0" t="0" r="1905" b="5080"/>
+            <wp:docPr id="694503835" name="Obraz 1"/>
+            <wp:cNvGraphicFramePr>
+              <a:graphicFrameLocks xmlns:a="http://schemas.openxmlformats.org/drawingml/2006/main" noChangeAspect="1"/>
+            </wp:cNvGraphicFramePr>
+            <a:graphic xmlns:a="http://schemas.openxmlformats.org/drawingml/2006/main">
+              <a:graphicData uri="http://schemas.openxmlformats.org/drawingml/2006/picture">
+                <pic:pic xmlns:pic="http://schemas.openxmlformats.org/drawingml/2006/picture">
+                  <pic:nvPicPr>
+                    <pic:cNvPr id="694503835" name=""/>
+                    <pic:cNvPicPr/>
+                  </pic:nvPicPr>
+                  <pic:blipFill>
+                    <a:blip r:embed="rId35"/>
+                    <a:stretch>
+                      <a:fillRect/>
+                    </a:stretch>
+                  </pic:blipFill>
+                  <pic:spPr>
+                    <a:xfrm>
+                      <a:off x="0" y="0"/>
+                      <a:ext cx="5579745" cy="2585720"/>
+                    </a:xfrm>
+                    <a:prstGeom prst="rect">
+                      <a:avLst/>
+                    </a:prstGeom>
+                  </pic:spPr>
+                </pic:pic>
+              </a:graphicData>
+            </a:graphic>
+          </wp:inline>
+        </w:drawing>
+      </w:r>
+    </w:p>
+    <w:p>
+      <w:pPr>
+        <w:pStyle w:val="Praca"/>
+        <w:jc w:val="center"/>
+      </w:pPr>
+      <w:r>
+        <w:t>Rys. 2.</w:t>
+      </w:r>
+      <w:r>
+        <w:t>7</w:t>
+      </w:r>
+      <w:r>
+        <w:t xml:space="preserve"> Stworzenie </w:t>
+      </w:r>
+      <w:r>
+        <w:t>funkcji</w:t>
+      </w:r>
+    </w:p>
+    <w:p>
+      <w:pPr>
+        <w:pStyle w:val="Praca"/>
+      </w:pPr>
+      <w:r>
+        <w:t>Stworzenie funkcji tworzy nową zakładkę w edytorze.</w:t>
+      </w:r>
+      <w:r>
+        <w:t xml:space="preserve"> Można określić </w:t>
+      </w:r>
+      <w:r>
+        <w:t>liczbę</w:t>
+      </w:r>
+      <w:r>
+        <w:t xml:space="preserve"> parametrów wejściowych oraz wyjściowych.</w:t>
+      </w:r>
+      <w:r>
+        <w:t xml:space="preserve"> Ciało funkcji składa się z bloków. Nie różni się to od tworzenia logiki w zakładce event graph, ale pozwala na stworzenia bardziej modularnego i czytelniejszego kodu. Stworzona funkcja może być wywołana w każdym momencie w obrębie blueprinta. Blueprint to nie tylko tworzenie kodu, ale też tworzenie obiektu reprezentującego logikę. Sposób jego reprezentacji zależy od typu blueprinta. Najbardziej podstawy oferuje stworzenie obiektu składającego się z brył, oświetlenia, źródeł dźwięku, czy innych struktur. Każdy obiekt reprezentujący może być modyfikowany wewnątrz kodu.</w:t>
+      </w:r>
+    </w:p>
+    <w:p>
+      <w:pPr>
+        <w:pStyle w:val="Praca"/>
+      </w:pPr>
+      <w:r>
+        <w:drawing>
+          <wp:inline distT="0" distB="0" distL="0" distR="0" wp14:anchorId="5CD5020B" wp14:editId="002EA10E">
+            <wp:extent cx="5579745" cy="2988310"/>
+            <wp:effectExtent l="0" t="0" r="1905" b="2540"/>
+            <wp:docPr id="1370056369" name="Obraz 1"/>
+            <wp:cNvGraphicFramePr>
+              <a:graphicFrameLocks xmlns:a="http://schemas.openxmlformats.org/drawingml/2006/main" noChangeAspect="1"/>
+            </wp:cNvGraphicFramePr>
+            <a:graphic xmlns:a="http://schemas.openxmlformats.org/drawingml/2006/main">
+              <a:graphicData uri="http://schemas.openxmlformats.org/drawingml/2006/picture">
+                <pic:pic xmlns:pic="http://schemas.openxmlformats.org/drawingml/2006/picture">
+                  <pic:nvPicPr>
+                    <pic:cNvPr id="1370056369" name=""/>
+                    <pic:cNvPicPr/>
+                  </pic:nvPicPr>
+                  <pic:blipFill>
+                    <a:blip r:embed="rId36"/>
+                    <a:stretch>
+                      <a:fillRect/>
+                    </a:stretch>
+                  </pic:blipFill>
+                  <pic:spPr>
+                    <a:xfrm>
+                      <a:off x="0" y="0"/>
+                      <a:ext cx="5579745" cy="2988310"/>
+                    </a:xfrm>
+                    <a:prstGeom prst="rect">
+                      <a:avLst/>
+                    </a:prstGeom>
+                  </pic:spPr>
+                </pic:pic>
+              </a:graphicData>
+            </a:graphic>
+          </wp:inline>
+        </w:drawing>
+      </w:r>
+    </w:p>
+    <w:p>
+      <w:pPr>
+        <w:pStyle w:val="Praca"/>
+        <w:jc w:val="center"/>
+      </w:pPr>
+      <w:r>
+        <w:t>Rys. 2.</w:t>
+      </w:r>
+      <w:r>
+        <w:t>8</w:t>
+      </w:r>
+      <w:r>
+        <w:t xml:space="preserve"> </w:t>
+      </w:r>
+      <w:r>
+        <w:t>Obiekt reprezentujący blueprint</w:t>
+      </w:r>
+    </w:p>
+    <w:p>
+      <w:pPr>
+        <w:pStyle w:val="Praca"/>
+      </w:pPr>
+    </w:p>
+    <w:p>
+      <w:pPr>
+        <w:pStyle w:val="Praca"/>
+      </w:pPr>
+      <w:r>
+        <w:lastRenderedPageBreak/>
+        <w:t>By obiekt był aktywny i można go było używać trzeba go postawić w na mapie w edytorze Unreal Engine.</w:t>
+      </w:r>
+    </w:p>
+    <w:p>
+      <w:pPr>
+        <w:pStyle w:val="Praca"/>
+      </w:pPr>
+      <w:r>
+        <w:drawing>
+          <wp:inline distT="0" distB="0" distL="0" distR="0" wp14:anchorId="16C74CF9" wp14:editId="662F77A7">
+            <wp:extent cx="5579745" cy="3926205"/>
+            <wp:effectExtent l="0" t="0" r="1905" b="0"/>
+            <wp:docPr id="1130026275" name="Obraz 1"/>
+            <wp:cNvGraphicFramePr>
+              <a:graphicFrameLocks xmlns:a="http://schemas.openxmlformats.org/drawingml/2006/main" noChangeAspect="1"/>
+            </wp:cNvGraphicFramePr>
+            <a:graphic xmlns:a="http://schemas.openxmlformats.org/drawingml/2006/main">
+              <a:graphicData uri="http://schemas.openxmlformats.org/drawingml/2006/picture">
+                <pic:pic xmlns:pic="http://schemas.openxmlformats.org/drawingml/2006/picture">
+                  <pic:nvPicPr>
+                    <pic:cNvPr id="1130026275" name=""/>
+                    <pic:cNvPicPr/>
+                  </pic:nvPicPr>
+                  <pic:blipFill>
+                    <a:blip r:embed="rId37"/>
+                    <a:stretch>
+                      <a:fillRect/>
+                    </a:stretch>
+                  </pic:blipFill>
+                  <pic:spPr>
+                    <a:xfrm>
+                      <a:off x="0" y="0"/>
+                      <a:ext cx="5579745" cy="3926205"/>
+                    </a:xfrm>
+                    <a:prstGeom prst="rect">
+                      <a:avLst/>
+                    </a:prstGeom>
+                  </pic:spPr>
+                </pic:pic>
+              </a:graphicData>
+            </a:graphic>
+          </wp:inline>
+        </w:drawing>
+      </w:r>
+    </w:p>
+    <w:p>
+      <w:pPr>
+        <w:pStyle w:val="Praca"/>
+        <w:jc w:val="center"/>
+      </w:pPr>
+      <w:r>
+        <w:t>Rys. 2.</w:t>
+      </w:r>
+      <w:r>
+        <w:t>9</w:t>
+      </w:r>
+      <w:r>
+        <w:t xml:space="preserve"> Obiekt </w:t>
+      </w:r>
+      <w:r>
+        <w:t>w edytorze mapy</w:t>
+      </w:r>
+    </w:p>
+    <w:p>
+      <w:pPr>
+        <w:pStyle w:val="Praca"/>
+      </w:pPr>
+      <w:r>
+        <w:t xml:space="preserve">To są tylko podstawy używania blueprintów w Unreal Engine 5, ale ich zastosowanie jest o wiele większe. Na podstawie ich można tworzyć zaawansowane i wielofunkcyjne systemy. Są one przydatne przy prototypowaniu funkcjonalności, bo pozwalają w małym odstępie czasowym stworzyć coś, co ma działać zgodnie z wymaganiami. Samo podejście no code w Unreal Engine 5 nie tylko ogranicza się do tworzenia logiki, ale też do każdego aspektu </w:t>
+      </w:r>
+      <w:r>
+        <w:t xml:space="preserve">tworzenia projektu. Za pomocą ich można stworzyć zaawansowane materiały, które można nałożyć na obiekty 3D. Nie trzeba znać żadnego języka programowania, by zaprojektować całe systemy. Jednakże podejście no code, choć jest wygodne w użyciu i szybko pozwala tworzyć logikę programu to jednak ma swoje wady. Główną jest jej słaba czytelność przy bardziej skomplikowanych instrukcjach. Im bardziej zawansowana funkcjonalność, tym mniej czytelniejszy kod. Każdy blok ma swój rozmiar i tworzenie kolejnych funkcji zabiera miejsce w edytorze. Przy kilku małych systemach ten problem jest nie widoczny, ale gdy tylko jest potrzeba zaimplementować bardziej zaawansowaną funkcjonalność to ilość potrzebnych </w:t>
+      </w:r>
+      <w:r>
+        <w:lastRenderedPageBreak/>
+        <w:t>bloków i połączeń sprawia, że kod jest nieczytelny. Można to zaradzić tworzeniem kolejnych funkcji pomocniczych, które zawierają pomniejszy kod, ale późniejsze odczytanie kodu jest utrudnione przez sam edytor.</w:t>
+      </w:r>
+      <w:r>
+        <w:t xml:space="preserve"> Można też wspomnieć, że kod stworzony za pomocą blueprintów nie jest tak samo wydajny jak stworzony za pomocą C++. Choć u podstaw leży ten język programowania to jednak nie mamy kontroli nad nim, gdy tworzymy w no code. Możliwości optymalizacyjne są bardzo ograniczone. Podsumowując, Unreal Engine 5 umożliwia tworzenia programów z wykorzystaniem podejścia no code, choć jest wygodny i pozwala na szybkie prototypowanie systemów to jednak ma ograniczenia jeśli chodzi o optymalizacje oraz czytelność kodu.</w:t>
+      </w:r>
     </w:p>
     <w:p>
       <w:pPr>
@@ -7527,13 +6141,8 @@
         <w:pStyle w:val="Nagwek2"/>
       </w:pPr>
       <w:bookmarkStart w:id="7" w:name="_Toc213483049"/>
-      <w:proofErr w:type="gramStart"/>
-      <w:r>
-        <w:t>2.3  Część</w:t>
-      </w:r>
-      <w:proofErr w:type="gramEnd"/>
-      <w:r>
-        <w:t xml:space="preserve"> Praktyczna</w:t>
+      <w:r>
+        <w:t>2.3  Część Praktyczna</w:t>
       </w:r>
       <w:bookmarkEnd w:id="7"/>
     </w:p>
@@ -7543,8 +6152,8 @@
       </w:pPr>
     </w:p>
     <w:sectPr>
-      <w:footerReference w:type="even" r:id="rId34"/>
-      <w:footerReference w:type="default" r:id="rId35"/>
+      <w:footerReference w:type="even" r:id="rId38"/>
+      <w:footerReference w:type="default" r:id="rId39"/>
       <w:pgSz w:w="11906" w:h="16838"/>
       <w:pgMar w:top="1134" w:right="1134" w:bottom="1134" w:left="1985" w:header="709" w:footer="709" w:gutter="0"/>
       <w:pgNumType w:start="3"/>
@@ -7895,7 +6504,7 @@
       </w:pPr>
     </w:lvl>
   </w:abstractNum>
-  <w:abstractNum w:abstractNumId="2" w15:restartNumberingAfterBreak="0">
+  <w:abstractNum w:abstractNumId="3" w15:restartNumberingAfterBreak="0">
     <w:nsid w:val="5D530D8D"/>
     <w:multiLevelType w:val="multilevel"/>
     <w:tmpl w:val="0415001F"/>
@@ -7985,7 +6594,7 @@
     </w:lvl>
   </w:abstractNum>
   <w:num w:numId="1" w16cid:durableId="140121814">
-    <w:abstractNumId w:val="2"/>
+    <w:abstractNumId w:val="3"/>
   </w:num>
   <w:num w:numId="2" w16cid:durableId="1234849669">
     <w:abstractNumId w:val="1"/>

--- a/z6-pwiisi-5-1.docx
+++ b/z6-pwiisi-5-1.docx
@@ -460,7 +460,7 @@
           <w:r>
             <w:fldChar w:fldCharType="separate"/>
           </w:r>
-          <w:hyperlink w:anchor="_Toc213483042" w:history="1">
+          <w:hyperlink w:anchor="_Toc214217932" w:history="1">
             <w:r>
               <w:rPr>
                 <w:rStyle w:val="Hipercze"/>
@@ -487,7 +487,7 @@
                 <w:noProof/>
                 <w:webHidden/>
               </w:rPr>
-              <w:instrText xml:space="preserve"> PAGEREF _Toc213483042 \h </w:instrText>
+              <w:instrText xml:space="preserve"> PAGEREF _Toc214217932 \h </w:instrText>
             </w:r>
             <w:r>
               <w:rPr>
@@ -534,13 +534,13 @@
               <w14:ligatures w14:val="standardContextual"/>
             </w:rPr>
           </w:pPr>
-          <w:hyperlink w:anchor="_Toc213483043" w:history="1">
+          <w:hyperlink w:anchor="_Toc214217933" w:history="1">
             <w:r>
               <w:rPr>
                 <w:rStyle w:val="Hipercze"/>
                 <w:noProof/>
               </w:rPr>
-              <w:t>1.1 Projektowanie Wnętrz</w:t>
+              <w:t>1.1 Wirtualne Projektowanie Wnętrz</w:t>
             </w:r>
             <w:r>
               <w:rPr>
@@ -561,7 +561,7 @@
                 <w:noProof/>
                 <w:webHidden/>
               </w:rPr>
-              <w:instrText xml:space="preserve"> PAGEREF _Toc213483043 \h </w:instrText>
+              <w:instrText xml:space="preserve"> PAGEREF _Toc214217933 \h </w:instrText>
             </w:r>
             <w:r>
               <w:rPr>
@@ -608,7 +608,7 @@
               <w14:ligatures w14:val="standardContextual"/>
             </w:rPr>
           </w:pPr>
-          <w:hyperlink w:anchor="_Toc213483044" w:history="1">
+          <w:hyperlink w:anchor="_Toc214217934" w:history="1">
             <w:r>
               <w:rPr>
                 <w:rStyle w:val="Hipercze"/>
@@ -635,7 +635,7 @@
                 <w:noProof/>
                 <w:webHidden/>
               </w:rPr>
-              <w:instrText xml:space="preserve"> PAGEREF _Toc213483044 \h </w:instrText>
+              <w:instrText xml:space="preserve"> PAGEREF _Toc214217934 \h </w:instrText>
             </w:r>
             <w:r>
               <w:rPr>
@@ -655,7 +655,7 @@
                 <w:noProof/>
                 <w:webHidden/>
               </w:rPr>
-              <w:t>7</w:t>
+              <w:t>8</w:t>
             </w:r>
             <w:r>
               <w:rPr>
@@ -682,7 +682,7 @@
               <w14:ligatures w14:val="standardContextual"/>
             </w:rPr>
           </w:pPr>
-          <w:hyperlink w:anchor="_Toc213483045" w:history="1">
+          <w:hyperlink w:anchor="_Toc214217935" w:history="1">
             <w:r>
               <w:rPr>
                 <w:rStyle w:val="Hipercze"/>
@@ -709,7 +709,7 @@
                 <w:noProof/>
                 <w:webHidden/>
               </w:rPr>
-              <w:instrText xml:space="preserve"> PAGEREF _Toc213483045 \h </w:instrText>
+              <w:instrText xml:space="preserve"> PAGEREF _Toc214217935 \h </w:instrText>
             </w:r>
             <w:r>
               <w:rPr>
@@ -729,7 +729,7 @@
                 <w:noProof/>
                 <w:webHidden/>
               </w:rPr>
-              <w:t>9</w:t>
+              <w:t>23</w:t>
             </w:r>
             <w:r>
               <w:rPr>
@@ -756,7 +756,7 @@
               <w14:ligatures w14:val="standardContextual"/>
             </w:rPr>
           </w:pPr>
-          <w:hyperlink w:anchor="_Toc213483046" w:history="1">
+          <w:hyperlink w:anchor="_Toc214217936" w:history="1">
             <w:r>
               <w:rPr>
                 <w:rStyle w:val="Hipercze"/>
@@ -783,7 +783,7 @@
                 <w:noProof/>
                 <w:webHidden/>
               </w:rPr>
-              <w:instrText xml:space="preserve"> PAGEREF _Toc213483046 \h </w:instrText>
+              <w:instrText xml:space="preserve"> PAGEREF _Toc214217936 \h </w:instrText>
             </w:r>
             <w:r>
               <w:rPr>
@@ -803,7 +803,7 @@
                 <w:noProof/>
                 <w:webHidden/>
               </w:rPr>
-              <w:t>14</w:t>
+              <w:t>24</w:t>
             </w:r>
             <w:r>
               <w:rPr>
@@ -830,7 +830,7 @@
               <w14:ligatures w14:val="standardContextual"/>
             </w:rPr>
           </w:pPr>
-          <w:hyperlink w:anchor="_Toc213483047" w:history="1">
+          <w:hyperlink w:anchor="_Toc214217937" w:history="1">
             <w:r>
               <w:rPr>
                 <w:rStyle w:val="Hipercze"/>
@@ -857,7 +857,7 @@
                 <w:noProof/>
                 <w:webHidden/>
               </w:rPr>
-              <w:instrText xml:space="preserve"> PAGEREF _Toc213483047 \h </w:instrText>
+              <w:instrText xml:space="preserve"> PAGEREF _Toc214217937 \h </w:instrText>
             </w:r>
             <w:r>
               <w:rPr>
@@ -877,7 +877,7 @@
                 <w:noProof/>
                 <w:webHidden/>
               </w:rPr>
-              <w:t>14</w:t>
+              <w:t>24</w:t>
             </w:r>
             <w:r>
               <w:rPr>
@@ -904,7 +904,7 @@
               <w14:ligatures w14:val="standardContextual"/>
             </w:rPr>
           </w:pPr>
-          <w:hyperlink w:anchor="_Toc213483048" w:history="1">
+          <w:hyperlink w:anchor="_Toc214217938" w:history="1">
             <w:r>
               <w:rPr>
                 <w:rStyle w:val="Hipercze"/>
@@ -931,7 +931,7 @@
                 <w:noProof/>
                 <w:webHidden/>
               </w:rPr>
-              <w:instrText xml:space="preserve"> PAGEREF _Toc213483048 \h </w:instrText>
+              <w:instrText xml:space="preserve"> PAGEREF _Toc214217938 \h </w:instrText>
             </w:r>
             <w:r>
               <w:rPr>
@@ -951,7 +951,7 @@
                 <w:noProof/>
                 <w:webHidden/>
               </w:rPr>
-              <w:t>14</w:t>
+              <w:t>24</w:t>
             </w:r>
             <w:r>
               <w:rPr>
@@ -978,13 +978,13 @@
               <w14:ligatures w14:val="standardContextual"/>
             </w:rPr>
           </w:pPr>
-          <w:hyperlink w:anchor="_Toc213483049" w:history="1">
+          <w:hyperlink w:anchor="_Toc214217939" w:history="1">
             <w:r>
               <w:rPr>
                 <w:rStyle w:val="Hipercze"/>
                 <w:noProof/>
               </w:rPr>
-              <w:t>2.3  Część Praktyczna</w:t>
+              <w:t>2.3  Założenia i Funkcjonalnośc aplikacji</w:t>
             </w:r>
             <w:r>
               <w:rPr>
@@ -1005,7 +1005,7 @@
                 <w:noProof/>
                 <w:webHidden/>
               </w:rPr>
-              <w:instrText xml:space="preserve"> PAGEREF _Toc213483049 \h </w:instrText>
+              <w:instrText xml:space="preserve"> PAGEREF _Toc214217939 \h </w:instrText>
             </w:r>
             <w:r>
               <w:rPr>
@@ -1025,7 +1025,81 @@
                 <w:noProof/>
                 <w:webHidden/>
               </w:rPr>
-              <w:t>15</w:t>
+              <w:t>36</w:t>
+            </w:r>
+            <w:r>
+              <w:rPr>
+                <w:noProof/>
+                <w:webHidden/>
+              </w:rPr>
+              <w:fldChar w:fldCharType="end"/>
+            </w:r>
+          </w:hyperlink>
+        </w:p>
+        <w:p>
+          <w:pPr>
+            <w:pStyle w:val="Spistreci2"/>
+            <w:tabs>
+              <w:tab w:val="right" w:leader="dot" w:pos="8777"/>
+            </w:tabs>
+            <w:rPr>
+              <w:rFonts w:asciiTheme="minorHAnsi" w:eastAsiaTheme="minorEastAsia" w:hAnsiTheme="minorHAnsi" w:cstheme="minorBidi"/>
+              <w:noProof/>
+              <w:kern w:val="2"/>
+              <w:sz w:val="24"/>
+              <w:szCs w:val="24"/>
+              <w:lang w:eastAsia="pl-PL"/>
+              <w14:ligatures w14:val="standardContextual"/>
+            </w:rPr>
+          </w:pPr>
+          <w:hyperlink w:anchor="_Toc214217940" w:history="1">
+            <w:r>
+              <w:rPr>
+                <w:rStyle w:val="Hipercze"/>
+                <w:noProof/>
+              </w:rPr>
+              <w:t>2.4  Część Praktyczna</w:t>
+            </w:r>
+            <w:r>
+              <w:rPr>
+                <w:noProof/>
+                <w:webHidden/>
+              </w:rPr>
+              <w:tab/>
+            </w:r>
+            <w:r>
+              <w:rPr>
+                <w:noProof/>
+                <w:webHidden/>
+              </w:rPr>
+              <w:fldChar w:fldCharType="begin"/>
+            </w:r>
+            <w:r>
+              <w:rPr>
+                <w:noProof/>
+                <w:webHidden/>
+              </w:rPr>
+              <w:instrText xml:space="preserve"> PAGEREF _Toc214217940 \h </w:instrText>
+            </w:r>
+            <w:r>
+              <w:rPr>
+                <w:noProof/>
+                <w:webHidden/>
+              </w:rPr>
+            </w:r>
+            <w:r>
+              <w:rPr>
+                <w:noProof/>
+                <w:webHidden/>
+              </w:rPr>
+              <w:fldChar w:fldCharType="separate"/>
+            </w:r>
+            <w:r>
+              <w:rPr>
+                <w:noProof/>
+                <w:webHidden/>
+              </w:rPr>
+              <w:t>36</w:t>
             </w:r>
             <w:r>
               <w:rPr>
@@ -1072,7 +1146,6 @@
       <w:pPr>
         <w:pStyle w:val="Nagwek2"/>
       </w:pPr>
-      <w:bookmarkStart w:id="0" w:name="_Toc213483042"/>
     </w:p>
     <w:p>
       <w:pPr>
@@ -1095,6 +1168,7 @@
       <w:pPr>
         <w:pStyle w:val="Nagwek2"/>
       </w:pPr>
+      <w:bookmarkStart w:id="0" w:name="_Toc214217932"/>
       <w:r>
         <w:lastRenderedPageBreak/>
         <w:t>1.</w:t>
@@ -1120,7 +1194,7 @@
       <w:pPr>
         <w:pStyle w:val="Nagwek2"/>
       </w:pPr>
-      <w:bookmarkStart w:id="1" w:name="_Toc213483043"/>
+      <w:bookmarkStart w:id="1" w:name="_Toc214217933"/>
       <w:r>
         <w:t xml:space="preserve">1.1 </w:t>
       </w:r>
@@ -1964,7 +2038,6 @@
       <w:pPr>
         <w:pStyle w:val="Praca"/>
       </w:pPr>
-      <w:bookmarkStart w:id="2" w:name="_Toc213483044"/>
       <w:r>
         <w:lastRenderedPageBreak/>
         <w:t>Rozwiązania proponowane przez inne firmy często opierają się na opracowaniu planów 2D i późniejszym rozstawieniu mebli w przestrzeni trójwymiarowej. Oferują tworzenie renderów w wysokiej rozdzielczości, ale i również spacery po zaprojektowanych wnętrzach. Niektóre systemu nawet mają wtyczki pozwalające na zobaczenie pomieszczeń w wirtualnej rzeczywistości. Jednak sposób faktycznego projektowania jest praktycznie identyczny dla każdego z tych programów. To co je wyróżnia to oferowane usługi oraz przejrzystość interfejsu użytkownika. Jednakże nawet najprostsze oprogramowanie wymaga wstępnego zapoznania się ze środowiskiem. Nie jest to coś, co zachęca użytkowników, którzy chcą jednorazowo zaplanować swoje mieszkanie. Takie programy są dla ludzi, którzy zajmują się tą tematyką zawodowo lub hobbystycznie.</w:t>
@@ -1995,6 +2068,7 @@
       <w:pPr>
         <w:pStyle w:val="Nagwek2"/>
       </w:pPr>
+      <w:bookmarkStart w:id="2" w:name="_Toc214217934"/>
       <w:r>
         <w:lastRenderedPageBreak/>
         <w:t>1.2 Wirtualna Rzeczywistość</w:t>
@@ -2179,7 +2253,6 @@
         <w:pStyle w:val="Praca"/>
         <w:jc w:val="center"/>
       </w:pPr>
-      <w:bookmarkStart w:id="3" w:name="_Toc213483045"/>
       <w:r>
         <w:t>Rys. 1.2 Link Trainer w użyciu</w:t>
       </w:r>
@@ -2542,7 +2615,7 @@
           <w:noProof/>
         </w:rPr>
         <w:drawing>
-          <wp:inline distT="0" distB="0" distL="0" distR="0" wp14:anchorId="29551183" wp14:editId="790E4D4D">
+          <wp:inline distT="0" distB="0" distL="0" distR="0" wp14:anchorId="29551183" wp14:editId="7D95BF2E">
             <wp:extent cx="5579745" cy="2606040"/>
             <wp:effectExtent l="0" t="0" r="1905" b="3810"/>
             <wp:docPr id="450891158" name="Obraz 6" descr="undefined"/>
@@ -3624,6 +3697,7 @@
       <w:pPr>
         <w:pStyle w:val="Nagwek2"/>
       </w:pPr>
+      <w:bookmarkStart w:id="3" w:name="_Toc214217935"/>
       <w:r>
         <w:lastRenderedPageBreak/>
         <w:t>1.3 Zastosowanie</w:t>
@@ -3649,7 +3723,7 @@
       <w:pPr>
         <w:pStyle w:val="Nagwek2"/>
       </w:pPr>
-      <w:bookmarkStart w:id="4" w:name="_Toc213483046"/>
+      <w:bookmarkStart w:id="4" w:name="_Toc214217936"/>
       <w:r>
         <w:lastRenderedPageBreak/>
         <w:t>2. Cel Pracy</w:t>
@@ -3669,7 +3743,7 @@
       <w:pPr>
         <w:pStyle w:val="Nagwek2"/>
       </w:pPr>
-      <w:bookmarkStart w:id="5" w:name="_Toc213483047"/>
+      <w:bookmarkStart w:id="5" w:name="_Toc214217937"/>
       <w:r>
         <w:t>2.1 Dziedzina Pracy</w:t>
       </w:r>
@@ -3687,7 +3761,7 @@
       <w:pPr>
         <w:pStyle w:val="Nagwek2"/>
       </w:pPr>
-      <w:bookmarkStart w:id="6" w:name="_Toc213483048"/>
+      <w:bookmarkStart w:id="6" w:name="_Toc214217938"/>
       <w:r>
         <w:t>2.2 Część Teoretyczna</w:t>
       </w:r>
@@ -5818,6 +5892,9 @@
         <w:jc w:val="center"/>
       </w:pPr>
       <w:r>
+        <w:rPr>
+          <w:noProof/>
+        </w:rPr>
         <w:drawing>
           <wp:inline distT="0" distB="0" distL="0" distR="0" wp14:anchorId="5232704D" wp14:editId="73C7E66A">
             <wp:extent cx="5579745" cy="1533525"/>
@@ -5861,16 +5938,7 @@
         <w:jc w:val="center"/>
       </w:pPr>
       <w:r>
-        <w:t>Rys. 2.</w:t>
-      </w:r>
-      <w:r>
-        <w:t>6</w:t>
-      </w:r>
-      <w:r>
-        <w:t xml:space="preserve"> </w:t>
-      </w:r>
-      <w:r>
-        <w:t>Stworzenie pętli oraz rozgałęzienie</w:t>
+        <w:t>Rys. 2.6 Stworzenie pętli oraz rozgałęzienie</w:t>
       </w:r>
     </w:p>
     <w:p>
@@ -5893,6 +5961,9 @@
         <w:jc w:val="center"/>
       </w:pPr>
       <w:r>
+        <w:rPr>
+          <w:noProof/>
+        </w:rPr>
         <w:lastRenderedPageBreak/>
         <w:drawing>
           <wp:inline distT="0" distB="0" distL="0" distR="0" wp14:anchorId="371C94E1" wp14:editId="296429F3">
@@ -5937,16 +6008,7 @@
         <w:jc w:val="center"/>
       </w:pPr>
       <w:r>
-        <w:t>Rys. 2.</w:t>
-      </w:r>
-      <w:r>
-        <w:t>7</w:t>
-      </w:r>
-      <w:r>
-        <w:t xml:space="preserve"> Stworzenie </w:t>
-      </w:r>
-      <w:r>
-        <w:t>funkcji</w:t>
+        <w:t>Rys. 2.7 Stworzenie funkcji</w:t>
       </w:r>
     </w:p>
     <w:p>
@@ -5974,6 +6036,9 @@
         <w:pStyle w:val="Praca"/>
       </w:pPr>
       <w:r>
+        <w:rPr>
+          <w:noProof/>
+        </w:rPr>
         <w:drawing>
           <wp:inline distT="0" distB="0" distL="0" distR="0" wp14:anchorId="5CD5020B" wp14:editId="002EA10E">
             <wp:extent cx="5579745" cy="2988310"/>
@@ -6017,16 +6082,7 @@
         <w:jc w:val="center"/>
       </w:pPr>
       <w:r>
-        <w:t>Rys. 2.</w:t>
-      </w:r>
-      <w:r>
-        <w:t>8</w:t>
-      </w:r>
-      <w:r>
-        <w:t xml:space="preserve"> </w:t>
-      </w:r>
-      <w:r>
-        <w:t>Obiekt reprezentujący blueprint</w:t>
+        <w:t>Rys. 2.8 Obiekt reprezentujący blueprint</w:t>
       </w:r>
     </w:p>
     <w:p>
@@ -6048,6 +6104,9 @@
         <w:pStyle w:val="Praca"/>
       </w:pPr>
       <w:r>
+        <w:rPr>
+          <w:noProof/>
+        </w:rPr>
         <w:drawing>
           <wp:inline distT="0" distB="0" distL="0" distR="0" wp14:anchorId="16C74CF9" wp14:editId="662F77A7">
             <wp:extent cx="5579745" cy="3926205"/>
@@ -6091,16 +6150,7 @@
         <w:jc w:val="center"/>
       </w:pPr>
       <w:r>
-        <w:t>Rys. 2.</w:t>
-      </w:r>
-      <w:r>
-        <w:t>9</w:t>
-      </w:r>
-      <w:r>
-        <w:t xml:space="preserve"> Obiekt </w:t>
-      </w:r>
-      <w:r>
-        <w:t>w edytorze mapy</w:t>
+        <w:t>Rys. 2.9 Obiekt w edytorze mapy</w:t>
       </w:r>
     </w:p>
     <w:p>
@@ -6123,9 +6173,28 @@
     </w:p>
     <w:p>
       <w:pPr>
-        <w:pStyle w:val="Praca"/>
-        <w:jc w:val="center"/>
-      </w:pPr>
+        <w:pStyle w:val="Nagwek2"/>
+      </w:pPr>
+      <w:bookmarkStart w:id="7" w:name="_Toc214217939"/>
+      <w:r>
+        <w:t>2.</w:t>
+      </w:r>
+      <w:r>
+        <w:t>3</w:t>
+      </w:r>
+      <w:r>
+        <w:t xml:space="preserve">  </w:t>
+      </w:r>
+      <w:r>
+        <w:t>Założenia i Funkcjonalnoś</w:t>
+      </w:r>
+      <w:r>
+        <w:t>ć</w:t>
+      </w:r>
+      <w:r>
+        <w:t xml:space="preserve"> aplikacji</w:t>
+      </w:r>
+      <w:bookmarkEnd w:id="7"/>
     </w:p>
     <w:p>
       <w:pPr>
@@ -6133,18 +6202,43 @@
         <w:ind w:firstLine="708"/>
       </w:pPr>
       <w:r>
-        <w:t>Założenia i funkcjonalność aplikacji</w:t>
+        <w:t xml:space="preserve">Aplikacja u podstaw powinna umożliwiać zaprojektowanie jednego pomieszczenia wykorzystując technologię wirtualnej rzeczywistości. Projekt ma być intuicyjny w użytkowaniu oraz być przystępny dla osób, które nie miały styczności z wirtualną rzeczywistością. </w:t>
+      </w:r>
+    </w:p>
+    <w:p>
+      <w:pPr>
+        <w:pStyle w:val="Praca"/>
+        <w:ind w:firstLine="708"/>
+      </w:pPr>
+      <w:r>
+        <w:t xml:space="preserve">Pierwszą ważna funkcjonalnością powinno być zastosowanie technologii wirtualne rzeczywistości. Na to składa się: poruszanie się w przestrzeni trójwymiarowej, śledzenie ruchu dłoni przy pomocy kontrolerów, interakcja z obiektami w przestrzeni trójwymiarowej oraz natywne uruchamiane projektu na zestawie VR. To jest podstawa całego projektu i wszystkie inne funkcjonalności powinny opierać się na fakcie, że użytkownik korzysta z technologii VR. Jako że do projektu wybrałem zestaw Meta Quest 3 to mogę stworzyć projekt i uruchomić go natywnie na tym zestawie. Dzięki temu mogę uniknąć pośrednika jakim jest komputer oraz ułatwić dostęp do użytkowania aplikacji. </w:t>
+      </w:r>
+      <w:r>
+        <w:t>Forma poruszania się w przestrzeni 3D jest funkcją dość skomplikowaną, ponieważ istnieje wiele form w jakich użytkownik może się przemieszczać. Najbardziej popularnymi jest teleportacja oraz płynne poruszanie się. Teleportacja jest dobra dla osób z chorobą symulacyjną, ale jednocześnie może powodować trudności z orientacją w przestrzeni. Płynne poruszanie z drugiej strony, choć jest mniej przyjemne dla osób z chorobą symulacyjną to zwiększa imersje użytkownika</w:t>
+      </w:r>
+      <w:r>
+        <w:t xml:space="preserve">, daje mu lepsze spojrzenie na przestrzeń 3D. Sam projekt nie będzie zawierać elementów, które by pogarszały komfort użytkowania, więc płynne poruszanie będzie podstawą do przemieszczania się po przestrzeni trójwymiarowej. Interakcja z przedmiotami powinna opierać się na podstawie kontrolerów śledzących ruch dłoni użytkownika. </w:t>
+      </w:r>
+      <w:r>
+        <w:lastRenderedPageBreak/>
+        <w:t>Osoba korzystająca z aplikacji powinna móc naturalnie wyciągnąć rękę i podnieść dany przedmiot.</w:t>
       </w:r>
     </w:p>
     <w:p>
       <w:pPr>
         <w:pStyle w:val="Nagwek2"/>
       </w:pPr>
-      <w:bookmarkStart w:id="7" w:name="_Toc213483049"/>
-      <w:r>
-        <w:t>2.3  Część Praktyczna</w:t>
-      </w:r>
-      <w:bookmarkEnd w:id="7"/>
+      <w:bookmarkStart w:id="8" w:name="_Toc214217940"/>
+      <w:r>
+        <w:t>2.</w:t>
+      </w:r>
+      <w:r>
+        <w:t>4</w:t>
+      </w:r>
+      <w:r>
+        <w:t xml:space="preserve">  Część Praktyczna</w:t>
+      </w:r>
+      <w:bookmarkEnd w:id="8"/>
     </w:p>
     <w:p>
       <w:pPr>
@@ -6504,7 +6598,7 @@
       </w:pPr>
     </w:lvl>
   </w:abstractNum>
-  <w:abstractNum w:abstractNumId="3" w15:restartNumberingAfterBreak="0">
+  <w:abstractNum w:abstractNumId="2" w15:restartNumberingAfterBreak="0">
     <w:nsid w:val="5D530D8D"/>
     <w:multiLevelType w:val="multilevel"/>
     <w:tmpl w:val="0415001F"/>
@@ -6594,7 +6688,7 @@
     </w:lvl>
   </w:abstractNum>
   <w:num w:numId="1" w16cid:durableId="140121814">
-    <w:abstractNumId w:val="3"/>
+    <w:abstractNumId w:val="2"/>
   </w:num>
   <w:num w:numId="2" w16cid:durableId="1234849669">
     <w:abstractNumId w:val="1"/>

--- a/z6-pwiisi-5-1.docx
+++ b/z6-pwiisi-5-1.docx
@@ -2615,7 +2615,7 @@
           <w:noProof/>
         </w:rPr>
         <w:drawing>
-          <wp:inline distT="0" distB="0" distL="0" distR="0" wp14:anchorId="29551183" wp14:editId="7D95BF2E">
+          <wp:inline distT="0" distB="0" distL="0" distR="0" wp14:anchorId="29551183" wp14:editId="756A5EB2">
             <wp:extent cx="5579745" cy="2606040"/>
             <wp:effectExtent l="0" t="0" r="1905" b="3810"/>
             <wp:docPr id="450891158" name="Obraz 6" descr="undefined"/>
@@ -6183,10 +6183,7 @@
         <w:t>3</w:t>
       </w:r>
       <w:r>
-        <w:t xml:space="preserve">  </w:t>
-      </w:r>
-      <w:r>
-        <w:t>Założenia i Funkcjonalnoś</w:t>
+        <w:t xml:space="preserve">  Założenia i Funkcjonalnoś</w:t>
       </w:r>
       <w:r>
         <w:t>ć</w:t>
@@ -6223,6 +6220,119 @@
         <w:lastRenderedPageBreak/>
         <w:t>Osoba korzystająca z aplikacji powinna móc naturalnie wyciągnąć rękę i podnieść dany przedmiot.</w:t>
       </w:r>
+      <w:r>
+        <w:t xml:space="preserve"> Dodatkowo wirtualne dłonie powinny być fizycznymi obiektami, czyli powinny wchodzić w kolizje z innymi obiektami oraz blokować się na obiektach. </w:t>
+      </w:r>
+      <w:r>
+        <w:t>Cała interakcja w środowisku trójwymiarowym powinna być intuicyjna i prosta dzięki zastosowaniu tej technologii.</w:t>
+      </w:r>
+    </w:p>
+    <w:p>
+      <w:pPr>
+        <w:pStyle w:val="Praca"/>
+        <w:ind w:firstLine="708"/>
+      </w:pPr>
+      <w:r>
+        <w:t xml:space="preserve">Drugim ważnym filarem tego projektu jest sam system projektowania wnętrz. Podstawową funkcjonalnością jest generowanie jednego pomieszczenia. </w:t>
+      </w:r>
+      <w:r>
+        <w:t>Projekt będzie miał małą skalę, dlatego będzie możliwość generacji tylko jednego pokoju. Samo tworzenie pomieszczenia powinno być proste i wymagać jak najmniejszej ilości informacji od użytkownika. Po stworzeniu pomieszczenia użytkownik powinien miał dowolność w kreowaniu jego wyglądu. Głównym narzędziem do tego zadania będzie tablet. Wszystkie czynności związane z funkcjonalnością będą dostępne za pośrednictwem tabletu. Obsługa powinna być prosta i oparta na dotyku. Tablet ma działać i funkcjonować tak jak prawdziwy odpowiednik. Jedną z funkcjonalności powinna być możliwość resetu całego pomieszczenia</w:t>
+      </w:r>
+      <w:r>
+        <w:t xml:space="preserve">, by umożliwić zmianę wymiarów pomieszczenia. Reszta funkcjonalności dzieli się na trzy kategorię. Tworzenie przedmiotów, zmiana wyglądu ścian oraz tworzenie stałych obiektów. </w:t>
+      </w:r>
+    </w:p>
+    <w:p>
+      <w:pPr>
+        <w:pStyle w:val="Praca"/>
+        <w:ind w:firstLine="708"/>
+      </w:pPr>
+      <w:r>
+        <w:t>Przedmioty stworzone przez użytkownika mogą być podniesione, rzucone, a ich zachowanie jest oparte o fizykę. Łączy się z nim też inna funkcjonalność, by ułatwić projektowanie pomieszczenia i zapobiec przypadkowym zmianą lokacji przedmiotów, użytkownik, będzie miał możliwość zamrażania przedmiotów. Zamrożony przedmiot nie będzie mógł wejść w interakcje z innymi obiektami, a ich fizyka będzie wyłączona. Użycie tej funkcji</w:t>
+      </w:r>
+      <w:r>
+        <w:t xml:space="preserve"> powinno być proste i intuicyjne, oparte na gestykulacji dłoni, która jest interpretowana przez kontrolery śledzące. Oparte o ten sposób wywołania będzie funkcja usuwania przedmiotów. By mieć możliwość usunięcia lub zamrożenia przedmiotu użytkownik będzie musiał wyciągnąć palec wskazujący i kliknąć odpowiedni przycisk. Przedmiot wycelowany przez palec będzie usunięty lub zamrożony.</w:t>
+      </w:r>
+      <w:r>
+        <w:t xml:space="preserve"> Proces tworzenia przedmiotu powinien mieć zabezpieczenie przed stworzeniem przedmiotu poza pomieszczeniem lub w innym obiekcie. Dlatego w momencie tworzenia obiekt może zostać stworzony jeśli nic nie będzie kolidować</w:t>
+      </w:r>
+      <w:r>
+        <w:t xml:space="preserve"> z nowo powstałym obiektem. Tworzenie przedmiotów będzie służyć do kreacji mebli, które są łatwe do przenoszenia oraz ich lokalizacja </w:t>
+      </w:r>
+      <w:r>
+        <w:lastRenderedPageBreak/>
+        <w:t>domyślnie nie jest stała. Przykładem takich mebli są krzesła, stoły, czy lampy. Z nimi użytkownik będzie głównie wchodzić w interakcje.</w:t>
+      </w:r>
+    </w:p>
+    <w:p>
+      <w:pPr>
+        <w:pStyle w:val="Praca"/>
+        <w:ind w:firstLine="708"/>
+      </w:pPr>
+      <w:r>
+        <w:t xml:space="preserve">Zmiana wyglądu ścian jest ważna funkcją w projekcie, gdyż pozwala lepiej zwizualizować projektowane przez użytkownika pomieszczenie. Powinien on móc zmienić teksturę każdej ściany oraz nadać jej dowolny kolor. Wszystko z poziomu tabletu. Wystarczy go wycelować w pożądaną ścianę i ustawić konkretną teksturę i kolor. Tak jak liczba dostępnych tekstur będzie zależna od wymagań klienta to zmiana koloru będzie bazować na modyfikacji trzech podstawowych składników RGB. </w:t>
+      </w:r>
+    </w:p>
+    <w:p>
+      <w:pPr>
+        <w:pStyle w:val="Praca"/>
+        <w:ind w:firstLine="708"/>
+      </w:pPr>
+      <w:r>
+        <w:t>Stałe obiekty są rodzajem obiektów, które są ściśle związane z daną ścianą. Nie można ich ręcznie przesunąć, a raczej trzeba jest ustawić w konkretnym miejscu. Przykładem takich obiektów są drzwi, okna, obrazy, czy nawet szafy. Użytkownik po postawieniu takiego obiektu, nie będzie wstanie go dalej przestawiać, czy modyfikować. Jedyną dostępną opcją będzie jego zniszczenie. W przeciwieństwie do zwykłych przedmiotów to stałe obiekty są tworzone na jednej konkretnej ścianie. Gdy użytkownik wybierze obiekt to do momentu zaakceptowania zmian, będzie mógł przesuwać obiekt w ramach jednej wybranej ściany. Biorąc pod uwagę różnice między różnymi obiektami to nie zawsze ruch stałego obiektu będzie dowolny. Przykładowo drzwi mogą się przesuwać tylko w jednej osi, ponieważ musi stykać się z podłogą oraz ścianą, w przeciwieństwie do okna, która też musi mieć kontakt ze ścianą, ale nie z podłogą.</w:t>
+      </w:r>
+      <w:r>
+        <w:t xml:space="preserve"> Jednak najważniejszym i najbardziej szczególnym typem obiektu stałego jest dodatkowa ściana. Nie każdy pokój ma kształt prostopadłościanu, a często są mniejsze, czy większe nierówności lub pokój ma ścianę działkową. Postawienie takiej ściany daję użytkownikowi jeszcze większa wolność w tworzeniu pomieszczenia.</w:t>
+      </w:r>
+      <w:r>
+        <w:t xml:space="preserve"> </w:t>
+      </w:r>
+      <w:r>
+        <w:t xml:space="preserve">Obiekt będzie się zachowywać jak zwykła ściana, czyli będzie można modyfikować jej teksturę, kolor oraz stawiać na niej kolejne stałe obiekty. Używając tabletu, użytkownik, będzie miał możliwość zwiększenia grubości, długości oraz obrotu nowo postawionej ściany. W przeciwieństwie do tworzenia samych przedmiotów to użytkownik powinien mieć możliwość stawiania stałych obiektów z dowolnie ustawiona precyzją. Do takich celów została przewidziana siatka oraz magnez. Pierwsza funkcja jest opcją, która po włączone nakłada na wszystkie ściany specjalną siatkę. </w:t>
+      </w:r>
+      <w:r>
+        <w:t xml:space="preserve">Dzieli ona obiekty na mniejsze kwadraty o rozmiarze 20x20 jednostek, gdzie jedna jednostka odpowiada jednemu </w:t>
+      </w:r>
+      <w:r>
+        <w:lastRenderedPageBreak/>
+        <w:t xml:space="preserve">centymetrowi. </w:t>
+      </w:r>
+      <w:r>
+        <w:t xml:space="preserve">Jest ona przydatnym narzędziem, by precyzyjnie ustawiać przedmioty w pomieszczeniu. Jednakże, by uzyskać pełnie precyzji przedmioty powinny się przyciągać do tej siatki. Rozwiązaniem jest magnez. Przy ustawianiu stałego przedmiotu jego lokalizacja będzie zaokrąglana o określoną przez użytkownika wartość. Ta funkcja zwiększy precyzje podczas projektowania pokoju. </w:t>
+      </w:r>
+    </w:p>
+    <w:p>
+      <w:pPr>
+        <w:pStyle w:val="Praca"/>
+        <w:ind w:firstLine="708"/>
+      </w:pPr>
+      <w:r>
+        <w:t>Ostatnią funkcjonalnością jest widok z lotu ptaka. Użytkownik w każdym momencie będzie mógł się przełączyć między widokiem z pierwszej osoby na widok z lotu ptaka. W takiej pozycji użytkownik będzie mógł zobaczyć plan swojego pomieszczenia</w:t>
+      </w:r>
+      <w:r>
+        <w:t>, ale nie będzie w stanie go modyfikować w znaczący sposób. Ta wizja jest czysto przeznaczona na podgląd zaprojektowanego pomieszczenia.</w:t>
+      </w:r>
+    </w:p>
+    <w:p>
+      <w:pPr>
+        <w:pStyle w:val="Praca"/>
+        <w:ind w:firstLine="708"/>
+      </w:pPr>
+      <w:r>
+        <w:t xml:space="preserve">Cała ta funkcjonalność pozwoli na proste i intuicyjne zaprojektowanie dowolnego pomieszczenia. Wszystkie dostępne czynności użytkownik będzie mógł wykonać w naturalny sposób w wirtualnej rzeczywistości bez potrzeby dogłębnego zaznajomienia się z systemem. Projekt będzie natywnie działać na goglach Meta Quest 3, umożliwia to łatwiejszy dostęp do </w:t>
+      </w:r>
+      <w:r>
+        <w:t>systemu w każdym miejscu.</w:t>
+      </w:r>
+      <w:r>
+        <w:t xml:space="preserve"> </w:t>
+      </w:r>
+    </w:p>
+    <w:p>
+      <w:pPr>
+        <w:pStyle w:val="Praca"/>
+        <w:ind w:firstLine="708"/>
+      </w:pPr>
     </w:p>
     <w:p>
       <w:pPr>

--- a/z6-pwiisi-5-1.docx
+++ b/z6-pwiisi-5-1.docx
@@ -161,7 +161,107 @@
           <w:sz w:val="32"/>
           <w:szCs w:val="32"/>
         </w:rPr>
-        <w:t>Interior decoration system using virtual reality technology (VR)</w:t>
+        <w:t xml:space="preserve">Interior </w:t>
+      </w:r>
+      <w:proofErr w:type="spellStart"/>
+      <w:r>
+        <w:rPr>
+          <w:rFonts w:ascii="Arial" w:hAnsi="Arial" w:cs="Arial"/>
+          <w:i/>
+          <w:sz w:val="32"/>
+          <w:szCs w:val="32"/>
+        </w:rPr>
+        <w:t>decoration</w:t>
+      </w:r>
+      <w:proofErr w:type="spellEnd"/>
+      <w:r>
+        <w:rPr>
+          <w:rFonts w:ascii="Arial" w:hAnsi="Arial" w:cs="Arial"/>
+          <w:i/>
+          <w:sz w:val="32"/>
+          <w:szCs w:val="32"/>
+        </w:rPr>
+        <w:t xml:space="preserve"> system </w:t>
+      </w:r>
+      <w:proofErr w:type="spellStart"/>
+      <w:r>
+        <w:rPr>
+          <w:rFonts w:ascii="Arial" w:hAnsi="Arial" w:cs="Arial"/>
+          <w:i/>
+          <w:sz w:val="32"/>
+          <w:szCs w:val="32"/>
+        </w:rPr>
+        <w:t>using</w:t>
+      </w:r>
+      <w:proofErr w:type="spellEnd"/>
+      <w:r>
+        <w:rPr>
+          <w:rFonts w:ascii="Arial" w:hAnsi="Arial" w:cs="Arial"/>
+          <w:i/>
+          <w:sz w:val="32"/>
+          <w:szCs w:val="32"/>
+        </w:rPr>
+        <w:t xml:space="preserve"> </w:t>
+      </w:r>
+      <w:proofErr w:type="spellStart"/>
+      <w:r>
+        <w:rPr>
+          <w:rFonts w:ascii="Arial" w:hAnsi="Arial" w:cs="Arial"/>
+          <w:i/>
+          <w:sz w:val="32"/>
+          <w:szCs w:val="32"/>
+        </w:rPr>
+        <w:t>virtual</w:t>
+      </w:r>
+      <w:proofErr w:type="spellEnd"/>
+      <w:r>
+        <w:rPr>
+          <w:rFonts w:ascii="Arial" w:hAnsi="Arial" w:cs="Arial"/>
+          <w:i/>
+          <w:sz w:val="32"/>
+          <w:szCs w:val="32"/>
+        </w:rPr>
+        <w:t xml:space="preserve"> </w:t>
+      </w:r>
+      <w:proofErr w:type="spellStart"/>
+      <w:r>
+        <w:rPr>
+          <w:rFonts w:ascii="Arial" w:hAnsi="Arial" w:cs="Arial"/>
+          <w:i/>
+          <w:sz w:val="32"/>
+          <w:szCs w:val="32"/>
+        </w:rPr>
+        <w:t>reality</w:t>
+      </w:r>
+      <w:proofErr w:type="spellEnd"/>
+      <w:r>
+        <w:rPr>
+          <w:rFonts w:ascii="Arial" w:hAnsi="Arial" w:cs="Arial"/>
+          <w:i/>
+          <w:sz w:val="32"/>
+          <w:szCs w:val="32"/>
+        </w:rPr>
+        <w:t xml:space="preserve"> </w:t>
+      </w:r>
+      <w:proofErr w:type="spellStart"/>
+      <w:r>
+        <w:rPr>
+          <w:rFonts w:ascii="Arial" w:hAnsi="Arial" w:cs="Arial"/>
+          <w:i/>
+          <w:sz w:val="32"/>
+          <w:szCs w:val="32"/>
+        </w:rPr>
+        <w:t>technology</w:t>
+      </w:r>
+      <w:proofErr w:type="spellEnd"/>
+      <w:r>
+        <w:rPr>
+          <w:rFonts w:ascii="Arial" w:hAnsi="Arial" w:cs="Arial"/>
+          <w:i/>
+          <w:sz w:val="32"/>
+          <w:szCs w:val="32"/>
+        </w:rPr>
+        <w:t xml:space="preserve"> (VR)</w:t>
       </w:r>
     </w:p>
     <w:p>
@@ -190,8 +290,18 @@
           <w:sz w:val="28"/>
           <w:szCs w:val="28"/>
         </w:rPr>
-        <w:t>Andrzej Paruch</w:t>
-      </w:r>
+        <w:t xml:space="preserve">Andrzej </w:t>
+      </w:r>
+      <w:proofErr w:type="spellStart"/>
+      <w:r>
+        <w:rPr>
+          <w:rFonts w:ascii="Arial" w:hAnsi="Arial" w:cs="Arial"/>
+          <w:sz w:val="28"/>
+          <w:szCs w:val="28"/>
+        </w:rPr>
+        <w:t>Paruch</w:t>
+      </w:r>
+      <w:proofErr w:type="spellEnd"/>
     </w:p>
     <w:p>
       <w:pPr>
@@ -460,7 +570,7 @@
           <w:r>
             <w:fldChar w:fldCharType="separate"/>
           </w:r>
-          <w:hyperlink w:anchor="_Toc214217932" w:history="1">
+          <w:hyperlink w:anchor="_Toc215131080" w:history="1">
             <w:r>
               <w:rPr>
                 <w:rStyle w:val="Hipercze"/>
@@ -487,7 +597,7 @@
                 <w:noProof/>
                 <w:webHidden/>
               </w:rPr>
-              <w:instrText xml:space="preserve"> PAGEREF _Toc214217932 \h </w:instrText>
+              <w:instrText xml:space="preserve"> PAGEREF _Toc215131080 \h </w:instrText>
             </w:r>
             <w:r>
               <w:rPr>
@@ -534,7 +644,7 @@
               <w14:ligatures w14:val="standardContextual"/>
             </w:rPr>
           </w:pPr>
-          <w:hyperlink w:anchor="_Toc214217933" w:history="1">
+          <w:hyperlink w:anchor="_Toc215131081" w:history="1">
             <w:r>
               <w:rPr>
                 <w:rStyle w:val="Hipercze"/>
@@ -561,7 +671,7 @@
                 <w:noProof/>
                 <w:webHidden/>
               </w:rPr>
-              <w:instrText xml:space="preserve"> PAGEREF _Toc214217933 \h </w:instrText>
+              <w:instrText xml:space="preserve"> PAGEREF _Toc215131081 \h </w:instrText>
             </w:r>
             <w:r>
               <w:rPr>
@@ -608,7 +718,7 @@
               <w14:ligatures w14:val="standardContextual"/>
             </w:rPr>
           </w:pPr>
-          <w:hyperlink w:anchor="_Toc214217934" w:history="1">
+          <w:hyperlink w:anchor="_Toc215131082" w:history="1">
             <w:r>
               <w:rPr>
                 <w:rStyle w:val="Hipercze"/>
@@ -635,7 +745,7 @@
                 <w:noProof/>
                 <w:webHidden/>
               </w:rPr>
-              <w:instrText xml:space="preserve"> PAGEREF _Toc214217934 \h </w:instrText>
+              <w:instrText xml:space="preserve"> PAGEREF _Toc215131082 \h </w:instrText>
             </w:r>
             <w:r>
               <w:rPr>
@@ -682,7 +792,7 @@
               <w14:ligatures w14:val="standardContextual"/>
             </w:rPr>
           </w:pPr>
-          <w:hyperlink w:anchor="_Toc214217935" w:history="1">
+          <w:hyperlink w:anchor="_Toc215131083" w:history="1">
             <w:r>
               <w:rPr>
                 <w:rStyle w:val="Hipercze"/>
@@ -709,7 +819,7 @@
                 <w:noProof/>
                 <w:webHidden/>
               </w:rPr>
-              <w:instrText xml:space="preserve"> PAGEREF _Toc214217935 \h </w:instrText>
+              <w:instrText xml:space="preserve"> PAGEREF _Toc215131083 \h </w:instrText>
             </w:r>
             <w:r>
               <w:rPr>
@@ -756,13 +866,13 @@
               <w14:ligatures w14:val="standardContextual"/>
             </w:rPr>
           </w:pPr>
-          <w:hyperlink w:anchor="_Toc214217936" w:history="1">
+          <w:hyperlink w:anchor="_Toc215131084" w:history="1">
             <w:r>
               <w:rPr>
                 <w:rStyle w:val="Hipercze"/>
                 <w:noProof/>
               </w:rPr>
-              <w:t>2. Cel Pracy</w:t>
+              <w:t>2. Część Teoretyczna</w:t>
             </w:r>
             <w:r>
               <w:rPr>
@@ -783,7 +893,7 @@
                 <w:noProof/>
                 <w:webHidden/>
               </w:rPr>
-              <w:instrText xml:space="preserve"> PAGEREF _Toc214217936 \h </w:instrText>
+              <w:instrText xml:space="preserve"> PAGEREF _Toc215131084 \h </w:instrText>
             </w:r>
             <w:r>
               <w:rPr>
@@ -830,7 +940,7 @@
               <w14:ligatures w14:val="standardContextual"/>
             </w:rPr>
           </w:pPr>
-          <w:hyperlink w:anchor="_Toc214217937" w:history="1">
+          <w:hyperlink w:anchor="_Toc215131085" w:history="1">
             <w:r>
               <w:rPr>
                 <w:rStyle w:val="Hipercze"/>
@@ -857,7 +967,7 @@
                 <w:noProof/>
                 <w:webHidden/>
               </w:rPr>
-              <w:instrText xml:space="preserve"> PAGEREF _Toc214217937 \h </w:instrText>
+              <w:instrText xml:space="preserve"> PAGEREF _Toc215131085 \h </w:instrText>
             </w:r>
             <w:r>
               <w:rPr>
@@ -904,13 +1014,13 @@
               <w14:ligatures w14:val="standardContextual"/>
             </w:rPr>
           </w:pPr>
-          <w:hyperlink w:anchor="_Toc214217938" w:history="1">
+          <w:hyperlink w:anchor="_Toc215131086" w:history="1">
             <w:r>
               <w:rPr>
                 <w:rStyle w:val="Hipercze"/>
                 <w:noProof/>
               </w:rPr>
-              <w:t>2.2 Część Teoretyczna</w:t>
+              <w:t>2.2 Dobór Technologii VR</w:t>
             </w:r>
             <w:r>
               <w:rPr>
@@ -931,7 +1041,7 @@
                 <w:noProof/>
                 <w:webHidden/>
               </w:rPr>
-              <w:instrText xml:space="preserve"> PAGEREF _Toc214217938 \h </w:instrText>
+              <w:instrText xml:space="preserve"> PAGEREF _Toc215131086 \h </w:instrText>
             </w:r>
             <w:r>
               <w:rPr>
@@ -978,13 +1088,13 @@
               <w14:ligatures w14:val="standardContextual"/>
             </w:rPr>
           </w:pPr>
-          <w:hyperlink w:anchor="_Toc214217939" w:history="1">
+          <w:hyperlink w:anchor="_Toc215131087" w:history="1">
             <w:r>
               <w:rPr>
                 <w:rStyle w:val="Hipercze"/>
                 <w:noProof/>
               </w:rPr>
-              <w:t>2.3  Założenia i Funkcjonalnośc aplikacji</w:t>
+              <w:t>2.3 Unreal Engine 5</w:t>
             </w:r>
             <w:r>
               <w:rPr>
@@ -1005,7 +1115,7 @@
                 <w:noProof/>
                 <w:webHidden/>
               </w:rPr>
-              <w:instrText xml:space="preserve"> PAGEREF _Toc214217939 \h </w:instrText>
+              <w:instrText xml:space="preserve"> PAGEREF _Toc215131087 \h </w:instrText>
             </w:r>
             <w:r>
               <w:rPr>
@@ -1025,7 +1135,7 @@
                 <w:noProof/>
                 <w:webHidden/>
               </w:rPr>
-              <w:t>36</w:t>
+              <w:t>30</w:t>
             </w:r>
             <w:r>
               <w:rPr>
@@ -1052,13 +1162,13 @@
               <w14:ligatures w14:val="standardContextual"/>
             </w:rPr>
           </w:pPr>
-          <w:hyperlink w:anchor="_Toc214217940" w:history="1">
+          <w:hyperlink w:anchor="_Toc215131088" w:history="1">
             <w:r>
               <w:rPr>
                 <w:rStyle w:val="Hipercze"/>
                 <w:noProof/>
               </w:rPr>
-              <w:t>2.4  Część Praktyczna</w:t>
+              <w:t>2.4  Założenia i Funkcjonalność aplikacji</w:t>
             </w:r>
             <w:r>
               <w:rPr>
@@ -1079,7 +1189,7 @@
                 <w:noProof/>
                 <w:webHidden/>
               </w:rPr>
-              <w:instrText xml:space="preserve"> PAGEREF _Toc214217940 \h </w:instrText>
+              <w:instrText xml:space="preserve"> PAGEREF _Toc215131088 \h </w:instrText>
             </w:r>
             <w:r>
               <w:rPr>
@@ -1100,6 +1210,80 @@
                 <w:webHidden/>
               </w:rPr>
               <w:t>36</w:t>
+            </w:r>
+            <w:r>
+              <w:rPr>
+                <w:noProof/>
+                <w:webHidden/>
+              </w:rPr>
+              <w:fldChar w:fldCharType="end"/>
+            </w:r>
+          </w:hyperlink>
+        </w:p>
+        <w:p>
+          <w:pPr>
+            <w:pStyle w:val="Spistreci2"/>
+            <w:tabs>
+              <w:tab w:val="right" w:leader="dot" w:pos="8777"/>
+            </w:tabs>
+            <w:rPr>
+              <w:rFonts w:asciiTheme="minorHAnsi" w:eastAsiaTheme="minorEastAsia" w:hAnsiTheme="minorHAnsi" w:cstheme="minorBidi"/>
+              <w:noProof/>
+              <w:kern w:val="2"/>
+              <w:sz w:val="24"/>
+              <w:szCs w:val="24"/>
+              <w:lang w:eastAsia="pl-PL"/>
+              <w14:ligatures w14:val="standardContextual"/>
+            </w:rPr>
+          </w:pPr>
+          <w:hyperlink w:anchor="_Toc215131089" w:history="1">
+            <w:r>
+              <w:rPr>
+                <w:rStyle w:val="Hipercze"/>
+                <w:noProof/>
+              </w:rPr>
+              <w:t>3.  Część Praktyczna</w:t>
+            </w:r>
+            <w:r>
+              <w:rPr>
+                <w:noProof/>
+                <w:webHidden/>
+              </w:rPr>
+              <w:tab/>
+            </w:r>
+            <w:r>
+              <w:rPr>
+                <w:noProof/>
+                <w:webHidden/>
+              </w:rPr>
+              <w:fldChar w:fldCharType="begin"/>
+            </w:r>
+            <w:r>
+              <w:rPr>
+                <w:noProof/>
+                <w:webHidden/>
+              </w:rPr>
+              <w:instrText xml:space="preserve"> PAGEREF _Toc215131089 \h </w:instrText>
+            </w:r>
+            <w:r>
+              <w:rPr>
+                <w:noProof/>
+                <w:webHidden/>
+              </w:rPr>
+            </w:r>
+            <w:r>
+              <w:rPr>
+                <w:noProof/>
+                <w:webHidden/>
+              </w:rPr>
+              <w:fldChar w:fldCharType="separate"/>
+            </w:r>
+            <w:r>
+              <w:rPr>
+                <w:noProof/>
+                <w:webHidden/>
+              </w:rPr>
+              <w:t>39</w:t>
             </w:r>
             <w:r>
               <w:rPr>
@@ -1168,7 +1352,7 @@
       <w:pPr>
         <w:pStyle w:val="Nagwek2"/>
       </w:pPr>
-      <w:bookmarkStart w:id="0" w:name="_Toc214217932"/>
+      <w:bookmarkStart w:id="0" w:name="_Toc215131080"/>
       <w:r>
         <w:lastRenderedPageBreak/>
         <w:t>1.</w:t>
@@ -1187,14 +1371,28 @@
       </w:pPr>
       <w:r>
         <w:tab/>
-        <w:t>Jedną z podstawowych rzeczy jaką trzeba wykonać podczas planowania dekoracji wnętrza jest jej wizualizacja. Stworzenie wirtualnego środowiska, gdzie można zobaczyć jak będzie wyglądać przeszły dom lub pokój. W dobie internetu oraz komputerów człowiek ma dostęp do różnego rodzaju oprogramowania, które ma mu służyć jako pomoc w projektowaniu wnętrz. Jednak zawsze ta wizualizacja jest mało przejrzysta, bo to co widzimy to obrazek na ekranie komputera. Wygodniej by było wejść do tego wirtualnego świata i na własne oczy zobaczyć jak zaprojektowane pomieszczenie wygląda. Tu z pomocą przychodzi technologia wirtualnej rzeczywistości umożliwiająca wstąpić w cyfrowy świat.</w:t>
+        <w:t>Jedną z podstawowych rzeczy jaką trzeba wykonać podczas planowania dekoracji wnętrza jest jej wizualizacja. Stworzenie wirtualnego środowiska, gdzie można zobaczyć jak będzie wyglądać prz</w:t>
+      </w:r>
+      <w:r>
+        <w:t>y</w:t>
+      </w:r>
+      <w:r>
+        <w:t xml:space="preserve">szły dom lub pokój. W dobie </w:t>
+      </w:r>
+      <w:proofErr w:type="spellStart"/>
+      <w:r>
+        <w:t>internetu</w:t>
+      </w:r>
+      <w:proofErr w:type="spellEnd"/>
+      <w:r>
+        <w:t xml:space="preserve"> oraz komputerów człowiek ma dostęp do różnego rodzaju oprogramowania, które ma mu służyć jako pomoc w projektowaniu wnętrz. Jednak zawsze ta wizualizacja jest mało przejrzysta, bo to co widzimy to obrazek na ekranie komputera. Wygodniej by było wejść do tego wirtualnego świata i na własne oczy zobaczyć jak zaprojektowane pomieszczenie wygląda. Tu z pomocą przychodzi technologia wirtualnej rzeczywistości umożliwiająca wstąpić w cyfrowy świat.</w:t>
       </w:r>
     </w:p>
     <w:p>
       <w:pPr>
         <w:pStyle w:val="Nagwek2"/>
       </w:pPr>
-      <w:bookmarkStart w:id="1" w:name="_Toc214217933"/>
+      <w:bookmarkStart w:id="1" w:name="_Toc215131081"/>
       <w:r>
         <w:t xml:space="preserve">1.1 </w:t>
       </w:r>
@@ -1215,7 +1413,22 @@
         <w:t xml:space="preserve">Ważnym punktem podczas remontu, czy </w:t>
       </w:r>
       <w:r>
-        <w:t>planowaniu nowego domu jest zwizualizowanie jak to wszystko będzie wyglądać. Pomaga to w zaplanowaniu zakupów potrzebnych rzeczy, ale i również w pokazaniu jak całość się będzie prezentować. Wygodnym sposobem na zaprojektowanie wnętrza jest użycie specjalistycznych programów, które są wstanie pokazać użytkownikowi jak jego pokój będzie się prezentować. Ważnymi elementami takich programów są oddanie skali pomieszczenia oraz łatwe i intuicyjne posługiwanie się nimi. Na rynku jest multum systemów służących do tego zadania.</w:t>
+        <w:t xml:space="preserve">planowaniu nowego domu jest zwizualizowanie jak to wszystko będzie wyglądać. Pomaga to w zaplanowaniu zakupów potrzebnych rzeczy, ale i również w pokazaniu jak całość się będzie prezentować. Wygodnym sposobem na zaprojektowanie wnętrza jest użycie specjalistycznych programów, które są wstanie pokazać użytkownikowi jak jego pokój będzie się prezentować. Ważnymi elementami takich programów </w:t>
+      </w:r>
+      <w:r>
+        <w:t>jest</w:t>
+      </w:r>
+      <w:r>
+        <w:t xml:space="preserve"> łatwe i intuicyjne posługiwanie się nimi</w:t>
+      </w:r>
+      <w:r>
+        <w:t xml:space="preserve"> oraz </w:t>
+      </w:r>
+      <w:r>
+        <w:t>oddanie skali pomieszczenia</w:t>
+      </w:r>
+      <w:r>
+        <w:t>. Na rynku jest multum systemów służących do tego zadania.</w:t>
       </w:r>
     </w:p>
     <w:p>
@@ -1463,6 +1676,7 @@
                 <w:szCs w:val="22"/>
               </w:rPr>
             </w:pPr>
+            <w:proofErr w:type="spellStart"/>
             <w:r>
               <w:rPr>
                 <w:sz w:val="22"/>
@@ -1470,6 +1684,7 @@
               </w:rPr>
               <w:t>Homestyler</w:t>
             </w:r>
+            <w:proofErr w:type="spellEnd"/>
           </w:p>
         </w:tc>
         <w:tc>
@@ -1556,7 +1771,23 @@
                 <w:sz w:val="22"/>
                 <w:szCs w:val="22"/>
               </w:rPr>
-              <w:t>Duża baza mebli, Konwertowanie planow 2D na 3D, Prezentacja VR, Moduł AI</w:t>
+              <w:t xml:space="preserve">Duża baza mebli, Konwertowanie </w:t>
+            </w:r>
+            <w:proofErr w:type="spellStart"/>
+            <w:r>
+              <w:rPr>
+                <w:sz w:val="22"/>
+                <w:szCs w:val="22"/>
+              </w:rPr>
+              <w:t>planow</w:t>
+            </w:r>
+            <w:proofErr w:type="spellEnd"/>
+            <w:r>
+              <w:rPr>
+                <w:sz w:val="22"/>
+                <w:szCs w:val="22"/>
+              </w:rPr>
+              <w:t xml:space="preserve"> 2D na 3D, Prezentacja VR, Moduł AI</w:t>
             </w:r>
           </w:p>
         </w:tc>
@@ -1578,12 +1809,21 @@
                 <w:szCs w:val="22"/>
               </w:rPr>
             </w:pPr>
+            <w:proofErr w:type="spellStart"/>
             <w:r>
               <w:rPr>
                 <w:sz w:val="22"/>
                 <w:szCs w:val="22"/>
               </w:rPr>
-              <w:t>Sweet Home 3D</w:t>
+              <w:t>Sweet</w:t>
+            </w:r>
+            <w:proofErr w:type="spellEnd"/>
+            <w:r>
+              <w:rPr>
+                <w:sz w:val="22"/>
+                <w:szCs w:val="22"/>
+              </w:rPr>
+              <w:t xml:space="preserve"> Home 3D</w:t>
             </w:r>
           </w:p>
         </w:tc>
@@ -1693,13 +1933,31 @@
                 <w:szCs w:val="22"/>
               </w:rPr>
             </w:pPr>
+            <w:proofErr w:type="spellStart"/>
             <w:r>
               <w:rPr>
                 <w:sz w:val="22"/>
                 <w:szCs w:val="22"/>
               </w:rPr>
-              <w:t>Sketch Up</w:t>
-            </w:r>
+              <w:t>Sketch</w:t>
+            </w:r>
+            <w:proofErr w:type="spellEnd"/>
+            <w:r>
+              <w:rPr>
+                <w:sz w:val="22"/>
+                <w:szCs w:val="22"/>
+              </w:rPr>
+              <w:t xml:space="preserve"> </w:t>
+            </w:r>
+            <w:proofErr w:type="spellStart"/>
+            <w:r>
+              <w:rPr>
+                <w:sz w:val="22"/>
+                <w:szCs w:val="22"/>
+              </w:rPr>
+              <w:t>Up</w:t>
+            </w:r>
+            <w:proofErr w:type="spellEnd"/>
           </w:p>
         </w:tc>
         <w:tc>
@@ -1930,13 +2188,33 @@
                 <w:szCs w:val="22"/>
               </w:rPr>
             </w:pPr>
+            <w:proofErr w:type="spellStart"/>
+            <w:proofErr w:type="gramStart"/>
             <w:r>
               <w:rPr>
                 <w:sz w:val="22"/>
                 <w:szCs w:val="22"/>
               </w:rPr>
-              <w:t>p.Con planner</w:t>
-            </w:r>
+              <w:t>p.Con</w:t>
+            </w:r>
+            <w:proofErr w:type="spellEnd"/>
+            <w:proofErr w:type="gramEnd"/>
+            <w:r>
+              <w:rPr>
+                <w:sz w:val="22"/>
+                <w:szCs w:val="22"/>
+              </w:rPr>
+              <w:t xml:space="preserve"> </w:t>
+            </w:r>
+            <w:proofErr w:type="spellStart"/>
+            <w:r>
+              <w:rPr>
+                <w:sz w:val="22"/>
+                <w:szCs w:val="22"/>
+              </w:rPr>
+              <w:t>planner</w:t>
+            </w:r>
+            <w:proofErr w:type="spellEnd"/>
           </w:p>
         </w:tc>
         <w:tc>
@@ -1979,8 +2257,17 @@
                 <w:sz w:val="22"/>
                 <w:szCs w:val="22"/>
               </w:rPr>
-              <w:t>Darmowy/19 999 zl</w:t>
-            </w:r>
+              <w:t xml:space="preserve">Darmowy/19 999 </w:t>
+            </w:r>
+            <w:proofErr w:type="spellStart"/>
+            <w:r>
+              <w:rPr>
+                <w:sz w:val="22"/>
+                <w:szCs w:val="22"/>
+              </w:rPr>
+              <w:t>zl</w:t>
+            </w:r>
+            <w:proofErr w:type="spellEnd"/>
           </w:p>
         </w:tc>
         <w:tc>
@@ -2040,13 +2327,45 @@
       </w:pPr>
       <w:r>
         <w:lastRenderedPageBreak/>
-        <w:t>Rozwiązania proponowane przez inne firmy często opierają się na opracowaniu planów 2D i późniejszym rozstawieniu mebli w przestrzeni trójwymiarowej. Oferują tworzenie renderów w wysokiej rozdzielczości, ale i również spacery po zaprojektowanych wnętrzach. Niektóre systemu nawet mają wtyczki pozwalające na zobaczenie pomieszczeń w wirtualnej rzeczywistości. Jednak sposób faktycznego projektowania jest praktycznie identyczny dla każdego z tych programów. To co je wyróżnia to oferowane usługi oraz przejrzystość interfejsu użytkownika. Jednakże nawet najprostsze oprogramowanie wymaga wstępnego zapoznania się ze środowiskiem. Nie jest to coś, co zachęca użytkowników, którzy chcą jednorazowo zaplanować swoje mieszkanie. Takie programy są dla ludzi, którzy zajmują się tą tematyką zawodowo lub hobbystycznie.</w:t>
+        <w:t xml:space="preserve">Rozwiązania proponowane przez inne firmy często opierają się na opracowaniu planów 2D i późniejszym rozstawieniu mebli w przestrzeni trójwymiarowej. Oferują tworzenie </w:t>
+      </w:r>
+      <w:proofErr w:type="spellStart"/>
+      <w:r>
+        <w:t>renderów</w:t>
+      </w:r>
+      <w:proofErr w:type="spellEnd"/>
+      <w:r>
+        <w:t xml:space="preserve"> w wysokiej rozdzielczości, ale i również spacery po zaprojektowanych wnętrzach. Niektóre system</w:t>
+      </w:r>
+      <w:r>
+        <w:t>y</w:t>
+      </w:r>
+      <w:r>
+        <w:t xml:space="preserve"> nawet mają wtyczki pozwalające na zobaczenie pomieszczeń w wirtualnej rzeczywistości. Jednak sposób faktycznego projektowania jest praktycznie identyczny dla każdego z tych programów. To co je wyróżnia to oferowane usługi oraz przejrzystość interfejsu użytkownika. Jednakże nawet najprostsze oprogramowanie wymaga wstępnego zapoznania się ze środowiskiem. Nie jest to coś, co zachęca użytkowników, którzy chcą jednorazowo zaplanować swoje mieszkanie. Takie programy są dla ludzi, którzy zajmują się tą tematyką zawodowo lub hobbystycznie.</w:t>
       </w:r>
       <w:r>
         <w:t xml:space="preserve"> </w:t>
       </w:r>
       <w:r>
-        <w:t xml:space="preserve">Dla użytkownika, który nie jest zaznajomiony z tą tematyką i chcę tylko zaprojektować swój pokój, zwizualizować swój pomysł to jest bardzo nie przystępne. Choć te programy oferują bogatą funkcjonalność to brakuje im intuicyjności i przystępności. Użytkownik powinien szybko i intuicyjnie móc zaprojektować wnętrze bez wczytywania się w długie strony dokumentacji. Jednakże brak przystępności wynika głównie z specyfiki urządzeń na jakie są produkowane te systemy. Komputery osobiste pozwalają na obsługiwanie dość skomplikowanych programów, co jest ich sporą zaletą, ale dla nowego użytkownika jest to przytłaczające. </w:t>
+        <w:t xml:space="preserve">Dla użytkownika, który nie jest zaznajomiony z tą tematyką i chcę tylko zaprojektować swój pokój, zwizualizować swój pomysł to jest bardzo nie przystępne. Choć te programy oferują bogatą funkcjonalność to brakuje im intuicyjności i przystępności. Użytkownik powinien </w:t>
+      </w:r>
+      <w:r>
+        <w:t xml:space="preserve">móc </w:t>
+      </w:r>
+      <w:r>
+        <w:t>szybko i intuicyjnie</w:t>
+      </w:r>
+      <w:r>
+        <w:t xml:space="preserve"> </w:t>
+      </w:r>
+      <w:r>
+        <w:t>zaprojektować wnętrze bez wczytywania się w długie strony dokumentacji. Jednakże brak przystępności wynika głównie z</w:t>
+      </w:r>
+      <w:r>
+        <w:t>e</w:t>
+      </w:r>
+      <w:r>
+        <w:t xml:space="preserve"> specyfiki urządzeń na jakie są produkowane te systemy. Komputery osobiste pozwalają na obsługiwanie dość skomplikowanych programów, co jest ich sporą zaletą, ale dla nowego użytkownika jest to przytłaczające. </w:t>
       </w:r>
       <w:r>
         <w:t>Trzeba nauczyć się posługiwać</w:t>
@@ -2068,7 +2387,7 @@
       <w:pPr>
         <w:pStyle w:val="Nagwek2"/>
       </w:pPr>
-      <w:bookmarkStart w:id="2" w:name="_Toc214217934"/>
+      <w:bookmarkStart w:id="2" w:name="_Toc215131082"/>
       <w:r>
         <w:lastRenderedPageBreak/>
         <w:t>1.2 Wirtualna Rzeczywistość</w:t>
@@ -2081,16 +2400,62 @@
         <w:ind w:firstLine="708"/>
       </w:pPr>
       <w:r>
-        <w:t xml:space="preserve">Wirtualna rzeczywistość, w skrócie VR, symulacja doświadczenia prawdziwego świata przy pomocy technologii komputerowej. Ma ona symulować trójwymiarowy świat poprzez umieszczenie użytkownika wewnątrz niego. Jest to wykonywane poprzez odpowiednie gogle zakładane na głowę oraz różnego rodzaju kontrolery, które mają przechwytywać ruch użytkownika i przenosić do wirtualnego świata. Zamiast być obserwatorem tego co się dzieje na ekranie, użytkownik jest w pełni czynnym uczestnikiem tego. Wirtualna rzeczywistość ma za zadanie dać użytkownikowi najbardziej naturalne i intuicyjną interakcje z nim. </w:t>
-      </w:r>
-      <w:r>
-        <w:t>VR można łątwo pomylić z AR, MR, czy XR. AR to rozszerzona rzeczywistość, gdzie na realny świat są nakładane cyfrowe obiekty. W przeciwieństwie do VR to rozszerzona rzeczywistość całą swoją magię opiera na wzbogaceniu realnego świata, gdzie w przypadku wirtualnej rzeczywistości jest tworzony zupełnie osobny świat. Połączeniem tych dwóch technologii jest MR, czyli rzeczywistość mieszana. Tak jak w AR na realny świat są nakładane cyfrowe obiekty, ale można z nimi wejść w interakcje na poziomie VR. Można to określić jako bardziej interaktywny AR. XR jest terminem, który określa całe spektrum tych technologii. To co jest wspólnym czynnikiem XR jest danie użytkownikowi nowych doświadczeń rzeczywistości. Może się wydawać, że całe pojęcie XR jest dość nowe. Jednak pierwsze wzmianki o tym sięgają XIX wieku.</w:t>
+        <w:t>Wirtualna rzeczywistość, w skrócie VR,</w:t>
+      </w:r>
+      <w:r>
+        <w:t xml:space="preserve"> to</w:t>
+      </w:r>
+      <w:r>
+        <w:t xml:space="preserve"> symulacja doświadczenia prawdziwego świata przy pomocy technologii komputerowej. Ma ona symulować trójwymiarowy świat poprzez umieszczenie użytkownika wewnątrz niego. Jest to wykonywane poprzez odpowiednie gogle zakładane na głowę oraz różnego rodzaju kontrolery, które mają przechwytywać ruch użytkownika i przenosić </w:t>
+      </w:r>
+      <w:r>
+        <w:t xml:space="preserve">je </w:t>
+      </w:r>
+      <w:r>
+        <w:t>do wirtualnego świata. Zamiast być obserwatorem tego co się dzieje na ekranie, użytkownik jest w pełni czynnym uczestnikiem tego. Wirtualna rzeczywistość ma za zadanie dać użytkownikowi najbardziej naturaln</w:t>
+      </w:r>
+      <w:r>
+        <w:t>ą</w:t>
+      </w:r>
+      <w:r>
+        <w:t xml:space="preserve"> i intuicyjną interakcje z ni</w:t>
+      </w:r>
+      <w:r>
+        <w:t>ą</w:t>
+      </w:r>
+      <w:r>
+        <w:t xml:space="preserve">. </w:t>
+      </w:r>
+      <w:r>
+        <w:t>VR można ł</w:t>
+      </w:r>
+      <w:r>
+        <w:t>a</w:t>
+      </w:r>
+      <w:r>
+        <w:t>two pomylić z AR, MR, czy XR. AR to rozszerzona rzeczywistość, gdzie na realny świat są nakładane cyfrowe obiekty. W przeciwieństwie do VR to rozszerzona rzeczywistość całą swoją magię opiera na wzbogaceniu realnego świata, gdzie w przypadku wirtualnej rzeczywistości jest tworzony zupełnie osobny świat. Połączeniem tych dwóch technologii jest MR, czyli rzeczywistość mieszana. Tak jak w AR na realny świat są nakładane cyfrowe obiekty, ale można z nimi wejść w interakcje na poziomie VR. Można to określić jako bardziej interaktywny AR. XR jest terminem, który określa całe spektrum tych technologii. To co jest wspólnym czynnikiem XR jest danie użytkownikowi nowych doświadczeń rzeczywistości. Może się wydawać, że całe pojęcie XR jest dość nowe. Jednak pierwsze wzmianki o tym sięgają XIX wieku.</w:t>
       </w:r>
       <w:r>
         <w:t xml:space="preserve"> Choć nie można było mówić o VR samym w sobie, to koncept oszukania mózgu, że to co widzi jest </w:t>
       </w:r>
       <w:r>
-        <w:t xml:space="preserve">trójwymiarowe było z ludźmi od bardzo dawna. Jednym z pierwszych urządzeń, które miały imitować trójwymiar był stereoskop Wheatstone’a wynaleziony w 1838 roku. </w:t>
+        <w:t xml:space="preserve">trójwymiarowe było z ludźmi od bardzo dawna. Jednym z pierwszych urządzeń, które miały imitować </w:t>
+      </w:r>
+      <w:proofErr w:type="spellStart"/>
+      <w:r>
+        <w:t>trójwymiar</w:t>
+      </w:r>
+      <w:proofErr w:type="spellEnd"/>
+      <w:r>
+        <w:t xml:space="preserve"> był stereoskop </w:t>
+      </w:r>
+      <w:proofErr w:type="spellStart"/>
+      <w:r>
+        <w:t>Wheatstone’a</w:t>
+      </w:r>
+      <w:proofErr w:type="spellEnd"/>
+      <w:r>
+        <w:t xml:space="preserve"> wynaleziony w 1838 roku. </w:t>
       </w:r>
     </w:p>
     <w:p>
@@ -2163,7 +2528,18 @@
         <w:jc w:val="center"/>
       </w:pPr>
       <w:r>
-        <w:t>Rys. 1.1 Stereoskop Wheatstone’a</w:t>
+        <w:t xml:space="preserve">Rys. 1.1 Stereoskop </w:t>
+      </w:r>
+      <w:proofErr w:type="spellStart"/>
+      <w:r>
+        <w:t>Wheatstone’a</w:t>
+      </w:r>
+      <w:proofErr w:type="spellEnd"/>
+      <w:r>
+        <w:t>.</w:t>
+      </w:r>
+      <w:r>
+        <w:t xml:space="preserve"> Źródło: [4]</w:t>
       </w:r>
     </w:p>
     <w:p>
@@ -2178,10 +2554,33 @@
       </w:pPr>
       <w:r>
         <w:lastRenderedPageBreak/>
-        <w:t>Urządzenie działało w prosty sposób. Naprzeciw sobie były ustawione dwa takie same obrazy. Pomiędzy nimi były lustra ustawione pod kątek 45 stopni względem obrazów. Obserwator mając założone szkła okularowe mógł obserwować trójwymiarowy obraz. To wszystko było iluzją polegająca na pokazaniu tego samego obrazu, ale pod innym kątem. Jedno oko widziało przedmiot inaczej niż drugie. Mózg to rejestrował i był oszukiwany, że widzi trójwymiarowy obiekt. Na tej zasadzie wszystkie urządzenia VR są oparte. Na iluzji obrazu 3D, poprzez wyświetlanie obrazu inaczej dla każdego oka. To jest tylko jeden zmysł, a co z pozostałymi? Technologia VR przecież polega na oszukiwaniu całego ciała, że znajduje się w wirtualnej przestrzeni. Na przestrzeni lat powstawało kilka urządzeń, które miały oszukiwać te zmysły. Przykładem są symulatory lotów w lat 30. ubiegłego wieku.</w:t>
-      </w:r>
-      <w:r>
-        <w:t xml:space="preserve"> Link trainer miał za zadanie symulować lot samolotem. W tym celu z dużą dokładnością odwzorowywał wskazania instrumentów lotniczych. W czasie II wojny światowej te oto symulatory wytrenowały ponad 500 000 pilotów.</w:t>
+        <w:t xml:space="preserve">Urządzenie działało w prosty sposób. Naprzeciw sobie były ustawione dwa takie same obrazy. Pomiędzy nimi były lustra ustawione pod kątek 45 stopni względem obrazów. Obserwator mając założone szkła okularowe mógł obserwować trójwymiarowy obraz. To wszystko było iluzją polegająca na pokazaniu tego samego obrazu, ale pod innym kątem. Jedno oko widziało przedmiot inaczej niż drugie. Mózg to rejestrował i był oszukiwany, że widzi trójwymiarowy obiekt. Na tej zasadzie </w:t>
+      </w:r>
+      <w:r>
+        <w:t>są oparte</w:t>
+      </w:r>
+      <w:r>
+        <w:t xml:space="preserve"> </w:t>
+      </w:r>
+      <w:r>
+        <w:t>wszystkie urządzenia VR. Na iluzji obrazu 3D, poprzez wyświetlanie obrazu inaczej dla każdego oka. To jest tylko jeden zmysł, a co z pozostałymi? Technologia VR przecież polega na oszukiwaniu całego ciała, że znajduje się w wirtualnej przestrzeni. Na przestrzeni lat powstawało kilka urządzeń, które miały oszukiwać te zmysły. Przykładem są symulatory lotów w lat</w:t>
+      </w:r>
+      <w:r>
+        <w:t>ach</w:t>
+      </w:r>
+      <w:r>
+        <w:t xml:space="preserve"> 30. ubiegłego wieku.</w:t>
+      </w:r>
+      <w:r>
+        <w:t xml:space="preserve"> Link </w:t>
+      </w:r>
+      <w:proofErr w:type="spellStart"/>
+      <w:r>
+        <w:t>trainer</w:t>
+      </w:r>
+      <w:proofErr w:type="spellEnd"/>
+      <w:r>
+        <w:t xml:space="preserve"> miał za zadanie symulować lot samolotem. W tym celu z dużą dokładnością odwzorowywał wskazania instrumentów lotniczych. W czasie II wojny światowej te oto symulatory wytrenowały ponad 500 000 pilotów.</w:t>
       </w:r>
     </w:p>
     <w:p>
@@ -2254,7 +2653,18 @@
         <w:jc w:val="center"/>
       </w:pPr>
       <w:r>
-        <w:t>Rys. 1.2 Link Trainer w użyciu</w:t>
+        <w:t xml:space="preserve">Rys. 1.2 Link </w:t>
+      </w:r>
+      <w:proofErr w:type="spellStart"/>
+      <w:r>
+        <w:t>Trainer</w:t>
+      </w:r>
+      <w:proofErr w:type="spellEnd"/>
+      <w:r>
+        <w:t xml:space="preserve"> w użyciu</w:t>
+      </w:r>
+      <w:r>
+        <w:t>. Źródło: [21]</w:t>
       </w:r>
     </w:p>
     <w:p>
@@ -2275,10 +2685,54 @@
       </w:pPr>
       <w:r>
         <w:lastRenderedPageBreak/>
-        <w:t>Sama ta technologia tylko ilustruje to jak ludzie na wiele sposobów próbowali oszukiwać ludzi, by mieli wrażenie, że są w innym miejscu niż faktycznie są. Leży to u podstaw konceptu wirtualnej rzeczywistości. W takim razie co było pierwszym urządzeniem, które w pełni realizowało założenia wirtualnej rzeczywistości? W 1962 roku Morton Heiling zaprezentował światu Sensoramę.</w:t>
-      </w:r>
-      <w:r>
-        <w:t xml:space="preserve"> Można ją porównać do wyświetlania filmów w 4D. Urządzenie miało stymulować każdy zmysł człowieka. Widz mógł poczuć się jak uczestnik filmu. Przykładał on głowię do urządzenia i oglądał specjalnie nakręcone filmy. W tym czasie mógł słyszeć dźwięk w stereo, co było coś nowe w tamtych czasach. Dodatkowo mógł poczuć róźnego rodzaju zapach oraz sam fotel miał się przechylać i wibrować, by symulować zdarzenia dziejące się na filmie. Sensorama przenosiła widza w zupełnie inny świat oszukując każdy jego zmysł. Choć nadal brakowało tutaj interaktywności to ten wynalazek można określić jako pierwsze urządzenie VR.</w:t>
+        <w:t xml:space="preserve">Sama ta technologia tylko ilustruje to jak ludzie na wiele sposobów próbowali oszukiwać ludzi, by mieli wrażenie, że są w innym miejscu niż faktycznie są. Leży to u podstaw konceptu wirtualnej rzeczywistości. W takim razie co było pierwszym urządzeniem, które w pełni realizowało założenia wirtualnej rzeczywistości? W 1962 roku Morton </w:t>
+      </w:r>
+      <w:proofErr w:type="spellStart"/>
+      <w:r>
+        <w:t>Heiling</w:t>
+      </w:r>
+      <w:proofErr w:type="spellEnd"/>
+      <w:r>
+        <w:t xml:space="preserve"> zaprezentował światu </w:t>
+      </w:r>
+      <w:proofErr w:type="spellStart"/>
+      <w:r>
+        <w:t>Sensoramę</w:t>
+      </w:r>
+      <w:proofErr w:type="spellEnd"/>
+      <w:r>
+        <w:t>.</w:t>
+      </w:r>
+      <w:r>
+        <w:t xml:space="preserve"> Można ją porównać do wyświetlania filmów w 4D. Urządzenie miało stymulować każdy zmysł człowieka. Widz mógł poczuć się jak uczestnik filmu. Przykładał on głowię do urządzenia i oglądał specjalnie nakręcone filmy. W tym czasie mógł słyszeć dźwięk w stereo, co było c</w:t>
+      </w:r>
+      <w:r>
+        <w:t>zymś</w:t>
+      </w:r>
+      <w:r>
+        <w:t xml:space="preserve"> now</w:t>
+      </w:r>
+      <w:r>
+        <w:t>ym</w:t>
+      </w:r>
+      <w:r>
+        <w:t xml:space="preserve"> w tamtych czasach. Dodatkowo mógł poczuć </w:t>
+      </w:r>
+      <w:proofErr w:type="spellStart"/>
+      <w:r>
+        <w:t>róźnego</w:t>
+      </w:r>
+      <w:proofErr w:type="spellEnd"/>
+      <w:r>
+        <w:t xml:space="preserve"> rodzaju zapach oraz sam fotel miał się przechylać i wibrować, by symulować zdarzenia dziejące się na filmie. </w:t>
+      </w:r>
+      <w:proofErr w:type="spellStart"/>
+      <w:r>
+        <w:t>Sensorama</w:t>
+      </w:r>
+      <w:proofErr w:type="spellEnd"/>
+      <w:r>
+        <w:t xml:space="preserve"> przenosiła widza w zupełnie inny świat oszukując każdy jego zmysł. Choć nadal brakowało tutaj interaktywności to ten wynalazek można określić jako pierwsze urządzenie VR.</w:t>
       </w:r>
     </w:p>
     <w:p>
@@ -2346,7 +2800,21 @@
         <w:jc w:val="center"/>
       </w:pPr>
       <w:r>
-        <w:t>Rys 1.3 Sensorama</w:t>
+        <w:t xml:space="preserve">Rys 1.3 </w:t>
+      </w:r>
+      <w:proofErr w:type="spellStart"/>
+      <w:r>
+        <w:t>Sensorama</w:t>
+      </w:r>
+      <w:proofErr w:type="spellEnd"/>
+      <w:r>
+        <w:t>. Źródło: [</w:t>
+      </w:r>
+      <w:r>
+        <w:t>1</w:t>
+      </w:r>
+      <w:r>
+        <w:t>]</w:t>
       </w:r>
     </w:p>
     <w:p>
@@ -2373,7 +2841,37 @@
       </w:pPr>
       <w:r>
         <w:lastRenderedPageBreak/>
-        <w:t xml:space="preserve">Używając Sensoramy widz był nieruchomy, co jest bardzo dalekie od tego jak dziś wygląda VR. Kojarzymy często tę technologię z goglami zakładanymi na głowę. W 1961 roku firma Philco stworzyła hełm, który nie dość, że wyświetlał obraz ale jeszcze był zdolny do śledzenia ruchów użytkownika. Te informacje były przekazywane zdalnie do oddalonej kamery, której obraz był wyświetlany na hełmie. Urządzenie było stworzone, by umożliwić zdalną obserwacje niebezpiecznych miejsc. Ostatecznie hełmy były używane przez wojsko w celach treningowych. Choć nie wyświetlały one wirtualnego świata to jednak ich działanie było sporym krokiem dla VR jakie dzisiaj znamy. </w:t>
+        <w:t xml:space="preserve">Używając </w:t>
+      </w:r>
+      <w:proofErr w:type="spellStart"/>
+      <w:r>
+        <w:t>Sensoramy</w:t>
+      </w:r>
+      <w:proofErr w:type="spellEnd"/>
+      <w:r>
+        <w:t xml:space="preserve"> widz był nieruchomy, co jest bardzo dalekie od tego jak dziś wygląda VR. Kojarzymy często tę technologię z goglami zakładanymi na głowę. W 1961 roku firma </w:t>
+      </w:r>
+      <w:proofErr w:type="spellStart"/>
+      <w:r>
+        <w:t>Philco</w:t>
+      </w:r>
+      <w:proofErr w:type="spellEnd"/>
+      <w:r>
+        <w:t xml:space="preserve"> stworzyła hełm, który nie dość, że wyświetlał </w:t>
+      </w:r>
+      <w:proofErr w:type="gramStart"/>
+      <w:r>
+        <w:t>obraz</w:t>
+      </w:r>
+      <w:proofErr w:type="gramEnd"/>
+      <w:r>
+        <w:t xml:space="preserve"> ale jeszcze był zdolny do śledzenia ruchów użytkownika. Te informacje były przekazywane zdalnie do oddalonej kamery, której obraz był wyświetlany </w:t>
+      </w:r>
+      <w:r>
+        <w:t>w</w:t>
+      </w:r>
+      <w:r>
+        <w:t xml:space="preserve"> hełmie. Urządzenie było stworzone, by umożliwić zdalną obserwacje niebezpiecznych miejsc. Ostatecznie hełmy były używane przez wojsko w celach treningowych. Choć nie wyświetlały one wirtualnego świata to jednak ich działanie było sporym krokiem dla VR jakie dzisiaj znamy. </w:t>
       </w:r>
     </w:p>
     <w:p>
@@ -2441,7 +2939,23 @@
         <w:jc w:val="center"/>
       </w:pPr>
       <w:r>
-        <w:t>Rys. 1.4 Philco Headsight</w:t>
+        <w:t xml:space="preserve">Rys. 1.4 </w:t>
+      </w:r>
+      <w:proofErr w:type="spellStart"/>
+      <w:r>
+        <w:t>Philco</w:t>
+      </w:r>
+      <w:proofErr w:type="spellEnd"/>
+      <w:r>
+        <w:t xml:space="preserve"> </w:t>
+      </w:r>
+      <w:proofErr w:type="spellStart"/>
+      <w:r>
+        <w:t>Headsight</w:t>
+      </w:r>
+      <w:proofErr w:type="spellEnd"/>
+      <w:r>
+        <w:t>. Źródło: [9]</w:t>
       </w:r>
     </w:p>
     <w:p>
@@ -2474,10 +2988,51 @@
       </w:pPr>
       <w:r>
         <w:lastRenderedPageBreak/>
-        <w:t xml:space="preserve">Innym pionierem w tej dziedzinie był miecz damoklesa. W latach 60 Ivan Sutherland stworzył gogle, które nie dość że śledziły ruch głowy, ale i również wyświetlały grafikę komputerową. Gogle były przymocowane do dużego </w:t>
-      </w:r>
-      <w:r>
-        <w:t>ramienia, dlatego to urządzenie żartobliwie zostało przez twórce nazwane mieczem Damoklesa, choć lepszym określeniem był Head-mounted Display, co można przetłumaczyć na ekran zamocowany na głowie. I to urządzenie można faktycznie nazwać pierwszym zestawem do VR, ponieważ użytkownik mógł wejść do wirtualnego świata i jednocześnie rozglądać się po nim. Oczywiście była to bardzo uproszczona wersja wirtualnej rzeczywistości, gdzie użytkownik nie miał większego wpływu na świat wyświetlany przed jego oczami.</w:t>
+        <w:t xml:space="preserve">Innym pionierem w tej dziedzinie był miecz </w:t>
+      </w:r>
+      <w:proofErr w:type="spellStart"/>
+      <w:r>
+        <w:t>damoklesa</w:t>
+      </w:r>
+      <w:proofErr w:type="spellEnd"/>
+      <w:r>
+        <w:t xml:space="preserve">. W latach 60 Ivan Sutherland stworzył gogle, które nie </w:t>
+      </w:r>
+      <w:proofErr w:type="gramStart"/>
+      <w:r>
+        <w:t>dość</w:t>
+      </w:r>
+      <w:proofErr w:type="gramEnd"/>
+      <w:r>
+        <w:t xml:space="preserve"> że śledziły ruch głowy, ale i również wyświetlały grafikę komputerową. Gogle były przymocowane do dużego </w:t>
+      </w:r>
+      <w:r>
+        <w:t xml:space="preserve">ramienia, dlatego to urządzenie żartobliwie zostało przez </w:t>
+      </w:r>
+      <w:proofErr w:type="spellStart"/>
+      <w:r>
+        <w:t>twórc</w:t>
+      </w:r>
+      <w:r>
+        <w:t>e</w:t>
+      </w:r>
+      <w:proofErr w:type="spellEnd"/>
+      <w:r>
+        <w:t xml:space="preserve"> nazwane mieczem Damoklesa, choć lepszym określeniem był</w:t>
+      </w:r>
+      <w:r>
+        <w:t>o</w:t>
+      </w:r>
+      <w:r>
+        <w:t xml:space="preserve"> </w:t>
+      </w:r>
+      <w:proofErr w:type="spellStart"/>
+      <w:r>
+        <w:t>Head-mounted</w:t>
+      </w:r>
+      <w:proofErr w:type="spellEnd"/>
+      <w:r>
+        <w:t xml:space="preserve"> Display, co można przetłumaczyć na ekran zamocowany na głowie. I to urządzenie można faktycznie nazwać pierwszym zestawem do VR, ponieważ użytkownik mógł wejść do wirtualnego świata i jednocześnie rozglądać się po nim. Oczywiście była to bardzo uproszczona wersja wirtualnej rzeczywistości, gdzie użytkownik nie miał większego wpływu na świat wyświetlany przed jego oczami.</w:t>
       </w:r>
     </w:p>
     <w:p>
@@ -2547,6 +3102,15 @@
       <w:r>
         <w:t>Rys. 1.5 Miecz Damoklesa</w:t>
       </w:r>
+      <w:r>
+        <w:t xml:space="preserve">. </w:t>
+      </w:r>
+      <w:r>
+        <w:t xml:space="preserve">Źródło: </w:t>
+      </w:r>
+      <w:r>
+        <w:t>[11]</w:t>
+      </w:r>
     </w:p>
     <w:p>
       <w:pPr>
@@ -2596,13 +3160,56 @@
       </w:pPr>
       <w:r>
         <w:lastRenderedPageBreak/>
-        <w:t xml:space="preserve">Lekkim przełomem w historii wirtualnej rzeczywistości były technologie opracowane w latach 80 zeszłego wieku przez firmę VPL. Nie dość, że opracowali kolejne gogle do wyświetlania grafiki komputerowej to dodatkowo zajmowali się aspektem interaktywnym wirtualnej rzeczywistości. Opracowali oni DataGlove, czyli rękawice, które śledziły ruch rąk i przesyłały te dane do komputera. W wyniku czego można było zaobserwować interakcje między człowiekiem, a obiektem na ekranie. Nawet dziś zakres działana rękawic są imponujące, bo nie dość, że wykrywały obrót we wszystkich osiach to jeszcze miała możliwość wykrycia </w:t>
+        <w:t>Małym</w:t>
+      </w:r>
+      <w:r>
+        <w:t xml:space="preserve"> przełomem w historii wirtualnej rzeczywistości były technologie opracowane w latach 80 zeszłego wieku przez firmę VPL. Nie dość, że opracowali kolejne gogle do wyświetlania grafiki komputerowej to dodatkowo zajmowali się aspektem interaktywnym wirtualnej rzeczywistości. Opracowali oni </w:t>
+      </w:r>
+      <w:proofErr w:type="spellStart"/>
+      <w:r>
+        <w:t>DataGlove</w:t>
+      </w:r>
+      <w:proofErr w:type="spellEnd"/>
+      <w:r>
+        <w:t>, czyli rękawice, które śledziły ruch rąk i przesyłały te dane do komputera. W wyniku czego można było zaobserwować interakcje między człowiekiem, a obiektem na ekranie. Nawet dziś zakres działan</w:t>
+      </w:r>
+      <w:r>
+        <w:t>i</w:t>
+      </w:r>
+      <w:r>
+        <w:t xml:space="preserve">a rękawic </w:t>
+      </w:r>
+      <w:r>
+        <w:t>jest</w:t>
+      </w:r>
+      <w:r>
+        <w:t xml:space="preserve"> imponując</w:t>
+      </w:r>
+      <w:r>
+        <w:t>y</w:t>
+      </w:r>
+      <w:r>
+        <w:t>, bo nie dość, że wykrywały obrót we wszystkich osiach to jeszcze miał</w:t>
+      </w:r>
+      <w:r>
+        <w:t>y</w:t>
+      </w:r>
+      <w:r>
+        <w:t xml:space="preserve"> możliwość wykrycia </w:t>
       </w:r>
       <w:r>
         <w:t xml:space="preserve">wygięcia palców. </w:t>
       </w:r>
       <w:r>
-        <w:t>Ta konkretna technologia została później wykorzystana do stworzenia Power Glove przez firmę Mattel.</w:t>
+        <w:t xml:space="preserve">Ta konkretna technologia została później wykorzystana do stworzenia Power </w:t>
+      </w:r>
+      <w:proofErr w:type="spellStart"/>
+      <w:r>
+        <w:t>Glove</w:t>
+      </w:r>
+      <w:proofErr w:type="spellEnd"/>
+      <w:r>
+        <w:t xml:space="preserve"> przez firmę Mattel.</w:t>
       </w:r>
     </w:p>
     <w:p>
@@ -2615,7 +3222,7 @@
           <w:noProof/>
         </w:rPr>
         <w:drawing>
-          <wp:inline distT="0" distB="0" distL="0" distR="0" wp14:anchorId="29551183" wp14:editId="756A5EB2">
+          <wp:inline distT="0" distB="0" distL="0" distR="0" wp14:anchorId="29551183" wp14:editId="5DE5ED3B">
             <wp:extent cx="5579745" cy="2606040"/>
             <wp:effectExtent l="0" t="0" r="1905" b="3810"/>
             <wp:docPr id="450891158" name="Obraz 6" descr="undefined"/>
@@ -2670,15 +3277,37 @@
         <w:jc w:val="center"/>
       </w:pPr>
       <w:r>
-        <w:t>Rys. 1.6 Power Glove</w:t>
-      </w:r>
-    </w:p>
-    <w:p>
-      <w:pPr>
-        <w:pStyle w:val="Praca"/>
-      </w:pPr>
-      <w:r>
-        <w:t xml:space="preserve">Rękawice były bardzo uproszczoną wersją DataGlove, bo nie wykrywał obrotu we wszystkich osiach, ale </w:t>
+        <w:t xml:space="preserve">Rys. 1.6 Power </w:t>
+      </w:r>
+      <w:proofErr w:type="spellStart"/>
+      <w:r>
+        <w:t>Glove</w:t>
+      </w:r>
+      <w:proofErr w:type="spellEnd"/>
+      <w:r>
+        <w:t>. Źródło: [13]</w:t>
+      </w:r>
+    </w:p>
+    <w:p>
+      <w:pPr>
+        <w:pStyle w:val="Praca"/>
+        <w:jc w:val="center"/>
+      </w:pPr>
+    </w:p>
+    <w:p>
+      <w:pPr>
+        <w:pStyle w:val="Praca"/>
+      </w:pPr>
+      <w:r>
+        <w:t xml:space="preserve">Rękawice były bardzo uproszczoną wersją </w:t>
+      </w:r>
+      <w:proofErr w:type="spellStart"/>
+      <w:r>
+        <w:t>DataGlove</w:t>
+      </w:r>
+      <w:proofErr w:type="spellEnd"/>
+      <w:r>
+        <w:t xml:space="preserve">, bo nie wykrywał obrotu we wszystkich osiach, ale </w:t>
       </w:r>
       <w:r>
         <w:t>nie przeszkodziło to w byciu komercjalnym sukcesem. Niestety dobra sprzedaż nie była wyznacznikiem jakości, ponieważ osoby używające sprzętu skarżyły się na toporność w obsłudze gier, a sama ilość produkcji stworzonych na potrzeby tej rękawicy nie była spora.</w:t>
@@ -2687,13 +3316,37 @@
         <w:t xml:space="preserve"> </w:t>
       </w:r>
       <w:r>
-        <w:t xml:space="preserve">Power Glove pomimo fatalnej jakości stała się po części ikoną wyobrażeń o futurystycznej przyszłości. </w:t>
+        <w:t xml:space="preserve">Power </w:t>
+      </w:r>
+      <w:proofErr w:type="spellStart"/>
+      <w:r>
+        <w:t>Glove</w:t>
+      </w:r>
+      <w:proofErr w:type="spellEnd"/>
+      <w:r>
+        <w:t xml:space="preserve"> pomimo fatalnej jakości stała się po części ikoną wyobrażeń o futurystycznej przyszłości. </w:t>
       </w:r>
       <w:r>
         <w:t>Firma VPL również opracowała</w:t>
       </w:r>
       <w:r>
-        <w:t xml:space="preserve"> strój na całe ciało, które było w stanie rejestrować ruch całego ciała. Można to porównać do strojów używanych do motion capture.</w:t>
+        <w:t xml:space="preserve"> strój na całe ciało, które było w stanie rejestrować ruch całego ciała. Można to porównać do strojów używanych do </w:t>
+      </w:r>
+      <w:proofErr w:type="spellStart"/>
+      <w:r>
+        <w:t>motion</w:t>
+      </w:r>
+      <w:proofErr w:type="spellEnd"/>
+      <w:r>
+        <w:t xml:space="preserve"> </w:t>
+      </w:r>
+      <w:proofErr w:type="spellStart"/>
+      <w:r>
+        <w:t>capture</w:t>
+      </w:r>
+      <w:proofErr w:type="spellEnd"/>
+      <w:r>
+        <w:t>.</w:t>
       </w:r>
     </w:p>
     <w:p>
@@ -2764,6 +3417,18 @@
       <w:r>
         <w:t>Rys. 1.7 Strój na całe ciało opracowane przez VPL</w:t>
       </w:r>
+      <w:r>
+        <w:t>. Źródło</w:t>
+      </w:r>
+      <w:r>
+        <w:t>: [12]</w:t>
+      </w:r>
+    </w:p>
+    <w:p>
+      <w:pPr>
+        <w:pStyle w:val="Praca"/>
+        <w:jc w:val="center"/>
+      </w:pPr>
     </w:p>
     <w:p>
       <w:pPr>
@@ -2773,26 +3438,65 @@
         <w:t xml:space="preserve">Niestety VPL zbankrutowało pod koniec lat 80. zeszłego wieku. Powodów można się doszukiwać wszędzie, ale głównym problemem okazała się sama technologia. Była ona zbyt droga, a jednocześnie zbyt prymitywna. Ich gogle </w:t>
       </w:r>
       <w:r>
-        <w:t>choć imponowały pomysłem to były zbyt mało wydajne. Obraz mógł wyświetlać tylko 6 klatek na sekundę, gdzie już telewizory z tamtego okresy bez problemu wyświetlały 30 klatek.</w:t>
-      </w:r>
-      <w:r>
-        <w:t xml:space="preserve"> To jednak nie zatrzymało postępu i w 1991 do salonów gier zawitały maszyny Virtuality. To były dość spore maszyny, które pozwalały wejść w świat wirtualnej rzeczywistości. Pierwsza wersja określona jako 1000</w:t>
+        <w:t>choć imponowały pomysłem to były zbyt mało wydajne. Obraz mógł wyświetlać tylko 6 klatek na sekundę, gdzie już telewizory z tamtego okres</w:t>
+      </w:r>
+      <w:r>
+        <w:t>u</w:t>
+      </w:r>
+      <w:r>
+        <w:t xml:space="preserve"> bez problemu wyświetlały 30 klatek.</w:t>
+      </w:r>
+      <w:r>
+        <w:t xml:space="preserve"> To jednak nie zatrzymało postępu i w 1991 do salonów gier zawitały maszyny </w:t>
+      </w:r>
+      <w:proofErr w:type="spellStart"/>
+      <w:r>
+        <w:t>Virtuality</w:t>
+      </w:r>
+      <w:proofErr w:type="spellEnd"/>
+      <w:r>
+        <w:t>. To były dość spore maszyny, które pozwalały wejść w świat wirtualnej rzeczywistości. Pierwsza wersja określona jako 1000</w:t>
       </w:r>
       <w:r>
         <w:t>CS</w:t>
       </w:r>
       <w:r>
-        <w:t xml:space="preserve"> oferowała gogle oraz kontrolery ruchowe. Zagrać można było w mały katalog gier przeznaczonych na wirtualną rzeczywistość. To co było wyjątkowo to możliwość grania z innymi osobami. Automaty oferowały wspólnie granie w wybranych grach. Grafika była prosta, ale można już mówić o faktycznym VR. Późniejsze wersje automatu(1000SD, 2000, 3000) oferowały lepsze podzespoły oraz lepszą rozdzielczość ekranów. Dla porównania wersja 1000</w:t>
+        <w:t xml:space="preserve"> oferowała gogle oraz kontrolery ruchowe. Zagrać można było w mały katalog gier przeznaczonych na wirtualną rzeczywistość. To co było wyjątkow</w:t>
+      </w:r>
+      <w:r>
+        <w:t>e</w:t>
+      </w:r>
+      <w:r>
+        <w:t xml:space="preserve"> to możliwość grania z innymi osobami. Automaty oferowały wspólnie granie w wybranych grach. Grafika była prosta, ale można już mówić o faktycznym VR. Późniejsze wersje </w:t>
+      </w:r>
+      <w:proofErr w:type="gramStart"/>
+      <w:r>
+        <w:t>automatu(</w:t>
+      </w:r>
+      <w:proofErr w:type="gramEnd"/>
+      <w:r>
+        <w:t>1000SD, 2000, 3000) oferowały lepsze podzespoły oraz lepszą rozdzielczość ekranów. Dla porównania wersja 1000</w:t>
       </w:r>
       <w:r>
         <w:t>CS</w:t>
       </w:r>
       <w:r>
-        <w:t xml:space="preserve"> miała w goglach dwa ekrany LCD o rozdzielczości 372x250, gdzie wersja 2000 już miała 800x600. </w:t>
+        <w:t xml:space="preserve"> miała w goglach dwa </w:t>
       </w:r>
       <w:r>
         <w:lastRenderedPageBreak/>
-        <w:t>Widać, było że ta technologia ma duże zastosowanie w rozrywce i do takich zastosowań późniejsze wersje tej technologii będą tworzone.</w:t>
+        <w:t xml:space="preserve">ekrany LCD o rozdzielczości 372x250, gdzie wersja 2000 już miała 800x600. </w:t>
+      </w:r>
+      <w:r>
+        <w:t xml:space="preserve">Widać, </w:t>
+      </w:r>
+      <w:proofErr w:type="gramStart"/>
+      <w:r>
+        <w:t>było</w:t>
+      </w:r>
+      <w:proofErr w:type="gramEnd"/>
+      <w:r>
+        <w:t xml:space="preserve"> że ta technologia ma duże zastosowanie w rozrywce i do takich zastosowań późniejsze wersje tej technologii będą tworzone.</w:t>
       </w:r>
     </w:p>
     <w:p>
@@ -2860,7 +3564,18 @@
         <w:jc w:val="center"/>
       </w:pPr>
       <w:r>
-        <w:t>Rys. 1.8 Virtuality 1000CS</w:t>
+        <w:t xml:space="preserve">Rys. 1.8 </w:t>
+      </w:r>
+      <w:proofErr w:type="spellStart"/>
+      <w:r>
+        <w:t>Virtuality</w:t>
+      </w:r>
+      <w:proofErr w:type="spellEnd"/>
+      <w:r>
+        <w:t xml:space="preserve"> 1000CS</w:t>
+      </w:r>
+      <w:r>
+        <w:t>. Źródło: [22]</w:t>
       </w:r>
     </w:p>
     <w:p>
@@ -2929,25 +3644,75 @@
         <w:jc w:val="center"/>
       </w:pPr>
       <w:r>
-        <w:t>Rys. 1.9 Virtuality 2000SU</w:t>
-      </w:r>
-    </w:p>
-    <w:p>
-      <w:pPr>
-        <w:pStyle w:val="Praca"/>
-      </w:pPr>
-      <w:r>
-        <w:t>Automaty Virtuality były bardziej nastawione na salony gier niż na zwykłego konsumenta to by wypełnić tą niszę dwie firmy postanowiły stworzyć własne gogle do wirtualnej rzeczywistości. Tymi firmami była Sega oraz Nintendo. Pierwsza firma chciała stworzyć dodatek do swojej konsoli: Sega Genesis. Miały to być gogle pozwalające zanurzyć się w cyfrowym świecie. Koszt tych gogli miał wynosić aż 200 dolarów co po uwzględnieniu inflacji wynosi aż 446 dolarów. Prototypy tych gogli były pokazywana na różnych wydarzeniach, ale ostatecznie projekt został skasowany. Powodem były problemy z chorobą lokomocyjną.</w:t>
-      </w:r>
-      <w:r>
-        <w:t xml:space="preserve"> I niestety ten problem dotyczy również dzisiejszych sprzętów, ale udało się zrozumieć przyczyny występowania tej choroby oraz wymyślono sposoby, by ją złagodzić. Choroba symulatorowa, bo tak jest dziś określana, występuje gdy oczy widzą ruch, a reszta ciała tego nie rejestruje. Przykładowo w grze gracz porusza się z dużą prędkością, ale on sam w rzeczywistym świecie stoi w bez ruchu. Gracz </w:t>
+        <w:t xml:space="preserve">Rys. 1.9 </w:t>
+      </w:r>
+      <w:proofErr w:type="spellStart"/>
+      <w:r>
+        <w:t>Virtuality</w:t>
+      </w:r>
+      <w:proofErr w:type="spellEnd"/>
+      <w:r>
+        <w:t xml:space="preserve"> 2000SU</w:t>
+      </w:r>
+      <w:r>
+        <w:t>. Źródło: [22]</w:t>
+      </w:r>
+    </w:p>
+    <w:p>
+      <w:pPr>
+        <w:pStyle w:val="Praca"/>
+        <w:jc w:val="center"/>
+      </w:pPr>
+    </w:p>
+    <w:p>
+      <w:pPr>
+        <w:pStyle w:val="Praca"/>
+      </w:pPr>
+      <w:r>
+        <w:t xml:space="preserve">Automaty </w:t>
+      </w:r>
+      <w:proofErr w:type="spellStart"/>
+      <w:r>
+        <w:t>Virtuality</w:t>
+      </w:r>
+      <w:proofErr w:type="spellEnd"/>
+      <w:r>
+        <w:t xml:space="preserve"> były bardziej nastawione na salony gier niż na zwykłego konsumenta to by wypełnić t</w:t>
+      </w:r>
+      <w:r>
+        <w:t>ę</w:t>
+      </w:r>
+      <w:r>
+        <w:t xml:space="preserve"> niszę dwie firmy postanowiły stworzyć własne gogle do wirtualnej rzeczywistości. Tymi firmami była Sega oraz Nintendo. Pierwsza firma chciała stworzyć dodatek do swojej konsoli: Sega Genesis. Miały to być gogle pozwalające zanurzyć się w cyfrowym świecie. Koszt tych gogli miał wynosić aż 200 dolarów co po uwzględnieniu inflacji wynosi aż 446 dolarów. Prototypy tych gogli były pokazywana na różnych wydarzeniach, ale ostatecznie projekt został skasowany. Powodem były problemy z chorobą lokomocyjną.</w:t>
+      </w:r>
+      <w:r>
+        <w:t xml:space="preserve"> I niestety ten problem dotyczy również dzisiejszych sprzętów, ale udało się zrozumieć przyczyny występowania tej choroby oraz wymyślono sposoby, by ją złagodzić. Choroba symulatorowa, bo tak jest dziś określana, </w:t>
+      </w:r>
+      <w:proofErr w:type="gramStart"/>
+      <w:r>
+        <w:t>występuje</w:t>
+      </w:r>
+      <w:proofErr w:type="gramEnd"/>
+      <w:r>
+        <w:t xml:space="preserve"> gdy oczy widzą ruch, a reszta ciała tego nie rejestruje. Przykładowo w grze gracz porusza </w:t>
+      </w:r>
+      <w:r>
+        <w:lastRenderedPageBreak/>
+        <w:t xml:space="preserve">się z dużą prędkością, ale on sam w rzeczywistym świecie stoi w bez ruchu. </w:t>
+      </w:r>
+      <w:proofErr w:type="gramStart"/>
+      <w:r>
+        <w:t xml:space="preserve">Gracz </w:t>
       </w:r>
       <w:r>
         <w:t xml:space="preserve"> </w:t>
       </w:r>
       <w:r>
-        <w:lastRenderedPageBreak/>
-        <w:t>może wtedy poczuć się jak podczas choroby lokomocyjnej. Może zacząć mu się robić słabo lub w ekstremalnych przypadkach wymiotować. Dzisiaj twórcy oprogramowania tworzą specjalne ustawienia, które mają za zadanie zm</w:t>
+        <w:t>może</w:t>
+      </w:r>
+      <w:proofErr w:type="gramEnd"/>
+      <w:r>
+        <w:t xml:space="preserve"> wtedy poczuć się jak podczas choroby lokomocyjnej. Może zacząć mu się robić słabo lub w ekstremalnych przypadkach wymiotować. Dzisiaj twórcy oprogramowania tworzą specjalne ustawienia, które mają za zadanie zm</w:t>
       </w:r>
       <w:r>
         <w:t>n</w:t>
@@ -2956,10 +3721,40 @@
         <w:t>iejszyć wpł</w:t>
       </w:r>
       <w:r>
-        <w:t>yw tej choroby. Częstym środkiem zaradczym jest winieta ustawiona na ekran oraz możliwość poruszania się przy pomocy teleportacji. Jednakże największym czynnikiem, który wpływa na występowanie tej choroby to ilość klatek na sekundę. Za mała liczba zwiększa szanse na pojawienie się objawów choroby symulacyjnej. I ten powód mógł być główną przyczyną dlaczego gogle Segi zostały skasowane. Moc obliczeniowa konsoli nie mogła dać wystarczającej ilości klatek na sekundę w grach. Nintendo z drugiej strony podeszło do tematu wirtualnej rzeczywistości bardziej zachowawczo oferując bardzo prymitywną grafikę oraz bardzo ograniczoną interakcję. Zamiast gogli użytkownik dostawał stacjonarny ekran do którego trzeba było przy</w:t>
-      </w:r>
-      <w:r>
-        <w:t>łożyć głowę. Grafika prezentowana przez to urządzenie była bardzo uproszczona, składająca się z czerwonych diod ekrany pokazywały grafikę 3D. Lecz tylko w kolorze czerwonym. Produkt został wydany w 1995 i okazał się finansową klapą. Ludzie skarżyli się na bóle głowy, a dość niewygodny stelaż powodował, że granie w gry na tej platformie było uciążliwe.</w:t>
+        <w:t xml:space="preserve">yw tej choroby. Częstym środkiem zaradczym jest winieta ustawiona na ekran oraz możliwość poruszania się przy pomocy teleportacji. Jednakże największym czynnikiem, który wpływa na występowanie tej choroby to ilość klatek na sekundę. Za mała liczba zwiększa szanse na pojawienie się objawów choroby symulacyjnej. I ten powód mógł być główną </w:t>
+      </w:r>
+      <w:proofErr w:type="gramStart"/>
+      <w:r>
+        <w:t>przyczyną</w:t>
+      </w:r>
+      <w:proofErr w:type="gramEnd"/>
+      <w:r>
+        <w:t xml:space="preserve"> dlaczego gogle </w:t>
+      </w:r>
+      <w:proofErr w:type="spellStart"/>
+      <w:r>
+        <w:t>Segi</w:t>
+      </w:r>
+      <w:proofErr w:type="spellEnd"/>
+      <w:r>
+        <w:t xml:space="preserve"> zostały skasowane. Moc obliczeniowa konsoli nie mogła dać wystarczającej ilości klatek na sekundę w grach. Nintendo z drugiej strony podeszło do tematu wirtualnej rzeczywistości bardziej zachowawczo oferując bardzo prymitywną grafikę oraz bardzo ograniczoną interakcję. Zamiast gogli użytkownik dostawał stacjonarny </w:t>
+      </w:r>
+      <w:proofErr w:type="gramStart"/>
+      <w:r>
+        <w:t>ekran</w:t>
+      </w:r>
+      <w:proofErr w:type="gramEnd"/>
+      <w:r>
+        <w:t xml:space="preserve"> do którego trzeba było przy</w:t>
+      </w:r>
+      <w:r>
+        <w:t>łożyć głowę. Grafika prezentowana przez to urządzenie była bardzo uproszczona, składając</w:t>
+      </w:r>
+      <w:r>
+        <w:t>e</w:t>
+      </w:r>
+      <w:r>
+        <w:t xml:space="preserve"> się z czerwonych diod ekrany pokazywały grafikę 3D. Lecz tylko w kolorze czerwonym. Produkt został wydany w 1995 i okazał się finansową klapą. Ludzie skarżyli się na bóle głowy, a dość niewygodny stelaż powodował, że granie w gry na tej platformie było uciążliwe.</w:t>
       </w:r>
     </w:p>
     <w:p>
@@ -3029,6 +3824,9 @@
       <w:r>
         <w:t>Rys. 1.10 Gogle firmy Sega</w:t>
       </w:r>
+      <w:r>
+        <w:t>. Źródło: [23]</w:t>
+      </w:r>
     </w:p>
     <w:p>
       <w:pPr>
@@ -3039,13 +3837,6 @@
     <w:p>
       <w:pPr>
         <w:pStyle w:val="Praca"/>
-        <w:jc w:val="center"/>
-      </w:pPr>
-    </w:p>
-    <w:p>
-      <w:pPr>
-        <w:pStyle w:val="Praca"/>
-        <w:jc w:val="center"/>
       </w:pPr>
     </w:p>
     <w:p>
@@ -3116,6 +3907,15 @@
       <w:r>
         <w:t>Rys. 1.11 Nintendo Virtual Boy</w:t>
       </w:r>
+      <w:r>
+        <w:t>. Źródło: [26]</w:t>
+      </w:r>
+    </w:p>
+    <w:p>
+      <w:pPr>
+        <w:pStyle w:val="Praca"/>
+        <w:jc w:val="center"/>
+      </w:pPr>
     </w:p>
     <w:p>
       <w:pPr>
@@ -3192,18 +3992,9 @@
       <w:r>
         <w:t>Rys. 1.12 Gogle VFX1</w:t>
       </w:r>
-    </w:p>
-    <w:p>
-      <w:pPr>
-        <w:pStyle w:val="Praca"/>
-        <w:jc w:val="center"/>
-      </w:pPr>
-    </w:p>
-    <w:p>
-      <w:pPr>
-        <w:pStyle w:val="Praca"/>
-        <w:jc w:val="center"/>
-      </w:pPr>
+      <w:r>
+        <w:t>. Źródło: [27]</w:t>
+      </w:r>
     </w:p>
     <w:p>
       <w:pPr>
@@ -3211,7 +4002,57 @@
       </w:pPr>
       <w:r>
         <w:lastRenderedPageBreak/>
-        <w:t>Po tym wszystkim na kilka lat zapanowała cisza, którą przerwała prezentacja gogli oculus rift w 2012 roku. Od tego momentu zaczęła się współczesna era VR. Temat wirtualnej rzeczywistości zaczął się coraz częściej pojawiać na ustach ludzi. Firma oculus wciągu kilku lat wypuściło dwa zestawy developerskie dla twórców oraz pasjonatów. Na tym etapie gogle vr służyły głównie do oglądanie specjalnie przygotowanych animacji, czy filmów, gdyż nie było możliwości jeszcze nie interakcje ze środowiskiem.</w:t>
+        <w:t xml:space="preserve">Po tym wszystkim na kilka lat zapanowała cisza, którą przerwała prezentacja gogli </w:t>
+      </w:r>
+      <w:proofErr w:type="spellStart"/>
+      <w:r>
+        <w:t>oculus</w:t>
+      </w:r>
+      <w:proofErr w:type="spellEnd"/>
+      <w:r>
+        <w:t xml:space="preserve"> </w:t>
+      </w:r>
+      <w:proofErr w:type="spellStart"/>
+      <w:r>
+        <w:t>rift</w:t>
+      </w:r>
+      <w:proofErr w:type="spellEnd"/>
+      <w:r>
+        <w:t xml:space="preserve"> w 2012 roku. Od tego momentu zaczęła się współczesna era VR. Temat wirtualnej rzeczywistości zaczął się coraz częściej pojawiać na ustach ludzi. Firma </w:t>
+      </w:r>
+      <w:proofErr w:type="spellStart"/>
+      <w:r>
+        <w:t>oculus</w:t>
+      </w:r>
+      <w:proofErr w:type="spellEnd"/>
+      <w:r>
+        <w:t xml:space="preserve"> wciągu kilku lat wypuścił</w:t>
+      </w:r>
+      <w:r>
+        <w:t>a</w:t>
+      </w:r>
+      <w:r>
+        <w:t xml:space="preserve"> dwa zestawy developerskie dla twórców oraz pasjonatów. Na tym etapie gogle </w:t>
+      </w:r>
+      <w:r>
+        <w:t>VR</w:t>
+      </w:r>
+      <w:r>
+        <w:t xml:space="preserve"> służyły głównie do oglądani</w:t>
+      </w:r>
+      <w:r>
+        <w:t>a</w:t>
+      </w:r>
+      <w:r>
+        <w:t xml:space="preserve"> specjalnie przygotowanych </w:t>
+      </w:r>
+      <w:proofErr w:type="gramStart"/>
+      <w:r>
+        <w:t>animacji,</w:t>
+      </w:r>
+      <w:proofErr w:type="gramEnd"/>
+      <w:r>
+        <w:t xml:space="preserve"> czy filmów, gdyż nie było możliwości jeszcze nie interakcje ze środowiskiem.</w:t>
       </w:r>
     </w:p>
     <w:p>
@@ -3279,15 +4120,78 @@
         <w:jc w:val="center"/>
       </w:pPr>
       <w:r>
-        <w:t>Rys. 1.13 Oculus RIft Developer Kit 1</w:t>
-      </w:r>
-    </w:p>
-    <w:p>
-      <w:pPr>
-        <w:pStyle w:val="Praca"/>
-      </w:pPr>
-      <w:r>
-        <w:t>Wciąż największym problemem była dostępność, ale w 2014 roku Google postanowiło to zmienić. Firma uruchomiła Google Cardboard, które w założeniu pozwala każdemu posiadaczowi telefonu z androidem stworzyć własne gogle VR. Wystarczył karton, magnes, soczewki oraz telefon. Można było też kupić specjalną nakładkę na telefon, którą się zakłada na głowę i doświadcza wirtualnej rzeczywistości. Bardzo małym kosztem można było zobaczyć na czym ta wirtualna rzeczywistość polega.</w:t>
+        <w:t xml:space="preserve">Rys. 1.13 </w:t>
+      </w:r>
+      <w:proofErr w:type="spellStart"/>
+      <w:r>
+        <w:t>Oculus</w:t>
+      </w:r>
+      <w:proofErr w:type="spellEnd"/>
+      <w:r>
+        <w:t xml:space="preserve"> </w:t>
+      </w:r>
+      <w:proofErr w:type="spellStart"/>
+      <w:r>
+        <w:t>RIft</w:t>
+      </w:r>
+      <w:proofErr w:type="spellEnd"/>
+      <w:r>
+        <w:t xml:space="preserve"> Developer Kit 1</w:t>
+      </w:r>
+      <w:r>
+        <w:t>. Źródło: [28]</w:t>
+      </w:r>
+    </w:p>
+    <w:p>
+      <w:pPr>
+        <w:pStyle w:val="Praca"/>
+        <w:jc w:val="center"/>
+      </w:pPr>
+    </w:p>
+    <w:p>
+      <w:pPr>
+        <w:pStyle w:val="Praca"/>
+      </w:pPr>
+      <w:r>
+        <w:t>Wciąż największym problemem była dostępność, ale w 2014 roku Google postanowiło to zmienić. Firma uruchomiła</w:t>
+      </w:r>
+      <w:r>
+        <w:t xml:space="preserve"> projekt</w:t>
+      </w:r>
+      <w:r>
+        <w:t xml:space="preserve"> Google </w:t>
+      </w:r>
+      <w:proofErr w:type="spellStart"/>
+      <w:r>
+        <w:t>Cardboard</w:t>
+      </w:r>
+      <w:proofErr w:type="spellEnd"/>
+      <w:r>
+        <w:t>, któr</w:t>
+      </w:r>
+      <w:r>
+        <w:t>y</w:t>
+      </w:r>
+      <w:r>
+        <w:t xml:space="preserve"> w założeniu pozwala</w:t>
+      </w:r>
+      <w:r>
+        <w:t>ł</w:t>
+      </w:r>
+      <w:r>
+        <w:t xml:space="preserve"> każdemu posiadaczowi telefonu z androidem stworzyć własne gogle VR. Wystarczył karton, magnes, soczewki oraz telefon. Można było też kupić specjalną nakładkę na telefon, którą się zakłada na głowę i </w:t>
+      </w:r>
+      <w:r>
+        <w:t xml:space="preserve">za pośrednictwem, której </w:t>
+      </w:r>
+      <w:r>
+        <w:t xml:space="preserve">doświadcza </w:t>
+      </w:r>
+      <w:r>
+        <w:t xml:space="preserve">się </w:t>
+      </w:r>
+      <w:r>
+        <w:t>wirtualnej rzeczywistości. Bardzo małym kosztem można było zobaczyć na czym ta wirtualna rzeczywistość polega.</w:t>
       </w:r>
     </w:p>
     <w:p>
@@ -3319,12 +4223,11 @@
         <w:rPr>
           <w:noProof/>
         </w:rPr>
-        <w:lastRenderedPageBreak/>
         <w:drawing>
-          <wp:inline distT="0" distB="0" distL="0" distR="0" wp14:anchorId="6BDEB580" wp14:editId="12CAD459">
-            <wp:extent cx="4333222" cy="3810000"/>
-            <wp:effectExtent l="0" t="0" r="0" b="0"/>
-            <wp:docPr id="1359429772" name="Obraz 15" descr="Google Cardboard - Wikipedia"/>
+          <wp:inline distT="0" distB="0" distL="0" distR="0" wp14:anchorId="77E6A383" wp14:editId="1A60523C">
+            <wp:extent cx="5579745" cy="3719830"/>
+            <wp:effectExtent l="0" t="0" r="1905" b="0"/>
+            <wp:docPr id="1153929682" name="Obraz 2" descr="undefined"/>
             <wp:cNvGraphicFramePr>
               <a:graphicFrameLocks xmlns:a="http://schemas.openxmlformats.org/drawingml/2006/main" noChangeAspect="1"/>
             </wp:cNvGraphicFramePr>
@@ -3332,13 +4235,13 @@
               <a:graphicData uri="http://schemas.openxmlformats.org/drawingml/2006/picture">
                 <pic:pic xmlns:pic="http://schemas.openxmlformats.org/drawingml/2006/picture">
                   <pic:nvPicPr>
-                    <pic:cNvPr id="0" name="Picture 32" descr="Google Cardboard - Wikipedia"/>
+                    <pic:cNvPr id="0" name="Picture 6" descr="undefined"/>
                     <pic:cNvPicPr>
                       <a:picLocks noChangeAspect="1" noChangeArrowheads="1"/>
                     </pic:cNvPicPr>
                   </pic:nvPicPr>
                   <pic:blipFill>
-                    <a:blip r:embed="rId24" cstate="print">
+                    <a:blip r:embed="rId24">
                       <a:extLst>
                         <a:ext uri="{28A0092B-C50C-407E-A947-70E740481C1C}">
                           <a14:useLocalDpi xmlns:a14="http://schemas.microsoft.com/office/drawing/2010/main" val="0"/>
@@ -3353,7 +4256,7 @@
                   <pic:spPr bwMode="auto">
                     <a:xfrm>
                       <a:off x="0" y="0"/>
-                      <a:ext cx="4339800" cy="3815784"/>
+                      <a:ext cx="5579745" cy="3719830"/>
                     </a:xfrm>
                     <a:prstGeom prst="rect">
                       <a:avLst/>
@@ -3376,15 +4279,37 @@
         <w:jc w:val="center"/>
       </w:pPr>
       <w:r>
-        <w:t>Rys. 1.14 Google Cardboard</w:t>
-      </w:r>
-    </w:p>
-    <w:p>
-      <w:pPr>
-        <w:pStyle w:val="Praca"/>
-      </w:pPr>
-      <w:r>
-        <w:t>Ten rok również stał się początkiem popularności VR. Oculus przedstawił swój developer kit 2, Samsung ogłosił Samsung Gear VR, a Sony zaczęło pracę nad własnym zestawem VR. Jednakże rokiem, który można nazwać wybuchem popularności tej technologii jest 2016.</w:t>
+        <w:t xml:space="preserve">Rys. 1.14 Google </w:t>
+      </w:r>
+      <w:proofErr w:type="spellStart"/>
+      <w:r>
+        <w:t>Cardboard</w:t>
+      </w:r>
+      <w:proofErr w:type="spellEnd"/>
+      <w:r>
+        <w:t>. Źródło: [42]</w:t>
+      </w:r>
+    </w:p>
+    <w:p>
+      <w:pPr>
+        <w:pStyle w:val="Praca"/>
+        <w:jc w:val="center"/>
+      </w:pPr>
+    </w:p>
+    <w:p>
+      <w:pPr>
+        <w:pStyle w:val="Praca"/>
+      </w:pPr>
+      <w:r>
+        <w:t xml:space="preserve">Ten rok również stał się początkiem popularności VR. </w:t>
+      </w:r>
+      <w:proofErr w:type="spellStart"/>
+      <w:r>
+        <w:t>Oculus</w:t>
+      </w:r>
+      <w:proofErr w:type="spellEnd"/>
+      <w:r>
+        <w:t xml:space="preserve"> przedstawił swój developer kit 2, Samsung ogłosił Samsung Gear VR, a Sony zaczęło pracę nad własnym zestawem VR. Jednakże rokiem, który można nazwać wybuchem popularności tej technologii jest 2016.</w:t>
       </w:r>
     </w:p>
     <w:p>
@@ -3439,22 +4364,67 @@
         <w:jc w:val="center"/>
       </w:pPr>
       <w:r>
-        <w:t>Rys. 1.15 Google Trends dotyczące hasła VR</w:t>
-      </w:r>
-    </w:p>
-    <w:p>
-      <w:pPr>
-        <w:pStyle w:val="Praca"/>
-      </w:pPr>
-      <w:r>
-        <w:t>Nie bez powodu ludzie zaczęli się interesować tą technologią właśnie w tym roku. Wtedy premierę miał zestaw VR HTC Vive stworzony we współpracy z firmą Valve.</w:t>
-      </w:r>
-      <w:r>
-        <w:t xml:space="preserve"> Oferowały one pełne doświadczenie z wirtualną rzeczywistością. Użytkownik mógł nie tylko oglądać to co się dzieje w przestrzeni 3D, ale również wchodzić w interakcje z przedmiotami za pomocą kontrolerów ruchowych. To był pierwszy takie zestaw pozwalający poruszać się w przestrzeni 3D. Wszystko było oparte o lampy na podczerwień. Trzeba było rozstawić w pomieszczeniu kilka specjalnych stacji, które strzelały promieniami na podczerwień. Za pomocą </w:t>
+        <w:t xml:space="preserve">Rys. 1.15 Google </w:t>
+      </w:r>
+      <w:proofErr w:type="spellStart"/>
+      <w:r>
+        <w:t>Trends</w:t>
+      </w:r>
+      <w:proofErr w:type="spellEnd"/>
+      <w:r>
+        <w:t xml:space="preserve"> dotyczące hasła VR</w:t>
+      </w:r>
+      <w:r>
+        <w:t>. Źródło: opracowanie własne</w:t>
+      </w:r>
+    </w:p>
+    <w:p>
+      <w:pPr>
+        <w:pStyle w:val="Praca"/>
+        <w:jc w:val="center"/>
+      </w:pPr>
+    </w:p>
+    <w:p>
+      <w:pPr>
+        <w:pStyle w:val="Praca"/>
+      </w:pPr>
+      <w:r>
+        <w:t xml:space="preserve">Nie bez powodu ludzie zaczęli się interesować tą technologią właśnie w tym roku. Wtedy premierę miał zestaw VR HTC </w:t>
+      </w:r>
+      <w:proofErr w:type="spellStart"/>
+      <w:r>
+        <w:t>Vive</w:t>
+      </w:r>
+      <w:proofErr w:type="spellEnd"/>
+      <w:r>
+        <w:t xml:space="preserve"> stworzony we współpracy z firmą </w:t>
+      </w:r>
+      <w:proofErr w:type="spellStart"/>
+      <w:r>
+        <w:t>Valve</w:t>
+      </w:r>
+      <w:proofErr w:type="spellEnd"/>
+      <w:r>
+        <w:t>.</w:t>
+      </w:r>
+      <w:r>
+        <w:t xml:space="preserve"> Oferowały one pełne doświadczenie z wirtualną rzeczywistością. Użytkownik mógł nie tylko oglądać to co się dzieje w przestrzeni 3D, ale również wchodzić w interakcje z przedmiotami za pomocą kontrolerów ruchowych. To był </w:t>
       </w:r>
       <w:r>
         <w:lastRenderedPageBreak/>
-        <w:t>sensorów umieszczonych na samych goglach i kontrolerach komputer mógł bardzo precyzyjnie określić pozycję gracza w przestrzeni. To była rewolucja na rynku wirtualnej rzeczywistości. Dodatkowo w tym samym okresie powstała duża baza gier wykorzystujących tą technologię, więc każdy użytkownik sprzętu mógł sprawdzić jego możliwości. Problemem okazała się cena produktu oraz wysokie wymagania sprzętowe. Jednak to nie przeszkodziło w rosnącej popularności tej technologii. Z roku na rok powstawało coraz więcej filmów, gier wykorzystujących VR.</w:t>
+        <w:t xml:space="preserve">pierwszy takie zestaw pozwalający poruszać się w przestrzeni 3D. Wszystko było oparte o lampy. Trzeba było rozstawić w pomieszczeniu kilka specjalnych stacji, które </w:t>
+      </w:r>
+      <w:r>
+        <w:t>strzelały niewidzialnym dla człowieka światłem</w:t>
+      </w:r>
+      <w:r>
+        <w:t>. Za pomocą sensorów umieszczonych na samych goglach i kontrolerach komputer mógł bardzo precyzyjnie określić pozycję gracza w przestrzeni. To była rewolucja na rynku wirtualnej rzeczywistości. Dodatkowo w tym samym okresie powstała duża baza gier wykorzystujących t</w:t>
+      </w:r>
+      <w:r>
+        <w:t>ę</w:t>
+      </w:r>
+      <w:r>
+        <w:t xml:space="preserve"> technologię, więc każdy użytkownik sprzętu mógł sprawdzić jego możliwości. Problemem okazała się cena produktu oraz wysokie wymagania sprzętowe. Jednak to nie przeszkodziło w rosnącej popularności tej technologii. Z roku na rok powstawało coraz więcej filmów, gier wykorzystujących VR.</w:t>
       </w:r>
     </w:p>
     <w:p>
@@ -3467,10 +4437,10 @@
           <w:noProof/>
         </w:rPr>
         <w:drawing>
-          <wp:inline distT="0" distB="0" distL="0" distR="0" wp14:anchorId="4EEB0024" wp14:editId="340490B3">
-            <wp:extent cx="5579745" cy="2955290"/>
+          <wp:inline distT="0" distB="0" distL="0" distR="0" wp14:anchorId="735ED446" wp14:editId="40CC42D9">
+            <wp:extent cx="5579745" cy="3703955"/>
             <wp:effectExtent l="0" t="0" r="1905" b="0"/>
-            <wp:docPr id="2124940467" name="Obraz 1" descr="HTC Vive released in 2016"/>
+            <wp:docPr id="358770258" name="Obraz 3" descr="undefined"/>
             <wp:cNvGraphicFramePr>
               <a:graphicFrameLocks xmlns:a="http://schemas.openxmlformats.org/drawingml/2006/main" noChangeAspect="1"/>
             </wp:cNvGraphicFramePr>
@@ -3478,7 +4448,7 @@
               <a:graphicData uri="http://schemas.openxmlformats.org/drawingml/2006/picture">
                 <pic:pic xmlns:pic="http://schemas.openxmlformats.org/drawingml/2006/picture">
                   <pic:nvPicPr>
-                    <pic:cNvPr id="0" name="Picture 1" descr="HTC Vive released in 2016"/>
+                    <pic:cNvPr id="0" name="Picture 8" descr="undefined"/>
                     <pic:cNvPicPr>
                       <a:picLocks noChangeAspect="1" noChangeArrowheads="1"/>
                     </pic:cNvPicPr>
@@ -3499,7 +4469,7 @@
                   <pic:spPr bwMode="auto">
                     <a:xfrm>
                       <a:off x="0" y="0"/>
-                      <a:ext cx="5579745" cy="2955290"/>
+                      <a:ext cx="5579745" cy="3703955"/>
                     </a:xfrm>
                     <a:prstGeom prst="rect">
                       <a:avLst/>
@@ -3522,25 +4492,162 @@
         <w:jc w:val="center"/>
       </w:pPr>
       <w:r>
-        <w:t>Rys. 1.15 HTC vive</w:t>
-      </w:r>
-    </w:p>
-    <w:p>
-      <w:pPr>
-        <w:pStyle w:val="Praca"/>
-      </w:pPr>
-      <w:r>
-        <w:t>Na kolejny kamień milowy w rozwoju nie trzeba było długo czekać, bo w 2019 roku firma Oculus wypuściła na rynek Oculus Quest</w:t>
-      </w:r>
-      <w:r>
-        <w:t xml:space="preserve"> oraz Oculus Rift S. Oba te zestawy do VR oferowały coś czego inne zestawy nie mogły sobie pozwolić. Wygodę użytkowania. Oculus Rift S oraz Oculus Quest nie posiadały lamp na podczerwień, by śledzić pozycje gogli, czy kontrolerów. Do tego służyły wbudowane kamery, które śledziły pozycję kontrolerów gracza. Przez co konfiguracja sprzętu była minimalna, bo nie trzeba było mocować specjalnych lamp do ścian. Jednakże oba sprzęty różniły się jedną bardzo podstawową funkcjonalnością. Oculus Quest w przeciwieństwie do RIft S nie wymagał komputera do poprawnego działania. To były pierwsze autonomiczne gogle VR. Miały własny system operacyjny oraz można było uruchamiać gry i programy bezpośrednio na goglach. </w:t>
-      </w:r>
-      <w:r>
-        <w:t xml:space="preserve">Tak naprawdę do zabawy wystarczył sam zestaw. Można było zabrać gogle wszędzie i nie była ogranicza przez inne sprzęty. Dodatkowo miały opcje podłączenia ich do </w:t>
+        <w:t xml:space="preserve">Rys. 1.15 HTC </w:t>
+      </w:r>
+      <w:proofErr w:type="spellStart"/>
+      <w:r>
+        <w:t>V</w:t>
+      </w:r>
+      <w:r>
+        <w:t>ive</w:t>
+      </w:r>
+      <w:proofErr w:type="spellEnd"/>
+      <w:r>
+        <w:t>. Źródło: [30]</w:t>
+      </w:r>
+    </w:p>
+    <w:p>
+      <w:pPr>
+        <w:pStyle w:val="Praca"/>
+        <w:jc w:val="center"/>
+      </w:pPr>
+    </w:p>
+    <w:p>
+      <w:pPr>
+        <w:pStyle w:val="Praca"/>
+      </w:pPr>
+      <w:r>
+        <w:t xml:space="preserve">Na kolejny kamień milowy w rozwoju nie trzeba było długo czekać, bo w 2019 roku firma </w:t>
+      </w:r>
+      <w:proofErr w:type="spellStart"/>
+      <w:r>
+        <w:t>Oculus</w:t>
+      </w:r>
+      <w:proofErr w:type="spellEnd"/>
+      <w:r>
+        <w:t xml:space="preserve"> wypuściła na rynek </w:t>
+      </w:r>
+      <w:proofErr w:type="spellStart"/>
+      <w:r>
+        <w:t>Oculus</w:t>
+      </w:r>
+      <w:proofErr w:type="spellEnd"/>
+      <w:r>
+        <w:t xml:space="preserve"> Quest</w:t>
+      </w:r>
+      <w:r>
+        <w:t xml:space="preserve"> oraz </w:t>
+      </w:r>
+      <w:proofErr w:type="spellStart"/>
+      <w:r>
+        <w:t>Oculus</w:t>
+      </w:r>
+      <w:proofErr w:type="spellEnd"/>
+      <w:r>
+        <w:t xml:space="preserve"> </w:t>
+      </w:r>
+      <w:proofErr w:type="spellStart"/>
+      <w:r>
+        <w:t>Rift</w:t>
+      </w:r>
+      <w:proofErr w:type="spellEnd"/>
+      <w:r>
+        <w:t xml:space="preserve"> S. Oba te zestawy do VR oferowały coś czego</w:t>
+      </w:r>
+      <w:r>
+        <w:t xml:space="preserve"> na co</w:t>
+      </w:r>
+      <w:r>
+        <w:t xml:space="preserve"> inne zestawy nie mogły sobie pozwolić. Wygodę użytkowania. </w:t>
+      </w:r>
+      <w:proofErr w:type="spellStart"/>
+      <w:r>
+        <w:t>Oculus</w:t>
+      </w:r>
+      <w:proofErr w:type="spellEnd"/>
+      <w:r>
+        <w:t xml:space="preserve"> </w:t>
+      </w:r>
+      <w:proofErr w:type="spellStart"/>
+      <w:r>
+        <w:t>Rift</w:t>
+      </w:r>
+      <w:proofErr w:type="spellEnd"/>
+      <w:r>
+        <w:t xml:space="preserve"> S oraz </w:t>
+      </w:r>
+      <w:proofErr w:type="spellStart"/>
+      <w:r>
+        <w:t>Oculus</w:t>
+      </w:r>
+      <w:proofErr w:type="spellEnd"/>
+      <w:r>
+        <w:t xml:space="preserve"> Quest nie posiadały </w:t>
+      </w:r>
+      <w:r>
+        <w:t xml:space="preserve">specjalnych </w:t>
+      </w:r>
+      <w:r>
+        <w:t>lam</w:t>
+      </w:r>
+      <w:r>
+        <w:t>p</w:t>
+      </w:r>
+      <w:r>
+        <w:t xml:space="preserve">, by śledzić pozycje </w:t>
+      </w:r>
+      <w:proofErr w:type="gramStart"/>
+      <w:r>
+        <w:t>gogli,</w:t>
+      </w:r>
+      <w:proofErr w:type="gramEnd"/>
+      <w:r>
+        <w:t xml:space="preserve"> czy kontrolerów. Do tego służyły wbudowane kamery, które śledziły pozycję kontrolerów gracza. Przez co konfiguracja sprzętu była minimalna, </w:t>
       </w:r>
       <w:r>
         <w:lastRenderedPageBreak/>
-        <w:t>komputera, by korzystać z biblioteki gier na komputerach osobistych. Quest szybko wyparł Rift S swoją funkcjonalnością. Druga wersja Questa została jedną z najpopularniejszych zestawów do VR, oferując pełnie doświadczenia przy stosunkowo niskiej cenie.</w:t>
+        <w:t xml:space="preserve">bo nie trzeba było mocować specjalnych lamp do ścian. Jednakże oba sprzęty różniły się jedną bardzo podstawową funkcjonalnością. </w:t>
+      </w:r>
+      <w:proofErr w:type="spellStart"/>
+      <w:r>
+        <w:t>Oculus</w:t>
+      </w:r>
+      <w:proofErr w:type="spellEnd"/>
+      <w:r>
+        <w:t xml:space="preserve"> Quest w przeciwieństwie do </w:t>
+      </w:r>
+      <w:proofErr w:type="spellStart"/>
+      <w:r>
+        <w:t>RIft</w:t>
+      </w:r>
+      <w:proofErr w:type="spellEnd"/>
+      <w:r>
+        <w:t xml:space="preserve"> S nie wymagał komputera do poprawnego działania. To były pierwsze autonomiczne gogle VR. Miały własny system operacyjny oraz można było uruchamiać gry i programy bezpośrednio na goglach. </w:t>
+      </w:r>
+      <w:r>
+        <w:t>Tak naprawdę do zabawy wystarczył sam zestaw. Można było zabrać gogle wszędzie i nie była ogranicza</w:t>
+      </w:r>
+      <w:r>
+        <w:t>na</w:t>
+      </w:r>
+      <w:r>
+        <w:t xml:space="preserve"> przez inne sprzęty. Dodatkowo miały opcje podłączenia ich do komputera, by korzystać z biblioteki gier na komputerach osobistych. Quest szybko wyparł </w:t>
+      </w:r>
+      <w:proofErr w:type="spellStart"/>
+      <w:r>
+        <w:t>Rift</w:t>
+      </w:r>
+      <w:proofErr w:type="spellEnd"/>
+      <w:r>
+        <w:t xml:space="preserve"> S swoją funkcjonalnością. Druga wersja </w:t>
+      </w:r>
+      <w:proofErr w:type="spellStart"/>
+      <w:r>
+        <w:t>Questa</w:t>
+      </w:r>
+      <w:proofErr w:type="spellEnd"/>
+      <w:r>
+        <w:t xml:space="preserve"> została jedną z najpopularniejszych zestawów do VR, oferując pełnie doświadczenia przy stosunkowo niskiej cenie.</w:t>
       </w:r>
     </w:p>
     <w:p>
@@ -3553,10 +4660,10 @@
           <w:noProof/>
         </w:rPr>
         <w:drawing>
-          <wp:inline distT="0" distB="0" distL="0" distR="0" wp14:anchorId="0A2BE713" wp14:editId="51F5E7EA">
-            <wp:extent cx="4198620" cy="2361873"/>
-            <wp:effectExtent l="0" t="0" r="0" b="635"/>
-            <wp:docPr id="1478829610" name="Obraz 2" descr="Introducing Oculus Quest 2, the Next Generation of All-in-One VR"/>
+          <wp:inline distT="0" distB="0" distL="0" distR="0" wp14:anchorId="2D617890" wp14:editId="41DC2080">
+            <wp:extent cx="4123427" cy="3093391"/>
+            <wp:effectExtent l="0" t="0" r="0" b="0"/>
+            <wp:docPr id="142570312" name="Obraz 4" descr="undefined"/>
             <wp:cNvGraphicFramePr>
               <a:graphicFrameLocks xmlns:a="http://schemas.openxmlformats.org/drawingml/2006/main" noChangeAspect="1"/>
             </wp:cNvGraphicFramePr>
@@ -3564,7 +4671,7 @@
               <a:graphicData uri="http://schemas.openxmlformats.org/drawingml/2006/picture">
                 <pic:pic xmlns:pic="http://schemas.openxmlformats.org/drawingml/2006/picture">
                   <pic:nvPicPr>
-                    <pic:cNvPr id="0" name="Picture 3" descr="Introducing Oculus Quest 2, the Next Generation of All-in-One VR"/>
+                    <pic:cNvPr id="0" name="Picture 10" descr="undefined"/>
                     <pic:cNvPicPr>
                       <a:picLocks noChangeAspect="1" noChangeArrowheads="1"/>
                     </pic:cNvPicPr>
@@ -3585,7 +4692,7 @@
                   <pic:spPr bwMode="auto">
                     <a:xfrm>
                       <a:off x="0" y="0"/>
-                      <a:ext cx="4211028" cy="2368853"/>
+                      <a:ext cx="4129547" cy="3097982"/>
                     </a:xfrm>
                     <a:prstGeom prst="rect">
                       <a:avLst/>
@@ -3608,15 +4715,88 @@
         <w:jc w:val="center"/>
       </w:pPr>
       <w:r>
-        <w:t>Rys. 1.16 Oculus Quest 2</w:t>
-      </w:r>
-    </w:p>
-    <w:p>
-      <w:pPr>
-        <w:pStyle w:val="Praca"/>
-      </w:pPr>
-      <w:r>
-        <w:t>Na dzień dzisiejszy tak się prezentuje historia wirtualnej rzeczywistości. Z każdym kolejnym rokiem technologia się rozwija i kolejne firmy tworzą własne urządzenia XR. Apple wyprodukowało Apple Vision Pro, Valve stworzyło Valve Index, a meta, dawiej oculus, dalej tworzy nowe generacje gogli vr w przystępnej cenie. Sam rynek pozostaje niszą, ale coraz więcej ludzi jest w stanie sobie pozwolić na doświadczenie wirtualnej rzeczywistości, czy nawet rozszerzonej, gdyż każde kolejne generacje gogli oferują AR oraz MR. Ta konkretna technologia przeszła sporo zmian i dziś jesteśmy w momencie, gdzie taki wynalazek nie jest tylko czymś z książek science fiction, a faktycznie realnym urządzeniem.</w:t>
+        <w:t xml:space="preserve">Rys. 1.16 </w:t>
+      </w:r>
+      <w:proofErr w:type="spellStart"/>
+      <w:r>
+        <w:t>Oculus</w:t>
+      </w:r>
+      <w:proofErr w:type="spellEnd"/>
+      <w:r>
+        <w:t xml:space="preserve"> Quest 2</w:t>
+      </w:r>
+      <w:r>
+        <w:t>. Źródło: [43]</w:t>
+      </w:r>
+    </w:p>
+    <w:p>
+      <w:pPr>
+        <w:pStyle w:val="Praca"/>
+        <w:jc w:val="center"/>
+      </w:pPr>
+    </w:p>
+    <w:p>
+      <w:pPr>
+        <w:pStyle w:val="Praca"/>
+      </w:pPr>
+      <w:r>
+        <w:t xml:space="preserve">Na dzień dzisiejszy tak się prezentuje historia wirtualnej rzeczywistości. Z każdym kolejnym rokiem technologia się rozwija i kolejne firmy tworzą własne urządzenia XR. Apple wyprodukowało Apple </w:t>
+      </w:r>
+      <w:proofErr w:type="spellStart"/>
+      <w:r>
+        <w:t>Vision</w:t>
+      </w:r>
+      <w:proofErr w:type="spellEnd"/>
+      <w:r>
+        <w:t xml:space="preserve"> Pro, </w:t>
+      </w:r>
+      <w:proofErr w:type="spellStart"/>
+      <w:r>
+        <w:t>Valve</w:t>
+      </w:r>
+      <w:proofErr w:type="spellEnd"/>
+      <w:r>
+        <w:t xml:space="preserve"> stworzyło </w:t>
+      </w:r>
+      <w:proofErr w:type="spellStart"/>
+      <w:r>
+        <w:t>Valve</w:t>
+      </w:r>
+      <w:proofErr w:type="spellEnd"/>
+      <w:r>
+        <w:t xml:space="preserve"> Index, a meta, daw</w:t>
+      </w:r>
+      <w:r>
+        <w:t>n</w:t>
+      </w:r>
+      <w:r>
+        <w:t xml:space="preserve">iej </w:t>
+      </w:r>
+      <w:proofErr w:type="spellStart"/>
+      <w:r>
+        <w:t>oculus</w:t>
+      </w:r>
+      <w:proofErr w:type="spellEnd"/>
+      <w:r>
+        <w:t xml:space="preserve">, dalej tworzy nowe generacje gogli </w:t>
+      </w:r>
+      <w:r>
+        <w:t>VR</w:t>
+      </w:r>
+      <w:r>
+        <w:t xml:space="preserve"> w przystępnej cenie. Sam rynek pozostaje niszą, ale coraz więcej ludzi jest w stanie sobie pozwolić na doświadczenie wirtualnej rzeczywistości, czy nawet rozszerzonej, gdyż każde kolejne generacje gogli oferują AR oraz MR. Ta konkretna technologia przeszła </w:t>
+      </w:r>
+      <w:r>
+        <w:lastRenderedPageBreak/>
+        <w:t xml:space="preserve">sporo zmian i dziś jesteśmy w momencie, gdzie taki wynalazek nie jest tylko czymś z książek science </w:t>
+      </w:r>
+      <w:proofErr w:type="spellStart"/>
+      <w:r>
+        <w:t>fiction</w:t>
+      </w:r>
+      <w:proofErr w:type="spellEnd"/>
+      <w:r>
+        <w:t>, a faktycznie realnym urządzeniem.</w:t>
       </w:r>
     </w:p>
     <w:p>
@@ -3684,7 +4864,18 @@
         <w:jc w:val="center"/>
       </w:pPr>
       <w:r>
-        <w:t>Rys. 1.17 Apple Vision Pro</w:t>
+        <w:t xml:space="preserve">Rys. 1.17 Apple </w:t>
+      </w:r>
+      <w:proofErr w:type="spellStart"/>
+      <w:r>
+        <w:t>Vision</w:t>
+      </w:r>
+      <w:proofErr w:type="spellEnd"/>
+      <w:r>
+        <w:t xml:space="preserve"> Pro</w:t>
+      </w:r>
+      <w:r>
+        <w:t>. Źródło: [37]</w:t>
       </w:r>
     </w:p>
     <w:p>
@@ -3697,36 +4888,77 @@
       <w:pPr>
         <w:pStyle w:val="Nagwek2"/>
       </w:pPr>
-      <w:bookmarkStart w:id="3" w:name="_Toc214217935"/>
+      <w:bookmarkStart w:id="3" w:name="_Toc215131083"/>
+      <w:r>
+        <w:t>1.3 Zastosowanie</w:t>
+      </w:r>
+      <w:bookmarkEnd w:id="3"/>
+    </w:p>
+    <w:p>
+      <w:pPr>
+        <w:pStyle w:val="Praca"/>
+      </w:pPr>
+      <w:r>
+        <w:tab/>
+        <w:t xml:space="preserve">Wirtualna rzeczywistość </w:t>
+      </w:r>
+      <w:r>
+        <w:t>posiada</w:t>
+      </w:r>
+      <w:r>
+        <w:t xml:space="preserve"> coś czego inne media nie mogą zaoferować. Wejście w świat cyfrowy. Nie ma tu </w:t>
+      </w:r>
+      <w:proofErr w:type="gramStart"/>
+      <w:r>
+        <w:t>pośredników,</w:t>
+      </w:r>
+      <w:proofErr w:type="gramEnd"/>
+      <w:r>
+        <w:t xml:space="preserve"> czy rozpraszaczy. Użytkownik jest w tym świecie i może swobodnie się po nim poruszać. Doświadczenie jest bardziej naturalne, gdyż zamiast klikać na </w:t>
+      </w:r>
+      <w:proofErr w:type="gramStart"/>
+      <w:r>
+        <w:t>klawiaturze,</w:t>
+      </w:r>
+      <w:proofErr w:type="gramEnd"/>
+      <w:r>
+        <w:t xml:space="preserve"> czy kontrolerze</w:t>
+      </w:r>
+      <w:r>
+        <w:t>,</w:t>
+      </w:r>
+      <w:r>
+        <w:t xml:space="preserve"> by otrzymać akcje to użytkownik fizycznie to robi. Może podnieść przedmiot schylając się lub zobaczyć coś po prostu kierując swoją głowę odpowiednią stronę. Przy projektowaniu wnętrz zastosowanie wirtualnej rzeczywistości jest pomysłem dość oczywistym. Za pomocą VR użytkownik może w pełni zobaczyć skalę i poczuć się jak w gotowym pomieszczeniu. Coś co z lotu ptaka wygląda dobrze, może nie wyglądać z pierwszej osoby. Tu VR pomaga w zobaczeniu jak w rzeczywistości zaprojektowane wnętrze może wyglądać. Wcześniej zaprezentowane programy w niektórych przypadkach pozwalały zobaczyć gotowe pomieszczenie przy użyciu zestawu VR. Niestety takie rozwiązania są tylko w celach obserwacyjnych, a możliwa interaktywność jest ignorowana. </w:t>
+      </w:r>
+      <w:r>
+        <w:t xml:space="preserve">Wirtualna rzeczywistość jest świetna w wizualizowaniu projektów, ale też może być użyteczna w jej projektowaniu, oferując bardziej naturalny i intuicyjny sposób tworzenia. Technologia VR jest dziś na takim poziomie, że projektowanie wnętrz powinno być przystępniejsze dzięki niej. Takie rozwiązanie mogłoby mieć zastosowanie dla firm meblarskich, gdzie kupujący mogą sami zaprojektować pokój bez większego nakładu pracy. Biorąc pod uwagę jak VR jest naturalny w swojej obsłudze każdy mógłby szybko stworzyć wymarzony pokój. Wirtualna </w:t>
+      </w:r>
       <w:r>
         <w:lastRenderedPageBreak/>
-        <w:t>1.3 Zastosowanie</w:t>
-      </w:r>
-      <w:bookmarkEnd w:id="3"/>
-    </w:p>
-    <w:p>
-      <w:pPr>
-        <w:pStyle w:val="Praca"/>
-      </w:pPr>
-      <w:r>
-        <w:tab/>
-        <w:t xml:space="preserve">Wirtualna rzeczywistość oferuje coś czego inne media nie mogą zaoferować. Wejście w świat cyfrowy. Nie ma tu pośredników, czy rozpraszaczy. Użytkownik jest w tym świecie i może swobodnie się po nim poruszać. Doświadczenie jest bardziej naturalne, gdyż zamiast klikać na klawiaturze, czy kontrolerze by otrzymać akcje to użytkownik fizycznie to robi. Może podnieść przedmiot schylając się lub zobaczyć coś po prostu kierując swoją głowę odpowiednią stronę. Przy projektowaniu wnętrz zastosowanie wirtualnej rzeczywistości jest pomysłem dość oczywistym. Za pomocą VR użytkownik może w pełni zobaczyć skalę i poczuć się jak w gotowym pomieszczeniu. Coś co z lotu ptaka wygląda dobrze, może nie wyglądać z pierwszej osoby. Tu VR pomaga w zobaczeniu jak w rzeczywistości zaprojektowane wnętrze może wyglądać. Wcześniej zaprezentowane programy w niektórych przypadkach pozwalały zobaczyć gotowe pomieszczenie przy użyciu zestawu VR. Niestety takie rozwiązania są tylko w celach obserwacyjnych, a możliwa interaktywność jest ignorowana. </w:t>
-      </w:r>
-      <w:r>
-        <w:t xml:space="preserve">Wirtualna rzeczywistość jest świetna w wizualizowaniu projektów, ale też może być użyteczna w jej projektowaniu, oferując bardziej naturalny i intuicyjny sposób tworzenia. Technologia VR jest dziś na takim poziomie, że projektowanie wnętrz powinno być przystępniejsze dzięki niej. Takie rozwiązanie mogłoby mieć zastosowanie dla firm meblarskich, gdzie kupujący mogą sami zaprojektować pokój bez większego nakładu pracy. Biorąc pod uwagę jak VR jest naturalny w swojej obsłudze każdy mógłby szybko stworzyć wymarzony pokój. Wirtualna rzeczywistość nie jest ograniczona tym, gdzie jest, więc nie ma problemu w stworzeniu pomieszczenia, który by przypominał rzeczywisty odpowiednik. Pozwala to na używanie takiego rozwiązania wszędzie. Szczególnie, że dzisiejsza technologia VR nie wymaga dodatkowego komputera do uruchamiania programów. </w:t>
-      </w:r>
-      <w:r>
-        <w:t>Tworząc samo rozwiązanie jeszcze bardziej przystępniejszym. Ta technologia jeszcze bardziej pozwoli na stworzenie dokładnych wizualizacji bez godzin nauki programów, ponieważ wszystkie akcje będą wykonywane naturalnie i intuicyjnie. Taki system dekoracji wnętrz byłby idealnym oprogramowaniem dla dużych firm meblarskich lub nawet dla osoby prywatnej. Łatwiej jest coś zrobić fizycznie niż przeklikując sporą ilość zakładek, by umieścić jedną rzecz w projektcie.</w:t>
+        <w:t xml:space="preserve">rzeczywistość nie jest ograniczona tym, gdzie jest, więc nie ma problemu w stworzeniu pomieszczenia, który by przypominał rzeczywisty odpowiednik. Pozwala to na używanie takiego rozwiązania wszędzie. Szczególnie, że dzisiejsza technologia VR nie wymaga dodatkowego komputera do uruchamiania programów. </w:t>
+      </w:r>
+      <w:r>
+        <w:t xml:space="preserve">Tworząc samo rozwiązanie jeszcze bardziej przystępniejszym. Ta technologia jeszcze bardziej pozwoli na stworzenie dokładnych wizualizacji bez godzin nauki programów, ponieważ wszystkie akcje będą wykonywane naturalnie i intuicyjnie. Taki system dekoracji wnętrz byłby idealnym oprogramowaniem dla dużych firm meblarskich lub nawet dla osoby prywatnej. Łatwiej jest coś zrobić fizycznie niż </w:t>
+      </w:r>
+      <w:proofErr w:type="spellStart"/>
+      <w:r>
+        <w:t>przeklikując</w:t>
+      </w:r>
+      <w:proofErr w:type="spellEnd"/>
+      <w:r>
+        <w:t xml:space="preserve"> sporą ilość zakładek, by umieścić jedną rzecz w projekcie.</w:t>
       </w:r>
     </w:p>
     <w:p>
       <w:pPr>
         <w:pStyle w:val="Nagwek2"/>
       </w:pPr>
-      <w:bookmarkStart w:id="4" w:name="_Toc214217936"/>
-      <w:r>
-        <w:lastRenderedPageBreak/>
-        <w:t>2. Cel Pracy</w:t>
+      <w:bookmarkStart w:id="4" w:name="_Toc215131084"/>
+      <w:r>
+        <w:t xml:space="preserve">2. </w:t>
+      </w:r>
+      <w:r>
+        <w:t>Część Teoretyczna</w:t>
       </w:r>
       <w:bookmarkEnd w:id="4"/>
     </w:p>
@@ -3736,14 +4968,30 @@
         <w:ind w:firstLine="708"/>
       </w:pPr>
       <w:r>
-        <w:t xml:space="preserve">Celem pracy jest stworzenie systemu do projektowania wnętrz wykorzystując do tego wirtualną rzeczywistość. Cały system ma zostać stworzony w oparciu o Unreal Engine 5 z wykorzystaniem podejścia no code. </w:t>
+        <w:t xml:space="preserve">Celem pracy jest stworzenie systemu do projektowania wnętrz wykorzystując do tego wirtualną rzeczywistość. Cały system ma zostać stworzony w oparciu o </w:t>
+      </w:r>
+      <w:proofErr w:type="spellStart"/>
+      <w:r>
+        <w:t>Unreal</w:t>
+      </w:r>
+      <w:proofErr w:type="spellEnd"/>
+      <w:r>
+        <w:t xml:space="preserve"> Engine 5 z wykorzystaniem podejścia no </w:t>
+      </w:r>
+      <w:proofErr w:type="spellStart"/>
+      <w:r>
+        <w:t>code</w:t>
+      </w:r>
+      <w:proofErr w:type="spellEnd"/>
+      <w:r>
+        <w:t xml:space="preserve">. </w:t>
       </w:r>
     </w:p>
     <w:p>
       <w:pPr>
         <w:pStyle w:val="Nagwek2"/>
       </w:pPr>
-      <w:bookmarkStart w:id="5" w:name="_Toc214217937"/>
+      <w:bookmarkStart w:id="5" w:name="_Toc215131085"/>
       <w:r>
         <w:t>2.1 Dziedzina Pracy</w:t>
       </w:r>
@@ -3761,9 +5009,12 @@
       <w:pPr>
         <w:pStyle w:val="Nagwek2"/>
       </w:pPr>
-      <w:bookmarkStart w:id="6" w:name="_Toc214217938"/>
-      <w:r>
-        <w:t>2.2 Część Teoretyczna</w:t>
+      <w:bookmarkStart w:id="6" w:name="_Toc215131086"/>
+      <w:r>
+        <w:t xml:space="preserve">2.2 </w:t>
+      </w:r>
+      <w:r>
+        <w:t>Dobór Technologii VR</w:t>
       </w:r>
       <w:bookmarkEnd w:id="6"/>
     </w:p>
@@ -3788,11 +5039,27 @@
         <w:t xml:space="preserve">Pierwszym problemem jest wartość wirtualnej rzeczywistości i dlaczego to ona powinna być podstawą systemu. Aktualnie można wyróżnić trzy technologię, które oferują różny sposób doświadczania treści. Flat, AR i VR. Pojęcie Flat odnosi się do ekranów monitora. Wszystkie informacje są przekazywane przez ekran monitora i użytkownik kontroluje je za pomocą myszki i klawiatury. To jest standardowe rozwiązanie, pozwalające na stworzenie bardzo rozbudowanych programów kosztem ich obsługi i czytelności. Większość programów do projektowania wnętrz opiera się o płaski ekran monitora. Takich rozwiązań jest za dużo i tworzenie kolejnego </w:t>
       </w:r>
       <w:r>
-        <w:t xml:space="preserve">nie miałoby sensu. Z drugiej strony jest technologia rozszerzonej rzeczywistości, polegająca na nakładaniu na rzeczywisty obraz cyfrowych obiektów. Na pierwszy rzut oka wydaję się to idealne na taki projekt. Jednakże to rozwiązanie ma jeden zasadniczy problem. Wymagany jest rzeczywisty obraz. AR sprawdziłoby się idealnie na puste pomieszczenie, ale rzadko takie warunki mogą się zdarzyć. Przykładowo podczas planowania remontu, stare umeblowanie nadal istnieje, co przeszkadzałoby w dokładnym zaprojektowaniu nowego pomieszczenia. Innym problemem jest wymóg bycia w danym pokoju. Trzeba zaprojektować dane pomieszczenie tu i teraz, nie można tego robić z innego miejsca, bo wymagany jest rzeczywisty obraz pokoju. Co może być zaletą jeśli warunki są idealne w przeciwnym wypadku AR, nie spełnia wymagań do stworzenia tego projektu. Aktualna technologia również nie kładzie </w:t>
+        <w:t xml:space="preserve">nie miałoby sensu. Z drugiej strony jest technologia </w:t>
       </w:r>
       <w:r>
         <w:lastRenderedPageBreak/>
-        <w:t>dobrego światła na AR. Choć dziś jest sporo urządzeń pozwalających na wykorzystanie rozszerzonej rzeczywistości to nadal sama technologia potrzebuje dopracowania. Telefony są za bardzo ograniczające ze względu na swój rozmiar, a nawet gogle Meta Quest 3, które oferują technologię AR to jest ona tam bardzo niedopracowana. Jedynie Apple Vision Pro miałoby zastosowanie, ale cena</w:t>
+        <w:t xml:space="preserve">rozszerzonej rzeczywistości, polegająca na nakładaniu na rzeczywisty obraz cyfrowych obiektów. Na pierwszy rzut oka wydaję się to idealne na taki projekt. Jednakże to rozwiązanie ma jeden zasadniczy problem. Wymagany jest rzeczywisty obraz. AR sprawdziłoby się idealnie na puste pomieszczenie, ale rzadko takie warunki mogą się zdarzyć. Przykładowo podczas planowania remontu, stare umeblowanie nadal istnieje, co przeszkadzałoby w dokładnym zaprojektowaniu nowego pomieszczenia. Innym problemem jest wymóg bycia w danym pokoju. Trzeba zaprojektować dane pomieszczenie tu i teraz, nie można tego robić z innego miejsca, bo wymagany jest rzeczywisty obraz pokoju. Co może być </w:t>
+      </w:r>
+      <w:proofErr w:type="gramStart"/>
+      <w:r>
+        <w:t>zaletą</w:t>
+      </w:r>
+      <w:proofErr w:type="gramEnd"/>
+      <w:r>
+        <w:t xml:space="preserve"> jeśli warunki są idealne w przeciwnym wypadku AR, nie spełnia wymagań do stworzenia tego projektu. Aktualna technologia również nie kładzie dobrego światła na AR. Choć dziś jest sporo urządzeń pozwalających na wykorzystanie rozszerzonej rzeczywistości to nadal sama technologia potrzebuje dopracowania. Telefony są za bardzo ograniczające ze względu na swój rozmiar, a nawet gogle Meta Quest 3, które oferują technologię AR to jest ona tam bardzo niedopracowana. Jedynie Apple </w:t>
+      </w:r>
+      <w:proofErr w:type="spellStart"/>
+      <w:r>
+        <w:t>Vision</w:t>
+      </w:r>
+      <w:proofErr w:type="spellEnd"/>
+      <w:r>
+        <w:t xml:space="preserve"> Pro miałoby zastosowanie, ale cena</w:t>
       </w:r>
       <w:r>
         <w:t>,</w:t>
@@ -3879,7 +5146,6 @@
         <w:pStyle w:val="Praca"/>
       </w:pPr>
       <w:r>
-        <w:lastRenderedPageBreak/>
         <w:t>Tabela 2.1 Porównanie popularnych zestawów XR</w:t>
       </w:r>
     </w:p>
@@ -3998,6 +5264,7 @@
                 <w:szCs w:val="18"/>
               </w:rPr>
             </w:pPr>
+            <w:proofErr w:type="spellStart"/>
             <w:r>
               <w:rPr>
                 <w:sz w:val="18"/>
@@ -4005,6 +5272,7 @@
               </w:rPr>
               <w:t>Odświerzanie</w:t>
             </w:r>
+            <w:proofErr w:type="spellEnd"/>
           </w:p>
         </w:tc>
         <w:tc>
@@ -4180,8 +5448,17 @@
                 <w:sz w:val="18"/>
                 <w:szCs w:val="18"/>
               </w:rPr>
-              <w:t>120 Hz</w:t>
-            </w:r>
+              <w:t xml:space="preserve">120 </w:t>
+            </w:r>
+            <w:proofErr w:type="spellStart"/>
+            <w:r>
+              <w:rPr>
+                <w:sz w:val="18"/>
+                <w:szCs w:val="18"/>
+              </w:rPr>
+              <w:t>Hz</w:t>
+            </w:r>
+            <w:proofErr w:type="spellEnd"/>
           </w:p>
         </w:tc>
         <w:tc>
@@ -4196,6 +5473,7 @@
                 <w:szCs w:val="18"/>
               </w:rPr>
             </w:pPr>
+            <w:proofErr w:type="spellStart"/>
             <w:r>
               <w:rPr>
                 <w:sz w:val="18"/>
@@ -4208,7 +5486,31 @@
                 <w:sz w:val="18"/>
                 <w:szCs w:val="18"/>
               </w:rPr>
-              <w:t>cta-core Kryo (1 x 3.19 GHz, 4 x 2.8 GHz, 3 x 2.0 GHz)</w:t>
+              <w:t>cta-core</w:t>
+            </w:r>
+            <w:proofErr w:type="spellEnd"/>
+            <w:r>
+              <w:rPr>
+                <w:sz w:val="18"/>
+                <w:szCs w:val="18"/>
+              </w:rPr>
+              <w:t xml:space="preserve"> </w:t>
+            </w:r>
+            <w:proofErr w:type="spellStart"/>
+            <w:r>
+              <w:rPr>
+                <w:sz w:val="18"/>
+                <w:szCs w:val="18"/>
+              </w:rPr>
+              <w:t>Kryo</w:t>
+            </w:r>
+            <w:proofErr w:type="spellEnd"/>
+            <w:r>
+              <w:rPr>
+                <w:sz w:val="18"/>
+                <w:szCs w:val="18"/>
+              </w:rPr>
+              <w:t xml:space="preserve"> (1 x 3.19 GHz, 4 x 2.8 GHz, 3 x 2.0 GHz)</w:t>
             </w:r>
           </w:p>
         </w:tc>
@@ -4229,8 +5531,33 @@
                 <w:sz w:val="18"/>
                 <w:szCs w:val="18"/>
               </w:rPr>
-              <w:t>2 x Meta Quest Touch Plus Controllers</w:t>
-            </w:r>
+              <w:t xml:space="preserve">2 x Meta Quest </w:t>
+            </w:r>
+            <w:proofErr w:type="spellStart"/>
+            <w:r>
+              <w:rPr>
+                <w:sz w:val="18"/>
+                <w:szCs w:val="18"/>
+              </w:rPr>
+              <w:t>Touch</w:t>
+            </w:r>
+            <w:proofErr w:type="spellEnd"/>
+            <w:r>
+              <w:rPr>
+                <w:sz w:val="18"/>
+                <w:szCs w:val="18"/>
+              </w:rPr>
+              <w:t xml:space="preserve"> Plus </w:t>
+            </w:r>
+            <w:proofErr w:type="spellStart"/>
+            <w:r>
+              <w:rPr>
+                <w:sz w:val="18"/>
+                <w:szCs w:val="18"/>
+              </w:rPr>
+              <w:t>Controllers</w:t>
+            </w:r>
+            <w:proofErr w:type="spellEnd"/>
           </w:p>
         </w:tc>
         <w:tc>
@@ -4357,8 +5684,17 @@
                 <w:sz w:val="18"/>
                 <w:szCs w:val="18"/>
               </w:rPr>
-              <w:t>120 Hz</w:t>
-            </w:r>
+              <w:t xml:space="preserve">120 </w:t>
+            </w:r>
+            <w:proofErr w:type="spellStart"/>
+            <w:r>
+              <w:rPr>
+                <w:sz w:val="18"/>
+                <w:szCs w:val="18"/>
+              </w:rPr>
+              <w:t>Hz</w:t>
+            </w:r>
+            <w:proofErr w:type="spellEnd"/>
           </w:p>
         </w:tc>
         <w:tc>
@@ -4373,12 +5709,37 @@
                 <w:szCs w:val="18"/>
               </w:rPr>
             </w:pPr>
-            <w:r>
-              <w:rPr>
-                <w:sz w:val="18"/>
-                <w:szCs w:val="18"/>
-              </w:rPr>
-              <w:t>Octa-core Kryo (1 x 3.19 GHz, 4 x 2.8 GHz, 3 x 2.0 GHz)</w:t>
+            <w:proofErr w:type="spellStart"/>
+            <w:r>
+              <w:rPr>
+                <w:sz w:val="18"/>
+                <w:szCs w:val="18"/>
+              </w:rPr>
+              <w:t>Octa-core</w:t>
+            </w:r>
+            <w:proofErr w:type="spellEnd"/>
+            <w:r>
+              <w:rPr>
+                <w:sz w:val="18"/>
+                <w:szCs w:val="18"/>
+              </w:rPr>
+              <w:t xml:space="preserve"> </w:t>
+            </w:r>
+            <w:proofErr w:type="spellStart"/>
+            <w:r>
+              <w:rPr>
+                <w:sz w:val="18"/>
+                <w:szCs w:val="18"/>
+              </w:rPr>
+              <w:t>Kryo</w:t>
+            </w:r>
+            <w:proofErr w:type="spellEnd"/>
+            <w:r>
+              <w:rPr>
+                <w:sz w:val="18"/>
+                <w:szCs w:val="18"/>
+              </w:rPr>
+              <w:t xml:space="preserve"> (1 x 3.19 GHz, 4 x 2.8 GHz, 3 x 2.0 GHz)</w:t>
             </w:r>
           </w:p>
         </w:tc>
@@ -4399,8 +5760,33 @@
                 <w:sz w:val="18"/>
                 <w:szCs w:val="18"/>
               </w:rPr>
-              <w:t>2 x Meta Quest Touch Plus Controllers</w:t>
-            </w:r>
+              <w:t xml:space="preserve">2 x Meta Quest </w:t>
+            </w:r>
+            <w:proofErr w:type="spellStart"/>
+            <w:r>
+              <w:rPr>
+                <w:sz w:val="18"/>
+                <w:szCs w:val="18"/>
+              </w:rPr>
+              <w:t>Touch</w:t>
+            </w:r>
+            <w:proofErr w:type="spellEnd"/>
+            <w:r>
+              <w:rPr>
+                <w:sz w:val="18"/>
+                <w:szCs w:val="18"/>
+              </w:rPr>
+              <w:t xml:space="preserve"> Plus </w:t>
+            </w:r>
+            <w:proofErr w:type="spellStart"/>
+            <w:r>
+              <w:rPr>
+                <w:sz w:val="18"/>
+                <w:szCs w:val="18"/>
+              </w:rPr>
+              <w:t>Controllers</w:t>
+            </w:r>
+            <w:proofErr w:type="spellEnd"/>
           </w:p>
         </w:tc>
         <w:tc>
@@ -4527,8 +5913,17 @@
                 <w:sz w:val="18"/>
                 <w:szCs w:val="18"/>
               </w:rPr>
-              <w:t>90 Hz</w:t>
-            </w:r>
+              <w:t xml:space="preserve">90 </w:t>
+            </w:r>
+            <w:proofErr w:type="spellStart"/>
+            <w:r>
+              <w:rPr>
+                <w:sz w:val="18"/>
+                <w:szCs w:val="18"/>
+              </w:rPr>
+              <w:t>Hz</w:t>
+            </w:r>
+            <w:proofErr w:type="spellEnd"/>
           </w:p>
         </w:tc>
         <w:tc>
@@ -4543,12 +5938,21 @@
                 <w:szCs w:val="18"/>
               </w:rPr>
             </w:pPr>
-            <w:r>
-              <w:rPr>
-                <w:sz w:val="18"/>
-                <w:szCs w:val="18"/>
-              </w:rPr>
-              <w:t>Snapdragon XR2+ Gen 2</w:t>
+            <w:proofErr w:type="spellStart"/>
+            <w:r>
+              <w:rPr>
+                <w:sz w:val="18"/>
+                <w:szCs w:val="18"/>
+              </w:rPr>
+              <w:t>Snapdragon</w:t>
+            </w:r>
+            <w:proofErr w:type="spellEnd"/>
+            <w:r>
+              <w:rPr>
+                <w:sz w:val="18"/>
+                <w:szCs w:val="18"/>
+              </w:rPr>
+              <w:t xml:space="preserve"> XR2+ Gen 2</w:t>
             </w:r>
           </w:p>
         </w:tc>
@@ -4608,12 +6012,21 @@
                 <w:szCs w:val="18"/>
               </w:rPr>
             </w:pPr>
-            <w:r>
-              <w:rPr>
-                <w:sz w:val="18"/>
-                <w:szCs w:val="18"/>
-              </w:rPr>
-              <w:t>Valve Index</w:t>
+            <w:proofErr w:type="spellStart"/>
+            <w:r>
+              <w:rPr>
+                <w:sz w:val="18"/>
+                <w:szCs w:val="18"/>
+              </w:rPr>
+              <w:t>Valve</w:t>
+            </w:r>
+            <w:proofErr w:type="spellEnd"/>
+            <w:r>
+              <w:rPr>
+                <w:sz w:val="18"/>
+                <w:szCs w:val="18"/>
+              </w:rPr>
+              <w:t xml:space="preserve"> Index</w:t>
             </w:r>
           </w:p>
         </w:tc>
@@ -4697,8 +6110,17 @@
                 <w:sz w:val="18"/>
                 <w:szCs w:val="18"/>
               </w:rPr>
-              <w:t>144 Hz</w:t>
-            </w:r>
+              <w:t xml:space="preserve">144 </w:t>
+            </w:r>
+            <w:proofErr w:type="spellStart"/>
+            <w:r>
+              <w:rPr>
+                <w:sz w:val="18"/>
+                <w:szCs w:val="18"/>
+              </w:rPr>
+              <w:t>Hz</w:t>
+            </w:r>
+            <w:proofErr w:type="spellEnd"/>
           </w:p>
         </w:tc>
         <w:tc>
@@ -4769,7 +6191,23 @@
                 <w:sz w:val="18"/>
                 <w:szCs w:val="18"/>
               </w:rPr>
-              <w:t>Apple Vision Pro M5</w:t>
+              <w:t xml:space="preserve">Apple </w:t>
+            </w:r>
+            <w:proofErr w:type="spellStart"/>
+            <w:r>
+              <w:rPr>
+                <w:sz w:val="18"/>
+                <w:szCs w:val="18"/>
+              </w:rPr>
+              <w:t>Vision</w:t>
+            </w:r>
+            <w:proofErr w:type="spellEnd"/>
+            <w:r>
+              <w:rPr>
+                <w:sz w:val="18"/>
+                <w:szCs w:val="18"/>
+              </w:rPr>
+              <w:t xml:space="preserve"> Pro M5</w:t>
             </w:r>
           </w:p>
         </w:tc>
@@ -4853,8 +6291,17 @@
                 <w:sz w:val="18"/>
                 <w:szCs w:val="18"/>
               </w:rPr>
-              <w:t>120 Hz</w:t>
-            </w:r>
+              <w:t xml:space="preserve">120 </w:t>
+            </w:r>
+            <w:proofErr w:type="spellStart"/>
+            <w:r>
+              <w:rPr>
+                <w:sz w:val="18"/>
+                <w:szCs w:val="18"/>
+              </w:rPr>
+              <w:t>Hz</w:t>
+            </w:r>
+            <w:proofErr w:type="spellEnd"/>
           </w:p>
         </w:tc>
         <w:tc>
@@ -4932,7 +6379,23 @@
                 <w:sz w:val="18"/>
                 <w:szCs w:val="18"/>
               </w:rPr>
-              <w:t>HTC Vive Pro 2</w:t>
+              <w:t xml:space="preserve">HTC </w:t>
+            </w:r>
+            <w:proofErr w:type="spellStart"/>
+            <w:r>
+              <w:rPr>
+                <w:sz w:val="18"/>
+                <w:szCs w:val="18"/>
+              </w:rPr>
+              <w:t>Vive</w:t>
+            </w:r>
+            <w:proofErr w:type="spellEnd"/>
+            <w:r>
+              <w:rPr>
+                <w:sz w:val="18"/>
+                <w:szCs w:val="18"/>
+              </w:rPr>
+              <w:t xml:space="preserve"> Pro 2</w:t>
             </w:r>
           </w:p>
         </w:tc>
@@ -5016,8 +6479,17 @@
                 <w:sz w:val="18"/>
                 <w:szCs w:val="18"/>
               </w:rPr>
-              <w:t>120 Hz</w:t>
-            </w:r>
+              <w:t xml:space="preserve">120 </w:t>
+            </w:r>
+            <w:proofErr w:type="spellStart"/>
+            <w:r>
+              <w:rPr>
+                <w:sz w:val="18"/>
+                <w:szCs w:val="18"/>
+              </w:rPr>
+              <w:t>Hz</w:t>
+            </w:r>
+            <w:proofErr w:type="spellEnd"/>
           </w:p>
         </w:tc>
         <w:tc>
@@ -5051,7 +6523,23 @@
                 <w:sz w:val="18"/>
                 <w:szCs w:val="18"/>
               </w:rPr>
-              <w:t>2 x Vive Pro Controller </w:t>
+              <w:t>2 x </w:t>
+            </w:r>
+            <w:proofErr w:type="spellStart"/>
+            <w:r>
+              <w:rPr>
+                <w:sz w:val="18"/>
+                <w:szCs w:val="18"/>
+              </w:rPr>
+              <w:t>Vive</w:t>
+            </w:r>
+            <w:proofErr w:type="spellEnd"/>
+            <w:r>
+              <w:rPr>
+                <w:sz w:val="18"/>
+                <w:szCs w:val="18"/>
+              </w:rPr>
+              <w:t xml:space="preserve"> Pro Controller </w:t>
             </w:r>
           </w:p>
           <w:p>
@@ -5097,6 +6585,7 @@
                 <w:sz w:val="18"/>
                 <w:szCs w:val="18"/>
               </w:rPr>
+              <w:lastRenderedPageBreak/>
               <w:t>Pico G3</w:t>
             </w:r>
           </w:p>
@@ -5181,8 +6670,17 @@
                 <w:sz w:val="18"/>
                 <w:szCs w:val="18"/>
               </w:rPr>
-              <w:t>90 Hz</w:t>
-            </w:r>
+              <w:t xml:space="preserve">90 </w:t>
+            </w:r>
+            <w:proofErr w:type="spellStart"/>
+            <w:r>
+              <w:rPr>
+                <w:sz w:val="18"/>
+                <w:szCs w:val="18"/>
+              </w:rPr>
+              <w:t>Hz</w:t>
+            </w:r>
+            <w:proofErr w:type="spellEnd"/>
           </w:p>
         </w:tc>
         <w:tc>
@@ -5197,12 +6695,37 @@
                 <w:szCs w:val="18"/>
               </w:rPr>
             </w:pPr>
-            <w:r>
-              <w:rPr>
-                <w:sz w:val="18"/>
-                <w:szCs w:val="18"/>
-              </w:rPr>
-              <w:t>Octa-core Kryo 585 (1 x 2.84 GHz, 3 x 2.42 GHz, 4 x 1.8 GHz)</w:t>
+            <w:proofErr w:type="spellStart"/>
+            <w:r>
+              <w:rPr>
+                <w:sz w:val="18"/>
+                <w:szCs w:val="18"/>
+              </w:rPr>
+              <w:t>Octa-core</w:t>
+            </w:r>
+            <w:proofErr w:type="spellEnd"/>
+            <w:r>
+              <w:rPr>
+                <w:sz w:val="18"/>
+                <w:szCs w:val="18"/>
+              </w:rPr>
+              <w:t xml:space="preserve"> </w:t>
+            </w:r>
+            <w:proofErr w:type="spellStart"/>
+            <w:r>
+              <w:rPr>
+                <w:sz w:val="18"/>
+                <w:szCs w:val="18"/>
+              </w:rPr>
+              <w:t>Kryo</w:t>
+            </w:r>
+            <w:proofErr w:type="spellEnd"/>
+            <w:r>
+              <w:rPr>
+                <w:sz w:val="18"/>
+                <w:szCs w:val="18"/>
+              </w:rPr>
+              <w:t xml:space="preserve"> 585 (1 x 2.84 GHz, 3 x 2.42 GHz, 4 x 1.8 GHz)</w:t>
             </w:r>
           </w:p>
         </w:tc>
@@ -5262,12 +6785,21 @@
                 <w:szCs w:val="18"/>
               </w:rPr>
             </w:pPr>
-            <w:r>
-              <w:rPr>
-                <w:sz w:val="18"/>
-                <w:szCs w:val="18"/>
-              </w:rPr>
-              <w:t>Playstation VR 2</w:t>
+            <w:proofErr w:type="spellStart"/>
+            <w:r>
+              <w:rPr>
+                <w:sz w:val="18"/>
+                <w:szCs w:val="18"/>
+              </w:rPr>
+              <w:t>Playstation</w:t>
+            </w:r>
+            <w:proofErr w:type="spellEnd"/>
+            <w:r>
+              <w:rPr>
+                <w:sz w:val="18"/>
+                <w:szCs w:val="18"/>
+              </w:rPr>
+              <w:t xml:space="preserve"> VR 2</w:t>
             </w:r>
           </w:p>
         </w:tc>
@@ -5351,8 +6883,17 @@
                 <w:sz w:val="18"/>
                 <w:szCs w:val="18"/>
               </w:rPr>
-              <w:t>120 Hz</w:t>
-            </w:r>
+              <w:t xml:space="preserve">120 </w:t>
+            </w:r>
+            <w:proofErr w:type="spellStart"/>
+            <w:r>
+              <w:rPr>
+                <w:sz w:val="18"/>
+                <w:szCs w:val="18"/>
+              </w:rPr>
+              <w:t>Hz</w:t>
+            </w:r>
+            <w:proofErr w:type="spellEnd"/>
           </w:p>
         </w:tc>
         <w:tc>
@@ -5387,8 +6928,49 @@
                 <w:sz w:val="18"/>
                 <w:szCs w:val="18"/>
               </w:rPr>
-              <w:t>2 x Playstation VR2 Sense Controlle</w:t>
-            </w:r>
+              <w:t>2 x </w:t>
+            </w:r>
+            <w:proofErr w:type="spellStart"/>
+            <w:r>
+              <w:rPr>
+                <w:sz w:val="18"/>
+                <w:szCs w:val="18"/>
+              </w:rPr>
+              <w:t>Playstation</w:t>
+            </w:r>
+            <w:proofErr w:type="spellEnd"/>
+            <w:r>
+              <w:rPr>
+                <w:sz w:val="18"/>
+                <w:szCs w:val="18"/>
+              </w:rPr>
+              <w:t xml:space="preserve"> VR2 </w:t>
+            </w:r>
+            <w:proofErr w:type="spellStart"/>
+            <w:r>
+              <w:rPr>
+                <w:sz w:val="18"/>
+                <w:szCs w:val="18"/>
+              </w:rPr>
+              <w:t>Sense</w:t>
+            </w:r>
+            <w:proofErr w:type="spellEnd"/>
+            <w:r>
+              <w:rPr>
+                <w:sz w:val="18"/>
+                <w:szCs w:val="18"/>
+              </w:rPr>
+              <w:t xml:space="preserve"> </w:t>
+            </w:r>
+            <w:proofErr w:type="spellStart"/>
+            <w:r>
+              <w:rPr>
+                <w:sz w:val="18"/>
+                <w:szCs w:val="18"/>
+              </w:rPr>
+              <w:t>Controlle</w:t>
+            </w:r>
+            <w:proofErr w:type="spellEnd"/>
           </w:p>
         </w:tc>
         <w:tc>
@@ -5438,23 +7020,140 @@
         <w:ind w:firstLine="708"/>
       </w:pPr>
       <w:r>
-        <w:t xml:space="preserve">Pierwszą rzeczą jaką należy porównać to typ urządzenia. Autonomiczne mają tą zaletę, że nie trzeba dodatkowego komputera do obsługi programów. Można uruchamiać projekty bezpośrednio na goglach. Jest to wygodniejsze rozwiązanie, bo nie trzeba się martwić okablowaniem oraz jest tańsze, bo wystarczy zakup jednego sprzętu, a cena komputera nie jest liczona w cenę całej konfiguracji. Nie zapominając, że większość gogli autonomicznych oferuje połączenie z komputerem za pomocą kabla lub po wifi. Jednakże gogle wymagające komputera oferują w zamian większą funkcjonalność. Dobrze będzie się najpierw nim przyjrzeć. Valve Index są wypełnione mniejszą i większą funkcjonalnością. </w:t>
+        <w:t xml:space="preserve">Pierwszą rzeczą jaką należy porównać to typ urządzenia. Autonomiczne mają tą zaletę, że nie trzeba dodatkowego komputera do obsługi programów. Można uruchamiać projekty bezpośrednio na goglach. Jest to wygodniejsze rozwiązanie, bo nie trzeba się martwić okablowaniem oraz jest tańsze, bo wystarczy zakup jednego sprzętu, a cena komputera nie jest liczona w cenę całej konfiguracji. Nie zapominając, że większość gogli autonomicznych oferuje połączenie z komputerem za pomocą kabla lub po wifi. Jednakże gogle wymagające komputera oferują w zamian większą funkcjonalność. Dobrze będzie się najpierw nim przyjrzeć. </w:t>
+      </w:r>
+      <w:proofErr w:type="spellStart"/>
+      <w:r>
+        <w:t>Valve</w:t>
+      </w:r>
+      <w:proofErr w:type="spellEnd"/>
+      <w:r>
+        <w:t xml:space="preserve"> Index są wypełnione mniejszą i większą funkcjonalnością. </w:t>
       </w:r>
       <w:r>
         <w:t xml:space="preserve">Tu na pierwszy plan wysuwają się kontrolery, które zamiast być pilotami, bardziej służą jako nakładka na dłonie. Mają dużą liczbę sensorów, które wykrywają położenie palców oraz nacisk na kontroler. Dając użytkownikowi jeszcze większą interaktywność w świecie. W dodatku pozycja gogli jak i kontrolerów jest śledzona bardzo precyzyjnie przy użyciu specjalnych lamp na podczerwień, więc nie można mówić o gubieniu przez zestaw pozycji kontrolerów. Duża częstotliwość odświeżania ekranów dodatkowo wpływa na komfort użytkownika niwelując chorobę symulatorową. </w:t>
       </w:r>
       <w:r>
-        <w:t>Wadą będzie cena i dostępność. Koszt prawie tysiąca dolarów na sprzęt, który jeszcze wymaga komputera do obsługi jest absurdalnie duży. Ten zestaw VR wyszedł w 2019 roku i dostępność poszczególnych akcesorii jest utrudniony. Można używać zamienników i firma valve nawet to zaleca, ale kupno całego zestawu na oficjalnej stronie nie jest już możliwe. Te gogle są biorą udział w tym porównaniu głównie ze względu na ich funkcjonalność. Nawet dziś są jedynymi w swoim rodzaju. Podobnie można opisać HTC Vive Pro 2, tylko że pod wieloma względami są gorsze od sprzętu Valve. Nie poprawia sytuacji cena, która jest jeszcze większa. Ekrany w goglach mają większą rozdzielczość, ale mają mniejsze odświeżanie. 120 Hz to nie jest zły wynik i jest standardem wśród budgetowych gogli, ale to jest sprzęt za 1399 dolarów. Kontrolery również się nie wyróżniają na tle konkurencji</w:t>
-      </w:r>
-      <w:r>
-        <w:t xml:space="preserve">. Są one wielkie i nie poręczne. Ten zestaw jest za drogi i nie oferuje lepszej wydajności. Ostatni z tej kategorii jest playstation VR 2. Choć mylnie można założyć, że do obsługi jest potrzebna konsola playstation 5 to firma Sony udostępniła przejściówki pozwalające na podłączenie ich sprzętu do komputera. W przeciwieństwie do </w:t>
-      </w:r>
+        <w:t xml:space="preserve">Wadą będzie cena i dostępność. Koszt prawie tysiąca dolarów na sprzęt, który jeszcze wymaga komputera do obsługi jest absurdalnie duży. Ten zestaw VR wyszedł w 2019 roku i dostępność poszczególnych </w:t>
+      </w:r>
+      <w:proofErr w:type="spellStart"/>
+      <w:r>
+        <w:t>akcesorii</w:t>
+      </w:r>
+      <w:proofErr w:type="spellEnd"/>
+      <w:r>
+        <w:t xml:space="preserve"> jest utrudniony. Można używać zamienników i firma </w:t>
+      </w:r>
+      <w:proofErr w:type="spellStart"/>
       <w:r>
         <w:lastRenderedPageBreak/>
-        <w:t>rozwiązań konkurencji te gogle nie wymagają specjalnych lamp na podczerwień.</w:t>
-      </w:r>
-      <w:r>
-        <w:t xml:space="preserve"> Playstation VR 2 śledzi pozycje kontrolerów przy pomocy wbudowanych kamer. Jest to o wiele wygodniejszy sposób, ponieważ podłączenie i ustawienie całej konfiguracji zajmuje mniej czasu. Problem pojawia się przy precyzji śledzenia. Nie jest ona tak dokładna jak przy użyciu lamp, a kamery mają trudność ze śledzeniem kontrolerów, gdy te są poza ich polem widzenia. W takich sytuacjach można powiedzieć, że gogle zgubiły kontrolery. Jedyne informacje jaką są interpretowane to przez żyroskop kontrolera. Nie jest to duży problem, gdy system jest zaprojektowany, żeby większość uwagi użytkownika była przed nim w polu widzenia kamer. Sprzęt Sony również ma funkcję śledzenia oczy, czy kontrolery posiadają adaptywne spusty. Ta pierwsza funkcja jest na tyle kluczowa, bo pomaga przy optymalizacji programów, gdzie tylko ta przestrzeń na którą użytkownik patrzy będzie renderowana w wysokiej rozdzielczości. Niestety tak funkcjonalność nie jest wspierana na komputerach, jak i również inne bardziej zaawansowane funkcje. Czyni to ten zestaw bardzo biednym, bo choć ma dużo funkcji to nie można ich użyć. Przynajmniej cena jest o wiele niższa niż u konkurencji, czyniąc je najbardziej opłacalnymi. Zaletą jaką te trzy zestawy mają to brak baterii. Gogle działają tak długa jak działa komputer. Nie trzeba ich dodatkowo ładować. Z tych trzech zestawów wybrałbym do projektu playstation VR 2 głównie przez swoją cenę, ale </w:t>
+        <w:t>valve</w:t>
+      </w:r>
+      <w:proofErr w:type="spellEnd"/>
+      <w:r>
+        <w:t xml:space="preserve"> nawet to zaleca, ale kupno całego zestawu na oficjalnej stronie nie jest już możliwe. Te gogle są biorą udział w tym porównaniu głównie ze względu na ich funkcjonalność. Nawet dziś są jedynymi w swoim rodzaju. Podobnie można opisać HTC </w:t>
+      </w:r>
+      <w:proofErr w:type="spellStart"/>
+      <w:r>
+        <w:t>Vive</w:t>
+      </w:r>
+      <w:proofErr w:type="spellEnd"/>
+      <w:r>
+        <w:t xml:space="preserve"> Pro 2, tylko że pod wieloma względami są gorsze od sprzętu </w:t>
+      </w:r>
+      <w:proofErr w:type="spellStart"/>
+      <w:r>
+        <w:t>Valve</w:t>
+      </w:r>
+      <w:proofErr w:type="spellEnd"/>
+      <w:r>
+        <w:t xml:space="preserve">. Nie poprawia sytuacji cena, która jest jeszcze większa. Ekrany w goglach mają większą rozdzielczość, ale mają mniejsze odświeżanie. 120 </w:t>
+      </w:r>
+      <w:proofErr w:type="spellStart"/>
+      <w:r>
+        <w:t>Hz</w:t>
+      </w:r>
+      <w:proofErr w:type="spellEnd"/>
+      <w:r>
+        <w:t xml:space="preserve"> to nie jest zły wynik i jest standardem wśród </w:t>
+      </w:r>
+      <w:proofErr w:type="spellStart"/>
+      <w:r>
+        <w:t>budgetowych</w:t>
+      </w:r>
+      <w:proofErr w:type="spellEnd"/>
+      <w:r>
+        <w:t xml:space="preserve"> gogli, ale to jest sprzęt za 1399 dolarów. Kontrolery również się nie wyróżniają na tle konkurencji</w:t>
+      </w:r>
+      <w:r>
+        <w:t xml:space="preserve">. Są one wielkie i nie poręczne. Ten zestaw jest za drogi i nie oferuje lepszej wydajności. Ostatni z tej kategorii jest </w:t>
+      </w:r>
+      <w:proofErr w:type="spellStart"/>
+      <w:r>
+        <w:t>playstation</w:t>
+      </w:r>
+      <w:proofErr w:type="spellEnd"/>
+      <w:r>
+        <w:t xml:space="preserve"> VR 2. Choć mylnie można założyć, że do obsługi jest potrzebna konsola </w:t>
+      </w:r>
+      <w:proofErr w:type="spellStart"/>
+      <w:r>
+        <w:t>playstation</w:t>
+      </w:r>
+      <w:proofErr w:type="spellEnd"/>
+      <w:r>
+        <w:t xml:space="preserve"> 5 to firma Sony udostępniła przejściówki pozwalające na podłączenie ich sprzętu do komputera. W przeciwieństwie do rozwiązań konkurencji te gogle nie wymagają specjalnych lamp na podczerwień.</w:t>
+      </w:r>
+      <w:r>
+        <w:t xml:space="preserve"> </w:t>
+      </w:r>
+      <w:proofErr w:type="spellStart"/>
+      <w:r>
+        <w:t>Playstation</w:t>
+      </w:r>
+      <w:proofErr w:type="spellEnd"/>
+      <w:r>
+        <w:t xml:space="preserve"> VR 2 śledzi pozycje kontrolerów przy pomocy wbudowanych kamer. Jest to o wiele wygodniejszy sposób, ponieważ podłączenie i ustawienie całej konfiguracji zajmuje mniej czasu. Problem pojawia się przy precyzji śledzenia. Nie jest ona tak dokładna jak przy użyciu lamp, a kamery mają trudność ze śledzeniem kontrolerów, gdy te są poza ich polem widzenia. W takich sytuacjach można powiedzieć, że gogle zgubiły kontrolery. Jedyne informacje jaką są interpretowane to przez żyroskop kontrolera. Nie jest to duży problem, gdy system jest zaprojektowany, żeby większość uwagi użytkownika była przed nim w polu widzenia kamer. Sprzęt Sony również ma funkcję śledzenia </w:t>
+      </w:r>
+      <w:proofErr w:type="gramStart"/>
+      <w:r>
+        <w:t>oczy,</w:t>
+      </w:r>
+      <w:proofErr w:type="gramEnd"/>
+      <w:r>
+        <w:t xml:space="preserve"> czy kontrolery posiadają </w:t>
+      </w:r>
+      <w:proofErr w:type="spellStart"/>
+      <w:r>
+        <w:t>adaptywne</w:t>
+      </w:r>
+      <w:proofErr w:type="spellEnd"/>
+      <w:r>
+        <w:t xml:space="preserve"> spusty. Ta pierwsza funkcja jest na tyle kluczowa, bo pomaga przy optymalizacji programów, gdzie tylko ta </w:t>
+      </w:r>
+      <w:proofErr w:type="gramStart"/>
+      <w:r>
+        <w:t>przestrzeń</w:t>
+      </w:r>
+      <w:proofErr w:type="gramEnd"/>
+      <w:r>
+        <w:t xml:space="preserve"> na którą użytkownik patrzy będzie </w:t>
+      </w:r>
+      <w:proofErr w:type="spellStart"/>
+      <w:r>
+        <w:t>renderowana</w:t>
+      </w:r>
+      <w:proofErr w:type="spellEnd"/>
+      <w:r>
+        <w:t xml:space="preserve"> w wysokiej rozdzielczości. Niestety tak funkcjonalność nie jest wspierana na komputerach, jak i również inne bardziej zaawansowane funkcje. Czyni to ten zestaw bardzo biednym, bo choć ma dużo funkcji to nie można ich użyć. Przynajmniej cena jest o wiele niższa niż u konkurencji, czyniąc je najbardziej opłacalnymi. Zaletą jaką te trzy zestawy mają to brak baterii. Gogle działają tak długa jak działa komputer. Nie trzeba ich dodatkowo ładować. Z tych trzech zestawów wybrałbym do projektu </w:t>
+      </w:r>
+      <w:proofErr w:type="spellStart"/>
+      <w:r>
+        <w:t>playstation</w:t>
+      </w:r>
+      <w:proofErr w:type="spellEnd"/>
+      <w:r>
+        <w:t xml:space="preserve"> VR 2 głównie przez swoją cenę, ale </w:t>
       </w:r>
       <w:r>
         <w:t xml:space="preserve">większość </w:t>
@@ -5492,8 +7191,49 @@
         <w:pStyle w:val="Praca"/>
       </w:pPr>
       <w:r>
+        <w:lastRenderedPageBreak/>
         <w:tab/>
-        <w:t>Najbardziej popularnymi goglami autonomicznymi są flagowe zestawy Meta Quest. Do porównań użyje tych najbardziej aktualnych, czyli 3 i 3S. Oparte o procesor Octa-core Kryo potrafią uruchamiać sporą gamę programów wykorzystujących grafikę 3D. W większości nie jest to bardzo szczegółowa grafika, ale jest na tyle zaawansowana, że może stać obok komputerów, czy konsol. Mocą i możliwością można porównać do konsoli Playstation 3, czy Xbox 360. Odświeżanie i rozdzielczość ekranów jest naprawdę duża. 120 Hz przy rozdzielczości 2</w:t>
+        <w:t xml:space="preserve">Najbardziej popularnymi goglami autonomicznymi są flagowe zestawy Meta Quest. Do porównań użyje tych najbardziej aktualnych, czyli 3 i 3S. Oparte o procesor </w:t>
+      </w:r>
+      <w:proofErr w:type="spellStart"/>
+      <w:r>
+        <w:t>Octa-core</w:t>
+      </w:r>
+      <w:proofErr w:type="spellEnd"/>
+      <w:r>
+        <w:t xml:space="preserve"> </w:t>
+      </w:r>
+      <w:proofErr w:type="spellStart"/>
+      <w:r>
+        <w:t>Kryo</w:t>
+      </w:r>
+      <w:proofErr w:type="spellEnd"/>
+      <w:r>
+        <w:t xml:space="preserve"> potrafią uruchamiać sporą gamę programów wykorzystujących grafikę 3D. W większości nie jest to bardzo szczegółowa grafika, ale jest na tyle zaawansowana, że może stać obok </w:t>
+      </w:r>
+      <w:proofErr w:type="gramStart"/>
+      <w:r>
+        <w:t>komputerów,</w:t>
+      </w:r>
+      <w:proofErr w:type="gramEnd"/>
+      <w:r>
+        <w:t xml:space="preserve"> czy konsol. Mocą i możliwością można porównać do konsoli </w:t>
+      </w:r>
+      <w:proofErr w:type="spellStart"/>
+      <w:r>
+        <w:t>Playstation</w:t>
+      </w:r>
+      <w:proofErr w:type="spellEnd"/>
+      <w:r>
+        <w:t xml:space="preserve"> 3, czy Xbox 360. Odświeżanie i rozdzielczość ekranów jest naprawdę duża. 120 </w:t>
+      </w:r>
+      <w:proofErr w:type="spellStart"/>
+      <w:r>
+        <w:t>Hz</w:t>
+      </w:r>
+      <w:proofErr w:type="spellEnd"/>
+      <w:r>
+        <w:t xml:space="preserve"> przy rozdzielczości 2</w:t>
       </w:r>
       <w:r>
         <w:t>064x2208</w:t>
@@ -5502,36 +7242,169 @@
         <w:t xml:space="preserve"> jest imponujące. To oczywiście jest statystyka dla podstawowej wersji Meta Quest 3. 3S ma niższą rozdzielczość, ale reszta parametrów jest taka sama. Kontrolery, choć nie mają sporej funkcjonalności to oferują tą najbardziej podstawową i wymaganą. To co jest ważnym czynnikiem to cena.</w:t>
       </w:r>
       <w:r>
-        <w:t xml:space="preserve"> 499 dolarów za podstawową wersje i 299 dolarów za 3S jest rozsądne przy tym jak mocne są gogle oraz ile oferują możliwości. System jest oparty o </w:t>
+        <w:t xml:space="preserve"> 499 dolarów za podstawową wersje i 299 dolarów za 3S jest rozsądne przy tym jak mocne są gogle oraz ile oferują możliwości. System jest oparty o Androida, więc budowanie aplikacji nie jest bardzo skomplikowane, dzięki sporej ilości dokumentacji.</w:t>
+      </w:r>
+      <w:r>
+        <w:t xml:space="preserve"> Tańszą alternatywą dla Meta Quest są Pico G3. Jego parametry są niższe. Rozdzielczość jest minimalnie mniejsza, a odświeżanie wynosi tylko 90 </w:t>
+      </w:r>
+      <w:proofErr w:type="spellStart"/>
+      <w:r>
+        <w:t>Hz</w:t>
+      </w:r>
+      <w:proofErr w:type="spellEnd"/>
+      <w:r>
+        <w:t xml:space="preserve">. Mniejszą częstotliwość ma też procesor, choć tej samej marki to jego parametry są również minimalnie mniejsze. Główną wadą jest tylko jeden kontroler. Jest to poważny problem, gdyż przy tworzeniu aplikacji VR to zakłada się, że użytkownik będzie posiadał dwa kontrolery. Jeden na lewą rękę, drugi na prawą. W tym zestawie gogli tego nie ma, ale jest kluczowe przy projektowaniu systemu. Nie pomaga fakt cena, bo ten zestaw kosztuje 399 dolarów, a za mniejszą cenę można kupić gogle Meta Quest 3S, które posiadają oba kontrolery. Pico G3 wydaję się produktem bardziej przeznaczonym do biznesu oraz obsługi AR, gdzie jeden kontroler w zupełności wystarcza. Innym bardziej biznesowym rozwiązaniem są gogle Apple </w:t>
+      </w:r>
+      <w:proofErr w:type="spellStart"/>
+      <w:r>
+        <w:t>Vision</w:t>
+      </w:r>
+      <w:proofErr w:type="spellEnd"/>
+      <w:r>
+        <w:t xml:space="preserve"> Pro. Jest to produkt </w:t>
+      </w:r>
+      <w:proofErr w:type="spellStart"/>
+      <w:r>
+        <w:t>premium</w:t>
+      </w:r>
+      <w:proofErr w:type="spellEnd"/>
+      <w:r>
+        <w:t xml:space="preserve">, który już ze swoją ceną przegrywa z resztą urządzeń. </w:t>
+      </w:r>
+      <w:r>
+        <w:t xml:space="preserve">Oferuję sporą moc obliczeniową oraz wysoką rozdzielczość ekranów, ale Apple nie oferują kontrolerów. Zamiast tego jest śledzony ruch rąk. Taką funkcjonalność mają również gogle Meta Quest, ale produkt Apple ma to śledzenie bardziej dopracowane. Cała interakcja opiera się na gestykulacji użytkownika. Zbudowanie systemu opartego o gesty użytkownika jest możliwe, ale wymaga zbyt dużej pracy jak na jedną osobę. Ten produkt jest bardziej przeznaczony do rozwiązań AR, gdzie prosta gestykulacja ma większe zastosowanie. W VR taki sposób sterowanie nie miały dużego zastosowanie przez </w:t>
       </w:r>
       <w:r>
         <w:lastRenderedPageBreak/>
-        <w:t>Androida, więc budowanie aplikacji nie jest bardzo skomplikowane, dzięki sporej ilości dokumentacji.</w:t>
-      </w:r>
-      <w:r>
-        <w:t xml:space="preserve"> Tańszą alternatywą dla Meta Quest są Pico G3. Jego parametry są niższe. Rozdzielczość jest minimalnie mniejsza, a odświeżanie wynosi tylko 90 Hz. Mniejszą częstotliwość ma też procesor, choć tej samej marki to jego parametry są również minimalnie mniejsze. Główną wadą jest tylko jeden kontroler. Jest to poważny problem, gdyż przy tworzeniu aplikacji VR to zakłada się, że użytkownik będzie posiadał dwa kontrolery. Jeden na lewą rękę, drugi na prawą. W tym zestawie gogli tego nie ma, ale jest kluczowe przy projektowaniu systemu. Nie pomaga fakt cena, bo ten zestaw kosztuje 399 dolarów, a za mniejszą cenę można kupić gogle Meta Quest 3S, które posiadają oba kontrolery. Pico G3 wydaję się produktem bardziej przeznaczonym do biznesu oraz obsługi AR, gdzie jeden kontroler w zupełności wystarcza. Innym bardziej biznesowym rozwiązaniem są gogle Apple Vision Pro. Jest to produkt premium, który już ze swoją ceną przegrywa z resztą urządzeń. </w:t>
-      </w:r>
-      <w:r>
-        <w:t xml:space="preserve">Oferuję sporą moc obliczeniową oraz wysoką rozdzielczość ekranów, ale Apple nie oferują kontrolerów. Zamiast tego jest śledzony ruch rąk. Taką funkcjonalność mają również gogle Meta Quest, ale produkt Apple ma to śledzenie bardziej dopracowane. Cała interakcja opiera się na gestykulacji użytkownika. Zbudowanie systemu opartego o gesty użytkownika jest możliwe, ale wymaga zbyt dużej pracy jak na jedną osobę. Ten produkt jest bardziej przeznaczony do rozwiązań AR, gdzie prosta gestykulacja ma większe zastosowanie. W VR taki sposób sterowanie nie miały dużego zastosowanie przez brak precyzji. To samo można powiedzieć o tańszej alternatywie dla sprzętu Apple’a, czyli Samsung Gear XR. W przeciwieństwie do swojego konkurenta Samsung do swojego zestawu załącza kontrolery. Niestety cena nadal jest wielokrotnie większa od sprzętu Meta. Duża rozdzielczość, czy moc obliczeniowa nie usprawiedliwia tak dużej ceny. Ostatnim parametrem, który ma duży wpływ jest bateria. Każde z gogli autonomicznych trzeba ładować. I dla każdego wcześniej wymienionych czas działania na baterii średnio oscyluje wokół dwóch godzin. Jest to </w:t>
-      </w:r>
-      <w:r>
-        <w:t xml:space="preserve">mocno niedokładne, bo to ile gogle zużyje baterii ściśle jest związane z zużyciem mocy operacyjnej. Bardziej wymagające aplikacje zwiększą zużycie baterii. I to jest największy problem zestawów autonomicznych. Po sesji użytkowania trzeba ładować gogle, co nie jest zbyt optymalnym rozwiązaniem. Nawet podłączenie do komputera, czy ładowarki nie powoduje, że gogle będą działać dłużej. Na potrzeby tego projektu po analizie zalet i wad różnej gamy </w:t>
-      </w:r>
+        <w:t xml:space="preserve">brak precyzji. To samo można powiedzieć o tańszej alternatywie dla sprzętu </w:t>
+      </w:r>
+      <w:proofErr w:type="spellStart"/>
+      <w:r>
+        <w:t>Apple’a</w:t>
+      </w:r>
+      <w:proofErr w:type="spellEnd"/>
+      <w:r>
+        <w:t xml:space="preserve">, czyli Samsung Gear XR. W przeciwieństwie do swojego konkurenta Samsung do swojego zestawu załącza kontrolery. Niestety cena nadal jest wielokrotnie większa od sprzętu Meta. Duża </w:t>
+      </w:r>
+      <w:proofErr w:type="gramStart"/>
+      <w:r>
+        <w:t>rozdzielczość,</w:t>
+      </w:r>
+      <w:proofErr w:type="gramEnd"/>
+      <w:r>
+        <w:t xml:space="preserve"> czy moc obliczeniowa nie usprawiedliwia tak dużej ceny. Ostatnim parametrem, który ma duży wpływ jest bateria. Każde z gogli autonomicznych trzeba ładować. I dla każdego wcześniej wymienionych czas działania na baterii średnio oscyluje wokół dwóch godzin. Jest to </w:t>
+      </w:r>
+      <w:r>
+        <w:t xml:space="preserve">mocno niedokładne, bo </w:t>
+      </w:r>
+      <w:proofErr w:type="gramStart"/>
+      <w:r>
+        <w:t>to</w:t>
+      </w:r>
+      <w:proofErr w:type="gramEnd"/>
+      <w:r>
+        <w:t xml:space="preserve"> ile gogle zużyje baterii ściśle jest związane z zużyciem mocy operacyjnej. Bardziej wymagające aplikacje zwiększą zużycie baterii. I to jest największy problem zestawów autonomicznych. Po sesji użytkowania trzeba ładować gogle, co nie jest zbyt optymalnym rozwiązaniem. Nawet podłączenie do </w:t>
+      </w:r>
+      <w:proofErr w:type="gramStart"/>
+      <w:r>
+        <w:t>komputera,</w:t>
+      </w:r>
+      <w:proofErr w:type="gramEnd"/>
+      <w:r>
+        <w:t xml:space="preserve"> czy ładowarki nie powoduje, że gogle będą działać dłużej. Na potrzeby tego projektu po analizie zalet i wad różnej gamy sprzętów zdecydowałem, że zestaw VR Meta Quest 3 będzie najbardziej odpowiednim wyborem. Są one dobrym kompromisem między wydajnością, funkcjonalnością, a ceną. Pomaga w tym również fakt istnienia gotowych rozwiązań dla tej platformy. Dlatego cały system będzie domyślnie działać na Meta Quest 3. </w:t>
+      </w:r>
+    </w:p>
+    <w:p>
+      <w:pPr>
+        <w:pStyle w:val="Nagwek2"/>
+      </w:pPr>
+      <w:bookmarkStart w:id="7" w:name="_Toc215131087"/>
+      <w:r>
+        <w:t>2.</w:t>
+      </w:r>
+      <w:r>
+        <w:t>3</w:t>
+      </w:r>
+      <w:r>
+        <w:t xml:space="preserve"> </w:t>
+      </w:r>
+      <w:proofErr w:type="spellStart"/>
+      <w:r>
+        <w:t>Unreal</w:t>
+      </w:r>
+      <w:proofErr w:type="spellEnd"/>
+      <w:r>
+        <w:t xml:space="preserve"> Engine 5</w:t>
+      </w:r>
+      <w:bookmarkEnd w:id="7"/>
+    </w:p>
+    <w:p>
+      <w:pPr>
+        <w:pStyle w:val="Praca"/>
+      </w:pPr>
+      <w:r>
+        <w:tab/>
+        <w:t xml:space="preserve">Ważnym elementem projektu jest środowisko w jakim będzie system projektowany. Wybrałem do tego </w:t>
+      </w:r>
+      <w:proofErr w:type="spellStart"/>
+      <w:r>
+        <w:t>Unreal</w:t>
+      </w:r>
+      <w:proofErr w:type="spellEnd"/>
+      <w:r>
+        <w:t xml:space="preserve"> Engine 5, ponieważ byłem już z nim zaznajomiony oraz oferuje on spore wsparcie dla technologii wirtualnej rzeczywistości. Ten silnik graficzny oferuje darmową licencję dla osób prywatnych, których przychód brutto nie przekracza miliona dolarów, małych firm, których roczny przychód brutto nie przekracza miliona dolarów oraz dla celów naukowych. W te ostatnie kryteria ten projekt się wpasowuje. </w:t>
+      </w:r>
+      <w:proofErr w:type="spellStart"/>
+      <w:r>
+        <w:t>Unreal</w:t>
+      </w:r>
+      <w:proofErr w:type="spellEnd"/>
+      <w:r>
+        <w:t xml:space="preserve"> Engine 5 to piąta iteracja silnika graficznego </w:t>
+      </w:r>
+      <w:proofErr w:type="spellStart"/>
+      <w:r>
+        <w:t>Unreal</w:t>
+      </w:r>
+      <w:proofErr w:type="spellEnd"/>
+      <w:r>
+        <w:t xml:space="preserve"> Engine wypuszczony przez </w:t>
+      </w:r>
+      <w:proofErr w:type="spellStart"/>
+      <w:r>
+        <w:t>Epic</w:t>
+      </w:r>
+      <w:proofErr w:type="spellEnd"/>
+      <w:r>
+        <w:t xml:space="preserve"> Games Inc. Jest on jednym z najpopularniejszych środowisk do tworzenie gier wideo, ale i również tworzenia wizualizacji. Jednym z głównych cech jest możliwość tworzenia zaawansowanej grafiki, bez większej znajomości programowania. Natomiast jest możliwe projektowanie systemów z wykorzystaniem języka C++. </w:t>
+      </w:r>
+      <w:r>
+        <w:t xml:space="preserve">Jednakże w tym projekcie postanowiłem zastosować podejście no </w:t>
+      </w:r>
+      <w:proofErr w:type="spellStart"/>
+      <w:r>
+        <w:t>code</w:t>
+      </w:r>
+      <w:proofErr w:type="spellEnd"/>
+      <w:r>
+        <w:t xml:space="preserve">. To konkretne podejście umożliwia tworzenie całych aplikacji bez znajomości programowania. Wszystko polega tworzeniu logiki systemu za pomocą wcześniej przygotowanych bloków. </w:t>
+      </w:r>
+      <w:proofErr w:type="spellStart"/>
       <w:r>
         <w:lastRenderedPageBreak/>
-        <w:t xml:space="preserve">sprzętów zdecydowałem, że zestaw VR Meta Quest 3 będzie najbardziej odpowiednim wyborem. Są one dobrym kompromisem między wydajnością, funkcjonalnością, a ceną. Pomaga w tym również fakt istnienia gotowych rozwiązań dla tej platformy. Dlatego cały system będzie domyślnie działać na Meta Quest 3. </w:t>
-      </w:r>
-    </w:p>
-    <w:p>
-      <w:pPr>
-        <w:pStyle w:val="Praca"/>
-      </w:pPr>
-      <w:r>
-        <w:tab/>
-        <w:t xml:space="preserve">Ważnym elementem projektu jest środowisko w jakim będzie system projektowany. Wybrałem do tego Unreal Engine 5, ponieważ byłem już z nim zaznajomiony oraz oferuje on spore wsparcie dla technologii wirtualnej rzeczywistości. Ten silnik graficzny oferuje darmową licencję dla osób prywatnych, których przychód brutto nie przekracza miliona dolarów, małych firm, których roczny przychód brutto nie przekracza miliona dolarów oraz dla celów naukowych. W te ostatnie kryteria ten projekt się wpasowuje. Unreal Engine 5 to piąta iteracja silnika graficznego Unreal Engine wypuszczony przez Epic Games Inc. Jest on jednym z najpopularniejszych środowisk do tworzenie gier wideo, ale i również tworzenia wizualizacji. Jednym z głównych cech jest możliwość tworzenia zaawansowanej grafiki, bez większej znajomości programowania. Natomiast jest możliwe projektowanie systemów z wykorzystaniem języka C++. </w:t>
-      </w:r>
-      <w:r>
-        <w:t xml:space="preserve">Jednakże w tym projekcie postanowiłem zastosować podejście no code. To konkretne podejście umożliwia tworzenie całych aplikacji bez znajomości programowania. Wszystko polega tworzeniu logiki systemu za pomocą wcześniej przygotowanych bloków. Unreal Engine 5 wspiera oraz zaleca takie podejście. Cały proces tworzenia aplikacji u podstaw stoi na koncepcie blueprintów. Można je porównać do klas w klasycznym programowaniu. </w:t>
+        <w:t>Unreal</w:t>
+      </w:r>
+      <w:proofErr w:type="spellEnd"/>
+      <w:r>
+        <w:t xml:space="preserve"> Engine 5 wspiera oraz zaleca takie podejście. Cały proces tworzenia aplikacji u podstaw stoi na koncepcie </w:t>
+      </w:r>
+      <w:proofErr w:type="spellStart"/>
+      <w:r>
+        <w:t>blueprintów</w:t>
+      </w:r>
+      <w:proofErr w:type="spellEnd"/>
+      <w:r>
+        <w:t xml:space="preserve">. Można je porównać do klas w klasycznym programowaniu. </w:t>
       </w:r>
     </w:p>
     <w:p>
@@ -5586,15 +7459,33 @@
         <w:jc w:val="center"/>
       </w:pPr>
       <w:r>
-        <w:t>Rys. 2.1 Przykładowe typy blueprint</w:t>
-      </w:r>
-    </w:p>
-    <w:p>
-      <w:pPr>
-        <w:pStyle w:val="Praca"/>
-      </w:pPr>
-      <w:r>
-        <w:t>Blueprinty reprezentują pojedyncze aspekty systemu lub jeden obiekt w przestrzeni 3D. W zależności od jakiej klasy blueprint dziedziczy, taka będzie jego funkcjonalność.</w:t>
+        <w:t xml:space="preserve">Rys. 2.1 Przykładowe typy </w:t>
+      </w:r>
+      <w:proofErr w:type="spellStart"/>
+      <w:r>
+        <w:t>blueprint</w:t>
+      </w:r>
+      <w:proofErr w:type="spellEnd"/>
+    </w:p>
+    <w:p>
+      <w:pPr>
+        <w:pStyle w:val="Praca"/>
+      </w:pPr>
+      <w:proofErr w:type="spellStart"/>
+      <w:r>
+        <w:t>Blueprinty</w:t>
+      </w:r>
+      <w:proofErr w:type="spellEnd"/>
+      <w:r>
+        <w:t xml:space="preserve"> reprezentują pojedyncze aspekty systemu lub jeden obiekt w przestrzeni 3D. W zależności od jakiej klasy </w:t>
+      </w:r>
+      <w:proofErr w:type="spellStart"/>
+      <w:r>
+        <w:t>blueprint</w:t>
+      </w:r>
+      <w:proofErr w:type="spellEnd"/>
+      <w:r>
+        <w:t xml:space="preserve"> dziedziczy, taka będzie jego funkcjonalność.</w:t>
       </w:r>
     </w:p>
     <w:p>
@@ -5606,7 +7497,6 @@
         <w:rPr>
           <w:noProof/>
         </w:rPr>
-        <w:lastRenderedPageBreak/>
         <w:drawing>
           <wp:inline distT="0" distB="0" distL="0" distR="0" wp14:anchorId="6079BC5B" wp14:editId="688057D8">
             <wp:extent cx="3619500" cy="4077138"/>
@@ -5650,18 +7540,195 @@
         <w:jc w:val="center"/>
       </w:pPr>
       <w:r>
-        <w:t>Rys. 2.2 Tworzenie blueprint</w:t>
-      </w:r>
-    </w:p>
-    <w:p>
-      <w:pPr>
-        <w:pStyle w:val="Praca"/>
-      </w:pPr>
-      <w:r>
-        <w:t xml:space="preserve">Na potrzeby tego projektu można wyróżnić trzy podstawowe klasy dziedziczne: Actor, Pawn oraz Actor Component. Blueprinty typu actor to obiekty, które można postawić w przestrzeni 3D. Typ Pawn jest obiektem sterowanym przez użytkownika. Wszystkie reakcje u niego są interpretowane przez typ Pawn, co ważne, że ty Pawn sam dziedziczy od typu actor. Actor Component nie jest samodzielnym obiektem, a raczej można go porównać do interfejsu. Można go przyczepić do dowolnego obiektu i w ten sposób wzbogacić funkcjonalność blueprintu typu actor. Wartym wspomnienia typem jest Game Mode Base. W teorii on powinien zawierać całą logikę projektu oraz charakteryzować sposób użytkowania. Jednakże domyślne ustawienia wystarczają na potrzeby projektu. </w:t>
-      </w:r>
-      <w:r>
-        <w:t>Tak jak było wspomniane blueprint można porównać do tradycyjnej klasy. Można tworzyć zmienne określonego typu: Int, Float, String, ale też innych blueprintów. Każdy blueprint zawiea w sobie odpowiednik funkcji main. W edytorze nazywa się to Event Graph.</w:t>
+        <w:t xml:space="preserve">Rys. 2.2 Tworzenie </w:t>
+      </w:r>
+      <w:proofErr w:type="spellStart"/>
+      <w:r>
+        <w:t>blueprint</w:t>
+      </w:r>
+      <w:proofErr w:type="spellEnd"/>
+    </w:p>
+    <w:p>
+      <w:pPr>
+        <w:pStyle w:val="Praca"/>
+      </w:pPr>
+      <w:r>
+        <w:t xml:space="preserve">Na potrzeby tego projektu można wyróżnić trzy podstawowe klasy dziedziczne: </w:t>
+      </w:r>
+      <w:proofErr w:type="spellStart"/>
+      <w:r>
+        <w:t>Actor</w:t>
+      </w:r>
+      <w:proofErr w:type="spellEnd"/>
+      <w:r>
+        <w:t xml:space="preserve">, </w:t>
+      </w:r>
+      <w:proofErr w:type="spellStart"/>
+      <w:r>
+        <w:t>Pawn</w:t>
+      </w:r>
+      <w:proofErr w:type="spellEnd"/>
+      <w:r>
+        <w:t xml:space="preserve"> oraz </w:t>
+      </w:r>
+      <w:proofErr w:type="spellStart"/>
+      <w:r>
+        <w:t>Actor</w:t>
+      </w:r>
+      <w:proofErr w:type="spellEnd"/>
+      <w:r>
+        <w:t xml:space="preserve"> Component. </w:t>
+      </w:r>
+      <w:proofErr w:type="spellStart"/>
+      <w:r>
+        <w:t>Blueprinty</w:t>
+      </w:r>
+      <w:proofErr w:type="spellEnd"/>
+      <w:r>
+        <w:t xml:space="preserve"> typu </w:t>
+      </w:r>
+      <w:proofErr w:type="spellStart"/>
+      <w:r>
+        <w:t>actor</w:t>
+      </w:r>
+      <w:proofErr w:type="spellEnd"/>
+      <w:r>
+        <w:t xml:space="preserve"> to obiekty, które można postawić w przestrzeni 3D. Typ </w:t>
+      </w:r>
+      <w:proofErr w:type="spellStart"/>
+      <w:r>
+        <w:t>Pawn</w:t>
+      </w:r>
+      <w:proofErr w:type="spellEnd"/>
+      <w:r>
+        <w:t xml:space="preserve"> jest obiektem sterowanym przez </w:t>
+      </w:r>
+      <w:r>
+        <w:lastRenderedPageBreak/>
+        <w:t xml:space="preserve">użytkownika. Wszystkie reakcje u niego są interpretowane przez typ </w:t>
+      </w:r>
+      <w:proofErr w:type="spellStart"/>
+      <w:r>
+        <w:t>Pawn</w:t>
+      </w:r>
+      <w:proofErr w:type="spellEnd"/>
+      <w:r>
+        <w:t xml:space="preserve">, co ważne, że ty </w:t>
+      </w:r>
+      <w:proofErr w:type="spellStart"/>
+      <w:r>
+        <w:t>Pawn</w:t>
+      </w:r>
+      <w:proofErr w:type="spellEnd"/>
+      <w:r>
+        <w:t xml:space="preserve"> sam dziedziczy od typu </w:t>
+      </w:r>
+      <w:proofErr w:type="spellStart"/>
+      <w:r>
+        <w:t>actor</w:t>
+      </w:r>
+      <w:proofErr w:type="spellEnd"/>
+      <w:r>
+        <w:t xml:space="preserve">. </w:t>
+      </w:r>
+      <w:proofErr w:type="spellStart"/>
+      <w:r>
+        <w:t>Actor</w:t>
+      </w:r>
+      <w:proofErr w:type="spellEnd"/>
+      <w:r>
+        <w:t xml:space="preserve"> Component nie jest samodzielnym obiektem, a raczej można go porównać do interfejsu. Można go przyczepić do dowolnego obiektu i w ten sposób wzbogacić funkcjonalność </w:t>
+      </w:r>
+      <w:proofErr w:type="spellStart"/>
+      <w:r>
+        <w:t>blueprintu</w:t>
+      </w:r>
+      <w:proofErr w:type="spellEnd"/>
+      <w:r>
+        <w:t xml:space="preserve"> typu </w:t>
+      </w:r>
+      <w:proofErr w:type="spellStart"/>
+      <w:r>
+        <w:t>actor</w:t>
+      </w:r>
+      <w:proofErr w:type="spellEnd"/>
+      <w:r>
+        <w:t xml:space="preserve">. Wartym wspomnienia typem jest Game </w:t>
+      </w:r>
+      <w:proofErr w:type="spellStart"/>
+      <w:r>
+        <w:t>Mode</w:t>
+      </w:r>
+      <w:proofErr w:type="spellEnd"/>
+      <w:r>
+        <w:t xml:space="preserve"> Base. W teorii on powinien zawierać całą logikę projektu oraz charakteryzować sposób użytkowania. Jednakże domyślne ustawienia wystarczają na potrzeby projektu. </w:t>
+      </w:r>
+      <w:r>
+        <w:t xml:space="preserve">Tak jak było wspomniane </w:t>
+      </w:r>
+      <w:proofErr w:type="spellStart"/>
+      <w:r>
+        <w:t>blueprint</w:t>
+      </w:r>
+      <w:proofErr w:type="spellEnd"/>
+      <w:r>
+        <w:t xml:space="preserve"> można porównać do tradycyjnej klasy. Można tworzyć zmienne określonego typu: </w:t>
+      </w:r>
+      <w:proofErr w:type="spellStart"/>
+      <w:r>
+        <w:t>Int</w:t>
+      </w:r>
+      <w:proofErr w:type="spellEnd"/>
+      <w:r>
+        <w:t xml:space="preserve">, </w:t>
+      </w:r>
+      <w:proofErr w:type="spellStart"/>
+      <w:r>
+        <w:t>Float</w:t>
+      </w:r>
+      <w:proofErr w:type="spellEnd"/>
+      <w:r>
+        <w:t xml:space="preserve">, String, ale też innych </w:t>
+      </w:r>
+      <w:proofErr w:type="spellStart"/>
+      <w:r>
+        <w:t>blueprintów</w:t>
+      </w:r>
+      <w:proofErr w:type="spellEnd"/>
+      <w:r>
+        <w:t xml:space="preserve">. Każdy </w:t>
+      </w:r>
+      <w:proofErr w:type="spellStart"/>
+      <w:r>
+        <w:t>blueprint</w:t>
+      </w:r>
+      <w:proofErr w:type="spellEnd"/>
+      <w:r>
+        <w:t xml:space="preserve"> </w:t>
+      </w:r>
+      <w:proofErr w:type="spellStart"/>
+      <w:r>
+        <w:t>zawiea</w:t>
+      </w:r>
+      <w:proofErr w:type="spellEnd"/>
+      <w:r>
+        <w:t xml:space="preserve"> w sobie odpowiednik funkcji </w:t>
+      </w:r>
+      <w:proofErr w:type="spellStart"/>
+      <w:r>
+        <w:t>main</w:t>
+      </w:r>
+      <w:proofErr w:type="spellEnd"/>
+      <w:r>
+        <w:t xml:space="preserve">. W edytorze nazywa się to Event </w:t>
+      </w:r>
+      <w:proofErr w:type="spellStart"/>
+      <w:r>
+        <w:t>Graph</w:t>
+      </w:r>
+      <w:proofErr w:type="spellEnd"/>
+      <w:r>
+        <w:t>.</w:t>
       </w:r>
       <w:r>
         <w:t xml:space="preserve"> </w:t>
@@ -5690,7 +7757,6 @@
         <w:rPr>
           <w:noProof/>
         </w:rPr>
-        <w:lastRenderedPageBreak/>
         <w:drawing>
           <wp:inline distT="0" distB="0" distL="0" distR="0" wp14:anchorId="26CC59D5" wp14:editId="1ED8FF9F">
             <wp:extent cx="5579745" cy="3007360"/>
@@ -5737,15 +7803,72 @@
         <w:t xml:space="preserve">Rys. 2.3 </w:t>
       </w:r>
       <w:r>
-        <w:t>Edytor Blueprint</w:t>
-      </w:r>
-    </w:p>
-    <w:p>
-      <w:pPr>
-        <w:pStyle w:val="Praca"/>
-      </w:pPr>
-      <w:r>
-        <w:t>Logikę systemu tworzy się za pomocą bloków o konkretnej funkcjonalności. Bloki reprezentują klasyczną funkcjonalność tradycyjnego kodu. Na Main Graphie widać trzy bloki eventowe. Są one odpowiedzialne za uruchamianie kodu w konkretnej sytuacji. Domyślnie są trzy. Konstuktor, Wykrycie kolizji oraz funkcja uruchamiana co każdy tick, czyli co określony czas. Można też tworzyć własne bloki eventowe, które mogą służyć jako punkt końcowy dla innych aktorów. W głównej mierze jednak to są funkcje.</w:t>
+        <w:t xml:space="preserve">Edytor </w:t>
+      </w:r>
+      <w:proofErr w:type="spellStart"/>
+      <w:r>
+        <w:t>Blueprint</w:t>
+      </w:r>
+      <w:proofErr w:type="spellEnd"/>
+    </w:p>
+    <w:p>
+      <w:pPr>
+        <w:pStyle w:val="Praca"/>
+      </w:pPr>
+      <w:r>
+        <w:t xml:space="preserve">Logikę systemu tworzy się za pomocą bloków o konkretnej funkcjonalności. Bloki reprezentują klasyczną funkcjonalność tradycyjnego kodu. Na </w:t>
+      </w:r>
+      <w:proofErr w:type="spellStart"/>
+      <w:r>
+        <w:t>Main</w:t>
+      </w:r>
+      <w:proofErr w:type="spellEnd"/>
+      <w:r>
+        <w:t xml:space="preserve"> </w:t>
+      </w:r>
+      <w:proofErr w:type="spellStart"/>
+      <w:r>
+        <w:t>Graphie</w:t>
+      </w:r>
+      <w:proofErr w:type="spellEnd"/>
+      <w:r>
+        <w:t xml:space="preserve"> widać trzy bloki </w:t>
+      </w:r>
+      <w:proofErr w:type="spellStart"/>
+      <w:r>
+        <w:t>eventowe</w:t>
+      </w:r>
+      <w:proofErr w:type="spellEnd"/>
+      <w:r>
+        <w:t xml:space="preserve">. Są one odpowiedzialne za uruchamianie kodu w konkretnej sytuacji. Domyślnie są trzy. </w:t>
+      </w:r>
+      <w:proofErr w:type="spellStart"/>
+      <w:r>
+        <w:t>Konstuktor</w:t>
+      </w:r>
+      <w:proofErr w:type="spellEnd"/>
+      <w:r>
+        <w:t xml:space="preserve">, Wykrycie kolizji oraz funkcja uruchamiana co każdy </w:t>
+      </w:r>
+      <w:proofErr w:type="spellStart"/>
+      <w:r>
+        <w:t>tick</w:t>
+      </w:r>
+      <w:proofErr w:type="spellEnd"/>
+      <w:r>
+        <w:t xml:space="preserve">, czyli co określony czas. Można też tworzyć własne bloki </w:t>
+      </w:r>
+      <w:proofErr w:type="spellStart"/>
+      <w:r>
+        <w:t>eventowe</w:t>
+      </w:r>
+      <w:proofErr w:type="spellEnd"/>
+      <w:r>
+        <w:t xml:space="preserve">, które mogą służyć jako punkt końcowy dla innych aktorów. W głównej mierze </w:t>
+      </w:r>
+      <w:r>
+        <w:lastRenderedPageBreak/>
+        <w:t>jednak to są funkcje.</w:t>
       </w:r>
       <w:r>
         <w:t xml:space="preserve"> Tak jak w tradycyjnej klasie można tworzyć własne zmienne o określonym typie.</w:t>
@@ -5811,7 +7934,15 @@
         <w:pStyle w:val="Praca"/>
       </w:pPr>
       <w:r>
-        <w:t xml:space="preserve">Zmienne mogą być jednym z prymitywnych typów lub być odwołanie do innego blueprinta. Można do nich przypisać wartość domyślną oraz ustawić jaką formą zmiennej ma być: pojedyncza, tablica, mapa, zbiór. </w:t>
+        <w:t xml:space="preserve">Zmienne mogą być jednym z prymitywnych typów lub być odwołanie do innego </w:t>
+      </w:r>
+      <w:proofErr w:type="spellStart"/>
+      <w:r>
+        <w:t>blueprinta</w:t>
+      </w:r>
+      <w:proofErr w:type="spellEnd"/>
+      <w:r>
+        <w:t xml:space="preserve">. Można do nich przypisać wartość domyślną oraz ustawić jaką formą zmiennej ma być: pojedyncza, tablica, mapa, zbiór. </w:t>
       </w:r>
       <w:r>
         <w:t>Do zmiennej można przypisać wartość lub ją odczytać.</w:t>
@@ -5831,7 +7962,6 @@
         <w:rPr>
           <w:noProof/>
         </w:rPr>
-        <w:lastRenderedPageBreak/>
         <w:drawing>
           <wp:inline distT="0" distB="0" distL="0" distR="0" wp14:anchorId="6EA45392" wp14:editId="7ED7F821">
             <wp:extent cx="4451230" cy="1815040"/>
@@ -5883,7 +8013,23 @@
         <w:pStyle w:val="Praca"/>
       </w:pPr>
       <w:r>
-        <w:t xml:space="preserve">Cały proces tworzenia programu opiera się na łączeniu bloków w odpowiedniej kolejności. Do jednego bloku może prowadzić wiele ścieżek, ale z jednego bloku może prowadzić jedno wyjście. Biblioteka bloków jest ogromna i obejmuje proste operacje arytmetyczne, logiczne, czy też bardziej zaawansowane operacje. Można też tworzyć pętle, czy rozgałęzienia, które są odpowiednikiem wyrażenia if. </w:t>
+        <w:t xml:space="preserve">Cały proces tworzenia programu opiera się na łączeniu bloków w odpowiedniej kolejności. Do jednego bloku może prowadzić wiele ścieżek, ale z jednego bloku może prowadzić jedno wyjście. Biblioteka bloków jest ogromna i obejmuje proste operacje arytmetyczne, logiczne, czy też bardziej zaawansowane operacje. Można też tworzyć </w:t>
+      </w:r>
+      <w:proofErr w:type="gramStart"/>
+      <w:r>
+        <w:t>pętle,</w:t>
+      </w:r>
+      <w:proofErr w:type="gramEnd"/>
+      <w:r>
+        <w:t xml:space="preserve"> czy rozgałęzienia, które są odpowiednikiem wyrażenia </w:t>
+      </w:r>
+      <w:proofErr w:type="spellStart"/>
+      <w:r>
+        <w:t>if</w:t>
+      </w:r>
+      <w:proofErr w:type="spellEnd"/>
+      <w:r>
+        <w:t xml:space="preserve">. </w:t>
       </w:r>
     </w:p>
     <w:p>
@@ -5938,6 +8084,7 @@
         <w:jc w:val="center"/>
       </w:pPr>
       <w:r>
+        <w:lastRenderedPageBreak/>
         <w:t>Rys. 2.6 Stworzenie pętli oraz rozgałęzienie</w:t>
       </w:r>
     </w:p>
@@ -5964,7 +8111,6 @@
         <w:rPr>
           <w:noProof/>
         </w:rPr>
-        <w:lastRenderedPageBreak/>
         <w:drawing>
           <wp:inline distT="0" distB="0" distL="0" distR="0" wp14:anchorId="371C94E1" wp14:editId="296429F3">
             <wp:extent cx="5579745" cy="2585720"/>
@@ -6028,7 +8174,39 @@
         <w:t xml:space="preserve"> parametrów wejściowych oraz wyjściowych.</w:t>
       </w:r>
       <w:r>
-        <w:t xml:space="preserve"> Ciało funkcji składa się z bloków. Nie różni się to od tworzenia logiki w zakładce event graph, ale pozwala na stworzenia bardziej modularnego i czytelniejszego kodu. Stworzona funkcja może być wywołana w każdym momencie w obrębie blueprinta. Blueprint to nie tylko tworzenie kodu, ale też tworzenie obiektu reprezentującego logikę. Sposób jego reprezentacji zależy od typu blueprinta. Najbardziej podstawy oferuje stworzenie obiektu składającego się z brył, oświetlenia, źródeł dźwięku, czy innych struktur. Każdy obiekt reprezentujący może być modyfikowany wewnątrz kodu.</w:t>
+        <w:t xml:space="preserve"> Ciało funkcji składa się z bloków. Nie różni się to od tworzenia logiki w zakładce event </w:t>
+      </w:r>
+      <w:proofErr w:type="spellStart"/>
+      <w:r>
+        <w:t>graph</w:t>
+      </w:r>
+      <w:proofErr w:type="spellEnd"/>
+      <w:r>
+        <w:t xml:space="preserve">, ale pozwala na stworzenia bardziej modularnego i czytelniejszego kodu. Stworzona funkcja może być wywołana w każdym momencie w obrębie </w:t>
+      </w:r>
+      <w:proofErr w:type="spellStart"/>
+      <w:r>
+        <w:t>blueprinta</w:t>
+      </w:r>
+      <w:proofErr w:type="spellEnd"/>
+      <w:r>
+        <w:t xml:space="preserve">. </w:t>
+      </w:r>
+      <w:proofErr w:type="spellStart"/>
+      <w:r>
+        <w:t>Blueprint</w:t>
+      </w:r>
+      <w:proofErr w:type="spellEnd"/>
+      <w:r>
+        <w:t xml:space="preserve"> to nie tylko tworzenie kodu, ale też tworzenie obiektu reprezentującego logikę. Sposób jego reprezentacji zależy od typu </w:t>
+      </w:r>
+      <w:proofErr w:type="spellStart"/>
+      <w:r>
+        <w:t>blueprinta</w:t>
+      </w:r>
+      <w:proofErr w:type="spellEnd"/>
+      <w:r>
+        <w:t>. Najbardziej podstawy oferuje stworzenie obiektu składającego się z brył, oświetlenia, źródeł dźwięku, czy innych struktur. Każdy obiekt reprezentujący może być modyfikowany wewnątrz kodu.</w:t>
       </w:r>
     </w:p>
     <w:p>
@@ -6039,6 +8217,7 @@
         <w:rPr>
           <w:noProof/>
         </w:rPr>
+        <w:lastRenderedPageBreak/>
         <w:drawing>
           <wp:inline distT="0" distB="0" distL="0" distR="0" wp14:anchorId="5CD5020B" wp14:editId="002EA10E">
             <wp:extent cx="5579745" cy="2988310"/>
@@ -6082,21 +8261,33 @@
         <w:jc w:val="center"/>
       </w:pPr>
       <w:r>
-        <w:t>Rys. 2.8 Obiekt reprezentujący blueprint</w:t>
-      </w:r>
-    </w:p>
-    <w:p>
-      <w:pPr>
-        <w:pStyle w:val="Praca"/>
-      </w:pPr>
-    </w:p>
-    <w:p>
-      <w:pPr>
-        <w:pStyle w:val="Praca"/>
-      </w:pPr>
-      <w:r>
-        <w:lastRenderedPageBreak/>
-        <w:t>By obiekt był aktywny i można go było używać trzeba go postawić w na mapie w edytorze Unreal Engine.</w:t>
+        <w:t xml:space="preserve">Rys. 2.8 Obiekt reprezentujący </w:t>
+      </w:r>
+      <w:proofErr w:type="spellStart"/>
+      <w:r>
+        <w:t>blueprint</w:t>
+      </w:r>
+      <w:proofErr w:type="spellEnd"/>
+    </w:p>
+    <w:p>
+      <w:pPr>
+        <w:pStyle w:val="Praca"/>
+      </w:pPr>
+    </w:p>
+    <w:p>
+      <w:pPr>
+        <w:pStyle w:val="Praca"/>
+      </w:pPr>
+      <w:r>
+        <w:t xml:space="preserve">By obiekt był aktywny i można go było używać trzeba go postawić w na mapie w edytorze </w:t>
+      </w:r>
+      <w:proofErr w:type="spellStart"/>
+      <w:r>
+        <w:t>Unreal</w:t>
+      </w:r>
+      <w:proofErr w:type="spellEnd"/>
+      <w:r>
+        <w:t xml:space="preserve"> Engine.</w:t>
       </w:r>
     </w:p>
     <w:p>
@@ -6158,32 +8349,117 @@
         <w:pStyle w:val="Praca"/>
       </w:pPr>
       <w:r>
-        <w:t xml:space="preserve">To są tylko podstawy używania blueprintów w Unreal Engine 5, ale ich zastosowanie jest o wiele większe. Na podstawie ich można tworzyć zaawansowane i wielofunkcyjne systemy. Są one przydatne przy prototypowaniu funkcjonalności, bo pozwalają w małym odstępie czasowym stworzyć coś, co ma działać zgodnie z wymaganiami. Samo podejście no code w Unreal Engine 5 nie tylko ogranicza się do tworzenia logiki, ale też do każdego aspektu </w:t>
-      </w:r>
-      <w:r>
-        <w:t xml:space="preserve">tworzenia projektu. Za pomocą ich można stworzyć zaawansowane materiały, które można nałożyć na obiekty 3D. Nie trzeba znać żadnego języka programowania, by zaprojektować całe systemy. Jednakże podejście no code, choć jest wygodne w użyciu i szybko pozwala tworzyć logikę programu to jednak ma swoje wady. Główną jest jej słaba czytelność przy bardziej skomplikowanych instrukcjach. Im bardziej zawansowana funkcjonalność, tym mniej czytelniejszy kod. Każdy blok ma swój rozmiar i tworzenie kolejnych funkcji zabiera miejsce w edytorze. Przy kilku małych systemach ten problem jest nie widoczny, ale gdy tylko jest potrzeba zaimplementować bardziej zaawansowaną funkcjonalność to ilość potrzebnych </w:t>
+        <w:t xml:space="preserve">To są tylko podstawy używania </w:t>
+      </w:r>
+      <w:proofErr w:type="spellStart"/>
+      <w:r>
+        <w:t>blueprintów</w:t>
+      </w:r>
+      <w:proofErr w:type="spellEnd"/>
+      <w:r>
+        <w:t xml:space="preserve"> w </w:t>
+      </w:r>
+      <w:proofErr w:type="spellStart"/>
+      <w:r>
+        <w:t>Unreal</w:t>
+      </w:r>
+      <w:proofErr w:type="spellEnd"/>
+      <w:r>
+        <w:t xml:space="preserve"> Engine 5, ale ich zastosowanie jest o wiele większe. Na podstawie ich można tworzyć </w:t>
       </w:r>
       <w:r>
         <w:lastRenderedPageBreak/>
-        <w:t>bloków i połączeń sprawia, że kod jest nieczytelny. Można to zaradzić tworzeniem kolejnych funkcji pomocniczych, które zawierają pomniejszy kod, ale późniejsze odczytanie kodu jest utrudnione przez sam edytor.</w:t>
-      </w:r>
-      <w:r>
-        <w:t xml:space="preserve"> Można też wspomnieć, że kod stworzony za pomocą blueprintów nie jest tak samo wydajny jak stworzony za pomocą C++. Choć u podstaw leży ten język programowania to jednak nie mamy kontroli nad nim, gdy tworzymy w no code. Możliwości optymalizacyjne są bardzo ograniczone. Podsumowując, Unreal Engine 5 umożliwia tworzenia programów z wykorzystaniem podejścia no code, choć jest wygodny i pozwala na szybkie prototypowanie systemów to jednak ma ograniczenia jeśli chodzi o optymalizacje oraz czytelność kodu.</w:t>
+        <w:t xml:space="preserve">zaawansowane i wielofunkcyjne systemy. Są one przydatne przy prototypowaniu funkcjonalności, bo pozwalają w małym odstępie czasowym stworzyć coś, co ma działać zgodnie z wymaganiami. Samo podejście no </w:t>
+      </w:r>
+      <w:proofErr w:type="spellStart"/>
+      <w:r>
+        <w:t>code</w:t>
+      </w:r>
+      <w:proofErr w:type="spellEnd"/>
+      <w:r>
+        <w:t xml:space="preserve"> w </w:t>
+      </w:r>
+      <w:proofErr w:type="spellStart"/>
+      <w:r>
+        <w:t>Unreal</w:t>
+      </w:r>
+      <w:proofErr w:type="spellEnd"/>
+      <w:r>
+        <w:t xml:space="preserve"> Engine 5 nie tylko ogranicza się do tworzenia logiki, ale też do każdego aspektu </w:t>
+      </w:r>
+      <w:r>
+        <w:t xml:space="preserve">tworzenia projektu. Za pomocą ich można stworzyć zaawansowane materiały, które można nałożyć na obiekty 3D. Nie trzeba znać żadnego języka programowania, by zaprojektować całe systemy. Jednakże podejście no </w:t>
+      </w:r>
+      <w:proofErr w:type="spellStart"/>
+      <w:r>
+        <w:t>code</w:t>
+      </w:r>
+      <w:proofErr w:type="spellEnd"/>
+      <w:r>
+        <w:t>, choć jest wygodne w użyciu i szybko pozwala tworzyć logikę programu to jednak ma swoje wady. Główną jest jej słaba czytelność przy bardziej skomplikowanych instrukcjach. Im bardziej zawansowana funkcjonalność, tym mniej czytelniejszy kod. Każdy blok ma swój rozmiar i tworzenie kolejnych funkcji zabiera miejsce w edytorze. Przy kilku małych systemach ten problem jest nie widoczny, ale gdy tylko jest potrzeba zaimplementować bardziej zaawansowaną funkcjonalność to ilość potrzebnych bloków i połączeń sprawia, że kod jest nieczytelny. Można to zaradzić tworzeniem kolejnych funkcji pomocniczych, które zawierają pomniejszy kod, ale późniejsze odczytanie kodu jest utrudnione przez sam edytor.</w:t>
+      </w:r>
+      <w:r>
+        <w:t xml:space="preserve"> Można też wspomnieć, że kod stworzony za pomocą </w:t>
+      </w:r>
+      <w:proofErr w:type="spellStart"/>
+      <w:r>
+        <w:t>blueprintów</w:t>
+      </w:r>
+      <w:proofErr w:type="spellEnd"/>
+      <w:r>
+        <w:t xml:space="preserve"> nie jest tak samo wydajny jak stworzony za pomocą C++. Choć u podstaw leży ten język programowania to jednak nie mamy kontroli nad nim, gdy tworzymy w no </w:t>
+      </w:r>
+      <w:proofErr w:type="spellStart"/>
+      <w:r>
+        <w:t>code</w:t>
+      </w:r>
+      <w:proofErr w:type="spellEnd"/>
+      <w:r>
+        <w:t xml:space="preserve">. Możliwości optymalizacyjne są bardzo ograniczone. Podsumowując, </w:t>
+      </w:r>
+      <w:proofErr w:type="spellStart"/>
+      <w:r>
+        <w:t>Unreal</w:t>
+      </w:r>
+      <w:proofErr w:type="spellEnd"/>
+      <w:r>
+        <w:t xml:space="preserve"> Engine 5 umożliwia tworzenia programów z wykorzystaniem podejścia no </w:t>
+      </w:r>
+      <w:proofErr w:type="spellStart"/>
+      <w:r>
+        <w:t>code</w:t>
+      </w:r>
+      <w:proofErr w:type="spellEnd"/>
+      <w:r>
+        <w:t xml:space="preserve">, choć jest wygodny i pozwala na szybkie prototypowanie systemów to jednak ma </w:t>
+      </w:r>
+      <w:proofErr w:type="gramStart"/>
+      <w:r>
+        <w:t>ograniczenia</w:t>
+      </w:r>
+      <w:proofErr w:type="gramEnd"/>
+      <w:r>
+        <w:t xml:space="preserve"> jeśli chodzi o optymalizacje oraz czytelność kodu.</w:t>
       </w:r>
     </w:p>
     <w:p>
       <w:pPr>
         <w:pStyle w:val="Nagwek2"/>
       </w:pPr>
-      <w:bookmarkStart w:id="7" w:name="_Toc214217939"/>
+      <w:bookmarkStart w:id="8" w:name="_Toc215131088"/>
+      <w:proofErr w:type="gramStart"/>
       <w:r>
         <w:t>2.</w:t>
       </w:r>
       <w:r>
-        <w:t>3</w:t>
-      </w:r>
-      <w:r>
-        <w:t xml:space="preserve">  Założenia i Funkcjonalnoś</w:t>
+        <w:t>4</w:t>
+      </w:r>
+      <w:r>
+        <w:t xml:space="preserve">  Założenia</w:t>
+      </w:r>
+      <w:proofErr w:type="gramEnd"/>
+      <w:r>
+        <w:t xml:space="preserve"> i Funkcjonalnoś</w:t>
       </w:r>
       <w:r>
         <w:t>ć</w:t>
@@ -6191,7 +8467,7 @@
       <w:r>
         <w:t xml:space="preserve"> aplikacji</w:t>
       </w:r>
-      <w:bookmarkEnd w:id="7"/>
+      <w:bookmarkEnd w:id="8"/>
     </w:p>
     <w:p>
       <w:pPr>
@@ -6208,23 +8484,76 @@
         <w:ind w:firstLine="708"/>
       </w:pPr>
       <w:r>
-        <w:t xml:space="preserve">Pierwszą ważna funkcjonalnością powinno być zastosowanie technologii wirtualne rzeczywistości. Na to składa się: poruszanie się w przestrzeni trójwymiarowej, śledzenie ruchu dłoni przy pomocy kontrolerów, interakcja z obiektami w przestrzeni trójwymiarowej oraz natywne uruchamiane projektu na zestawie VR. To jest podstawa całego projektu i wszystkie inne funkcjonalności powinny opierać się na fakcie, że użytkownik korzysta z technologii VR. Jako że do projektu wybrałem zestaw Meta Quest 3 to mogę stworzyć projekt i uruchomić go natywnie na tym zestawie. Dzięki temu mogę uniknąć pośrednika jakim jest komputer oraz ułatwić dostęp do użytkowania aplikacji. </w:t>
+        <w:t xml:space="preserve">Pierwszą ważna funkcjonalnością powinno być zastosowanie technologii wirtualne rzeczywistości. Na to składa się: poruszanie się w przestrzeni trójwymiarowej, śledzenie ruchu dłoni przy pomocy kontrolerów, interakcja z obiektami w przestrzeni trójwymiarowej oraz natywne uruchamiane projektu na zestawie VR. To jest podstawa całego projektu i wszystkie inne funkcjonalności powinny opierać się na fakcie, że użytkownik korzysta z technologii VR. Jako że </w:t>
+      </w:r>
+      <w:r>
+        <w:lastRenderedPageBreak/>
+        <w:t xml:space="preserve">do projektu wybrałem zestaw Meta Quest 3 to mogę stworzyć projekt i uruchomić go natywnie na tym zestawie. Dzięki temu mogę uniknąć pośrednika jakim jest komputer oraz ułatwić dostęp do użytkowania aplikacji. </w:t>
       </w:r>
       <w:r>
         <w:t>Forma poruszania się w przestrzeni 3D jest funkcją dość skomplikowaną, ponieważ istnieje wiele form w jakich użytkownik może się przemieszczać. Najbardziej popularnymi jest teleportacja oraz płynne poruszanie się. Teleportacja jest dobra dla osób z chorobą symulacyjną, ale jednocześnie może powodować trudności z orientacją w przestrzeni. Płynne poruszanie z drugiej strony, choć jest mniej przyjemne dla osób z chorobą symulacyjną to zwiększa imersje użytkownika</w:t>
       </w:r>
       <w:r>
-        <w:t xml:space="preserve">, daje mu lepsze spojrzenie na przestrzeń 3D. Sam projekt nie będzie zawierać elementów, które by pogarszały komfort użytkowania, więc płynne poruszanie będzie podstawą do przemieszczania się po przestrzeni trójwymiarowej. Interakcja z przedmiotami powinna opierać się na podstawie kontrolerów śledzących ruch dłoni użytkownika. </w:t>
+        <w:t>, daje mu lepsze spojrzenie na przestrzeń 3D. Sam projekt nie będzie zawierać elementów, które by pogarszały komfort użytkowania, więc płynne poruszanie będzie podstawą do przemieszczania się po przestrzeni trójwymiarowej. Interakcja z przedmiotami powinna opierać się na podstawie kontrolerów śledzących ruch dłoni użytkownika. Osoba korzystająca z aplikacji powinna móc naturalnie wyciągnąć rękę i podnieść dany przedmiot.</w:t>
+      </w:r>
+      <w:r>
+        <w:t xml:space="preserve"> Dodatkowo wirtualne dłonie powinny być fizycznymi obiektami, czyli powinny wchodzić w kolizje z innymi obiektami oraz blokować się na obiektach. </w:t>
+      </w:r>
+      <w:r>
+        <w:t>Cała interakcja w środowisku trójwymiarowym powinna być intuicyjna i prosta dzięki zastosowaniu tej technologii.</w:t>
+      </w:r>
+    </w:p>
+    <w:p>
+      <w:pPr>
+        <w:pStyle w:val="Praca"/>
+        <w:ind w:firstLine="708"/>
+      </w:pPr>
+      <w:r>
+        <w:t xml:space="preserve">Drugim ważnym filarem tego projektu jest sam system projektowania wnętrz. Podstawową funkcjonalnością jest generowanie jednego pomieszczenia. </w:t>
+      </w:r>
+      <w:r>
+        <w:t>Projekt będzie miał małą skalę, dlatego będzie możliwość generacji tylko jednego pokoju. Samo tworzenie pomieszczenia powinno być proste i wymagać jak najmniejszej ilości informacji od użytkownika. Po stworzeniu pomieszczenia użytkownik powinien miał dowolność w kreowaniu jego wyglądu. Głównym narzędziem do tego zadania będzie tablet. Wszystkie czynności związane z funkcjonalnością będą dostępne za pośrednictwem tabletu. Obsługa powinna być prosta i oparta na dotyku. Tablet ma działać i funkcjonować tak jak prawdziwy odpowiednik. Jedną z funkcjonalności powinna być możliwość resetu całego pomieszczenia</w:t>
+      </w:r>
+      <w:r>
+        <w:t xml:space="preserve">, by umożliwić zmianę wymiarów pomieszczenia. Reszta funkcjonalności dzieli się na trzy kategorię. Tworzenie przedmiotów, zmiana wyglądu ścian oraz tworzenie stałych obiektów. </w:t>
+      </w:r>
+    </w:p>
+    <w:p>
+      <w:pPr>
+        <w:pStyle w:val="Praca"/>
+        <w:ind w:firstLine="708"/>
+      </w:pPr>
+      <w:r>
+        <w:t xml:space="preserve">Przedmioty stworzone przez użytkownika mogą być podniesione, rzucone, a ich zachowanie jest oparte o fizykę. Łączy się z nim też inna funkcjonalność, by ułatwić projektowanie pomieszczenia i zapobiec przypadkowym zmianą lokacji </w:t>
       </w:r>
       <w:r>
         <w:lastRenderedPageBreak/>
-        <w:t>Osoba korzystająca z aplikacji powinna móc naturalnie wyciągnąć rękę i podnieść dany przedmiot.</w:t>
-      </w:r>
-      <w:r>
-        <w:t xml:space="preserve"> Dodatkowo wirtualne dłonie powinny być fizycznymi obiektami, czyli powinny wchodzić w kolizje z innymi obiektami oraz blokować się na obiektach. </w:t>
-      </w:r>
-      <w:r>
-        <w:t>Cała interakcja w środowisku trójwymiarowym powinna być intuicyjna i prosta dzięki zastosowaniu tej technologii.</w:t>
+        <w:t>przedmiotów, użytkownik, będzie miał możliwość zamrażania przedmiotów. Zamrożony przedmiot nie będzie mógł wejść w interakcje z innymi obiektami, a ich fizyka będzie wyłączona. Użycie tej funkcji</w:t>
+      </w:r>
+      <w:r>
+        <w:t xml:space="preserve"> powinno być proste i intuicyjne, oparte na gestykulacji dłoni, która jest interpretowana przez kontrolery śledzące. Oparte o ten sposób wywołania będzie funkcja usuwania przedmiotów. By mieć możliwość usunięcia lub zamrożenia przedmiotu użytkownik będzie musiał wyciągnąć palec wskazujący i kliknąć odpowiedni przycisk. Przedmiot wycelowany przez palec będzie usunięty lub zamrożony.</w:t>
+      </w:r>
+      <w:r>
+        <w:t xml:space="preserve"> Proces tworzenia przedmiotu powinien mieć zabezpieczenie przed stworzeniem przedmiotu poza pomieszczeniem lub w innym obiekcie. Dlatego w momencie tworzenia obiekt może zostać </w:t>
+      </w:r>
+      <w:proofErr w:type="gramStart"/>
+      <w:r>
+        <w:t>stworzony</w:t>
+      </w:r>
+      <w:proofErr w:type="gramEnd"/>
+      <w:r>
+        <w:t xml:space="preserve"> jeśli nic nie będzie kolidować</w:t>
+      </w:r>
+      <w:r>
+        <w:t xml:space="preserve"> z nowo powstałym obiektem. Tworzenie przedmiotów będzie służyć do kreacji mebli, które są łatwe do przenoszenia oraz ich lokalizacja domyślnie nie jest stała. Przykładem takich mebli są krzesła, </w:t>
+      </w:r>
+      <w:proofErr w:type="gramStart"/>
+      <w:r>
+        <w:t>stoły,</w:t>
+      </w:r>
+      <w:proofErr w:type="gramEnd"/>
+      <w:r>
+        <w:t xml:space="preserve"> czy lampy. Z nimi użytkownik będzie głównie wchodzić w interakcje.</w:t>
       </w:r>
     </w:p>
     <w:p>
@@ -6233,13 +8562,7 @@
         <w:ind w:firstLine="708"/>
       </w:pPr>
       <w:r>
-        <w:t xml:space="preserve">Drugim ważnym filarem tego projektu jest sam system projektowania wnętrz. Podstawową funkcjonalnością jest generowanie jednego pomieszczenia. </w:t>
-      </w:r>
-      <w:r>
-        <w:t>Projekt będzie miał małą skalę, dlatego będzie możliwość generacji tylko jednego pokoju. Samo tworzenie pomieszczenia powinno być proste i wymagać jak najmniejszej ilości informacji od użytkownika. Po stworzeniu pomieszczenia użytkownik powinien miał dowolność w kreowaniu jego wyglądu. Głównym narzędziem do tego zadania będzie tablet. Wszystkie czynności związane z funkcjonalnością będą dostępne za pośrednictwem tabletu. Obsługa powinna być prosta i oparta na dotyku. Tablet ma działać i funkcjonować tak jak prawdziwy odpowiednik. Jedną z funkcjonalności powinna być możliwość resetu całego pomieszczenia</w:t>
-      </w:r>
-      <w:r>
-        <w:t xml:space="preserve">, by umożliwić zmianę wymiarów pomieszczenia. Reszta funkcjonalności dzieli się na trzy kategorię. Tworzenie przedmiotów, zmiana wyglądu ścian oraz tworzenie stałych obiektów. </w:t>
+        <w:t xml:space="preserve">Zmiana wyglądu ścian jest ważna funkcją w projekcie, gdyż pozwala lepiej zwizualizować projektowane przez użytkownika pomieszczenie. Powinien on móc zmienić teksturę każdej ściany oraz nadać jej dowolny kolor. Wszystko z poziomu tabletu. Wystarczy go wycelować w pożądaną ścianę i ustawić konkretną teksturę i kolor. Tak jak liczba dostępnych tekstur będzie zależna od wymagań klienta to zmiana koloru będzie bazować na modyfikacji trzech podstawowych składników RGB. </w:t>
       </w:r>
     </w:p>
     <w:p>
@@ -6248,20 +8571,42 @@
         <w:ind w:firstLine="708"/>
       </w:pPr>
       <w:r>
-        <w:t>Przedmioty stworzone przez użytkownika mogą być podniesione, rzucone, a ich zachowanie jest oparte o fizykę. Łączy się z nim też inna funkcjonalność, by ułatwić projektowanie pomieszczenia i zapobiec przypadkowym zmianą lokacji przedmiotów, użytkownik, będzie miał możliwość zamrażania przedmiotów. Zamrożony przedmiot nie będzie mógł wejść w interakcje z innymi obiektami, a ich fizyka będzie wyłączona. Użycie tej funkcji</w:t>
-      </w:r>
-      <w:r>
-        <w:t xml:space="preserve"> powinno być proste i intuicyjne, oparte na gestykulacji dłoni, która jest interpretowana przez kontrolery śledzące. Oparte o ten sposób wywołania będzie funkcja usuwania przedmiotów. By mieć możliwość usunięcia lub zamrożenia przedmiotu użytkownik będzie musiał wyciągnąć palec wskazujący i kliknąć odpowiedni przycisk. Przedmiot wycelowany przez palec będzie usunięty lub zamrożony.</w:t>
-      </w:r>
-      <w:r>
-        <w:t xml:space="preserve"> Proces tworzenia przedmiotu powinien mieć zabezpieczenie przed stworzeniem przedmiotu poza pomieszczeniem lub w innym obiekcie. Dlatego w momencie tworzenia obiekt może zostać stworzony jeśli nic nie będzie kolidować</w:t>
-      </w:r>
-      <w:r>
-        <w:t xml:space="preserve"> z nowo powstałym obiektem. Tworzenie przedmiotów będzie służyć do kreacji mebli, które są łatwe do przenoszenia oraz ich lokalizacja </w:t>
+        <w:t xml:space="preserve">Stałe obiekty są rodzajem obiektów, które są ściśle związane z daną ścianą. Nie można ich ręcznie przesunąć, a raczej trzeba jest ustawić w konkretnym miejscu. Przykładem takich obiektów są drzwi, okna, obrazy, czy nawet szafy. Użytkownik po postawieniu takiego obiektu, nie będzie wstanie go dalej </w:t>
+      </w:r>
+      <w:proofErr w:type="gramStart"/>
+      <w:r>
+        <w:t>przestawiać,</w:t>
+      </w:r>
+      <w:proofErr w:type="gramEnd"/>
+      <w:r>
+        <w:t xml:space="preserve"> czy modyfikować. Jedyną dostępną opcją będzie jego zniszczenie. W przeciwieństwie do zwykłych przedmiotów to stałe obiekty są tworzone na jednej konkretnej ścianie. Gdy użytkownik wybierze obiekt to do momentu zaakceptowania zmian, będzie mógł przesuwać obiekt w ramach jednej wybranej ściany. Biorąc pod uwagę różnice między różnymi obiektami to nie zawsze ruch stałego obiektu będzie dowolny. Przykładowo drzwi mogą się przesuwać tylko w jednej osi, ponieważ musi stykać się z podłogą oraz ścianą, w przeciwieństwie do okna, która też musi mieć kontakt ze ścianą, ale nie z podłogą.</w:t>
+      </w:r>
+      <w:r>
+        <w:t xml:space="preserve"> Jednak najważniejszym i najbardziej szczególnym typem obiektu stałego jest </w:t>
       </w:r>
       <w:r>
         <w:lastRenderedPageBreak/>
-        <w:t>domyślnie nie jest stała. Przykładem takich mebli są krzesła, stoły, czy lampy. Z nimi użytkownik będzie głównie wchodzić w interakcje.</w:t>
+        <w:t xml:space="preserve">dodatkowa ściana. Nie każdy pokój ma kształt prostopadłościanu, a często są </w:t>
+      </w:r>
+      <w:proofErr w:type="gramStart"/>
+      <w:r>
+        <w:t>mniejsze,</w:t>
+      </w:r>
+      <w:proofErr w:type="gramEnd"/>
+      <w:r>
+        <w:t xml:space="preserve"> czy większe nierówności lub pokój ma ścianę działkową. Postawienie takiej ściany daję użytkownikowi jeszcze większa wolność w tworzeniu pomieszczenia.</w:t>
+      </w:r>
+      <w:r>
+        <w:t xml:space="preserve"> </w:t>
+      </w:r>
+      <w:r>
+        <w:t xml:space="preserve">Obiekt będzie się zachowywać jak zwykła ściana, czyli będzie można modyfikować jej teksturę, kolor oraz stawiać na niej kolejne stałe obiekty. Używając tabletu, użytkownik, będzie miał możliwość zwiększenia grubości, długości oraz obrotu nowo postawionej ściany. W przeciwieństwie do tworzenia samych przedmiotów to użytkownik powinien mieć możliwość stawiania stałych obiektów z dowolnie ustawiona precyzją. Do takich celów została przewidziana siatka oraz magnez. Pierwsza funkcja jest opcją, która po włączone nakłada na wszystkie ściany specjalną siatkę. </w:t>
+      </w:r>
+      <w:r>
+        <w:t xml:space="preserve">Dzieli ona obiekty na mniejsze kwadraty o rozmiarze 20x20 jednostek, gdzie jedna jednostka odpowiada jednemu centymetrowi. </w:t>
+      </w:r>
+      <w:r>
+        <w:t xml:space="preserve">Jest ona przydatnym narzędziem, by precyzyjnie ustawiać przedmioty w pomieszczeniu. Jednakże, by uzyskać pełnie precyzji przedmioty powinny się przyciągać do tej siatki. Rozwiązaniem jest magnez. Przy ustawianiu stałego przedmiotu jego lokalizacja będzie zaokrąglana o określoną przez użytkownika wartość. Ta funkcja zwiększy precyzje podczas projektowania pokoju. </w:t>
       </w:r>
     </w:p>
     <w:p>
@@ -6270,7 +8615,10 @@
         <w:ind w:firstLine="708"/>
       </w:pPr>
       <w:r>
-        <w:t xml:space="preserve">Zmiana wyglądu ścian jest ważna funkcją w projekcie, gdyż pozwala lepiej zwizualizować projektowane przez użytkownika pomieszczenie. Powinien on móc zmienić teksturę każdej ściany oraz nadać jej dowolny kolor. Wszystko z poziomu tabletu. Wystarczy go wycelować w pożądaną ścianę i ustawić konkretną teksturę i kolor. Tak jak liczba dostępnych tekstur będzie zależna od wymagań klienta to zmiana koloru będzie bazować na modyfikacji trzech podstawowych składników RGB. </w:t>
+        <w:t>Ostatnią funkcjonalnością jest widok z lotu ptaka. Użytkownik w każdym momencie będzie mógł się przełączyć między widokiem z pierwszej osoby na widok z lotu ptaka. W takiej pozycji użytkownik będzie mógł zobaczyć plan swojego pomieszczenia</w:t>
+      </w:r>
+      <w:r>
+        <w:t>, ale nie będzie w stanie go modyfikować w znaczący sposób. Ta wizja jest czysto przeznaczona na podgląd zaprojektowanego pomieszczenia.</w:t>
       </w:r>
     </w:p>
     <w:p>
@@ -6279,76 +8627,33 @@
         <w:ind w:firstLine="708"/>
       </w:pPr>
       <w:r>
-        <w:t>Stałe obiekty są rodzajem obiektów, które są ściśle związane z daną ścianą. Nie można ich ręcznie przesunąć, a raczej trzeba jest ustawić w konkretnym miejscu. Przykładem takich obiektów są drzwi, okna, obrazy, czy nawet szafy. Użytkownik po postawieniu takiego obiektu, nie będzie wstanie go dalej przestawiać, czy modyfikować. Jedyną dostępną opcją będzie jego zniszczenie. W przeciwieństwie do zwykłych przedmiotów to stałe obiekty są tworzone na jednej konkretnej ścianie. Gdy użytkownik wybierze obiekt to do momentu zaakceptowania zmian, będzie mógł przesuwać obiekt w ramach jednej wybranej ściany. Biorąc pod uwagę różnice między różnymi obiektami to nie zawsze ruch stałego obiektu będzie dowolny. Przykładowo drzwi mogą się przesuwać tylko w jednej osi, ponieważ musi stykać się z podłogą oraz ścianą, w przeciwieństwie do okna, która też musi mieć kontakt ze ścianą, ale nie z podłogą.</w:t>
-      </w:r>
-      <w:r>
-        <w:t xml:space="preserve"> Jednak najważniejszym i najbardziej szczególnym typem obiektu stałego jest dodatkowa ściana. Nie każdy pokój ma kształt prostopadłościanu, a często są mniejsze, czy większe nierówności lub pokój ma ścianę działkową. Postawienie takiej ściany daję użytkownikowi jeszcze większa wolność w tworzeniu pomieszczenia.</w:t>
+        <w:t xml:space="preserve">Cała ta funkcjonalność pozwoli na proste i intuicyjne zaprojektowanie dowolnego pomieszczenia. Wszystkie dostępne czynności użytkownik będzie mógł wykonać w naturalny sposób w wirtualnej rzeczywistości bez potrzeby dogłębnego zaznajomienia się z systemem. Projekt będzie natywnie działać na goglach Meta Quest 3, umożliwia to łatwiejszy dostęp do </w:t>
+      </w:r>
+      <w:r>
+        <w:t>systemu w każdym miejscu.</w:t>
       </w:r>
       <w:r>
         <w:t xml:space="preserve"> </w:t>
       </w:r>
-      <w:r>
-        <w:t xml:space="preserve">Obiekt będzie się zachowywać jak zwykła ściana, czyli będzie można modyfikować jej teksturę, kolor oraz stawiać na niej kolejne stałe obiekty. Używając tabletu, użytkownik, będzie miał możliwość zwiększenia grubości, długości oraz obrotu nowo postawionej ściany. W przeciwieństwie do tworzenia samych przedmiotów to użytkownik powinien mieć możliwość stawiania stałych obiektów z dowolnie ustawiona precyzją. Do takich celów została przewidziana siatka oraz magnez. Pierwsza funkcja jest opcją, która po włączone nakłada na wszystkie ściany specjalną siatkę. </w:t>
-      </w:r>
-      <w:r>
-        <w:t xml:space="preserve">Dzieli ona obiekty na mniejsze kwadraty o rozmiarze 20x20 jednostek, gdzie jedna jednostka odpowiada jednemu </w:t>
-      </w:r>
-      <w:r>
-        <w:lastRenderedPageBreak/>
-        <w:t xml:space="preserve">centymetrowi. </w:t>
-      </w:r>
-      <w:r>
-        <w:t xml:space="preserve">Jest ona przydatnym narzędziem, by precyzyjnie ustawiać przedmioty w pomieszczeniu. Jednakże, by uzyskać pełnie precyzji przedmioty powinny się przyciągać do tej siatki. Rozwiązaniem jest magnez. Przy ustawianiu stałego przedmiotu jego lokalizacja będzie zaokrąglana o określoną przez użytkownika wartość. Ta funkcja zwiększy precyzje podczas projektowania pokoju. </w:t>
-      </w:r>
     </w:p>
     <w:p>
       <w:pPr>
         <w:pStyle w:val="Praca"/>
         <w:ind w:firstLine="708"/>
       </w:pPr>
-      <w:r>
-        <w:t>Ostatnią funkcjonalnością jest widok z lotu ptaka. Użytkownik w każdym momencie będzie mógł się przełączyć między widokiem z pierwszej osoby na widok z lotu ptaka. W takiej pozycji użytkownik będzie mógł zobaczyć plan swojego pomieszczenia</w:t>
-      </w:r>
-      <w:r>
-        <w:t>, ale nie będzie w stanie go modyfikować w znaczący sposób. Ta wizja jest czysto przeznaczona na podgląd zaprojektowanego pomieszczenia.</w:t>
-      </w:r>
-    </w:p>
-    <w:p>
-      <w:pPr>
-        <w:pStyle w:val="Praca"/>
-        <w:ind w:firstLine="708"/>
-      </w:pPr>
-      <w:r>
-        <w:t xml:space="preserve">Cała ta funkcjonalność pozwoli na proste i intuicyjne zaprojektowanie dowolnego pomieszczenia. Wszystkie dostępne czynności użytkownik będzie mógł wykonać w naturalny sposób w wirtualnej rzeczywistości bez potrzeby dogłębnego zaznajomienia się z systemem. Projekt będzie natywnie działać na goglach Meta Quest 3, umożliwia to łatwiejszy dostęp do </w:t>
-      </w:r>
-      <w:r>
-        <w:t>systemu w każdym miejscu.</w:t>
-      </w:r>
-      <w:r>
-        <w:t xml:space="preserve"> </w:t>
-      </w:r>
-    </w:p>
-    <w:p>
-      <w:pPr>
-        <w:pStyle w:val="Praca"/>
-        <w:ind w:firstLine="708"/>
-      </w:pPr>
     </w:p>
     <w:p>
       <w:pPr>
         <w:pStyle w:val="Nagwek2"/>
       </w:pPr>
-      <w:bookmarkStart w:id="8" w:name="_Toc214217940"/>
-      <w:r>
-        <w:t>2.</w:t>
-      </w:r>
-      <w:r>
-        <w:t>4</w:t>
+      <w:bookmarkStart w:id="9" w:name="_Toc215131089"/>
+      <w:r>
+        <w:t>3.</w:t>
       </w:r>
       <w:r>
         <w:t xml:space="preserve">  Część Praktyczna</w:t>
       </w:r>
-      <w:bookmarkEnd w:id="8"/>
+      <w:bookmarkEnd w:id="9"/>
     </w:p>
     <w:p>
       <w:pPr>

--- a/z6-pwiisi-5-1.docx
+++ b/z6-pwiisi-5-1.docx
@@ -1422,10 +1422,7 @@
         <w:t xml:space="preserve"> łatwe i intuicyjne posługiwanie się nimi</w:t>
       </w:r>
       <w:r>
-        <w:t xml:space="preserve"> oraz </w:t>
-      </w:r>
-      <w:r>
-        <w:t>oddanie skali pomieszczenia</w:t>
+        <w:t xml:space="preserve"> oraz oddanie skali pomieszczenia</w:t>
       </w:r>
       <w:r>
         <w:t>. Na rynku jest multum systemów służących do tego zadania.</w:t>
@@ -2557,10 +2554,7 @@
         <w:t xml:space="preserve">Urządzenie działało w prosty sposób. Naprzeciw sobie były ustawione dwa takie same obrazy. Pomiędzy nimi były lustra ustawione pod kątek 45 stopni względem obrazów. Obserwator mając założone szkła okularowe mógł obserwować trójwymiarowy obraz. To wszystko było iluzją polegająca na pokazaniu tego samego obrazu, ale pod innym kątem. Jedno oko widziało przedmiot inaczej niż drugie. Mózg to rejestrował i był oszukiwany, że widzi trójwymiarowy obiekt. Na tej zasadzie </w:t>
       </w:r>
       <w:r>
-        <w:t>są oparte</w:t>
-      </w:r>
-      <w:r>
-        <w:t xml:space="preserve"> </w:t>
+        <w:t xml:space="preserve">są oparte </w:t>
       </w:r>
       <w:r>
         <w:t>wszystkie urządzenia VR. Na iluzji obrazu 3D, poprzez wyświetlanie obrazu inaczej dla każdego oka. To jest tylko jeden zmysł, a co z pozostałymi? Technologia VR przecież polega na oszukiwaniu całego ciała, że znajduje się w wirtualnej przestrzeni. Na przestrzeni lat powstawało kilka urządzeń, które miały oszukiwać te zmysły. Przykładem są symulatory lotów w lat</w:t>
@@ -3222,7 +3216,7 @@
           <w:noProof/>
         </w:rPr>
         <w:drawing>
-          <wp:inline distT="0" distB="0" distL="0" distR="0" wp14:anchorId="29551183" wp14:editId="5DE5ED3B">
+          <wp:inline distT="0" distB="0" distL="0" distR="0" wp14:anchorId="29551183" wp14:editId="178463EA">
             <wp:extent cx="5579745" cy="2606040"/>
             <wp:effectExtent l="0" t="0" r="1905" b="3810"/>
             <wp:docPr id="450891158" name="Obraz 6" descr="undefined"/>
@@ -4660,7 +4654,7 @@
           <w:noProof/>
         </w:rPr>
         <w:drawing>
-          <wp:inline distT="0" distB="0" distL="0" distR="0" wp14:anchorId="2D617890" wp14:editId="41DC2080">
+          <wp:inline distT="0" distB="0" distL="0" distR="0" wp14:anchorId="2D617890" wp14:editId="4BFBD76E">
             <wp:extent cx="4123427" cy="3093391"/>
             <wp:effectExtent l="0" t="0" r="0" b="0"/>
             <wp:docPr id="142570312" name="Obraz 4" descr="undefined"/>
@@ -5036,7 +5030,13 @@
       </w:pPr>
       <w:r>
         <w:tab/>
-        <w:t xml:space="preserve">Pierwszym problemem jest wartość wirtualnej rzeczywistości i dlaczego to ona powinna być podstawą systemu. Aktualnie można wyróżnić trzy technologię, które oferują różny sposób doświadczania treści. Flat, AR i VR. Pojęcie Flat odnosi się do ekranów monitora. Wszystkie informacje są przekazywane przez ekran monitora i użytkownik kontroluje je za pomocą myszki i klawiatury. To jest standardowe rozwiązanie, pozwalające na stworzenie bardzo rozbudowanych programów kosztem ich obsługi i czytelności. Większość programów do projektowania wnętrz opiera się o płaski ekran monitora. Takich rozwiązań jest za dużo i tworzenie kolejnego </w:t>
+        <w:t xml:space="preserve">Pierwszym problemem jest wartość wirtualnej rzeczywistości i dlaczego to ona powinna być podstawą systemu. Aktualnie można wyróżnić trzy technologię, które oferują różny sposób doświadczania treści. Flat, AR i VR. Pojęcie Flat odnosi się do ekranów monitora. Wszystkie informacje są przekazywane przez ekran monitora i użytkownik kontroluje je za pomocą myszki i klawiatury. To jest standardowe rozwiązanie, pozwalające na stworzenie bardzo rozbudowanych programów kosztem </w:t>
+      </w:r>
+      <w:r>
+        <w:t xml:space="preserve">prostoty </w:t>
+      </w:r>
+      <w:r>
+        <w:t xml:space="preserve">ich obsługi i czytelności. Większość programów do projektowania wnętrz opiera się o płaski ekran monitora. Takich rozwiązań jest za dużo i tworzenie kolejnego </w:t>
       </w:r>
       <w:r>
         <w:t xml:space="preserve">nie miałoby sensu. Z drugiej strony jest technologia </w:t>
@@ -5090,62 +5090,8 @@
       <w:pPr>
         <w:pStyle w:val="Praca"/>
       </w:pPr>
-    </w:p>
-    <w:p>
-      <w:pPr>
-        <w:pStyle w:val="Praca"/>
-      </w:pPr>
-    </w:p>
-    <w:p>
-      <w:pPr>
-        <w:pStyle w:val="Praca"/>
-      </w:pPr>
-    </w:p>
-    <w:p>
-      <w:pPr>
-        <w:pStyle w:val="Praca"/>
-      </w:pPr>
-    </w:p>
-    <w:p>
-      <w:pPr>
-        <w:pStyle w:val="Praca"/>
-      </w:pPr>
-    </w:p>
-    <w:p>
-      <w:pPr>
-        <w:pStyle w:val="Praca"/>
-      </w:pPr>
-    </w:p>
-    <w:p>
-      <w:pPr>
-        <w:pStyle w:val="Praca"/>
-      </w:pPr>
-    </w:p>
-    <w:p>
-      <w:pPr>
-        <w:pStyle w:val="Praca"/>
-      </w:pPr>
-    </w:p>
-    <w:p>
-      <w:pPr>
-        <w:pStyle w:val="Praca"/>
-      </w:pPr>
-    </w:p>
-    <w:p>
-      <w:pPr>
-        <w:pStyle w:val="Praca"/>
-      </w:pPr>
-    </w:p>
-    <w:p>
-      <w:pPr>
-        <w:pStyle w:val="Praca"/>
-      </w:pPr>
-    </w:p>
-    <w:p>
-      <w:pPr>
-        <w:pStyle w:val="Praca"/>
-      </w:pPr>
-      <w:r>
+      <w:r>
+        <w:lastRenderedPageBreak/>
         <w:t>Tabela 2.1 Porównanie popularnych zestawów XR</w:t>
       </w:r>
     </w:p>
@@ -6585,7 +6531,6 @@
                 <w:sz w:val="18"/>
                 <w:szCs w:val="18"/>
               </w:rPr>
-              <w:lastRenderedPageBreak/>
               <w:t>Pico G3</w:t>
             </w:r>
           </w:p>
@@ -7020,7 +6965,13 @@
         <w:ind w:firstLine="708"/>
       </w:pPr>
       <w:r>
-        <w:t xml:space="preserve">Pierwszą rzeczą jaką należy porównać to typ urządzenia. Autonomiczne mają tą zaletę, że nie trzeba dodatkowego komputera do obsługi programów. Można uruchamiać projekty bezpośrednio na goglach. Jest to wygodniejsze rozwiązanie, bo nie trzeba się martwić okablowaniem oraz jest tańsze, bo wystarczy zakup jednego sprzętu, a cena komputera nie jest liczona w cenę całej konfiguracji. Nie zapominając, że większość gogli autonomicznych oferuje połączenie z komputerem za pomocą kabla lub po wifi. Jednakże gogle wymagające komputera oferują w zamian większą funkcjonalność. Dobrze będzie się najpierw nim przyjrzeć. </w:t>
+        <w:t>Pierwszą rzeczą jaką należy porównać to typ urządzenia. Autonomiczne mają t</w:t>
+      </w:r>
+      <w:r>
+        <w:t>ę</w:t>
+      </w:r>
+      <w:r>
+        <w:t xml:space="preserve"> zaletę, że nie trzeba dodatkowego komputera do obsługi programów. Można uruchamiać projekty bezpośrednio na goglach. Jest to wygodniejsze rozwiązanie, bo nie trzeba się martwić okablowaniem oraz jest tańsze, bo wystarczy zakup jednego sprzętu, a cena komputera nie jest liczona w cenę całej konfiguracji. Nie zapominając, że większość gogli autonomicznych oferuje połączenie z komputerem za pomocą kabla lub po wifi. Jednakże gogle wymagające komputera oferują w zamian większą funkcjonalność. Dobrze będzie się najpierw nim przyjrzeć. </w:t>
       </w:r>
       <w:proofErr w:type="spellStart"/>
       <w:r>
@@ -7031,7 +6982,19 @@
         <w:t xml:space="preserve"> Index są wypełnione mniejszą i większą funkcjonalnością. </w:t>
       </w:r>
       <w:r>
-        <w:t xml:space="preserve">Tu na pierwszy plan wysuwają się kontrolery, które zamiast być pilotami, bardziej służą jako nakładka na dłonie. Mają dużą liczbę sensorów, które wykrywają położenie palców oraz nacisk na kontroler. Dając użytkownikowi jeszcze większą interaktywność w świecie. W dodatku pozycja gogli jak i kontrolerów jest śledzona bardzo precyzyjnie przy użyciu specjalnych lamp na podczerwień, więc nie można mówić o gubieniu przez zestaw pozycji kontrolerów. Duża częstotliwość odświeżania ekranów dodatkowo wpływa na komfort użytkownika niwelując chorobę symulatorową. </w:t>
+        <w:t xml:space="preserve">Tu na pierwszy plan wysuwają się kontrolery, które zamiast być pilotami, bardziej służą jako nakładka na dłonie. Mają dużą liczbę sensorów, które wykrywają położenie palców oraz nacisk na kontroler. Dając użytkownikowi jeszcze większą </w:t>
+      </w:r>
+      <w:r>
+        <w:t xml:space="preserve">możliwość </w:t>
+      </w:r>
+      <w:r>
+        <w:t>interak</w:t>
+      </w:r>
+      <w:r>
+        <w:t>cji</w:t>
+      </w:r>
+      <w:r>
+        <w:t xml:space="preserve"> w świecie. W dodatku pozycja gogli jak i kontrolerów jest śledzona bardzo precyzyjnie przy użyciu specjalnych lamp, więc nie można mówić o gubieniu przez zestaw pozycji kontrolerów. Duża częstotliwość odświeżania ekranów dodatkowo wpływa na komfort użytkownika niwelując chorobę symulatorową. </w:t>
       </w:r>
       <w:r>
         <w:t xml:space="preserve">Wadą będzie cena i dostępność. Koszt prawie tysiąca dolarów na sprzęt, który jeszcze wymaga komputera do obsługi jest absurdalnie duży. Ten zestaw VR wyszedł w 2019 roku i dostępność poszczególnych </w:t>
@@ -7046,47 +7009,129 @@
       </w:r>
       <w:proofErr w:type="spellStart"/>
       <w:r>
+        <w:t>valve</w:t>
+      </w:r>
+      <w:proofErr w:type="spellEnd"/>
+      <w:r>
+        <w:t xml:space="preserve"> nawet to zaleca, ale kupno całego zestawu na oficjalnej stronie nie jest już możliwe. Te gogle biorą udział w tym porównaniu głównie ze względu na ich funkcjonalność. Nawet dziś są jedynymi w swoim rodzaju. Podobnie można opisać HTC </w:t>
+      </w:r>
+      <w:proofErr w:type="spellStart"/>
+      <w:r>
+        <w:t>Vive</w:t>
+      </w:r>
+      <w:proofErr w:type="spellEnd"/>
+      <w:r>
+        <w:t xml:space="preserve"> Pro 2, tylko że pod wieloma względami są gorsze od sprzętu </w:t>
+      </w:r>
+      <w:proofErr w:type="spellStart"/>
+      <w:r>
+        <w:t>Valve</w:t>
+      </w:r>
+      <w:proofErr w:type="spellEnd"/>
+      <w:r>
+        <w:t xml:space="preserve">. Nie poprawia sytuacji cena, która jest jeszcze większa. Ekrany w goglach mają większą rozdzielczość, ale mają mniejsze odświeżanie. 120 </w:t>
+      </w:r>
+      <w:proofErr w:type="spellStart"/>
+      <w:r>
+        <w:t>Hz</w:t>
+      </w:r>
+      <w:proofErr w:type="spellEnd"/>
+      <w:r>
+        <w:t xml:space="preserve"> to nie jest zły wynik i jest standardem wśród bud</w:t>
+      </w:r>
+      <w:r>
+        <w:t>ż</w:t>
+      </w:r>
+      <w:r>
+        <w:t>etowych gogli, ale to jest sprzęt za 1399 dolarów. Kontrolery również się nie wyróżniają na tle konkurencji</w:t>
+      </w:r>
+      <w:r>
+        <w:t xml:space="preserve">. Są one wielkie i nie poręczne. Ten zestaw jest za drogi i nie oferuje lepszej wydajności. Ostatni z tej kategorii jest </w:t>
+      </w:r>
+      <w:proofErr w:type="spellStart"/>
+      <w:r>
+        <w:t>playstation</w:t>
+      </w:r>
+      <w:proofErr w:type="spellEnd"/>
+      <w:r>
+        <w:t xml:space="preserve"> VR 2. Choć mylnie można założyć, że do obsługi jest potrzebna konsola </w:t>
+      </w:r>
+      <w:proofErr w:type="spellStart"/>
+      <w:r>
+        <w:t>playstation</w:t>
+      </w:r>
+      <w:proofErr w:type="spellEnd"/>
+      <w:r>
+        <w:t xml:space="preserve"> 5 to firma Sony udostępniła przejściówki pozwalające na podłączenie ich sprzętu do komputera. W przeciwieństwie do rozwiązań konkurencji te gogle nie wymagają </w:t>
+      </w:r>
+      <w:r>
         <w:lastRenderedPageBreak/>
-        <w:t>valve</w:t>
-      </w:r>
-      <w:proofErr w:type="spellEnd"/>
-      <w:r>
-        <w:t xml:space="preserve"> nawet to zaleca, ale kupno całego zestawu na oficjalnej stronie nie jest już możliwe. Te gogle są biorą udział w tym porównaniu głównie ze względu na ich funkcjonalność. Nawet dziś są jedynymi w swoim rodzaju. Podobnie można opisać HTC </w:t>
-      </w:r>
-      <w:proofErr w:type="spellStart"/>
-      <w:r>
-        <w:t>Vive</w:t>
-      </w:r>
-      <w:proofErr w:type="spellEnd"/>
-      <w:r>
-        <w:t xml:space="preserve"> Pro 2, tylko że pod wieloma względami są gorsze od sprzętu </w:t>
-      </w:r>
-      <w:proofErr w:type="spellStart"/>
-      <w:r>
-        <w:t>Valve</w:t>
-      </w:r>
-      <w:proofErr w:type="spellEnd"/>
-      <w:r>
-        <w:t xml:space="preserve">. Nie poprawia sytuacji cena, która jest jeszcze większa. Ekrany w goglach mają większą rozdzielczość, ale mają mniejsze odświeżanie. 120 </w:t>
-      </w:r>
-      <w:proofErr w:type="spellStart"/>
-      <w:r>
-        <w:t>Hz</w:t>
-      </w:r>
-      <w:proofErr w:type="spellEnd"/>
-      <w:r>
-        <w:t xml:space="preserve"> to nie jest zły wynik i jest standardem wśród </w:t>
-      </w:r>
-      <w:proofErr w:type="spellStart"/>
-      <w:r>
-        <w:t>budgetowych</w:t>
-      </w:r>
-      <w:proofErr w:type="spellEnd"/>
-      <w:r>
-        <w:t xml:space="preserve"> gogli, ale to jest sprzęt za 1399 dolarów. Kontrolery również się nie wyróżniają na tle konkurencji</w:t>
-      </w:r>
-      <w:r>
-        <w:t xml:space="preserve">. Są one wielkie i nie poręczne. Ten zestaw jest za drogi i nie oferuje lepszej wydajności. Ostatni z tej kategorii jest </w:t>
+        <w:t>specjalnych lamp.</w:t>
+      </w:r>
+      <w:r>
+        <w:t xml:space="preserve"> </w:t>
+      </w:r>
+      <w:proofErr w:type="spellStart"/>
+      <w:r>
+        <w:t>Playstation</w:t>
+      </w:r>
+      <w:proofErr w:type="spellEnd"/>
+      <w:r>
+        <w:t xml:space="preserve"> VR 2 śledzi pozycje kontrolerów przy pomocy wbudowanych kamer. Jest to o wiele wygodniejszy sposób, ponieważ podłączenie i ustawienie całej konfiguracji zajmuje mniej czasu. Problem pojawia się przy precyzji śledzenia. Nie jest ona tak dokładna jak przy użyciu lamp, a kamery mają trudność ze śledzeniem kontrolerów, gdy te są poza ich polem widzenia. W takich sytuacjach można powiedzieć, że gogle zgubiły kontrolery. Jedyne informacje jak</w:t>
+      </w:r>
+      <w:r>
+        <w:t>ie</w:t>
+      </w:r>
+      <w:r>
+        <w:t xml:space="preserve"> są interpretowane to </w:t>
+      </w:r>
+      <w:r>
+        <w:t xml:space="preserve">te </w:t>
+      </w:r>
+      <w:r>
+        <w:t>przez żyroskop kontrolera. Nie jest to duży problem, gdy system jest zaprojektowany, żeby większość uwagi użytkownika była przed nim w polu widzenia kamer. Sprzęt Sony również ma funkcję śledzenia ocz</w:t>
+      </w:r>
+      <w:r>
+        <w:t>u</w:t>
+      </w:r>
+      <w:r>
+        <w:t xml:space="preserve">, czy kontrolery posiadają </w:t>
+      </w:r>
+      <w:proofErr w:type="spellStart"/>
+      <w:r>
+        <w:t>adaptatywne</w:t>
+      </w:r>
+      <w:proofErr w:type="spellEnd"/>
+      <w:r>
+        <w:t xml:space="preserve"> spusty. Ta pierwsza funkcja jest na tyle kluczowa, bo pomaga przy optymalizacji programów, gdzie tylko ta </w:t>
+      </w:r>
+      <w:proofErr w:type="gramStart"/>
+      <w:r>
+        <w:t>przestrzeń</w:t>
+      </w:r>
+      <w:proofErr w:type="gramEnd"/>
+      <w:r>
+        <w:t xml:space="preserve"> na którą użytkownik patrzy będzie </w:t>
+      </w:r>
+      <w:proofErr w:type="spellStart"/>
+      <w:r>
+        <w:t>renderowana</w:t>
+      </w:r>
+      <w:proofErr w:type="spellEnd"/>
+      <w:r>
+        <w:t xml:space="preserve"> w wysokiej rozdzielczości. Niestety ta funkcjonalność nie jest wspierana na komputerach, jak i również inne bardziej zaawansowane funkcje. Czyni to ten zestaw bardzo </w:t>
+      </w:r>
+      <w:r>
+        <w:t>wybrakowanym</w:t>
+      </w:r>
+      <w:r>
+        <w:t>, bo choć ma dużo funkcji to nie można ich użyć. Przynajmniej cena jest o wiele niższa niż u konkurencji, czyniąc je najbardziej opłacalnymi. Zaletą jaką te trzy zestawy mają to brak baterii. Gogle działają tak dług</w:t>
+      </w:r>
+      <w:r>
+        <w:t>o</w:t>
+      </w:r>
+      <w:r>
+        <w:t xml:space="preserve"> jak działa komputer. Nie trzeba ich dodatkowo ładować. Z tych trzech zestawów wybrałbym do projektu </w:t>
       </w:r>
       <w:proofErr w:type="spellStart"/>
       <w:r>
@@ -7094,65 +7139,6 @@
       </w:r>
       <w:proofErr w:type="spellEnd"/>
       <w:r>
-        <w:t xml:space="preserve"> VR 2. Choć mylnie można założyć, że do obsługi jest potrzebna konsola </w:t>
-      </w:r>
-      <w:proofErr w:type="spellStart"/>
-      <w:r>
-        <w:t>playstation</w:t>
-      </w:r>
-      <w:proofErr w:type="spellEnd"/>
-      <w:r>
-        <w:t xml:space="preserve"> 5 to firma Sony udostępniła przejściówki pozwalające na podłączenie ich sprzętu do komputera. W przeciwieństwie do rozwiązań konkurencji te gogle nie wymagają specjalnych lamp na podczerwień.</w:t>
-      </w:r>
-      <w:r>
-        <w:t xml:space="preserve"> </w:t>
-      </w:r>
-      <w:proofErr w:type="spellStart"/>
-      <w:r>
-        <w:t>Playstation</w:t>
-      </w:r>
-      <w:proofErr w:type="spellEnd"/>
-      <w:r>
-        <w:t xml:space="preserve"> VR 2 śledzi pozycje kontrolerów przy pomocy wbudowanych kamer. Jest to o wiele wygodniejszy sposób, ponieważ podłączenie i ustawienie całej konfiguracji zajmuje mniej czasu. Problem pojawia się przy precyzji śledzenia. Nie jest ona tak dokładna jak przy użyciu lamp, a kamery mają trudność ze śledzeniem kontrolerów, gdy te są poza ich polem widzenia. W takich sytuacjach można powiedzieć, że gogle zgubiły kontrolery. Jedyne informacje jaką są interpretowane to przez żyroskop kontrolera. Nie jest to duży problem, gdy system jest zaprojektowany, żeby większość uwagi użytkownika była przed nim w polu widzenia kamer. Sprzęt Sony również ma funkcję śledzenia </w:t>
-      </w:r>
-      <w:proofErr w:type="gramStart"/>
-      <w:r>
-        <w:t>oczy,</w:t>
-      </w:r>
-      <w:proofErr w:type="gramEnd"/>
-      <w:r>
-        <w:t xml:space="preserve"> czy kontrolery posiadają </w:t>
-      </w:r>
-      <w:proofErr w:type="spellStart"/>
-      <w:r>
-        <w:t>adaptywne</w:t>
-      </w:r>
-      <w:proofErr w:type="spellEnd"/>
-      <w:r>
-        <w:t xml:space="preserve"> spusty. Ta pierwsza funkcja jest na tyle kluczowa, bo pomaga przy optymalizacji programów, gdzie tylko ta </w:t>
-      </w:r>
-      <w:proofErr w:type="gramStart"/>
-      <w:r>
-        <w:t>przestrzeń</w:t>
-      </w:r>
-      <w:proofErr w:type="gramEnd"/>
-      <w:r>
-        <w:t xml:space="preserve"> na którą użytkownik patrzy będzie </w:t>
-      </w:r>
-      <w:proofErr w:type="spellStart"/>
-      <w:r>
-        <w:t>renderowana</w:t>
-      </w:r>
-      <w:proofErr w:type="spellEnd"/>
-      <w:r>
-        <w:t xml:space="preserve"> w wysokiej rozdzielczości. Niestety tak funkcjonalność nie jest wspierana na komputerach, jak i również inne bardziej zaawansowane funkcje. Czyni to ten zestaw bardzo biednym, bo choć ma dużo funkcji to nie można ich użyć. Przynajmniej cena jest o wiele niższa niż u konkurencji, czyniąc je najbardziej opłacalnymi. Zaletą jaką te trzy zestawy mają to brak baterii. Gogle działają tak długa jak działa komputer. Nie trzeba ich dodatkowo ładować. Z tych trzech zestawów wybrałbym do projektu </w:t>
-      </w:r>
-      <w:proofErr w:type="spellStart"/>
-      <w:r>
-        <w:t>playstation</w:t>
-      </w:r>
-      <w:proofErr w:type="spellEnd"/>
-      <w:r>
         <w:t xml:space="preserve"> VR 2 głównie przez swoją cenę, ale </w:t>
       </w:r>
       <w:r>
@@ -7191,7 +7177,6 @@
         <w:pStyle w:val="Praca"/>
       </w:pPr>
       <w:r>
-        <w:lastRenderedPageBreak/>
         <w:tab/>
         <w:t xml:space="preserve">Najbardziej popularnymi goglami autonomicznymi są flagowe zestawy Meta Quest. Do porównań użyje tych najbardziej aktualnych, czyli 3 i 3S. Oparte o procesor </w:t>
       </w:r>
@@ -7242,7 +7227,11 @@
         <w:t xml:space="preserve"> jest imponujące. To oczywiście jest statystyka dla podstawowej wersji Meta Quest 3. 3S ma niższą rozdzielczość, ale reszta parametrów jest taka sama. Kontrolery, choć nie mają sporej funkcjonalności to oferują tą najbardziej podstawową i wymaganą. To co jest ważnym czynnikiem to cena.</w:t>
       </w:r>
       <w:r>
-        <w:t xml:space="preserve"> 499 dolarów za podstawową wersje i 299 dolarów za 3S jest rozsądne przy tym jak mocne są gogle oraz ile oferują możliwości. System jest oparty o Androida, więc budowanie aplikacji nie jest bardzo skomplikowane, dzięki sporej ilości dokumentacji.</w:t>
+        <w:t xml:space="preserve"> 499 dolarów za podstawową wersje i 299 dolarów za 3S jest rozsądne przy tym jak mocne są gogle oraz ile oferują możliwości. System jest oparty o Androida, więc budowanie aplikacji nie jest bardzo skomplikowane, dzięki sporej </w:t>
+      </w:r>
+      <w:r>
+        <w:lastRenderedPageBreak/>
+        <w:t>ilości dokumentacji.</w:t>
       </w:r>
       <w:r>
         <w:t xml:space="preserve"> Tańszą alternatywą dla Meta Quest są Pico G3. Jego parametry są niższe. Rozdzielczość jest minimalnie mniejsza, a odświeżanie wynosi tylko 90 </w:t>
@@ -7253,7 +7242,31 @@
       </w:r>
       <w:proofErr w:type="spellEnd"/>
       <w:r>
-        <w:t xml:space="preserve">. Mniejszą częstotliwość ma też procesor, choć tej samej marki to jego parametry są również minimalnie mniejsze. Główną wadą jest tylko jeden kontroler. Jest to poważny problem, gdyż przy tworzeniu aplikacji VR to zakłada się, że użytkownik będzie posiadał dwa kontrolery. Jeden na lewą rękę, drugi na prawą. W tym zestawie gogli tego nie ma, ale jest kluczowe przy projektowaniu systemu. Nie pomaga fakt cena, bo ten zestaw kosztuje 399 dolarów, a za mniejszą cenę można kupić gogle Meta Quest 3S, które posiadają oba kontrolery. Pico G3 wydaję się produktem bardziej przeznaczonym do biznesu oraz obsługi AR, gdzie jeden kontroler w zupełności wystarcza. Innym bardziej biznesowym rozwiązaniem są gogle Apple </w:t>
+        <w:t xml:space="preserve">. Mniejszą częstotliwość ma też procesor, choć tej samej marki to jego parametry są również minimalnie mniejsze. Główną wadą jest tylko jeden kontroler. Jest to poważny problem, gdyż przy tworzeniu aplikacji VR to zakłada się, że użytkownik będzie posiadał dwa kontrolery. Jeden na lewą rękę, drugi na prawą. W tym zestawie </w:t>
+      </w:r>
+      <w:r>
+        <w:t>VR</w:t>
+      </w:r>
+      <w:r>
+        <w:t xml:space="preserve"> tego nie ma, ale jest </w:t>
+      </w:r>
+      <w:r>
+        <w:t xml:space="preserve">to </w:t>
+      </w:r>
+      <w:r>
+        <w:t xml:space="preserve">kluczowe przy projektowaniu systemu. Nie pomaga </w:t>
+      </w:r>
+      <w:r>
+        <w:t>wysokość</w:t>
+      </w:r>
+      <w:r>
+        <w:t xml:space="preserve"> cen</w:t>
+      </w:r>
+      <w:r>
+        <w:t>y</w:t>
+      </w:r>
+      <w:r>
+        <w:t xml:space="preserve">, bo ten zestaw kosztuje 399 dolarów, a za mniejszą cenę można kupić gogle Meta Quest 3S, które posiadają oba kontrolery. Pico G3 wydaję się produktem bardziej przeznaczonym do biznesu oraz obsługi AR, gdzie jeden kontroler w zupełności wystarcza. Innym bardziej biznesowym rozwiązaniem są gogle Apple </w:t>
       </w:r>
       <w:proofErr w:type="spellStart"/>
       <w:r>
@@ -7272,46 +7285,64 @@
         <w:t xml:space="preserve">, który już ze swoją ceną przegrywa z resztą urządzeń. </w:t>
       </w:r>
       <w:r>
-        <w:t xml:space="preserve">Oferuję sporą moc obliczeniową oraz wysoką rozdzielczość ekranów, ale Apple nie oferują kontrolerów. Zamiast tego jest śledzony ruch rąk. Taką funkcjonalność mają również gogle Meta Quest, ale produkt Apple ma to śledzenie bardziej dopracowane. Cała interakcja opiera się na gestykulacji użytkownika. Zbudowanie systemu opartego o gesty użytkownika jest możliwe, ale wymaga zbyt dużej pracy jak na jedną osobę. Ten produkt jest bardziej przeznaczony do rozwiązań AR, gdzie prosta gestykulacja ma większe zastosowanie. W VR taki sposób sterowanie nie miały dużego zastosowanie przez </w:t>
+        <w:t>Oferuję sporą moc obliczeniową oraz wysoką rozdzielczość ekranów, ale Apple nie oferują kontrolerów. Zamiast tego jest śledzony ruch rąk. Taką funkcjonalność mają również gogle Meta Quest, ale produkt Apple ma to śledzenie bardziej dopracowane. Cała interakcja opiera się na gestykulacji użytkownika. Zbudowanie systemu opartego o gesty użytkownika jest możliwe, ale wymaga zbyt dużej pracy jak na jedną osobę. Ten produkt jest bardziej przeznaczony do rozwiązań AR, gdzie prosta gestykulacja ma większe zastosowanie. W VR taki sposób sterowani</w:t>
+      </w:r>
+      <w:r>
+        <w:t>a</w:t>
+      </w:r>
+      <w:r>
+        <w:t xml:space="preserve"> nie miał</w:t>
+      </w:r>
+      <w:r>
+        <w:t>by</w:t>
+      </w:r>
+      <w:r>
+        <w:t xml:space="preserve"> dużego zastosowanie przez brak precyzji. To samo można powiedzieć o tańszej alternatywie dla sprzętu </w:t>
+      </w:r>
+      <w:proofErr w:type="spellStart"/>
+      <w:r>
+        <w:t>Apple’a</w:t>
+      </w:r>
+      <w:proofErr w:type="spellEnd"/>
+      <w:r>
+        <w:t xml:space="preserve">, czyli Samsung Gear XR. W przeciwieństwie do swojego konkurenta Samsung do swojego zestawu załącza kontrolery. Niestety cena nadal jest wielokrotnie większa od sprzętu Meta. Duża </w:t>
+      </w:r>
+      <w:proofErr w:type="gramStart"/>
+      <w:r>
+        <w:t>rozdzielczość,</w:t>
+      </w:r>
+      <w:proofErr w:type="gramEnd"/>
+      <w:r>
+        <w:t xml:space="preserve"> czy moc obliczeniowa nie usprawiedliwia tak dużej ceny. Ostatnim parametrem, który ma duży wpływ jest bateria. Każde z gogli autonomicznych trzeba ładować. I dla każdego wcześniej wymienionych czas działania na baterii średnio oscyluje wokół dwóch godzin. Jest to </w:t>
+      </w:r>
+      <w:r>
+        <w:t xml:space="preserve">mocno niedokładne, bo </w:t>
+      </w:r>
+      <w:proofErr w:type="gramStart"/>
+      <w:r>
+        <w:t>to</w:t>
+      </w:r>
+      <w:proofErr w:type="gramEnd"/>
+      <w:r>
+        <w:t xml:space="preserve"> ile gogle zużyj</w:t>
+      </w:r>
+      <w:r>
+        <w:t>ą</w:t>
+      </w:r>
+      <w:r>
+        <w:t xml:space="preserve"> baterii ściśle jest związane z zużyciem mocy operacyjnej. Bardziej wymagające aplikacje zwiększą zużycie baterii. I to jest największy problem zestawów autonomicznych. Po sesji użytkowania trzeba ładować gogle, co nie jest zbyt optymalnym rozwiązaniem. Nawet podłączenie do </w:t>
+      </w:r>
+      <w:proofErr w:type="gramStart"/>
+      <w:r>
+        <w:t>komputera,</w:t>
+      </w:r>
+      <w:proofErr w:type="gramEnd"/>
+      <w:r>
+        <w:t xml:space="preserve"> czy ładowarki nie powoduje, że gogle będą działać dłużej. Na potrzeby tego projektu po analizie zalet i wad różnej gamy sprzętów zdecydowałem, że zestaw VR Meta Quest 3 będzie najbardziej </w:t>
       </w:r>
       <w:r>
         <w:lastRenderedPageBreak/>
-        <w:t xml:space="preserve">brak precyzji. To samo można powiedzieć o tańszej alternatywie dla sprzętu </w:t>
-      </w:r>
-      <w:proofErr w:type="spellStart"/>
-      <w:r>
-        <w:t>Apple’a</w:t>
-      </w:r>
-      <w:proofErr w:type="spellEnd"/>
-      <w:r>
-        <w:t xml:space="preserve">, czyli Samsung Gear XR. W przeciwieństwie do swojego konkurenta Samsung do swojego zestawu załącza kontrolery. Niestety cena nadal jest wielokrotnie większa od sprzętu Meta. Duża </w:t>
-      </w:r>
-      <w:proofErr w:type="gramStart"/>
-      <w:r>
-        <w:t>rozdzielczość,</w:t>
-      </w:r>
-      <w:proofErr w:type="gramEnd"/>
-      <w:r>
-        <w:t xml:space="preserve"> czy moc obliczeniowa nie usprawiedliwia tak dużej ceny. Ostatnim parametrem, który ma duży wpływ jest bateria. Każde z gogli autonomicznych trzeba ładować. I dla każdego wcześniej wymienionych czas działania na baterii średnio oscyluje wokół dwóch godzin. Jest to </w:t>
-      </w:r>
-      <w:r>
-        <w:t xml:space="preserve">mocno niedokładne, bo </w:t>
-      </w:r>
-      <w:proofErr w:type="gramStart"/>
-      <w:r>
-        <w:t>to</w:t>
-      </w:r>
-      <w:proofErr w:type="gramEnd"/>
-      <w:r>
-        <w:t xml:space="preserve"> ile gogle zużyje baterii ściśle jest związane z zużyciem mocy operacyjnej. Bardziej wymagające aplikacje zwiększą zużycie baterii. I to jest największy problem zestawów autonomicznych. Po sesji użytkowania trzeba ładować gogle, co nie jest zbyt optymalnym rozwiązaniem. Nawet podłączenie do </w:t>
-      </w:r>
-      <w:proofErr w:type="gramStart"/>
-      <w:r>
-        <w:t>komputera,</w:t>
-      </w:r>
-      <w:proofErr w:type="gramEnd"/>
-      <w:r>
-        <w:t xml:space="preserve"> czy ładowarki nie powoduje, że gogle będą działać dłużej. Na potrzeby tego projektu po analizie zalet i wad różnej gamy sprzętów zdecydowałem, że zestaw VR Meta Quest 3 będzie najbardziej odpowiednim wyborem. Są one dobrym kompromisem między wydajnością, funkcjonalnością, a ceną. Pomaga w tym również fakt istnienia gotowych rozwiązań dla tej platformy. Dlatego cały system będzie domyślnie działać na Meta Quest 3. </w:t>
+        <w:t xml:space="preserve">odpowiednim wyborem. Są one dobrym kompromisem między wydajnością, funkcjonalnością, a ceną. Pomaga w tym również fakt istnienia gotowych rozwiązań dla tej platformy. Dlatego cały system będzie domyślnie działać na Meta Quest 3. </w:t>
       </w:r>
     </w:p>
     <w:p>
@@ -7320,13 +7351,7 @@
       </w:pPr>
       <w:bookmarkStart w:id="7" w:name="_Toc215131087"/>
       <w:r>
-        <w:t>2.</w:t>
-      </w:r>
-      <w:r>
-        <w:t>3</w:t>
-      </w:r>
-      <w:r>
-        <w:t xml:space="preserve"> </w:t>
+        <w:t xml:space="preserve">2.3 </w:t>
       </w:r>
       <w:proofErr w:type="spellStart"/>
       <w:r>
@@ -7391,7 +7416,6 @@
       </w:r>
       <w:proofErr w:type="spellStart"/>
       <w:r>
-        <w:lastRenderedPageBreak/>
         <w:t>Unreal</w:t>
       </w:r>
       <w:proofErr w:type="spellEnd"/>
@@ -7466,13 +7490,23 @@
         <w:t>blueprint</w:t>
       </w:r>
       <w:proofErr w:type="spellEnd"/>
-    </w:p>
-    <w:p>
-      <w:pPr>
-        <w:pStyle w:val="Praca"/>
-      </w:pPr>
-      <w:proofErr w:type="spellStart"/>
-      <w:r>
+      <w:r>
+        <w:t>. Źródło: opracowanie własne</w:t>
+      </w:r>
+    </w:p>
+    <w:p>
+      <w:pPr>
+        <w:pStyle w:val="Praca"/>
+        <w:jc w:val="center"/>
+      </w:pPr>
+    </w:p>
+    <w:p>
+      <w:pPr>
+        <w:pStyle w:val="Praca"/>
+      </w:pPr>
+      <w:proofErr w:type="spellStart"/>
+      <w:r>
+        <w:lastRenderedPageBreak/>
         <w:t>Blueprinty</w:t>
       </w:r>
       <w:proofErr w:type="spellEnd"/>
@@ -7547,6 +7581,15 @@
         <w:t>blueprint</w:t>
       </w:r>
       <w:proofErr w:type="spellEnd"/>
+      <w:r>
+        <w:t>. Źródło: opracowanie własne</w:t>
+      </w:r>
+    </w:p>
+    <w:p>
+      <w:pPr>
+        <w:pStyle w:val="Praca"/>
+        <w:jc w:val="center"/>
+      </w:pPr>
     </w:p>
     <w:p>
       <w:pPr>
@@ -7601,70 +7644,114 @@
       </w:r>
       <w:proofErr w:type="spellEnd"/>
       <w:r>
-        <w:t xml:space="preserve"> jest obiektem sterowanym przez </w:t>
+        <w:t xml:space="preserve"> jest obiektem sterowanym przez użytkownika. Wszystkie </w:t>
+      </w:r>
+      <w:r>
+        <w:t xml:space="preserve">jego </w:t>
+      </w:r>
+      <w:r>
+        <w:t xml:space="preserve">reakcje są interpretowane przez typ </w:t>
+      </w:r>
+      <w:proofErr w:type="spellStart"/>
+      <w:r>
+        <w:t>Pawn</w:t>
+      </w:r>
+      <w:proofErr w:type="spellEnd"/>
+      <w:r>
+        <w:t>, co ważne, że ty</w:t>
+      </w:r>
+      <w:r>
+        <w:t>p</w:t>
+      </w:r>
+      <w:r>
+        <w:t xml:space="preserve"> </w:t>
+      </w:r>
+      <w:proofErr w:type="spellStart"/>
+      <w:r>
+        <w:t>Pawn</w:t>
+      </w:r>
+      <w:proofErr w:type="spellEnd"/>
+      <w:r>
+        <w:t xml:space="preserve"> sam dziedziczy od typu </w:t>
+      </w:r>
+      <w:proofErr w:type="spellStart"/>
+      <w:r>
+        <w:t>actor</w:t>
+      </w:r>
+      <w:proofErr w:type="spellEnd"/>
+      <w:r>
+        <w:t xml:space="preserve">. </w:t>
+      </w:r>
+      <w:proofErr w:type="spellStart"/>
+      <w:r>
+        <w:t>Actor</w:t>
+      </w:r>
+      <w:proofErr w:type="spellEnd"/>
+      <w:r>
+        <w:t xml:space="preserve"> Component nie jest samodzielnym obiektem, a raczej można go porównać do interfejsu. Można go przyczepić do dowolnego obiektu i w ten sposób wzbogacić funkcjonalność </w:t>
+      </w:r>
+      <w:proofErr w:type="spellStart"/>
+      <w:r>
+        <w:t>blueprintu</w:t>
+      </w:r>
+      <w:proofErr w:type="spellEnd"/>
+      <w:r>
+        <w:t xml:space="preserve"> typu </w:t>
+      </w:r>
+      <w:proofErr w:type="spellStart"/>
+      <w:r>
+        <w:t>actor</w:t>
+      </w:r>
+      <w:proofErr w:type="spellEnd"/>
+      <w:r>
+        <w:t xml:space="preserve">. Wartym wspomnienia typem jest Game </w:t>
+      </w:r>
+      <w:proofErr w:type="spellStart"/>
+      <w:r>
+        <w:t>Mode</w:t>
+      </w:r>
+      <w:proofErr w:type="spellEnd"/>
+      <w:r>
+        <w:t xml:space="preserve"> Base. W teorii on powinien zawierać całą logikę projektu oraz charakteryzować sposób użytkowania. Jednakże domyślne ustawienia wystarczają na potrzeby projektu. </w:t>
+      </w:r>
+      <w:r>
+        <w:t xml:space="preserve">Tak jak było wspomniane </w:t>
+      </w:r>
+      <w:proofErr w:type="spellStart"/>
+      <w:r>
+        <w:t>blueprint</w:t>
+      </w:r>
+      <w:proofErr w:type="spellEnd"/>
+      <w:r>
+        <w:t xml:space="preserve"> można porównać do tradycyjnej klasy. Można tworzyć zmienne określonego typu: </w:t>
+      </w:r>
+      <w:proofErr w:type="spellStart"/>
+      <w:r>
+        <w:t>Int</w:t>
+      </w:r>
+      <w:proofErr w:type="spellEnd"/>
+      <w:r>
+        <w:t xml:space="preserve">, </w:t>
+      </w:r>
+      <w:proofErr w:type="spellStart"/>
+      <w:r>
+        <w:t>Float</w:t>
+      </w:r>
+      <w:proofErr w:type="spellEnd"/>
+      <w:r>
+        <w:t xml:space="preserve">, String, ale też innych </w:t>
+      </w:r>
+      <w:proofErr w:type="spellStart"/>
+      <w:r>
+        <w:t>blueprintów</w:t>
+      </w:r>
+      <w:proofErr w:type="spellEnd"/>
+      <w:r>
+        <w:t xml:space="preserve">. </w:t>
       </w:r>
       <w:r>
         <w:lastRenderedPageBreak/>
-        <w:t xml:space="preserve">użytkownika. Wszystkie reakcje u niego są interpretowane przez typ </w:t>
-      </w:r>
-      <w:proofErr w:type="spellStart"/>
-      <w:r>
-        <w:t>Pawn</w:t>
-      </w:r>
-      <w:proofErr w:type="spellEnd"/>
-      <w:r>
-        <w:t xml:space="preserve">, co ważne, że ty </w:t>
-      </w:r>
-      <w:proofErr w:type="spellStart"/>
-      <w:r>
-        <w:t>Pawn</w:t>
-      </w:r>
-      <w:proofErr w:type="spellEnd"/>
-      <w:r>
-        <w:t xml:space="preserve"> sam dziedziczy od typu </w:t>
-      </w:r>
-      <w:proofErr w:type="spellStart"/>
-      <w:r>
-        <w:t>actor</w:t>
-      </w:r>
-      <w:proofErr w:type="spellEnd"/>
-      <w:r>
-        <w:t xml:space="preserve">. </w:t>
-      </w:r>
-      <w:proofErr w:type="spellStart"/>
-      <w:r>
-        <w:t>Actor</w:t>
-      </w:r>
-      <w:proofErr w:type="spellEnd"/>
-      <w:r>
-        <w:t xml:space="preserve"> Component nie jest samodzielnym obiektem, a raczej można go porównać do interfejsu. Można go przyczepić do dowolnego obiektu i w ten sposób wzbogacić funkcjonalność </w:t>
-      </w:r>
-      <w:proofErr w:type="spellStart"/>
-      <w:r>
-        <w:t>blueprintu</w:t>
-      </w:r>
-      <w:proofErr w:type="spellEnd"/>
-      <w:r>
-        <w:t xml:space="preserve"> typu </w:t>
-      </w:r>
-      <w:proofErr w:type="spellStart"/>
-      <w:r>
-        <w:t>actor</w:t>
-      </w:r>
-      <w:proofErr w:type="spellEnd"/>
-      <w:r>
-        <w:t xml:space="preserve">. Wartym wspomnienia typem jest Game </w:t>
-      </w:r>
-      <w:proofErr w:type="spellStart"/>
-      <w:r>
-        <w:t>Mode</w:t>
-      </w:r>
-      <w:proofErr w:type="spellEnd"/>
-      <w:r>
-        <w:t xml:space="preserve"> Base. W teorii on powinien zawierać całą logikę projektu oraz charakteryzować sposób użytkowania. Jednakże domyślne ustawienia wystarczają na potrzeby projektu. </w:t>
-      </w:r>
-      <w:r>
-        <w:t xml:space="preserve">Tak jak było wspomniane </w:t>
+        <w:t xml:space="preserve">Każdy </w:t>
       </w:r>
       <w:proofErr w:type="spellStart"/>
       <w:r>
@@ -7672,38 +7759,6 @@
       </w:r>
       <w:proofErr w:type="spellEnd"/>
       <w:r>
-        <w:t xml:space="preserve"> można porównać do tradycyjnej klasy. Można tworzyć zmienne określonego typu: </w:t>
-      </w:r>
-      <w:proofErr w:type="spellStart"/>
-      <w:r>
-        <w:t>Int</w:t>
-      </w:r>
-      <w:proofErr w:type="spellEnd"/>
-      <w:r>
-        <w:t xml:space="preserve">, </w:t>
-      </w:r>
-      <w:proofErr w:type="spellStart"/>
-      <w:r>
-        <w:t>Float</w:t>
-      </w:r>
-      <w:proofErr w:type="spellEnd"/>
-      <w:r>
-        <w:t xml:space="preserve">, String, ale też innych </w:t>
-      </w:r>
-      <w:proofErr w:type="spellStart"/>
-      <w:r>
-        <w:t>blueprintów</w:t>
-      </w:r>
-      <w:proofErr w:type="spellEnd"/>
-      <w:r>
-        <w:t xml:space="preserve">. Każdy </w:t>
-      </w:r>
-      <w:proofErr w:type="spellStart"/>
-      <w:r>
-        <w:t>blueprint</w:t>
-      </w:r>
-      <w:proofErr w:type="spellEnd"/>
-      <w:r>
         <w:t xml:space="preserve"> </w:t>
       </w:r>
       <w:proofErr w:type="spellStart"/>
@@ -7733,16 +7788,6 @@
       <w:r>
         <w:t xml:space="preserve"> </w:t>
       </w:r>
-    </w:p>
-    <w:p>
-      <w:pPr>
-        <w:pStyle w:val="Praca"/>
-      </w:pPr>
-    </w:p>
-    <w:p>
-      <w:pPr>
-        <w:pStyle w:val="Praca"/>
-      </w:pPr>
     </w:p>
     <w:p>
       <w:pPr>
@@ -7810,6 +7855,15 @@
         <w:t>Blueprint</w:t>
       </w:r>
       <w:proofErr w:type="spellEnd"/>
+      <w:r>
+        <w:t>. Źródło: opracowanie własne</w:t>
+      </w:r>
+    </w:p>
+    <w:p>
+      <w:pPr>
+        <w:pStyle w:val="Praca"/>
+        <w:jc w:val="center"/>
+      </w:pPr>
     </w:p>
     <w:p>
       <w:pPr>
@@ -7840,15 +7894,13 @@
       </w:r>
       <w:proofErr w:type="spellEnd"/>
       <w:r>
-        <w:t xml:space="preserve">. Są one odpowiedzialne za uruchamianie kodu w konkretnej sytuacji. Domyślnie są trzy. </w:t>
-      </w:r>
-      <w:proofErr w:type="spellStart"/>
-      <w:r>
-        <w:t>Konstuktor</w:t>
-      </w:r>
-      <w:proofErr w:type="spellEnd"/>
-      <w:r>
-        <w:t xml:space="preserve">, Wykrycie kolizji oraz funkcja uruchamiana co każdy </w:t>
+        <w:t>. Są one odpowiedzialne za uruchamianie kodu w konkretnej sytuacji. Domyślnie są trzy. Konst</w:t>
+      </w:r>
+      <w:r>
+        <w:t>r</w:t>
+      </w:r>
+      <w:r>
+        <w:t xml:space="preserve">uktor, Wykrycie kolizji oraz funkcja uruchamiana co każdy </w:t>
       </w:r>
       <w:proofErr w:type="spellStart"/>
       <w:r>
@@ -7864,11 +7916,19 @@
       </w:r>
       <w:proofErr w:type="spellEnd"/>
       <w:r>
-        <w:t xml:space="preserve">, które mogą służyć jako punkt końcowy dla innych aktorów. W głównej mierze </w:t>
-      </w:r>
-      <w:r>
-        <w:lastRenderedPageBreak/>
-        <w:t>jednak to są funkcje.</w:t>
+        <w:t>, które mogą służyć jako punkt</w:t>
+      </w:r>
+      <w:r>
+        <w:t>y</w:t>
+      </w:r>
+      <w:r>
+        <w:t xml:space="preserve"> końcow</w:t>
+      </w:r>
+      <w:r>
+        <w:t>e</w:t>
+      </w:r>
+      <w:r>
+        <w:t xml:space="preserve"> dla innych aktorów. W głównej mierze jednak to są funkcje.</w:t>
       </w:r>
       <w:r>
         <w:t xml:space="preserve"> Tak jak w tradycyjnej klasie można tworzyć własne zmienne o określonym typie.</w:t>
@@ -7928,12 +7988,16 @@
       <w:r>
         <w:t>Rys. 2.4 zmienne</w:t>
       </w:r>
-    </w:p>
-    <w:p>
-      <w:pPr>
-        <w:pStyle w:val="Praca"/>
-      </w:pPr>
-      <w:r>
+      <w:r>
+        <w:t>. Źródło: opracowanie własne</w:t>
+      </w:r>
+    </w:p>
+    <w:p>
+      <w:pPr>
+        <w:pStyle w:val="Praca"/>
+      </w:pPr>
+      <w:r>
+        <w:lastRenderedPageBreak/>
         <w:t xml:space="preserve">Zmienne mogą być jednym z prymitywnych typów lub być odwołanie do innego </w:t>
       </w:r>
       <w:proofErr w:type="spellStart"/>
@@ -8007,6 +8071,15 @@
       <w:r>
         <w:t>Rys. 2.5 Przypisanie i odczytanie zmiennej</w:t>
       </w:r>
+      <w:r>
+        <w:t>. Źródło: opracowanie własne</w:t>
+      </w:r>
+    </w:p>
+    <w:p>
+      <w:pPr>
+        <w:pStyle w:val="Praca"/>
+        <w:jc w:val="center"/>
+      </w:pPr>
     </w:p>
     <w:p>
       <w:pPr>
@@ -8084,16 +8157,34 @@
         <w:jc w:val="center"/>
       </w:pPr>
       <w:r>
+        <w:t>Rys. 2.6 Stworzenie pętli oraz rozgałęzienie</w:t>
+      </w:r>
+      <w:r>
+        <w:t>. Źródło: opracowanie własne</w:t>
+      </w:r>
+    </w:p>
+    <w:p>
+      <w:pPr>
+        <w:pStyle w:val="Praca"/>
+        <w:jc w:val="center"/>
+      </w:pPr>
+    </w:p>
+    <w:p>
+      <w:pPr>
+        <w:pStyle w:val="Praca"/>
+      </w:pPr>
+      <w:r>
+        <w:t>Ważnym elementem tworzenia struktury kod</w:t>
+      </w:r>
+      <w:r>
+        <w:t>u</w:t>
+      </w:r>
+      <w:r>
+        <w:t xml:space="preserve"> są parametry oraz zwracane wartości. Mogą być dowolnego typu i za pomocą nich można stworzyć wielofunkcyjny kod. Parametr może przyjąć wartość wpisaną lub być wartością pobraną ze zmiennej. Wtedy trzeba stworzyć blok, który zwraca wartość zmiennej i go przyczepić do wejścia parametru. Blok może zwracać kilka wartości </w:t>
+      </w:r>
+      <w:r>
         <w:lastRenderedPageBreak/>
-        <w:t>Rys. 2.6 Stworzenie pętli oraz rozgałęzienie</w:t>
-      </w:r>
-    </w:p>
-    <w:p>
-      <w:pPr>
-        <w:pStyle w:val="Praca"/>
-      </w:pPr>
-      <w:r>
-        <w:t>Ważnym elementem tworzenia struktury kody są parametry oraz zwracane wartości. Mogą być dowolnego typu i za pomocą nich można stworzyć wielofunkcyjny kod. Parametr może przyjąć wartość wpisaną lub być wartością pobraną ze zmiennej. Wtedy trzeba stworzyć blok, który zwraca wartość zmiennej i go przyczepić do wejścia parametru. Blok może zwracać kilka wartości jednocześnie. Te wartości można wykorzystać później w programie. Poza używaniem wbudowanych bloków funkcji można też tworzyć własne.</w:t>
+        <w:t>jednocześnie. Te wartości można wykorzystać później w programie. Poza używaniem wbudowanych bloków funkcji można też tworzyć własne.</w:t>
       </w:r>
     </w:p>
     <w:p>
@@ -8156,6 +8247,15 @@
       <w:r>
         <w:t>Rys. 2.7 Stworzenie funkcji</w:t>
       </w:r>
+      <w:r>
+        <w:t>. Źródło: opracowanie własne</w:t>
+      </w:r>
+    </w:p>
+    <w:p>
+      <w:pPr>
+        <w:pStyle w:val="Praca"/>
+        <w:jc w:val="center"/>
+      </w:pPr>
     </w:p>
     <w:p>
       <w:pPr>
@@ -8190,8 +8290,14 @@
       </w:r>
       <w:proofErr w:type="spellEnd"/>
       <w:r>
-        <w:t xml:space="preserve">. </w:t>
-      </w:r>
+        <w:t>.</w:t>
+      </w:r>
+    </w:p>
+    <w:p>
+      <w:pPr>
+        <w:pStyle w:val="Praca"/>
+        <w:ind w:firstLine="708"/>
+      </w:pPr>
       <w:proofErr w:type="spellStart"/>
       <w:r>
         <w:t>Blueprint</w:t>
@@ -8268,18 +8374,21 @@
         <w:t>blueprint</w:t>
       </w:r>
       <w:proofErr w:type="spellEnd"/>
-    </w:p>
-    <w:p>
-      <w:pPr>
-        <w:pStyle w:val="Praca"/>
-      </w:pPr>
-    </w:p>
-    <w:p>
-      <w:pPr>
-        <w:pStyle w:val="Praca"/>
-      </w:pPr>
-      <w:r>
-        <w:t xml:space="preserve">By obiekt był aktywny i można go było używać trzeba go postawić w na mapie w edytorze </w:t>
+      <w:r>
+        <w:t>. Źródło: opracowanie własne</w:t>
+      </w:r>
+    </w:p>
+    <w:p>
+      <w:pPr>
+        <w:pStyle w:val="Praca"/>
+      </w:pPr>
+    </w:p>
+    <w:p>
+      <w:pPr>
+        <w:pStyle w:val="Praca"/>
+      </w:pPr>
+      <w:r>
+        <w:t xml:space="preserve">By obiekt był aktywny i można go było używać trzeba go postawić na mapie w edytorze </w:t>
       </w:r>
       <w:proofErr w:type="spellStart"/>
       <w:r>
@@ -8343,12 +8452,22 @@
       <w:r>
         <w:t>Rys. 2.9 Obiekt w edytorze mapy</w:t>
       </w:r>
-    </w:p>
-    <w:p>
-      <w:pPr>
-        <w:pStyle w:val="Praca"/>
-      </w:pPr>
-      <w:r>
+      <w:r>
+        <w:t>. Źródło: opracowanie własne</w:t>
+      </w:r>
+    </w:p>
+    <w:p>
+      <w:pPr>
+        <w:pStyle w:val="Praca"/>
+        <w:jc w:val="center"/>
+      </w:pPr>
+    </w:p>
+    <w:p>
+      <w:pPr>
+        <w:pStyle w:val="Praca"/>
+      </w:pPr>
+      <w:r>
+        <w:lastRenderedPageBreak/>
         <w:t xml:space="preserve">To są tylko podstawy używania </w:t>
       </w:r>
       <w:proofErr w:type="spellStart"/>
@@ -8365,11 +8484,7 @@
       </w:r>
       <w:proofErr w:type="spellEnd"/>
       <w:r>
-        <w:t xml:space="preserve"> Engine 5, ale ich zastosowanie jest o wiele większe. Na podstawie ich można tworzyć </w:t>
-      </w:r>
-      <w:r>
-        <w:lastRenderedPageBreak/>
-        <w:t xml:space="preserve">zaawansowane i wielofunkcyjne systemy. Są one przydatne przy prototypowaniu funkcjonalności, bo pozwalają w małym odstępie czasowym stworzyć coś, co ma działać zgodnie z wymaganiami. Samo podejście no </w:t>
+        <w:t xml:space="preserve"> Engine 5, ale ich zastosowanie jest o wiele większe. Na podstawie ich można tworzyć zaawansowane i wielofunkcyjne systemy. Są one przydatne przy prototypowaniu funkcjonalności, bo pozwalają w małym odstępie czasowym stworzyć coś, co ma działać zgodnie z wymaganiami. Samo podejście no </w:t>
       </w:r>
       <w:proofErr w:type="spellStart"/>
       <w:r>
@@ -8385,7 +8500,19 @@
       </w:r>
       <w:proofErr w:type="spellEnd"/>
       <w:r>
-        <w:t xml:space="preserve"> Engine 5 nie tylko ogranicza się do tworzenia logiki, ale też do każdego aspektu </w:t>
+        <w:t xml:space="preserve"> Engine 5 nie tylko ogranicza się do tworzenia logiki, </w:t>
+      </w:r>
+      <w:r>
+        <w:t>bo</w:t>
+      </w:r>
+      <w:r>
+        <w:t xml:space="preserve"> </w:t>
+      </w:r>
+      <w:r>
+        <w:t>jest integralną częścią</w:t>
+      </w:r>
+      <w:r>
+        <w:t xml:space="preserve"> każdego aspektu </w:t>
       </w:r>
       <w:r>
         <w:t xml:space="preserve">tworzenia projektu. Za pomocą ich można stworzyć zaawansowane materiały, które można nałożyć na obiekty 3D. Nie trzeba znać żadnego języka programowania, by zaprojektować całe systemy. Jednakże podejście no </w:t>
@@ -8396,7 +8523,19 @@
       </w:r>
       <w:proofErr w:type="spellEnd"/>
       <w:r>
-        <w:t>, choć jest wygodne w użyciu i szybko pozwala tworzyć logikę programu to jednak ma swoje wady. Główną jest jej słaba czytelność przy bardziej skomplikowanych instrukcjach. Im bardziej zawansowana funkcjonalność, tym mniej czytelniejszy kod. Każdy blok ma swój rozmiar i tworzenie kolejnych funkcji zabiera miejsce w edytorze. Przy kilku małych systemach ten problem jest nie widoczny, ale gdy tylko jest potrzeba zaimplementować bardziej zaawansowaną funkcjonalność to ilość potrzebnych bloków i połączeń sprawia, że kod jest nieczytelny. Można to zaradzić tworzeniem kolejnych funkcji pomocniczych, które zawierają pomniejszy kod, ale późniejsze odczytanie kodu jest utrudnione przez sam edytor.</w:t>
+        <w:t>, choć jest wygodne w użyciu i szybko pozwala tworzyć logikę programu to ma swoje wady. Główną jest jej słaba czytelność przy bardziej skomplikowanych instrukcjach. Im bardziej zawansowana funkcjonalność, tym mniej czytel</w:t>
+      </w:r>
+      <w:r>
+        <w:t>n</w:t>
+      </w:r>
+      <w:r>
+        <w:t xml:space="preserve">y </w:t>
+      </w:r>
+      <w:r>
+        <w:t xml:space="preserve">jest </w:t>
+      </w:r>
+      <w:r>
+        <w:t>kod. Każdy blok ma swój rozmiar i tworzenie kolejnych funkcji zabiera miejsce w edytorze. Przy kilku małych systemach ten problem jest nie widoczny, ale gdy tylko jest potrzeba zaimplementować bardziej zaawansowaną funkcjonalność to ilość potrzebnych bloków i połączeń sprawia, że kod jest nieczytelny. Można to zaradzić tworzeniem kolejnych funkcji pomocniczych, które zawierają pomniejszy kod, ale późniejsze odczytanie kodu jest utrudnione przez sam edytor.</w:t>
       </w:r>
       <w:r>
         <w:t xml:space="preserve"> Można też wspomnieć, że kod stworzony za pomocą </w:t>
@@ -8484,11 +8623,17 @@
         <w:ind w:firstLine="708"/>
       </w:pPr>
       <w:r>
-        <w:t xml:space="preserve">Pierwszą ważna funkcjonalnością powinno być zastosowanie technologii wirtualne rzeczywistości. Na to składa się: poruszanie się w przestrzeni trójwymiarowej, śledzenie ruchu dłoni przy pomocy kontrolerów, interakcja z obiektami w przestrzeni trójwymiarowej oraz natywne uruchamiane projektu na zestawie VR. To jest podstawa całego projektu i wszystkie inne funkcjonalności powinny opierać się na fakcie, że użytkownik korzysta z technologii VR. Jako że </w:t>
+        <w:t>Pierwszą ważna funkcjonalnością powinno być zastosowanie technologii wirtualne</w:t>
+      </w:r>
+      <w:r>
+        <w:t>j</w:t>
+      </w:r>
+      <w:r>
+        <w:t xml:space="preserve"> rzeczywistości. Na to składa się: poruszanie się w przestrzeni trójwymiarowej, śledzenie ruchu dłoni przy pomocy kontrolerów, interakcja z obiektami w przestrzeni trójwymiarowej oraz natywne uruchamiane projektu na </w:t>
       </w:r>
       <w:r>
         <w:lastRenderedPageBreak/>
-        <w:t xml:space="preserve">do projektu wybrałem zestaw Meta Quest 3 to mogę stworzyć projekt i uruchomić go natywnie na tym zestawie. Dzięki temu mogę uniknąć pośrednika jakim jest komputer oraz ułatwić dostęp do użytkowania aplikacji. </w:t>
+        <w:t xml:space="preserve">zestawie VR. To jest podstawa całego projektu i wszystkie inne funkcjonalności powinny opierać się na fakcie, że użytkownik korzysta z technologii VR. Jako że do projektu wybrałem zestaw Meta Quest 3 to mogę stworzyć projekt i uruchomić go natywnie na tym zestawie. Dzięki temu mogę uniknąć pośrednika jakim jest komputer oraz ułatwić dostęp do użytkowania aplikacji. </w:t>
       </w:r>
       <w:r>
         <w:t>Forma poruszania się w przestrzeni 3D jest funkcją dość skomplikowaną, ponieważ istnieje wiele form w jakich użytkownik może się przemieszczać. Najbardziej popularnymi jest teleportacja oraz płynne poruszanie się. Teleportacja jest dobra dla osób z chorobą symulacyjną, ale jednocześnie może powodować trudności z orientacją w przestrzeni. Płynne poruszanie z drugiej strony, choć jest mniej przyjemne dla osób z chorobą symulacyjną to zwiększa imersje użytkownika</w:t>
@@ -8524,11 +8669,20 @@
         <w:ind w:firstLine="708"/>
       </w:pPr>
       <w:r>
-        <w:t xml:space="preserve">Przedmioty stworzone przez użytkownika mogą być podniesione, rzucone, a ich zachowanie jest oparte o fizykę. Łączy się z nim też inna funkcjonalność, by ułatwić projektowanie pomieszczenia i zapobiec przypadkowym zmianą lokacji </w:t>
-      </w:r>
-      <w:r>
         <w:lastRenderedPageBreak/>
-        <w:t>przedmiotów, użytkownik, będzie miał możliwość zamrażania przedmiotów. Zamrożony przedmiot nie będzie mógł wejść w interakcje z innymi obiektami, a ich fizyka będzie wyłączona. Użycie tej funkcji</w:t>
+        <w:t>Przedmioty stworzone przez użytkownika mogą być podniesione, rzucone, a ich zachowanie jest oparte o fizykę. Łączy się z nim też inna funkcjonalność,</w:t>
+      </w:r>
+      <w:r>
+        <w:t xml:space="preserve"> bo</w:t>
+      </w:r>
+      <w:r>
+        <w:t xml:space="preserve"> by ułatwić projektowanie pomieszczenia i zapobiec przypadkowym zmian</w:t>
+      </w:r>
+      <w:r>
+        <w:t>om</w:t>
+      </w:r>
+      <w:r>
+        <w:t xml:space="preserve"> lokacji przedmiotów, użytkownik, będzie miał możliwość zamrażania przedmiotów. Zamrożony przedmiot nie będzie mógł wejść w interakcje z innymi obiektami, a ich fizyka będzie wyłączona. Użycie tej funkcji</w:t>
       </w:r>
       <w:r>
         <w:t xml:space="preserve"> powinno być proste i intuicyjne, oparte na gestykulacji dłoni, która jest interpretowana przez kontrolery śledzące. Oparte o ten sposób wywołania będzie funkcja usuwania przedmiotów. By mieć możliwość usunięcia lub zamrożenia przedmiotu użytkownik będzie musiał wyciągnąć palec wskazujący i kliknąć odpowiedni przycisk. Przedmiot wycelowany przez palec będzie usunięty lub zamrożony.</w:t>
@@ -8562,7 +8716,13 @@
         <w:ind w:firstLine="708"/>
       </w:pPr>
       <w:r>
-        <w:t xml:space="preserve">Zmiana wyglądu ścian jest ważna funkcją w projekcie, gdyż pozwala lepiej zwizualizować projektowane przez użytkownika pomieszczenie. Powinien on móc zmienić teksturę każdej ściany oraz nadać jej dowolny kolor. Wszystko z poziomu tabletu. Wystarczy go wycelować w pożądaną ścianę i ustawić konkretną teksturę i kolor. Tak jak liczba dostępnych tekstur będzie zależna od wymagań klienta to zmiana koloru będzie bazować na modyfikacji trzech podstawowych składników RGB. </w:t>
+        <w:t xml:space="preserve">Zmiana wyglądu ścian jest ważna funkcją w projekcie, gdyż pozwala lepiej zwizualizować projektowane przez użytkownika pomieszczenie. Powinien on móc zmienić teksturę każdej ściany oraz nadać jej dowolny kolor. Wszystko z poziomu tabletu. Wystarczy go wycelować w pożądaną ścianę i ustawić konkretną teksturę i kolor. Tak jak liczba dostępnych tekstur będzie zależna od wymagań klienta to zmiana koloru będzie bazować na modyfikacji trzech podstawowych składników </w:t>
+      </w:r>
+      <w:r>
+        <w:t>HSV</w:t>
+      </w:r>
+      <w:r>
+        <w:t xml:space="preserve">. </w:t>
       </w:r>
     </w:p>
     <w:p>
@@ -8579,14 +8739,14 @@
       </w:r>
       <w:proofErr w:type="gramEnd"/>
       <w:r>
-        <w:t xml:space="preserve"> czy modyfikować. Jedyną dostępną opcją będzie jego zniszczenie. W przeciwieństwie do zwykłych przedmiotów to stałe obiekty są tworzone na jednej konkretnej ścianie. Gdy użytkownik wybierze obiekt to do momentu zaakceptowania zmian, będzie mógł przesuwać obiekt w ramach jednej wybranej ściany. Biorąc pod uwagę różnice między różnymi obiektami to nie zawsze ruch stałego obiektu będzie dowolny. Przykładowo drzwi mogą się przesuwać tylko w jednej osi, ponieważ musi stykać się z podłogą oraz ścianą, w przeciwieństwie do okna, która też musi mieć kontakt ze ścianą, ale nie z podłogą.</w:t>
-      </w:r>
-      <w:r>
-        <w:t xml:space="preserve"> Jednak najważniejszym i najbardziej szczególnym typem obiektu stałego jest </w:t>
+        <w:t xml:space="preserve"> czy modyfikować. Jedyną dostępną opcją będzie jego zniszczenie. W przeciwieństwie do zwykłych przedmiotów to stałe obiekty są tworzone na jednej konkretnej ścianie. Gdy użytkownik wybierze obiekt to do momentu zaakceptowania zmian, będzie mógł przesuwać obiekt w ramach jednej wybranej ściany. Biorąc pod uwagę różnice między różnymi obiektami to nie zawsze ruch stałego obiektu będzie dowolny. Przykładowo drzwi mogą się </w:t>
       </w:r>
       <w:r>
         <w:lastRenderedPageBreak/>
-        <w:t xml:space="preserve">dodatkowa ściana. Nie każdy pokój ma kształt prostopadłościanu, a często są </w:t>
+        <w:t>przesuwać tylko w jednej osi, ponieważ musi stykać się z podłogą oraz ścianą, w przeciwieństwie do okna, która też musi mieć kontakt ze ścianą, ale nie z podłogą.</w:t>
+      </w:r>
+      <w:r>
+        <w:t xml:space="preserve"> Jednak najważniejszym i najbardziej szczególnym typem obiektu stałego jest dodatkowa ściana. Nie każdy pokój ma kształt prostopadłościanu, a często są </w:t>
       </w:r>
       <w:proofErr w:type="gramStart"/>
       <w:r>
@@ -8600,7 +8760,18 @@
         <w:t xml:space="preserve"> </w:t>
       </w:r>
       <w:r>
-        <w:t xml:space="preserve">Obiekt będzie się zachowywać jak zwykła ściana, czyli będzie można modyfikować jej teksturę, kolor oraz stawiać na niej kolejne stałe obiekty. Używając tabletu, użytkownik, będzie miał możliwość zwiększenia grubości, długości oraz obrotu nowo postawionej ściany. W przeciwieństwie do tworzenia samych przedmiotów to użytkownik powinien mieć możliwość stawiania stałych obiektów z dowolnie ustawiona precyzją. Do takich celów została przewidziana siatka oraz magnez. Pierwsza funkcja jest opcją, która po włączone nakłada na wszystkie ściany specjalną siatkę. </w:t>
+        <w:t xml:space="preserve">Obiekt będzie się zachowywać jak zwykła ściana, czyli będzie można modyfikować jej teksturę, kolor oraz stawiać na niej kolejne stałe obiekty. Używając tabletu, użytkownik, będzie miał możliwość zwiększenia grubości, długości oraz obrotu nowo postawionej ściany. W przeciwieństwie do tworzenia samych przedmiotów to użytkownik powinien mieć możliwość stawiania stałych obiektów z dowolnie ustawiona precyzją. Do takich celów została przewidziana siatka oraz magnez. Pierwsza funkcja jest opcją, która po </w:t>
+      </w:r>
+      <w:proofErr w:type="spellStart"/>
+      <w:r>
+        <w:t>włączon</w:t>
+      </w:r>
+      <w:r>
+        <w:t>iu</w:t>
+      </w:r>
+      <w:proofErr w:type="spellEnd"/>
+      <w:r>
+        <w:t xml:space="preserve"> nakłada na wszystkie ściany specjalną siatkę. </w:t>
       </w:r>
       <w:r>
         <w:t xml:space="preserve">Dzieli ona obiekty na mniejsze kwadraty o rozmiarze 20x20 jednostek, gdzie jedna jednostka odpowiada jednemu centymetrowi. </w:t>
@@ -8648,6 +8819,7 @@
       </w:pPr>
       <w:bookmarkStart w:id="9" w:name="_Toc215131089"/>
       <w:r>
+        <w:lastRenderedPageBreak/>
         <w:t>3.</w:t>
       </w:r>
       <w:r>
